--- a/dokumentacia/Dokumentácia k maturitnému projektu - Online testovací modul pre maturantov, Matúš Čiernik.docx
+++ b/dokumentacia/Dokumentácia k maturitnému projektu - Online testovací modul pre maturantov, Matúš Čiernik.docx
@@ -2645,6 +2645,30 @@
       <w:r>
         <w:rPr>
           <w:rFonts w:ascii="Times New Roman" w:hAnsi="Times New Roman" w:cs="Times New Roman"/>
+          <w:sz w:val="24"/>
+          <w:szCs w:val="24"/>
+        </w:rPr>
+        <w:t xml:space="preserve"> </w:t>
+      </w:r>
+      <w:r>
+        <w:rPr>
+          <w:rFonts w:ascii="Times New Roman" w:hAnsi="Times New Roman" w:cs="Times New Roman"/>
+          <w:sz w:val="24"/>
+          <w:szCs w:val="24"/>
+        </w:rPr>
+        <w:t>maturitná práca, online testovací modul, webová aplikácia</w:t>
+      </w:r>
+      <w:r>
+        <w:rPr>
+          <w:rFonts w:ascii="Times New Roman" w:hAnsi="Times New Roman" w:cs="Times New Roman"/>
+          <w:sz w:val="24"/>
+          <w:szCs w:val="24"/>
+        </w:rPr>
+        <w:t xml:space="preserve"> </w:t>
+      </w:r>
+      <w:r>
+        <w:rPr>
+          <w:rFonts w:ascii="Times New Roman" w:hAnsi="Times New Roman" w:cs="Times New Roman"/>
           <w:color w:val="C00000"/>
           <w:sz w:val="24"/>
           <w:szCs w:val="24"/>
@@ -2707,8 +2731,12 @@
           <w:pPr>
             <w:pStyle w:val="Obsah1"/>
             <w:rPr>
-              <w:rFonts w:eastAsiaTheme="minorEastAsia"/>
+              <w:rFonts w:asciiTheme="minorHAnsi" w:eastAsiaTheme="minorEastAsia" w:hAnsiTheme="minorHAnsi" w:cstheme="minorBidi"/>
+              <w:kern w:val="2"/>
+              <w:sz w:val="24"/>
+              <w:szCs w:val="24"/>
               <w:lang w:eastAsia="sk-SK"/>
+              <w14:ligatures w14:val="standardContextual"/>
             </w:rPr>
           </w:pPr>
           <w:r>
@@ -2732,13 +2760,12 @@
             </w:rPr>
             <w:fldChar w:fldCharType="separate"/>
           </w:r>
-          <w:hyperlink w:anchor="_Toc119403936" w:history="1">
+          <w:hyperlink w:anchor="_Toc220526988" w:history="1">
             <w:r>
               <w:rPr>
                 <w:rStyle w:val="Hypertextovprepojenie"/>
-                <w:color w:val="auto"/>
-              </w:rPr>
-              <w:t>Úvod (TNR 16)</w:t>
+              </w:rPr>
+              <w:t>Úvod(TNR 16)</w:t>
             </w:r>
             <w:r>
               <w:rPr>
@@ -2756,7 +2783,7 @@
               <w:rPr>
                 <w:webHidden/>
               </w:rPr>
-              <w:instrText xml:space="preserve"> PAGEREF _Toc119403936 \h </w:instrText>
+              <w:instrText xml:space="preserve"> PAGEREF _Toc220526988 \h </w:instrText>
             </w:r>
             <w:r>
               <w:rPr>
@@ -2787,38 +2814,37 @@
           <w:pPr>
             <w:pStyle w:val="Obsah1"/>
             <w:rPr>
-              <w:rFonts w:eastAsiaTheme="minorEastAsia"/>
+              <w:rFonts w:asciiTheme="minorHAnsi" w:eastAsiaTheme="minorEastAsia" w:hAnsiTheme="minorHAnsi" w:cstheme="minorBidi"/>
+              <w:kern w:val="2"/>
+              <w:sz w:val="24"/>
+              <w:szCs w:val="24"/>
               <w:lang w:eastAsia="sk-SK"/>
+              <w14:ligatures w14:val="standardContextual"/>
             </w:rPr>
           </w:pPr>
-          <w:hyperlink w:anchor="_Toc119403937" w:history="1">
+          <w:hyperlink w:anchor="_Toc220526989" w:history="1">
             <w:r>
               <w:rPr>
                 <w:rStyle w:val="Hypertextovprepojenie"/>
-                <w:color w:val="auto"/>
               </w:rPr>
               <w:t>1</w:t>
             </w:r>
             <w:r>
               <w:rPr>
-                <w:rFonts w:eastAsiaTheme="minorEastAsia"/>
+                <w:rFonts w:asciiTheme="minorHAnsi" w:eastAsiaTheme="minorEastAsia" w:hAnsiTheme="minorHAnsi" w:cstheme="minorBidi"/>
+                <w:kern w:val="2"/>
+                <w:sz w:val="24"/>
+                <w:szCs w:val="24"/>
                 <w:lang w:eastAsia="sk-SK"/>
+                <w14:ligatures w14:val="standardContextual"/>
               </w:rPr>
               <w:tab/>
             </w:r>
             <w:r>
               <w:rPr>
                 <w:rStyle w:val="Hypertextovprepojenie"/>
-                <w:color w:val="auto"/>
-              </w:rPr>
-              <w:t>Zadanie a cieľ projektu</w:t>
-            </w:r>
-            <w:r>
-              <w:rPr>
-                <w:rStyle w:val="Hypertextovprepojenie"/>
-                <w:color w:val="auto"/>
-              </w:rPr>
-              <w:t xml:space="preserve"> (TNR 16)</w:t>
+              </w:rPr>
+              <w:t>Zadanie a cieľ projektu (TNR 16)</w:t>
             </w:r>
             <w:r>
               <w:rPr>
@@ -2836,7 +2862,7 @@
               <w:rPr>
                 <w:webHidden/>
               </w:rPr>
-              <w:instrText xml:space="preserve"> PAGEREF _Toc119403937 \h </w:instrText>
+              <w:instrText xml:space="preserve"> PAGEREF _Toc220526989 \h </w:instrText>
             </w:r>
             <w:r>
               <w:rPr>
@@ -2867,125 +2893,91 @@
           <w:pPr>
             <w:pStyle w:val="Obsah2"/>
             <w:tabs>
-              <w:tab w:val="left" w:pos="880"/>
-              <w:tab w:val="right" w:leader="dot" w:pos="9062"/>
+              <w:tab w:val="left" w:pos="960"/>
+              <w:tab w:val="right" w:leader="dot" w:pos="8493"/>
             </w:tabs>
             <w:rPr>
-              <w:rFonts w:ascii="Times New Roman" w:hAnsi="Times New Roman" w:cs="Times New Roman"/>
-              <w:sz w:val="28"/>
-              <w:szCs w:val="28"/>
+              <w:rFonts w:eastAsiaTheme="minorEastAsia"/>
+              <w:noProof/>
+              <w:kern w:val="2"/>
+              <w:sz w:val="24"/>
+              <w:szCs w:val="24"/>
+              <w:lang w:eastAsia="sk-SK"/>
+              <w14:ligatures w14:val="standardContextual"/>
             </w:rPr>
           </w:pPr>
-          <w:hyperlink w:anchor="_Toc119403938" w:history="1">
+          <w:hyperlink w:anchor="_Toc220526990" w:history="1">
             <w:r>
               <w:rPr>
                 <w:rStyle w:val="Hypertextovprepojenie"/>
-                <w:rFonts w:ascii="Times New Roman" w:hAnsi="Times New Roman" w:cs="Times New Roman"/>
                 <w:noProof/>
-                <w:color w:val="auto"/>
-                <w:sz w:val="28"/>
-                <w:szCs w:val="28"/>
               </w:rPr>
               <w:t>1.1</w:t>
             </w:r>
             <w:r>
               <w:rPr>
-                <w:rFonts w:ascii="Times New Roman" w:eastAsiaTheme="minorEastAsia" w:hAnsi="Times New Roman" w:cs="Times New Roman"/>
+                <w:rFonts w:eastAsiaTheme="minorEastAsia"/>
                 <w:noProof/>
-                <w:sz w:val="28"/>
-                <w:szCs w:val="28"/>
+                <w:kern w:val="2"/>
+                <w:sz w:val="24"/>
+                <w:szCs w:val="24"/>
                 <w:lang w:eastAsia="sk-SK"/>
+                <w14:ligatures w14:val="standardContextual"/>
               </w:rPr>
               <w:tab/>
             </w:r>
             <w:r>
               <w:rPr>
                 <w:rStyle w:val="Hypertextovprepojenie"/>
-                <w:rFonts w:ascii="Times New Roman" w:hAnsi="Times New Roman" w:cs="Times New Roman"/>
                 <w:noProof/>
-                <w:color w:val="auto"/>
-                <w:sz w:val="28"/>
-                <w:szCs w:val="28"/>
-              </w:rPr>
-              <w:t>Zadanie maturitného projektu</w:t>
-            </w:r>
-            <w:r>
-              <w:rPr>
-                <w:rStyle w:val="Hypertextovprepojenie"/>
-                <w:rFonts w:ascii="Times New Roman" w:hAnsi="Times New Roman" w:cs="Times New Roman"/>
-                <w:noProof/>
-                <w:color w:val="auto"/>
-                <w:sz w:val="28"/>
-                <w:szCs w:val="28"/>
-              </w:rPr>
-              <w:t xml:space="preserve"> (TNR 14)</w:t>
-            </w:r>
-            <w:r>
-              <w:rPr>
-                <w:rFonts w:ascii="Times New Roman" w:hAnsi="Times New Roman" w:cs="Times New Roman"/>
+              </w:rPr>
+              <w:t>Zadanie maturitného projektu (TNR 14)</w:t>
+            </w:r>
+            <w:r>
+              <w:rPr>
                 <w:noProof/>
                 <w:webHidden/>
-                <w:sz w:val="28"/>
-                <w:szCs w:val="28"/>
               </w:rPr>
               <w:tab/>
             </w:r>
             <w:r>
               <w:rPr>
-                <w:rFonts w:ascii="Times New Roman" w:hAnsi="Times New Roman" w:cs="Times New Roman"/>
                 <w:noProof/>
                 <w:webHidden/>
-                <w:sz w:val="28"/>
-                <w:szCs w:val="28"/>
               </w:rPr>
               <w:fldChar w:fldCharType="begin"/>
             </w:r>
             <w:r>
               <w:rPr>
-                <w:rFonts w:ascii="Times New Roman" w:hAnsi="Times New Roman" w:cs="Times New Roman"/>
                 <w:noProof/>
                 <w:webHidden/>
-                <w:sz w:val="28"/>
-                <w:szCs w:val="28"/>
-              </w:rPr>
-              <w:instrText xml:space="preserve"> PAGEREF _Toc119403938 \h </w:instrText>
-            </w:r>
-            <w:r>
-              <w:rPr>
-                <w:rFonts w:ascii="Times New Roman" w:hAnsi="Times New Roman" w:cs="Times New Roman"/>
+              </w:rPr>
+              <w:instrText xml:space="preserve"> PAGEREF _Toc220526990 \h </w:instrText>
+            </w:r>
+            <w:r>
+              <w:rPr>
                 <w:noProof/>
                 <w:webHidden/>
-                <w:sz w:val="28"/>
-                <w:szCs w:val="28"/>
-              </w:rPr>
-            </w:r>
-            <w:r>
-              <w:rPr>
-                <w:rFonts w:ascii="Times New Roman" w:hAnsi="Times New Roman" w:cs="Times New Roman"/>
+              </w:rPr>
+            </w:r>
+            <w:r>
+              <w:rPr>
                 <w:noProof/>
                 <w:webHidden/>
-                <w:sz w:val="28"/>
-                <w:szCs w:val="28"/>
               </w:rPr>
               <w:fldChar w:fldCharType="separate"/>
             </w:r>
             <w:r>
               <w:rPr>
-                <w:rFonts w:ascii="Times New Roman" w:hAnsi="Times New Roman" w:cs="Times New Roman"/>
                 <w:noProof/>
                 <w:webHidden/>
-                <w:sz w:val="28"/>
-                <w:szCs w:val="28"/>
               </w:rPr>
               <w:t>8</w:t>
             </w:r>
             <w:r>
               <w:rPr>
-                <w:rFonts w:ascii="Times New Roman" w:hAnsi="Times New Roman" w:cs="Times New Roman"/>
                 <w:noProof/>
                 <w:webHidden/>
-                <w:sz w:val="28"/>
-                <w:szCs w:val="28"/>
               </w:rPr>
               <w:fldChar w:fldCharType="end"/>
             </w:r>
@@ -2995,109 +2987,91 @@
           <w:pPr>
             <w:pStyle w:val="Obsah2"/>
             <w:tabs>
-              <w:tab w:val="left" w:pos="880"/>
-              <w:tab w:val="right" w:leader="dot" w:pos="9062"/>
+              <w:tab w:val="left" w:pos="960"/>
+              <w:tab w:val="right" w:leader="dot" w:pos="8493"/>
             </w:tabs>
+            <w:rPr>
+              <w:rFonts w:eastAsiaTheme="minorEastAsia"/>
+              <w:noProof/>
+              <w:kern w:val="2"/>
+              <w:sz w:val="24"/>
+              <w:szCs w:val="24"/>
+              <w:lang w:eastAsia="sk-SK"/>
+              <w14:ligatures w14:val="standardContextual"/>
+            </w:rPr>
           </w:pPr>
-          <w:hyperlink w:anchor="_Toc119403938" w:history="1">
+          <w:hyperlink w:anchor="_Toc220526991" w:history="1">
             <w:r>
               <w:rPr>
                 <w:rStyle w:val="Hypertextovprepojenie"/>
-                <w:rFonts w:ascii="Times New Roman" w:hAnsi="Times New Roman" w:cs="Times New Roman"/>
                 <w:noProof/>
-                <w:color w:val="auto"/>
-                <w:sz w:val="28"/>
-                <w:szCs w:val="28"/>
               </w:rPr>
               <w:t>1.2</w:t>
             </w:r>
             <w:r>
               <w:rPr>
-                <w:rFonts w:ascii="Times New Roman" w:eastAsiaTheme="minorEastAsia" w:hAnsi="Times New Roman" w:cs="Times New Roman"/>
+                <w:rFonts w:eastAsiaTheme="minorEastAsia"/>
                 <w:noProof/>
-                <w:sz w:val="28"/>
-                <w:szCs w:val="28"/>
+                <w:kern w:val="2"/>
+                <w:sz w:val="24"/>
+                <w:szCs w:val="24"/>
                 <w:lang w:eastAsia="sk-SK"/>
+                <w14:ligatures w14:val="standardContextual"/>
               </w:rPr>
               <w:tab/>
             </w:r>
             <w:r>
               <w:rPr>
                 <w:rStyle w:val="Hypertextovprepojenie"/>
-                <w:rFonts w:ascii="Times New Roman" w:hAnsi="Times New Roman" w:cs="Times New Roman"/>
                 <w:noProof/>
-                <w:color w:val="auto"/>
-                <w:sz w:val="28"/>
-                <w:szCs w:val="28"/>
               </w:rPr>
               <w:t>Cieľ projektu (TNR 14)</w:t>
             </w:r>
             <w:r>
               <w:rPr>
-                <w:rFonts w:ascii="Times New Roman" w:hAnsi="Times New Roman" w:cs="Times New Roman"/>
                 <w:noProof/>
                 <w:webHidden/>
-                <w:sz w:val="28"/>
-                <w:szCs w:val="28"/>
               </w:rPr>
               <w:tab/>
             </w:r>
             <w:r>
               <w:rPr>
-                <w:rFonts w:ascii="Times New Roman" w:hAnsi="Times New Roman" w:cs="Times New Roman"/>
                 <w:noProof/>
                 <w:webHidden/>
-                <w:sz w:val="28"/>
-                <w:szCs w:val="28"/>
               </w:rPr>
               <w:fldChar w:fldCharType="begin"/>
             </w:r>
             <w:r>
               <w:rPr>
-                <w:rFonts w:ascii="Times New Roman" w:hAnsi="Times New Roman" w:cs="Times New Roman"/>
                 <w:noProof/>
                 <w:webHidden/>
-                <w:sz w:val="28"/>
-                <w:szCs w:val="28"/>
-              </w:rPr>
-              <w:instrText xml:space="preserve"> PAGEREF _Toc119403938 \h </w:instrText>
-            </w:r>
-            <w:r>
-              <w:rPr>
-                <w:rFonts w:ascii="Times New Roman" w:hAnsi="Times New Roman" w:cs="Times New Roman"/>
+              </w:rPr>
+              <w:instrText xml:space="preserve"> PAGEREF _Toc220526991 \h </w:instrText>
+            </w:r>
+            <w:r>
+              <w:rPr>
                 <w:noProof/>
                 <w:webHidden/>
-                <w:sz w:val="28"/>
-                <w:szCs w:val="28"/>
-              </w:rPr>
-            </w:r>
-            <w:r>
-              <w:rPr>
-                <w:rFonts w:ascii="Times New Roman" w:hAnsi="Times New Roman" w:cs="Times New Roman"/>
+              </w:rPr>
+            </w:r>
+            <w:r>
+              <w:rPr>
                 <w:noProof/>
                 <w:webHidden/>
-                <w:sz w:val="28"/>
-                <w:szCs w:val="28"/>
               </w:rPr>
               <w:fldChar w:fldCharType="separate"/>
             </w:r>
             <w:r>
               <w:rPr>
-                <w:rFonts w:ascii="Times New Roman" w:hAnsi="Times New Roman" w:cs="Times New Roman"/>
                 <w:noProof/>
                 <w:webHidden/>
-                <w:sz w:val="28"/>
-                <w:szCs w:val="28"/>
               </w:rPr>
               <w:t>8</w:t>
             </w:r>
             <w:r>
               <w:rPr>
-                <w:rFonts w:ascii="Times New Roman" w:hAnsi="Times New Roman" w:cs="Times New Roman"/>
                 <w:noProof/>
                 <w:webHidden/>
-                <w:sz w:val="28"/>
-                <w:szCs w:val="28"/>
               </w:rPr>
               <w:fldChar w:fldCharType="end"/>
             </w:r>
@@ -3107,131 +3081,91 @@
           <w:pPr>
             <w:pStyle w:val="Obsah2"/>
             <w:tabs>
-              <w:tab w:val="left" w:pos="880"/>
-              <w:tab w:val="right" w:leader="dot" w:pos="9062"/>
+              <w:tab w:val="left" w:pos="960"/>
+              <w:tab w:val="right" w:leader="dot" w:pos="8493"/>
             </w:tabs>
+            <w:rPr>
+              <w:rFonts w:eastAsiaTheme="minorEastAsia"/>
+              <w:noProof/>
+              <w:kern w:val="2"/>
+              <w:sz w:val="24"/>
+              <w:szCs w:val="24"/>
+              <w:lang w:eastAsia="sk-SK"/>
+              <w14:ligatures w14:val="standardContextual"/>
+            </w:rPr>
           </w:pPr>
-          <w:hyperlink w:anchor="_Toc119403938" w:history="1">
+          <w:hyperlink w:anchor="_Toc220526992" w:history="1">
             <w:r>
               <w:rPr>
                 <w:rStyle w:val="Hypertextovprepojenie"/>
-                <w:rFonts w:ascii="Times New Roman" w:hAnsi="Times New Roman" w:cs="Times New Roman"/>
                 <w:noProof/>
-                <w:color w:val="auto"/>
-                <w:sz w:val="28"/>
-                <w:szCs w:val="28"/>
-              </w:rPr>
-              <w:t>1.</w:t>
+              </w:rPr>
+              <w:t>1.3</w:t>
+            </w:r>
+            <w:r>
+              <w:rPr>
+                <w:rFonts w:eastAsiaTheme="minorEastAsia"/>
+                <w:noProof/>
+                <w:kern w:val="2"/>
+                <w:sz w:val="24"/>
+                <w:szCs w:val="24"/>
+                <w:lang w:eastAsia="sk-SK"/>
+                <w14:ligatures w14:val="standardContextual"/>
+              </w:rPr>
+              <w:tab/>
             </w:r>
             <w:r>
               <w:rPr>
                 <w:rStyle w:val="Hypertextovprepojenie"/>
-                <w:rFonts w:ascii="Times New Roman" w:hAnsi="Times New Roman" w:cs="Times New Roman"/>
                 <w:noProof/>
-                <w:color w:val="auto"/>
-                <w:sz w:val="28"/>
-                <w:szCs w:val="28"/>
-              </w:rPr>
-              <w:t>3</w:t>
-            </w:r>
-            <w:r>
-              <w:rPr>
-                <w:rFonts w:ascii="Times New Roman" w:eastAsiaTheme="minorEastAsia" w:hAnsi="Times New Roman" w:cs="Times New Roman"/>
-                <w:noProof/>
-                <w:sz w:val="28"/>
-                <w:szCs w:val="28"/>
-                <w:lang w:eastAsia="sk-SK"/>
-              </w:rPr>
-              <w:tab/>
-            </w:r>
-            <w:r>
-              <w:rPr>
-                <w:rStyle w:val="Hypertextovprepojenie"/>
-                <w:rFonts w:ascii="Times New Roman" w:hAnsi="Times New Roman" w:cs="Times New Roman"/>
-                <w:noProof/>
-                <w:color w:val="auto"/>
-                <w:sz w:val="28"/>
-                <w:szCs w:val="28"/>
-              </w:rPr>
-              <w:t>Požiadavky na projekt</w:t>
-            </w:r>
-            <w:r>
-              <w:rPr>
-                <w:rStyle w:val="Hypertextovprepojenie"/>
-                <w:rFonts w:ascii="Times New Roman" w:hAnsi="Times New Roman" w:cs="Times New Roman"/>
-                <w:noProof/>
-                <w:color w:val="auto"/>
-                <w:sz w:val="28"/>
-                <w:szCs w:val="28"/>
-              </w:rPr>
-              <w:t xml:space="preserve"> (TNR 14)</w:t>
-            </w:r>
-            <w:r>
-              <w:rPr>
-                <w:rFonts w:ascii="Times New Roman" w:hAnsi="Times New Roman" w:cs="Times New Roman"/>
+              </w:rPr>
+              <w:t>Požiadavky na projekt (TNR 14)</w:t>
+            </w:r>
+            <w:r>
+              <w:rPr>
                 <w:noProof/>
                 <w:webHidden/>
-                <w:sz w:val="28"/>
-                <w:szCs w:val="28"/>
               </w:rPr>
               <w:tab/>
             </w:r>
             <w:r>
               <w:rPr>
-                <w:rFonts w:ascii="Times New Roman" w:hAnsi="Times New Roman" w:cs="Times New Roman"/>
                 <w:noProof/>
                 <w:webHidden/>
-                <w:sz w:val="28"/>
-                <w:szCs w:val="28"/>
               </w:rPr>
               <w:fldChar w:fldCharType="begin"/>
             </w:r>
             <w:r>
               <w:rPr>
-                <w:rFonts w:ascii="Times New Roman" w:hAnsi="Times New Roman" w:cs="Times New Roman"/>
                 <w:noProof/>
                 <w:webHidden/>
-                <w:sz w:val="28"/>
-                <w:szCs w:val="28"/>
-              </w:rPr>
-              <w:instrText xml:space="preserve"> PAGEREF _Toc119403938 \h </w:instrText>
-            </w:r>
-            <w:r>
-              <w:rPr>
-                <w:rFonts w:ascii="Times New Roman" w:hAnsi="Times New Roman" w:cs="Times New Roman"/>
+              </w:rPr>
+              <w:instrText xml:space="preserve"> PAGEREF _Toc220526992 \h </w:instrText>
+            </w:r>
+            <w:r>
+              <w:rPr>
                 <w:noProof/>
                 <w:webHidden/>
-                <w:sz w:val="28"/>
-                <w:szCs w:val="28"/>
-              </w:rPr>
-            </w:r>
-            <w:r>
-              <w:rPr>
-                <w:rFonts w:ascii="Times New Roman" w:hAnsi="Times New Roman" w:cs="Times New Roman"/>
+              </w:rPr>
+            </w:r>
+            <w:r>
+              <w:rPr>
                 <w:noProof/>
                 <w:webHidden/>
-                <w:sz w:val="28"/>
-                <w:szCs w:val="28"/>
               </w:rPr>
               <w:fldChar w:fldCharType="separate"/>
             </w:r>
             <w:r>
               <w:rPr>
-                <w:rFonts w:ascii="Times New Roman" w:hAnsi="Times New Roman" w:cs="Times New Roman"/>
                 <w:noProof/>
                 <w:webHidden/>
-                <w:sz w:val="28"/>
-                <w:szCs w:val="28"/>
-              </w:rPr>
-              <w:t>8</w:t>
-            </w:r>
-            <w:r>
-              <w:rPr>
-                <w:rFonts w:ascii="Times New Roman" w:hAnsi="Times New Roman" w:cs="Times New Roman"/>
+              </w:rPr>
+              <w:t>9</w:t>
+            </w:r>
+            <w:r>
+              <w:rPr>
                 <w:noProof/>
                 <w:webHidden/>
-                <w:sz w:val="28"/>
-                <w:szCs w:val="28"/>
               </w:rPr>
               <w:fldChar w:fldCharType="end"/>
             </w:r>
@@ -3241,38 +3175,37 @@
           <w:pPr>
             <w:pStyle w:val="Obsah1"/>
             <w:rPr>
-              <w:rFonts w:eastAsiaTheme="minorEastAsia"/>
+              <w:rFonts w:asciiTheme="minorHAnsi" w:eastAsiaTheme="minorEastAsia" w:hAnsiTheme="minorHAnsi" w:cstheme="minorBidi"/>
+              <w:kern w:val="2"/>
+              <w:sz w:val="24"/>
+              <w:szCs w:val="24"/>
               <w:lang w:eastAsia="sk-SK"/>
+              <w14:ligatures w14:val="standardContextual"/>
             </w:rPr>
           </w:pPr>
-          <w:hyperlink w:anchor="_Toc119403937" w:history="1">
+          <w:hyperlink w:anchor="_Toc220526993" w:history="1">
             <w:r>
               <w:rPr>
                 <w:rStyle w:val="Hypertextovprepojenie"/>
-                <w:color w:val="auto"/>
               </w:rPr>
               <w:t>2</w:t>
             </w:r>
             <w:r>
               <w:rPr>
-                <w:rFonts w:eastAsiaTheme="minorEastAsia"/>
+                <w:rFonts w:asciiTheme="minorHAnsi" w:eastAsiaTheme="minorEastAsia" w:hAnsiTheme="minorHAnsi" w:cstheme="minorBidi"/>
+                <w:kern w:val="2"/>
+                <w:sz w:val="24"/>
+                <w:szCs w:val="24"/>
                 <w:lang w:eastAsia="sk-SK"/>
+                <w14:ligatures w14:val="standardContextual"/>
               </w:rPr>
               <w:tab/>
             </w:r>
             <w:r>
               <w:rPr>
                 <w:rStyle w:val="Hypertextovprepojenie"/>
-                <w:color w:val="auto"/>
-              </w:rPr>
-              <w:t>Použité technológie</w:t>
-            </w:r>
-            <w:r>
-              <w:rPr>
-                <w:rStyle w:val="Hypertextovprepojenie"/>
-                <w:color w:val="auto"/>
-              </w:rPr>
-              <w:t xml:space="preserve"> (TNR 16)</w:t>
+              </w:rPr>
+              <w:t>Použité technológie(TNR 16)</w:t>
             </w:r>
             <w:r>
               <w:rPr>
@@ -3290,7 +3223,7 @@
               <w:rPr>
                 <w:webHidden/>
               </w:rPr>
-              <w:instrText xml:space="preserve"> PAGEREF _Toc119403937 \h </w:instrText>
+              <w:instrText xml:space="preserve"> PAGEREF _Toc220526993 \h </w:instrText>
             </w:r>
             <w:r>
               <w:rPr>
@@ -3307,7 +3240,7 @@
               <w:rPr>
                 <w:webHidden/>
               </w:rPr>
-              <w:t>8</w:t>
+              <w:t>10</w:t>
             </w:r>
             <w:r>
               <w:rPr>
@@ -3321,248 +3254,91 @@
           <w:pPr>
             <w:pStyle w:val="Obsah2"/>
             <w:tabs>
-              <w:tab w:val="left" w:pos="880"/>
-              <w:tab w:val="right" w:leader="dot" w:pos="9062"/>
+              <w:tab w:val="left" w:pos="960"/>
+              <w:tab w:val="right" w:leader="dot" w:pos="8493"/>
             </w:tabs>
             <w:rPr>
-              <w:rFonts w:ascii="Times New Roman" w:hAnsi="Times New Roman" w:cs="Times New Roman"/>
-              <w:sz w:val="28"/>
-              <w:szCs w:val="28"/>
-            </w:rPr>
-          </w:pPr>
-          <w:hyperlink w:anchor="_Toc119403938" w:history="1">
-            <w:r>
-              <w:rPr>
-                <w:rStyle w:val="Hypertextovprepojenie"/>
-                <w:rFonts w:ascii="Times New Roman" w:hAnsi="Times New Roman" w:cs="Times New Roman"/>
-                <w:noProof/>
-                <w:color w:val="auto"/>
-                <w:sz w:val="28"/>
-                <w:szCs w:val="28"/>
-              </w:rPr>
-              <w:t>2</w:t>
-            </w:r>
-            <w:r>
-              <w:rPr>
-                <w:rStyle w:val="Hypertextovprepojenie"/>
-                <w:rFonts w:ascii="Times New Roman" w:hAnsi="Times New Roman" w:cs="Times New Roman"/>
-                <w:noProof/>
-                <w:color w:val="auto"/>
-                <w:sz w:val="28"/>
-                <w:szCs w:val="28"/>
-              </w:rPr>
-              <w:t>.1</w:t>
-            </w:r>
-            <w:r>
-              <w:rPr>
-                <w:rFonts w:ascii="Times New Roman" w:eastAsiaTheme="minorEastAsia" w:hAnsi="Times New Roman" w:cs="Times New Roman"/>
-                <w:noProof/>
-                <w:sz w:val="28"/>
-                <w:szCs w:val="28"/>
-                <w:lang w:eastAsia="sk-SK"/>
-              </w:rPr>
-              <w:tab/>
-            </w:r>
-            <w:r>
-              <w:rPr>
-                <w:rStyle w:val="Hypertextovprepojenie"/>
-                <w:rFonts w:ascii="Times New Roman" w:hAnsi="Times New Roman" w:cs="Times New Roman"/>
-                <w:noProof/>
-                <w:color w:val="auto"/>
-                <w:sz w:val="28"/>
-                <w:szCs w:val="28"/>
-              </w:rPr>
-              <w:t>Použité programovacie jazyky</w:t>
-            </w:r>
-            <w:r>
-              <w:rPr>
-                <w:rStyle w:val="Hypertextovprepojenie"/>
-                <w:rFonts w:ascii="Times New Roman" w:hAnsi="Times New Roman" w:cs="Times New Roman"/>
-                <w:noProof/>
-                <w:color w:val="auto"/>
-                <w:sz w:val="28"/>
-                <w:szCs w:val="28"/>
-              </w:rPr>
-              <w:t xml:space="preserve"> (TNR 14)</w:t>
-            </w:r>
-            <w:r>
-              <w:rPr>
-                <w:rFonts w:ascii="Times New Roman" w:hAnsi="Times New Roman" w:cs="Times New Roman"/>
-                <w:noProof/>
-                <w:webHidden/>
-                <w:sz w:val="28"/>
-                <w:szCs w:val="28"/>
-              </w:rPr>
-              <w:tab/>
-            </w:r>
-            <w:r>
-              <w:rPr>
-                <w:rFonts w:ascii="Times New Roman" w:hAnsi="Times New Roman" w:cs="Times New Roman"/>
-                <w:noProof/>
-                <w:webHidden/>
-                <w:sz w:val="28"/>
-                <w:szCs w:val="28"/>
-              </w:rPr>
-              <w:fldChar w:fldCharType="begin"/>
-            </w:r>
-            <w:r>
-              <w:rPr>
-                <w:rFonts w:ascii="Times New Roman" w:hAnsi="Times New Roman" w:cs="Times New Roman"/>
-                <w:noProof/>
-                <w:webHidden/>
-                <w:sz w:val="28"/>
-                <w:szCs w:val="28"/>
-              </w:rPr>
-              <w:instrText xml:space="preserve"> PAGEREF _Toc119403938 \h </w:instrText>
-            </w:r>
-            <w:r>
-              <w:rPr>
-                <w:rFonts w:ascii="Times New Roman" w:hAnsi="Times New Roman" w:cs="Times New Roman"/>
-                <w:noProof/>
-                <w:webHidden/>
-                <w:sz w:val="28"/>
-                <w:szCs w:val="28"/>
-              </w:rPr>
-            </w:r>
-            <w:r>
-              <w:rPr>
-                <w:rFonts w:ascii="Times New Roman" w:hAnsi="Times New Roman" w:cs="Times New Roman"/>
-                <w:noProof/>
-                <w:webHidden/>
-                <w:sz w:val="28"/>
-                <w:szCs w:val="28"/>
-              </w:rPr>
-              <w:fldChar w:fldCharType="separate"/>
-            </w:r>
-            <w:r>
-              <w:rPr>
-                <w:rFonts w:ascii="Times New Roman" w:hAnsi="Times New Roman" w:cs="Times New Roman"/>
-                <w:noProof/>
-                <w:webHidden/>
-                <w:sz w:val="28"/>
-                <w:szCs w:val="28"/>
-              </w:rPr>
-              <w:t>8</w:t>
-            </w:r>
-            <w:r>
-              <w:rPr>
-                <w:rFonts w:ascii="Times New Roman" w:hAnsi="Times New Roman" w:cs="Times New Roman"/>
-                <w:noProof/>
-                <w:webHidden/>
-                <w:sz w:val="28"/>
-                <w:szCs w:val="28"/>
-              </w:rPr>
-              <w:fldChar w:fldCharType="end"/>
-            </w:r>
-          </w:hyperlink>
-        </w:p>
-        <w:p/>
-        <w:p/>
-        <w:p>
-          <w:pPr>
-            <w:rPr>
-              <w:lang w:eastAsia="sk-SK"/>
-            </w:rPr>
-          </w:pPr>
-        </w:p>
-        <w:p>
-          <w:pPr>
-            <w:rPr>
-              <w:rFonts w:ascii="Times New Roman" w:hAnsi="Times New Roman" w:cs="Times New Roman"/>
-              <w:lang w:eastAsia="sk-SK"/>
-            </w:rPr>
-          </w:pPr>
-        </w:p>
-        <w:p>
-          <w:pPr>
-            <w:pStyle w:val="Obsah3"/>
-            <w:rPr>
               <w:rFonts w:eastAsiaTheme="minorEastAsia"/>
+              <w:noProof/>
+              <w:kern w:val="2"/>
               <w:sz w:val="24"/>
               <w:szCs w:val="24"/>
               <w:lang w:eastAsia="sk-SK"/>
+              <w14:ligatures w14:val="standardContextual"/>
             </w:rPr>
           </w:pPr>
-          <w:hyperlink w:anchor="_Toc119403939" w:history="1">
+          <w:hyperlink w:anchor="_Toc220526994" w:history="1">
             <w:r>
               <w:rPr>
                 <w:rStyle w:val="Hypertextovprepojenie"/>
-                <w:color w:val="auto"/>
-                <w:sz w:val="24"/>
-                <w:szCs w:val="24"/>
-              </w:rPr>
-              <w:t>1.1.1</w:t>
+                <w:noProof/>
+              </w:rPr>
+              <w:t>2.1</w:t>
             </w:r>
             <w:r>
               <w:rPr>
                 <w:rFonts w:eastAsiaTheme="minorEastAsia"/>
+                <w:noProof/>
+                <w:kern w:val="2"/>
                 <w:sz w:val="24"/>
                 <w:szCs w:val="24"/>
                 <w:lang w:eastAsia="sk-SK"/>
+                <w14:ligatures w14:val="standardContextual"/>
               </w:rPr>
               <w:tab/>
             </w:r>
             <w:r>
               <w:rPr>
                 <w:rStyle w:val="Hypertextovprepojenie"/>
-                <w:color w:val="auto"/>
-                <w:sz w:val="24"/>
-                <w:szCs w:val="24"/>
-              </w:rPr>
-              <w:t>Nadpis tretej úrovne (TNR 14)</w:t>
-            </w:r>
-            <w:r>
-              <w:rPr>
+                <w:noProof/>
+              </w:rPr>
+              <w:t>Použité programovacie jazyky</w:t>
+            </w:r>
+            <w:r>
+              <w:rPr>
+                <w:noProof/>
                 <w:webHidden/>
-                <w:sz w:val="24"/>
-                <w:szCs w:val="24"/>
               </w:rPr>
               <w:tab/>
             </w:r>
             <w:r>
               <w:rPr>
+                <w:noProof/>
                 <w:webHidden/>
-                <w:sz w:val="24"/>
-                <w:szCs w:val="24"/>
               </w:rPr>
               <w:fldChar w:fldCharType="begin"/>
             </w:r>
             <w:r>
               <w:rPr>
+                <w:noProof/>
                 <w:webHidden/>
-                <w:sz w:val="24"/>
-                <w:szCs w:val="24"/>
-              </w:rPr>
-              <w:instrText xml:space="preserve"> PAGEREF _Toc119403939 \h </w:instrText>
-            </w:r>
-            <w:r>
-              <w:rPr>
+              </w:rPr>
+              <w:instrText xml:space="preserve"> PAGEREF _Toc220526994 \h </w:instrText>
+            </w:r>
+            <w:r>
+              <w:rPr>
+                <w:noProof/>
                 <w:webHidden/>
-                <w:sz w:val="24"/>
-                <w:szCs w:val="24"/>
-              </w:rPr>
-            </w:r>
-            <w:r>
-              <w:rPr>
+              </w:rPr>
+            </w:r>
+            <w:r>
+              <w:rPr>
+                <w:noProof/>
                 <w:webHidden/>
-                <w:sz w:val="24"/>
-                <w:szCs w:val="24"/>
               </w:rPr>
               <w:fldChar w:fldCharType="separate"/>
             </w:r>
             <w:r>
               <w:rPr>
+                <w:noProof/>
                 <w:webHidden/>
-                <w:sz w:val="24"/>
-                <w:szCs w:val="24"/>
-              </w:rPr>
-              <w:t>9</w:t>
-            </w:r>
-            <w:r>
-              <w:rPr>
+              </w:rPr>
+              <w:t>10</w:t>
+            </w:r>
+            <w:r>
+              <w:rPr>
+                <w:noProof/>
                 <w:webHidden/>
-                <w:sz w:val="24"/>
-                <w:szCs w:val="24"/>
               </w:rPr>
               <w:fldChar w:fldCharType="end"/>
             </w:r>
@@ -3572,92 +3348,76 @@
           <w:pPr>
             <w:pStyle w:val="Obsah3"/>
             <w:rPr>
-              <w:rFonts w:eastAsiaTheme="minorEastAsia"/>
+              <w:rFonts w:asciiTheme="minorHAnsi" w:eastAsiaTheme="minorEastAsia" w:hAnsiTheme="minorHAnsi" w:cstheme="minorBidi"/>
+              <w:kern w:val="2"/>
               <w:sz w:val="24"/>
               <w:szCs w:val="24"/>
               <w:lang w:eastAsia="sk-SK"/>
+              <w14:ligatures w14:val="standardContextual"/>
             </w:rPr>
           </w:pPr>
-          <w:hyperlink w:anchor="_Toc119403940" w:history="1">
+          <w:hyperlink w:anchor="_Toc220526995" w:history="1">
             <w:r>
               <w:rPr>
                 <w:rStyle w:val="Hypertextovprepojenie"/>
-                <w:color w:val="auto"/>
-                <w:sz w:val="24"/>
-                <w:szCs w:val="24"/>
-              </w:rPr>
-              <w:t>1.1.2</w:t>
-            </w:r>
-            <w:r>
-              <w:rPr>
-                <w:rFonts w:eastAsiaTheme="minorEastAsia"/>
+              </w:rPr>
+              <w:t>2.1.1</w:t>
+            </w:r>
+            <w:r>
+              <w:rPr>
+                <w:rFonts w:asciiTheme="minorHAnsi" w:eastAsiaTheme="minorEastAsia" w:hAnsiTheme="minorHAnsi" w:cstheme="minorBidi"/>
+                <w:kern w:val="2"/>
                 <w:sz w:val="24"/>
                 <w:szCs w:val="24"/>
                 <w:lang w:eastAsia="sk-SK"/>
+                <w14:ligatures w14:val="standardContextual"/>
               </w:rPr>
               <w:tab/>
             </w:r>
             <w:r>
               <w:rPr>
                 <w:rStyle w:val="Hypertextovprepojenie"/>
-                <w:color w:val="auto"/>
-                <w:sz w:val="24"/>
-                <w:szCs w:val="24"/>
-              </w:rPr>
-              <w:t>Ukážka výpisu programu (TNR 14)</w:t>
+              </w:rPr>
+              <w:t>Programovací jazyk C#</w:t>
             </w:r>
             <w:r>
               <w:rPr>
                 <w:webHidden/>
-                <w:sz w:val="24"/>
-                <w:szCs w:val="24"/>
               </w:rPr>
               <w:tab/>
             </w:r>
             <w:r>
               <w:rPr>
                 <w:webHidden/>
-                <w:sz w:val="24"/>
-                <w:szCs w:val="24"/>
               </w:rPr>
               <w:fldChar w:fldCharType="begin"/>
             </w:r>
             <w:r>
               <w:rPr>
                 <w:webHidden/>
-                <w:sz w:val="24"/>
-                <w:szCs w:val="24"/>
-              </w:rPr>
-              <w:instrText xml:space="preserve"> PAGEREF _Toc119403940 \h </w:instrText>
+              </w:rPr>
+              <w:instrText xml:space="preserve"> PAGEREF _Toc220526995 \h </w:instrText>
             </w:r>
             <w:r>
               <w:rPr>
                 <w:webHidden/>
-                <w:sz w:val="24"/>
-                <w:szCs w:val="24"/>
               </w:rPr>
             </w:r>
             <w:r>
               <w:rPr>
                 <w:webHidden/>
-                <w:sz w:val="24"/>
-                <w:szCs w:val="24"/>
               </w:rPr>
               <w:fldChar w:fldCharType="separate"/>
             </w:r>
             <w:r>
               <w:rPr>
                 <w:webHidden/>
-                <w:sz w:val="24"/>
-                <w:szCs w:val="24"/>
-              </w:rPr>
-              <w:t>9</w:t>
+              </w:rPr>
+              <w:t>10</w:t>
             </w:r>
             <w:r>
               <w:rPr>
                 <w:webHidden/>
-                <w:sz w:val="24"/>
-                <w:szCs w:val="24"/>
               </w:rPr>
               <w:fldChar w:fldCharType="end"/>
             </w:r>
@@ -3665,71 +3425,265 @@
         </w:p>
         <w:p>
           <w:pPr>
-            <w:pStyle w:val="Obsah1"/>
+            <w:pStyle w:val="Obsah3"/>
+            <w:rPr>
+              <w:rFonts w:asciiTheme="minorHAnsi" w:eastAsiaTheme="minorEastAsia" w:hAnsiTheme="minorHAnsi" w:cstheme="minorBidi"/>
+              <w:kern w:val="2"/>
+              <w:sz w:val="24"/>
+              <w:szCs w:val="24"/>
+              <w:lang w:eastAsia="sk-SK"/>
+              <w14:ligatures w14:val="standardContextual"/>
+            </w:rPr>
           </w:pPr>
-          <w:hyperlink w:anchor="_Toc119403941" w:history="1">
+          <w:hyperlink w:anchor="_Toc220526996" w:history="1">
             <w:r>
               <w:rPr>
                 <w:rStyle w:val="Hypertextovprepojenie"/>
-                <w:color w:val="auto"/>
+              </w:rPr>
+              <w:t>2.1.2</w:t>
+            </w:r>
+            <w:r>
+              <w:rPr>
+                <w:rFonts w:asciiTheme="minorHAnsi" w:eastAsiaTheme="minorEastAsia" w:hAnsiTheme="minorHAnsi" w:cstheme="minorBidi"/>
+                <w:kern w:val="2"/>
                 <w:sz w:val="24"/>
                 <w:szCs w:val="24"/>
-              </w:rPr>
-              <w:t>2</w:t>
+                <w:lang w:eastAsia="sk-SK"/>
+                <w14:ligatures w14:val="standardContextual"/>
+              </w:rPr>
+              <w:tab/>
+            </w:r>
+            <w:r>
+              <w:rPr>
+                <w:rStyle w:val="Hypertextovprepojenie"/>
+              </w:rPr>
+              <w:t>Programovací jazyk TypeScript</w:t>
+            </w:r>
+            <w:r>
+              <w:rPr>
+                <w:webHidden/>
+              </w:rPr>
+              <w:tab/>
+            </w:r>
+            <w:r>
+              <w:rPr>
+                <w:webHidden/>
+              </w:rPr>
+              <w:fldChar w:fldCharType="begin"/>
+            </w:r>
+            <w:r>
+              <w:rPr>
+                <w:webHidden/>
+              </w:rPr>
+              <w:instrText xml:space="preserve"> PAGEREF _Toc220526996 \h </w:instrText>
+            </w:r>
+            <w:r>
+              <w:rPr>
+                <w:webHidden/>
+              </w:rPr>
+            </w:r>
+            <w:r>
+              <w:rPr>
+                <w:webHidden/>
+              </w:rPr>
+              <w:fldChar w:fldCharType="separate"/>
+            </w:r>
+            <w:r>
+              <w:rPr>
+                <w:webHidden/>
+              </w:rPr>
+              <w:t>10</w:t>
+            </w:r>
+            <w:r>
+              <w:rPr>
+                <w:webHidden/>
+              </w:rPr>
+              <w:fldChar w:fldCharType="end"/>
+            </w:r>
+          </w:hyperlink>
+        </w:p>
+        <w:p>
+          <w:pPr>
+            <w:pStyle w:val="Obsah2"/>
+            <w:tabs>
+              <w:tab w:val="left" w:pos="960"/>
+              <w:tab w:val="right" w:leader="dot" w:pos="8493"/>
+            </w:tabs>
+            <w:rPr>
+              <w:rFonts w:eastAsiaTheme="minorEastAsia"/>
+              <w:noProof/>
+              <w:kern w:val="2"/>
+              <w:sz w:val="24"/>
+              <w:szCs w:val="24"/>
+              <w:lang w:eastAsia="sk-SK"/>
+              <w14:ligatures w14:val="standardContextual"/>
+            </w:rPr>
+          </w:pPr>
+          <w:hyperlink w:anchor="_Toc220526997" w:history="1">
+            <w:r>
+              <w:rPr>
+                <w:rStyle w:val="Hypertextovprepojenie"/>
+                <w:noProof/>
+              </w:rPr>
+              <w:t>2.2</w:t>
             </w:r>
             <w:r>
               <w:rPr>
                 <w:rFonts w:eastAsiaTheme="minorEastAsia"/>
-                <w:lang w:eastAsia="sk-SK"/>
-              </w:rPr>
-              <w:tab/>
-            </w:r>
-            <w:r>
-              <w:rPr>
-                <w:rStyle w:val="Hypertextovprepojenie"/>
-                <w:color w:val="auto"/>
+                <w:noProof/>
+                <w:kern w:val="2"/>
                 <w:sz w:val="24"/>
                 <w:szCs w:val="24"/>
-              </w:rPr>
-              <w:t>Názov druhej kapitoly (TNR 16)</w:t>
-            </w:r>
-            <w:r>
-              <w:rPr>
+                <w:lang w:eastAsia="sk-SK"/>
+                <w14:ligatures w14:val="standardContextual"/>
+              </w:rPr>
+              <w:tab/>
+            </w:r>
+            <w:r>
+              <w:rPr>
+                <w:rStyle w:val="Hypertextovprepojenie"/>
+                <w:noProof/>
+              </w:rPr>
+              <w:t>Databáza a ukladanie údajov</w:t>
+            </w:r>
+            <w:r>
+              <w:rPr>
+                <w:noProof/>
                 <w:webHidden/>
               </w:rPr>
               <w:tab/>
             </w:r>
             <w:r>
               <w:rPr>
+                <w:noProof/>
                 <w:webHidden/>
               </w:rPr>
               <w:fldChar w:fldCharType="begin"/>
             </w:r>
             <w:r>
               <w:rPr>
+                <w:noProof/>
                 <w:webHidden/>
               </w:rPr>
-              <w:instrText xml:space="preserve"> PAGEREF _Toc119403941 \h </w:instrText>
-            </w:r>
-            <w:r>
-              <w:rPr>
+              <w:instrText xml:space="preserve"> PAGEREF _Toc220526997 \h </w:instrText>
+            </w:r>
+            <w:r>
+              <w:rPr>
+                <w:noProof/>
                 <w:webHidden/>
               </w:rPr>
             </w:r>
             <w:r>
               <w:rPr>
+                <w:noProof/>
                 <w:webHidden/>
               </w:rPr>
               <w:fldChar w:fldCharType="separate"/>
             </w:r>
             <w:r>
               <w:rPr>
+                <w:noProof/>
                 <w:webHidden/>
               </w:rPr>
               <w:t>11</w:t>
             </w:r>
             <w:r>
               <w:rPr>
+                <w:noProof/>
+                <w:webHidden/>
+              </w:rPr>
+              <w:fldChar w:fldCharType="end"/>
+            </w:r>
+          </w:hyperlink>
+        </w:p>
+        <w:p>
+          <w:pPr>
+            <w:pStyle w:val="Obsah2"/>
+            <w:tabs>
+              <w:tab w:val="left" w:pos="960"/>
+              <w:tab w:val="right" w:leader="dot" w:pos="8493"/>
+            </w:tabs>
+            <w:rPr>
+              <w:rFonts w:eastAsiaTheme="minorEastAsia"/>
+              <w:noProof/>
+              <w:kern w:val="2"/>
+              <w:sz w:val="24"/>
+              <w:szCs w:val="24"/>
+              <w:lang w:eastAsia="sk-SK"/>
+              <w14:ligatures w14:val="standardContextual"/>
+            </w:rPr>
+          </w:pPr>
+          <w:hyperlink w:anchor="_Toc220526998" w:history="1">
+            <w:r>
+              <w:rPr>
+                <w:rStyle w:val="Hypertextovprepojenie"/>
+                <w:noProof/>
+              </w:rPr>
+              <w:t>2.3</w:t>
+            </w:r>
+            <w:r>
+              <w:rPr>
+                <w:rFonts w:eastAsiaTheme="minorEastAsia"/>
+                <w:noProof/>
+                <w:kern w:val="2"/>
+                <w:sz w:val="24"/>
+                <w:szCs w:val="24"/>
+                <w:lang w:eastAsia="sk-SK"/>
+                <w14:ligatures w14:val="standardContextual"/>
+              </w:rPr>
+              <w:tab/>
+            </w:r>
+            <w:r>
+              <w:rPr>
+                <w:rStyle w:val="Hypertextovprepojenie"/>
+                <w:noProof/>
+              </w:rPr>
+              <w:t>Použité vývojové nástroje</w:t>
+            </w:r>
+            <w:r>
+              <w:rPr>
+                <w:noProof/>
+                <w:webHidden/>
+              </w:rPr>
+              <w:tab/>
+            </w:r>
+            <w:r>
+              <w:rPr>
+                <w:noProof/>
+                <w:webHidden/>
+              </w:rPr>
+              <w:fldChar w:fldCharType="begin"/>
+            </w:r>
+            <w:r>
+              <w:rPr>
+                <w:noProof/>
+                <w:webHidden/>
+              </w:rPr>
+              <w:instrText xml:space="preserve"> PAGEREF _Toc220526998 \h </w:instrText>
+            </w:r>
+            <w:r>
+              <w:rPr>
+                <w:noProof/>
+                <w:webHidden/>
+              </w:rPr>
+            </w:r>
+            <w:r>
+              <w:rPr>
+                <w:noProof/>
+                <w:webHidden/>
+              </w:rPr>
+              <w:fldChar w:fldCharType="separate"/>
+            </w:r>
+            <w:r>
+              <w:rPr>
+                <w:noProof/>
+                <w:webHidden/>
+              </w:rPr>
+              <w:t>11</w:t>
+            </w:r>
+            <w:r>
+              <w:rPr>
+                <w:noProof/>
                 <w:webHidden/>
               </w:rPr>
               <w:fldChar w:fldCharType="end"/>
@@ -3740,431 +3694,38 @@
           <w:pPr>
             <w:pStyle w:val="Obsah1"/>
             <w:rPr>
-              <w:rFonts w:eastAsiaTheme="minorEastAsia"/>
-              <w:lang w:eastAsia="sk-SK"/>
-            </w:rPr>
-          </w:pPr>
-          <w:hyperlink w:anchor="_Toc119403937" w:history="1">
-            <w:r>
-              <w:rPr>
-                <w:rStyle w:val="Hypertextovprepojenie"/>
-                <w:color w:val="auto"/>
-                <w:sz w:val="24"/>
-                <w:szCs w:val="24"/>
-              </w:rPr>
-              <w:t>1</w:t>
-            </w:r>
-            <w:r>
-              <w:rPr>
-                <w:rFonts w:eastAsiaTheme="minorEastAsia"/>
-                <w:lang w:eastAsia="sk-SK"/>
-              </w:rPr>
-              <w:tab/>
-            </w:r>
-            <w:r>
-              <w:rPr>
-                <w:rStyle w:val="Hypertextovprepojenie"/>
-                <w:color w:val="auto"/>
-                <w:sz w:val="24"/>
-                <w:szCs w:val="24"/>
-              </w:rPr>
-              <w:t>Názov prvej kapitoly (TNR 16)</w:t>
-            </w:r>
-            <w:r>
-              <w:rPr>
-                <w:webHidden/>
-              </w:rPr>
-              <w:tab/>
-            </w:r>
-            <w:r>
-              <w:rPr>
-                <w:webHidden/>
-              </w:rPr>
-              <w:fldChar w:fldCharType="begin"/>
-            </w:r>
-            <w:r>
-              <w:rPr>
-                <w:webHidden/>
-              </w:rPr>
-              <w:instrText xml:space="preserve"> PAGEREF _Toc119403937 \h </w:instrText>
-            </w:r>
-            <w:r>
-              <w:rPr>
-                <w:webHidden/>
-              </w:rPr>
-            </w:r>
-            <w:r>
-              <w:rPr>
-                <w:webHidden/>
-              </w:rPr>
-              <w:fldChar w:fldCharType="separate"/>
-            </w:r>
-            <w:r>
-              <w:rPr>
-                <w:webHidden/>
-              </w:rPr>
-              <w:t>8</w:t>
-            </w:r>
-            <w:r>
-              <w:rPr>
-                <w:webHidden/>
-              </w:rPr>
-              <w:fldChar w:fldCharType="end"/>
-            </w:r>
-          </w:hyperlink>
-        </w:p>
-        <w:p>
-          <w:pPr>
-            <w:pStyle w:val="Obsah2"/>
-            <w:tabs>
-              <w:tab w:val="left" w:pos="880"/>
-              <w:tab w:val="right" w:leader="dot" w:pos="9062"/>
-            </w:tabs>
-            <w:rPr>
-              <w:rFonts w:ascii="Times New Roman" w:eastAsiaTheme="minorEastAsia" w:hAnsi="Times New Roman" w:cs="Times New Roman"/>
-              <w:noProof/>
+              <w:rFonts w:asciiTheme="minorHAnsi" w:eastAsiaTheme="minorEastAsia" w:hAnsiTheme="minorHAnsi" w:cstheme="minorBidi"/>
+              <w:kern w:val="2"/>
               <w:sz w:val="24"/>
               <w:szCs w:val="24"/>
               <w:lang w:eastAsia="sk-SK"/>
+              <w14:ligatures w14:val="standardContextual"/>
             </w:rPr>
           </w:pPr>
-          <w:hyperlink w:anchor="_Toc119403938" w:history="1">
+          <w:hyperlink w:anchor="_Toc220526999" w:history="1">
             <w:r>
               <w:rPr>
                 <w:rStyle w:val="Hypertextovprepojenie"/>
-                <w:rFonts w:ascii="Times New Roman" w:hAnsi="Times New Roman" w:cs="Times New Roman"/>
-                <w:noProof/>
-                <w:color w:val="auto"/>
-                <w:sz w:val="24"/>
-                <w:szCs w:val="24"/>
-              </w:rPr>
-              <w:t>1.1</w:t>
-            </w:r>
-            <w:r>
-              <w:rPr>
-                <w:rFonts w:ascii="Times New Roman" w:eastAsiaTheme="minorEastAsia" w:hAnsi="Times New Roman" w:cs="Times New Roman"/>
-                <w:noProof/>
-                <w:sz w:val="24"/>
-                <w:szCs w:val="24"/>
-                <w:lang w:eastAsia="sk-SK"/>
+              </w:rPr>
+              <w:t>Záver(TNR 16)</w:t>
+            </w:r>
+            <w:r>
+              <w:rPr>
+                <w:webHidden/>
               </w:rPr>
               <w:tab/>
             </w:r>
             <w:r>
               <w:rPr>
-                <w:rStyle w:val="Hypertextovprepojenie"/>
-                <w:rFonts w:ascii="Times New Roman" w:hAnsi="Times New Roman" w:cs="Times New Roman"/>
-                <w:noProof/>
-                <w:color w:val="auto"/>
-                <w:sz w:val="24"/>
-                <w:szCs w:val="24"/>
-              </w:rPr>
-              <w:t>Nadpis druhej úrovne (TNR 14)</w:t>
-            </w:r>
-            <w:r>
-              <w:rPr>
-                <w:rFonts w:ascii="Times New Roman" w:hAnsi="Times New Roman" w:cs="Times New Roman"/>
-                <w:noProof/>
                 <w:webHidden/>
-                <w:sz w:val="24"/>
-                <w:szCs w:val="24"/>
-              </w:rPr>
-              <w:tab/>
-            </w:r>
-            <w:r>
-              <w:rPr>
-                <w:rFonts w:ascii="Times New Roman" w:hAnsi="Times New Roman" w:cs="Times New Roman"/>
-                <w:noProof/>
+              </w:rPr>
+              <w:fldChar w:fldCharType="begin"/>
+            </w:r>
+            <w:r>
+              <w:rPr>
                 <w:webHidden/>
-                <w:sz w:val="24"/>
-                <w:szCs w:val="24"/>
-              </w:rPr>
-              <w:fldChar w:fldCharType="begin"/>
-            </w:r>
-            <w:r>
-              <w:rPr>
-                <w:rFonts w:ascii="Times New Roman" w:hAnsi="Times New Roman" w:cs="Times New Roman"/>
-                <w:noProof/>
-                <w:webHidden/>
-                <w:sz w:val="24"/>
-                <w:szCs w:val="24"/>
-              </w:rPr>
-              <w:instrText xml:space="preserve"> PAGEREF _Toc119403938 \h </w:instrText>
-            </w:r>
-            <w:r>
-              <w:rPr>
-                <w:rFonts w:ascii="Times New Roman" w:hAnsi="Times New Roman" w:cs="Times New Roman"/>
-                <w:noProof/>
-                <w:webHidden/>
-                <w:sz w:val="24"/>
-                <w:szCs w:val="24"/>
-              </w:rPr>
-            </w:r>
-            <w:r>
-              <w:rPr>
-                <w:rFonts w:ascii="Times New Roman" w:hAnsi="Times New Roman" w:cs="Times New Roman"/>
-                <w:noProof/>
-                <w:webHidden/>
-                <w:sz w:val="24"/>
-                <w:szCs w:val="24"/>
-              </w:rPr>
-              <w:fldChar w:fldCharType="separate"/>
-            </w:r>
-            <w:r>
-              <w:rPr>
-                <w:rFonts w:ascii="Times New Roman" w:hAnsi="Times New Roman" w:cs="Times New Roman"/>
-                <w:noProof/>
-                <w:webHidden/>
-                <w:sz w:val="24"/>
-                <w:szCs w:val="24"/>
-              </w:rPr>
-              <w:t>8</w:t>
-            </w:r>
-            <w:r>
-              <w:rPr>
-                <w:rFonts w:ascii="Times New Roman" w:hAnsi="Times New Roman" w:cs="Times New Roman"/>
-                <w:noProof/>
-                <w:webHidden/>
-                <w:sz w:val="24"/>
-                <w:szCs w:val="24"/>
-              </w:rPr>
-              <w:fldChar w:fldCharType="end"/>
-            </w:r>
-          </w:hyperlink>
-        </w:p>
-        <w:p>
-          <w:pPr>
-            <w:pStyle w:val="Obsah3"/>
-            <w:rPr>
-              <w:rFonts w:eastAsiaTheme="minorEastAsia"/>
-              <w:sz w:val="24"/>
-              <w:szCs w:val="24"/>
-              <w:lang w:eastAsia="sk-SK"/>
-            </w:rPr>
-          </w:pPr>
-          <w:hyperlink w:anchor="_Toc119403939" w:history="1">
-            <w:r>
-              <w:rPr>
-                <w:rStyle w:val="Hypertextovprepojenie"/>
-                <w:color w:val="auto"/>
-                <w:sz w:val="24"/>
-                <w:szCs w:val="24"/>
-              </w:rPr>
-              <w:t>1.1.1</w:t>
-            </w:r>
-            <w:r>
-              <w:rPr>
-                <w:rFonts w:eastAsiaTheme="minorEastAsia"/>
-                <w:sz w:val="24"/>
-                <w:szCs w:val="24"/>
-                <w:lang w:eastAsia="sk-SK"/>
-              </w:rPr>
-              <w:tab/>
-            </w:r>
-            <w:r>
-              <w:rPr>
-                <w:rStyle w:val="Hypertextovprepojenie"/>
-                <w:color w:val="auto"/>
-                <w:sz w:val="24"/>
-                <w:szCs w:val="24"/>
-              </w:rPr>
-              <w:t>Nadpis tretej úrovne (TNR 14)</w:t>
-            </w:r>
-            <w:r>
-              <w:rPr>
-                <w:webHidden/>
-                <w:sz w:val="24"/>
-                <w:szCs w:val="24"/>
-              </w:rPr>
-              <w:tab/>
-            </w:r>
-            <w:r>
-              <w:rPr>
-                <w:webHidden/>
-                <w:sz w:val="24"/>
-                <w:szCs w:val="24"/>
-              </w:rPr>
-              <w:fldChar w:fldCharType="begin"/>
-            </w:r>
-            <w:r>
-              <w:rPr>
-                <w:webHidden/>
-                <w:sz w:val="24"/>
-                <w:szCs w:val="24"/>
-              </w:rPr>
-              <w:instrText xml:space="preserve"> PAGEREF _Toc119403939 \h </w:instrText>
-            </w:r>
-            <w:r>
-              <w:rPr>
-                <w:webHidden/>
-                <w:sz w:val="24"/>
-                <w:szCs w:val="24"/>
-              </w:rPr>
-            </w:r>
-            <w:r>
-              <w:rPr>
-                <w:webHidden/>
-                <w:sz w:val="24"/>
-                <w:szCs w:val="24"/>
-              </w:rPr>
-              <w:fldChar w:fldCharType="separate"/>
-            </w:r>
-            <w:r>
-              <w:rPr>
-                <w:webHidden/>
-                <w:sz w:val="24"/>
-                <w:szCs w:val="24"/>
-              </w:rPr>
-              <w:t>9</w:t>
-            </w:r>
-            <w:r>
-              <w:rPr>
-                <w:webHidden/>
-                <w:sz w:val="24"/>
-                <w:szCs w:val="24"/>
-              </w:rPr>
-              <w:fldChar w:fldCharType="end"/>
-            </w:r>
-          </w:hyperlink>
-        </w:p>
-        <w:p>
-          <w:pPr>
-            <w:pStyle w:val="Obsah3"/>
-            <w:rPr>
-              <w:rFonts w:eastAsiaTheme="minorEastAsia"/>
-              <w:sz w:val="24"/>
-              <w:szCs w:val="24"/>
-              <w:lang w:eastAsia="sk-SK"/>
-            </w:rPr>
-          </w:pPr>
-          <w:hyperlink w:anchor="_Toc119403940" w:history="1">
-            <w:r>
-              <w:rPr>
-                <w:rStyle w:val="Hypertextovprepojenie"/>
-                <w:color w:val="auto"/>
-                <w:sz w:val="24"/>
-                <w:szCs w:val="24"/>
-              </w:rPr>
-              <w:t>1.1.2</w:t>
-            </w:r>
-            <w:r>
-              <w:rPr>
-                <w:rFonts w:eastAsiaTheme="minorEastAsia"/>
-                <w:sz w:val="24"/>
-                <w:szCs w:val="24"/>
-                <w:lang w:eastAsia="sk-SK"/>
-              </w:rPr>
-              <w:tab/>
-            </w:r>
-            <w:r>
-              <w:rPr>
-                <w:rStyle w:val="Hypertextovprepojenie"/>
-                <w:color w:val="auto"/>
-                <w:sz w:val="24"/>
-                <w:szCs w:val="24"/>
-              </w:rPr>
-              <w:t>Ukážka výpisu programu (TNR 14)</w:t>
-            </w:r>
-            <w:r>
-              <w:rPr>
-                <w:webHidden/>
-                <w:sz w:val="24"/>
-                <w:szCs w:val="24"/>
-              </w:rPr>
-              <w:tab/>
-            </w:r>
-            <w:r>
-              <w:rPr>
-                <w:webHidden/>
-                <w:sz w:val="24"/>
-                <w:szCs w:val="24"/>
-              </w:rPr>
-              <w:fldChar w:fldCharType="begin"/>
-            </w:r>
-            <w:r>
-              <w:rPr>
-                <w:webHidden/>
-                <w:sz w:val="24"/>
-                <w:szCs w:val="24"/>
-              </w:rPr>
-              <w:instrText xml:space="preserve"> PAGEREF _Toc119403940 \h </w:instrText>
-            </w:r>
-            <w:r>
-              <w:rPr>
-                <w:webHidden/>
-                <w:sz w:val="24"/>
-                <w:szCs w:val="24"/>
-              </w:rPr>
-            </w:r>
-            <w:r>
-              <w:rPr>
-                <w:webHidden/>
-                <w:sz w:val="24"/>
-                <w:szCs w:val="24"/>
-              </w:rPr>
-              <w:fldChar w:fldCharType="separate"/>
-            </w:r>
-            <w:r>
-              <w:rPr>
-                <w:webHidden/>
-                <w:sz w:val="24"/>
-                <w:szCs w:val="24"/>
-              </w:rPr>
-              <w:t>9</w:t>
-            </w:r>
-            <w:r>
-              <w:rPr>
-                <w:webHidden/>
-                <w:sz w:val="24"/>
-                <w:szCs w:val="24"/>
-              </w:rPr>
-              <w:fldChar w:fldCharType="end"/>
-            </w:r>
-          </w:hyperlink>
-        </w:p>
-        <w:p>
-          <w:pPr>
-            <w:rPr>
-              <w:rFonts w:ascii="Times New Roman" w:hAnsi="Times New Roman" w:cs="Times New Roman"/>
-              <w:lang w:eastAsia="sk-SK"/>
-            </w:rPr>
-          </w:pPr>
-        </w:p>
-        <w:p>
-          <w:pPr>
-            <w:pStyle w:val="Obsah1"/>
-            <w:rPr>
-              <w:rFonts w:eastAsiaTheme="minorEastAsia"/>
-              <w:lang w:eastAsia="sk-SK"/>
-            </w:rPr>
-          </w:pPr>
-          <w:hyperlink w:anchor="_Toc119403942" w:history="1">
-            <w:r>
-              <w:rPr>
-                <w:rStyle w:val="Hypertextovprepojenie"/>
-                <w:color w:val="auto"/>
-                <w:sz w:val="24"/>
-                <w:szCs w:val="24"/>
-              </w:rPr>
-              <w:t>Záver (TNR 16)</w:t>
-            </w:r>
-            <w:r>
-              <w:rPr>
-                <w:webHidden/>
-              </w:rPr>
-              <w:tab/>
-            </w:r>
-            <w:r>
-              <w:rPr>
-                <w:webHidden/>
-              </w:rPr>
-              <w:fldChar w:fldCharType="begin"/>
-            </w:r>
-            <w:r>
-              <w:rPr>
-                <w:webHidden/>
-              </w:rPr>
-              <w:instrText xml:space="preserve"> PAGEREF _Toc119403942 \h </w:instrText>
+              </w:rPr>
+              <w:instrText xml:space="preserve"> PAGEREF _Toc220526999 \h </w:instrText>
             </w:r>
             <w:r>
               <w:rPr>
@@ -4195,833 +3756,38 @@
           <w:pPr>
             <w:pStyle w:val="Obsah1"/>
             <w:rPr>
-              <w:rFonts w:eastAsiaTheme="minorEastAsia"/>
-              <w:lang w:eastAsia="sk-SK"/>
-            </w:rPr>
-          </w:pPr>
-          <w:hyperlink w:anchor="_Toc119403943" w:history="1">
-            <w:r>
-              <w:rPr>
-                <w:rStyle w:val="Hypertextovprepojenie"/>
-                <w:color w:val="auto"/>
-                <w:sz w:val="24"/>
-                <w:szCs w:val="24"/>
-              </w:rPr>
-              <w:t>Príloha A</w:t>
-            </w:r>
-            <w:r>
-              <w:rPr>
-                <w:webHidden/>
-              </w:rPr>
-              <w:tab/>
-            </w:r>
-            <w:r>
-              <w:rPr>
-                <w:webHidden/>
-              </w:rPr>
-              <w:fldChar w:fldCharType="begin"/>
-            </w:r>
-            <w:r>
-              <w:rPr>
-                <w:webHidden/>
-              </w:rPr>
-              <w:instrText xml:space="preserve"> PAGEREF _Toc119403943 \h </w:instrText>
-            </w:r>
-            <w:r>
-              <w:rPr>
-                <w:webHidden/>
-              </w:rPr>
-            </w:r>
-            <w:r>
-              <w:rPr>
-                <w:webHidden/>
-              </w:rPr>
-              <w:fldChar w:fldCharType="separate"/>
-            </w:r>
-            <w:r>
-              <w:rPr>
-                <w:webHidden/>
-              </w:rPr>
-              <w:t>A</w:t>
-            </w:r>
-            <w:r>
-              <w:rPr>
-                <w:webHidden/>
-              </w:rPr>
-              <w:fldChar w:fldCharType="end"/>
-            </w:r>
-          </w:hyperlink>
-        </w:p>
-        <w:p/>
-        <w:p/>
-        <w:p>
-          <w:pPr>
-            <w:rPr>
-              <w:lang w:eastAsia="sk-SK"/>
-            </w:rPr>
-          </w:pPr>
-        </w:p>
-        <w:p>
-          <w:pPr>
-            <w:rPr>
-              <w:rFonts w:ascii="Times New Roman" w:hAnsi="Times New Roman" w:cs="Times New Roman"/>
-              <w:lang w:eastAsia="sk-SK"/>
-            </w:rPr>
-          </w:pPr>
-        </w:p>
-        <w:p>
-          <w:pPr>
-            <w:pStyle w:val="Obsah3"/>
-            <w:rPr>
-              <w:rFonts w:eastAsiaTheme="minorEastAsia"/>
+              <w:rFonts w:asciiTheme="minorHAnsi" w:eastAsiaTheme="minorEastAsia" w:hAnsiTheme="minorHAnsi" w:cstheme="minorBidi"/>
+              <w:kern w:val="2"/>
               <w:sz w:val="24"/>
               <w:szCs w:val="24"/>
               <w:lang w:eastAsia="sk-SK"/>
+              <w14:ligatures w14:val="standardContextual"/>
             </w:rPr>
           </w:pPr>
-          <w:hyperlink w:anchor="_Toc119403939" w:history="1">
+          <w:hyperlink w:anchor="_Toc220527000" w:history="1">
             <w:r>
               <w:rPr>
                 <w:rStyle w:val="Hypertextovprepojenie"/>
-                <w:color w:val="auto"/>
-                <w:sz w:val="24"/>
-                <w:szCs w:val="24"/>
-              </w:rPr>
-              <w:t>1.1.1</w:t>
-            </w:r>
-            <w:r>
-              <w:rPr>
-                <w:rFonts w:eastAsiaTheme="minorEastAsia"/>
-                <w:sz w:val="24"/>
-                <w:szCs w:val="24"/>
-                <w:lang w:eastAsia="sk-SK"/>
+              </w:rPr>
+              <w:t>Príloha A</w:t>
+            </w:r>
+            <w:r>
+              <w:rPr>
+                <w:webHidden/>
               </w:rPr>
               <w:tab/>
             </w:r>
             <w:r>
               <w:rPr>
-                <w:rStyle w:val="Hypertextovprepojenie"/>
-                <w:color w:val="auto"/>
-                <w:sz w:val="24"/>
-                <w:szCs w:val="24"/>
-              </w:rPr>
-              <w:t>Nadpis tretej úrovne (TNR 14)</w:t>
-            </w:r>
-            <w:r>
-              <w:rPr>
                 <w:webHidden/>
-                <w:sz w:val="24"/>
-                <w:szCs w:val="24"/>
-              </w:rPr>
-              <w:tab/>
+              </w:rPr>
+              <w:fldChar w:fldCharType="begin"/>
             </w:r>
             <w:r>
               <w:rPr>
                 <w:webHidden/>
-                <w:sz w:val="24"/>
-                <w:szCs w:val="24"/>
-              </w:rPr>
-              <w:fldChar w:fldCharType="begin"/>
-            </w:r>
-            <w:r>
-              <w:rPr>
-                <w:webHidden/>
-                <w:sz w:val="24"/>
-                <w:szCs w:val="24"/>
-              </w:rPr>
-              <w:instrText xml:space="preserve"> PAGEREF _Toc119403939 \h </w:instrText>
-            </w:r>
-            <w:r>
-              <w:rPr>
-                <w:webHidden/>
-                <w:sz w:val="24"/>
-                <w:szCs w:val="24"/>
-              </w:rPr>
-            </w:r>
-            <w:r>
-              <w:rPr>
-                <w:webHidden/>
-                <w:sz w:val="24"/>
-                <w:szCs w:val="24"/>
-              </w:rPr>
-              <w:fldChar w:fldCharType="separate"/>
-            </w:r>
-            <w:r>
-              <w:rPr>
-                <w:webHidden/>
-                <w:sz w:val="24"/>
-                <w:szCs w:val="24"/>
-              </w:rPr>
-              <w:t>9</w:t>
-            </w:r>
-            <w:r>
-              <w:rPr>
-                <w:webHidden/>
-                <w:sz w:val="24"/>
-                <w:szCs w:val="24"/>
-              </w:rPr>
-              <w:fldChar w:fldCharType="end"/>
-            </w:r>
-          </w:hyperlink>
-        </w:p>
-        <w:p>
-          <w:pPr>
-            <w:pStyle w:val="Obsah3"/>
-            <w:rPr>
-              <w:rFonts w:eastAsiaTheme="minorEastAsia"/>
-              <w:sz w:val="24"/>
-              <w:szCs w:val="24"/>
-              <w:lang w:eastAsia="sk-SK"/>
-            </w:rPr>
-          </w:pPr>
-          <w:hyperlink w:anchor="_Toc119403940" w:history="1">
-            <w:r>
-              <w:rPr>
-                <w:rStyle w:val="Hypertextovprepojenie"/>
-                <w:color w:val="auto"/>
-                <w:sz w:val="24"/>
-                <w:szCs w:val="24"/>
-              </w:rPr>
-              <w:t>1.1.2</w:t>
-            </w:r>
-            <w:r>
-              <w:rPr>
-                <w:rFonts w:eastAsiaTheme="minorEastAsia"/>
-                <w:sz w:val="24"/>
-                <w:szCs w:val="24"/>
-                <w:lang w:eastAsia="sk-SK"/>
-              </w:rPr>
-              <w:tab/>
-            </w:r>
-            <w:r>
-              <w:rPr>
-                <w:rStyle w:val="Hypertextovprepojenie"/>
-                <w:color w:val="auto"/>
-                <w:sz w:val="24"/>
-                <w:szCs w:val="24"/>
-              </w:rPr>
-              <w:t>Ukážka výpisu programu (TNR 14)</w:t>
-            </w:r>
-            <w:r>
-              <w:rPr>
-                <w:webHidden/>
-                <w:sz w:val="24"/>
-                <w:szCs w:val="24"/>
-              </w:rPr>
-              <w:tab/>
-            </w:r>
-            <w:r>
-              <w:rPr>
-                <w:webHidden/>
-                <w:sz w:val="24"/>
-                <w:szCs w:val="24"/>
-              </w:rPr>
-              <w:fldChar w:fldCharType="begin"/>
-            </w:r>
-            <w:r>
-              <w:rPr>
-                <w:webHidden/>
-                <w:sz w:val="24"/>
-                <w:szCs w:val="24"/>
-              </w:rPr>
-              <w:instrText xml:space="preserve"> PAGEREF _Toc119403940 \h </w:instrText>
-            </w:r>
-            <w:r>
-              <w:rPr>
-                <w:webHidden/>
-                <w:sz w:val="24"/>
-                <w:szCs w:val="24"/>
-              </w:rPr>
-            </w:r>
-            <w:r>
-              <w:rPr>
-                <w:webHidden/>
-                <w:sz w:val="24"/>
-                <w:szCs w:val="24"/>
-              </w:rPr>
-              <w:fldChar w:fldCharType="separate"/>
-            </w:r>
-            <w:r>
-              <w:rPr>
-                <w:webHidden/>
-                <w:sz w:val="24"/>
-                <w:szCs w:val="24"/>
-              </w:rPr>
-              <w:t>9</w:t>
-            </w:r>
-            <w:r>
-              <w:rPr>
-                <w:webHidden/>
-                <w:sz w:val="24"/>
-                <w:szCs w:val="24"/>
-              </w:rPr>
-              <w:fldChar w:fldCharType="end"/>
-            </w:r>
-          </w:hyperlink>
-        </w:p>
-        <w:p>
-          <w:pPr>
-            <w:pStyle w:val="Obsah1"/>
-          </w:pPr>
-          <w:hyperlink w:anchor="_Toc119403941" w:history="1">
-            <w:r>
-              <w:rPr>
-                <w:rStyle w:val="Hypertextovprepojenie"/>
-                <w:color w:val="auto"/>
-                <w:sz w:val="24"/>
-                <w:szCs w:val="24"/>
-              </w:rPr>
-              <w:t>2</w:t>
-            </w:r>
-            <w:r>
-              <w:rPr>
-                <w:rFonts w:eastAsiaTheme="minorEastAsia"/>
-                <w:lang w:eastAsia="sk-SK"/>
-              </w:rPr>
-              <w:tab/>
-            </w:r>
-            <w:r>
-              <w:rPr>
-                <w:rStyle w:val="Hypertextovprepojenie"/>
-                <w:color w:val="auto"/>
-                <w:sz w:val="24"/>
-                <w:szCs w:val="24"/>
-              </w:rPr>
-              <w:t>Názov druhej kapitoly (TNR 16)</w:t>
-            </w:r>
-            <w:r>
-              <w:rPr>
-                <w:webHidden/>
-              </w:rPr>
-              <w:tab/>
-            </w:r>
-            <w:r>
-              <w:rPr>
-                <w:webHidden/>
-              </w:rPr>
-              <w:fldChar w:fldCharType="begin"/>
-            </w:r>
-            <w:r>
-              <w:rPr>
-                <w:webHidden/>
-              </w:rPr>
-              <w:instrText xml:space="preserve"> PAGEREF _Toc119403941 \h </w:instrText>
-            </w:r>
-            <w:r>
-              <w:rPr>
-                <w:webHidden/>
-              </w:rPr>
-            </w:r>
-            <w:r>
-              <w:rPr>
-                <w:webHidden/>
-              </w:rPr>
-              <w:fldChar w:fldCharType="separate"/>
-            </w:r>
-            <w:r>
-              <w:rPr>
-                <w:webHidden/>
-              </w:rPr>
-              <w:t>11</w:t>
-            </w:r>
-            <w:r>
-              <w:rPr>
-                <w:webHidden/>
-              </w:rPr>
-              <w:fldChar w:fldCharType="end"/>
-            </w:r>
-          </w:hyperlink>
-        </w:p>
-        <w:p>
-          <w:pPr>
-            <w:pStyle w:val="Obsah1"/>
-            <w:rPr>
-              <w:rFonts w:eastAsiaTheme="minorEastAsia"/>
-              <w:lang w:eastAsia="sk-SK"/>
-            </w:rPr>
-          </w:pPr>
-          <w:hyperlink w:anchor="_Toc119403937" w:history="1">
-            <w:r>
-              <w:rPr>
-                <w:rStyle w:val="Hypertextovprepojenie"/>
-                <w:color w:val="auto"/>
-                <w:sz w:val="24"/>
-                <w:szCs w:val="24"/>
-              </w:rPr>
-              <w:t>1</w:t>
-            </w:r>
-            <w:r>
-              <w:rPr>
-                <w:rFonts w:eastAsiaTheme="minorEastAsia"/>
-                <w:lang w:eastAsia="sk-SK"/>
-              </w:rPr>
-              <w:tab/>
-            </w:r>
-            <w:r>
-              <w:rPr>
-                <w:rStyle w:val="Hypertextovprepojenie"/>
-                <w:color w:val="auto"/>
-                <w:sz w:val="24"/>
-                <w:szCs w:val="24"/>
-              </w:rPr>
-              <w:t>Názov prvej kapitoly (TNR 16)</w:t>
-            </w:r>
-            <w:r>
-              <w:rPr>
-                <w:webHidden/>
-              </w:rPr>
-              <w:tab/>
-            </w:r>
-            <w:r>
-              <w:rPr>
-                <w:webHidden/>
-              </w:rPr>
-              <w:fldChar w:fldCharType="begin"/>
-            </w:r>
-            <w:r>
-              <w:rPr>
-                <w:webHidden/>
-              </w:rPr>
-              <w:instrText xml:space="preserve"> PAGEREF _Toc119403937 \h </w:instrText>
-            </w:r>
-            <w:r>
-              <w:rPr>
-                <w:webHidden/>
-              </w:rPr>
-            </w:r>
-            <w:r>
-              <w:rPr>
-                <w:webHidden/>
-              </w:rPr>
-              <w:fldChar w:fldCharType="separate"/>
-            </w:r>
-            <w:r>
-              <w:rPr>
-                <w:webHidden/>
-              </w:rPr>
-              <w:t>8</w:t>
-            </w:r>
-            <w:r>
-              <w:rPr>
-                <w:webHidden/>
-              </w:rPr>
-              <w:fldChar w:fldCharType="end"/>
-            </w:r>
-          </w:hyperlink>
-        </w:p>
-        <w:p>
-          <w:pPr>
-            <w:pStyle w:val="Obsah2"/>
-            <w:tabs>
-              <w:tab w:val="left" w:pos="880"/>
-              <w:tab w:val="right" w:leader="dot" w:pos="9062"/>
-            </w:tabs>
-            <w:rPr>
-              <w:rFonts w:ascii="Times New Roman" w:eastAsiaTheme="minorEastAsia" w:hAnsi="Times New Roman" w:cs="Times New Roman"/>
-              <w:noProof/>
-              <w:sz w:val="24"/>
-              <w:szCs w:val="24"/>
-              <w:lang w:eastAsia="sk-SK"/>
-            </w:rPr>
-          </w:pPr>
-          <w:hyperlink w:anchor="_Toc119403938" w:history="1">
-            <w:r>
-              <w:rPr>
-                <w:rStyle w:val="Hypertextovprepojenie"/>
-                <w:rFonts w:ascii="Times New Roman" w:hAnsi="Times New Roman" w:cs="Times New Roman"/>
-                <w:noProof/>
-                <w:color w:val="auto"/>
-                <w:sz w:val="24"/>
-                <w:szCs w:val="24"/>
-              </w:rPr>
-              <w:t>1.1</w:t>
-            </w:r>
-            <w:r>
-              <w:rPr>
-                <w:rFonts w:ascii="Times New Roman" w:eastAsiaTheme="minorEastAsia" w:hAnsi="Times New Roman" w:cs="Times New Roman"/>
-                <w:noProof/>
-                <w:sz w:val="24"/>
-                <w:szCs w:val="24"/>
-                <w:lang w:eastAsia="sk-SK"/>
-              </w:rPr>
-              <w:tab/>
-            </w:r>
-            <w:r>
-              <w:rPr>
-                <w:rStyle w:val="Hypertextovprepojenie"/>
-                <w:rFonts w:ascii="Times New Roman" w:hAnsi="Times New Roman" w:cs="Times New Roman"/>
-                <w:noProof/>
-                <w:color w:val="auto"/>
-                <w:sz w:val="24"/>
-                <w:szCs w:val="24"/>
-              </w:rPr>
-              <w:t>Nadpis druhej úrovne (TNR 14)</w:t>
-            </w:r>
-            <w:r>
-              <w:rPr>
-                <w:rFonts w:ascii="Times New Roman" w:hAnsi="Times New Roman" w:cs="Times New Roman"/>
-                <w:noProof/>
-                <w:webHidden/>
-                <w:sz w:val="24"/>
-                <w:szCs w:val="24"/>
-              </w:rPr>
-              <w:tab/>
-            </w:r>
-            <w:r>
-              <w:rPr>
-                <w:rFonts w:ascii="Times New Roman" w:hAnsi="Times New Roman" w:cs="Times New Roman"/>
-                <w:noProof/>
-                <w:webHidden/>
-                <w:sz w:val="24"/>
-                <w:szCs w:val="24"/>
-              </w:rPr>
-              <w:fldChar w:fldCharType="begin"/>
-            </w:r>
-            <w:r>
-              <w:rPr>
-                <w:rFonts w:ascii="Times New Roman" w:hAnsi="Times New Roman" w:cs="Times New Roman"/>
-                <w:noProof/>
-                <w:webHidden/>
-                <w:sz w:val="24"/>
-                <w:szCs w:val="24"/>
-              </w:rPr>
-              <w:instrText xml:space="preserve"> PAGEREF _Toc119403938 \h </w:instrText>
-            </w:r>
-            <w:r>
-              <w:rPr>
-                <w:rFonts w:ascii="Times New Roman" w:hAnsi="Times New Roman" w:cs="Times New Roman"/>
-                <w:noProof/>
-                <w:webHidden/>
-                <w:sz w:val="24"/>
-                <w:szCs w:val="24"/>
-              </w:rPr>
-            </w:r>
-            <w:r>
-              <w:rPr>
-                <w:rFonts w:ascii="Times New Roman" w:hAnsi="Times New Roman" w:cs="Times New Roman"/>
-                <w:noProof/>
-                <w:webHidden/>
-                <w:sz w:val="24"/>
-                <w:szCs w:val="24"/>
-              </w:rPr>
-              <w:fldChar w:fldCharType="separate"/>
-            </w:r>
-            <w:r>
-              <w:rPr>
-                <w:rFonts w:ascii="Times New Roman" w:hAnsi="Times New Roman" w:cs="Times New Roman"/>
-                <w:noProof/>
-                <w:webHidden/>
-                <w:sz w:val="24"/>
-                <w:szCs w:val="24"/>
-              </w:rPr>
-              <w:t>8</w:t>
-            </w:r>
-            <w:r>
-              <w:rPr>
-                <w:rFonts w:ascii="Times New Roman" w:hAnsi="Times New Roman" w:cs="Times New Roman"/>
-                <w:noProof/>
-                <w:webHidden/>
-                <w:sz w:val="24"/>
-                <w:szCs w:val="24"/>
-              </w:rPr>
-              <w:fldChar w:fldCharType="end"/>
-            </w:r>
-          </w:hyperlink>
-        </w:p>
-        <w:p>
-          <w:pPr>
-            <w:pStyle w:val="Obsah3"/>
-            <w:rPr>
-              <w:rFonts w:eastAsiaTheme="minorEastAsia"/>
-              <w:sz w:val="24"/>
-              <w:szCs w:val="24"/>
-              <w:lang w:eastAsia="sk-SK"/>
-            </w:rPr>
-          </w:pPr>
-          <w:hyperlink w:anchor="_Toc119403939" w:history="1">
-            <w:r>
-              <w:rPr>
-                <w:rStyle w:val="Hypertextovprepojenie"/>
-                <w:color w:val="auto"/>
-                <w:sz w:val="24"/>
-                <w:szCs w:val="24"/>
-              </w:rPr>
-              <w:t>1.1.1</w:t>
-            </w:r>
-            <w:r>
-              <w:rPr>
-                <w:rFonts w:eastAsiaTheme="minorEastAsia"/>
-                <w:sz w:val="24"/>
-                <w:szCs w:val="24"/>
-                <w:lang w:eastAsia="sk-SK"/>
-              </w:rPr>
-              <w:tab/>
-            </w:r>
-            <w:r>
-              <w:rPr>
-                <w:rStyle w:val="Hypertextovprepojenie"/>
-                <w:color w:val="auto"/>
-                <w:sz w:val="24"/>
-                <w:szCs w:val="24"/>
-              </w:rPr>
-              <w:t>Nadpis tretej úrovne (TNR 14)</w:t>
-            </w:r>
-            <w:r>
-              <w:rPr>
-                <w:webHidden/>
-                <w:sz w:val="24"/>
-                <w:szCs w:val="24"/>
-              </w:rPr>
-              <w:tab/>
-            </w:r>
-            <w:r>
-              <w:rPr>
-                <w:webHidden/>
-                <w:sz w:val="24"/>
-                <w:szCs w:val="24"/>
-              </w:rPr>
-              <w:fldChar w:fldCharType="begin"/>
-            </w:r>
-            <w:r>
-              <w:rPr>
-                <w:webHidden/>
-                <w:sz w:val="24"/>
-                <w:szCs w:val="24"/>
-              </w:rPr>
-              <w:instrText xml:space="preserve"> PAGEREF _Toc119403939 \h </w:instrText>
-            </w:r>
-            <w:r>
-              <w:rPr>
-                <w:webHidden/>
-                <w:sz w:val="24"/>
-                <w:szCs w:val="24"/>
-              </w:rPr>
-            </w:r>
-            <w:r>
-              <w:rPr>
-                <w:webHidden/>
-                <w:sz w:val="24"/>
-                <w:szCs w:val="24"/>
-              </w:rPr>
-              <w:fldChar w:fldCharType="separate"/>
-            </w:r>
-            <w:r>
-              <w:rPr>
-                <w:webHidden/>
-                <w:sz w:val="24"/>
-                <w:szCs w:val="24"/>
-              </w:rPr>
-              <w:t>9</w:t>
-            </w:r>
-            <w:r>
-              <w:rPr>
-                <w:webHidden/>
-                <w:sz w:val="24"/>
-                <w:szCs w:val="24"/>
-              </w:rPr>
-              <w:fldChar w:fldCharType="end"/>
-            </w:r>
-          </w:hyperlink>
-        </w:p>
-        <w:p>
-          <w:pPr>
-            <w:pStyle w:val="Obsah3"/>
-            <w:rPr>
-              <w:rFonts w:eastAsiaTheme="minorEastAsia"/>
-              <w:sz w:val="24"/>
-              <w:szCs w:val="24"/>
-              <w:lang w:eastAsia="sk-SK"/>
-            </w:rPr>
-          </w:pPr>
-          <w:hyperlink w:anchor="_Toc119403940" w:history="1">
-            <w:r>
-              <w:rPr>
-                <w:rStyle w:val="Hypertextovprepojenie"/>
-                <w:color w:val="auto"/>
-                <w:sz w:val="24"/>
-                <w:szCs w:val="24"/>
-              </w:rPr>
-              <w:t>1.1.2</w:t>
-            </w:r>
-            <w:r>
-              <w:rPr>
-                <w:rFonts w:eastAsiaTheme="minorEastAsia"/>
-                <w:sz w:val="24"/>
-                <w:szCs w:val="24"/>
-                <w:lang w:eastAsia="sk-SK"/>
-              </w:rPr>
-              <w:tab/>
-            </w:r>
-            <w:r>
-              <w:rPr>
-                <w:rStyle w:val="Hypertextovprepojenie"/>
-                <w:color w:val="auto"/>
-                <w:sz w:val="24"/>
-                <w:szCs w:val="24"/>
-              </w:rPr>
-              <w:t>Ukážka výpisu programu (TNR 14)</w:t>
-            </w:r>
-            <w:r>
-              <w:rPr>
-                <w:webHidden/>
-                <w:sz w:val="24"/>
-                <w:szCs w:val="24"/>
-              </w:rPr>
-              <w:tab/>
-            </w:r>
-            <w:r>
-              <w:rPr>
-                <w:webHidden/>
-                <w:sz w:val="24"/>
-                <w:szCs w:val="24"/>
-              </w:rPr>
-              <w:fldChar w:fldCharType="begin"/>
-            </w:r>
-            <w:r>
-              <w:rPr>
-                <w:webHidden/>
-                <w:sz w:val="24"/>
-                <w:szCs w:val="24"/>
-              </w:rPr>
-              <w:instrText xml:space="preserve"> PAGEREF _Toc119403940 \h </w:instrText>
-            </w:r>
-            <w:r>
-              <w:rPr>
-                <w:webHidden/>
-                <w:sz w:val="24"/>
-                <w:szCs w:val="24"/>
-              </w:rPr>
-            </w:r>
-            <w:r>
-              <w:rPr>
-                <w:webHidden/>
-                <w:sz w:val="24"/>
-                <w:szCs w:val="24"/>
-              </w:rPr>
-              <w:fldChar w:fldCharType="separate"/>
-            </w:r>
-            <w:r>
-              <w:rPr>
-                <w:webHidden/>
-                <w:sz w:val="24"/>
-                <w:szCs w:val="24"/>
-              </w:rPr>
-              <w:t>9</w:t>
-            </w:r>
-            <w:r>
-              <w:rPr>
-                <w:webHidden/>
-                <w:sz w:val="24"/>
-                <w:szCs w:val="24"/>
-              </w:rPr>
-              <w:fldChar w:fldCharType="end"/>
-            </w:r>
-          </w:hyperlink>
-        </w:p>
-        <w:p>
-          <w:pPr>
-            <w:rPr>
-              <w:rFonts w:ascii="Times New Roman" w:hAnsi="Times New Roman" w:cs="Times New Roman"/>
-              <w:lang w:eastAsia="sk-SK"/>
-            </w:rPr>
-          </w:pPr>
-        </w:p>
-        <w:p>
-          <w:pPr>
-            <w:pStyle w:val="Obsah1"/>
-            <w:rPr>
-              <w:rFonts w:eastAsiaTheme="minorEastAsia"/>
-              <w:lang w:eastAsia="sk-SK"/>
-            </w:rPr>
-          </w:pPr>
-          <w:hyperlink w:anchor="_Toc119403942" w:history="1">
-            <w:r>
-              <w:rPr>
-                <w:rStyle w:val="Hypertextovprepojenie"/>
-                <w:color w:val="auto"/>
-                <w:sz w:val="24"/>
-                <w:szCs w:val="24"/>
-              </w:rPr>
-              <w:t>Záver (TNR 16)</w:t>
-            </w:r>
-            <w:r>
-              <w:rPr>
-                <w:webHidden/>
-              </w:rPr>
-              <w:tab/>
-            </w:r>
-            <w:r>
-              <w:rPr>
-                <w:webHidden/>
-              </w:rPr>
-              <w:fldChar w:fldCharType="begin"/>
-            </w:r>
-            <w:r>
-              <w:rPr>
-                <w:webHidden/>
-              </w:rPr>
-              <w:instrText xml:space="preserve"> PAGEREF _Toc119403942 \h </w:instrText>
-            </w:r>
-            <w:r>
-              <w:rPr>
-                <w:webHidden/>
-              </w:rPr>
-            </w:r>
-            <w:r>
-              <w:rPr>
-                <w:webHidden/>
-              </w:rPr>
-              <w:fldChar w:fldCharType="separate"/>
-            </w:r>
-            <w:r>
-              <w:rPr>
-                <w:webHidden/>
-              </w:rPr>
-              <w:t>12</w:t>
-            </w:r>
-            <w:r>
-              <w:rPr>
-                <w:webHidden/>
-              </w:rPr>
-              <w:fldChar w:fldCharType="end"/>
-            </w:r>
-          </w:hyperlink>
-        </w:p>
-        <w:p>
-          <w:pPr>
-            <w:pStyle w:val="Obsah1"/>
-            <w:rPr>
-              <w:rFonts w:eastAsiaTheme="minorEastAsia"/>
-              <w:lang w:eastAsia="sk-SK"/>
-            </w:rPr>
-          </w:pPr>
-          <w:hyperlink w:anchor="_Toc119403943" w:history="1">
-            <w:r>
-              <w:rPr>
-                <w:rStyle w:val="Hypertextovprepojenie"/>
-                <w:color w:val="auto"/>
-                <w:sz w:val="24"/>
-                <w:szCs w:val="24"/>
-              </w:rPr>
-              <w:t>Príloha A</w:t>
-            </w:r>
-            <w:r>
-              <w:rPr>
-                <w:webHidden/>
-              </w:rPr>
-              <w:tab/>
-            </w:r>
-            <w:r>
-              <w:rPr>
-                <w:webHidden/>
-              </w:rPr>
-              <w:fldChar w:fldCharType="begin"/>
-            </w:r>
-            <w:r>
-              <w:rPr>
-                <w:webHidden/>
-              </w:rPr>
-              <w:instrText xml:space="preserve"> PAGEREF _Toc119403943 \h </w:instrText>
+              </w:rPr>
+              <w:instrText xml:space="preserve"> PAGEREF _Toc220527000 \h </w:instrText>
             </w:r>
             <w:r>
               <w:rPr>
@@ -5870,7 +4636,7 @@
         </w:rPr>
       </w:pPr>
       <w:bookmarkStart w:id="0" w:name="_Toc382839392"/>
-      <w:bookmarkStart w:id="1" w:name="_Toc119403936"/>
+      <w:bookmarkStart w:id="1" w:name="_Toc220526988"/>
       <w:r>
         <w:rPr>
           <w:smallCaps w:val="0"/>
@@ -6010,7 +4776,7 @@
       <w:pPr>
         <w:pStyle w:val="Nadpis1"/>
       </w:pPr>
-      <w:bookmarkStart w:id="2" w:name="_Toc119403937"/>
+      <w:bookmarkStart w:id="2" w:name="_Toc220526989"/>
       <w:r>
         <w:lastRenderedPageBreak/>
         <w:t>Zadanie a cieľ projektu</w:t>
@@ -6056,7 +4822,7 @@
       <w:pPr>
         <w:pStyle w:val="Nadpis2"/>
       </w:pPr>
-      <w:bookmarkStart w:id="3" w:name="_Toc119403938"/>
+      <w:bookmarkStart w:id="3" w:name="_Toc220526990"/>
       <w:r>
         <w:t xml:space="preserve">Zadanie maturitného projektu </w:t>
       </w:r>
@@ -6096,9 +4862,11 @@
       <w:r>
         <w:t xml:space="preserve">    </w:t>
       </w:r>
+      <w:bookmarkStart w:id="4" w:name="_Toc220526991"/>
       <w:r>
         <w:t>Cieľ projektu (TNR 14)</w:t>
       </w:r>
+      <w:bookmarkEnd w:id="4"/>
     </w:p>
     <w:p>
       <w:pPr>
@@ -6143,12 +4911,14 @@
       <w:r>
         <w:t xml:space="preserve">  </w:t>
       </w:r>
+      <w:bookmarkStart w:id="5" w:name="_Toc220526992"/>
       <w:r>
         <w:t xml:space="preserve">Požiadavky na projekt </w:t>
       </w:r>
       <w:r>
         <w:t>(TNR 14)</w:t>
       </w:r>
+      <w:bookmarkEnd w:id="5"/>
     </w:p>
     <w:p>
       <w:pPr>
@@ -6410,8 +5180,8 @@
       <w:pPr>
         <w:pStyle w:val="Nadpis1"/>
       </w:pPr>
-      <w:bookmarkStart w:id="4" w:name="_Toc119403941"/>
-      <w:bookmarkStart w:id="5" w:name="_Toc382839396"/>
+      <w:bookmarkStart w:id="6" w:name="_Toc382839396"/>
+      <w:bookmarkStart w:id="7" w:name="_Toc220526993"/>
       <w:r>
         <w:lastRenderedPageBreak/>
         <w:t>Použité technológie</w:t>
@@ -6419,7 +5189,7 @@
       <w:r>
         <w:t>(TNR 16)</w:t>
       </w:r>
-      <w:bookmarkEnd w:id="4"/>
+      <w:bookmarkEnd w:id="7"/>
     </w:p>
     <w:p>
       <w:pPr>
@@ -6463,9 +5233,11 @@
       <w:pPr>
         <w:pStyle w:val="Nadpis2"/>
       </w:pPr>
+      <w:bookmarkStart w:id="8" w:name="_Toc220526994"/>
       <w:r>
         <w:t>Použité programovacie jazyky</w:t>
       </w:r>
+      <w:bookmarkEnd w:id="8"/>
     </w:p>
     <w:p>
       <w:pPr>
@@ -6505,9 +5277,11 @@
       <w:pPr>
         <w:pStyle w:val="Nadpis3"/>
       </w:pPr>
+      <w:bookmarkStart w:id="9" w:name="_Toc220526995"/>
       <w:r>
         <w:t>Programovací jazyk C#</w:t>
       </w:r>
+      <w:bookmarkEnd w:id="9"/>
     </w:p>
     <w:p>
       <w:pPr>
@@ -6536,6 +5310,7 @@
       <w:pPr>
         <w:pStyle w:val="Nadpis3"/>
       </w:pPr>
+      <w:bookmarkStart w:id="10" w:name="_Toc220526996"/>
       <w:r>
         <w:t xml:space="preserve">Programovací jazyk </w:t>
       </w:r>
@@ -6543,6 +5318,7 @@
       <w:r>
         <w:t>TypeScript</w:t>
       </w:r>
+      <w:bookmarkEnd w:id="10"/>
       <w:proofErr w:type="spellEnd"/>
       <w:r>
         <w:t xml:space="preserve"> </w:t>
@@ -6623,9 +5399,14 @@
       <w:pPr>
         <w:pStyle w:val="Nadpis2"/>
       </w:pPr>
+      <w:bookmarkStart w:id="11" w:name="_Toc220526997"/>
       <w:r>
         <w:lastRenderedPageBreak/>
-        <w:t xml:space="preserve">Databáza a ukladanie údajov </w:t>
+        <w:t>Databáza a ukladanie údajov</w:t>
+      </w:r>
+      <w:bookmarkEnd w:id="11"/>
+      <w:r>
+        <w:t xml:space="preserve"> </w:t>
       </w:r>
     </w:p>
     <w:p>
@@ -6695,6 +5476,7 @@
       <w:pPr>
         <w:pStyle w:val="Nadpis2"/>
       </w:pPr>
+      <w:bookmarkStart w:id="12" w:name="_Toc220526998"/>
       <w:r>
         <w:rPr>
           <w:rStyle w:val="Nadpis2Char"/>
@@ -6706,6 +5488,7 @@
         </w:rPr>
         <w:t>Použité vývojové nástroje</w:t>
       </w:r>
+      <w:bookmarkEnd w:id="12"/>
       <w:r>
         <w:t xml:space="preserve">  </w:t>
       </w:r>
@@ -6810,7 +5593,7 @@
           <w:szCs w:val="32"/>
         </w:rPr>
       </w:pPr>
-      <w:bookmarkStart w:id="6" w:name="_Toc119403942"/>
+      <w:bookmarkStart w:id="13" w:name="_Toc220526999"/>
       <w:r>
         <w:rPr>
           <w:smallCaps w:val="0"/>
@@ -6818,7 +5601,7 @@
         </w:rPr>
         <w:t>Záver</w:t>
       </w:r>
-      <w:bookmarkEnd w:id="5"/>
+      <w:bookmarkEnd w:id="6"/>
       <w:r>
         <w:rPr>
           <w:smallCaps w:val="0"/>
@@ -6827,7 +5610,7 @@
         </w:rPr>
         <w:t>(TNR 16)</w:t>
       </w:r>
-      <w:bookmarkEnd w:id="6"/>
+      <w:bookmarkEnd w:id="13"/>
     </w:p>
     <w:p>
       <w:pPr>
@@ -7137,7 +5920,7 @@
           <w:szCs w:val="32"/>
         </w:rPr>
       </w:pPr>
-      <w:bookmarkStart w:id="7" w:name="_Toc382839398"/>
+      <w:bookmarkStart w:id="14" w:name="_Toc382839398"/>
     </w:p>
     <w:p>
       <w:pPr>
@@ -7252,7 +6035,7 @@
           <w:szCs w:val="32"/>
         </w:rPr>
       </w:pPr>
-      <w:bookmarkStart w:id="8" w:name="_Toc119403943"/>
+      <w:bookmarkStart w:id="15" w:name="_Toc220527000"/>
       <w:r>
         <w:rPr>
           <w:rStyle w:val="Nadpis1Char"/>
@@ -7281,8 +6064,8 @@
         </w:rPr>
         <w:t>A</w:t>
       </w:r>
-      <w:bookmarkEnd w:id="7"/>
-      <w:bookmarkEnd w:id="8"/>
+      <w:bookmarkEnd w:id="14"/>
+      <w:bookmarkEnd w:id="15"/>
       <w:r>
         <w:rPr>
           <w:rFonts w:ascii="Times New Roman" w:hAnsi="Times New Roman" w:cs="Times New Roman"/>
@@ -10608,6 +9391,7 @@
     <w:rsid w:val="00613708"/>
     <w:rsid w:val="00633596"/>
     <w:rsid w:val="006A4334"/>
+    <w:rsid w:val="006B1277"/>
     <w:rsid w:val="007E0306"/>
     <w:rsid w:val="007E75EE"/>
     <w:rsid w:val="00923045"/>
@@ -10617,6 +9401,7 @@
     <w:rsid w:val="00AE6077"/>
     <w:rsid w:val="00B63FBC"/>
     <w:rsid w:val="00BC0E45"/>
+    <w:rsid w:val="00C13BF0"/>
     <w:rsid w:val="00C9611B"/>
     <w:rsid w:val="00CB6EBA"/>
     <w:rsid w:val="00CB7C87"/>

--- a/dokumentacia/Dokumentácia k maturitnému projektu - Online testovací modul pre maturantov, Matúš Čiernik.docx
+++ b/dokumentacia/Dokumentácia k maturitnému projektu - Online testovací modul pre maturantov, Matúš Čiernik.docx
@@ -2656,15 +2656,7 @@
           <w:sz w:val="24"/>
           <w:szCs w:val="24"/>
         </w:rPr>
-        <w:t>maturitná práca, online testovací modul, webová aplikácia</w:t>
-      </w:r>
-      <w:r>
-        <w:rPr>
-          <w:rFonts w:ascii="Times New Roman" w:hAnsi="Times New Roman" w:cs="Times New Roman"/>
-          <w:sz w:val="24"/>
-          <w:szCs w:val="24"/>
-        </w:rPr>
-        <w:t xml:space="preserve"> </w:t>
+        <w:t xml:space="preserve">maturitná práca, online testovací modul, webová aplikácia </w:t>
       </w:r>
       <w:r>
         <w:rPr>
@@ -2760,7 +2752,7 @@
             </w:rPr>
             <w:fldChar w:fldCharType="separate"/>
           </w:r>
-          <w:hyperlink w:anchor="_Toc220526988" w:history="1">
+          <w:hyperlink w:anchor="_Toc220533881" w:history="1">
             <w:r>
               <w:rPr>
                 <w:rStyle w:val="Hypertextovprepojenie"/>
@@ -2783,7 +2775,7 @@
               <w:rPr>
                 <w:webHidden/>
               </w:rPr>
-              <w:instrText xml:space="preserve"> PAGEREF _Toc220526988 \h </w:instrText>
+              <w:instrText xml:space="preserve"> PAGEREF _Toc220533881 \h </w:instrText>
             </w:r>
             <w:r>
               <w:rPr>
@@ -2822,7 +2814,7 @@
               <w14:ligatures w14:val="standardContextual"/>
             </w:rPr>
           </w:pPr>
-          <w:hyperlink w:anchor="_Toc220526989" w:history="1">
+          <w:hyperlink w:anchor="_Toc220533882" w:history="1">
             <w:r>
               <w:rPr>
                 <w:rStyle w:val="Hypertextovprepojenie"/>
@@ -2862,7 +2854,7 @@
               <w:rPr>
                 <w:webHidden/>
               </w:rPr>
-              <w:instrText xml:space="preserve"> PAGEREF _Toc220526989 \h </w:instrText>
+              <w:instrText xml:space="preserve"> PAGEREF _Toc220533882 \h </w:instrText>
             </w:r>
             <w:r>
               <w:rPr>
@@ -2906,7 +2898,7 @@
               <w14:ligatures w14:val="standardContextual"/>
             </w:rPr>
           </w:pPr>
-          <w:hyperlink w:anchor="_Toc220526990" w:history="1">
+          <w:hyperlink w:anchor="_Toc220533883" w:history="1">
             <w:r>
               <w:rPr>
                 <w:rStyle w:val="Hypertextovprepojenie"/>
@@ -2952,7 +2944,7 @@
                 <w:noProof/>
                 <w:webHidden/>
               </w:rPr>
-              <w:instrText xml:space="preserve"> PAGEREF _Toc220526990 \h </w:instrText>
+              <w:instrText xml:space="preserve"> PAGEREF _Toc220533883 \h </w:instrText>
             </w:r>
             <w:r>
               <w:rPr>
@@ -3000,7 +2992,7 @@
               <w14:ligatures w14:val="standardContextual"/>
             </w:rPr>
           </w:pPr>
-          <w:hyperlink w:anchor="_Toc220526991" w:history="1">
+          <w:hyperlink w:anchor="_Toc220533884" w:history="1">
             <w:r>
               <w:rPr>
                 <w:rStyle w:val="Hypertextovprepojenie"/>
@@ -3046,7 +3038,7 @@
                 <w:noProof/>
                 <w:webHidden/>
               </w:rPr>
-              <w:instrText xml:space="preserve"> PAGEREF _Toc220526991 \h </w:instrText>
+              <w:instrText xml:space="preserve"> PAGEREF _Toc220533884 \h </w:instrText>
             </w:r>
             <w:r>
               <w:rPr>
@@ -3094,7 +3086,7 @@
               <w14:ligatures w14:val="standardContextual"/>
             </w:rPr>
           </w:pPr>
-          <w:hyperlink w:anchor="_Toc220526992" w:history="1">
+          <w:hyperlink w:anchor="_Toc220533885" w:history="1">
             <w:r>
               <w:rPr>
                 <w:rStyle w:val="Hypertextovprepojenie"/>
@@ -3140,7 +3132,7 @@
                 <w:noProof/>
                 <w:webHidden/>
               </w:rPr>
-              <w:instrText xml:space="preserve"> PAGEREF _Toc220526992 \h </w:instrText>
+              <w:instrText xml:space="preserve"> PAGEREF _Toc220533885 \h </w:instrText>
             </w:r>
             <w:r>
               <w:rPr>
@@ -3183,7 +3175,7 @@
               <w14:ligatures w14:val="standardContextual"/>
             </w:rPr>
           </w:pPr>
-          <w:hyperlink w:anchor="_Toc220526993" w:history="1">
+          <w:hyperlink w:anchor="_Toc220533886" w:history="1">
             <w:r>
               <w:rPr>
                 <w:rStyle w:val="Hypertextovprepojenie"/>
@@ -3223,7 +3215,7 @@
               <w:rPr>
                 <w:webHidden/>
               </w:rPr>
-              <w:instrText xml:space="preserve"> PAGEREF _Toc220526993 \h </w:instrText>
+              <w:instrText xml:space="preserve"> PAGEREF _Toc220533886 \h </w:instrText>
             </w:r>
             <w:r>
               <w:rPr>
@@ -3267,7 +3259,7 @@
               <w14:ligatures w14:val="standardContextual"/>
             </w:rPr>
           </w:pPr>
-          <w:hyperlink w:anchor="_Toc220526994" w:history="1">
+          <w:hyperlink w:anchor="_Toc220533887" w:history="1">
             <w:r>
               <w:rPr>
                 <w:rStyle w:val="Hypertextovprepojenie"/>
@@ -3313,7 +3305,7 @@
                 <w:noProof/>
                 <w:webHidden/>
               </w:rPr>
-              <w:instrText xml:space="preserve"> PAGEREF _Toc220526994 \h </w:instrText>
+              <w:instrText xml:space="preserve"> PAGEREF _Toc220533887 \h </w:instrText>
             </w:r>
             <w:r>
               <w:rPr>
@@ -3356,7 +3348,7 @@
               <w14:ligatures w14:val="standardContextual"/>
             </w:rPr>
           </w:pPr>
-          <w:hyperlink w:anchor="_Toc220526995" w:history="1">
+          <w:hyperlink w:anchor="_Toc220533888" w:history="1">
             <w:r>
               <w:rPr>
                 <w:rStyle w:val="Hypertextovprepojenie"/>
@@ -3396,7 +3388,7 @@
               <w:rPr>
                 <w:webHidden/>
               </w:rPr>
-              <w:instrText xml:space="preserve"> PAGEREF _Toc220526995 \h </w:instrText>
+              <w:instrText xml:space="preserve"> PAGEREF _Toc220533888 \h </w:instrText>
             </w:r>
             <w:r>
               <w:rPr>
@@ -3435,7 +3427,7 @@
               <w14:ligatures w14:val="standardContextual"/>
             </w:rPr>
           </w:pPr>
-          <w:hyperlink w:anchor="_Toc220526996" w:history="1">
+          <w:hyperlink w:anchor="_Toc220533889" w:history="1">
             <w:r>
               <w:rPr>
                 <w:rStyle w:val="Hypertextovprepojenie"/>
@@ -3475,7 +3467,7 @@
               <w:rPr>
                 <w:webHidden/>
               </w:rPr>
-              <w:instrText xml:space="preserve"> PAGEREF _Toc220526996 \h </w:instrText>
+              <w:instrText xml:space="preserve"> PAGEREF _Toc220533889 \h </w:instrText>
             </w:r>
             <w:r>
               <w:rPr>
@@ -3519,7 +3511,7 @@
               <w14:ligatures w14:val="standardContextual"/>
             </w:rPr>
           </w:pPr>
-          <w:hyperlink w:anchor="_Toc220526997" w:history="1">
+          <w:hyperlink w:anchor="_Toc220533890" w:history="1">
             <w:r>
               <w:rPr>
                 <w:rStyle w:val="Hypertextovprepojenie"/>
@@ -3565,7 +3557,7 @@
                 <w:noProof/>
                 <w:webHidden/>
               </w:rPr>
-              <w:instrText xml:space="preserve"> PAGEREF _Toc220526997 \h </w:instrText>
+              <w:instrText xml:space="preserve"> PAGEREF _Toc220533890 \h </w:instrText>
             </w:r>
             <w:r>
               <w:rPr>
@@ -3613,7 +3605,7 @@
               <w14:ligatures w14:val="standardContextual"/>
             </w:rPr>
           </w:pPr>
-          <w:hyperlink w:anchor="_Toc220526998" w:history="1">
+          <w:hyperlink w:anchor="_Toc220533891" w:history="1">
             <w:r>
               <w:rPr>
                 <w:rStyle w:val="Hypertextovprepojenie"/>
@@ -3659,7 +3651,7 @@
                 <w:noProof/>
                 <w:webHidden/>
               </w:rPr>
-              <w:instrText xml:space="preserve"> PAGEREF _Toc220526998 \h </w:instrText>
+              <w:instrText xml:space="preserve"> PAGEREF _Toc220533891 \h </w:instrText>
             </w:r>
             <w:r>
               <w:rPr>
@@ -3702,7 +3694,7 @@
               <w14:ligatures w14:val="standardContextual"/>
             </w:rPr>
           </w:pPr>
-          <w:hyperlink w:anchor="_Toc220526999" w:history="1">
+          <w:hyperlink w:anchor="_Toc220533892" w:history="1">
             <w:r>
               <w:rPr>
                 <w:rStyle w:val="Hypertextovprepojenie"/>
@@ -3725,7 +3717,7 @@
               <w:rPr>
                 <w:webHidden/>
               </w:rPr>
-              <w:instrText xml:space="preserve"> PAGEREF _Toc220526999 \h </w:instrText>
+              <w:instrText xml:space="preserve"> PAGEREF _Toc220533892 \h </w:instrText>
             </w:r>
             <w:r>
               <w:rPr>
@@ -3764,7 +3756,7 @@
               <w14:ligatures w14:val="standardContextual"/>
             </w:rPr>
           </w:pPr>
-          <w:hyperlink w:anchor="_Toc220527000" w:history="1">
+          <w:hyperlink w:anchor="_Toc220533893" w:history="1">
             <w:r>
               <w:rPr>
                 <w:rStyle w:val="Hypertextovprepojenie"/>
@@ -3787,7 +3779,7 @@
               <w:rPr>
                 <w:webHidden/>
               </w:rPr>
-              <w:instrText xml:space="preserve"> PAGEREF _Toc220527000 \h </w:instrText>
+              <w:instrText xml:space="preserve"> PAGEREF _Toc220533893 \h </w:instrText>
             </w:r>
             <w:r>
               <w:rPr>
@@ -4636,7 +4628,7 @@
         </w:rPr>
       </w:pPr>
       <w:bookmarkStart w:id="0" w:name="_Toc382839392"/>
-      <w:bookmarkStart w:id="1" w:name="_Toc220526988"/>
+      <w:bookmarkStart w:id="1" w:name="_Toc220533881"/>
       <w:r>
         <w:rPr>
           <w:smallCaps w:val="0"/>
@@ -4776,7 +4768,7 @@
       <w:pPr>
         <w:pStyle w:val="Nadpis1"/>
       </w:pPr>
-      <w:bookmarkStart w:id="2" w:name="_Toc220526989"/>
+      <w:bookmarkStart w:id="2" w:name="_Toc220533882"/>
       <w:r>
         <w:lastRenderedPageBreak/>
         <w:t>Zadanie a cieľ projektu</w:t>
@@ -4822,7 +4814,7 @@
       <w:pPr>
         <w:pStyle w:val="Nadpis2"/>
       </w:pPr>
-      <w:bookmarkStart w:id="3" w:name="_Toc220526990"/>
+      <w:bookmarkStart w:id="3" w:name="_Toc220533883"/>
       <w:r>
         <w:t xml:space="preserve">Zadanie maturitného projektu </w:t>
       </w:r>
@@ -4862,7 +4854,7 @@
       <w:r>
         <w:t xml:space="preserve">    </w:t>
       </w:r>
-      <w:bookmarkStart w:id="4" w:name="_Toc220526991"/>
+      <w:bookmarkStart w:id="4" w:name="_Toc220533884"/>
       <w:r>
         <w:t>Cieľ projektu (TNR 14)</w:t>
       </w:r>
@@ -4911,7 +4903,7 @@
       <w:r>
         <w:t xml:space="preserve">  </w:t>
       </w:r>
-      <w:bookmarkStart w:id="5" w:name="_Toc220526992"/>
+      <w:bookmarkStart w:id="5" w:name="_Toc220533885"/>
       <w:r>
         <w:t xml:space="preserve">Požiadavky na projekt </w:t>
       </w:r>
@@ -5181,7 +5173,7 @@
         <w:pStyle w:val="Nadpis1"/>
       </w:pPr>
       <w:bookmarkStart w:id="6" w:name="_Toc382839396"/>
-      <w:bookmarkStart w:id="7" w:name="_Toc220526993"/>
+      <w:bookmarkStart w:id="7" w:name="_Toc220533886"/>
       <w:r>
         <w:lastRenderedPageBreak/>
         <w:t>Použité technológie</w:t>
@@ -5233,7 +5225,7 @@
       <w:pPr>
         <w:pStyle w:val="Nadpis2"/>
       </w:pPr>
-      <w:bookmarkStart w:id="8" w:name="_Toc220526994"/>
+      <w:bookmarkStart w:id="8" w:name="_Toc220533887"/>
       <w:r>
         <w:t>Použité programovacie jazyky</w:t>
       </w:r>
@@ -5277,7 +5269,7 @@
       <w:pPr>
         <w:pStyle w:val="Nadpis3"/>
       </w:pPr>
-      <w:bookmarkStart w:id="9" w:name="_Toc220526995"/>
+      <w:bookmarkStart w:id="9" w:name="_Toc220533888"/>
       <w:r>
         <w:t>Programovací jazyk C#</w:t>
       </w:r>
@@ -5310,7 +5302,7 @@
       <w:pPr>
         <w:pStyle w:val="Nadpis3"/>
       </w:pPr>
-      <w:bookmarkStart w:id="10" w:name="_Toc220526996"/>
+      <w:bookmarkStart w:id="10" w:name="_Toc220533889"/>
       <w:r>
         <w:t xml:space="preserve">Programovací jazyk </w:t>
       </w:r>
@@ -5399,7 +5391,7 @@
       <w:pPr>
         <w:pStyle w:val="Nadpis2"/>
       </w:pPr>
-      <w:bookmarkStart w:id="11" w:name="_Toc220526997"/>
+      <w:bookmarkStart w:id="11" w:name="_Toc220533890"/>
       <w:r>
         <w:lastRenderedPageBreak/>
         <w:t>Databáza a ukladanie údajov</w:t>
@@ -5476,7 +5468,7 @@
       <w:pPr>
         <w:pStyle w:val="Nadpis2"/>
       </w:pPr>
-      <w:bookmarkStart w:id="12" w:name="_Toc220526998"/>
+      <w:bookmarkStart w:id="12" w:name="_Toc220533891"/>
       <w:r>
         <w:rPr>
           <w:rStyle w:val="Nadpis2Char"/>
@@ -5593,7 +5585,7 @@
           <w:szCs w:val="32"/>
         </w:rPr>
       </w:pPr>
-      <w:bookmarkStart w:id="13" w:name="_Toc220526999"/>
+      <w:bookmarkStart w:id="13" w:name="_Toc220533892"/>
       <w:r>
         <w:rPr>
           <w:smallCaps w:val="0"/>
@@ -6035,7 +6027,7 @@
           <w:szCs w:val="32"/>
         </w:rPr>
       </w:pPr>
-      <w:bookmarkStart w:id="15" w:name="_Toc220527000"/>
+      <w:bookmarkStart w:id="15" w:name="_Toc220533893"/>
       <w:r>
         <w:rPr>
           <w:rStyle w:val="Nadpis1Char"/>
@@ -9385,6 +9377,7 @@
     <w:rsid w:val="003E0B0D"/>
     <w:rsid w:val="00426D1C"/>
     <w:rsid w:val="00445D05"/>
+    <w:rsid w:val="004D41D5"/>
     <w:rsid w:val="004E1BE9"/>
     <w:rsid w:val="00583084"/>
     <w:rsid w:val="005D43E2"/>
@@ -9407,6 +9400,7 @@
     <w:rsid w:val="00CB7C87"/>
     <w:rsid w:val="00D1018A"/>
     <w:rsid w:val="00D4365B"/>
+    <w:rsid w:val="00D65A6B"/>
     <w:rsid w:val="00D67AE0"/>
     <w:rsid w:val="00D70661"/>
     <w:rsid w:val="00DA51F9"/>

--- a/dokumentacia/Dokumentácia k maturitnému projektu - Online testovací modul pre maturantov, Matúš Čiernik.docx
+++ b/dokumentacia/Dokumentácia k maturitnému projektu - Online testovací modul pre maturantov, Matúš Čiernik.docx
@@ -336,7 +336,15 @@
           <w:sz w:val="28"/>
           <w:szCs w:val="28"/>
         </w:rPr>
-        <w:t>23</w:t>
+        <w:t>2</w:t>
+      </w:r>
+      <w:r>
+        <w:rPr>
+          <w:rFonts w:ascii="Times New Roman" w:hAnsi="Times New Roman" w:cs="Times New Roman"/>
+          <w:sz w:val="28"/>
+          <w:szCs w:val="28"/>
+        </w:rPr>
+        <w:t>6</w:t>
       </w:r>
       <w:r>
         <w:rPr>
@@ -668,6 +676,7 @@
         <w:spacing w:after="0"/>
         <w:rPr>
           <w:rFonts w:ascii="Times New Roman" w:hAnsi="Times New Roman" w:cs="Times New Roman"/>
+          <w:bCs/>
           <w:sz w:val="24"/>
           <w:szCs w:val="24"/>
         </w:rPr>
@@ -693,7 +702,7 @@
       <w:r>
         <w:rPr>
           <w:rFonts w:ascii="Times New Roman" w:hAnsi="Times New Roman" w:cs="Times New Roman"/>
-          <w:b/>
+          <w:bCs/>
           <w:color w:val="808080" w:themeColor="background1" w:themeShade="80"/>
           <w:sz w:val="24"/>
           <w:szCs w:val="24"/>
@@ -703,6 +712,7 @@
       <w:r>
         <w:rPr>
           <w:rFonts w:ascii="Times New Roman" w:hAnsi="Times New Roman" w:cs="Times New Roman"/>
+          <w:bCs/>
           <w:color w:val="808080" w:themeColor="background1" w:themeShade="80"/>
           <w:sz w:val="24"/>
           <w:szCs w:val="24"/>
@@ -895,7 +905,15 @@
               <w:sz w:val="24"/>
               <w:szCs w:val="24"/>
             </w:rPr>
-            <w:t>23</w:t>
+            <w:t>2</w:t>
+          </w:r>
+          <w:r>
+            <w:rPr>
+              <w:rFonts w:ascii="Times New Roman" w:hAnsi="Times New Roman" w:cs="Times New Roman"/>
+              <w:sz w:val="24"/>
+              <w:szCs w:val="24"/>
+            </w:rPr>
+            <w:t>6</w:t>
           </w:r>
         </w:sdtContent>
       </w:sdt>
@@ -1179,13 +1197,6 @@
     </w:p>
     <w:p>
       <w:pPr>
-        <w:tabs>
-          <w:tab w:val="left" w:pos="4196"/>
-          <w:tab w:val="left" w:pos="5245"/>
-          <w:tab w:val="left" w:pos="9498"/>
-        </w:tabs>
-        <w:spacing w:after="0" w:line="240" w:lineRule="auto"/>
-        <w:ind w:left="-142"/>
         <w:rPr>
           <w:rFonts w:ascii="Times New Roman" w:eastAsia="Times New Roman" w:hAnsi="Times New Roman" w:cs="Times New Roman"/>
           <w:b/>
@@ -1193,6 +1204,15 @@
           <w:lang w:eastAsia="cs-CZ"/>
         </w:rPr>
       </w:pPr>
+      <w:r>
+        <w:rPr>
+          <w:rFonts w:ascii="Times New Roman" w:eastAsia="Times New Roman" w:hAnsi="Times New Roman" w:cs="Times New Roman"/>
+          <w:b/>
+          <w:szCs w:val="20"/>
+          <w:lang w:eastAsia="cs-CZ"/>
+        </w:rPr>
+        <w:br w:type="page"/>
+      </w:r>
     </w:p>
     <w:p>
       <w:pPr>
@@ -1453,15 +1473,11 @@
           <w:tab w:val="left" w:pos="5245"/>
           <w:tab w:val="left" w:pos="9498"/>
         </w:tabs>
-        <w:spacing w:after="0" w:line="240" w:lineRule="auto"/>
-        <w:ind w:left="-142"/>
         <w:jc w:val="center"/>
         <w:rPr>
-          <w:rFonts w:ascii="Times New Roman" w:eastAsia="Times New Roman" w:hAnsi="Times New Roman" w:cs="Times New Roman"/>
           <w:b/>
           <w:sz w:val="40"/>
           <w:szCs w:val="40"/>
-          <w:lang w:eastAsia="cs-CZ"/>
         </w:rPr>
       </w:pPr>
     </w:p>
@@ -1472,14 +1488,97 @@
           <w:tab w:val="left" w:pos="5245"/>
           <w:tab w:val="left" w:pos="9498"/>
         </w:tabs>
-        <w:ind w:left="-142"/>
-        <w:jc w:val="center"/>
-        <w:rPr>
+        <w:rPr>
+          <w:rFonts w:ascii="Times New Roman" w:hAnsi="Times New Roman" w:cs="Times New Roman"/>
           <w:b/>
-          <w:sz w:val="40"/>
-          <w:szCs w:val="40"/>
-        </w:rPr>
-      </w:pPr>
+          <w:sz w:val="24"/>
+          <w:szCs w:val="24"/>
+        </w:rPr>
+      </w:pPr>
+      <w:r>
+        <w:rPr>
+          <w:rFonts w:ascii="Times New Roman" w:hAnsi="Times New Roman" w:cs="Times New Roman"/>
+          <w:b/>
+          <w:sz w:val="24"/>
+          <w:szCs w:val="24"/>
+        </w:rPr>
+        <w:t>Názov vlastného projektu:</w:t>
+      </w:r>
+      <w:r>
+        <w:rPr>
+          <w:rFonts w:ascii="Times New Roman" w:hAnsi="Times New Roman" w:cs="Times New Roman"/>
+          <w:sz w:val="24"/>
+          <w:szCs w:val="24"/>
+        </w:rPr>
+        <w:t xml:space="preserve"> Online testovací modul pre maturantov</w:t>
+      </w:r>
+      <w:r>
+        <w:rPr>
+          <w:rFonts w:ascii="Times New Roman" w:hAnsi="Times New Roman" w:cs="Times New Roman"/>
+          <w:sz w:val="24"/>
+          <w:szCs w:val="24"/>
+        </w:rPr>
+        <w:tab/>
+      </w:r>
+    </w:p>
+    <w:p>
+      <w:pPr>
+        <w:tabs>
+          <w:tab w:val="left" w:pos="4196"/>
+          <w:tab w:val="left" w:pos="7025"/>
+        </w:tabs>
+        <w:rPr>
+          <w:rFonts w:ascii="Times New Roman" w:hAnsi="Times New Roman" w:cs="Times New Roman"/>
+          <w:b/>
+          <w:sz w:val="24"/>
+          <w:szCs w:val="24"/>
+        </w:rPr>
+      </w:pPr>
+      <w:r>
+        <w:rPr>
+          <w:rFonts w:ascii="Times New Roman" w:hAnsi="Times New Roman" w:cs="Times New Roman"/>
+          <w:b/>
+          <w:sz w:val="24"/>
+          <w:szCs w:val="24"/>
+        </w:rPr>
+        <w:t>Meno riešiteľa:</w:t>
+      </w:r>
+      <w:r>
+        <w:rPr>
+          <w:rFonts w:ascii="Times New Roman" w:hAnsi="Times New Roman" w:cs="Times New Roman"/>
+          <w:bCs/>
+          <w:sz w:val="24"/>
+          <w:szCs w:val="24"/>
+        </w:rPr>
+        <w:t xml:space="preserve"> Matúš Čiernik</w:t>
+      </w:r>
+      <w:r>
+        <w:rPr>
+          <w:rFonts w:ascii="Times New Roman" w:hAnsi="Times New Roman" w:cs="Times New Roman"/>
+          <w:b/>
+          <w:sz w:val="24"/>
+          <w:szCs w:val="24"/>
+        </w:rPr>
+        <w:tab/>
+      </w:r>
+      <w:r>
+        <w:rPr>
+          <w:rFonts w:ascii="Times New Roman" w:hAnsi="Times New Roman" w:cs="Times New Roman"/>
+          <w:b/>
+          <w:sz w:val="24"/>
+          <w:szCs w:val="24"/>
+        </w:rPr>
+        <w:tab/>
+      </w:r>
+      <w:r>
+        <w:rPr>
+          <w:rFonts w:ascii="Times New Roman" w:hAnsi="Times New Roman" w:cs="Times New Roman"/>
+          <w:b/>
+          <w:sz w:val="24"/>
+          <w:szCs w:val="24"/>
+        </w:rPr>
+        <w:tab/>
+      </w:r>
     </w:p>
     <w:p>
       <w:pPr>
@@ -1491,71 +1590,34 @@
         <w:rPr>
           <w:rFonts w:ascii="Times New Roman" w:hAnsi="Times New Roman" w:cs="Times New Roman"/>
           <w:b/>
+          <w:sz w:val="24"/>
+          <w:szCs w:val="24"/>
         </w:rPr>
       </w:pPr>
       <w:r>
         <w:rPr>
           <w:rFonts w:ascii="Times New Roman" w:hAnsi="Times New Roman" w:cs="Times New Roman"/>
           <w:b/>
-        </w:rPr>
-        <w:t>Názov vlastného projektu:</w:t>
-      </w:r>
-      <w:r>
-        <w:rPr>
-          <w:rFonts w:ascii="Times New Roman" w:hAnsi="Times New Roman" w:cs="Times New Roman"/>
-        </w:rPr>
-        <w:t xml:space="preserve"> Online testovací modul pre maturantov</w:t>
-      </w:r>
-      <w:r>
-        <w:rPr>
-          <w:rFonts w:ascii="Times New Roman" w:hAnsi="Times New Roman" w:cs="Times New Roman"/>
-        </w:rPr>
-        <w:tab/>
-      </w:r>
-    </w:p>
-    <w:p>
-      <w:pPr>
-        <w:tabs>
-          <w:tab w:val="left" w:pos="4196"/>
-          <w:tab w:val="left" w:pos="7025"/>
-        </w:tabs>
+          <w:sz w:val="24"/>
+          <w:szCs w:val="24"/>
+        </w:rPr>
+        <w:t xml:space="preserve">Trieda: </w:t>
+      </w:r>
+      <w:r>
+        <w:rPr>
+          <w:rFonts w:ascii="Times New Roman" w:hAnsi="Times New Roman" w:cs="Times New Roman"/>
+          <w:bCs/>
+          <w:sz w:val="24"/>
+          <w:szCs w:val="24"/>
+        </w:rPr>
+        <w:t>4.C</w:t>
+      </w:r>
+      <w:r>
         <w:rPr>
           <w:rFonts w:ascii="Times New Roman" w:hAnsi="Times New Roman" w:cs="Times New Roman"/>
           <w:b/>
-        </w:rPr>
-      </w:pPr>
-      <w:r>
-        <w:rPr>
-          <w:rFonts w:ascii="Times New Roman" w:hAnsi="Times New Roman" w:cs="Times New Roman"/>
-          <w:b/>
-        </w:rPr>
-        <w:t>Meno riešiteľa:</w:t>
-      </w:r>
-      <w:r>
-        <w:rPr>
-          <w:rFonts w:ascii="Times New Roman" w:hAnsi="Times New Roman" w:cs="Times New Roman"/>
-          <w:bCs/>
-        </w:rPr>
-        <w:t xml:space="preserve"> Matúš Čiernik</w:t>
-      </w:r>
-      <w:r>
-        <w:rPr>
-          <w:rFonts w:ascii="Times New Roman" w:hAnsi="Times New Roman" w:cs="Times New Roman"/>
-          <w:b/>
-        </w:rPr>
-        <w:tab/>
-      </w:r>
-      <w:r>
-        <w:rPr>
-          <w:rFonts w:ascii="Times New Roman" w:hAnsi="Times New Roman" w:cs="Times New Roman"/>
-          <w:b/>
-        </w:rPr>
-        <w:tab/>
-      </w:r>
-      <w:r>
-        <w:rPr>
-          <w:rFonts w:ascii="Times New Roman" w:hAnsi="Times New Roman" w:cs="Times New Roman"/>
-          <w:b/>
+          <w:sz w:val="24"/>
+          <w:szCs w:val="24"/>
         </w:rPr>
         <w:tab/>
       </w:r>
@@ -1569,27 +1631,44 @@
         </w:tabs>
         <w:rPr>
           <w:rFonts w:ascii="Times New Roman" w:hAnsi="Times New Roman" w:cs="Times New Roman"/>
+          <w:sz w:val="24"/>
+          <w:szCs w:val="24"/>
+        </w:rPr>
+      </w:pPr>
+      <w:r>
+        <w:rPr>
+          <w:rFonts w:ascii="Times New Roman" w:hAnsi="Times New Roman" w:cs="Times New Roman"/>
           <w:b/>
-        </w:rPr>
-      </w:pPr>
+          <w:sz w:val="24"/>
+          <w:szCs w:val="24"/>
+        </w:rPr>
+        <w:t xml:space="preserve">Študijný odbor: </w:t>
+      </w:r>
+      <w:r>
+        <w:rPr>
+          <w:rFonts w:ascii="Times New Roman" w:hAnsi="Times New Roman" w:cs="Times New Roman"/>
+          <w:bCs/>
+          <w:sz w:val="24"/>
+          <w:szCs w:val="24"/>
+        </w:rPr>
+        <w:t xml:space="preserve">3918 M Technické lýceum </w:t>
+      </w:r>
       <w:r>
         <w:rPr>
           <w:rFonts w:ascii="Times New Roman" w:hAnsi="Times New Roman" w:cs="Times New Roman"/>
           <w:b/>
-        </w:rPr>
-        <w:t xml:space="preserve">Trieda: </w:t>
-      </w:r>
-      <w:r>
-        <w:rPr>
-          <w:rFonts w:ascii="Times New Roman" w:hAnsi="Times New Roman" w:cs="Times New Roman"/>
-          <w:bCs/>
-        </w:rPr>
-        <w:t>4.C</w:t>
+          <w:sz w:val="24"/>
+          <w:szCs w:val="24"/>
+        </w:rPr>
+        <w:tab/>
+        <w:t xml:space="preserve"> </w:t>
       </w:r>
       <w:r>
         <w:rPr>
           <w:rFonts w:ascii="Times New Roman" w:hAnsi="Times New Roman" w:cs="Times New Roman"/>
           <w:b/>
+          <w:sz w:val="24"/>
+          <w:szCs w:val="24"/>
         </w:rPr>
         <w:tab/>
       </w:r>
@@ -1603,34 +1682,64 @@
         </w:tabs>
         <w:rPr>
           <w:rFonts w:ascii="Times New Roman" w:hAnsi="Times New Roman" w:cs="Times New Roman"/>
-        </w:rPr>
-      </w:pPr>
-      <w:r>
-        <w:rPr>
-          <w:rFonts w:ascii="Times New Roman" w:hAnsi="Times New Roman" w:cs="Times New Roman"/>
           <w:b/>
-        </w:rPr>
-        <w:t xml:space="preserve">Študijný odbor: </w:t>
+          <w:sz w:val="24"/>
+          <w:szCs w:val="24"/>
+        </w:rPr>
+      </w:pPr>
+      <w:r>
+        <w:rPr>
+          <w:rFonts w:ascii="Times New Roman" w:hAnsi="Times New Roman" w:cs="Times New Roman"/>
+          <w:b/>
+          <w:sz w:val="24"/>
+          <w:szCs w:val="24"/>
+        </w:rPr>
+        <w:t xml:space="preserve">Meno konzultanta: </w:t>
       </w:r>
       <w:r>
         <w:rPr>
           <w:rFonts w:ascii="Times New Roman" w:hAnsi="Times New Roman" w:cs="Times New Roman"/>
           <w:bCs/>
-        </w:rPr>
-        <w:t xml:space="preserve">3918 M Technické lýceum </w:t>
+          <w:sz w:val="24"/>
+          <w:szCs w:val="24"/>
+        </w:rPr>
+        <w:t>Mgr.</w:t>
       </w:r>
       <w:r>
         <w:rPr>
           <w:rFonts w:ascii="Times New Roman" w:hAnsi="Times New Roman" w:cs="Times New Roman"/>
           <w:b/>
-        </w:rPr>
-        <w:tab/>
+          <w:sz w:val="24"/>
+          <w:szCs w:val="24"/>
+        </w:rPr>
         <w:t xml:space="preserve"> </w:t>
       </w:r>
       <w:r>
         <w:rPr>
           <w:rFonts w:ascii="Times New Roman" w:hAnsi="Times New Roman" w:cs="Times New Roman"/>
-          <w:b/>
+          <w:bCs/>
+          <w:sz w:val="24"/>
+          <w:szCs w:val="24"/>
+        </w:rPr>
+        <w:t xml:space="preserve">Martin </w:t>
+      </w:r>
+      <w:proofErr w:type="spellStart"/>
+      <w:r>
+        <w:rPr>
+          <w:rFonts w:ascii="Times New Roman" w:hAnsi="Times New Roman" w:cs="Times New Roman"/>
+          <w:bCs/>
+          <w:sz w:val="24"/>
+          <w:szCs w:val="24"/>
+        </w:rPr>
+        <w:t>Ovšák</w:t>
+      </w:r>
+      <w:proofErr w:type="spellEnd"/>
+      <w:r>
+        <w:rPr>
+          <w:rFonts w:ascii="Times New Roman" w:hAnsi="Times New Roman" w:cs="Times New Roman"/>
+          <w:bCs/>
+          <w:sz w:val="24"/>
+          <w:szCs w:val="24"/>
         </w:rPr>
         <w:tab/>
       </w:r>
@@ -1645,51 +1754,26 @@
         <w:rPr>
           <w:rFonts w:ascii="Times New Roman" w:hAnsi="Times New Roman" w:cs="Times New Roman"/>
           <w:b/>
+          <w:sz w:val="24"/>
+          <w:szCs w:val="24"/>
         </w:rPr>
       </w:pPr>
       <w:r>
         <w:rPr>
           <w:rFonts w:ascii="Times New Roman" w:hAnsi="Times New Roman" w:cs="Times New Roman"/>
           <w:b/>
-        </w:rPr>
-        <w:t xml:space="preserve">Meno konzultanta: </w:t>
-      </w:r>
-      <w:r>
-        <w:rPr>
-          <w:rFonts w:ascii="Times New Roman" w:hAnsi="Times New Roman" w:cs="Times New Roman"/>
-          <w:bCs/>
-        </w:rPr>
-        <w:t>Mgr.</w:t>
-      </w:r>
-      <w:r>
-        <w:rPr>
-          <w:rFonts w:ascii="Times New Roman" w:hAnsi="Times New Roman" w:cs="Times New Roman"/>
-          <w:b/>
-        </w:rPr>
-        <w:t xml:space="preserve"> </w:t>
-      </w:r>
-      <w:r>
-        <w:rPr>
-          <w:rFonts w:ascii="Times New Roman" w:hAnsi="Times New Roman" w:cs="Times New Roman"/>
-          <w:bCs/>
-        </w:rPr>
-        <w:t xml:space="preserve">Martin </w:t>
-      </w:r>
-      <w:proofErr w:type="spellStart"/>
-      <w:r>
-        <w:rPr>
-          <w:rFonts w:ascii="Times New Roman" w:hAnsi="Times New Roman" w:cs="Times New Roman"/>
-          <w:bCs/>
-        </w:rPr>
-        <w:t>Ovšák</w:t>
-      </w:r>
-      <w:proofErr w:type="spellEnd"/>
-      <w:r>
-        <w:rPr>
-          <w:rFonts w:ascii="Times New Roman" w:hAnsi="Times New Roman" w:cs="Times New Roman"/>
-          <w:bCs/>
-        </w:rPr>
-        <w:tab/>
+          <w:sz w:val="24"/>
+          <w:szCs w:val="24"/>
+        </w:rPr>
+        <w:t xml:space="preserve">Cieľ vlastného projektu: </w:t>
+      </w:r>
+      <w:r>
+        <w:rPr>
+          <w:rFonts w:ascii="Times New Roman" w:hAnsi="Times New Roman" w:cs="Times New Roman"/>
+          <w:sz w:val="24"/>
+          <w:szCs w:val="24"/>
+        </w:rPr>
+        <w:t>Cieľom projektu je vytvoriť online nástroj, ktorý pomôže maturantom efektívne sa pripraviť na maturitnú skúšku. Systém umožní riešiť testy, zobrazovať správne odpovede, ukladať štatistiky úspešnosti.</w:t>
       </w:r>
     </w:p>
     <w:p>
@@ -1702,20 +1786,18 @@
         <w:rPr>
           <w:rFonts w:ascii="Times New Roman" w:hAnsi="Times New Roman" w:cs="Times New Roman"/>
           <w:b/>
+          <w:sz w:val="24"/>
+          <w:szCs w:val="24"/>
         </w:rPr>
       </w:pPr>
       <w:r>
         <w:rPr>
           <w:rFonts w:ascii="Times New Roman" w:hAnsi="Times New Roman" w:cs="Times New Roman"/>
           <w:b/>
-        </w:rPr>
-        <w:t xml:space="preserve">Cieľ vlastného projektu: </w:t>
-      </w:r>
-      <w:r>
-        <w:rPr>
-          <w:rFonts w:ascii="Times New Roman" w:hAnsi="Times New Roman" w:cs="Times New Roman"/>
-        </w:rPr>
-        <w:t>Cieľom projektu je vytvoriť online nástroj, ktorý pomôže maturantom efektívne sa pripraviť na maturitnú skúšku. Systém umožní riešiť testy, zobrazovať správne odpovede, ukladať štatistiky úspešnosti.</w:t>
+          <w:sz w:val="24"/>
+          <w:szCs w:val="24"/>
+        </w:rPr>
+        <w:t>Stručná anotácia:</w:t>
       </w:r>
     </w:p>
     <w:p>
@@ -1727,15 +1809,39 @@
         </w:tabs>
         <w:rPr>
           <w:rFonts w:ascii="Times New Roman" w:hAnsi="Times New Roman" w:cs="Times New Roman"/>
-          <w:b/>
-        </w:rPr>
-      </w:pPr>
-      <w:r>
-        <w:rPr>
-          <w:rFonts w:ascii="Times New Roman" w:hAnsi="Times New Roman" w:cs="Times New Roman"/>
-          <w:b/>
-        </w:rPr>
-        <w:t>Stručná anotácia:</w:t>
+          <w:bCs/>
+          <w:sz w:val="24"/>
+          <w:szCs w:val="24"/>
+        </w:rPr>
+      </w:pPr>
+      <w:r>
+        <w:rPr>
+          <w:rFonts w:ascii="Times New Roman" w:hAnsi="Times New Roman" w:cs="Times New Roman"/>
+          <w:bCs/>
+          <w:sz w:val="24"/>
+          <w:szCs w:val="24"/>
+        </w:rPr>
+        <w:t>Prístupnosť a </w:t>
+      </w:r>
+      <w:proofErr w:type="spellStart"/>
+      <w:r>
+        <w:rPr>
+          <w:rFonts w:ascii="Times New Roman" w:hAnsi="Times New Roman" w:cs="Times New Roman"/>
+          <w:bCs/>
+          <w:sz w:val="24"/>
+          <w:szCs w:val="24"/>
+        </w:rPr>
+        <w:t>responzivita</w:t>
+      </w:r>
+      <w:proofErr w:type="spellEnd"/>
+      <w:r>
+        <w:rPr>
+          <w:rFonts w:ascii="Times New Roman" w:hAnsi="Times New Roman" w:cs="Times New Roman"/>
+          <w:bCs/>
+          <w:sz w:val="24"/>
+          <w:szCs w:val="24"/>
+        </w:rPr>
+        <w:t xml:space="preserve"> – z PC aj mobilu</w:t>
       </w:r>
     </w:p>
     <w:p>
@@ -1748,30 +1854,18 @@
         <w:rPr>
           <w:rFonts w:ascii="Times New Roman" w:hAnsi="Times New Roman" w:cs="Times New Roman"/>
           <w:bCs/>
+          <w:sz w:val="24"/>
+          <w:szCs w:val="24"/>
         </w:rPr>
       </w:pPr>
       <w:r>
         <w:rPr>
           <w:rFonts w:ascii="Times New Roman" w:hAnsi="Times New Roman" w:cs="Times New Roman"/>
           <w:bCs/>
-        </w:rPr>
-        <w:t>Prístupnosť a </w:t>
-      </w:r>
-      <w:proofErr w:type="spellStart"/>
-      <w:r>
-        <w:rPr>
-          <w:rFonts w:ascii="Times New Roman" w:hAnsi="Times New Roman" w:cs="Times New Roman"/>
-          <w:bCs/>
-        </w:rPr>
-        <w:t>responzivita</w:t>
-      </w:r>
-      <w:proofErr w:type="spellEnd"/>
-      <w:r>
-        <w:rPr>
-          <w:rFonts w:ascii="Times New Roman" w:hAnsi="Times New Roman" w:cs="Times New Roman"/>
-          <w:bCs/>
-        </w:rPr>
-        <w:t xml:space="preserve"> – z PC aj mobilu</w:t>
+          <w:sz w:val="24"/>
+          <w:szCs w:val="24"/>
+        </w:rPr>
+        <w:t>Delenie otázok podľa predmetu</w:t>
       </w:r>
     </w:p>
     <w:p>
@@ -1784,14 +1878,18 @@
         <w:rPr>
           <w:rFonts w:ascii="Times New Roman" w:hAnsi="Times New Roman" w:cs="Times New Roman"/>
           <w:bCs/>
+          <w:sz w:val="24"/>
+          <w:szCs w:val="24"/>
         </w:rPr>
       </w:pPr>
       <w:r>
         <w:rPr>
           <w:rFonts w:ascii="Times New Roman" w:hAnsi="Times New Roman" w:cs="Times New Roman"/>
           <w:bCs/>
-        </w:rPr>
-        <w:t>Delenie otázok podľa predmetu</w:t>
+          <w:sz w:val="24"/>
+          <w:szCs w:val="24"/>
+        </w:rPr>
+        <w:t>História úspešnosti riešenia testov</w:t>
       </w:r>
     </w:p>
     <w:p>
@@ -1803,15 +1901,18 @@
         </w:tabs>
         <w:rPr>
           <w:rFonts w:ascii="Times New Roman" w:hAnsi="Times New Roman" w:cs="Times New Roman"/>
-          <w:bCs/>
-        </w:rPr>
-      </w:pPr>
-      <w:r>
-        <w:rPr>
-          <w:rFonts w:ascii="Times New Roman" w:hAnsi="Times New Roman" w:cs="Times New Roman"/>
-          <w:bCs/>
-        </w:rPr>
-        <w:t>História úspešnosti riešenia testov</w:t>
+          <w:b/>
+          <w:sz w:val="24"/>
+          <w:szCs w:val="24"/>
+        </w:rPr>
+      </w:pPr>
+      <w:r>
+        <w:rPr>
+          <w:rFonts w:ascii="Times New Roman" w:hAnsi="Times New Roman" w:cs="Times New Roman"/>
+          <w:sz w:val="24"/>
+          <w:szCs w:val="24"/>
+        </w:rPr>
+        <w:t>Zobrazenie správnych odpovedí a percentá úspešnosti po dokončení testu</w:t>
       </w:r>
     </w:p>
     <w:p>
@@ -1823,14 +1924,28 @@
         </w:tabs>
         <w:rPr>
           <w:rFonts w:ascii="Times New Roman" w:hAnsi="Times New Roman" w:cs="Times New Roman"/>
+          <w:bCs/>
+          <w:sz w:val="24"/>
+          <w:szCs w:val="24"/>
+        </w:rPr>
+      </w:pPr>
+      <w:r>
+        <w:rPr>
+          <w:rFonts w:ascii="Times New Roman" w:hAnsi="Times New Roman" w:cs="Times New Roman"/>
           <w:b/>
-        </w:rPr>
-      </w:pPr>
-      <w:r>
-        <w:rPr>
-          <w:rFonts w:ascii="Times New Roman" w:hAnsi="Times New Roman" w:cs="Times New Roman"/>
-        </w:rPr>
-        <w:t>Zobrazenie správnych odpovedí a percentá úspešnosti po dokončení testu</w:t>
+          <w:sz w:val="24"/>
+          <w:szCs w:val="24"/>
+        </w:rPr>
+        <w:t xml:space="preserve">Spôsob využitia: </w:t>
+      </w:r>
+      <w:r>
+        <w:rPr>
+          <w:rFonts w:ascii="Times New Roman" w:hAnsi="Times New Roman" w:cs="Times New Roman"/>
+          <w:bCs/>
+          <w:sz w:val="24"/>
+          <w:szCs w:val="24"/>
+        </w:rPr>
+        <w:t>Projekt môžu využívať maturanti, poprípade aj ostatní žiaci pri príprave na maturitné skúšky alebo aj písomky.</w:t>
       </w:r>
     </w:p>
     <w:p>
@@ -1842,47 +1957,26 @@
         </w:tabs>
         <w:rPr>
           <w:rFonts w:ascii="Times New Roman" w:hAnsi="Times New Roman" w:cs="Times New Roman"/>
+          <w:b/>
+          <w:sz w:val="24"/>
+          <w:szCs w:val="24"/>
+        </w:rPr>
+      </w:pPr>
+      <w:r>
+        <w:rPr>
+          <w:rFonts w:ascii="Times New Roman" w:hAnsi="Times New Roman" w:cs="Times New Roman"/>
+          <w:b/>
+          <w:sz w:val="24"/>
+          <w:szCs w:val="24"/>
+        </w:rPr>
+        <w:t xml:space="preserve">Finančné, technologické a priestorové nároky na realizáciu projektu: </w:t>
+      </w:r>
+      <w:r>
+        <w:rPr>
+          <w:rFonts w:ascii="Times New Roman" w:hAnsi="Times New Roman" w:cs="Times New Roman"/>
           <w:bCs/>
-        </w:rPr>
-      </w:pPr>
-      <w:r>
-        <w:rPr>
-          <w:rFonts w:ascii="Times New Roman" w:hAnsi="Times New Roman" w:cs="Times New Roman"/>
-          <w:b/>
-        </w:rPr>
-        <w:t xml:space="preserve">Spôsob využitia: </w:t>
-      </w:r>
-      <w:r>
-        <w:rPr>
-          <w:rFonts w:ascii="Times New Roman" w:hAnsi="Times New Roman" w:cs="Times New Roman"/>
-          <w:bCs/>
-        </w:rPr>
-        <w:t>Projekt môžu využívať maturanti, poprípade aj ostatní žiaci pri príprave na maturitné skúšky alebo aj písomky.</w:t>
-      </w:r>
-    </w:p>
-    <w:p>
-      <w:pPr>
-        <w:tabs>
-          <w:tab w:val="left" w:pos="4196"/>
-          <w:tab w:val="left" w:pos="5245"/>
-          <w:tab w:val="left" w:pos="9498"/>
-        </w:tabs>
-        <w:rPr>
-          <w:rFonts w:ascii="Times New Roman" w:hAnsi="Times New Roman" w:cs="Times New Roman"/>
-          <w:b/>
-        </w:rPr>
-      </w:pPr>
-      <w:r>
-        <w:rPr>
-          <w:rFonts w:ascii="Times New Roman" w:hAnsi="Times New Roman" w:cs="Times New Roman"/>
-          <w:b/>
-        </w:rPr>
-        <w:t xml:space="preserve">Finančné, technologické a priestorové nároky na realizáciu projektu: </w:t>
-      </w:r>
-      <w:r>
-        <w:rPr>
-          <w:rFonts w:ascii="Times New Roman" w:hAnsi="Times New Roman" w:cs="Times New Roman"/>
-          <w:bCs/>
+          <w:sz w:val="24"/>
+          <w:szCs w:val="24"/>
         </w:rPr>
         <w:t>0€</w:t>
       </w:r>
@@ -2356,7 +2450,7 @@
           <w:alias w:val="Dátum"/>
           <w:tag w:val="Dátum"/>
           <w:id w:val="467856861"/>
-          <w:date w:fullDate="2026-01-30T00:00:00Z">
+          <w:date w:fullDate="2026-02-02T00:00:00Z">
             <w:dateFormat w:val="d. M. yyyy"/>
             <w:lid w:val="sk-SK"/>
             <w:storeMappedDataAs w:val="dateTime"/>
@@ -2371,52 +2465,7 @@
               <w:sz w:val="24"/>
               <w:szCs w:val="24"/>
             </w:rPr>
-            <w:t>30</w:t>
-          </w:r>
-          <w:r>
-            <w:rPr>
-              <w:rFonts w:ascii="Times New Roman" w:hAnsi="Times New Roman" w:cs="Times New Roman"/>
-              <w:color w:val="808080" w:themeColor="background1" w:themeShade="80"/>
-              <w:sz w:val="24"/>
-              <w:szCs w:val="24"/>
-            </w:rPr>
-            <w:t xml:space="preserve">. </w:t>
-          </w:r>
-          <w:r>
-            <w:rPr>
-              <w:rFonts w:ascii="Times New Roman" w:hAnsi="Times New Roman" w:cs="Times New Roman"/>
-              <w:color w:val="808080" w:themeColor="background1" w:themeShade="80"/>
-              <w:sz w:val="24"/>
-              <w:szCs w:val="24"/>
-            </w:rPr>
-            <w:t>1</w:t>
-          </w:r>
-          <w:r>
-            <w:rPr>
-              <w:rFonts w:ascii="Times New Roman" w:hAnsi="Times New Roman" w:cs="Times New Roman"/>
-              <w:color w:val="808080" w:themeColor="background1" w:themeShade="80"/>
-              <w:sz w:val="24"/>
-              <w:szCs w:val="24"/>
-            </w:rPr>
-            <w:t>. 20</w:t>
-          </w:r>
-          <w:r>
-            <w:rPr>
-              <w:rFonts w:ascii="Times New Roman" w:hAnsi="Times New Roman" w:cs="Times New Roman"/>
-              <w:color w:val="808080" w:themeColor="background1" w:themeShade="80"/>
-              <w:sz w:val="24"/>
-              <w:szCs w:val="24"/>
-            </w:rPr>
-            <w:t>2</w:t>
-          </w:r>
-          <w:r>
-            <w:rPr>
-              <w:rFonts w:ascii="Times New Roman" w:hAnsi="Times New Roman" w:cs="Times New Roman"/>
-              <w:color w:val="808080" w:themeColor="background1" w:themeShade="80"/>
-              <w:sz w:val="24"/>
-              <w:szCs w:val="24"/>
-            </w:rPr>
-            <w:t>6</w:t>
+            <w:t>2. 2. 2026</w:t>
           </w:r>
         </w:sdtContent>
       </w:sdt>
@@ -2517,7 +2566,6 @@
       <w:pPr>
         <w:pStyle w:val="TEXT"/>
         <w:ind w:firstLine="0"/>
-        <w:jc w:val="left"/>
         <w:rPr>
           <w:sz w:val="32"/>
           <w:szCs w:val="32"/>
@@ -2579,7 +2627,21 @@
           <w:sz w:val="32"/>
           <w:szCs w:val="32"/>
         </w:rPr>
-        <w:t>, Tvrdošín: 2023. Počet strán, počet znakov.</w:t>
+        <w:t>, Tvrdošín: 202</w:t>
+      </w:r>
+      <w:r>
+        <w:rPr>
+          <w:sz w:val="32"/>
+          <w:szCs w:val="32"/>
+        </w:rPr>
+        <w:t>6</w:t>
+      </w:r>
+      <w:r>
+        <w:rPr>
+          <w:sz w:val="32"/>
+          <w:szCs w:val="32"/>
+        </w:rPr>
+        <w:t>. Počet strán, počet znakov.</w:t>
       </w:r>
     </w:p>
     <w:p>
@@ -2594,13 +2656,20 @@
     </w:p>
     <w:p>
       <w:pPr>
+        <w:jc w:val="both"/>
+        <w:rPr>
+          <w:color w:val="C00000"/>
+        </w:rPr>
+      </w:pPr>
+      <w:r>
         <w:rPr>
           <w:rFonts w:ascii="Times New Roman" w:hAnsi="Times New Roman" w:cs="Times New Roman"/>
           <w:color w:val="000000" w:themeColor="text1"/>
           <w:sz w:val="32"/>
           <w:szCs w:val="32"/>
         </w:rPr>
-      </w:pPr>
+        <w:t xml:space="preserve">Táto práca sa zaoberá </w:t>
+      </w:r>
       <w:r>
         <w:rPr>
           <w:rFonts w:ascii="Times New Roman" w:hAnsi="Times New Roman" w:cs="Times New Roman"/>
@@ -2608,7 +2677,70 @@
           <w:sz w:val="32"/>
           <w:szCs w:val="32"/>
         </w:rPr>
-        <w:t>Táto práca sa zaoberá vytvorením online testovacieho modulu, ktorý je určený pre maturantov stredných škôl. Hlavnou myšlienkou projektu je pomôcť študentom s prípravou na maturitnú skúšku jednoduchou a prehľadnou formou. Systém umožňuje riešenie testov z rôznych predmetov, zobrazenie správnych odpovedí po dokončení testu a sledovanie úspešnosti používateľa. Aplikácia je dostupná z počítača aj mobilného zariadenia a nevyžaduje žiadne finančné náklady. Projekt reaguje na rastúcu potrebu využívania moderných technológií vo vzdelávaní.</w:t>
+        <w:t xml:space="preserve">vytvorením </w:t>
+      </w:r>
+      <w:r>
+        <w:rPr>
+          <w:rFonts w:ascii="Times New Roman" w:hAnsi="Times New Roman" w:cs="Times New Roman"/>
+          <w:color w:val="000000" w:themeColor="text1"/>
+          <w:sz w:val="32"/>
+          <w:szCs w:val="32"/>
+        </w:rPr>
+        <w:t>online testovacieho modulu určeného pre maturantov stredných škôl. Hlavným cieľom projektu je pomôcť študentom pripraviť sa na maturitnú skúšku jednoduchou a prehľadnou formou. Systém umožňuje riešiť testy z rôznych predmetov, zobraziť</w:t>
+      </w:r>
+      <w:r>
+        <w:rPr>
+          <w:rFonts w:ascii="Times New Roman" w:hAnsi="Times New Roman" w:cs="Times New Roman"/>
+          <w:color w:val="000000" w:themeColor="text1"/>
+          <w:sz w:val="32"/>
+          <w:szCs w:val="32"/>
+        </w:rPr>
+        <w:t xml:space="preserve"> vyhodnotenie testov priamo </w:t>
+      </w:r>
+      <w:r>
+        <w:rPr>
+          <w:rFonts w:ascii="Times New Roman" w:hAnsi="Times New Roman" w:cs="Times New Roman"/>
+          <w:color w:val="000000" w:themeColor="text1"/>
+          <w:sz w:val="32"/>
+          <w:szCs w:val="32"/>
+        </w:rPr>
+        <w:t>po dokončení a sledovať úspešnosť používateľa. Aplikácia je prístupná z počítača aj mobil</w:t>
+      </w:r>
+      <w:r>
+        <w:rPr>
+          <w:rFonts w:ascii="Times New Roman" w:hAnsi="Times New Roman" w:cs="Times New Roman"/>
+          <w:color w:val="000000" w:themeColor="text1"/>
+          <w:sz w:val="32"/>
+          <w:szCs w:val="32"/>
+        </w:rPr>
+        <w:t xml:space="preserve">u </w:t>
+      </w:r>
+      <w:r>
+        <w:rPr>
+          <w:rFonts w:ascii="Times New Roman" w:hAnsi="Times New Roman" w:cs="Times New Roman"/>
+          <w:color w:val="000000" w:themeColor="text1"/>
+          <w:sz w:val="32"/>
+          <w:szCs w:val="32"/>
+        </w:rPr>
+        <w:t>a</w:t>
+      </w:r>
+      <w:r>
+        <w:rPr>
+          <w:rFonts w:ascii="Times New Roman" w:hAnsi="Times New Roman" w:cs="Times New Roman"/>
+          <w:color w:val="000000" w:themeColor="text1"/>
+          <w:sz w:val="32"/>
+          <w:szCs w:val="32"/>
+        </w:rPr>
+        <w:t> je jednoduchá a intuitívna</w:t>
+      </w:r>
+      <w:r>
+        <w:rPr>
+          <w:rFonts w:ascii="Times New Roman" w:hAnsi="Times New Roman" w:cs="Times New Roman"/>
+          <w:color w:val="000000" w:themeColor="text1"/>
+          <w:sz w:val="32"/>
+          <w:szCs w:val="32"/>
+        </w:rPr>
+        <w:t>. Projekt reflektuje rastúcu potrebu využívania moderných technológií vo vzdelávaní.</w:t>
       </w:r>
     </w:p>
     <w:p>
@@ -2621,43 +2753,519 @@
     <w:p>
       <w:pPr>
         <w:rPr>
+          <w:rFonts w:ascii="Times New Roman" w:hAnsi="Times New Roman" w:cs="Times New Roman"/>
+          <w:sz w:val="24"/>
+          <w:szCs w:val="24"/>
+        </w:rPr>
+      </w:pPr>
+      <w:r>
+        <w:rPr>
+          <w:rFonts w:ascii="Times New Roman" w:hAnsi="Times New Roman" w:cs="Times New Roman"/>
+          <w:sz w:val="24"/>
+          <w:szCs w:val="24"/>
+        </w:rPr>
+        <w:t>Kľúčové slová:</w:t>
+      </w:r>
+      <w:r>
+        <w:rPr>
+          <w:rFonts w:ascii="Times New Roman" w:hAnsi="Times New Roman" w:cs="Times New Roman"/>
+          <w:sz w:val="24"/>
+          <w:szCs w:val="24"/>
+        </w:rPr>
+        <w:t xml:space="preserve"> </w:t>
+      </w:r>
+      <w:r>
+        <w:rPr>
+          <w:rFonts w:ascii="Times New Roman" w:hAnsi="Times New Roman" w:cs="Times New Roman"/>
+          <w:sz w:val="24"/>
+          <w:szCs w:val="24"/>
+        </w:rPr>
+        <w:t xml:space="preserve">maturitná práca, online testovací modul, webová aplikácia </w:t>
+      </w:r>
+    </w:p>
+    <w:p>
+      <w:pPr>
+        <w:rPr>
+          <w:rFonts w:ascii="Times New Roman" w:hAnsi="Times New Roman" w:cs="Times New Roman"/>
+          <w:sz w:val="24"/>
+          <w:szCs w:val="24"/>
+        </w:rPr>
+      </w:pPr>
+    </w:p>
+    <w:p>
+      <w:pPr>
+        <w:rPr>
+          <w:rFonts w:ascii="Times New Roman" w:hAnsi="Times New Roman" w:cs="Times New Roman"/>
           <w:color w:val="C00000"/>
-        </w:rPr>
-      </w:pPr>
-    </w:p>
-    <w:p>
-      <w:pPr>
+          <w:sz w:val="24"/>
+          <w:szCs w:val="24"/>
+        </w:rPr>
+      </w:pPr>
+      <w:r>
         <w:rPr>
           <w:rFonts w:ascii="Times New Roman" w:hAnsi="Times New Roman" w:cs="Times New Roman"/>
           <w:color w:val="C00000"/>
           <w:sz w:val="24"/>
           <w:szCs w:val="24"/>
         </w:rPr>
-      </w:pPr>
-      <w:r>
-        <w:rPr>
-          <w:rFonts w:ascii="Times New Roman" w:hAnsi="Times New Roman" w:cs="Times New Roman"/>
-          <w:sz w:val="24"/>
-          <w:szCs w:val="24"/>
-        </w:rPr>
-        <w:t>Kľúčové slová:</w:t>
-      </w:r>
-      <w:r>
-        <w:rPr>
-          <w:rFonts w:ascii="Times New Roman" w:hAnsi="Times New Roman" w:cs="Times New Roman"/>
-          <w:sz w:val="24"/>
-          <w:szCs w:val="24"/>
+        <w:br w:type="page"/>
+      </w:r>
+    </w:p>
+    <w:p>
+      <w:pPr>
+        <w:pStyle w:val="TEXT"/>
+        <w:ind w:firstLine="0"/>
+        <w:jc w:val="left"/>
+        <w:rPr>
+          <w:b/>
+          <w:sz w:val="32"/>
+          <w:szCs w:val="32"/>
+        </w:rPr>
+      </w:pPr>
+      <w:proofErr w:type="spellStart"/>
+      <w:r>
+        <w:rPr>
+          <w:b/>
+          <w:sz w:val="32"/>
+          <w:szCs w:val="32"/>
+        </w:rPr>
+        <w:lastRenderedPageBreak/>
+        <w:t>Abstra</w:t>
+      </w:r>
+      <w:r>
+        <w:rPr>
+          <w:b/>
+          <w:sz w:val="32"/>
+          <w:szCs w:val="32"/>
+        </w:rPr>
+        <w:t>c</w:t>
+      </w:r>
+      <w:r>
+        <w:rPr>
+          <w:b/>
+          <w:sz w:val="32"/>
+          <w:szCs w:val="32"/>
+        </w:rPr>
+        <w:t>t</w:t>
+      </w:r>
+      <w:proofErr w:type="spellEnd"/>
+      <w:r>
+        <w:rPr>
+          <w:b/>
+          <w:color w:val="FF0000"/>
+          <w:sz w:val="32"/>
+          <w:szCs w:val="32"/>
+        </w:rPr>
+        <w:t>(TNR 16)</w:t>
+      </w:r>
+    </w:p>
+    <w:p>
+      <w:pPr>
+        <w:spacing w:line="360" w:lineRule="auto"/>
+        <w:jc w:val="both"/>
+        <w:rPr>
+          <w:rFonts w:ascii="Times New Roman" w:eastAsia="Times New Roman" w:hAnsi="Times New Roman" w:cs="Times New Roman"/>
+          <w:sz w:val="32"/>
+          <w:szCs w:val="32"/>
+          <w:lang w:eastAsia="sk-SK"/>
+        </w:rPr>
+      </w:pPr>
+      <w:r>
+        <w:rPr>
+          <w:rFonts w:ascii="Times New Roman" w:eastAsia="Times New Roman" w:hAnsi="Times New Roman" w:cs="Times New Roman"/>
+          <w:sz w:val="32"/>
+          <w:szCs w:val="32"/>
+          <w:lang w:eastAsia="sk-SK"/>
+        </w:rPr>
+        <w:t xml:space="preserve">ČIERNIK, Matúš: Online Test Module </w:t>
+      </w:r>
+      <w:proofErr w:type="spellStart"/>
+      <w:r>
+        <w:rPr>
+          <w:rFonts w:ascii="Times New Roman" w:eastAsia="Times New Roman" w:hAnsi="Times New Roman" w:cs="Times New Roman"/>
+          <w:sz w:val="32"/>
+          <w:szCs w:val="32"/>
+          <w:lang w:eastAsia="sk-SK"/>
+        </w:rPr>
+        <w:t>for</w:t>
+      </w:r>
+      <w:proofErr w:type="spellEnd"/>
+      <w:r>
+        <w:rPr>
+          <w:rFonts w:ascii="Times New Roman" w:eastAsia="Times New Roman" w:hAnsi="Times New Roman" w:cs="Times New Roman"/>
+          <w:sz w:val="32"/>
+          <w:szCs w:val="32"/>
+          <w:lang w:eastAsia="sk-SK"/>
         </w:rPr>
         <w:t xml:space="preserve"> </w:t>
       </w:r>
-      <w:r>
-        <w:rPr>
-          <w:rFonts w:ascii="Times New Roman" w:hAnsi="Times New Roman" w:cs="Times New Roman"/>
-          <w:sz w:val="24"/>
-          <w:szCs w:val="24"/>
-        </w:rPr>
-        <w:t xml:space="preserve">maturitná práca, online testovací modul, webová aplikácia </w:t>
-      </w:r>
+      <w:proofErr w:type="spellStart"/>
+      <w:r>
+        <w:rPr>
+          <w:rFonts w:ascii="Times New Roman" w:eastAsia="Times New Roman" w:hAnsi="Times New Roman" w:cs="Times New Roman"/>
+          <w:sz w:val="32"/>
+          <w:szCs w:val="32"/>
+          <w:lang w:eastAsia="sk-SK"/>
+        </w:rPr>
+        <w:t>High</w:t>
+      </w:r>
+      <w:proofErr w:type="spellEnd"/>
+      <w:r>
+        <w:rPr>
+          <w:rFonts w:ascii="Times New Roman" w:eastAsia="Times New Roman" w:hAnsi="Times New Roman" w:cs="Times New Roman"/>
+          <w:sz w:val="32"/>
+          <w:szCs w:val="32"/>
+          <w:lang w:eastAsia="sk-SK"/>
+        </w:rPr>
+        <w:t xml:space="preserve"> </w:t>
+      </w:r>
+      <w:proofErr w:type="spellStart"/>
+      <w:r>
+        <w:rPr>
+          <w:rFonts w:ascii="Times New Roman" w:eastAsia="Times New Roman" w:hAnsi="Times New Roman" w:cs="Times New Roman"/>
+          <w:sz w:val="32"/>
+          <w:szCs w:val="32"/>
+          <w:lang w:eastAsia="sk-SK"/>
+        </w:rPr>
+        <w:t>School</w:t>
+      </w:r>
+      <w:proofErr w:type="spellEnd"/>
+      <w:r>
+        <w:rPr>
+          <w:rFonts w:ascii="Times New Roman" w:eastAsia="Times New Roman" w:hAnsi="Times New Roman" w:cs="Times New Roman"/>
+          <w:sz w:val="32"/>
+          <w:szCs w:val="32"/>
+          <w:lang w:eastAsia="sk-SK"/>
+        </w:rPr>
+        <w:t xml:space="preserve"> </w:t>
+      </w:r>
+      <w:proofErr w:type="spellStart"/>
+      <w:r>
+        <w:rPr>
+          <w:rFonts w:ascii="Times New Roman" w:eastAsia="Times New Roman" w:hAnsi="Times New Roman" w:cs="Times New Roman"/>
+          <w:sz w:val="32"/>
+          <w:szCs w:val="32"/>
+          <w:lang w:eastAsia="sk-SK"/>
+        </w:rPr>
+        <w:t>Graduates</w:t>
+      </w:r>
+      <w:proofErr w:type="spellEnd"/>
+      <w:r>
+        <w:rPr>
+          <w:rFonts w:ascii="Times New Roman" w:eastAsia="Times New Roman" w:hAnsi="Times New Roman" w:cs="Times New Roman"/>
+          <w:sz w:val="32"/>
+          <w:szCs w:val="32"/>
+          <w:lang w:eastAsia="sk-SK"/>
+        </w:rPr>
+        <w:t xml:space="preserve">. Ignác </w:t>
+      </w:r>
+      <w:proofErr w:type="spellStart"/>
+      <w:r>
+        <w:rPr>
+          <w:rFonts w:ascii="Times New Roman" w:eastAsia="Times New Roman" w:hAnsi="Times New Roman" w:cs="Times New Roman"/>
+          <w:sz w:val="32"/>
+          <w:szCs w:val="32"/>
+          <w:lang w:eastAsia="sk-SK"/>
+        </w:rPr>
+        <w:t>Gessay</w:t>
+      </w:r>
+      <w:proofErr w:type="spellEnd"/>
+      <w:r>
+        <w:rPr>
+          <w:rFonts w:ascii="Times New Roman" w:eastAsia="Times New Roman" w:hAnsi="Times New Roman" w:cs="Times New Roman"/>
+          <w:sz w:val="32"/>
+          <w:szCs w:val="32"/>
+          <w:lang w:eastAsia="sk-SK"/>
+        </w:rPr>
+        <w:t xml:space="preserve"> </w:t>
+      </w:r>
+      <w:proofErr w:type="spellStart"/>
+      <w:r>
+        <w:rPr>
+          <w:rFonts w:ascii="Times New Roman" w:eastAsia="Times New Roman" w:hAnsi="Times New Roman" w:cs="Times New Roman"/>
+          <w:sz w:val="32"/>
+          <w:szCs w:val="32"/>
+          <w:lang w:eastAsia="sk-SK"/>
+        </w:rPr>
+        <w:t>Secondary</w:t>
+      </w:r>
+      <w:proofErr w:type="spellEnd"/>
+      <w:r>
+        <w:rPr>
+          <w:rFonts w:ascii="Times New Roman" w:eastAsia="Times New Roman" w:hAnsi="Times New Roman" w:cs="Times New Roman"/>
+          <w:sz w:val="32"/>
+          <w:szCs w:val="32"/>
+          <w:lang w:eastAsia="sk-SK"/>
+        </w:rPr>
+        <w:t xml:space="preserve"> </w:t>
+      </w:r>
+      <w:proofErr w:type="spellStart"/>
+      <w:r>
+        <w:rPr>
+          <w:rFonts w:ascii="Times New Roman" w:eastAsia="Times New Roman" w:hAnsi="Times New Roman" w:cs="Times New Roman"/>
+          <w:sz w:val="32"/>
+          <w:szCs w:val="32"/>
+          <w:lang w:eastAsia="sk-SK"/>
+        </w:rPr>
+        <w:t>School</w:t>
+      </w:r>
+      <w:proofErr w:type="spellEnd"/>
+      <w:r>
+        <w:rPr>
+          <w:rFonts w:ascii="Times New Roman" w:eastAsia="Times New Roman" w:hAnsi="Times New Roman" w:cs="Times New Roman"/>
+          <w:sz w:val="32"/>
+          <w:szCs w:val="32"/>
+          <w:lang w:eastAsia="sk-SK"/>
+        </w:rPr>
+        <w:t xml:space="preserve"> of </w:t>
+      </w:r>
+      <w:proofErr w:type="spellStart"/>
+      <w:r>
+        <w:rPr>
+          <w:rFonts w:ascii="Times New Roman" w:eastAsia="Times New Roman" w:hAnsi="Times New Roman" w:cs="Times New Roman"/>
+          <w:sz w:val="32"/>
+          <w:szCs w:val="32"/>
+          <w:lang w:eastAsia="sk-SK"/>
+        </w:rPr>
+        <w:t>Information</w:t>
+      </w:r>
+      <w:proofErr w:type="spellEnd"/>
+      <w:r>
+        <w:rPr>
+          <w:rFonts w:ascii="Times New Roman" w:eastAsia="Times New Roman" w:hAnsi="Times New Roman" w:cs="Times New Roman"/>
+          <w:sz w:val="32"/>
+          <w:szCs w:val="32"/>
+          <w:lang w:eastAsia="sk-SK"/>
+        </w:rPr>
+        <w:t xml:space="preserve"> </w:t>
+      </w:r>
+      <w:proofErr w:type="spellStart"/>
+      <w:r>
+        <w:rPr>
+          <w:rFonts w:ascii="Times New Roman" w:eastAsia="Times New Roman" w:hAnsi="Times New Roman" w:cs="Times New Roman"/>
+          <w:sz w:val="32"/>
+          <w:szCs w:val="32"/>
+          <w:lang w:eastAsia="sk-SK"/>
+        </w:rPr>
+        <w:t>Technology</w:t>
+      </w:r>
+      <w:proofErr w:type="spellEnd"/>
+      <w:r>
+        <w:rPr>
+          <w:rFonts w:ascii="Times New Roman" w:eastAsia="Times New Roman" w:hAnsi="Times New Roman" w:cs="Times New Roman"/>
+          <w:sz w:val="32"/>
+          <w:szCs w:val="32"/>
+          <w:lang w:eastAsia="sk-SK"/>
+        </w:rPr>
+        <w:t>, Tvrdošín: 202</w:t>
+      </w:r>
+      <w:r>
+        <w:rPr>
+          <w:rFonts w:ascii="Times New Roman" w:eastAsia="Times New Roman" w:hAnsi="Times New Roman" w:cs="Times New Roman"/>
+          <w:sz w:val="32"/>
+          <w:szCs w:val="32"/>
+          <w:lang w:eastAsia="sk-SK"/>
+        </w:rPr>
+        <w:t>6</w:t>
+      </w:r>
+      <w:r>
+        <w:rPr>
+          <w:rFonts w:ascii="Times New Roman" w:hAnsi="Times New Roman" w:cs="Times New Roman"/>
+          <w:sz w:val="32"/>
+          <w:szCs w:val="32"/>
+        </w:rPr>
+        <w:t>. Počet strán, počet znakov.</w:t>
+      </w:r>
+    </w:p>
+    <w:p>
+      <w:pPr>
+        <w:jc w:val="both"/>
+        <w:rPr>
+          <w:rFonts w:ascii="Times New Roman" w:hAnsi="Times New Roman" w:cs="Times New Roman"/>
+          <w:color w:val="C00000"/>
+          <w:sz w:val="32"/>
+          <w:szCs w:val="32"/>
+        </w:rPr>
+      </w:pPr>
+    </w:p>
+    <w:p>
+      <w:pPr>
+        <w:jc w:val="both"/>
+        <w:rPr>
+          <w:color w:val="C00000"/>
+        </w:rPr>
+      </w:pPr>
+      <w:r>
+        <w:rPr>
+          <w:rFonts w:ascii="Times New Roman" w:hAnsi="Times New Roman" w:cs="Times New Roman"/>
+          <w:color w:val="000000" w:themeColor="text1"/>
+          <w:sz w:val="32"/>
+          <w:szCs w:val="32"/>
+        </w:rPr>
+        <w:t xml:space="preserve">Táto práca sa zaoberá </w:t>
+      </w:r>
+      <w:r>
+        <w:rPr>
+          <w:rFonts w:ascii="Times New Roman" w:hAnsi="Times New Roman" w:cs="Times New Roman"/>
+          <w:color w:val="000000" w:themeColor="text1"/>
+          <w:sz w:val="32"/>
+          <w:szCs w:val="32"/>
+        </w:rPr>
+        <w:t xml:space="preserve">vytvorením </w:t>
+      </w:r>
+      <w:r>
+        <w:rPr>
+          <w:rFonts w:ascii="Times New Roman" w:hAnsi="Times New Roman" w:cs="Times New Roman"/>
+          <w:color w:val="000000" w:themeColor="text1"/>
+          <w:sz w:val="32"/>
+          <w:szCs w:val="32"/>
+        </w:rPr>
+        <w:t>online testovacieho modulu určeného pre maturantov stredných škôl. Hlavným cieľom projektu je pomôcť študentom pripraviť sa na maturitnú skúšku jednoduchou a prehľadnou formou. Systém umožňuje riešiť testy z rôznych predmetov, zobraziť</w:t>
+      </w:r>
+      <w:r>
+        <w:rPr>
+          <w:rFonts w:ascii="Times New Roman" w:hAnsi="Times New Roman" w:cs="Times New Roman"/>
+          <w:color w:val="000000" w:themeColor="text1"/>
+          <w:sz w:val="32"/>
+          <w:szCs w:val="32"/>
+        </w:rPr>
+        <w:t xml:space="preserve"> vyhodnotenie testov priamo </w:t>
+      </w:r>
+      <w:r>
+        <w:rPr>
+          <w:rFonts w:ascii="Times New Roman" w:hAnsi="Times New Roman" w:cs="Times New Roman"/>
+          <w:color w:val="000000" w:themeColor="text1"/>
+          <w:sz w:val="32"/>
+          <w:szCs w:val="32"/>
+        </w:rPr>
+        <w:t>po dokončení a sledovať úspešnosť používateľa. Aplikácia je prístupná z počítača aj mobil</w:t>
+      </w:r>
+      <w:r>
+        <w:rPr>
+          <w:rFonts w:ascii="Times New Roman" w:hAnsi="Times New Roman" w:cs="Times New Roman"/>
+          <w:color w:val="000000" w:themeColor="text1"/>
+          <w:sz w:val="32"/>
+          <w:szCs w:val="32"/>
+        </w:rPr>
+        <w:t xml:space="preserve">u </w:t>
+      </w:r>
+      <w:r>
+        <w:rPr>
+          <w:rFonts w:ascii="Times New Roman" w:hAnsi="Times New Roman" w:cs="Times New Roman"/>
+          <w:color w:val="000000" w:themeColor="text1"/>
+          <w:sz w:val="32"/>
+          <w:szCs w:val="32"/>
+        </w:rPr>
+        <w:t>a</w:t>
+      </w:r>
+      <w:r>
+        <w:rPr>
+          <w:rFonts w:ascii="Times New Roman" w:hAnsi="Times New Roman" w:cs="Times New Roman"/>
+          <w:color w:val="000000" w:themeColor="text1"/>
+          <w:sz w:val="32"/>
+          <w:szCs w:val="32"/>
+        </w:rPr>
+        <w:t> je jednoduchá a intuitívna</w:t>
+      </w:r>
+      <w:r>
+        <w:rPr>
+          <w:rFonts w:ascii="Times New Roman" w:hAnsi="Times New Roman" w:cs="Times New Roman"/>
+          <w:color w:val="000000" w:themeColor="text1"/>
+          <w:sz w:val="32"/>
+          <w:szCs w:val="32"/>
+        </w:rPr>
+        <w:t>. Projekt reflektuje rastúcu potrebu využívania moderných technológií vo vzdelávaní.</w:t>
+      </w:r>
+    </w:p>
+    <w:p>
+      <w:pPr>
+        <w:rPr>
+          <w:color w:val="C00000"/>
+        </w:rPr>
+      </w:pPr>
+    </w:p>
+    <w:p>
+      <w:pPr>
+        <w:rPr>
+          <w:rFonts w:ascii="Times New Roman" w:hAnsi="Times New Roman" w:cs="Times New Roman"/>
+          <w:sz w:val="24"/>
+          <w:szCs w:val="24"/>
+        </w:rPr>
+      </w:pPr>
+      <w:proofErr w:type="spellStart"/>
+      <w:r>
+        <w:rPr>
+          <w:rFonts w:ascii="Times New Roman" w:hAnsi="Times New Roman" w:cs="Times New Roman"/>
+          <w:sz w:val="24"/>
+          <w:szCs w:val="24"/>
+        </w:rPr>
+        <w:t>Keywords</w:t>
+      </w:r>
+      <w:proofErr w:type="spellEnd"/>
+      <w:r>
+        <w:rPr>
+          <w:rFonts w:ascii="Times New Roman" w:hAnsi="Times New Roman" w:cs="Times New Roman"/>
+          <w:sz w:val="24"/>
+          <w:szCs w:val="24"/>
+        </w:rPr>
+        <w:t xml:space="preserve">: </w:t>
+      </w:r>
+      <w:proofErr w:type="spellStart"/>
+      <w:r>
+        <w:rPr>
+          <w:rFonts w:ascii="Times New Roman" w:hAnsi="Times New Roman" w:cs="Times New Roman"/>
+          <w:sz w:val="24"/>
+          <w:szCs w:val="24"/>
+        </w:rPr>
+        <w:t>graduation</w:t>
+      </w:r>
+      <w:proofErr w:type="spellEnd"/>
+      <w:r>
+        <w:rPr>
+          <w:rFonts w:ascii="Times New Roman" w:hAnsi="Times New Roman" w:cs="Times New Roman"/>
+          <w:sz w:val="24"/>
+          <w:szCs w:val="24"/>
+        </w:rPr>
+        <w:t xml:space="preserve"> </w:t>
+      </w:r>
+      <w:proofErr w:type="spellStart"/>
+      <w:r>
+        <w:rPr>
+          <w:rFonts w:ascii="Times New Roman" w:hAnsi="Times New Roman" w:cs="Times New Roman"/>
+          <w:sz w:val="24"/>
+          <w:szCs w:val="24"/>
+        </w:rPr>
+        <w:t>thesis</w:t>
+      </w:r>
+      <w:proofErr w:type="spellEnd"/>
+      <w:r>
+        <w:rPr>
+          <w:rFonts w:ascii="Times New Roman" w:hAnsi="Times New Roman" w:cs="Times New Roman"/>
+          <w:sz w:val="24"/>
+          <w:szCs w:val="24"/>
+        </w:rPr>
+        <w:t xml:space="preserve">, online test module, web </w:t>
+      </w:r>
+      <w:proofErr w:type="spellStart"/>
+      <w:r>
+        <w:rPr>
+          <w:rFonts w:ascii="Times New Roman" w:hAnsi="Times New Roman" w:cs="Times New Roman"/>
+          <w:sz w:val="24"/>
+          <w:szCs w:val="24"/>
+        </w:rPr>
+        <w:t>application</w:t>
+      </w:r>
+      <w:proofErr w:type="spellEnd"/>
+    </w:p>
+    <w:p>
+      <w:pPr>
+        <w:rPr>
+          <w:rFonts w:ascii="Times New Roman" w:hAnsi="Times New Roman" w:cs="Times New Roman"/>
+          <w:color w:val="C00000"/>
+          <w:sz w:val="24"/>
+          <w:szCs w:val="24"/>
+        </w:rPr>
+      </w:pPr>
       <w:r>
         <w:rPr>
           <w:rFonts w:ascii="Times New Roman" w:hAnsi="Times New Roman" w:cs="Times New Roman"/>
@@ -2752,7 +3360,7 @@
             </w:rPr>
             <w:fldChar w:fldCharType="separate"/>
           </w:r>
-          <w:hyperlink w:anchor="_Toc220533881" w:history="1">
+          <w:hyperlink w:anchor="_Toc220961643" w:history="1">
             <w:r>
               <w:rPr>
                 <w:rStyle w:val="Hypertextovprepojenie"/>
@@ -2775,7 +3383,7 @@
               <w:rPr>
                 <w:webHidden/>
               </w:rPr>
-              <w:instrText xml:space="preserve"> PAGEREF _Toc220533881 \h </w:instrText>
+              <w:instrText xml:space="preserve"> PAGEREF _Toc220961643 \h </w:instrText>
             </w:r>
             <w:r>
               <w:rPr>
@@ -2814,7 +3422,7 @@
               <w14:ligatures w14:val="standardContextual"/>
             </w:rPr>
           </w:pPr>
-          <w:hyperlink w:anchor="_Toc220533882" w:history="1">
+          <w:hyperlink w:anchor="_Toc220961644" w:history="1">
             <w:r>
               <w:rPr>
                 <w:rStyle w:val="Hypertextovprepojenie"/>
@@ -2854,7 +3462,7 @@
               <w:rPr>
                 <w:webHidden/>
               </w:rPr>
-              <w:instrText xml:space="preserve"> PAGEREF _Toc220533882 \h </w:instrText>
+              <w:instrText xml:space="preserve"> PAGEREF _Toc220961644 \h </w:instrText>
             </w:r>
             <w:r>
               <w:rPr>
@@ -2898,7 +3506,7 @@
               <w14:ligatures w14:val="standardContextual"/>
             </w:rPr>
           </w:pPr>
-          <w:hyperlink w:anchor="_Toc220533883" w:history="1">
+          <w:hyperlink w:anchor="_Toc220961645" w:history="1">
             <w:r>
               <w:rPr>
                 <w:rStyle w:val="Hypertextovprepojenie"/>
@@ -2944,7 +3552,7 @@
                 <w:noProof/>
                 <w:webHidden/>
               </w:rPr>
-              <w:instrText xml:space="preserve"> PAGEREF _Toc220533883 \h </w:instrText>
+              <w:instrText xml:space="preserve"> PAGEREF _Toc220961645 \h </w:instrText>
             </w:r>
             <w:r>
               <w:rPr>
@@ -2992,7 +3600,7 @@
               <w14:ligatures w14:val="standardContextual"/>
             </w:rPr>
           </w:pPr>
-          <w:hyperlink w:anchor="_Toc220533884" w:history="1">
+          <w:hyperlink w:anchor="_Toc220961646" w:history="1">
             <w:r>
               <w:rPr>
                 <w:rStyle w:val="Hypertextovprepojenie"/>
@@ -3038,7 +3646,7 @@
                 <w:noProof/>
                 <w:webHidden/>
               </w:rPr>
-              <w:instrText xml:space="preserve"> PAGEREF _Toc220533884 \h </w:instrText>
+              <w:instrText xml:space="preserve"> PAGEREF _Toc220961646 \h </w:instrText>
             </w:r>
             <w:r>
               <w:rPr>
@@ -3086,7 +3694,7 @@
               <w14:ligatures w14:val="standardContextual"/>
             </w:rPr>
           </w:pPr>
-          <w:hyperlink w:anchor="_Toc220533885" w:history="1">
+          <w:hyperlink w:anchor="_Toc220961647" w:history="1">
             <w:r>
               <w:rPr>
                 <w:rStyle w:val="Hypertextovprepojenie"/>
@@ -3132,7 +3740,7 @@
                 <w:noProof/>
                 <w:webHidden/>
               </w:rPr>
-              <w:instrText xml:space="preserve"> PAGEREF _Toc220533885 \h </w:instrText>
+              <w:instrText xml:space="preserve"> PAGEREF _Toc220961647 \h </w:instrText>
             </w:r>
             <w:r>
               <w:rPr>
@@ -3175,7 +3783,7 @@
               <w14:ligatures w14:val="standardContextual"/>
             </w:rPr>
           </w:pPr>
-          <w:hyperlink w:anchor="_Toc220533886" w:history="1">
+          <w:hyperlink w:anchor="_Toc220961648" w:history="1">
             <w:r>
               <w:rPr>
                 <w:rStyle w:val="Hypertextovprepojenie"/>
@@ -3215,7 +3823,7 @@
               <w:rPr>
                 <w:webHidden/>
               </w:rPr>
-              <w:instrText xml:space="preserve"> PAGEREF _Toc220533886 \h </w:instrText>
+              <w:instrText xml:space="preserve"> PAGEREF _Toc220961648 \h </w:instrText>
             </w:r>
             <w:r>
               <w:rPr>
@@ -3259,7 +3867,7 @@
               <w14:ligatures w14:val="standardContextual"/>
             </w:rPr>
           </w:pPr>
-          <w:hyperlink w:anchor="_Toc220533887" w:history="1">
+          <w:hyperlink w:anchor="_Toc220961649" w:history="1">
             <w:r>
               <w:rPr>
                 <w:rStyle w:val="Hypertextovprepojenie"/>
@@ -3305,7 +3913,7 @@
                 <w:noProof/>
                 <w:webHidden/>
               </w:rPr>
-              <w:instrText xml:space="preserve"> PAGEREF _Toc220533887 \h </w:instrText>
+              <w:instrText xml:space="preserve"> PAGEREF _Toc220961649 \h </w:instrText>
             </w:r>
             <w:r>
               <w:rPr>
@@ -3348,7 +3956,7 @@
               <w14:ligatures w14:val="standardContextual"/>
             </w:rPr>
           </w:pPr>
-          <w:hyperlink w:anchor="_Toc220533888" w:history="1">
+          <w:hyperlink w:anchor="_Toc220961650" w:history="1">
             <w:r>
               <w:rPr>
                 <w:rStyle w:val="Hypertextovprepojenie"/>
@@ -3388,7 +3996,7 @@
               <w:rPr>
                 <w:webHidden/>
               </w:rPr>
-              <w:instrText xml:space="preserve"> PAGEREF _Toc220533888 \h </w:instrText>
+              <w:instrText xml:space="preserve"> PAGEREF _Toc220961650 \h </w:instrText>
             </w:r>
             <w:r>
               <w:rPr>
@@ -3427,7 +4035,7 @@
               <w14:ligatures w14:val="standardContextual"/>
             </w:rPr>
           </w:pPr>
-          <w:hyperlink w:anchor="_Toc220533889" w:history="1">
+          <w:hyperlink w:anchor="_Toc220961651" w:history="1">
             <w:r>
               <w:rPr>
                 <w:rStyle w:val="Hypertextovprepojenie"/>
@@ -3467,7 +4075,7 @@
               <w:rPr>
                 <w:webHidden/>
               </w:rPr>
-              <w:instrText xml:space="preserve"> PAGEREF _Toc220533889 \h </w:instrText>
+              <w:instrText xml:space="preserve"> PAGEREF _Toc220961651 \h </w:instrText>
             </w:r>
             <w:r>
               <w:rPr>
@@ -3511,7 +4119,7 @@
               <w14:ligatures w14:val="standardContextual"/>
             </w:rPr>
           </w:pPr>
-          <w:hyperlink w:anchor="_Toc220533890" w:history="1">
+          <w:hyperlink w:anchor="_Toc220961652" w:history="1">
             <w:r>
               <w:rPr>
                 <w:rStyle w:val="Hypertextovprepojenie"/>
@@ -3536,7 +4144,7 @@
                 <w:rStyle w:val="Hypertextovprepojenie"/>
                 <w:noProof/>
               </w:rPr>
-              <w:t>Databáza a ukladanie údajov</w:t>
+              <w:t>Použité knižnice a frameworky</w:t>
             </w:r>
             <w:r>
               <w:rPr>
@@ -3557,7 +4165,7 @@
                 <w:noProof/>
                 <w:webHidden/>
               </w:rPr>
-              <w:instrText xml:space="preserve"> PAGEREF _Toc220533890 \h </w:instrText>
+              <w:instrText xml:space="preserve"> PAGEREF _Toc220961652 \h </w:instrText>
             </w:r>
             <w:r>
               <w:rPr>
@@ -3582,6 +4190,164 @@
             <w:r>
               <w:rPr>
                 <w:noProof/>
+                <w:webHidden/>
+              </w:rPr>
+              <w:fldChar w:fldCharType="end"/>
+            </w:r>
+          </w:hyperlink>
+        </w:p>
+        <w:p>
+          <w:pPr>
+            <w:pStyle w:val="Obsah3"/>
+            <w:rPr>
+              <w:rFonts w:asciiTheme="minorHAnsi" w:eastAsiaTheme="minorEastAsia" w:hAnsiTheme="minorHAnsi" w:cstheme="minorBidi"/>
+              <w:kern w:val="2"/>
+              <w:sz w:val="24"/>
+              <w:szCs w:val="24"/>
+              <w:lang w:eastAsia="sk-SK"/>
+              <w14:ligatures w14:val="standardContextual"/>
+            </w:rPr>
+          </w:pPr>
+          <w:hyperlink w:anchor="_Toc220961653" w:history="1">
+            <w:r>
+              <w:rPr>
+                <w:rStyle w:val="Hypertextovprepojenie"/>
+              </w:rPr>
+              <w:t>2.2.1</w:t>
+            </w:r>
+            <w:r>
+              <w:rPr>
+                <w:rFonts w:asciiTheme="minorHAnsi" w:eastAsiaTheme="minorEastAsia" w:hAnsiTheme="minorHAnsi" w:cstheme="minorBidi"/>
+                <w:kern w:val="2"/>
+                <w:sz w:val="24"/>
+                <w:szCs w:val="24"/>
+                <w:lang w:eastAsia="sk-SK"/>
+                <w14:ligatures w14:val="standardContextual"/>
+              </w:rPr>
+              <w:tab/>
+            </w:r>
+            <w:r>
+              <w:rPr>
+                <w:rStyle w:val="Hypertextovprepojenie"/>
+              </w:rPr>
+              <w:t>Backend</w:t>
+            </w:r>
+            <w:r>
+              <w:rPr>
+                <w:webHidden/>
+              </w:rPr>
+              <w:tab/>
+            </w:r>
+            <w:r>
+              <w:rPr>
+                <w:webHidden/>
+              </w:rPr>
+              <w:fldChar w:fldCharType="begin"/>
+            </w:r>
+            <w:r>
+              <w:rPr>
+                <w:webHidden/>
+              </w:rPr>
+              <w:instrText xml:space="preserve"> PAGEREF _Toc220961653 \h </w:instrText>
+            </w:r>
+            <w:r>
+              <w:rPr>
+                <w:webHidden/>
+              </w:rPr>
+            </w:r>
+            <w:r>
+              <w:rPr>
+                <w:webHidden/>
+              </w:rPr>
+              <w:fldChar w:fldCharType="separate"/>
+            </w:r>
+            <w:r>
+              <w:rPr>
+                <w:webHidden/>
+              </w:rPr>
+              <w:t>11</w:t>
+            </w:r>
+            <w:r>
+              <w:rPr>
+                <w:webHidden/>
+              </w:rPr>
+              <w:fldChar w:fldCharType="end"/>
+            </w:r>
+          </w:hyperlink>
+        </w:p>
+        <w:p>
+          <w:pPr>
+            <w:pStyle w:val="Obsah3"/>
+            <w:rPr>
+              <w:rFonts w:asciiTheme="minorHAnsi" w:eastAsiaTheme="minorEastAsia" w:hAnsiTheme="minorHAnsi" w:cstheme="minorBidi"/>
+              <w:kern w:val="2"/>
+              <w:sz w:val="24"/>
+              <w:szCs w:val="24"/>
+              <w:lang w:eastAsia="sk-SK"/>
+              <w14:ligatures w14:val="standardContextual"/>
+            </w:rPr>
+          </w:pPr>
+          <w:hyperlink w:anchor="_Toc220961654" w:history="1">
+            <w:r>
+              <w:rPr>
+                <w:rStyle w:val="Hypertextovprepojenie"/>
+              </w:rPr>
+              <w:t>2.2.2</w:t>
+            </w:r>
+            <w:r>
+              <w:rPr>
+                <w:rFonts w:asciiTheme="minorHAnsi" w:eastAsiaTheme="minorEastAsia" w:hAnsiTheme="minorHAnsi" w:cstheme="minorBidi"/>
+                <w:kern w:val="2"/>
+                <w:sz w:val="24"/>
+                <w:szCs w:val="24"/>
+                <w:lang w:eastAsia="sk-SK"/>
+                <w14:ligatures w14:val="standardContextual"/>
+              </w:rPr>
+              <w:tab/>
+            </w:r>
+            <w:r>
+              <w:rPr>
+                <w:rStyle w:val="Hypertextovprepojenie"/>
+              </w:rPr>
+              <w:t>Frontend</w:t>
+            </w:r>
+            <w:r>
+              <w:rPr>
+                <w:webHidden/>
+              </w:rPr>
+              <w:tab/>
+            </w:r>
+            <w:r>
+              <w:rPr>
+                <w:webHidden/>
+              </w:rPr>
+              <w:fldChar w:fldCharType="begin"/>
+            </w:r>
+            <w:r>
+              <w:rPr>
+                <w:webHidden/>
+              </w:rPr>
+              <w:instrText xml:space="preserve"> PAGEREF _Toc220961654 \h </w:instrText>
+            </w:r>
+            <w:r>
+              <w:rPr>
+                <w:webHidden/>
+              </w:rPr>
+            </w:r>
+            <w:r>
+              <w:rPr>
+                <w:webHidden/>
+              </w:rPr>
+              <w:fldChar w:fldCharType="separate"/>
+            </w:r>
+            <w:r>
+              <w:rPr>
+                <w:webHidden/>
+              </w:rPr>
+              <w:t>12</w:t>
+            </w:r>
+            <w:r>
+              <w:rPr>
                 <w:webHidden/>
               </w:rPr>
               <w:fldChar w:fldCharType="end"/>
@@ -3605,7 +4371,7 @@
               <w14:ligatures w14:val="standardContextual"/>
             </w:rPr>
           </w:pPr>
-          <w:hyperlink w:anchor="_Toc220533891" w:history="1">
+          <w:hyperlink w:anchor="_Toc220961655" w:history="1">
             <w:r>
               <w:rPr>
                 <w:rStyle w:val="Hypertextovprepojenie"/>
@@ -3630,7 +4396,7 @@
                 <w:rStyle w:val="Hypertextovprepojenie"/>
                 <w:noProof/>
               </w:rPr>
-              <w:t>Použité vývojové nástroje</w:t>
+              <w:t>Databáza a ukladanie údajov</w:t>
             </w:r>
             <w:r>
               <w:rPr>
@@ -3651,7 +4417,7 @@
                 <w:noProof/>
                 <w:webHidden/>
               </w:rPr>
-              <w:instrText xml:space="preserve"> PAGEREF _Toc220533891 \h </w:instrText>
+              <w:instrText xml:space="preserve"> PAGEREF _Toc220961655 \h </w:instrText>
             </w:r>
             <w:r>
               <w:rPr>
@@ -3671,7 +4437,101 @@
                 <w:noProof/>
                 <w:webHidden/>
               </w:rPr>
-              <w:t>11</w:t>
+              <w:t>12</w:t>
+            </w:r>
+            <w:r>
+              <w:rPr>
+                <w:noProof/>
+                <w:webHidden/>
+              </w:rPr>
+              <w:fldChar w:fldCharType="end"/>
+            </w:r>
+          </w:hyperlink>
+        </w:p>
+        <w:p>
+          <w:pPr>
+            <w:pStyle w:val="Obsah2"/>
+            <w:tabs>
+              <w:tab w:val="left" w:pos="960"/>
+              <w:tab w:val="right" w:leader="dot" w:pos="8493"/>
+            </w:tabs>
+            <w:rPr>
+              <w:rFonts w:eastAsiaTheme="minorEastAsia"/>
+              <w:noProof/>
+              <w:kern w:val="2"/>
+              <w:sz w:val="24"/>
+              <w:szCs w:val="24"/>
+              <w:lang w:eastAsia="sk-SK"/>
+              <w14:ligatures w14:val="standardContextual"/>
+            </w:rPr>
+          </w:pPr>
+          <w:hyperlink w:anchor="_Toc220961656" w:history="1">
+            <w:r>
+              <w:rPr>
+                <w:rStyle w:val="Hypertextovprepojenie"/>
+                <w:noProof/>
+              </w:rPr>
+              <w:t>2.4</w:t>
+            </w:r>
+            <w:r>
+              <w:rPr>
+                <w:rFonts w:eastAsiaTheme="minorEastAsia"/>
+                <w:noProof/>
+                <w:kern w:val="2"/>
+                <w:sz w:val="24"/>
+                <w:szCs w:val="24"/>
+                <w:lang w:eastAsia="sk-SK"/>
+                <w14:ligatures w14:val="standardContextual"/>
+              </w:rPr>
+              <w:tab/>
+            </w:r>
+            <w:r>
+              <w:rPr>
+                <w:rStyle w:val="Hypertextovprepojenie"/>
+                <w:noProof/>
+              </w:rPr>
+              <w:t>Použité vývojové nástroje</w:t>
+            </w:r>
+            <w:r>
+              <w:rPr>
+                <w:noProof/>
+                <w:webHidden/>
+              </w:rPr>
+              <w:tab/>
+            </w:r>
+            <w:r>
+              <w:rPr>
+                <w:noProof/>
+                <w:webHidden/>
+              </w:rPr>
+              <w:fldChar w:fldCharType="begin"/>
+            </w:r>
+            <w:r>
+              <w:rPr>
+                <w:noProof/>
+                <w:webHidden/>
+              </w:rPr>
+              <w:instrText xml:space="preserve"> PAGEREF _Toc220961656 \h </w:instrText>
+            </w:r>
+            <w:r>
+              <w:rPr>
+                <w:noProof/>
+                <w:webHidden/>
+              </w:rPr>
+            </w:r>
+            <w:r>
+              <w:rPr>
+                <w:noProof/>
+                <w:webHidden/>
+              </w:rPr>
+              <w:fldChar w:fldCharType="separate"/>
+            </w:r>
+            <w:r>
+              <w:rPr>
+                <w:noProof/>
+                <w:webHidden/>
+              </w:rPr>
+              <w:t>12</w:t>
             </w:r>
             <w:r>
               <w:rPr>
@@ -3694,7 +4554,7 @@
               <w14:ligatures w14:val="standardContextual"/>
             </w:rPr>
           </w:pPr>
-          <w:hyperlink w:anchor="_Toc220533892" w:history="1">
+          <w:hyperlink w:anchor="_Toc220961657" w:history="1">
             <w:r>
               <w:rPr>
                 <w:rStyle w:val="Hypertextovprepojenie"/>
@@ -3717,7 +4577,7 @@
               <w:rPr>
                 <w:webHidden/>
               </w:rPr>
-              <w:instrText xml:space="preserve"> PAGEREF _Toc220533892 \h </w:instrText>
+              <w:instrText xml:space="preserve"> PAGEREF _Toc220961657 \h </w:instrText>
             </w:r>
             <w:r>
               <w:rPr>
@@ -3734,7 +4594,7 @@
               <w:rPr>
                 <w:webHidden/>
               </w:rPr>
-              <w:t>12</w:t>
+              <w:t>14</w:t>
             </w:r>
             <w:r>
               <w:rPr>
@@ -3756,7 +4616,7 @@
               <w14:ligatures w14:val="standardContextual"/>
             </w:rPr>
           </w:pPr>
-          <w:hyperlink w:anchor="_Toc220533893" w:history="1">
+          <w:hyperlink w:anchor="_Toc220961658" w:history="1">
             <w:r>
               <w:rPr>
                 <w:rStyle w:val="Hypertextovprepojenie"/>
@@ -3779,7 +4639,7 @@
               <w:rPr>
                 <w:webHidden/>
               </w:rPr>
-              <w:instrText xml:space="preserve"> PAGEREF _Toc220533893 \h </w:instrText>
+              <w:instrText xml:space="preserve"> PAGEREF _Toc220961658 \h </w:instrText>
             </w:r>
             <w:r>
               <w:rPr>
@@ -4274,7 +5134,103 @@
               <w:pStyle w:val="TextChar"/>
               <w:spacing w:line="240" w:lineRule="auto"/>
               <w:ind w:left="0" w:firstLine="0"/>
+              <w:jc w:val="center"/>
+              <w:rPr>
+                <w:sz w:val="22"/>
+                <w:szCs w:val="22"/>
+              </w:rPr>
+            </w:pPr>
+            <w:r>
+              <w:rPr>
+                <w:sz w:val="22"/>
+                <w:szCs w:val="22"/>
+              </w:rPr>
+              <w:t>UX</w:t>
+            </w:r>
+          </w:p>
+        </w:tc>
+        <w:tc>
+          <w:tcPr>
+            <w:tcW w:w="3552" w:type="dxa"/>
+            <w:vAlign w:val="center"/>
+          </w:tcPr>
+          <w:p>
+            <w:pPr>
+              <w:pStyle w:val="Default"/>
+              <w:ind w:right="-647" w:firstLine="23"/>
               <w:jc w:val="left"/>
+              <w:cnfStyle w:val="000000000000" w:firstRow="0" w:lastRow="0" w:firstColumn="0" w:lastColumn="0" w:oddVBand="0" w:evenVBand="0" w:oddHBand="0" w:evenHBand="0" w:firstRowFirstColumn="0" w:firstRowLastColumn="0" w:lastRowFirstColumn="0" w:lastRowLastColumn="0"/>
+              <w:rPr>
+                <w:sz w:val="23"/>
+                <w:szCs w:val="23"/>
+              </w:rPr>
+            </w:pPr>
+            <w:r>
+              <w:rPr>
+                <w:sz w:val="23"/>
+                <w:szCs w:val="23"/>
+              </w:rPr>
+              <w:t xml:space="preserve">User </w:t>
+            </w:r>
+            <w:proofErr w:type="spellStart"/>
+            <w:r>
+              <w:rPr>
+                <w:sz w:val="23"/>
+                <w:szCs w:val="23"/>
+              </w:rPr>
+              <w:t>Experience</w:t>
+            </w:r>
+            <w:proofErr w:type="spellEnd"/>
+          </w:p>
+        </w:tc>
+        <w:tc>
+          <w:tcPr>
+            <w:tcW w:w="3411" w:type="dxa"/>
+            <w:vAlign w:val="center"/>
+          </w:tcPr>
+          <w:p>
+            <w:pPr>
+              <w:pStyle w:val="Default"/>
+              <w:ind w:left="437" w:firstLine="0"/>
+              <w:cnfStyle w:val="000000000000" w:firstRow="0" w:lastRow="0" w:firstColumn="0" w:lastColumn="0" w:oddVBand="0" w:evenVBand="0" w:oddHBand="0" w:evenHBand="0" w:firstRowFirstColumn="0" w:firstRowLastColumn="0" w:lastRowFirstColumn="0" w:lastRowLastColumn="0"/>
+              <w:rPr>
+                <w:sz w:val="23"/>
+                <w:szCs w:val="23"/>
+              </w:rPr>
+            </w:pPr>
+            <w:r>
+              <w:rPr>
+                <w:sz w:val="23"/>
+                <w:szCs w:val="23"/>
+              </w:rPr>
+              <w:t>P</w:t>
+            </w:r>
+            <w:r>
+              <w:rPr>
+                <w:sz w:val="23"/>
+                <w:szCs w:val="23"/>
+              </w:rPr>
+              <w:t>oužívateľská skúsenosť</w:t>
+            </w:r>
+          </w:p>
+        </w:tc>
+      </w:tr>
+      <w:tr>
+        <w:trPr>
+          <w:cnfStyle w:val="000000100000" w:firstRow="0" w:lastRow="0" w:firstColumn="0" w:lastColumn="0" w:oddVBand="0" w:evenVBand="0" w:oddHBand="1" w:evenHBand="0" w:firstRowFirstColumn="0" w:firstRowLastColumn="0" w:lastRowFirstColumn="0" w:lastRowLastColumn="0"/>
+        </w:trPr>
+        <w:tc>
+          <w:tcPr>
+            <w:cnfStyle w:val="001000000000" w:firstRow="0" w:lastRow="0" w:firstColumn="1" w:lastColumn="0" w:oddVBand="0" w:evenVBand="0" w:oddHBand="0" w:evenHBand="0" w:firstRowFirstColumn="0" w:firstRowLastColumn="0" w:lastRowFirstColumn="0" w:lastRowLastColumn="0"/>
+            <w:tcW w:w="1399" w:type="dxa"/>
+            <w:vAlign w:val="center"/>
+          </w:tcPr>
+          <w:p>
+            <w:pPr>
+              <w:pStyle w:val="TextChar"/>
+              <w:spacing w:line="240" w:lineRule="auto"/>
+              <w:ind w:left="0" w:firstLine="0"/>
+              <w:jc w:val="center"/>
               <w:rPr>
                 <w:sz w:val="22"/>
                 <w:szCs w:val="22"/>
@@ -4290,10 +5246,9 @@
           <w:p>
             <w:pPr>
               <w:pStyle w:val="Default"/>
-              <w:cnfStyle w:val="000000000000" w:firstRow="0" w:lastRow="0" w:firstColumn="0" w:lastColumn="0" w:oddVBand="0" w:evenVBand="0" w:oddHBand="0" w:evenHBand="0" w:firstRowFirstColumn="0" w:firstRowLastColumn="0" w:lastRowFirstColumn="0" w:lastRowLastColumn="0"/>
-              <w:rPr>
-                <w:b/>
-                <w:bCs/>
+              <w:ind w:right="-647" w:firstLine="23"/>
+              <w:cnfStyle w:val="000000100000" w:firstRow="0" w:lastRow="0" w:firstColumn="0" w:lastColumn="0" w:oddVBand="0" w:evenVBand="0" w:oddHBand="1" w:evenHBand="0" w:firstRowFirstColumn="0" w:firstRowLastColumn="0" w:lastRowFirstColumn="0" w:lastRowLastColumn="0"/>
+              <w:rPr>
                 <w:sz w:val="23"/>
                 <w:szCs w:val="23"/>
               </w:rPr>
@@ -4308,8 +5263,8 @@
           <w:p>
             <w:pPr>
               <w:pStyle w:val="Default"/>
-              <w:ind w:firstLine="11"/>
-              <w:cnfStyle w:val="000000000000" w:firstRow="0" w:lastRow="0" w:firstColumn="0" w:lastColumn="0" w:oddVBand="0" w:evenVBand="0" w:oddHBand="0" w:evenHBand="0" w:firstRowFirstColumn="0" w:firstRowLastColumn="0" w:lastRowFirstColumn="0" w:lastRowLastColumn="0"/>
+              <w:ind w:left="437" w:hanging="437"/>
+              <w:cnfStyle w:val="000000100000" w:firstRow="0" w:lastRow="0" w:firstColumn="0" w:lastColumn="0" w:oddVBand="0" w:evenVBand="0" w:oddHBand="1" w:evenHBand="0" w:firstRowFirstColumn="0" w:firstRowLastColumn="0" w:lastRowFirstColumn="0" w:lastRowLastColumn="0"/>
               <w:rPr>
                 <w:sz w:val="23"/>
                 <w:szCs w:val="23"/>
@@ -4628,7 +5583,7 @@
         </w:rPr>
       </w:pPr>
       <w:bookmarkStart w:id="0" w:name="_Toc382839392"/>
-      <w:bookmarkStart w:id="1" w:name="_Toc220533881"/>
+      <w:bookmarkStart w:id="1" w:name="_Toc220961643"/>
       <w:r>
         <w:rPr>
           <w:smallCaps w:val="0"/>
@@ -4768,7 +5723,7 @@
       <w:pPr>
         <w:pStyle w:val="Nadpis1"/>
       </w:pPr>
-      <w:bookmarkStart w:id="2" w:name="_Toc220533882"/>
+      <w:bookmarkStart w:id="2" w:name="_Toc220961644"/>
       <w:r>
         <w:lastRenderedPageBreak/>
         <w:t>Zadanie a cieľ projektu</w:t>
@@ -4814,7 +5769,7 @@
       <w:pPr>
         <w:pStyle w:val="Nadpis2"/>
       </w:pPr>
-      <w:bookmarkStart w:id="3" w:name="_Toc220533883"/>
+      <w:bookmarkStart w:id="3" w:name="_Toc220961645"/>
       <w:r>
         <w:t xml:space="preserve">Zadanie maturitného projektu </w:t>
       </w:r>
@@ -4854,7 +5809,7 @@
       <w:r>
         <w:t xml:space="preserve">    </w:t>
       </w:r>
-      <w:bookmarkStart w:id="4" w:name="_Toc220533884"/>
+      <w:bookmarkStart w:id="4" w:name="_Toc220961646"/>
       <w:r>
         <w:t>Cieľ projektu (TNR 14)</w:t>
       </w:r>
@@ -4903,7 +5858,7 @@
       <w:r>
         <w:t xml:space="preserve">  </w:t>
       </w:r>
-      <w:bookmarkStart w:id="5" w:name="_Toc220533885"/>
+      <w:bookmarkStart w:id="5" w:name="_Toc220961647"/>
       <w:r>
         <w:t xml:space="preserve">Požiadavky na projekt </w:t>
       </w:r>
@@ -5151,29 +6106,10 @@
     </w:p>
     <w:p>
       <w:pPr>
-        <w:rPr>
-          <w:rFonts w:ascii="Times New Roman" w:hAnsi="Times New Roman" w:cs="Times New Roman"/>
-          <w:sz w:val="24"/>
-          <w:szCs w:val="24"/>
-          <w:lang w:eastAsia="sk-SK"/>
-        </w:rPr>
-      </w:pPr>
-      <w:r>
-        <w:rPr>
-          <w:rFonts w:ascii="Times New Roman" w:hAnsi="Times New Roman" w:cs="Times New Roman"/>
-          <w:sz w:val="24"/>
-          <w:szCs w:val="24"/>
-          <w:lang w:eastAsia="sk-SK"/>
-        </w:rPr>
-        <w:br w:type="page"/>
-      </w:r>
-    </w:p>
-    <w:p>
-      <w:pPr>
         <w:pStyle w:val="Nadpis1"/>
       </w:pPr>
       <w:bookmarkStart w:id="6" w:name="_Toc382839396"/>
-      <w:bookmarkStart w:id="7" w:name="_Toc220533886"/>
+      <w:bookmarkStart w:id="7" w:name="_Toc220961648"/>
       <w:r>
         <w:lastRenderedPageBreak/>
         <w:t>Použité technológie</w:t>
@@ -5225,7 +6161,7 @@
       <w:pPr>
         <w:pStyle w:val="Nadpis2"/>
       </w:pPr>
-      <w:bookmarkStart w:id="8" w:name="_Toc220533887"/>
+      <w:bookmarkStart w:id="8" w:name="_Toc220961649"/>
       <w:r>
         <w:t>Použité programovacie jazyky</w:t>
       </w:r>
@@ -5269,7 +6205,7 @@
       <w:pPr>
         <w:pStyle w:val="Nadpis3"/>
       </w:pPr>
-      <w:bookmarkStart w:id="9" w:name="_Toc220533888"/>
+      <w:bookmarkStart w:id="9" w:name="_Toc220961650"/>
       <w:r>
         <w:t>Programovací jazyk C#</w:t>
       </w:r>
@@ -5302,7 +6238,7 @@
       <w:pPr>
         <w:pStyle w:val="Nadpis3"/>
       </w:pPr>
-      <w:bookmarkStart w:id="10" w:name="_Toc220533889"/>
+      <w:bookmarkStart w:id="10" w:name="_Toc220961651"/>
       <w:r>
         <w:t xml:space="preserve">Programovací jazyk </w:t>
       </w:r>
@@ -5382,21 +6318,765 @@
     </w:p>
     <w:p>
       <w:pPr>
-        <w:rPr>
-          <w:lang w:eastAsia="sk-SK"/>
-        </w:rPr>
+        <w:pStyle w:val="TEXT"/>
       </w:pPr>
     </w:p>
     <w:p>
       <w:pPr>
         <w:pStyle w:val="Nadpis2"/>
       </w:pPr>
-      <w:bookmarkStart w:id="11" w:name="_Toc220533890"/>
+      <w:bookmarkStart w:id="11" w:name="_Toc220961652"/>
       <w:r>
         <w:lastRenderedPageBreak/>
+        <w:t>Použité knižnice a </w:t>
+      </w:r>
+      <w:proofErr w:type="spellStart"/>
+      <w:r>
+        <w:t>frameworky</w:t>
+      </w:r>
+      <w:bookmarkEnd w:id="11"/>
+      <w:proofErr w:type="spellEnd"/>
+    </w:p>
+    <w:p>
+      <w:pPr>
+        <w:pStyle w:val="TEXT"/>
+      </w:pPr>
+      <w:r>
+        <w:t xml:space="preserve">Pri vývoji som použil viacero moderných </w:t>
+      </w:r>
+      <w:proofErr w:type="spellStart"/>
+      <w:r>
+        <w:t>frameworkov</w:t>
+      </w:r>
+      <w:proofErr w:type="spellEnd"/>
+      <w:r>
+        <w:t xml:space="preserve"> a knižníc, ktoré mi pomohli zjednodušiť vývoj aplikácie a zároveň zabezpečiť jej spoľahlivosť a dobrý používateľský zážitok. Výber technológií som prispôsobil požiadavkám projektu a snažil som sa použiť nástroje, s ktorými mám skúsenosti a pracuje sa mi s nimi dobre a zároveň také, ktoré sa bežne používajú pri vývoji webových aplikácií.</w:t>
+      </w:r>
+    </w:p>
+    <w:p>
+      <w:pPr>
+        <w:pStyle w:val="TEXT"/>
+      </w:pPr>
+    </w:p>
+    <w:p>
+      <w:pPr>
+        <w:pStyle w:val="Nadpis3"/>
+      </w:pPr>
+      <w:bookmarkStart w:id="12" w:name="_Toc220961653"/>
+      <w:proofErr w:type="spellStart"/>
+      <w:r>
+        <w:t>Backend</w:t>
+      </w:r>
+      <w:bookmarkEnd w:id="12"/>
+      <w:proofErr w:type="spellEnd"/>
+    </w:p>
+    <w:p>
+      <w:pPr>
+        <w:pStyle w:val="TEXT"/>
+      </w:pPr>
+      <w:proofErr w:type="spellStart"/>
+      <w:r>
+        <w:t>Backend</w:t>
+      </w:r>
+      <w:proofErr w:type="spellEnd"/>
+      <w:r>
+        <w:t xml:space="preserve"> predstavuje serverovú časť aplikácie, v ktorej sa nachádza hlavná logika celého systému. V tejto časti aplikácie sa spracovávajú požiadavky od používateľov, vykonáva sa komunikácia s databázou a rieši sa autentifikácia a autorizácia používateľov. </w:t>
+      </w:r>
+      <w:proofErr w:type="spellStart"/>
+      <w:r>
+        <w:t>Backend</w:t>
+      </w:r>
+      <w:proofErr w:type="spellEnd"/>
+      <w:r>
+        <w:t xml:space="preserve"> zabezpečuje, aby boli všetky údaje správne spracované, uložené a chránené pred neoprávneným prístupom.</w:t>
+      </w:r>
+      <w:r>
+        <w:t xml:space="preserve"> Z</w:t>
+      </w:r>
+      <w:r>
+        <w:t xml:space="preserve">ároveň poskytuje aplikačné rozhranie (API), prostredníctvom ktorého komunikuje </w:t>
+      </w:r>
+      <w:proofErr w:type="spellStart"/>
+      <w:r>
+        <w:t>frontend</w:t>
+      </w:r>
+      <w:proofErr w:type="spellEnd"/>
+      <w:r>
+        <w:t xml:space="preserve"> s </w:t>
+      </w:r>
+      <w:proofErr w:type="spellStart"/>
+      <w:r>
+        <w:t>backendom</w:t>
+      </w:r>
+      <w:proofErr w:type="spellEnd"/>
+      <w:r>
+        <w:t xml:space="preserve">. </w:t>
+      </w:r>
+      <w:proofErr w:type="spellStart"/>
+      <w:r>
+        <w:t>Frontend</w:t>
+      </w:r>
+      <w:proofErr w:type="spellEnd"/>
+      <w:r>
+        <w:t xml:space="preserve"> odosiela požiadavky na server a </w:t>
+      </w:r>
+      <w:proofErr w:type="spellStart"/>
+      <w:r>
+        <w:t>backend</w:t>
+      </w:r>
+      <w:proofErr w:type="spellEnd"/>
+      <w:r>
+        <w:t xml:space="preserve"> na </w:t>
+      </w:r>
+      <w:proofErr w:type="spellStart"/>
+      <w:r>
+        <w:t>ne</w:t>
+      </w:r>
+      <w:proofErr w:type="spellEnd"/>
+      <w:r>
+        <w:t xml:space="preserve"> reaguje spracovaním dát a odoslaním odpovedí.</w:t>
+      </w:r>
+    </w:p>
+    <w:p>
+      <w:pPr>
+        <w:pStyle w:val="TEXT"/>
+      </w:pPr>
+    </w:p>
+    <w:p>
+      <w:pPr>
+        <w:pStyle w:val="Nadpis4"/>
+      </w:pPr>
+      <w:r>
+        <w:t xml:space="preserve">.NET </w:t>
+      </w:r>
+      <w:proofErr w:type="spellStart"/>
+      <w:r>
+        <w:t>Core</w:t>
+      </w:r>
+      <w:proofErr w:type="spellEnd"/>
+    </w:p>
+    <w:p>
+      <w:pPr>
+        <w:pStyle w:val="TEXT"/>
+      </w:pPr>
+      <w:r>
+        <w:t xml:space="preserve">Na vývoj serverovej časti aplikácie som použil </w:t>
+      </w:r>
+      <w:proofErr w:type="spellStart"/>
+      <w:r>
+        <w:t>framework</w:t>
+      </w:r>
+      <w:proofErr w:type="spellEnd"/>
+      <w:r>
+        <w:t xml:space="preserve"> ASP.NET </w:t>
+      </w:r>
+      <w:proofErr w:type="spellStart"/>
+      <w:r>
+        <w:t>Core</w:t>
+      </w:r>
+      <w:proofErr w:type="spellEnd"/>
+      <w:r>
+        <w:t xml:space="preserve">, ktorý je súčasťou platformy .NET. Tento </w:t>
+      </w:r>
+      <w:proofErr w:type="spellStart"/>
+      <w:r>
+        <w:t>framework</w:t>
+      </w:r>
+      <w:proofErr w:type="spellEnd"/>
+      <w:r>
+        <w:t xml:space="preserve"> mi umožnil vytvoriť webové API, cez ktoré </w:t>
+      </w:r>
+      <w:proofErr w:type="spellStart"/>
+      <w:r>
+        <w:t>frontend</w:t>
+      </w:r>
+      <w:proofErr w:type="spellEnd"/>
+      <w:r>
+        <w:t xml:space="preserve"> komunikuje s </w:t>
+      </w:r>
+      <w:proofErr w:type="spellStart"/>
+      <w:r>
+        <w:t>backendom</w:t>
+      </w:r>
+      <w:proofErr w:type="spellEnd"/>
+      <w:r>
+        <w:t xml:space="preserve">. Pomocou neho som spracovával požiadavky od používateľov, riešil autentifikáciu a pracoval s databázou. Výhodou ASP.NET </w:t>
+      </w:r>
+      <w:proofErr w:type="spellStart"/>
+      <w:r>
+        <w:t>Core</w:t>
+      </w:r>
+      <w:proofErr w:type="spellEnd"/>
+      <w:r>
+        <w:t xml:space="preserve"> je jeho výkon, bezpečnosť a prehľadná štruktúra projektu.</w:t>
+      </w:r>
+    </w:p>
+    <w:p>
+      <w:pPr>
+        <w:pStyle w:val="TEXT"/>
+      </w:pPr>
+    </w:p>
+    <w:p>
+      <w:pPr>
+        <w:pStyle w:val="Nadpis4"/>
+      </w:pPr>
+      <w:r>
+        <w:t xml:space="preserve">Entity </w:t>
+      </w:r>
+      <w:proofErr w:type="spellStart"/>
+      <w:r>
+        <w:t>Framework</w:t>
+      </w:r>
+      <w:proofErr w:type="spellEnd"/>
+      <w:r>
+        <w:t xml:space="preserve"> </w:t>
+      </w:r>
+      <w:proofErr w:type="spellStart"/>
+      <w:r>
+        <w:t>Core</w:t>
+      </w:r>
+      <w:proofErr w:type="spellEnd"/>
+    </w:p>
+    <w:p>
+      <w:pPr>
+        <w:pStyle w:val="TEXT"/>
+      </w:pPr>
+      <w:r>
+        <w:t xml:space="preserve">Na ukladanie a čítanie dát z databázy som použil Entity </w:t>
+      </w:r>
+      <w:proofErr w:type="spellStart"/>
+      <w:r>
+        <w:t>Framework</w:t>
+      </w:r>
+      <w:proofErr w:type="spellEnd"/>
+      <w:r>
+        <w:t xml:space="preserve"> </w:t>
+      </w:r>
+      <w:proofErr w:type="spellStart"/>
+      <w:r>
+        <w:t>Core</w:t>
+      </w:r>
+      <w:proofErr w:type="spellEnd"/>
+      <w:r>
+        <w:t xml:space="preserve">. Ide o knižnicu, ktorá mi umožnila pracovať s databázou pomocou objektov v jazyku C#, bez potreby písať zložité SQL dotazy. Vďaka tomu bol kód prehľadnejší a jednoduchšie sa udržiaval. Entity </w:t>
+      </w:r>
+      <w:proofErr w:type="spellStart"/>
+      <w:r>
+        <w:t>Framework</w:t>
+      </w:r>
+      <w:proofErr w:type="spellEnd"/>
+      <w:r>
+        <w:t xml:space="preserve"> </w:t>
+      </w:r>
+      <w:proofErr w:type="spellStart"/>
+      <w:r>
+        <w:t>Core</w:t>
+      </w:r>
+      <w:proofErr w:type="spellEnd"/>
+      <w:r>
+        <w:t xml:space="preserve"> som využil napríklad pri ukladaní používateľov, otázok, testov a výsledkov testovania.</w:t>
+      </w:r>
+    </w:p>
+    <w:p>
+      <w:pPr>
+        <w:pStyle w:val="Nadpis4"/>
+      </w:pPr>
+      <w:r>
+        <w:lastRenderedPageBreak/>
+        <w:t>JWT</w:t>
+      </w:r>
+    </w:p>
+    <w:p>
+      <w:pPr>
+        <w:pStyle w:val="TEXT"/>
+      </w:pPr>
+      <w:r>
+        <w:t>Autentifikáciu a autorizáciu používateľov som riešil pomocou JWT (</w:t>
+      </w:r>
+      <w:proofErr w:type="spellStart"/>
+      <w:r>
+        <w:t>Json</w:t>
+      </w:r>
+      <w:proofErr w:type="spellEnd"/>
+      <w:r>
+        <w:t xml:space="preserve"> Web Token). Pomocou autentifikácie a autorizácie som docielil, aby mohol používateľ pracovať s chránenými časťami aplikácie, ale iba v rámci svojich oprávnení. </w:t>
+      </w:r>
+      <w:r>
+        <w:t>Po úspešnom prihlásení sa používateľovi vygeneruje token, ktorý sa následne posiela spolu s každou požiadavkou na server. Vďaka tomu je možné overiť identitu používateľa a zabezpečiť ochranu jeho údajov.</w:t>
+      </w:r>
+    </w:p>
+    <w:p>
+      <w:pPr>
+        <w:pStyle w:val="TEXT"/>
+      </w:pPr>
+    </w:p>
+    <w:p>
+      <w:pPr>
+        <w:pStyle w:val="Nadpis3"/>
+      </w:pPr>
+      <w:bookmarkStart w:id="13" w:name="_Toc220961654"/>
+      <w:proofErr w:type="spellStart"/>
+      <w:r>
+        <w:t>Frontend</w:t>
+      </w:r>
+      <w:bookmarkEnd w:id="13"/>
+      <w:proofErr w:type="spellEnd"/>
+    </w:p>
+    <w:p>
+      <w:pPr>
+        <w:pStyle w:val="TEXT"/>
+      </w:pPr>
+      <w:r>
+        <w:t xml:space="preserve">V rámci </w:t>
+      </w:r>
+      <w:proofErr w:type="spellStart"/>
+      <w:r>
+        <w:t>frontendovej</w:t>
+      </w:r>
+      <w:proofErr w:type="spellEnd"/>
+      <w:r>
+        <w:t xml:space="preserve"> časti aplikácie som použil viacero knižníc a nástrojov, ktoré mi výrazne zjednodušili vývoj používateľského rozhrania. Tieto knižnice mi pomohli najmä pri komunikácii so serverom prostredníctvom API, správe dát v aplikácii a pri </w:t>
+      </w:r>
+      <w:proofErr w:type="spellStart"/>
+      <w:r>
+        <w:t>štýlovaní</w:t>
+      </w:r>
+      <w:proofErr w:type="spellEnd"/>
+      <w:r>
+        <w:t xml:space="preserve"> jednotlivých častí používateľského rozhrania. Vďaka ich využitiu je aplikácia prehľadná, jednotná a jednoduchá na používanie.</w:t>
+      </w:r>
+    </w:p>
+    <w:p>
+      <w:pPr>
+        <w:pStyle w:val="Nadpis4"/>
+      </w:pPr>
+      <w:proofErr w:type="spellStart"/>
+      <w:r>
+        <w:t>React</w:t>
+      </w:r>
+      <w:proofErr w:type="spellEnd"/>
+      <w:r>
+        <w:t xml:space="preserve"> a Next.js</w:t>
+      </w:r>
+    </w:p>
+    <w:p>
+      <w:pPr>
+        <w:pStyle w:val="TEXT"/>
+      </w:pPr>
+      <w:r>
+        <w:t xml:space="preserve">Na tvorbu používateľského rozhrania som použil knižnicu </w:t>
+      </w:r>
+      <w:proofErr w:type="spellStart"/>
+      <w:r>
+        <w:t>React</w:t>
+      </w:r>
+      <w:proofErr w:type="spellEnd"/>
+      <w:r>
+        <w:t xml:space="preserve"> spolu s programovacím jazykom </w:t>
+      </w:r>
+      <w:proofErr w:type="spellStart"/>
+      <w:r>
+        <w:t>TypeScript</w:t>
+      </w:r>
+      <w:proofErr w:type="spellEnd"/>
+      <w:r>
+        <w:t xml:space="preserve"> a </w:t>
+      </w:r>
+      <w:proofErr w:type="spellStart"/>
+      <w:r>
+        <w:t>frameworkom</w:t>
+      </w:r>
+      <w:proofErr w:type="spellEnd"/>
+      <w:r>
+        <w:t xml:space="preserve"> Next.js. </w:t>
+      </w:r>
+      <w:proofErr w:type="spellStart"/>
+      <w:r>
+        <w:t>React</w:t>
+      </w:r>
+      <w:proofErr w:type="spellEnd"/>
+      <w:r>
+        <w:t xml:space="preserve"> slúži na vytváranie dynamických webových stránok a umožňuje rozdeliť aplikáciu na menšie, samostatné komponenty, ako sú formuláre, zoznamy alebo jednotlivé obrazovky aplikácie. Tento prístup zjednodušuje úpravy kódu a ďalší vývoj aplikácie.</w:t>
+      </w:r>
+      <w:r>
+        <w:t xml:space="preserve"> </w:t>
+      </w:r>
+      <w:r>
+        <w:t xml:space="preserve">Next.js som použil ako nadstavbu nad </w:t>
+      </w:r>
+      <w:proofErr w:type="spellStart"/>
+      <w:r>
+        <w:t>Reactom</w:t>
+      </w:r>
+      <w:proofErr w:type="spellEnd"/>
+      <w:r>
+        <w:t>. Umožňuje jednoduché smerovanie</w:t>
+      </w:r>
+      <w:r>
+        <w:t xml:space="preserve"> (</w:t>
+      </w:r>
+      <w:proofErr w:type="spellStart"/>
+      <w:r>
+        <w:t>routing</w:t>
+      </w:r>
+      <w:proofErr w:type="spellEnd"/>
+      <w:r>
+        <w:t>)</w:t>
+      </w:r>
+      <w:r>
+        <w:t xml:space="preserve"> medzi stránkami aplikácie a zlepšuje celkový výkon webovej aplikácie. Vďaka Next.js je štruktúra projektu prehľadnejšia a aplikácia sa rýchlejšie načítava, čo má pozitívny vplyv na používateľský komfort.</w:t>
+      </w:r>
+    </w:p>
+    <w:p>
+      <w:pPr>
+        <w:pStyle w:val="Nadpis4"/>
+      </w:pPr>
+      <w:proofErr w:type="spellStart"/>
+      <w:r>
+        <w:t>Tanstack</w:t>
+      </w:r>
+      <w:proofErr w:type="spellEnd"/>
+      <w:r>
+        <w:t xml:space="preserve"> </w:t>
+      </w:r>
+      <w:proofErr w:type="spellStart"/>
+      <w:r>
+        <w:t>Query</w:t>
+      </w:r>
+      <w:proofErr w:type="spellEnd"/>
+      <w:r>
+        <w:t xml:space="preserve"> a </w:t>
+      </w:r>
+      <w:proofErr w:type="spellStart"/>
+      <w:r>
+        <w:t>Axios</w:t>
+      </w:r>
+      <w:proofErr w:type="spellEnd"/>
+    </w:p>
+    <w:p>
+      <w:pPr>
+        <w:pStyle w:val="TEXT"/>
+      </w:pPr>
+      <w:proofErr w:type="spellStart"/>
+      <w:r>
+        <w:t>TanStack</w:t>
+      </w:r>
+      <w:proofErr w:type="spellEnd"/>
+      <w:r>
+        <w:t xml:space="preserve"> </w:t>
+      </w:r>
+      <w:proofErr w:type="spellStart"/>
+      <w:r>
+        <w:t>Query</w:t>
+      </w:r>
+      <w:proofErr w:type="spellEnd"/>
+      <w:r>
+        <w:t xml:space="preserve"> a </w:t>
+      </w:r>
+      <w:proofErr w:type="spellStart"/>
+      <w:r>
+        <w:t>Axios</w:t>
+      </w:r>
+      <w:proofErr w:type="spellEnd"/>
+      <w:r>
+        <w:t xml:space="preserve"> som využíval na prácu z dátami na </w:t>
+      </w:r>
+      <w:proofErr w:type="spellStart"/>
+      <w:r>
+        <w:t>frontende</w:t>
+      </w:r>
+      <w:proofErr w:type="spellEnd"/>
+      <w:r>
+        <w:t xml:space="preserve">. </w:t>
+      </w:r>
+      <w:proofErr w:type="spellStart"/>
+      <w:r>
+        <w:t>Axios</w:t>
+      </w:r>
+      <w:proofErr w:type="spellEnd"/>
+      <w:r>
+        <w:t xml:space="preserve"> slúži na odosielanie HTTP požiadaviek na </w:t>
+      </w:r>
+      <w:proofErr w:type="spellStart"/>
+      <w:r>
+        <w:t>backendové</w:t>
+      </w:r>
+      <w:proofErr w:type="spellEnd"/>
+      <w:r>
+        <w:t xml:space="preserve"> API, napríklad pri prihlasovaní používateľa, načítavaní testov alebo ukladaní výsledkov. Je jednoduchý na používanie a umožňuje prehľadné spracovanie odpovedí zo servera. </w:t>
+      </w:r>
+      <w:proofErr w:type="spellStart"/>
+      <w:r>
+        <w:t>TanStack</w:t>
+      </w:r>
+      <w:proofErr w:type="spellEnd"/>
+      <w:r>
+        <w:t xml:space="preserve"> </w:t>
+      </w:r>
+      <w:proofErr w:type="spellStart"/>
+      <w:r>
+        <w:t>Query</w:t>
+      </w:r>
+      <w:proofErr w:type="spellEnd"/>
+      <w:r>
+        <w:t xml:space="preserve"> som použil na správu dát získaných zo servera. Táto knižnica automaticky rieši ukladanie dát do </w:t>
+      </w:r>
+      <w:r>
+        <w:lastRenderedPageBreak/>
+        <w:t>pamäte (</w:t>
+      </w:r>
+      <w:proofErr w:type="spellStart"/>
+      <w:r>
+        <w:t>caching</w:t>
+      </w:r>
+      <w:proofErr w:type="spellEnd"/>
+      <w:r>
+        <w:t>), ich opätovné načítanie a aktualizáciu. Vďaka tomu má aplikácia vždy aktuálne údaje a práca s dátami je prehľadnejšia.</w:t>
+      </w:r>
+    </w:p>
+    <w:p>
+      <w:pPr>
+        <w:pStyle w:val="Nadpis4"/>
+      </w:pPr>
+      <w:proofErr w:type="spellStart"/>
+      <w:r>
+        <w:t>Tanstack</w:t>
+      </w:r>
+      <w:proofErr w:type="spellEnd"/>
+      <w:r>
+        <w:t xml:space="preserve"> </w:t>
+      </w:r>
+      <w:proofErr w:type="spellStart"/>
+      <w:r>
+        <w:t>Form</w:t>
+      </w:r>
+      <w:proofErr w:type="spellEnd"/>
+      <w:r>
+        <w:t xml:space="preserve"> a</w:t>
+      </w:r>
+      <w:r>
+        <w:t> </w:t>
+      </w:r>
+      <w:proofErr w:type="spellStart"/>
+      <w:r>
+        <w:t>Zod</w:t>
+      </w:r>
+      <w:proofErr w:type="spellEnd"/>
+    </w:p>
+    <w:p>
+      <w:pPr>
+        <w:pStyle w:val="TEXT"/>
+      </w:pPr>
+      <w:r>
+        <w:t xml:space="preserve">Knižnica </w:t>
+      </w:r>
+      <w:proofErr w:type="spellStart"/>
+      <w:r>
+        <w:t>TanStack</w:t>
+      </w:r>
+      <w:proofErr w:type="spellEnd"/>
+      <w:r>
+        <w:t xml:space="preserve"> </w:t>
+      </w:r>
+      <w:proofErr w:type="spellStart"/>
+      <w:r>
+        <w:t>Form</w:t>
+      </w:r>
+      <w:proofErr w:type="spellEnd"/>
+      <w:r>
+        <w:t xml:space="preserve"> mi pomohla so správou formulárových vstupných polí a ich stavov. Táto knižnica umožňuje jednoducho spracovať údaje z formulárov, validovať ich a vypísať používateľovi čo vyplnil zle. Použitie </w:t>
+      </w:r>
+      <w:proofErr w:type="spellStart"/>
+      <w:r>
+        <w:t>TanStack</w:t>
+      </w:r>
+      <w:proofErr w:type="spellEnd"/>
+      <w:r>
+        <w:t xml:space="preserve"> </w:t>
+      </w:r>
+      <w:proofErr w:type="spellStart"/>
+      <w:r>
+        <w:t>Form</w:t>
+      </w:r>
+      <w:proofErr w:type="spellEnd"/>
+      <w:r>
+        <w:t xml:space="preserve"> prispelo k prehľadnosti kódu a zjednodušilo validáciu vstupných údajov. Na validáciu jednotlivých vstupných polí (</w:t>
+      </w:r>
+      <w:proofErr w:type="spellStart"/>
+      <w:r>
+        <w:t>inputov</w:t>
+      </w:r>
+      <w:proofErr w:type="spellEnd"/>
+      <w:r>
+        <w:t xml:space="preserve">) som využil ďalšiu knižnicu </w:t>
+      </w:r>
+      <w:proofErr w:type="spellStart"/>
+      <w:r>
+        <w:t>Zod</w:t>
+      </w:r>
+      <w:proofErr w:type="spellEnd"/>
+      <w:r>
+        <w:t xml:space="preserve">, ktorá umožňuje presne určiť, aké hodnoty môže používateľ zadať. Vďaka kombinácii </w:t>
+      </w:r>
+      <w:proofErr w:type="spellStart"/>
+      <w:r>
+        <w:t>TanStack</w:t>
+      </w:r>
+      <w:proofErr w:type="spellEnd"/>
+      <w:r>
+        <w:t xml:space="preserve"> </w:t>
+      </w:r>
+      <w:proofErr w:type="spellStart"/>
+      <w:r>
+        <w:t>Form</w:t>
+      </w:r>
+      <w:proofErr w:type="spellEnd"/>
+      <w:r>
+        <w:t xml:space="preserve"> a </w:t>
+      </w:r>
+      <w:proofErr w:type="spellStart"/>
+      <w:r>
+        <w:t>Zod</w:t>
+      </w:r>
+      <w:proofErr w:type="spellEnd"/>
+      <w:r>
+        <w:t xml:space="preserve"> je možné odhaliť chyby už pri vypĺňaní formulára a upozorniť používateľa. To zabezpečí, že do systému sa dostanú iba správne údaje.</w:t>
+      </w:r>
+    </w:p>
+    <w:p>
+      <w:pPr>
+        <w:pStyle w:val="TEXT"/>
+      </w:pPr>
+    </w:p>
+    <w:p>
+      <w:pPr>
+        <w:pStyle w:val="Nadpis4"/>
+      </w:pPr>
+      <w:r>
+        <w:t>UI a UX Aplikácie</w:t>
+      </w:r>
+    </w:p>
+    <w:p>
+      <w:pPr>
+        <w:pStyle w:val="TEXT"/>
+      </w:pPr>
+      <w:r>
+        <w:t xml:space="preserve">Na tvorbu používateľského rozhrania som použil komponentovú knižnicu </w:t>
+      </w:r>
+      <w:proofErr w:type="spellStart"/>
+      <w:r>
+        <w:t>shadcn</w:t>
+      </w:r>
+      <w:proofErr w:type="spellEnd"/>
+      <w:r>
+        <w:t>/</w:t>
+      </w:r>
+      <w:proofErr w:type="spellStart"/>
+      <w:r>
+        <w:t>ui</w:t>
+      </w:r>
+      <w:proofErr w:type="spellEnd"/>
+      <w:r>
+        <w:t>, ktorá poskytuje hotové a štýlovo jednotné komponenty, ako sú tlačidlá, formuláre, dialógové okná alebo tabuľky. Tieto komponenty mi umožnili rýchlejšie vytvoriť konzistentné používateľské rozhranie bez potreby vytvárať všetky prvky od začiatku.</w:t>
+      </w:r>
+      <w:r>
+        <w:t xml:space="preserve"> </w:t>
+      </w:r>
+      <w:r>
+        <w:t xml:space="preserve">Na doplnenie používateľského rozhrania o ikony </w:t>
+      </w:r>
+      <w:r>
+        <w:t>slúžila</w:t>
+      </w:r>
+      <w:r>
+        <w:t xml:space="preserve"> knižnic</w:t>
+      </w:r>
+      <w:r>
+        <w:t>a</w:t>
+      </w:r>
+      <w:r>
+        <w:t xml:space="preserve"> </w:t>
+      </w:r>
+      <w:proofErr w:type="spellStart"/>
+      <w:r>
+        <w:t>Lucide</w:t>
+      </w:r>
+      <w:proofErr w:type="spellEnd"/>
+      <w:r>
+        <w:t xml:space="preserve"> </w:t>
+      </w:r>
+      <w:proofErr w:type="spellStart"/>
+      <w:r>
+        <w:t>React</w:t>
+      </w:r>
+      <w:proofErr w:type="spellEnd"/>
+      <w:r>
+        <w:t xml:space="preserve">. Ikony zlepšujú prehľadnosť aplikácie a uľahčujú používateľovi orientáciu v jednotlivých častiach systému. Na </w:t>
+      </w:r>
+      <w:proofErr w:type="spellStart"/>
+      <w:r>
+        <w:t>štýlovanie</w:t>
+      </w:r>
+      <w:proofErr w:type="spellEnd"/>
+      <w:r>
+        <w:t xml:space="preserve"> aplikácie som použil </w:t>
+      </w:r>
+      <w:proofErr w:type="spellStart"/>
+      <w:r>
+        <w:t>Tailwind</w:t>
+      </w:r>
+      <w:proofErr w:type="spellEnd"/>
+      <w:r>
+        <w:t xml:space="preserve"> CSS</w:t>
+      </w:r>
+      <w:r>
+        <w:t xml:space="preserve">, čo je náhrada za </w:t>
+      </w:r>
+      <w:proofErr w:type="spellStart"/>
+      <w:r>
+        <w:t>css</w:t>
+      </w:r>
+      <w:proofErr w:type="spellEnd"/>
+      <w:r>
+        <w:t>, ktor</w:t>
+      </w:r>
+      <w:r>
+        <w:t>á</w:t>
+      </w:r>
+      <w:r>
+        <w:t xml:space="preserve"> umožňuje rýchle a efektívne vytváranie moderného a </w:t>
+      </w:r>
+      <w:proofErr w:type="spellStart"/>
+      <w:r>
+        <w:t>responzívneho</w:t>
+      </w:r>
+      <w:proofErr w:type="spellEnd"/>
+      <w:r>
+        <w:t xml:space="preserve"> dizajnu. Pomocou tejto knižnice som dokázal jednoducho prispôsobiť vzhľad aplikácie rôznym veľkostiam obrazoviek. </w:t>
+      </w:r>
+      <w:proofErr w:type="spellStart"/>
+      <w:r>
+        <w:t>Tailwind</w:t>
+      </w:r>
+      <w:proofErr w:type="spellEnd"/>
+      <w:r>
+        <w:t xml:space="preserve"> CSS zároveň zabezpečuje jednotný vzhľad aplikácie a zjednodušuje údržbu štýlov.</w:t>
+      </w:r>
+    </w:p>
+    <w:p>
+      <w:pPr>
+        <w:pStyle w:val="TEXT"/>
+      </w:pPr>
+    </w:p>
+    <w:p>
+      <w:pPr>
+        <w:pStyle w:val="Nadpis2"/>
+      </w:pPr>
+      <w:bookmarkStart w:id="14" w:name="_Toc220961655"/>
+      <w:r>
         <w:t>Databáza a ukladanie údajov</w:t>
       </w:r>
-      <w:bookmarkEnd w:id="11"/>
+      <w:bookmarkEnd w:id="14"/>
       <w:r>
         <w:t xml:space="preserve"> </w:t>
       </w:r>
@@ -5434,7 +7114,11 @@
       </w:r>
       <w:proofErr w:type="spellEnd"/>
       <w:r>
-        <w:t xml:space="preserve"> aplikáciou a databázou je realizovaná pomocou objektovo-relačného mapovania (ORM),</w:t>
+        <w:t xml:space="preserve"> aplikáciou a databázou je realizovaná pomocou </w:t>
+      </w:r>
+      <w:r>
+        <w:lastRenderedPageBreak/>
+        <w:t>objektovo-relačného mapovania (ORM),</w:t>
       </w:r>
       <w:r>
         <w:t xml:space="preserve"> v mojom prípade Entity </w:t>
@@ -5468,7 +7152,7 @@
       <w:pPr>
         <w:pStyle w:val="Nadpis2"/>
       </w:pPr>
-      <w:bookmarkStart w:id="12" w:name="_Toc220533891"/>
+      <w:bookmarkStart w:id="15" w:name="_Toc220961656"/>
       <w:r>
         <w:rPr>
           <w:rStyle w:val="Nadpis2Char"/>
@@ -5480,7 +7164,7 @@
         </w:rPr>
         <w:t>Použité vývojové nástroje</w:t>
       </w:r>
-      <w:bookmarkEnd w:id="12"/>
+      <w:bookmarkEnd w:id="15"/>
       <w:r>
         <w:t xml:space="preserve">  </w:t>
       </w:r>
@@ -5585,7 +7269,7 @@
           <w:szCs w:val="32"/>
         </w:rPr>
       </w:pPr>
-      <w:bookmarkStart w:id="13" w:name="_Toc220533892"/>
+      <w:bookmarkStart w:id="16" w:name="_Toc220961657"/>
       <w:r>
         <w:rPr>
           <w:smallCaps w:val="0"/>
@@ -5602,7 +7286,7 @@
         </w:rPr>
         <w:t>(TNR 16)</w:t>
       </w:r>
-      <w:bookmarkEnd w:id="13"/>
+      <w:bookmarkEnd w:id="16"/>
     </w:p>
     <w:p>
       <w:pPr>
@@ -5912,7 +7596,7 @@
           <w:szCs w:val="32"/>
         </w:rPr>
       </w:pPr>
-      <w:bookmarkStart w:id="14" w:name="_Toc382839398"/>
+      <w:bookmarkStart w:id="17" w:name="_Toc382839398"/>
     </w:p>
     <w:p>
       <w:pPr>
@@ -6027,7 +7711,7 @@
           <w:szCs w:val="32"/>
         </w:rPr>
       </w:pPr>
-      <w:bookmarkStart w:id="15" w:name="_Toc220533893"/>
+      <w:bookmarkStart w:id="18" w:name="_Toc220961658"/>
       <w:r>
         <w:rPr>
           <w:rStyle w:val="Nadpis1Char"/>
@@ -6056,8 +7740,8 @@
         </w:rPr>
         <w:t>A</w:t>
       </w:r>
-      <w:bookmarkEnd w:id="14"/>
-      <w:bookmarkEnd w:id="15"/>
+      <w:bookmarkEnd w:id="17"/>
+      <w:bookmarkEnd w:id="18"/>
       <w:r>
         <w:rPr>
           <w:rFonts w:ascii="Times New Roman" w:hAnsi="Times New Roman" w:cs="Times New Roman"/>
@@ -8054,7 +9738,7 @@
   <w:style w:type="paragraph" w:default="1" w:styleId="Normlny">
     <w:name w:val="Normal"/>
     <w:qFormat/>
-    <w:rsid w:val="008B2837"/>
+    <w:rsid w:val="00EC4F84"/>
   </w:style>
   <w:style w:type="paragraph" w:styleId="Nadpis1">
     <w:name w:val="heading 1"/>
@@ -8277,7 +9961,6 @@
   <w:style w:type="character" w:default="1" w:styleId="Predvolenpsmoodseku">
     <w:name w:val="Default Paragraph Font"/>
     <w:uiPriority w:val="1"/>
-    <w:semiHidden/>
     <w:unhideWhenUsed/>
   </w:style>
   <w:style w:type="table" w:default="1" w:styleId="Normlnatabuka">
@@ -9368,6 +11051,7 @@
     <w:rsidRoot w:val="00CB7C87"/>
     <w:rsid w:val="000535E3"/>
     <w:rsid w:val="00062512"/>
+    <w:rsid w:val="001104D2"/>
     <w:rsid w:val="00132643"/>
     <w:rsid w:val="00190C1F"/>
     <w:rsid w:val="001E1499"/>
@@ -9408,6 +11092,7 @@
     <w:rsid w:val="00F1144D"/>
     <w:rsid w:val="00F261A4"/>
     <w:rsid w:val="00F82DE1"/>
+    <w:rsid w:val="00FA7309"/>
   </w:rsids>
   <m:mathPr>
     <m:mathFont m:val="Cambria Math"/>

--- a/dokumentacia/Dokumentácia k maturitnému projektu - Online testovací modul pre maturantov, Matúš Čiernik.docx
+++ b/dokumentacia/Dokumentácia k maturitnému projektu - Online testovací modul pre maturantov, Matúš Čiernik.docx
@@ -2830,23 +2830,7 @@
           <w:szCs w:val="32"/>
         </w:rPr>
         <w:lastRenderedPageBreak/>
-        <w:t>Abstra</w:t>
-      </w:r>
-      <w:r>
-        <w:rPr>
-          <w:b/>
-          <w:sz w:val="32"/>
-          <w:szCs w:val="32"/>
-        </w:rPr>
-        <w:t>c</w:t>
-      </w:r>
-      <w:r>
-        <w:rPr>
-          <w:b/>
-          <w:sz w:val="32"/>
-          <w:szCs w:val="32"/>
-        </w:rPr>
-        <w:t>t</w:t>
+        <w:t>Abstract</w:t>
       </w:r>
       <w:proofErr w:type="spellEnd"/>
       <w:r>
@@ -3092,18 +3076,13 @@
       <w:pPr>
         <w:jc w:val="both"/>
         <w:rPr>
-          <w:color w:val="C00000"/>
-        </w:rPr>
-      </w:pPr>
-      <w:r>
-        <w:rPr>
           <w:rFonts w:ascii="Times New Roman" w:hAnsi="Times New Roman" w:cs="Times New Roman"/>
           <w:color w:val="000000" w:themeColor="text1"/>
           <w:sz w:val="32"/>
           <w:szCs w:val="32"/>
         </w:rPr>
-        <w:t xml:space="preserve">Táto práca sa zaoberá </w:t>
-      </w:r>
+      </w:pPr>
+      <w:proofErr w:type="spellStart"/>
       <w:r>
         <w:rPr>
           <w:rFonts w:ascii="Times New Roman" w:hAnsi="Times New Roman" w:cs="Times New Roman"/>
@@ -3111,8 +3090,9 @@
           <w:sz w:val="32"/>
           <w:szCs w:val="32"/>
         </w:rPr>
-        <w:t xml:space="preserve">vytvorením </w:t>
-      </w:r>
+        <w:t>This</w:t>
+      </w:r>
+      <w:proofErr w:type="spellEnd"/>
       <w:r>
         <w:rPr>
           <w:rFonts w:ascii="Times New Roman" w:hAnsi="Times New Roman" w:cs="Times New Roman"/>
@@ -3120,8 +3100,9 @@
           <w:sz w:val="32"/>
           <w:szCs w:val="32"/>
         </w:rPr>
-        <w:t>online testovacieho modulu určeného pre maturantov stredných škôl. Hlavným cieľom projektu je pomôcť študentom pripraviť sa na maturitnú skúšku jednoduchou a prehľadnou formou. Systém umožňuje riešiť testy z rôznych predmetov, zobraziť</w:t>
-      </w:r>
+        <w:t xml:space="preserve"> </w:t>
+      </w:r>
+      <w:proofErr w:type="spellStart"/>
       <w:r>
         <w:rPr>
           <w:rFonts w:ascii="Times New Roman" w:hAnsi="Times New Roman" w:cs="Times New Roman"/>
@@ -3129,8 +3110,9 @@
           <w:sz w:val="32"/>
           <w:szCs w:val="32"/>
         </w:rPr>
-        <w:t xml:space="preserve"> vyhodnotenie testov priamo </w:t>
-      </w:r>
+        <w:t>thesis</w:t>
+      </w:r>
+      <w:proofErr w:type="spellEnd"/>
       <w:r>
         <w:rPr>
           <w:rFonts w:ascii="Times New Roman" w:hAnsi="Times New Roman" w:cs="Times New Roman"/>
@@ -3138,8 +3120,9 @@
           <w:sz w:val="32"/>
           <w:szCs w:val="32"/>
         </w:rPr>
-        <w:t>po dokončení a sledovať úspešnosť používateľa. Aplikácia je prístupná z počítača aj mobil</w:t>
-      </w:r>
+        <w:t xml:space="preserve"> </w:t>
+      </w:r>
+      <w:proofErr w:type="spellStart"/>
       <w:r>
         <w:rPr>
           <w:rFonts w:ascii="Times New Roman" w:hAnsi="Times New Roman" w:cs="Times New Roman"/>
@@ -3147,8 +3130,9 @@
           <w:sz w:val="32"/>
           <w:szCs w:val="32"/>
         </w:rPr>
-        <w:t xml:space="preserve">u </w:t>
-      </w:r>
+        <w:t>focuses</w:t>
+      </w:r>
+      <w:proofErr w:type="spellEnd"/>
       <w:r>
         <w:rPr>
           <w:rFonts w:ascii="Times New Roman" w:hAnsi="Times New Roman" w:cs="Times New Roman"/>
@@ -3156,8 +3140,9 @@
           <w:sz w:val="32"/>
           <w:szCs w:val="32"/>
         </w:rPr>
-        <w:t>a</w:t>
-      </w:r>
+        <w:t xml:space="preserve"> on </w:t>
+      </w:r>
+      <w:proofErr w:type="spellStart"/>
       <w:r>
         <w:rPr>
           <w:rFonts w:ascii="Times New Roman" w:hAnsi="Times New Roman" w:cs="Times New Roman"/>
@@ -3165,8 +3150,9 @@
           <w:sz w:val="32"/>
           <w:szCs w:val="32"/>
         </w:rPr>
-        <w:t> je jednoduchá a intuitívna</w:t>
-      </w:r>
+        <w:t>the</w:t>
+      </w:r>
+      <w:proofErr w:type="spellEnd"/>
       <w:r>
         <w:rPr>
           <w:rFonts w:ascii="Times New Roman" w:hAnsi="Times New Roman" w:cs="Times New Roman"/>
@@ -3174,11 +3160,1312 @@
           <w:sz w:val="32"/>
           <w:szCs w:val="32"/>
         </w:rPr>
-        <w:t>. Projekt reflektuje rastúcu potrebu využívania moderných technológií vo vzdelávaní.</w:t>
-      </w:r>
-    </w:p>
-    <w:p>
-      <w:pPr>
+        <w:t xml:space="preserve"> </w:t>
+      </w:r>
+      <w:proofErr w:type="spellStart"/>
+      <w:r>
+        <w:rPr>
+          <w:rFonts w:ascii="Times New Roman" w:hAnsi="Times New Roman" w:cs="Times New Roman"/>
+          <w:color w:val="000000" w:themeColor="text1"/>
+          <w:sz w:val="32"/>
+          <w:szCs w:val="32"/>
+        </w:rPr>
+        <w:t>development</w:t>
+      </w:r>
+      <w:proofErr w:type="spellEnd"/>
+      <w:r>
+        <w:rPr>
+          <w:rFonts w:ascii="Times New Roman" w:hAnsi="Times New Roman" w:cs="Times New Roman"/>
+          <w:color w:val="000000" w:themeColor="text1"/>
+          <w:sz w:val="32"/>
+          <w:szCs w:val="32"/>
+        </w:rPr>
+        <w:t xml:space="preserve"> of </w:t>
+      </w:r>
+      <w:proofErr w:type="spellStart"/>
+      <w:r>
+        <w:rPr>
+          <w:rFonts w:ascii="Times New Roman" w:hAnsi="Times New Roman" w:cs="Times New Roman"/>
+          <w:color w:val="000000" w:themeColor="text1"/>
+          <w:sz w:val="32"/>
+          <w:szCs w:val="32"/>
+        </w:rPr>
+        <w:t>an</w:t>
+      </w:r>
+      <w:proofErr w:type="spellEnd"/>
+      <w:r>
+        <w:rPr>
+          <w:rFonts w:ascii="Times New Roman" w:hAnsi="Times New Roman" w:cs="Times New Roman"/>
+          <w:color w:val="000000" w:themeColor="text1"/>
+          <w:sz w:val="32"/>
+          <w:szCs w:val="32"/>
+        </w:rPr>
+        <w:t xml:space="preserve"> online </w:t>
+      </w:r>
+      <w:proofErr w:type="spellStart"/>
+      <w:r>
+        <w:rPr>
+          <w:rFonts w:ascii="Times New Roman" w:hAnsi="Times New Roman" w:cs="Times New Roman"/>
+          <w:color w:val="000000" w:themeColor="text1"/>
+          <w:sz w:val="32"/>
+          <w:szCs w:val="32"/>
+        </w:rPr>
+        <w:t>testing</w:t>
+      </w:r>
+      <w:proofErr w:type="spellEnd"/>
+      <w:r>
+        <w:rPr>
+          <w:rFonts w:ascii="Times New Roman" w:hAnsi="Times New Roman" w:cs="Times New Roman"/>
+          <w:color w:val="000000" w:themeColor="text1"/>
+          <w:sz w:val="32"/>
+          <w:szCs w:val="32"/>
+        </w:rPr>
+        <w:t xml:space="preserve"> module </w:t>
+      </w:r>
+      <w:proofErr w:type="spellStart"/>
+      <w:r>
+        <w:rPr>
+          <w:rFonts w:ascii="Times New Roman" w:hAnsi="Times New Roman" w:cs="Times New Roman"/>
+          <w:color w:val="000000" w:themeColor="text1"/>
+          <w:sz w:val="32"/>
+          <w:szCs w:val="32"/>
+        </w:rPr>
+        <w:t>intended</w:t>
+      </w:r>
+      <w:proofErr w:type="spellEnd"/>
+      <w:r>
+        <w:rPr>
+          <w:rFonts w:ascii="Times New Roman" w:hAnsi="Times New Roman" w:cs="Times New Roman"/>
+          <w:color w:val="000000" w:themeColor="text1"/>
+          <w:sz w:val="32"/>
+          <w:szCs w:val="32"/>
+        </w:rPr>
+        <w:t xml:space="preserve"> </w:t>
+      </w:r>
+      <w:proofErr w:type="spellStart"/>
+      <w:r>
+        <w:rPr>
+          <w:rFonts w:ascii="Times New Roman" w:hAnsi="Times New Roman" w:cs="Times New Roman"/>
+          <w:color w:val="000000" w:themeColor="text1"/>
+          <w:sz w:val="32"/>
+          <w:szCs w:val="32"/>
+        </w:rPr>
+        <w:t>for</w:t>
+      </w:r>
+      <w:proofErr w:type="spellEnd"/>
+      <w:r>
+        <w:rPr>
+          <w:rFonts w:ascii="Times New Roman" w:hAnsi="Times New Roman" w:cs="Times New Roman"/>
+          <w:color w:val="000000" w:themeColor="text1"/>
+          <w:sz w:val="32"/>
+          <w:szCs w:val="32"/>
+        </w:rPr>
+        <w:t xml:space="preserve"> </w:t>
+      </w:r>
+      <w:proofErr w:type="spellStart"/>
+      <w:r>
+        <w:rPr>
+          <w:rFonts w:ascii="Times New Roman" w:hAnsi="Times New Roman" w:cs="Times New Roman"/>
+          <w:color w:val="000000" w:themeColor="text1"/>
+          <w:sz w:val="32"/>
+          <w:szCs w:val="32"/>
+        </w:rPr>
+        <w:t>secondary</w:t>
+      </w:r>
+      <w:proofErr w:type="spellEnd"/>
+      <w:r>
+        <w:rPr>
+          <w:rFonts w:ascii="Times New Roman" w:hAnsi="Times New Roman" w:cs="Times New Roman"/>
+          <w:color w:val="000000" w:themeColor="text1"/>
+          <w:sz w:val="32"/>
+          <w:szCs w:val="32"/>
+        </w:rPr>
+        <w:t xml:space="preserve"> </w:t>
+      </w:r>
+      <w:proofErr w:type="spellStart"/>
+      <w:r>
+        <w:rPr>
+          <w:rFonts w:ascii="Times New Roman" w:hAnsi="Times New Roman" w:cs="Times New Roman"/>
+          <w:color w:val="000000" w:themeColor="text1"/>
+          <w:sz w:val="32"/>
+          <w:szCs w:val="32"/>
+        </w:rPr>
+        <w:t>school</w:t>
+      </w:r>
+      <w:proofErr w:type="spellEnd"/>
+      <w:r>
+        <w:rPr>
+          <w:rFonts w:ascii="Times New Roman" w:hAnsi="Times New Roman" w:cs="Times New Roman"/>
+          <w:color w:val="000000" w:themeColor="text1"/>
+          <w:sz w:val="32"/>
+          <w:szCs w:val="32"/>
+        </w:rPr>
+        <w:t xml:space="preserve"> </w:t>
+      </w:r>
+      <w:proofErr w:type="spellStart"/>
+      <w:r>
+        <w:rPr>
+          <w:rFonts w:ascii="Times New Roman" w:hAnsi="Times New Roman" w:cs="Times New Roman"/>
+          <w:color w:val="000000" w:themeColor="text1"/>
+          <w:sz w:val="32"/>
+          <w:szCs w:val="32"/>
+        </w:rPr>
+        <w:t>graduation</w:t>
+      </w:r>
+      <w:proofErr w:type="spellEnd"/>
+      <w:r>
+        <w:rPr>
+          <w:rFonts w:ascii="Times New Roman" w:hAnsi="Times New Roman" w:cs="Times New Roman"/>
+          <w:color w:val="000000" w:themeColor="text1"/>
+          <w:sz w:val="32"/>
+          <w:szCs w:val="32"/>
+        </w:rPr>
+        <w:t xml:space="preserve"> </w:t>
+      </w:r>
+      <w:proofErr w:type="spellStart"/>
+      <w:r>
+        <w:rPr>
+          <w:rFonts w:ascii="Times New Roman" w:hAnsi="Times New Roman" w:cs="Times New Roman"/>
+          <w:color w:val="000000" w:themeColor="text1"/>
+          <w:sz w:val="32"/>
+          <w:szCs w:val="32"/>
+        </w:rPr>
+        <w:t>students</w:t>
+      </w:r>
+      <w:proofErr w:type="spellEnd"/>
+      <w:r>
+        <w:rPr>
+          <w:rFonts w:ascii="Times New Roman" w:hAnsi="Times New Roman" w:cs="Times New Roman"/>
+          <w:color w:val="000000" w:themeColor="text1"/>
+          <w:sz w:val="32"/>
+          <w:szCs w:val="32"/>
+        </w:rPr>
+        <w:t xml:space="preserve">. </w:t>
+      </w:r>
+      <w:proofErr w:type="spellStart"/>
+      <w:r>
+        <w:rPr>
+          <w:rFonts w:ascii="Times New Roman" w:hAnsi="Times New Roman" w:cs="Times New Roman"/>
+          <w:color w:val="000000" w:themeColor="text1"/>
+          <w:sz w:val="32"/>
+          <w:szCs w:val="32"/>
+        </w:rPr>
+        <w:t>The</w:t>
+      </w:r>
+      <w:proofErr w:type="spellEnd"/>
+      <w:r>
+        <w:rPr>
+          <w:rFonts w:ascii="Times New Roman" w:hAnsi="Times New Roman" w:cs="Times New Roman"/>
+          <w:color w:val="000000" w:themeColor="text1"/>
+          <w:sz w:val="32"/>
+          <w:szCs w:val="32"/>
+        </w:rPr>
+        <w:t xml:space="preserve"> </w:t>
+      </w:r>
+      <w:proofErr w:type="spellStart"/>
+      <w:r>
+        <w:rPr>
+          <w:rFonts w:ascii="Times New Roman" w:hAnsi="Times New Roman" w:cs="Times New Roman"/>
+          <w:color w:val="000000" w:themeColor="text1"/>
+          <w:sz w:val="32"/>
+          <w:szCs w:val="32"/>
+        </w:rPr>
+        <w:t>main</w:t>
+      </w:r>
+      <w:proofErr w:type="spellEnd"/>
+      <w:r>
+        <w:rPr>
+          <w:rFonts w:ascii="Times New Roman" w:hAnsi="Times New Roman" w:cs="Times New Roman"/>
+          <w:color w:val="000000" w:themeColor="text1"/>
+          <w:sz w:val="32"/>
+          <w:szCs w:val="32"/>
+        </w:rPr>
+        <w:t xml:space="preserve"> </w:t>
+      </w:r>
+      <w:proofErr w:type="spellStart"/>
+      <w:r>
+        <w:rPr>
+          <w:rFonts w:ascii="Times New Roman" w:hAnsi="Times New Roman" w:cs="Times New Roman"/>
+          <w:color w:val="000000" w:themeColor="text1"/>
+          <w:sz w:val="32"/>
+          <w:szCs w:val="32"/>
+        </w:rPr>
+        <w:t>goal</w:t>
+      </w:r>
+      <w:proofErr w:type="spellEnd"/>
+      <w:r>
+        <w:rPr>
+          <w:rFonts w:ascii="Times New Roman" w:hAnsi="Times New Roman" w:cs="Times New Roman"/>
+          <w:color w:val="000000" w:themeColor="text1"/>
+          <w:sz w:val="32"/>
+          <w:szCs w:val="32"/>
+        </w:rPr>
+        <w:t xml:space="preserve"> of </w:t>
+      </w:r>
+      <w:proofErr w:type="spellStart"/>
+      <w:r>
+        <w:rPr>
+          <w:rFonts w:ascii="Times New Roman" w:hAnsi="Times New Roman" w:cs="Times New Roman"/>
+          <w:color w:val="000000" w:themeColor="text1"/>
+          <w:sz w:val="32"/>
+          <w:szCs w:val="32"/>
+        </w:rPr>
+        <w:t>the</w:t>
+      </w:r>
+      <w:proofErr w:type="spellEnd"/>
+      <w:r>
+        <w:rPr>
+          <w:rFonts w:ascii="Times New Roman" w:hAnsi="Times New Roman" w:cs="Times New Roman"/>
+          <w:color w:val="000000" w:themeColor="text1"/>
+          <w:sz w:val="32"/>
+          <w:szCs w:val="32"/>
+        </w:rPr>
+        <w:t xml:space="preserve"> </w:t>
+      </w:r>
+      <w:proofErr w:type="spellStart"/>
+      <w:r>
+        <w:rPr>
+          <w:rFonts w:ascii="Times New Roman" w:hAnsi="Times New Roman" w:cs="Times New Roman"/>
+          <w:color w:val="000000" w:themeColor="text1"/>
+          <w:sz w:val="32"/>
+          <w:szCs w:val="32"/>
+        </w:rPr>
+        <w:t>project</w:t>
+      </w:r>
+      <w:proofErr w:type="spellEnd"/>
+      <w:r>
+        <w:rPr>
+          <w:rFonts w:ascii="Times New Roman" w:hAnsi="Times New Roman" w:cs="Times New Roman"/>
+          <w:color w:val="000000" w:themeColor="text1"/>
+          <w:sz w:val="32"/>
+          <w:szCs w:val="32"/>
+        </w:rPr>
+        <w:t xml:space="preserve"> </w:t>
+      </w:r>
+      <w:proofErr w:type="spellStart"/>
+      <w:r>
+        <w:rPr>
+          <w:rFonts w:ascii="Times New Roman" w:hAnsi="Times New Roman" w:cs="Times New Roman"/>
+          <w:color w:val="000000" w:themeColor="text1"/>
+          <w:sz w:val="32"/>
+          <w:szCs w:val="32"/>
+        </w:rPr>
+        <w:t>is</w:t>
+      </w:r>
+      <w:proofErr w:type="spellEnd"/>
+      <w:r>
+        <w:rPr>
+          <w:rFonts w:ascii="Times New Roman" w:hAnsi="Times New Roman" w:cs="Times New Roman"/>
+          <w:color w:val="000000" w:themeColor="text1"/>
+          <w:sz w:val="32"/>
+          <w:szCs w:val="32"/>
+        </w:rPr>
+        <w:t xml:space="preserve"> to </w:t>
+      </w:r>
+      <w:proofErr w:type="spellStart"/>
+      <w:r>
+        <w:rPr>
+          <w:rFonts w:ascii="Times New Roman" w:hAnsi="Times New Roman" w:cs="Times New Roman"/>
+          <w:color w:val="000000" w:themeColor="text1"/>
+          <w:sz w:val="32"/>
+          <w:szCs w:val="32"/>
+        </w:rPr>
+        <w:t>help</w:t>
+      </w:r>
+      <w:proofErr w:type="spellEnd"/>
+      <w:r>
+        <w:rPr>
+          <w:rFonts w:ascii="Times New Roman" w:hAnsi="Times New Roman" w:cs="Times New Roman"/>
+          <w:color w:val="000000" w:themeColor="text1"/>
+          <w:sz w:val="32"/>
+          <w:szCs w:val="32"/>
+        </w:rPr>
+        <w:t xml:space="preserve"> </w:t>
+      </w:r>
+      <w:proofErr w:type="spellStart"/>
+      <w:r>
+        <w:rPr>
+          <w:rFonts w:ascii="Times New Roman" w:hAnsi="Times New Roman" w:cs="Times New Roman"/>
+          <w:color w:val="000000" w:themeColor="text1"/>
+          <w:sz w:val="32"/>
+          <w:szCs w:val="32"/>
+        </w:rPr>
+        <w:t>students</w:t>
+      </w:r>
+      <w:proofErr w:type="spellEnd"/>
+      <w:r>
+        <w:rPr>
+          <w:rFonts w:ascii="Times New Roman" w:hAnsi="Times New Roman" w:cs="Times New Roman"/>
+          <w:color w:val="000000" w:themeColor="text1"/>
+          <w:sz w:val="32"/>
+          <w:szCs w:val="32"/>
+        </w:rPr>
+        <w:t xml:space="preserve"> </w:t>
+      </w:r>
+      <w:proofErr w:type="spellStart"/>
+      <w:r>
+        <w:rPr>
+          <w:rFonts w:ascii="Times New Roman" w:hAnsi="Times New Roman" w:cs="Times New Roman"/>
+          <w:color w:val="000000" w:themeColor="text1"/>
+          <w:sz w:val="32"/>
+          <w:szCs w:val="32"/>
+        </w:rPr>
+        <w:t>prepare</w:t>
+      </w:r>
+      <w:proofErr w:type="spellEnd"/>
+      <w:r>
+        <w:rPr>
+          <w:rFonts w:ascii="Times New Roman" w:hAnsi="Times New Roman" w:cs="Times New Roman"/>
+          <w:color w:val="000000" w:themeColor="text1"/>
+          <w:sz w:val="32"/>
+          <w:szCs w:val="32"/>
+        </w:rPr>
+        <w:t xml:space="preserve"> </w:t>
+      </w:r>
+      <w:proofErr w:type="spellStart"/>
+      <w:r>
+        <w:rPr>
+          <w:rFonts w:ascii="Times New Roman" w:hAnsi="Times New Roman" w:cs="Times New Roman"/>
+          <w:color w:val="000000" w:themeColor="text1"/>
+          <w:sz w:val="32"/>
+          <w:szCs w:val="32"/>
+        </w:rPr>
+        <w:t>for</w:t>
+      </w:r>
+      <w:proofErr w:type="spellEnd"/>
+      <w:r>
+        <w:rPr>
+          <w:rFonts w:ascii="Times New Roman" w:hAnsi="Times New Roman" w:cs="Times New Roman"/>
+          <w:color w:val="000000" w:themeColor="text1"/>
+          <w:sz w:val="32"/>
+          <w:szCs w:val="32"/>
+        </w:rPr>
+        <w:t xml:space="preserve"> </w:t>
+      </w:r>
+      <w:proofErr w:type="spellStart"/>
+      <w:r>
+        <w:rPr>
+          <w:rFonts w:ascii="Times New Roman" w:hAnsi="Times New Roman" w:cs="Times New Roman"/>
+          <w:color w:val="000000" w:themeColor="text1"/>
+          <w:sz w:val="32"/>
+          <w:szCs w:val="32"/>
+        </w:rPr>
+        <w:t>the</w:t>
+      </w:r>
+      <w:proofErr w:type="spellEnd"/>
+      <w:r>
+        <w:rPr>
+          <w:rFonts w:ascii="Times New Roman" w:hAnsi="Times New Roman" w:cs="Times New Roman"/>
+          <w:color w:val="000000" w:themeColor="text1"/>
+          <w:sz w:val="32"/>
+          <w:szCs w:val="32"/>
+        </w:rPr>
+        <w:t xml:space="preserve"> </w:t>
+      </w:r>
+      <w:proofErr w:type="spellStart"/>
+      <w:r>
+        <w:rPr>
+          <w:rFonts w:ascii="Times New Roman" w:hAnsi="Times New Roman" w:cs="Times New Roman"/>
+          <w:color w:val="000000" w:themeColor="text1"/>
+          <w:sz w:val="32"/>
+          <w:szCs w:val="32"/>
+        </w:rPr>
+        <w:t>final</w:t>
+      </w:r>
+      <w:proofErr w:type="spellEnd"/>
+      <w:r>
+        <w:rPr>
+          <w:rFonts w:ascii="Times New Roman" w:hAnsi="Times New Roman" w:cs="Times New Roman"/>
+          <w:color w:val="000000" w:themeColor="text1"/>
+          <w:sz w:val="32"/>
+          <w:szCs w:val="32"/>
+        </w:rPr>
+        <w:t xml:space="preserve"> </w:t>
+      </w:r>
+      <w:proofErr w:type="spellStart"/>
+      <w:r>
+        <w:rPr>
+          <w:rFonts w:ascii="Times New Roman" w:hAnsi="Times New Roman" w:cs="Times New Roman"/>
+          <w:color w:val="000000" w:themeColor="text1"/>
+          <w:sz w:val="32"/>
+          <w:szCs w:val="32"/>
+        </w:rPr>
+        <w:t>graduation</w:t>
+      </w:r>
+      <w:proofErr w:type="spellEnd"/>
+      <w:r>
+        <w:rPr>
+          <w:rFonts w:ascii="Times New Roman" w:hAnsi="Times New Roman" w:cs="Times New Roman"/>
+          <w:color w:val="000000" w:themeColor="text1"/>
+          <w:sz w:val="32"/>
+          <w:szCs w:val="32"/>
+        </w:rPr>
+        <w:t xml:space="preserve"> </w:t>
+      </w:r>
+      <w:proofErr w:type="spellStart"/>
+      <w:r>
+        <w:rPr>
+          <w:rFonts w:ascii="Times New Roman" w:hAnsi="Times New Roman" w:cs="Times New Roman"/>
+          <w:color w:val="000000" w:themeColor="text1"/>
+          <w:sz w:val="32"/>
+          <w:szCs w:val="32"/>
+        </w:rPr>
+        <w:t>exam</w:t>
+      </w:r>
+      <w:proofErr w:type="spellEnd"/>
+      <w:r>
+        <w:rPr>
+          <w:rFonts w:ascii="Times New Roman" w:hAnsi="Times New Roman" w:cs="Times New Roman"/>
+          <w:color w:val="000000" w:themeColor="text1"/>
+          <w:sz w:val="32"/>
+          <w:szCs w:val="32"/>
+        </w:rPr>
+        <w:t xml:space="preserve"> in a </w:t>
+      </w:r>
+      <w:proofErr w:type="spellStart"/>
+      <w:r>
+        <w:rPr>
+          <w:rFonts w:ascii="Times New Roman" w:hAnsi="Times New Roman" w:cs="Times New Roman"/>
+          <w:color w:val="000000" w:themeColor="text1"/>
+          <w:sz w:val="32"/>
+          <w:szCs w:val="32"/>
+        </w:rPr>
+        <w:t>simple</w:t>
+      </w:r>
+      <w:proofErr w:type="spellEnd"/>
+      <w:r>
+        <w:rPr>
+          <w:rFonts w:ascii="Times New Roman" w:hAnsi="Times New Roman" w:cs="Times New Roman"/>
+          <w:color w:val="000000" w:themeColor="text1"/>
+          <w:sz w:val="32"/>
+          <w:szCs w:val="32"/>
+        </w:rPr>
+        <w:t xml:space="preserve"> and </w:t>
+      </w:r>
+      <w:proofErr w:type="spellStart"/>
+      <w:r>
+        <w:rPr>
+          <w:rFonts w:ascii="Times New Roman" w:hAnsi="Times New Roman" w:cs="Times New Roman"/>
+          <w:color w:val="000000" w:themeColor="text1"/>
+          <w:sz w:val="32"/>
+          <w:szCs w:val="32"/>
+        </w:rPr>
+        <w:t>clear</w:t>
+      </w:r>
+      <w:proofErr w:type="spellEnd"/>
+      <w:r>
+        <w:rPr>
+          <w:rFonts w:ascii="Times New Roman" w:hAnsi="Times New Roman" w:cs="Times New Roman"/>
+          <w:color w:val="000000" w:themeColor="text1"/>
+          <w:sz w:val="32"/>
+          <w:szCs w:val="32"/>
+        </w:rPr>
+        <w:t xml:space="preserve"> </w:t>
+      </w:r>
+      <w:proofErr w:type="spellStart"/>
+      <w:r>
+        <w:rPr>
+          <w:rFonts w:ascii="Times New Roman" w:hAnsi="Times New Roman" w:cs="Times New Roman"/>
+          <w:color w:val="000000" w:themeColor="text1"/>
+          <w:sz w:val="32"/>
+          <w:szCs w:val="32"/>
+        </w:rPr>
+        <w:t>way</w:t>
+      </w:r>
+      <w:proofErr w:type="spellEnd"/>
+      <w:r>
+        <w:rPr>
+          <w:rFonts w:ascii="Times New Roman" w:hAnsi="Times New Roman" w:cs="Times New Roman"/>
+          <w:color w:val="000000" w:themeColor="text1"/>
+          <w:sz w:val="32"/>
+          <w:szCs w:val="32"/>
+        </w:rPr>
+        <w:t xml:space="preserve">. </w:t>
+      </w:r>
+      <w:proofErr w:type="spellStart"/>
+      <w:r>
+        <w:rPr>
+          <w:rFonts w:ascii="Times New Roman" w:hAnsi="Times New Roman" w:cs="Times New Roman"/>
+          <w:color w:val="000000" w:themeColor="text1"/>
+          <w:sz w:val="32"/>
+          <w:szCs w:val="32"/>
+        </w:rPr>
+        <w:t>The</w:t>
+      </w:r>
+      <w:proofErr w:type="spellEnd"/>
+      <w:r>
+        <w:rPr>
+          <w:rFonts w:ascii="Times New Roman" w:hAnsi="Times New Roman" w:cs="Times New Roman"/>
+          <w:color w:val="000000" w:themeColor="text1"/>
+          <w:sz w:val="32"/>
+          <w:szCs w:val="32"/>
+        </w:rPr>
+        <w:t xml:space="preserve"> </w:t>
+      </w:r>
+      <w:proofErr w:type="spellStart"/>
+      <w:r>
+        <w:rPr>
+          <w:rFonts w:ascii="Times New Roman" w:hAnsi="Times New Roman" w:cs="Times New Roman"/>
+          <w:color w:val="000000" w:themeColor="text1"/>
+          <w:sz w:val="32"/>
+          <w:szCs w:val="32"/>
+        </w:rPr>
+        <w:t>system</w:t>
+      </w:r>
+      <w:proofErr w:type="spellEnd"/>
+      <w:r>
+        <w:rPr>
+          <w:rFonts w:ascii="Times New Roman" w:hAnsi="Times New Roman" w:cs="Times New Roman"/>
+          <w:color w:val="000000" w:themeColor="text1"/>
+          <w:sz w:val="32"/>
+          <w:szCs w:val="32"/>
+        </w:rPr>
+        <w:t xml:space="preserve"> </w:t>
+      </w:r>
+      <w:proofErr w:type="spellStart"/>
+      <w:r>
+        <w:rPr>
+          <w:rFonts w:ascii="Times New Roman" w:hAnsi="Times New Roman" w:cs="Times New Roman"/>
+          <w:color w:val="000000" w:themeColor="text1"/>
+          <w:sz w:val="32"/>
+          <w:szCs w:val="32"/>
+        </w:rPr>
+        <w:t>allows</w:t>
+      </w:r>
+      <w:proofErr w:type="spellEnd"/>
+      <w:r>
+        <w:rPr>
+          <w:rFonts w:ascii="Times New Roman" w:hAnsi="Times New Roman" w:cs="Times New Roman"/>
+          <w:color w:val="000000" w:themeColor="text1"/>
+          <w:sz w:val="32"/>
+          <w:szCs w:val="32"/>
+        </w:rPr>
+        <w:t xml:space="preserve"> </w:t>
+      </w:r>
+      <w:proofErr w:type="spellStart"/>
+      <w:r>
+        <w:rPr>
+          <w:rFonts w:ascii="Times New Roman" w:hAnsi="Times New Roman" w:cs="Times New Roman"/>
+          <w:color w:val="000000" w:themeColor="text1"/>
+          <w:sz w:val="32"/>
+          <w:szCs w:val="32"/>
+        </w:rPr>
+        <w:t>students</w:t>
+      </w:r>
+      <w:proofErr w:type="spellEnd"/>
+      <w:r>
+        <w:rPr>
+          <w:rFonts w:ascii="Times New Roman" w:hAnsi="Times New Roman" w:cs="Times New Roman"/>
+          <w:color w:val="000000" w:themeColor="text1"/>
+          <w:sz w:val="32"/>
+          <w:szCs w:val="32"/>
+        </w:rPr>
+        <w:t xml:space="preserve"> to </w:t>
+      </w:r>
+      <w:proofErr w:type="spellStart"/>
+      <w:r>
+        <w:rPr>
+          <w:rFonts w:ascii="Times New Roman" w:hAnsi="Times New Roman" w:cs="Times New Roman"/>
+          <w:color w:val="000000" w:themeColor="text1"/>
+          <w:sz w:val="32"/>
+          <w:szCs w:val="32"/>
+        </w:rPr>
+        <w:t>complete</w:t>
+      </w:r>
+      <w:proofErr w:type="spellEnd"/>
+      <w:r>
+        <w:rPr>
+          <w:rFonts w:ascii="Times New Roman" w:hAnsi="Times New Roman" w:cs="Times New Roman"/>
+          <w:color w:val="000000" w:themeColor="text1"/>
+          <w:sz w:val="32"/>
+          <w:szCs w:val="32"/>
+        </w:rPr>
+        <w:t xml:space="preserve"> </w:t>
+      </w:r>
+      <w:proofErr w:type="spellStart"/>
+      <w:r>
+        <w:rPr>
+          <w:rFonts w:ascii="Times New Roman" w:hAnsi="Times New Roman" w:cs="Times New Roman"/>
+          <w:color w:val="000000" w:themeColor="text1"/>
+          <w:sz w:val="32"/>
+          <w:szCs w:val="32"/>
+        </w:rPr>
+        <w:t>tests</w:t>
+      </w:r>
+      <w:proofErr w:type="spellEnd"/>
+      <w:r>
+        <w:rPr>
+          <w:rFonts w:ascii="Times New Roman" w:hAnsi="Times New Roman" w:cs="Times New Roman"/>
+          <w:color w:val="000000" w:themeColor="text1"/>
+          <w:sz w:val="32"/>
+          <w:szCs w:val="32"/>
+        </w:rPr>
+        <w:t xml:space="preserve"> </w:t>
+      </w:r>
+      <w:proofErr w:type="spellStart"/>
+      <w:r>
+        <w:rPr>
+          <w:rFonts w:ascii="Times New Roman" w:hAnsi="Times New Roman" w:cs="Times New Roman"/>
+          <w:color w:val="000000" w:themeColor="text1"/>
+          <w:sz w:val="32"/>
+          <w:szCs w:val="32"/>
+        </w:rPr>
+        <w:t>from</w:t>
+      </w:r>
+      <w:proofErr w:type="spellEnd"/>
+      <w:r>
+        <w:rPr>
+          <w:rFonts w:ascii="Times New Roman" w:hAnsi="Times New Roman" w:cs="Times New Roman"/>
+          <w:color w:val="000000" w:themeColor="text1"/>
+          <w:sz w:val="32"/>
+          <w:szCs w:val="32"/>
+        </w:rPr>
+        <w:t xml:space="preserve"> </w:t>
+      </w:r>
+      <w:proofErr w:type="spellStart"/>
+      <w:r>
+        <w:rPr>
+          <w:rFonts w:ascii="Times New Roman" w:hAnsi="Times New Roman" w:cs="Times New Roman"/>
+          <w:color w:val="000000" w:themeColor="text1"/>
+          <w:sz w:val="32"/>
+          <w:szCs w:val="32"/>
+        </w:rPr>
+        <w:t>various</w:t>
+      </w:r>
+      <w:proofErr w:type="spellEnd"/>
+      <w:r>
+        <w:rPr>
+          <w:rFonts w:ascii="Times New Roman" w:hAnsi="Times New Roman" w:cs="Times New Roman"/>
+          <w:color w:val="000000" w:themeColor="text1"/>
+          <w:sz w:val="32"/>
+          <w:szCs w:val="32"/>
+        </w:rPr>
+        <w:t xml:space="preserve"> </w:t>
+      </w:r>
+      <w:proofErr w:type="spellStart"/>
+      <w:r>
+        <w:rPr>
+          <w:rFonts w:ascii="Times New Roman" w:hAnsi="Times New Roman" w:cs="Times New Roman"/>
+          <w:color w:val="000000" w:themeColor="text1"/>
+          <w:sz w:val="32"/>
+          <w:szCs w:val="32"/>
+        </w:rPr>
+        <w:t>subjects</w:t>
+      </w:r>
+      <w:proofErr w:type="spellEnd"/>
+      <w:r>
+        <w:rPr>
+          <w:rFonts w:ascii="Times New Roman" w:hAnsi="Times New Roman" w:cs="Times New Roman"/>
+          <w:color w:val="000000" w:themeColor="text1"/>
+          <w:sz w:val="32"/>
+          <w:szCs w:val="32"/>
+        </w:rPr>
+        <w:t xml:space="preserve">, </w:t>
+      </w:r>
+      <w:proofErr w:type="spellStart"/>
+      <w:r>
+        <w:rPr>
+          <w:rFonts w:ascii="Times New Roman" w:hAnsi="Times New Roman" w:cs="Times New Roman"/>
+          <w:color w:val="000000" w:themeColor="text1"/>
+          <w:sz w:val="32"/>
+          <w:szCs w:val="32"/>
+        </w:rPr>
+        <w:t>view</w:t>
+      </w:r>
+      <w:proofErr w:type="spellEnd"/>
+      <w:r>
+        <w:rPr>
+          <w:rFonts w:ascii="Times New Roman" w:hAnsi="Times New Roman" w:cs="Times New Roman"/>
+          <w:color w:val="000000" w:themeColor="text1"/>
+          <w:sz w:val="32"/>
+          <w:szCs w:val="32"/>
+        </w:rPr>
+        <w:t xml:space="preserve"> test </w:t>
+      </w:r>
+      <w:proofErr w:type="spellStart"/>
+      <w:r>
+        <w:rPr>
+          <w:rFonts w:ascii="Times New Roman" w:hAnsi="Times New Roman" w:cs="Times New Roman"/>
+          <w:color w:val="000000" w:themeColor="text1"/>
+          <w:sz w:val="32"/>
+          <w:szCs w:val="32"/>
+        </w:rPr>
+        <w:t>evaluations</w:t>
+      </w:r>
+      <w:proofErr w:type="spellEnd"/>
+      <w:r>
+        <w:rPr>
+          <w:rFonts w:ascii="Times New Roman" w:hAnsi="Times New Roman" w:cs="Times New Roman"/>
+          <w:color w:val="000000" w:themeColor="text1"/>
+          <w:sz w:val="32"/>
+          <w:szCs w:val="32"/>
+        </w:rPr>
+        <w:t xml:space="preserve"> </w:t>
+      </w:r>
+      <w:proofErr w:type="spellStart"/>
+      <w:r>
+        <w:rPr>
+          <w:rFonts w:ascii="Times New Roman" w:hAnsi="Times New Roman" w:cs="Times New Roman"/>
+          <w:color w:val="000000" w:themeColor="text1"/>
+          <w:sz w:val="32"/>
+          <w:szCs w:val="32"/>
+        </w:rPr>
+        <w:t>immediately</w:t>
+      </w:r>
+      <w:proofErr w:type="spellEnd"/>
+      <w:r>
+        <w:rPr>
+          <w:rFonts w:ascii="Times New Roman" w:hAnsi="Times New Roman" w:cs="Times New Roman"/>
+          <w:color w:val="000000" w:themeColor="text1"/>
+          <w:sz w:val="32"/>
+          <w:szCs w:val="32"/>
+        </w:rPr>
+        <w:t xml:space="preserve"> </w:t>
+      </w:r>
+      <w:proofErr w:type="spellStart"/>
+      <w:r>
+        <w:rPr>
+          <w:rFonts w:ascii="Times New Roman" w:hAnsi="Times New Roman" w:cs="Times New Roman"/>
+          <w:color w:val="000000" w:themeColor="text1"/>
+          <w:sz w:val="32"/>
+          <w:szCs w:val="32"/>
+        </w:rPr>
+        <w:t>after</w:t>
+      </w:r>
+      <w:proofErr w:type="spellEnd"/>
+      <w:r>
+        <w:rPr>
+          <w:rFonts w:ascii="Times New Roman" w:hAnsi="Times New Roman" w:cs="Times New Roman"/>
+          <w:color w:val="000000" w:themeColor="text1"/>
+          <w:sz w:val="32"/>
+          <w:szCs w:val="32"/>
+        </w:rPr>
+        <w:t xml:space="preserve"> </w:t>
+      </w:r>
+      <w:proofErr w:type="spellStart"/>
+      <w:r>
+        <w:rPr>
+          <w:rFonts w:ascii="Times New Roman" w:hAnsi="Times New Roman" w:cs="Times New Roman"/>
+          <w:color w:val="000000" w:themeColor="text1"/>
+          <w:sz w:val="32"/>
+          <w:szCs w:val="32"/>
+        </w:rPr>
+        <w:t>completion</w:t>
+      </w:r>
+      <w:proofErr w:type="spellEnd"/>
+      <w:r>
+        <w:rPr>
+          <w:rFonts w:ascii="Times New Roman" w:hAnsi="Times New Roman" w:cs="Times New Roman"/>
+          <w:color w:val="000000" w:themeColor="text1"/>
+          <w:sz w:val="32"/>
+          <w:szCs w:val="32"/>
+        </w:rPr>
+        <w:t xml:space="preserve">, and track </w:t>
+      </w:r>
+      <w:proofErr w:type="spellStart"/>
+      <w:r>
+        <w:rPr>
+          <w:rFonts w:ascii="Times New Roman" w:hAnsi="Times New Roman" w:cs="Times New Roman"/>
+          <w:color w:val="000000" w:themeColor="text1"/>
+          <w:sz w:val="32"/>
+          <w:szCs w:val="32"/>
+        </w:rPr>
+        <w:t>their</w:t>
+      </w:r>
+      <w:proofErr w:type="spellEnd"/>
+      <w:r>
+        <w:rPr>
+          <w:rFonts w:ascii="Times New Roman" w:hAnsi="Times New Roman" w:cs="Times New Roman"/>
+          <w:color w:val="000000" w:themeColor="text1"/>
+          <w:sz w:val="32"/>
+          <w:szCs w:val="32"/>
+        </w:rPr>
+        <w:t xml:space="preserve"> </w:t>
+      </w:r>
+      <w:proofErr w:type="spellStart"/>
+      <w:r>
+        <w:rPr>
+          <w:rFonts w:ascii="Times New Roman" w:hAnsi="Times New Roman" w:cs="Times New Roman"/>
+          <w:color w:val="000000" w:themeColor="text1"/>
+          <w:sz w:val="32"/>
+          <w:szCs w:val="32"/>
+        </w:rPr>
+        <w:t>performance</w:t>
+      </w:r>
+      <w:proofErr w:type="spellEnd"/>
+      <w:r>
+        <w:rPr>
+          <w:rFonts w:ascii="Times New Roman" w:hAnsi="Times New Roman" w:cs="Times New Roman"/>
+          <w:color w:val="000000" w:themeColor="text1"/>
+          <w:sz w:val="32"/>
+          <w:szCs w:val="32"/>
+        </w:rPr>
+        <w:t xml:space="preserve">. </w:t>
+      </w:r>
+      <w:proofErr w:type="spellStart"/>
+      <w:r>
+        <w:rPr>
+          <w:rFonts w:ascii="Times New Roman" w:hAnsi="Times New Roman" w:cs="Times New Roman"/>
+          <w:color w:val="000000" w:themeColor="text1"/>
+          <w:sz w:val="32"/>
+          <w:szCs w:val="32"/>
+        </w:rPr>
+        <w:t>The</w:t>
+      </w:r>
+      <w:proofErr w:type="spellEnd"/>
+      <w:r>
+        <w:rPr>
+          <w:rFonts w:ascii="Times New Roman" w:hAnsi="Times New Roman" w:cs="Times New Roman"/>
+          <w:color w:val="000000" w:themeColor="text1"/>
+          <w:sz w:val="32"/>
+          <w:szCs w:val="32"/>
+        </w:rPr>
+        <w:t xml:space="preserve"> </w:t>
+      </w:r>
+      <w:proofErr w:type="spellStart"/>
+      <w:r>
+        <w:rPr>
+          <w:rFonts w:ascii="Times New Roman" w:hAnsi="Times New Roman" w:cs="Times New Roman"/>
+          <w:color w:val="000000" w:themeColor="text1"/>
+          <w:sz w:val="32"/>
+          <w:szCs w:val="32"/>
+        </w:rPr>
+        <w:t>application</w:t>
+      </w:r>
+      <w:proofErr w:type="spellEnd"/>
+      <w:r>
+        <w:rPr>
+          <w:rFonts w:ascii="Times New Roman" w:hAnsi="Times New Roman" w:cs="Times New Roman"/>
+          <w:color w:val="000000" w:themeColor="text1"/>
+          <w:sz w:val="32"/>
+          <w:szCs w:val="32"/>
+        </w:rPr>
+        <w:t xml:space="preserve"> </w:t>
+      </w:r>
+      <w:proofErr w:type="spellStart"/>
+      <w:r>
+        <w:rPr>
+          <w:rFonts w:ascii="Times New Roman" w:hAnsi="Times New Roman" w:cs="Times New Roman"/>
+          <w:color w:val="000000" w:themeColor="text1"/>
+          <w:sz w:val="32"/>
+          <w:szCs w:val="32"/>
+        </w:rPr>
+        <w:t>is</w:t>
+      </w:r>
+      <w:proofErr w:type="spellEnd"/>
+      <w:r>
+        <w:rPr>
+          <w:rFonts w:ascii="Times New Roman" w:hAnsi="Times New Roman" w:cs="Times New Roman"/>
+          <w:color w:val="000000" w:themeColor="text1"/>
+          <w:sz w:val="32"/>
+          <w:szCs w:val="32"/>
+        </w:rPr>
+        <w:t xml:space="preserve"> </w:t>
+      </w:r>
+      <w:proofErr w:type="spellStart"/>
+      <w:r>
+        <w:rPr>
+          <w:rFonts w:ascii="Times New Roman" w:hAnsi="Times New Roman" w:cs="Times New Roman"/>
+          <w:color w:val="000000" w:themeColor="text1"/>
+          <w:sz w:val="32"/>
+          <w:szCs w:val="32"/>
+        </w:rPr>
+        <w:t>accessible</w:t>
+      </w:r>
+      <w:proofErr w:type="spellEnd"/>
+      <w:r>
+        <w:rPr>
+          <w:rFonts w:ascii="Times New Roman" w:hAnsi="Times New Roman" w:cs="Times New Roman"/>
+          <w:color w:val="000000" w:themeColor="text1"/>
+          <w:sz w:val="32"/>
+          <w:szCs w:val="32"/>
+        </w:rPr>
+        <w:t xml:space="preserve"> on </w:t>
+      </w:r>
+      <w:proofErr w:type="spellStart"/>
+      <w:r>
+        <w:rPr>
+          <w:rFonts w:ascii="Times New Roman" w:hAnsi="Times New Roman" w:cs="Times New Roman"/>
+          <w:color w:val="000000" w:themeColor="text1"/>
+          <w:sz w:val="32"/>
+          <w:szCs w:val="32"/>
+        </w:rPr>
+        <w:t>both</w:t>
+      </w:r>
+      <w:proofErr w:type="spellEnd"/>
+      <w:r>
+        <w:rPr>
+          <w:rFonts w:ascii="Times New Roman" w:hAnsi="Times New Roman" w:cs="Times New Roman"/>
+          <w:color w:val="000000" w:themeColor="text1"/>
+          <w:sz w:val="32"/>
+          <w:szCs w:val="32"/>
+        </w:rPr>
+        <w:t xml:space="preserve"> desktop and mobile </w:t>
+      </w:r>
+      <w:proofErr w:type="spellStart"/>
+      <w:r>
+        <w:rPr>
+          <w:rFonts w:ascii="Times New Roman" w:hAnsi="Times New Roman" w:cs="Times New Roman"/>
+          <w:color w:val="000000" w:themeColor="text1"/>
+          <w:sz w:val="32"/>
+          <w:szCs w:val="32"/>
+        </w:rPr>
+        <w:t>devices</w:t>
+      </w:r>
+      <w:proofErr w:type="spellEnd"/>
+      <w:r>
+        <w:rPr>
+          <w:rFonts w:ascii="Times New Roman" w:hAnsi="Times New Roman" w:cs="Times New Roman"/>
+          <w:color w:val="000000" w:themeColor="text1"/>
+          <w:sz w:val="32"/>
+          <w:szCs w:val="32"/>
+        </w:rPr>
+        <w:t xml:space="preserve"> and </w:t>
+      </w:r>
+      <w:proofErr w:type="spellStart"/>
+      <w:r>
+        <w:rPr>
+          <w:rFonts w:ascii="Times New Roman" w:hAnsi="Times New Roman" w:cs="Times New Roman"/>
+          <w:color w:val="000000" w:themeColor="text1"/>
+          <w:sz w:val="32"/>
+          <w:szCs w:val="32"/>
+        </w:rPr>
+        <w:t>is</w:t>
+      </w:r>
+      <w:proofErr w:type="spellEnd"/>
+      <w:r>
+        <w:rPr>
+          <w:rFonts w:ascii="Times New Roman" w:hAnsi="Times New Roman" w:cs="Times New Roman"/>
+          <w:color w:val="000000" w:themeColor="text1"/>
+          <w:sz w:val="32"/>
+          <w:szCs w:val="32"/>
+        </w:rPr>
+        <w:t xml:space="preserve"> </w:t>
+      </w:r>
+      <w:proofErr w:type="spellStart"/>
+      <w:r>
+        <w:rPr>
+          <w:rFonts w:ascii="Times New Roman" w:hAnsi="Times New Roman" w:cs="Times New Roman"/>
+          <w:color w:val="000000" w:themeColor="text1"/>
+          <w:sz w:val="32"/>
+          <w:szCs w:val="32"/>
+        </w:rPr>
+        <w:t>designed</w:t>
+      </w:r>
+      <w:proofErr w:type="spellEnd"/>
+      <w:r>
+        <w:rPr>
+          <w:rFonts w:ascii="Times New Roman" w:hAnsi="Times New Roman" w:cs="Times New Roman"/>
+          <w:color w:val="000000" w:themeColor="text1"/>
+          <w:sz w:val="32"/>
+          <w:szCs w:val="32"/>
+        </w:rPr>
+        <w:t xml:space="preserve"> to </w:t>
+      </w:r>
+      <w:proofErr w:type="spellStart"/>
+      <w:r>
+        <w:rPr>
+          <w:rFonts w:ascii="Times New Roman" w:hAnsi="Times New Roman" w:cs="Times New Roman"/>
+          <w:color w:val="000000" w:themeColor="text1"/>
+          <w:sz w:val="32"/>
+          <w:szCs w:val="32"/>
+        </w:rPr>
+        <w:t>be</w:t>
+      </w:r>
+      <w:proofErr w:type="spellEnd"/>
+      <w:r>
+        <w:rPr>
+          <w:rFonts w:ascii="Times New Roman" w:hAnsi="Times New Roman" w:cs="Times New Roman"/>
+          <w:color w:val="000000" w:themeColor="text1"/>
+          <w:sz w:val="32"/>
+          <w:szCs w:val="32"/>
+        </w:rPr>
+        <w:t xml:space="preserve"> </w:t>
+      </w:r>
+      <w:proofErr w:type="spellStart"/>
+      <w:r>
+        <w:rPr>
+          <w:rFonts w:ascii="Times New Roman" w:hAnsi="Times New Roman" w:cs="Times New Roman"/>
+          <w:color w:val="000000" w:themeColor="text1"/>
+          <w:sz w:val="32"/>
+          <w:szCs w:val="32"/>
+        </w:rPr>
+        <w:t>simple</w:t>
+      </w:r>
+      <w:proofErr w:type="spellEnd"/>
+      <w:r>
+        <w:rPr>
+          <w:rFonts w:ascii="Times New Roman" w:hAnsi="Times New Roman" w:cs="Times New Roman"/>
+          <w:color w:val="000000" w:themeColor="text1"/>
+          <w:sz w:val="32"/>
+          <w:szCs w:val="32"/>
+        </w:rPr>
+        <w:t xml:space="preserve"> and </w:t>
+      </w:r>
+      <w:proofErr w:type="spellStart"/>
+      <w:r>
+        <w:rPr>
+          <w:rFonts w:ascii="Times New Roman" w:hAnsi="Times New Roman" w:cs="Times New Roman"/>
+          <w:color w:val="000000" w:themeColor="text1"/>
+          <w:sz w:val="32"/>
+          <w:szCs w:val="32"/>
+        </w:rPr>
+        <w:t>intuitive</w:t>
+      </w:r>
+      <w:proofErr w:type="spellEnd"/>
+      <w:r>
+        <w:rPr>
+          <w:rFonts w:ascii="Times New Roman" w:hAnsi="Times New Roman" w:cs="Times New Roman"/>
+          <w:color w:val="000000" w:themeColor="text1"/>
+          <w:sz w:val="32"/>
+          <w:szCs w:val="32"/>
+        </w:rPr>
+        <w:t xml:space="preserve">. </w:t>
+      </w:r>
+      <w:proofErr w:type="spellStart"/>
+      <w:r>
+        <w:rPr>
+          <w:rFonts w:ascii="Times New Roman" w:hAnsi="Times New Roman" w:cs="Times New Roman"/>
+          <w:color w:val="000000" w:themeColor="text1"/>
+          <w:sz w:val="32"/>
+          <w:szCs w:val="32"/>
+        </w:rPr>
+        <w:t>The</w:t>
+      </w:r>
+      <w:proofErr w:type="spellEnd"/>
+      <w:r>
+        <w:rPr>
+          <w:rFonts w:ascii="Times New Roman" w:hAnsi="Times New Roman" w:cs="Times New Roman"/>
+          <w:color w:val="000000" w:themeColor="text1"/>
+          <w:sz w:val="32"/>
+          <w:szCs w:val="32"/>
+        </w:rPr>
+        <w:t xml:space="preserve"> </w:t>
+      </w:r>
+      <w:proofErr w:type="spellStart"/>
+      <w:r>
+        <w:rPr>
+          <w:rFonts w:ascii="Times New Roman" w:hAnsi="Times New Roman" w:cs="Times New Roman"/>
+          <w:color w:val="000000" w:themeColor="text1"/>
+          <w:sz w:val="32"/>
+          <w:szCs w:val="32"/>
+        </w:rPr>
+        <w:t>project</w:t>
+      </w:r>
+      <w:proofErr w:type="spellEnd"/>
+      <w:r>
+        <w:rPr>
+          <w:rFonts w:ascii="Times New Roman" w:hAnsi="Times New Roman" w:cs="Times New Roman"/>
+          <w:color w:val="000000" w:themeColor="text1"/>
+          <w:sz w:val="32"/>
+          <w:szCs w:val="32"/>
+        </w:rPr>
+        <w:t xml:space="preserve"> </w:t>
+      </w:r>
+      <w:proofErr w:type="spellStart"/>
+      <w:r>
+        <w:rPr>
+          <w:rFonts w:ascii="Times New Roman" w:hAnsi="Times New Roman" w:cs="Times New Roman"/>
+          <w:color w:val="000000" w:themeColor="text1"/>
+          <w:sz w:val="32"/>
+          <w:szCs w:val="32"/>
+        </w:rPr>
+        <w:t>reflects</w:t>
+      </w:r>
+      <w:proofErr w:type="spellEnd"/>
+      <w:r>
+        <w:rPr>
+          <w:rFonts w:ascii="Times New Roman" w:hAnsi="Times New Roman" w:cs="Times New Roman"/>
+          <w:color w:val="000000" w:themeColor="text1"/>
+          <w:sz w:val="32"/>
+          <w:szCs w:val="32"/>
+        </w:rPr>
+        <w:t xml:space="preserve"> </w:t>
+      </w:r>
+      <w:proofErr w:type="spellStart"/>
+      <w:r>
+        <w:rPr>
+          <w:rFonts w:ascii="Times New Roman" w:hAnsi="Times New Roman" w:cs="Times New Roman"/>
+          <w:color w:val="000000" w:themeColor="text1"/>
+          <w:sz w:val="32"/>
+          <w:szCs w:val="32"/>
+        </w:rPr>
+        <w:t>the</w:t>
+      </w:r>
+      <w:proofErr w:type="spellEnd"/>
+      <w:r>
+        <w:rPr>
+          <w:rFonts w:ascii="Times New Roman" w:hAnsi="Times New Roman" w:cs="Times New Roman"/>
+          <w:color w:val="000000" w:themeColor="text1"/>
+          <w:sz w:val="32"/>
+          <w:szCs w:val="32"/>
+        </w:rPr>
+        <w:t xml:space="preserve"> </w:t>
+      </w:r>
+      <w:proofErr w:type="spellStart"/>
+      <w:r>
+        <w:rPr>
+          <w:rFonts w:ascii="Times New Roman" w:hAnsi="Times New Roman" w:cs="Times New Roman"/>
+          <w:color w:val="000000" w:themeColor="text1"/>
+          <w:sz w:val="32"/>
+          <w:szCs w:val="32"/>
+        </w:rPr>
+        <w:t>growing</w:t>
+      </w:r>
+      <w:proofErr w:type="spellEnd"/>
+      <w:r>
+        <w:rPr>
+          <w:rFonts w:ascii="Times New Roman" w:hAnsi="Times New Roman" w:cs="Times New Roman"/>
+          <w:color w:val="000000" w:themeColor="text1"/>
+          <w:sz w:val="32"/>
+          <w:szCs w:val="32"/>
+        </w:rPr>
+        <w:t xml:space="preserve"> </w:t>
+      </w:r>
+      <w:proofErr w:type="spellStart"/>
+      <w:r>
+        <w:rPr>
+          <w:rFonts w:ascii="Times New Roman" w:hAnsi="Times New Roman" w:cs="Times New Roman"/>
+          <w:color w:val="000000" w:themeColor="text1"/>
+          <w:sz w:val="32"/>
+          <w:szCs w:val="32"/>
+        </w:rPr>
+        <w:t>need</w:t>
+      </w:r>
+      <w:proofErr w:type="spellEnd"/>
+      <w:r>
+        <w:rPr>
+          <w:rFonts w:ascii="Times New Roman" w:hAnsi="Times New Roman" w:cs="Times New Roman"/>
+          <w:color w:val="000000" w:themeColor="text1"/>
+          <w:sz w:val="32"/>
+          <w:szCs w:val="32"/>
+        </w:rPr>
+        <w:t xml:space="preserve"> </w:t>
+      </w:r>
+      <w:proofErr w:type="spellStart"/>
+      <w:r>
+        <w:rPr>
+          <w:rFonts w:ascii="Times New Roman" w:hAnsi="Times New Roman" w:cs="Times New Roman"/>
+          <w:color w:val="000000" w:themeColor="text1"/>
+          <w:sz w:val="32"/>
+          <w:szCs w:val="32"/>
+        </w:rPr>
+        <w:t>for</w:t>
+      </w:r>
+      <w:proofErr w:type="spellEnd"/>
+      <w:r>
+        <w:rPr>
+          <w:rFonts w:ascii="Times New Roman" w:hAnsi="Times New Roman" w:cs="Times New Roman"/>
+          <w:color w:val="000000" w:themeColor="text1"/>
+          <w:sz w:val="32"/>
+          <w:szCs w:val="32"/>
+        </w:rPr>
+        <w:t xml:space="preserve"> </w:t>
+      </w:r>
+      <w:proofErr w:type="spellStart"/>
+      <w:r>
+        <w:rPr>
+          <w:rFonts w:ascii="Times New Roman" w:hAnsi="Times New Roman" w:cs="Times New Roman"/>
+          <w:color w:val="000000" w:themeColor="text1"/>
+          <w:sz w:val="32"/>
+          <w:szCs w:val="32"/>
+        </w:rPr>
+        <w:t>the</w:t>
+      </w:r>
+      <w:proofErr w:type="spellEnd"/>
+      <w:r>
+        <w:rPr>
+          <w:rFonts w:ascii="Times New Roman" w:hAnsi="Times New Roman" w:cs="Times New Roman"/>
+          <w:color w:val="000000" w:themeColor="text1"/>
+          <w:sz w:val="32"/>
+          <w:szCs w:val="32"/>
+        </w:rPr>
+        <w:t xml:space="preserve"> </w:t>
+      </w:r>
+      <w:proofErr w:type="spellStart"/>
+      <w:r>
+        <w:rPr>
+          <w:rFonts w:ascii="Times New Roman" w:hAnsi="Times New Roman" w:cs="Times New Roman"/>
+          <w:color w:val="000000" w:themeColor="text1"/>
+          <w:sz w:val="32"/>
+          <w:szCs w:val="32"/>
+        </w:rPr>
+        <w:t>use</w:t>
+      </w:r>
+      <w:proofErr w:type="spellEnd"/>
+      <w:r>
+        <w:rPr>
+          <w:rFonts w:ascii="Times New Roman" w:hAnsi="Times New Roman" w:cs="Times New Roman"/>
+          <w:color w:val="000000" w:themeColor="text1"/>
+          <w:sz w:val="32"/>
+          <w:szCs w:val="32"/>
+        </w:rPr>
+        <w:t xml:space="preserve"> of </w:t>
+      </w:r>
+      <w:proofErr w:type="spellStart"/>
+      <w:r>
+        <w:rPr>
+          <w:rFonts w:ascii="Times New Roman" w:hAnsi="Times New Roman" w:cs="Times New Roman"/>
+          <w:color w:val="000000" w:themeColor="text1"/>
+          <w:sz w:val="32"/>
+          <w:szCs w:val="32"/>
+        </w:rPr>
+        <w:t>modern</w:t>
+      </w:r>
+      <w:proofErr w:type="spellEnd"/>
+      <w:r>
+        <w:rPr>
+          <w:rFonts w:ascii="Times New Roman" w:hAnsi="Times New Roman" w:cs="Times New Roman"/>
+          <w:color w:val="000000" w:themeColor="text1"/>
+          <w:sz w:val="32"/>
+          <w:szCs w:val="32"/>
+        </w:rPr>
+        <w:t xml:space="preserve"> </w:t>
+      </w:r>
+      <w:proofErr w:type="spellStart"/>
+      <w:r>
+        <w:rPr>
+          <w:rFonts w:ascii="Times New Roman" w:hAnsi="Times New Roman" w:cs="Times New Roman"/>
+          <w:color w:val="000000" w:themeColor="text1"/>
+          <w:sz w:val="32"/>
+          <w:szCs w:val="32"/>
+        </w:rPr>
+        <w:t>technologies</w:t>
+      </w:r>
+      <w:proofErr w:type="spellEnd"/>
+      <w:r>
+        <w:rPr>
+          <w:rFonts w:ascii="Times New Roman" w:hAnsi="Times New Roman" w:cs="Times New Roman"/>
+          <w:color w:val="000000" w:themeColor="text1"/>
+          <w:sz w:val="32"/>
+          <w:szCs w:val="32"/>
+        </w:rPr>
+        <w:t xml:space="preserve"> in </w:t>
+      </w:r>
+      <w:proofErr w:type="spellStart"/>
+      <w:r>
+        <w:rPr>
+          <w:rFonts w:ascii="Times New Roman" w:hAnsi="Times New Roman" w:cs="Times New Roman"/>
+          <w:color w:val="000000" w:themeColor="text1"/>
+          <w:sz w:val="32"/>
+          <w:szCs w:val="32"/>
+        </w:rPr>
+        <w:t>education</w:t>
+      </w:r>
+      <w:proofErr w:type="spellEnd"/>
+      <w:r>
+        <w:rPr>
+          <w:rFonts w:ascii="Times New Roman" w:hAnsi="Times New Roman" w:cs="Times New Roman"/>
+          <w:color w:val="000000" w:themeColor="text1"/>
+          <w:sz w:val="32"/>
+          <w:szCs w:val="32"/>
+        </w:rPr>
+        <w:t>.</w:t>
+      </w:r>
+    </w:p>
+    <w:p>
+      <w:pPr>
+        <w:jc w:val="both"/>
         <w:rPr>
           <w:color w:val="C00000"/>
         </w:rPr>
@@ -3360,7 +4647,7 @@
             </w:rPr>
             <w:fldChar w:fldCharType="separate"/>
           </w:r>
-          <w:hyperlink w:anchor="_Toc220961643" w:history="1">
+          <w:hyperlink w:anchor="_Toc221130661" w:history="1">
             <w:r>
               <w:rPr>
                 <w:rStyle w:val="Hypertextovprepojenie"/>
@@ -3383,7 +4670,7 @@
               <w:rPr>
                 <w:webHidden/>
               </w:rPr>
-              <w:instrText xml:space="preserve"> PAGEREF _Toc220961643 \h </w:instrText>
+              <w:instrText xml:space="preserve"> PAGEREF _Toc221130661 \h </w:instrText>
             </w:r>
             <w:r>
               <w:rPr>
@@ -3400,7 +4687,7 @@
               <w:rPr>
                 <w:webHidden/>
               </w:rPr>
-              <w:t>7</w:t>
+              <w:t>12</w:t>
             </w:r>
             <w:r>
               <w:rPr>
@@ -3422,7 +4709,7 @@
               <w14:ligatures w14:val="standardContextual"/>
             </w:rPr>
           </w:pPr>
-          <w:hyperlink w:anchor="_Toc220961644" w:history="1">
+          <w:hyperlink w:anchor="_Toc221130662" w:history="1">
             <w:r>
               <w:rPr>
                 <w:rStyle w:val="Hypertextovprepojenie"/>
@@ -3462,7 +4749,7 @@
               <w:rPr>
                 <w:webHidden/>
               </w:rPr>
-              <w:instrText xml:space="preserve"> PAGEREF _Toc220961644 \h </w:instrText>
+              <w:instrText xml:space="preserve"> PAGEREF _Toc221130662 \h </w:instrText>
             </w:r>
             <w:r>
               <w:rPr>
@@ -3479,7 +4766,7 @@
               <w:rPr>
                 <w:webHidden/>
               </w:rPr>
-              <w:t>8</w:t>
+              <w:t>13</w:t>
             </w:r>
             <w:r>
               <w:rPr>
@@ -3506,7 +4793,7 @@
               <w14:ligatures w14:val="standardContextual"/>
             </w:rPr>
           </w:pPr>
-          <w:hyperlink w:anchor="_Toc220961645" w:history="1">
+          <w:hyperlink w:anchor="_Toc221130663" w:history="1">
             <w:r>
               <w:rPr>
                 <w:rStyle w:val="Hypertextovprepojenie"/>
@@ -3552,7 +4839,7 @@
                 <w:noProof/>
                 <w:webHidden/>
               </w:rPr>
-              <w:instrText xml:space="preserve"> PAGEREF _Toc220961645 \h </w:instrText>
+              <w:instrText xml:space="preserve"> PAGEREF _Toc221130663 \h </w:instrText>
             </w:r>
             <w:r>
               <w:rPr>
@@ -3572,7 +4859,7 @@
                 <w:noProof/>
                 <w:webHidden/>
               </w:rPr>
-              <w:t>8</w:t>
+              <w:t>13</w:t>
             </w:r>
             <w:r>
               <w:rPr>
@@ -3600,7 +4887,7 @@
               <w14:ligatures w14:val="standardContextual"/>
             </w:rPr>
           </w:pPr>
-          <w:hyperlink w:anchor="_Toc220961646" w:history="1">
+          <w:hyperlink w:anchor="_Toc221130664" w:history="1">
             <w:r>
               <w:rPr>
                 <w:rStyle w:val="Hypertextovprepojenie"/>
@@ -3646,7 +4933,7 @@
                 <w:noProof/>
                 <w:webHidden/>
               </w:rPr>
-              <w:instrText xml:space="preserve"> PAGEREF _Toc220961646 \h </w:instrText>
+              <w:instrText xml:space="preserve"> PAGEREF _Toc221130664 \h </w:instrText>
             </w:r>
             <w:r>
               <w:rPr>
@@ -3666,7 +4953,7 @@
                 <w:noProof/>
                 <w:webHidden/>
               </w:rPr>
-              <w:t>8</w:t>
+              <w:t>13</w:t>
             </w:r>
             <w:r>
               <w:rPr>
@@ -3694,7 +4981,7 @@
               <w14:ligatures w14:val="standardContextual"/>
             </w:rPr>
           </w:pPr>
-          <w:hyperlink w:anchor="_Toc220961647" w:history="1">
+          <w:hyperlink w:anchor="_Toc221130665" w:history="1">
             <w:r>
               <w:rPr>
                 <w:rStyle w:val="Hypertextovprepojenie"/>
@@ -3740,7 +5027,7 @@
                 <w:noProof/>
                 <w:webHidden/>
               </w:rPr>
-              <w:instrText xml:space="preserve"> PAGEREF _Toc220961647 \h </w:instrText>
+              <w:instrText xml:space="preserve"> PAGEREF _Toc221130665 \h </w:instrText>
             </w:r>
             <w:r>
               <w:rPr>
@@ -3760,7 +5047,7 @@
                 <w:noProof/>
                 <w:webHidden/>
               </w:rPr>
-              <w:t>9</w:t>
+              <w:t>14</w:t>
             </w:r>
             <w:r>
               <w:rPr>
@@ -3783,7 +5070,7 @@
               <w14:ligatures w14:val="standardContextual"/>
             </w:rPr>
           </w:pPr>
-          <w:hyperlink w:anchor="_Toc220961648" w:history="1">
+          <w:hyperlink w:anchor="_Toc221130666" w:history="1">
             <w:r>
               <w:rPr>
                 <w:rStyle w:val="Hypertextovprepojenie"/>
@@ -3823,7 +5110,7 @@
               <w:rPr>
                 <w:webHidden/>
               </w:rPr>
-              <w:instrText xml:space="preserve"> PAGEREF _Toc220961648 \h </w:instrText>
+              <w:instrText xml:space="preserve"> PAGEREF _Toc221130666 \h </w:instrText>
             </w:r>
             <w:r>
               <w:rPr>
@@ -3840,7 +5127,7 @@
               <w:rPr>
                 <w:webHidden/>
               </w:rPr>
-              <w:t>10</w:t>
+              <w:t>15</w:t>
             </w:r>
             <w:r>
               <w:rPr>
@@ -3867,7 +5154,7 @@
               <w14:ligatures w14:val="standardContextual"/>
             </w:rPr>
           </w:pPr>
-          <w:hyperlink w:anchor="_Toc220961649" w:history="1">
+          <w:hyperlink w:anchor="_Toc221130667" w:history="1">
             <w:r>
               <w:rPr>
                 <w:rStyle w:val="Hypertextovprepojenie"/>
@@ -3913,7 +5200,7 @@
                 <w:noProof/>
                 <w:webHidden/>
               </w:rPr>
-              <w:instrText xml:space="preserve"> PAGEREF _Toc220961649 \h </w:instrText>
+              <w:instrText xml:space="preserve"> PAGEREF _Toc221130667 \h </w:instrText>
             </w:r>
             <w:r>
               <w:rPr>
@@ -3933,7 +5220,7 @@
                 <w:noProof/>
                 <w:webHidden/>
               </w:rPr>
-              <w:t>10</w:t>
+              <w:t>15</w:t>
             </w:r>
             <w:r>
               <w:rPr>
@@ -3956,7 +5243,7 @@
               <w14:ligatures w14:val="standardContextual"/>
             </w:rPr>
           </w:pPr>
-          <w:hyperlink w:anchor="_Toc220961650" w:history="1">
+          <w:hyperlink w:anchor="_Toc221130668" w:history="1">
             <w:r>
               <w:rPr>
                 <w:rStyle w:val="Hypertextovprepojenie"/>
@@ -3996,7 +5283,7 @@
               <w:rPr>
                 <w:webHidden/>
               </w:rPr>
-              <w:instrText xml:space="preserve"> PAGEREF _Toc220961650 \h </w:instrText>
+              <w:instrText xml:space="preserve"> PAGEREF _Toc221130668 \h </w:instrText>
             </w:r>
             <w:r>
               <w:rPr>
@@ -4013,7 +5300,7 @@
               <w:rPr>
                 <w:webHidden/>
               </w:rPr>
-              <w:t>10</w:t>
+              <w:t>15</w:t>
             </w:r>
             <w:r>
               <w:rPr>
@@ -4035,7 +5322,7 @@
               <w14:ligatures w14:val="standardContextual"/>
             </w:rPr>
           </w:pPr>
-          <w:hyperlink w:anchor="_Toc220961651" w:history="1">
+          <w:hyperlink w:anchor="_Toc221130669" w:history="1">
             <w:r>
               <w:rPr>
                 <w:rStyle w:val="Hypertextovprepojenie"/>
@@ -4075,7 +5362,7 @@
               <w:rPr>
                 <w:webHidden/>
               </w:rPr>
-              <w:instrText xml:space="preserve"> PAGEREF _Toc220961651 \h </w:instrText>
+              <w:instrText xml:space="preserve"> PAGEREF _Toc221130669 \h </w:instrText>
             </w:r>
             <w:r>
               <w:rPr>
@@ -4092,7 +5379,7 @@
               <w:rPr>
                 <w:webHidden/>
               </w:rPr>
-              <w:t>10</w:t>
+              <w:t>15</w:t>
             </w:r>
             <w:r>
               <w:rPr>
@@ -4119,7 +5406,7 @@
               <w14:ligatures w14:val="standardContextual"/>
             </w:rPr>
           </w:pPr>
-          <w:hyperlink w:anchor="_Toc220961652" w:history="1">
+          <w:hyperlink w:anchor="_Toc221130670" w:history="1">
             <w:r>
               <w:rPr>
                 <w:rStyle w:val="Hypertextovprepojenie"/>
@@ -4165,7 +5452,7 @@
                 <w:noProof/>
                 <w:webHidden/>
               </w:rPr>
-              <w:instrText xml:space="preserve"> PAGEREF _Toc220961652 \h </w:instrText>
+              <w:instrText xml:space="preserve"> PAGEREF _Toc221130670 \h </w:instrText>
             </w:r>
             <w:r>
               <w:rPr>
@@ -4185,7 +5472,7 @@
                 <w:noProof/>
                 <w:webHidden/>
               </w:rPr>
-              <w:t>11</w:t>
+              <w:t>16</w:t>
             </w:r>
             <w:r>
               <w:rPr>
@@ -4208,7 +5495,7 @@
               <w14:ligatures w14:val="standardContextual"/>
             </w:rPr>
           </w:pPr>
-          <w:hyperlink w:anchor="_Toc220961653" w:history="1">
+          <w:hyperlink w:anchor="_Toc221130671" w:history="1">
             <w:r>
               <w:rPr>
                 <w:rStyle w:val="Hypertextovprepojenie"/>
@@ -4248,7 +5535,7 @@
               <w:rPr>
                 <w:webHidden/>
               </w:rPr>
-              <w:instrText xml:space="preserve"> PAGEREF _Toc220961653 \h </w:instrText>
+              <w:instrText xml:space="preserve"> PAGEREF _Toc221130671 \h </w:instrText>
             </w:r>
             <w:r>
               <w:rPr>
@@ -4265,7 +5552,7 @@
               <w:rPr>
                 <w:webHidden/>
               </w:rPr>
-              <w:t>11</w:t>
+              <w:t>16</w:t>
             </w:r>
             <w:r>
               <w:rPr>
@@ -4287,7 +5574,7 @@
               <w14:ligatures w14:val="standardContextual"/>
             </w:rPr>
           </w:pPr>
-          <w:hyperlink w:anchor="_Toc220961654" w:history="1">
+          <w:hyperlink w:anchor="_Toc221130672" w:history="1">
             <w:r>
               <w:rPr>
                 <w:rStyle w:val="Hypertextovprepojenie"/>
@@ -4327,7 +5614,7 @@
               <w:rPr>
                 <w:webHidden/>
               </w:rPr>
-              <w:instrText xml:space="preserve"> PAGEREF _Toc220961654 \h </w:instrText>
+              <w:instrText xml:space="preserve"> PAGEREF _Toc221130672 \h </w:instrText>
             </w:r>
             <w:r>
               <w:rPr>
@@ -4344,7 +5631,7 @@
               <w:rPr>
                 <w:webHidden/>
               </w:rPr>
-              <w:t>12</w:t>
+              <w:t>17</w:t>
             </w:r>
             <w:r>
               <w:rPr>
@@ -4371,7 +5658,7 @@
               <w14:ligatures w14:val="standardContextual"/>
             </w:rPr>
           </w:pPr>
-          <w:hyperlink w:anchor="_Toc220961655" w:history="1">
+          <w:hyperlink w:anchor="_Toc221130673" w:history="1">
             <w:r>
               <w:rPr>
                 <w:rStyle w:val="Hypertextovprepojenie"/>
@@ -4417,7 +5704,7 @@
                 <w:noProof/>
                 <w:webHidden/>
               </w:rPr>
-              <w:instrText xml:space="preserve"> PAGEREF _Toc220961655 \h </w:instrText>
+              <w:instrText xml:space="preserve"> PAGEREF _Toc221130673 \h </w:instrText>
             </w:r>
             <w:r>
               <w:rPr>
@@ -4437,7 +5724,7 @@
                 <w:noProof/>
                 <w:webHidden/>
               </w:rPr>
-              <w:t>12</w:t>
+              <w:t>18</w:t>
             </w:r>
             <w:r>
               <w:rPr>
@@ -4465,7 +5752,7 @@
               <w14:ligatures w14:val="standardContextual"/>
             </w:rPr>
           </w:pPr>
-          <w:hyperlink w:anchor="_Toc220961656" w:history="1">
+          <w:hyperlink w:anchor="_Toc221130674" w:history="1">
             <w:r>
               <w:rPr>
                 <w:rStyle w:val="Hypertextovprepojenie"/>
@@ -4511,7 +5798,7 @@
                 <w:noProof/>
                 <w:webHidden/>
               </w:rPr>
-              <w:instrText xml:space="preserve"> PAGEREF _Toc220961656 \h </w:instrText>
+              <w:instrText xml:space="preserve"> PAGEREF _Toc221130674 \h </w:instrText>
             </w:r>
             <w:r>
               <w:rPr>
@@ -4531,7 +5818,7 @@
                 <w:noProof/>
                 <w:webHidden/>
               </w:rPr>
-              <w:t>12</w:t>
+              <w:t>19</w:t>
             </w:r>
             <w:r>
               <w:rPr>
@@ -4554,21 +5841,38 @@
               <w14:ligatures w14:val="standardContextual"/>
             </w:rPr>
           </w:pPr>
-          <w:hyperlink w:anchor="_Toc220961657" w:history="1">
+          <w:hyperlink w:anchor="_Toc221130675" w:history="1">
             <w:r>
               <w:rPr>
                 <w:rStyle w:val="Hypertextovprepojenie"/>
               </w:rPr>
-              <w:t>Záver(TNR 16)</w:t>
-            </w:r>
-            <w:r>
-              <w:rPr>
-                <w:webHidden/>
+              <w:t>3</w:t>
+            </w:r>
+            <w:r>
+              <w:rPr>
+                <w:rFonts w:asciiTheme="minorHAnsi" w:eastAsiaTheme="minorEastAsia" w:hAnsiTheme="minorHAnsi" w:cstheme="minorBidi"/>
+                <w:kern w:val="2"/>
+                <w:sz w:val="24"/>
+                <w:szCs w:val="24"/>
+                <w:lang w:eastAsia="sk-SK"/>
+                <w14:ligatures w14:val="standardContextual"/>
               </w:rPr>
               <w:tab/>
             </w:r>
             <w:r>
               <w:rPr>
+                <w:rStyle w:val="Hypertextovprepojenie"/>
+              </w:rPr>
+              <w:t>Návrh systému</w:t>
+            </w:r>
+            <w:r>
+              <w:rPr>
+                <w:webHidden/>
+              </w:rPr>
+              <w:tab/>
+            </w:r>
+            <w:r>
+              <w:rPr>
                 <w:webHidden/>
               </w:rPr>
               <w:fldChar w:fldCharType="begin"/>
@@ -4577,7 +5881,7 @@
               <w:rPr>
                 <w:webHidden/>
               </w:rPr>
-              <w:instrText xml:space="preserve"> PAGEREF _Toc220961657 \h </w:instrText>
+              <w:instrText xml:space="preserve"> PAGEREF _Toc221130675 \h </w:instrText>
             </w:r>
             <w:r>
               <w:rPr>
@@ -4594,10 +5898,529 @@
               <w:rPr>
                 <w:webHidden/>
               </w:rPr>
-              <w:t>14</w:t>
-            </w:r>
-            <w:r>
-              <w:rPr>
+              <w:t>20</w:t>
+            </w:r>
+            <w:r>
+              <w:rPr>
+                <w:webHidden/>
+              </w:rPr>
+              <w:fldChar w:fldCharType="end"/>
+            </w:r>
+          </w:hyperlink>
+        </w:p>
+        <w:p>
+          <w:pPr>
+            <w:pStyle w:val="Obsah2"/>
+            <w:tabs>
+              <w:tab w:val="left" w:pos="960"/>
+              <w:tab w:val="right" w:leader="dot" w:pos="8493"/>
+            </w:tabs>
+            <w:rPr>
+              <w:rFonts w:eastAsiaTheme="minorEastAsia"/>
+              <w:noProof/>
+              <w:kern w:val="2"/>
+              <w:sz w:val="24"/>
+              <w:szCs w:val="24"/>
+              <w:lang w:eastAsia="sk-SK"/>
+              <w14:ligatures w14:val="standardContextual"/>
+            </w:rPr>
+          </w:pPr>
+          <w:hyperlink w:anchor="_Toc221130676" w:history="1">
+            <w:r>
+              <w:rPr>
+                <w:rStyle w:val="Hypertextovprepojenie"/>
+                <w:noProof/>
+              </w:rPr>
+              <w:t>3.1</w:t>
+            </w:r>
+            <w:r>
+              <w:rPr>
+                <w:rFonts w:eastAsiaTheme="minorEastAsia"/>
+                <w:noProof/>
+                <w:kern w:val="2"/>
+                <w:sz w:val="24"/>
+                <w:szCs w:val="24"/>
+                <w:lang w:eastAsia="sk-SK"/>
+                <w14:ligatures w14:val="standardContextual"/>
+              </w:rPr>
+              <w:tab/>
+            </w:r>
+            <w:r>
+              <w:rPr>
+                <w:rStyle w:val="Hypertextovprepojenie"/>
+                <w:noProof/>
+              </w:rPr>
+              <w:t>Celkový návrh systému</w:t>
+            </w:r>
+            <w:r>
+              <w:rPr>
+                <w:noProof/>
+                <w:webHidden/>
+              </w:rPr>
+              <w:tab/>
+            </w:r>
+            <w:r>
+              <w:rPr>
+                <w:noProof/>
+                <w:webHidden/>
+              </w:rPr>
+              <w:fldChar w:fldCharType="begin"/>
+            </w:r>
+            <w:r>
+              <w:rPr>
+                <w:noProof/>
+                <w:webHidden/>
+              </w:rPr>
+              <w:instrText xml:space="preserve"> PAGEREF _Toc221130676 \h </w:instrText>
+            </w:r>
+            <w:r>
+              <w:rPr>
+                <w:noProof/>
+                <w:webHidden/>
+              </w:rPr>
+            </w:r>
+            <w:r>
+              <w:rPr>
+                <w:noProof/>
+                <w:webHidden/>
+              </w:rPr>
+              <w:fldChar w:fldCharType="separate"/>
+            </w:r>
+            <w:r>
+              <w:rPr>
+                <w:noProof/>
+                <w:webHidden/>
+              </w:rPr>
+              <w:t>20</w:t>
+            </w:r>
+            <w:r>
+              <w:rPr>
+                <w:noProof/>
+                <w:webHidden/>
+              </w:rPr>
+              <w:fldChar w:fldCharType="end"/>
+            </w:r>
+          </w:hyperlink>
+        </w:p>
+        <w:p>
+          <w:pPr>
+            <w:pStyle w:val="Obsah2"/>
+            <w:tabs>
+              <w:tab w:val="left" w:pos="960"/>
+              <w:tab w:val="right" w:leader="dot" w:pos="8493"/>
+            </w:tabs>
+            <w:rPr>
+              <w:rFonts w:eastAsiaTheme="minorEastAsia"/>
+              <w:noProof/>
+              <w:kern w:val="2"/>
+              <w:sz w:val="24"/>
+              <w:szCs w:val="24"/>
+              <w:lang w:eastAsia="sk-SK"/>
+              <w14:ligatures w14:val="standardContextual"/>
+            </w:rPr>
+          </w:pPr>
+          <w:hyperlink w:anchor="_Toc221130677" w:history="1">
+            <w:r>
+              <w:rPr>
+                <w:rStyle w:val="Hypertextovprepojenie"/>
+                <w:noProof/>
+              </w:rPr>
+              <w:t>3.2</w:t>
+            </w:r>
+            <w:r>
+              <w:rPr>
+                <w:rFonts w:eastAsiaTheme="minorEastAsia"/>
+                <w:noProof/>
+                <w:kern w:val="2"/>
+                <w:sz w:val="24"/>
+                <w:szCs w:val="24"/>
+                <w:lang w:eastAsia="sk-SK"/>
+                <w14:ligatures w14:val="standardContextual"/>
+              </w:rPr>
+              <w:tab/>
+            </w:r>
+            <w:r>
+              <w:rPr>
+                <w:rStyle w:val="Hypertextovprepojenie"/>
+                <w:noProof/>
+              </w:rPr>
+              <w:t>Architektúra aplikácie</w:t>
+            </w:r>
+            <w:r>
+              <w:rPr>
+                <w:noProof/>
+                <w:webHidden/>
+              </w:rPr>
+              <w:tab/>
+            </w:r>
+            <w:r>
+              <w:rPr>
+                <w:noProof/>
+                <w:webHidden/>
+              </w:rPr>
+              <w:fldChar w:fldCharType="begin"/>
+            </w:r>
+            <w:r>
+              <w:rPr>
+                <w:noProof/>
+                <w:webHidden/>
+              </w:rPr>
+              <w:instrText xml:space="preserve"> PAGEREF _Toc221130677 \h </w:instrText>
+            </w:r>
+            <w:r>
+              <w:rPr>
+                <w:noProof/>
+                <w:webHidden/>
+              </w:rPr>
+            </w:r>
+            <w:r>
+              <w:rPr>
+                <w:noProof/>
+                <w:webHidden/>
+              </w:rPr>
+              <w:fldChar w:fldCharType="separate"/>
+            </w:r>
+            <w:r>
+              <w:rPr>
+                <w:noProof/>
+                <w:webHidden/>
+              </w:rPr>
+              <w:t>20</w:t>
+            </w:r>
+            <w:r>
+              <w:rPr>
+                <w:noProof/>
+                <w:webHidden/>
+              </w:rPr>
+              <w:fldChar w:fldCharType="end"/>
+            </w:r>
+          </w:hyperlink>
+        </w:p>
+        <w:p>
+          <w:pPr>
+            <w:pStyle w:val="Obsah3"/>
+            <w:rPr>
+              <w:rFonts w:asciiTheme="minorHAnsi" w:eastAsiaTheme="minorEastAsia" w:hAnsiTheme="minorHAnsi" w:cstheme="minorBidi"/>
+              <w:kern w:val="2"/>
+              <w:sz w:val="24"/>
+              <w:szCs w:val="24"/>
+              <w:lang w:eastAsia="sk-SK"/>
+              <w14:ligatures w14:val="standardContextual"/>
+            </w:rPr>
+          </w:pPr>
+          <w:hyperlink w:anchor="_Toc221130678" w:history="1">
+            <w:r>
+              <w:rPr>
+                <w:rStyle w:val="Hypertextovprepojenie"/>
+              </w:rPr>
+              <w:t>3.2.1</w:t>
+            </w:r>
+            <w:r>
+              <w:rPr>
+                <w:rFonts w:asciiTheme="minorHAnsi" w:eastAsiaTheme="minorEastAsia" w:hAnsiTheme="minorHAnsi" w:cstheme="minorBidi"/>
+                <w:kern w:val="2"/>
+                <w:sz w:val="24"/>
+                <w:szCs w:val="24"/>
+                <w:lang w:eastAsia="sk-SK"/>
+                <w14:ligatures w14:val="standardContextual"/>
+              </w:rPr>
+              <w:tab/>
+            </w:r>
+            <w:r>
+              <w:rPr>
+                <w:rStyle w:val="Hypertextovprepojenie"/>
+              </w:rPr>
+              <w:t>Backendová architektúra</w:t>
+            </w:r>
+            <w:r>
+              <w:rPr>
+                <w:webHidden/>
+              </w:rPr>
+              <w:tab/>
+            </w:r>
+            <w:r>
+              <w:rPr>
+                <w:webHidden/>
+              </w:rPr>
+              <w:fldChar w:fldCharType="begin"/>
+            </w:r>
+            <w:r>
+              <w:rPr>
+                <w:webHidden/>
+              </w:rPr>
+              <w:instrText xml:space="preserve"> PAGEREF _Toc221130678 \h </w:instrText>
+            </w:r>
+            <w:r>
+              <w:rPr>
+                <w:webHidden/>
+              </w:rPr>
+            </w:r>
+            <w:r>
+              <w:rPr>
+                <w:webHidden/>
+              </w:rPr>
+              <w:fldChar w:fldCharType="separate"/>
+            </w:r>
+            <w:r>
+              <w:rPr>
+                <w:webHidden/>
+              </w:rPr>
+              <w:t>20</w:t>
+            </w:r>
+            <w:r>
+              <w:rPr>
+                <w:webHidden/>
+              </w:rPr>
+              <w:fldChar w:fldCharType="end"/>
+            </w:r>
+          </w:hyperlink>
+        </w:p>
+        <w:p>
+          <w:pPr>
+            <w:pStyle w:val="Obsah3"/>
+            <w:rPr>
+              <w:rFonts w:asciiTheme="minorHAnsi" w:eastAsiaTheme="minorEastAsia" w:hAnsiTheme="minorHAnsi" w:cstheme="minorBidi"/>
+              <w:kern w:val="2"/>
+              <w:sz w:val="24"/>
+              <w:szCs w:val="24"/>
+              <w:lang w:eastAsia="sk-SK"/>
+              <w14:ligatures w14:val="standardContextual"/>
+            </w:rPr>
+          </w:pPr>
+          <w:hyperlink w:anchor="_Toc221130679" w:history="1">
+            <w:r>
+              <w:rPr>
+                <w:rStyle w:val="Hypertextovprepojenie"/>
+              </w:rPr>
+              <w:t>3.2.2</w:t>
+            </w:r>
+            <w:r>
+              <w:rPr>
+                <w:rFonts w:asciiTheme="minorHAnsi" w:eastAsiaTheme="minorEastAsia" w:hAnsiTheme="minorHAnsi" w:cstheme="minorBidi"/>
+                <w:kern w:val="2"/>
+                <w:sz w:val="24"/>
+                <w:szCs w:val="24"/>
+                <w:lang w:eastAsia="sk-SK"/>
+                <w14:ligatures w14:val="standardContextual"/>
+              </w:rPr>
+              <w:tab/>
+            </w:r>
+            <w:r>
+              <w:rPr>
+                <w:rStyle w:val="Hypertextovprepojenie"/>
+              </w:rPr>
+              <w:t>Frontendová architektúra</w:t>
+            </w:r>
+            <w:r>
+              <w:rPr>
+                <w:webHidden/>
+              </w:rPr>
+              <w:tab/>
+            </w:r>
+            <w:r>
+              <w:rPr>
+                <w:webHidden/>
+              </w:rPr>
+              <w:fldChar w:fldCharType="begin"/>
+            </w:r>
+            <w:r>
+              <w:rPr>
+                <w:webHidden/>
+              </w:rPr>
+              <w:instrText xml:space="preserve"> PAGEREF _Toc221130679 \h </w:instrText>
+            </w:r>
+            <w:r>
+              <w:rPr>
+                <w:webHidden/>
+              </w:rPr>
+            </w:r>
+            <w:r>
+              <w:rPr>
+                <w:webHidden/>
+              </w:rPr>
+              <w:fldChar w:fldCharType="separate"/>
+            </w:r>
+            <w:r>
+              <w:rPr>
+                <w:webHidden/>
+              </w:rPr>
+              <w:t>21</w:t>
+            </w:r>
+            <w:r>
+              <w:rPr>
+                <w:webHidden/>
+              </w:rPr>
+              <w:fldChar w:fldCharType="end"/>
+            </w:r>
+          </w:hyperlink>
+        </w:p>
+        <w:p>
+          <w:pPr>
+            <w:pStyle w:val="Obsah3"/>
+            <w:rPr>
+              <w:rFonts w:asciiTheme="minorHAnsi" w:eastAsiaTheme="minorEastAsia" w:hAnsiTheme="minorHAnsi" w:cstheme="minorBidi"/>
+              <w:kern w:val="2"/>
+              <w:sz w:val="24"/>
+              <w:szCs w:val="24"/>
+              <w:lang w:eastAsia="sk-SK"/>
+              <w14:ligatures w14:val="standardContextual"/>
+            </w:rPr>
+          </w:pPr>
+          <w:hyperlink w:anchor="_Toc221130680" w:history="1">
+            <w:r>
+              <w:rPr>
+                <w:rStyle w:val="Hypertextovprepojenie"/>
+              </w:rPr>
+              <w:t>3.2.3</w:t>
+            </w:r>
+            <w:r>
+              <w:rPr>
+                <w:rFonts w:asciiTheme="minorHAnsi" w:eastAsiaTheme="minorEastAsia" w:hAnsiTheme="minorHAnsi" w:cstheme="minorBidi"/>
+                <w:kern w:val="2"/>
+                <w:sz w:val="24"/>
+                <w:szCs w:val="24"/>
+                <w:lang w:eastAsia="sk-SK"/>
+                <w14:ligatures w14:val="standardContextual"/>
+              </w:rPr>
+              <w:tab/>
+            </w:r>
+            <w:r>
+              <w:rPr>
+                <w:rStyle w:val="Hypertextovprepojenie"/>
+              </w:rPr>
+              <w:t>Databázová technológia</w:t>
+            </w:r>
+            <w:r>
+              <w:rPr>
+                <w:webHidden/>
+              </w:rPr>
+              <w:tab/>
+            </w:r>
+            <w:r>
+              <w:rPr>
+                <w:webHidden/>
+              </w:rPr>
+              <w:fldChar w:fldCharType="begin"/>
+            </w:r>
+            <w:r>
+              <w:rPr>
+                <w:webHidden/>
+              </w:rPr>
+              <w:instrText xml:space="preserve"> PAGEREF _Toc221130680 \h </w:instrText>
+            </w:r>
+            <w:r>
+              <w:rPr>
+                <w:webHidden/>
+              </w:rPr>
+            </w:r>
+            <w:r>
+              <w:rPr>
+                <w:webHidden/>
+              </w:rPr>
+              <w:fldChar w:fldCharType="separate"/>
+            </w:r>
+            <w:r>
+              <w:rPr>
+                <w:webHidden/>
+              </w:rPr>
+              <w:t>22</w:t>
+            </w:r>
+            <w:r>
+              <w:rPr>
+                <w:webHidden/>
+              </w:rPr>
+              <w:fldChar w:fldCharType="end"/>
+            </w:r>
+          </w:hyperlink>
+        </w:p>
+        <w:p>
+          <w:pPr>
+            <w:pStyle w:val="Obsah2"/>
+            <w:tabs>
+              <w:tab w:val="left" w:pos="960"/>
+              <w:tab w:val="right" w:leader="dot" w:pos="8493"/>
+            </w:tabs>
+            <w:rPr>
+              <w:rFonts w:eastAsiaTheme="minorEastAsia"/>
+              <w:noProof/>
+              <w:kern w:val="2"/>
+              <w:sz w:val="24"/>
+              <w:szCs w:val="24"/>
+              <w:lang w:eastAsia="sk-SK"/>
+              <w14:ligatures w14:val="standardContextual"/>
+            </w:rPr>
+          </w:pPr>
+          <w:hyperlink w:anchor="_Toc221130681" w:history="1">
+            <w:r>
+              <w:rPr>
+                <w:rStyle w:val="Hypertextovprepojenie"/>
+                <w:noProof/>
+              </w:rPr>
+              <w:t>3.3</w:t>
+            </w:r>
+            <w:r>
+              <w:rPr>
+                <w:rFonts w:eastAsiaTheme="minorEastAsia"/>
+                <w:noProof/>
+                <w:kern w:val="2"/>
+                <w:sz w:val="24"/>
+                <w:szCs w:val="24"/>
+                <w:lang w:eastAsia="sk-SK"/>
+                <w14:ligatures w14:val="standardContextual"/>
+              </w:rPr>
+              <w:tab/>
+            </w:r>
+            <w:r>
+              <w:rPr>
+                <w:rStyle w:val="Hypertextovprepojenie"/>
+                <w:noProof/>
+              </w:rPr>
+              <w:t>Návrh používateľských rolí a oprávnení</w:t>
+            </w:r>
+            <w:r>
+              <w:rPr>
+                <w:noProof/>
+                <w:webHidden/>
+              </w:rPr>
+              <w:tab/>
+            </w:r>
+            <w:r>
+              <w:rPr>
+                <w:noProof/>
+                <w:webHidden/>
+              </w:rPr>
+              <w:fldChar w:fldCharType="begin"/>
+            </w:r>
+            <w:r>
+              <w:rPr>
+                <w:noProof/>
+                <w:webHidden/>
+              </w:rPr>
+              <w:instrText xml:space="preserve"> PAGEREF _Toc221130681 \h </w:instrText>
+            </w:r>
+            <w:r>
+              <w:rPr>
+                <w:noProof/>
+                <w:webHidden/>
+              </w:rPr>
+            </w:r>
+            <w:r>
+              <w:rPr>
+                <w:noProof/>
+                <w:webHidden/>
+              </w:rPr>
+              <w:fldChar w:fldCharType="separate"/>
+            </w:r>
+            <w:r>
+              <w:rPr>
+                <w:noProof/>
+                <w:webHidden/>
+              </w:rPr>
+              <w:t>22</w:t>
+            </w:r>
+            <w:r>
+              <w:rPr>
+                <w:noProof/>
                 <w:webHidden/>
               </w:rPr>
               <w:fldChar w:fldCharType="end"/>
@@ -4616,11 +6439,562 @@
               <w14:ligatures w14:val="standardContextual"/>
             </w:rPr>
           </w:pPr>
-          <w:hyperlink w:anchor="_Toc220961658" w:history="1">
+          <w:hyperlink w:anchor="_Toc221130682" w:history="1">
             <w:r>
               <w:rPr>
                 <w:rStyle w:val="Hypertextovprepojenie"/>
               </w:rPr>
+              <w:t>4</w:t>
+            </w:r>
+            <w:r>
+              <w:rPr>
+                <w:rFonts w:asciiTheme="minorHAnsi" w:eastAsiaTheme="minorEastAsia" w:hAnsiTheme="minorHAnsi" w:cstheme="minorBidi"/>
+                <w:kern w:val="2"/>
+                <w:sz w:val="24"/>
+                <w:szCs w:val="24"/>
+                <w:lang w:eastAsia="sk-SK"/>
+                <w14:ligatures w14:val="standardContextual"/>
+              </w:rPr>
+              <w:tab/>
+            </w:r>
+            <w:r>
+              <w:rPr>
+                <w:rStyle w:val="Hypertextovprepojenie"/>
+              </w:rPr>
+              <w:t>Implementácia systému</w:t>
+            </w:r>
+            <w:r>
+              <w:rPr>
+                <w:webHidden/>
+              </w:rPr>
+              <w:tab/>
+            </w:r>
+            <w:r>
+              <w:rPr>
+                <w:webHidden/>
+              </w:rPr>
+              <w:fldChar w:fldCharType="begin"/>
+            </w:r>
+            <w:r>
+              <w:rPr>
+                <w:webHidden/>
+              </w:rPr>
+              <w:instrText xml:space="preserve"> PAGEREF _Toc221130682 \h </w:instrText>
+            </w:r>
+            <w:r>
+              <w:rPr>
+                <w:webHidden/>
+              </w:rPr>
+            </w:r>
+            <w:r>
+              <w:rPr>
+                <w:webHidden/>
+              </w:rPr>
+              <w:fldChar w:fldCharType="separate"/>
+            </w:r>
+            <w:r>
+              <w:rPr>
+                <w:webHidden/>
+              </w:rPr>
+              <w:t>23</w:t>
+            </w:r>
+            <w:r>
+              <w:rPr>
+                <w:webHidden/>
+              </w:rPr>
+              <w:fldChar w:fldCharType="end"/>
+            </w:r>
+          </w:hyperlink>
+        </w:p>
+        <w:p>
+          <w:pPr>
+            <w:pStyle w:val="Obsah2"/>
+            <w:tabs>
+              <w:tab w:val="left" w:pos="960"/>
+              <w:tab w:val="right" w:leader="dot" w:pos="8493"/>
+            </w:tabs>
+            <w:rPr>
+              <w:rFonts w:eastAsiaTheme="minorEastAsia"/>
+              <w:noProof/>
+              <w:kern w:val="2"/>
+              <w:sz w:val="24"/>
+              <w:szCs w:val="24"/>
+              <w:lang w:eastAsia="sk-SK"/>
+              <w14:ligatures w14:val="standardContextual"/>
+            </w:rPr>
+          </w:pPr>
+          <w:hyperlink w:anchor="_Toc221130683" w:history="1">
+            <w:r>
+              <w:rPr>
+                <w:rStyle w:val="Hypertextovprepojenie"/>
+                <w:noProof/>
+              </w:rPr>
+              <w:t>4.1</w:t>
+            </w:r>
+            <w:r>
+              <w:rPr>
+                <w:rFonts w:eastAsiaTheme="minorEastAsia"/>
+                <w:noProof/>
+                <w:kern w:val="2"/>
+                <w:sz w:val="24"/>
+                <w:szCs w:val="24"/>
+                <w:lang w:eastAsia="sk-SK"/>
+                <w14:ligatures w14:val="standardContextual"/>
+              </w:rPr>
+              <w:tab/>
+            </w:r>
+            <w:r>
+              <w:rPr>
+                <w:rStyle w:val="Hypertextovprepojenie"/>
+                <w:noProof/>
+              </w:rPr>
+              <w:t>Implementácia backendu</w:t>
+            </w:r>
+            <w:r>
+              <w:rPr>
+                <w:noProof/>
+                <w:webHidden/>
+              </w:rPr>
+              <w:tab/>
+            </w:r>
+            <w:r>
+              <w:rPr>
+                <w:noProof/>
+                <w:webHidden/>
+              </w:rPr>
+              <w:fldChar w:fldCharType="begin"/>
+            </w:r>
+            <w:r>
+              <w:rPr>
+                <w:noProof/>
+                <w:webHidden/>
+              </w:rPr>
+              <w:instrText xml:space="preserve"> PAGEREF _Toc221130683 \h </w:instrText>
+            </w:r>
+            <w:r>
+              <w:rPr>
+                <w:noProof/>
+                <w:webHidden/>
+              </w:rPr>
+            </w:r>
+            <w:r>
+              <w:rPr>
+                <w:noProof/>
+                <w:webHidden/>
+              </w:rPr>
+              <w:fldChar w:fldCharType="separate"/>
+            </w:r>
+            <w:r>
+              <w:rPr>
+                <w:noProof/>
+                <w:webHidden/>
+              </w:rPr>
+              <w:t>23</w:t>
+            </w:r>
+            <w:r>
+              <w:rPr>
+                <w:noProof/>
+                <w:webHidden/>
+              </w:rPr>
+              <w:fldChar w:fldCharType="end"/>
+            </w:r>
+          </w:hyperlink>
+        </w:p>
+        <w:p>
+          <w:pPr>
+            <w:pStyle w:val="Obsah3"/>
+            <w:rPr>
+              <w:rFonts w:asciiTheme="minorHAnsi" w:eastAsiaTheme="minorEastAsia" w:hAnsiTheme="minorHAnsi" w:cstheme="minorBidi"/>
+              <w:kern w:val="2"/>
+              <w:sz w:val="24"/>
+              <w:szCs w:val="24"/>
+              <w:lang w:eastAsia="sk-SK"/>
+              <w14:ligatures w14:val="standardContextual"/>
+            </w:rPr>
+          </w:pPr>
+          <w:hyperlink w:anchor="_Toc221130684" w:history="1">
+            <w:r>
+              <w:rPr>
+                <w:rStyle w:val="Hypertextovprepojenie"/>
+              </w:rPr>
+              <w:t>4.1.1</w:t>
+            </w:r>
+            <w:r>
+              <w:rPr>
+                <w:rFonts w:asciiTheme="minorHAnsi" w:eastAsiaTheme="minorEastAsia" w:hAnsiTheme="minorHAnsi" w:cstheme="minorBidi"/>
+                <w:kern w:val="2"/>
+                <w:sz w:val="24"/>
+                <w:szCs w:val="24"/>
+                <w:lang w:eastAsia="sk-SK"/>
+                <w14:ligatures w14:val="standardContextual"/>
+              </w:rPr>
+              <w:tab/>
+            </w:r>
+            <w:r>
+              <w:rPr>
+                <w:rStyle w:val="Hypertextovprepojenie"/>
+              </w:rPr>
+              <w:t>Štruktúra backend projektu</w:t>
+            </w:r>
+            <w:r>
+              <w:rPr>
+                <w:webHidden/>
+              </w:rPr>
+              <w:tab/>
+            </w:r>
+            <w:r>
+              <w:rPr>
+                <w:webHidden/>
+              </w:rPr>
+              <w:fldChar w:fldCharType="begin"/>
+            </w:r>
+            <w:r>
+              <w:rPr>
+                <w:webHidden/>
+              </w:rPr>
+              <w:instrText xml:space="preserve"> PAGEREF _Toc221130684 \h </w:instrText>
+            </w:r>
+            <w:r>
+              <w:rPr>
+                <w:webHidden/>
+              </w:rPr>
+            </w:r>
+            <w:r>
+              <w:rPr>
+                <w:webHidden/>
+              </w:rPr>
+              <w:fldChar w:fldCharType="separate"/>
+            </w:r>
+            <w:r>
+              <w:rPr>
+                <w:webHidden/>
+              </w:rPr>
+              <w:t>23</w:t>
+            </w:r>
+            <w:r>
+              <w:rPr>
+                <w:webHidden/>
+              </w:rPr>
+              <w:fldChar w:fldCharType="end"/>
+            </w:r>
+          </w:hyperlink>
+        </w:p>
+        <w:p>
+          <w:pPr>
+            <w:pStyle w:val="Obsah3"/>
+            <w:rPr>
+              <w:rFonts w:asciiTheme="minorHAnsi" w:eastAsiaTheme="minorEastAsia" w:hAnsiTheme="minorHAnsi" w:cstheme="minorBidi"/>
+              <w:kern w:val="2"/>
+              <w:sz w:val="24"/>
+              <w:szCs w:val="24"/>
+              <w:lang w:eastAsia="sk-SK"/>
+              <w14:ligatures w14:val="standardContextual"/>
+            </w:rPr>
+          </w:pPr>
+          <w:hyperlink w:anchor="_Toc221130685" w:history="1">
+            <w:r>
+              <w:rPr>
+                <w:rStyle w:val="Hypertextovprepojenie"/>
+              </w:rPr>
+              <w:t>4.1.2</w:t>
+            </w:r>
+            <w:r>
+              <w:rPr>
+                <w:rFonts w:asciiTheme="minorHAnsi" w:eastAsiaTheme="minorEastAsia" w:hAnsiTheme="minorHAnsi" w:cstheme="minorBidi"/>
+                <w:kern w:val="2"/>
+                <w:sz w:val="24"/>
+                <w:szCs w:val="24"/>
+                <w:lang w:eastAsia="sk-SK"/>
+                <w14:ligatures w14:val="standardContextual"/>
+              </w:rPr>
+              <w:tab/>
+            </w:r>
+            <w:r>
+              <w:rPr>
+                <w:rStyle w:val="Hypertextovprepojenie"/>
+              </w:rPr>
+              <w:t>Implementácia controllerov</w:t>
+            </w:r>
+            <w:r>
+              <w:rPr>
+                <w:webHidden/>
+              </w:rPr>
+              <w:tab/>
+            </w:r>
+            <w:r>
+              <w:rPr>
+                <w:webHidden/>
+              </w:rPr>
+              <w:fldChar w:fldCharType="begin"/>
+            </w:r>
+            <w:r>
+              <w:rPr>
+                <w:webHidden/>
+              </w:rPr>
+              <w:instrText xml:space="preserve"> PAGEREF _Toc221130685 \h </w:instrText>
+            </w:r>
+            <w:r>
+              <w:rPr>
+                <w:webHidden/>
+              </w:rPr>
+            </w:r>
+            <w:r>
+              <w:rPr>
+                <w:webHidden/>
+              </w:rPr>
+              <w:fldChar w:fldCharType="separate"/>
+            </w:r>
+            <w:r>
+              <w:rPr>
+                <w:webHidden/>
+              </w:rPr>
+              <w:t>24</w:t>
+            </w:r>
+            <w:r>
+              <w:rPr>
+                <w:webHidden/>
+              </w:rPr>
+              <w:fldChar w:fldCharType="end"/>
+            </w:r>
+          </w:hyperlink>
+        </w:p>
+        <w:p>
+          <w:pPr>
+            <w:pStyle w:val="Obsah3"/>
+            <w:rPr>
+              <w:rFonts w:asciiTheme="minorHAnsi" w:eastAsiaTheme="minorEastAsia" w:hAnsiTheme="minorHAnsi" w:cstheme="minorBidi"/>
+              <w:kern w:val="2"/>
+              <w:sz w:val="24"/>
+              <w:szCs w:val="24"/>
+              <w:lang w:eastAsia="sk-SK"/>
+              <w14:ligatures w14:val="standardContextual"/>
+            </w:rPr>
+          </w:pPr>
+          <w:hyperlink w:anchor="_Toc221130686" w:history="1">
+            <w:r>
+              <w:rPr>
+                <w:rStyle w:val="Hypertextovprepojenie"/>
+              </w:rPr>
+              <w:t>4.1.3</w:t>
+            </w:r>
+            <w:r>
+              <w:rPr>
+                <w:rFonts w:asciiTheme="minorHAnsi" w:eastAsiaTheme="minorEastAsia" w:hAnsiTheme="minorHAnsi" w:cstheme="minorBidi"/>
+                <w:kern w:val="2"/>
+                <w:sz w:val="24"/>
+                <w:szCs w:val="24"/>
+                <w:lang w:eastAsia="sk-SK"/>
+                <w14:ligatures w14:val="standardContextual"/>
+              </w:rPr>
+              <w:tab/>
+            </w:r>
+            <w:r>
+              <w:rPr>
+                <w:rStyle w:val="Hypertextovprepojenie"/>
+              </w:rPr>
+              <w:t>Implementácia servicov</w:t>
+            </w:r>
+            <w:r>
+              <w:rPr>
+                <w:webHidden/>
+              </w:rPr>
+              <w:tab/>
+            </w:r>
+            <w:r>
+              <w:rPr>
+                <w:webHidden/>
+              </w:rPr>
+              <w:fldChar w:fldCharType="begin"/>
+            </w:r>
+            <w:r>
+              <w:rPr>
+                <w:webHidden/>
+              </w:rPr>
+              <w:instrText xml:space="preserve"> PAGEREF _Toc221130686 \h </w:instrText>
+            </w:r>
+            <w:r>
+              <w:rPr>
+                <w:webHidden/>
+              </w:rPr>
+            </w:r>
+            <w:r>
+              <w:rPr>
+                <w:webHidden/>
+              </w:rPr>
+              <w:fldChar w:fldCharType="separate"/>
+            </w:r>
+            <w:r>
+              <w:rPr>
+                <w:webHidden/>
+              </w:rPr>
+              <w:t>24</w:t>
+            </w:r>
+            <w:r>
+              <w:rPr>
+                <w:webHidden/>
+              </w:rPr>
+              <w:fldChar w:fldCharType="end"/>
+            </w:r>
+          </w:hyperlink>
+        </w:p>
+        <w:p>
+          <w:pPr>
+            <w:pStyle w:val="Obsah3"/>
+            <w:rPr>
+              <w:rFonts w:asciiTheme="minorHAnsi" w:eastAsiaTheme="minorEastAsia" w:hAnsiTheme="minorHAnsi" w:cstheme="minorBidi"/>
+              <w:kern w:val="2"/>
+              <w:sz w:val="24"/>
+              <w:szCs w:val="24"/>
+              <w:lang w:eastAsia="sk-SK"/>
+              <w14:ligatures w14:val="standardContextual"/>
+            </w:rPr>
+          </w:pPr>
+          <w:hyperlink w:anchor="_Toc221130687" w:history="1">
+            <w:r>
+              <w:rPr>
+                <w:rStyle w:val="Hypertextovprepojenie"/>
+              </w:rPr>
+              <w:t>4.1.4</w:t>
+            </w:r>
+            <w:r>
+              <w:rPr>
+                <w:rFonts w:asciiTheme="minorHAnsi" w:eastAsiaTheme="minorEastAsia" w:hAnsiTheme="minorHAnsi" w:cstheme="minorBidi"/>
+                <w:kern w:val="2"/>
+                <w:sz w:val="24"/>
+                <w:szCs w:val="24"/>
+                <w:lang w:eastAsia="sk-SK"/>
+                <w14:ligatures w14:val="standardContextual"/>
+              </w:rPr>
+              <w:tab/>
+            </w:r>
+            <w:r>
+              <w:rPr>
+                <w:rStyle w:val="Hypertextovprepojenie"/>
+              </w:rPr>
+              <w:t>Autentifikácia a autorizácia používateľov</w:t>
+            </w:r>
+            <w:r>
+              <w:rPr>
+                <w:webHidden/>
+              </w:rPr>
+              <w:tab/>
+            </w:r>
+            <w:r>
+              <w:rPr>
+                <w:webHidden/>
+              </w:rPr>
+              <w:fldChar w:fldCharType="begin"/>
+            </w:r>
+            <w:r>
+              <w:rPr>
+                <w:webHidden/>
+              </w:rPr>
+              <w:instrText xml:space="preserve"> PAGEREF _Toc221130687 \h </w:instrText>
+            </w:r>
+            <w:r>
+              <w:rPr>
+                <w:webHidden/>
+              </w:rPr>
+            </w:r>
+            <w:r>
+              <w:rPr>
+                <w:webHidden/>
+              </w:rPr>
+              <w:fldChar w:fldCharType="separate"/>
+            </w:r>
+            <w:r>
+              <w:rPr>
+                <w:webHidden/>
+              </w:rPr>
+              <w:t>24</w:t>
+            </w:r>
+            <w:r>
+              <w:rPr>
+                <w:webHidden/>
+              </w:rPr>
+              <w:fldChar w:fldCharType="end"/>
+            </w:r>
+          </w:hyperlink>
+        </w:p>
+        <w:p>
+          <w:pPr>
+            <w:pStyle w:val="Obsah1"/>
+            <w:rPr>
+              <w:rFonts w:asciiTheme="minorHAnsi" w:eastAsiaTheme="minorEastAsia" w:hAnsiTheme="minorHAnsi" w:cstheme="minorBidi"/>
+              <w:kern w:val="2"/>
+              <w:sz w:val="24"/>
+              <w:szCs w:val="24"/>
+              <w:lang w:eastAsia="sk-SK"/>
+              <w14:ligatures w14:val="standardContextual"/>
+            </w:rPr>
+          </w:pPr>
+          <w:hyperlink w:anchor="_Toc221130688" w:history="1">
+            <w:r>
+              <w:rPr>
+                <w:rStyle w:val="Hypertextovprepojenie"/>
+              </w:rPr>
+              <w:t>Záver(TNR 16)</w:t>
+            </w:r>
+            <w:r>
+              <w:rPr>
+                <w:webHidden/>
+              </w:rPr>
+              <w:tab/>
+            </w:r>
+            <w:r>
+              <w:rPr>
+                <w:webHidden/>
+              </w:rPr>
+              <w:fldChar w:fldCharType="begin"/>
+            </w:r>
+            <w:r>
+              <w:rPr>
+                <w:webHidden/>
+              </w:rPr>
+              <w:instrText xml:space="preserve"> PAGEREF _Toc221130688 \h </w:instrText>
+            </w:r>
+            <w:r>
+              <w:rPr>
+                <w:webHidden/>
+              </w:rPr>
+            </w:r>
+            <w:r>
+              <w:rPr>
+                <w:webHidden/>
+              </w:rPr>
+              <w:fldChar w:fldCharType="separate"/>
+            </w:r>
+            <w:r>
+              <w:rPr>
+                <w:webHidden/>
+              </w:rPr>
+              <w:t>27</w:t>
+            </w:r>
+            <w:r>
+              <w:rPr>
+                <w:webHidden/>
+              </w:rPr>
+              <w:fldChar w:fldCharType="end"/>
+            </w:r>
+          </w:hyperlink>
+        </w:p>
+        <w:p>
+          <w:pPr>
+            <w:pStyle w:val="Obsah1"/>
+            <w:rPr>
+              <w:rFonts w:asciiTheme="minorHAnsi" w:eastAsiaTheme="minorEastAsia" w:hAnsiTheme="minorHAnsi" w:cstheme="minorBidi"/>
+              <w:kern w:val="2"/>
+              <w:sz w:val="24"/>
+              <w:szCs w:val="24"/>
+              <w:lang w:eastAsia="sk-SK"/>
+              <w14:ligatures w14:val="standardContextual"/>
+            </w:rPr>
+          </w:pPr>
+          <w:hyperlink w:anchor="_Toc221130689" w:history="1">
+            <w:r>
+              <w:rPr>
+                <w:rStyle w:val="Hypertextovprepojenie"/>
+              </w:rPr>
               <w:t>Príloha A</w:t>
             </w:r>
             <w:r>
@@ -4639,7 +7013,7 @@
               <w:rPr>
                 <w:webHidden/>
               </w:rPr>
-              <w:instrText xml:space="preserve"> PAGEREF _Toc220961658 \h </w:instrText>
+              <w:instrText xml:space="preserve"> PAGEREF _Toc221130689 \h </w:instrText>
             </w:r>
             <w:r>
               <w:rPr>
@@ -5236,6 +7610,13 @@
                 <w:szCs w:val="22"/>
               </w:rPr>
             </w:pPr>
+            <w:r>
+              <w:rPr>
+                <w:sz w:val="22"/>
+                <w:szCs w:val="22"/>
+              </w:rPr>
+              <w:t>DTO</w:t>
+            </w:r>
           </w:p>
         </w:tc>
         <w:tc>
@@ -5246,13 +7627,38 @@
           <w:p>
             <w:pPr>
               <w:pStyle w:val="Default"/>
-              <w:ind w:right="-647" w:firstLine="23"/>
+              <w:ind w:left="448" w:right="-647" w:firstLine="0"/>
               <w:cnfStyle w:val="000000100000" w:firstRow="0" w:lastRow="0" w:firstColumn="0" w:lastColumn="0" w:oddVBand="0" w:evenVBand="0" w:oddHBand="1" w:evenHBand="0" w:firstRowFirstColumn="0" w:firstRowLastColumn="0" w:lastRowFirstColumn="0" w:lastRowLastColumn="0"/>
               <w:rPr>
                 <w:sz w:val="23"/>
                 <w:szCs w:val="23"/>
               </w:rPr>
             </w:pPr>
+            <w:proofErr w:type="spellStart"/>
+            <w:r>
+              <w:rPr>
+                <w:sz w:val="23"/>
+                <w:szCs w:val="23"/>
+              </w:rPr>
+              <w:t>Data</w:t>
+            </w:r>
+            <w:proofErr w:type="spellEnd"/>
+            <w:r>
+              <w:rPr>
+                <w:sz w:val="23"/>
+                <w:szCs w:val="23"/>
+              </w:rPr>
+              <w:t xml:space="preserve"> transfer </w:t>
+            </w:r>
+            <w:proofErr w:type="spellStart"/>
+            <w:r>
+              <w:rPr>
+                <w:sz w:val="23"/>
+                <w:szCs w:val="23"/>
+              </w:rPr>
+              <w:t>object</w:t>
+            </w:r>
+            <w:proofErr w:type="spellEnd"/>
           </w:p>
         </w:tc>
         <w:tc>
@@ -5265,6 +7671,244 @@
               <w:pStyle w:val="Default"/>
               <w:ind w:left="437" w:hanging="437"/>
               <w:cnfStyle w:val="000000100000" w:firstRow="0" w:lastRow="0" w:firstColumn="0" w:lastColumn="0" w:oddVBand="0" w:evenVBand="0" w:oddHBand="1" w:evenHBand="0" w:firstRowFirstColumn="0" w:firstRowLastColumn="0" w:lastRowFirstColumn="0" w:lastRowLastColumn="0"/>
+              <w:rPr>
+                <w:sz w:val="23"/>
+                <w:szCs w:val="23"/>
+              </w:rPr>
+            </w:pPr>
+          </w:p>
+        </w:tc>
+      </w:tr>
+      <w:tr>
+        <w:tc>
+          <w:tcPr>
+            <w:cnfStyle w:val="001000000000" w:firstRow="0" w:lastRow="0" w:firstColumn="1" w:lastColumn="0" w:oddVBand="0" w:evenVBand="0" w:oddHBand="0" w:evenHBand="0" w:firstRowFirstColumn="0" w:firstRowLastColumn="0" w:lastRowFirstColumn="0" w:lastRowLastColumn="0"/>
+            <w:tcW w:w="1399" w:type="dxa"/>
+            <w:vAlign w:val="center"/>
+          </w:tcPr>
+          <w:p>
+            <w:pPr>
+              <w:pStyle w:val="TextChar"/>
+              <w:spacing w:line="240" w:lineRule="auto"/>
+              <w:ind w:left="0" w:firstLine="0"/>
+              <w:jc w:val="center"/>
+              <w:rPr>
+                <w:sz w:val="22"/>
+                <w:szCs w:val="22"/>
+                <w:lang w:val="en-US"/>
+              </w:rPr>
+            </w:pPr>
+            <w:r>
+              <w:rPr>
+                <w:sz w:val="22"/>
+                <w:szCs w:val="22"/>
+              </w:rPr>
+              <w:t>C#</w:t>
+            </w:r>
+          </w:p>
+        </w:tc>
+        <w:tc>
+          <w:tcPr>
+            <w:tcW w:w="3552" w:type="dxa"/>
+            <w:vAlign w:val="center"/>
+          </w:tcPr>
+          <w:p>
+            <w:pPr>
+              <w:pStyle w:val="Default"/>
+              <w:ind w:left="448" w:right="-647" w:firstLine="0"/>
+              <w:cnfStyle w:val="000000000000" w:firstRow="0" w:lastRow="0" w:firstColumn="0" w:lastColumn="0" w:oddVBand="0" w:evenVBand="0" w:oddHBand="0" w:evenHBand="0" w:firstRowFirstColumn="0" w:firstRowLastColumn="0" w:lastRowFirstColumn="0" w:lastRowLastColumn="0"/>
+              <w:rPr>
+                <w:sz w:val="23"/>
+                <w:szCs w:val="23"/>
+              </w:rPr>
+            </w:pPr>
+            <w:r>
+              <w:rPr>
+                <w:sz w:val="23"/>
+                <w:szCs w:val="23"/>
+              </w:rPr>
+              <w:t xml:space="preserve">C </w:t>
+            </w:r>
+            <w:proofErr w:type="spellStart"/>
+            <w:r>
+              <w:rPr>
+                <w:sz w:val="23"/>
+                <w:szCs w:val="23"/>
+              </w:rPr>
+              <w:t>sharp</w:t>
+            </w:r>
+            <w:proofErr w:type="spellEnd"/>
+          </w:p>
+        </w:tc>
+        <w:tc>
+          <w:tcPr>
+            <w:tcW w:w="3411" w:type="dxa"/>
+            <w:vAlign w:val="center"/>
+          </w:tcPr>
+          <w:p>
+            <w:pPr>
+              <w:pStyle w:val="Default"/>
+              <w:ind w:left="437" w:firstLine="0"/>
+              <w:cnfStyle w:val="000000000000" w:firstRow="0" w:lastRow="0" w:firstColumn="0" w:lastColumn="0" w:oddVBand="0" w:evenVBand="0" w:oddHBand="0" w:evenHBand="0" w:firstRowFirstColumn="0" w:firstRowLastColumn="0" w:lastRowFirstColumn="0" w:lastRowLastColumn="0"/>
+              <w:rPr>
+                <w:sz w:val="23"/>
+                <w:szCs w:val="23"/>
+              </w:rPr>
+            </w:pPr>
+            <w:r>
+              <w:rPr>
+                <w:sz w:val="23"/>
+                <w:szCs w:val="23"/>
+              </w:rPr>
+              <w:t xml:space="preserve">C </w:t>
+            </w:r>
+            <w:proofErr w:type="spellStart"/>
+            <w:r>
+              <w:rPr>
+                <w:sz w:val="23"/>
+                <w:szCs w:val="23"/>
+              </w:rPr>
+              <w:t>sharp</w:t>
+            </w:r>
+            <w:proofErr w:type="spellEnd"/>
+          </w:p>
+        </w:tc>
+      </w:tr>
+      <w:tr>
+        <w:trPr>
+          <w:cnfStyle w:val="000000100000" w:firstRow="0" w:lastRow="0" w:firstColumn="0" w:lastColumn="0" w:oddVBand="0" w:evenVBand="0" w:oddHBand="1" w:evenHBand="0" w:firstRowFirstColumn="0" w:firstRowLastColumn="0" w:lastRowFirstColumn="0" w:lastRowLastColumn="0"/>
+        </w:trPr>
+        <w:tc>
+          <w:tcPr>
+            <w:cnfStyle w:val="001000000000" w:firstRow="0" w:lastRow="0" w:firstColumn="1" w:lastColumn="0" w:oddVBand="0" w:evenVBand="0" w:oddHBand="0" w:evenHBand="0" w:firstRowFirstColumn="0" w:firstRowLastColumn="0" w:lastRowFirstColumn="0" w:lastRowLastColumn="0"/>
+            <w:tcW w:w="1399" w:type="dxa"/>
+            <w:vAlign w:val="center"/>
+          </w:tcPr>
+          <w:p>
+            <w:pPr>
+              <w:pStyle w:val="TextChar"/>
+              <w:spacing w:line="240" w:lineRule="auto"/>
+              <w:ind w:left="0" w:firstLine="0"/>
+              <w:jc w:val="center"/>
+              <w:rPr>
+                <w:sz w:val="22"/>
+                <w:szCs w:val="22"/>
+              </w:rPr>
+            </w:pPr>
+            <w:r>
+              <w:rPr>
+                <w:sz w:val="22"/>
+                <w:szCs w:val="22"/>
+              </w:rPr>
+              <w:t>HTTP</w:t>
+            </w:r>
+          </w:p>
+        </w:tc>
+        <w:tc>
+          <w:tcPr>
+            <w:tcW w:w="3552" w:type="dxa"/>
+            <w:vAlign w:val="center"/>
+          </w:tcPr>
+          <w:p>
+            <w:pPr>
+              <w:pStyle w:val="Default"/>
+              <w:ind w:left="448" w:right="-647"/>
+              <w:cnfStyle w:val="000000100000" w:firstRow="0" w:lastRow="0" w:firstColumn="0" w:lastColumn="0" w:oddVBand="0" w:evenVBand="0" w:oddHBand="1" w:evenHBand="0" w:firstRowFirstColumn="0" w:firstRowLastColumn="0" w:lastRowFirstColumn="0" w:lastRowLastColumn="0"/>
+              <w:rPr>
+                <w:sz w:val="23"/>
+                <w:szCs w:val="23"/>
+              </w:rPr>
+            </w:pPr>
+          </w:p>
+        </w:tc>
+        <w:tc>
+          <w:tcPr>
+            <w:tcW w:w="3411" w:type="dxa"/>
+            <w:vAlign w:val="center"/>
+          </w:tcPr>
+          <w:p>
+            <w:pPr>
+              <w:pStyle w:val="Default"/>
+              <w:ind w:left="437"/>
+              <w:cnfStyle w:val="000000100000" w:firstRow="0" w:lastRow="0" w:firstColumn="0" w:lastColumn="0" w:oddVBand="0" w:evenVBand="0" w:oddHBand="1" w:evenHBand="0" w:firstRowFirstColumn="0" w:firstRowLastColumn="0" w:lastRowFirstColumn="0" w:lastRowLastColumn="0"/>
+              <w:rPr>
+                <w:sz w:val="23"/>
+                <w:szCs w:val="23"/>
+              </w:rPr>
+            </w:pPr>
+          </w:p>
+        </w:tc>
+      </w:tr>
+      <w:tr>
+        <w:tc>
+          <w:tcPr>
+            <w:cnfStyle w:val="001000000000" w:firstRow="0" w:lastRow="0" w:firstColumn="1" w:lastColumn="0" w:oddVBand="0" w:evenVBand="0" w:oddHBand="0" w:evenHBand="0" w:firstRowFirstColumn="0" w:firstRowLastColumn="0" w:lastRowFirstColumn="0" w:lastRowLastColumn="0"/>
+            <w:tcW w:w="1399" w:type="dxa"/>
+            <w:vAlign w:val="center"/>
+          </w:tcPr>
+          <w:p>
+            <w:pPr>
+              <w:pStyle w:val="TextChar"/>
+              <w:spacing w:line="240" w:lineRule="auto"/>
+              <w:ind w:left="0" w:firstLine="0"/>
+              <w:jc w:val="center"/>
+              <w:rPr>
+                <w:sz w:val="22"/>
+                <w:szCs w:val="22"/>
+              </w:rPr>
+            </w:pPr>
+            <w:r>
+              <w:rPr>
+                <w:sz w:val="22"/>
+                <w:szCs w:val="22"/>
+              </w:rPr>
+              <w:t>JWT</w:t>
+            </w:r>
+          </w:p>
+        </w:tc>
+        <w:tc>
+          <w:tcPr>
+            <w:tcW w:w="3552" w:type="dxa"/>
+            <w:vAlign w:val="center"/>
+          </w:tcPr>
+          <w:p>
+            <w:pPr>
+              <w:pStyle w:val="Default"/>
+              <w:ind w:left="448" w:right="-647" w:firstLine="0"/>
+              <w:cnfStyle w:val="000000000000" w:firstRow="0" w:lastRow="0" w:firstColumn="0" w:lastColumn="0" w:oddVBand="0" w:evenVBand="0" w:oddHBand="0" w:evenHBand="0" w:firstRowFirstColumn="0" w:firstRowLastColumn="0" w:lastRowFirstColumn="0" w:lastRowLastColumn="0"/>
+              <w:rPr>
+                <w:sz w:val="23"/>
+                <w:szCs w:val="23"/>
+              </w:rPr>
+            </w:pPr>
+            <w:proofErr w:type="spellStart"/>
+            <w:r>
+              <w:rPr>
+                <w:sz w:val="23"/>
+                <w:szCs w:val="23"/>
+              </w:rPr>
+              <w:t>Json</w:t>
+            </w:r>
+            <w:proofErr w:type="spellEnd"/>
+            <w:r>
+              <w:rPr>
+                <w:sz w:val="23"/>
+                <w:szCs w:val="23"/>
+              </w:rPr>
+              <w:t xml:space="preserve"> web token</w:t>
+            </w:r>
+          </w:p>
+        </w:tc>
+        <w:tc>
+          <w:tcPr>
+            <w:tcW w:w="3411" w:type="dxa"/>
+            <w:vAlign w:val="center"/>
+          </w:tcPr>
+          <w:p>
+            <w:pPr>
+              <w:pStyle w:val="Default"/>
+              <w:ind w:left="437"/>
+              <w:cnfStyle w:val="000000000000" w:firstRow="0" w:lastRow="0" w:firstColumn="0" w:lastColumn="0" w:oddVBand="0" w:evenVBand="0" w:oddHBand="0" w:evenHBand="0" w:firstRowFirstColumn="0" w:firstRowLastColumn="0" w:lastRowFirstColumn="0" w:lastRowLastColumn="0"/>
               <w:rPr>
                 <w:sz w:val="23"/>
                 <w:szCs w:val="23"/>
@@ -5556,17 +8200,22 @@
     </w:p>
     <w:p>
       <w:pPr>
-        <w:sectPr>
-          <w:headerReference w:type="default" r:id="rId13"/>
-          <w:footerReference w:type="default" r:id="rId14"/>
-          <w:footerReference w:type="first" r:id="rId15"/>
-          <w:pgSz w:w="11906" w:h="16838"/>
-          <w:pgMar w:top="1418" w:right="1418" w:bottom="1418" w:left="1985" w:header="708" w:footer="708" w:gutter="0"/>
-          <w:pgNumType w:fmt="upperRoman" w:start="1"/>
-          <w:cols w:space="708"/>
-          <w:titlePg/>
-          <w:docGrid w:linePitch="360"/>
-        </w:sectPr>
+        <w:rPr>
+          <w:rFonts w:ascii="Times New Roman" w:eastAsia="Times New Roman" w:hAnsi="Times New Roman" w:cs="Times New Roman"/>
+          <w:sz w:val="24"/>
+          <w:szCs w:val="24"/>
+          <w:lang w:eastAsia="sk-SK"/>
+        </w:rPr>
+      </w:pPr>
+      <w:r>
+        <w:br w:type="page"/>
+      </w:r>
+    </w:p>
+    <w:p>
+      <w:pPr>
+        <w:pStyle w:val="TextChar"/>
+        <w:ind w:firstLine="0"/>
+        <w:jc w:val="left"/>
       </w:pPr>
     </w:p>
     <w:p>
@@ -5583,13 +8232,12 @@
         </w:rPr>
       </w:pPr>
       <w:bookmarkStart w:id="0" w:name="_Toc382839392"/>
-      <w:bookmarkStart w:id="1" w:name="_Toc220961643"/>
+      <w:bookmarkStart w:id="1" w:name="_Toc221130661"/>
       <w:r>
         <w:rPr>
           <w:smallCaps w:val="0"/>
           <w:szCs w:val="32"/>
         </w:rPr>
-        <w:lastRenderedPageBreak/>
         <w:t>Úvod</w:t>
       </w:r>
       <w:bookmarkEnd w:id="0"/>
@@ -5723,7 +8371,7 @@
       <w:pPr>
         <w:pStyle w:val="Nadpis1"/>
       </w:pPr>
-      <w:bookmarkStart w:id="2" w:name="_Toc220961644"/>
+      <w:bookmarkStart w:id="2" w:name="_Toc221130662"/>
       <w:r>
         <w:lastRenderedPageBreak/>
         <w:t>Zadanie a cieľ projektu</w:t>
@@ -5769,7 +8417,7 @@
       <w:pPr>
         <w:pStyle w:val="Nadpis2"/>
       </w:pPr>
-      <w:bookmarkStart w:id="3" w:name="_Toc220961645"/>
+      <w:bookmarkStart w:id="3" w:name="_Toc221130663"/>
       <w:r>
         <w:t xml:space="preserve">Zadanie maturitného projektu </w:t>
       </w:r>
@@ -5809,7 +8457,7 @@
       <w:r>
         <w:t xml:space="preserve">    </w:t>
       </w:r>
-      <w:bookmarkStart w:id="4" w:name="_Toc220961646"/>
+      <w:bookmarkStart w:id="4" w:name="_Toc221130664"/>
       <w:r>
         <w:t>Cieľ projektu (TNR 14)</w:t>
       </w:r>
@@ -5858,7 +8506,7 @@
       <w:r>
         <w:t xml:space="preserve">  </w:t>
       </w:r>
-      <w:bookmarkStart w:id="5" w:name="_Toc220961647"/>
+      <w:bookmarkStart w:id="5" w:name="_Toc221130665"/>
       <w:r>
         <w:t xml:space="preserve">Požiadavky na projekt </w:t>
       </w:r>
@@ -6109,7 +8757,7 @@
         <w:pStyle w:val="Nadpis1"/>
       </w:pPr>
       <w:bookmarkStart w:id="6" w:name="_Toc382839396"/>
-      <w:bookmarkStart w:id="7" w:name="_Toc220961648"/>
+      <w:bookmarkStart w:id="7" w:name="_Toc221130666"/>
       <w:r>
         <w:lastRenderedPageBreak/>
         <w:t>Použité technológie</w:t>
@@ -6161,7 +8809,7 @@
       <w:pPr>
         <w:pStyle w:val="Nadpis2"/>
       </w:pPr>
-      <w:bookmarkStart w:id="8" w:name="_Toc220961649"/>
+      <w:bookmarkStart w:id="8" w:name="_Toc221130667"/>
       <w:r>
         <w:t>Použité programovacie jazyky</w:t>
       </w:r>
@@ -6205,7 +8853,7 @@
       <w:pPr>
         <w:pStyle w:val="Nadpis3"/>
       </w:pPr>
-      <w:bookmarkStart w:id="9" w:name="_Toc220961650"/>
+      <w:bookmarkStart w:id="9" w:name="_Toc221130668"/>
       <w:r>
         <w:t>Programovací jazyk C#</w:t>
       </w:r>
@@ -6238,7 +8886,7 @@
       <w:pPr>
         <w:pStyle w:val="Nadpis3"/>
       </w:pPr>
-      <w:bookmarkStart w:id="10" w:name="_Toc220961651"/>
+      <w:bookmarkStart w:id="10" w:name="_Toc221130669"/>
       <w:r>
         <w:t xml:space="preserve">Programovací jazyk </w:t>
       </w:r>
@@ -6325,7 +8973,7 @@
       <w:pPr>
         <w:pStyle w:val="Nadpis2"/>
       </w:pPr>
-      <w:bookmarkStart w:id="11" w:name="_Toc220961652"/>
+      <w:bookmarkStart w:id="11" w:name="_Toc221130670"/>
       <w:r>
         <w:lastRenderedPageBreak/>
         <w:t>Použité knižnice a </w:t>
@@ -6362,7 +9010,7 @@
       <w:pPr>
         <w:pStyle w:val="Nadpis3"/>
       </w:pPr>
-      <w:bookmarkStart w:id="12" w:name="_Toc220961653"/>
+      <w:bookmarkStart w:id="12" w:name="_Toc221130671"/>
       <w:proofErr w:type="spellStart"/>
       <w:r>
         <w:t>Backend</w:t>
@@ -6599,10 +9247,7 @@
       </w:r>
       <w:proofErr w:type="spellEnd"/>
       <w:r>
-        <w:t xml:space="preserve"> Web Token). Pomocou autentifikácie a autorizácie som docielil, aby mohol používateľ pracovať s chránenými časťami aplikácie, ale iba v rámci svojich oprávnení. </w:t>
-      </w:r>
-      <w:r>
-        <w:t>Po úspešnom prihlásení sa používateľovi vygeneruje token, ktorý sa následne posiela spolu s každou požiadavkou na server. Vďaka tomu je možné overiť identitu používateľa a zabezpečiť ochranu jeho údajov.</w:t>
+        <w:t xml:space="preserve"> Web Token). Pomocou autentifikácie a autorizácie som docielil, aby mohol používateľ pracovať s chránenými časťami aplikácie, ale iba v rámci svojich oprávnení. Po úspešnom prihlásení sa používateľovi vygeneruje token, ktorý sa následne posiela spolu s každou požiadavkou na server. Vďaka tomu je možné overiť identitu používateľa a zabezpečiť ochranu jeho údajov.</w:t>
       </w:r>
     </w:p>
     <w:p>
@@ -6614,7 +9259,7 @@
       <w:pPr>
         <w:pStyle w:val="Nadpis3"/>
       </w:pPr>
-      <w:bookmarkStart w:id="13" w:name="_Toc220961654"/>
+      <w:bookmarkStart w:id="13" w:name="_Toc221130672"/>
       <w:proofErr w:type="spellStart"/>
       <w:r>
         <w:t>Frontend</w:t>
@@ -6696,13 +9341,7 @@
       </w:r>
       <w:proofErr w:type="spellEnd"/>
       <w:r>
-        <w:t xml:space="preserve"> slúži na vytváranie dynamických webových stránok a umožňuje rozdeliť aplikáciu na menšie, samostatné komponenty, ako sú formuláre, zoznamy alebo jednotlivé obrazovky aplikácie. Tento prístup zjednodušuje úpravy kódu a ďalší vývoj aplikácie.</w:t>
-      </w:r>
-      <w:r>
-        <w:t xml:space="preserve"> </w:t>
-      </w:r>
-      <w:r>
-        <w:t xml:space="preserve">Next.js som použil ako nadstavbu nad </w:t>
+        <w:t xml:space="preserve"> slúži na vytváranie dynamických webových stránok a umožňuje rozdeliť aplikáciu na menšie, samostatné komponenty, ako sú formuláre, zoznamy alebo jednotlivé obrazovky aplikácie. Tento prístup zjednodušuje úpravy kódu a ďalší vývoj aplikácie. Next.js som použil ako nadstavbu nad </w:t>
       </w:r>
       <w:proofErr w:type="spellStart"/>
       <w:r>
@@ -6983,176 +9622,158 @@
         <w:t xml:space="preserve"> </w:t>
       </w:r>
       <w:r>
-        <w:t xml:space="preserve">Na doplnenie používateľského rozhrania o ikony </w:t>
-      </w:r>
-      <w:r>
-        <w:t>slúžila</w:t>
-      </w:r>
-      <w:r>
-        <w:t xml:space="preserve"> knižnic</w:t>
-      </w:r>
-      <w:r>
-        <w:t>a</w:t>
-      </w:r>
+        <w:t xml:space="preserve">Na doplnenie používateľského rozhrania o ikony slúžila knižnica </w:t>
+      </w:r>
+      <w:proofErr w:type="spellStart"/>
+      <w:r>
+        <w:t>Lucide</w:t>
+      </w:r>
+      <w:proofErr w:type="spellEnd"/>
       <w:r>
         <w:t xml:space="preserve"> </w:t>
       </w:r>
       <w:proofErr w:type="spellStart"/>
       <w:r>
-        <w:t>Lucide</w:t>
-      </w:r>
-      <w:proofErr w:type="spellEnd"/>
+        <w:t>React</w:t>
+      </w:r>
+      <w:proofErr w:type="spellEnd"/>
+      <w:r>
+        <w:t xml:space="preserve">. Ikony zlepšujú prehľadnosť aplikácie a uľahčujú používateľovi orientáciu v jednotlivých častiach systému. Na </w:t>
+      </w:r>
+      <w:proofErr w:type="spellStart"/>
+      <w:r>
+        <w:t>štýlovanie</w:t>
+      </w:r>
+      <w:proofErr w:type="spellEnd"/>
+      <w:r>
+        <w:t xml:space="preserve"> aplikácie som použil </w:t>
+      </w:r>
+      <w:proofErr w:type="spellStart"/>
+      <w:r>
+        <w:t>Tailwind</w:t>
+      </w:r>
+      <w:proofErr w:type="spellEnd"/>
+      <w:r>
+        <w:t xml:space="preserve"> CSS</w:t>
+      </w:r>
+      <w:r>
+        <w:t xml:space="preserve">, čo je náhrada za </w:t>
+      </w:r>
+      <w:proofErr w:type="spellStart"/>
+      <w:r>
+        <w:t>css</w:t>
+      </w:r>
+      <w:proofErr w:type="spellEnd"/>
+      <w:r>
+        <w:t>, ktor</w:t>
+      </w:r>
+      <w:r>
+        <w:t>á</w:t>
+      </w:r>
+      <w:r>
+        <w:t xml:space="preserve"> umožňuje rýchle a efektívne vytváranie moderného a </w:t>
+      </w:r>
+      <w:proofErr w:type="spellStart"/>
+      <w:r>
+        <w:t>responzívneho</w:t>
+      </w:r>
+      <w:proofErr w:type="spellEnd"/>
+      <w:r>
+        <w:t xml:space="preserve"> dizajnu. Pomocou tejto knižnice som dokázal jednoducho prispôsobiť vzhľad aplikácie rôznym veľkostiam obrazoviek. </w:t>
+      </w:r>
+      <w:proofErr w:type="spellStart"/>
+      <w:r>
+        <w:t>Tailwind</w:t>
+      </w:r>
+      <w:proofErr w:type="spellEnd"/>
+      <w:r>
+        <w:t xml:space="preserve"> CSS zároveň zabezpečuje jednotný vzhľad aplikácie a zjednodušuje údržbu štýlov.</w:t>
+      </w:r>
+    </w:p>
+    <w:p>
+      <w:pPr>
+        <w:pStyle w:val="TEXT"/>
+      </w:pPr>
+    </w:p>
+    <w:p>
+      <w:pPr>
+        <w:pStyle w:val="Nadpis2"/>
+      </w:pPr>
+      <w:bookmarkStart w:id="14" w:name="_Toc221130673"/>
+      <w:r>
+        <w:t>Databáza a ukladanie údajov</w:t>
+      </w:r>
+      <w:bookmarkEnd w:id="14"/>
       <w:r>
         <w:t xml:space="preserve"> </w:t>
       </w:r>
-      <w:proofErr w:type="spellStart"/>
-      <w:r>
-        <w:t>React</w:t>
-      </w:r>
-      <w:proofErr w:type="spellEnd"/>
-      <w:r>
-        <w:t xml:space="preserve">. Ikony zlepšujú prehľadnosť aplikácie a uľahčujú používateľovi orientáciu v jednotlivých častiach systému. Na </w:t>
-      </w:r>
-      <w:proofErr w:type="spellStart"/>
-      <w:r>
-        <w:t>štýlovanie</w:t>
-      </w:r>
-      <w:proofErr w:type="spellEnd"/>
-      <w:r>
-        <w:t xml:space="preserve"> aplikácie som použil </w:t>
-      </w:r>
-      <w:proofErr w:type="spellStart"/>
-      <w:r>
-        <w:t>Tailwind</w:t>
-      </w:r>
-      <w:proofErr w:type="spellEnd"/>
-      <w:r>
-        <w:t xml:space="preserve"> CSS</w:t>
-      </w:r>
-      <w:r>
-        <w:t xml:space="preserve">, čo je náhrada za </w:t>
-      </w:r>
-      <w:proofErr w:type="spellStart"/>
-      <w:r>
-        <w:t>css</w:t>
-      </w:r>
-      <w:proofErr w:type="spellEnd"/>
-      <w:r>
-        <w:t>, ktor</w:t>
-      </w:r>
-      <w:r>
-        <w:t>á</w:t>
-      </w:r>
-      <w:r>
-        <w:t xml:space="preserve"> umožňuje rýchle a efektívne vytváranie moderného a </w:t>
-      </w:r>
-      <w:proofErr w:type="spellStart"/>
-      <w:r>
-        <w:t>responzívneho</w:t>
-      </w:r>
-      <w:proofErr w:type="spellEnd"/>
-      <w:r>
-        <w:t xml:space="preserve"> dizajnu. Pomocou tejto knižnice som dokázal jednoducho prispôsobiť vzhľad aplikácie rôznym veľkostiam obrazoviek. </w:t>
-      </w:r>
-      <w:proofErr w:type="spellStart"/>
-      <w:r>
-        <w:t>Tailwind</w:t>
-      </w:r>
-      <w:proofErr w:type="spellEnd"/>
-      <w:r>
-        <w:t xml:space="preserve"> CSS zároveň zabezpečuje jednotný vzhľad aplikácie a zjednodušuje údržbu štýlov.</w:t>
-      </w:r>
     </w:p>
     <w:p>
       <w:pPr>
         <w:pStyle w:val="TEXT"/>
       </w:pPr>
+      <w:r>
+        <w:t xml:space="preserve">Na ukladanie údajov bola použitá relačná databáza </w:t>
+      </w:r>
+      <w:proofErr w:type="spellStart"/>
+      <w:r>
+        <w:t>PostgreSQL</w:t>
+      </w:r>
+      <w:proofErr w:type="spellEnd"/>
+      <w:r>
+        <w:t xml:space="preserve">, ktorá poskytuje vysokú spoľahlivosť a výkon pri práci s väčším množstvom dát. Databáza slúži na ukladanie </w:t>
+      </w:r>
+      <w:r>
+        <w:t>všetkých dát v aplikácii</w:t>
+      </w:r>
+      <w:r>
+        <w:t xml:space="preserve">.  Komunikácia medzi </w:t>
+      </w:r>
+      <w:proofErr w:type="spellStart"/>
+      <w:r>
+        <w:t>backendovou</w:t>
+      </w:r>
+      <w:proofErr w:type="spellEnd"/>
+      <w:r>
+        <w:t xml:space="preserve"> aplikáciou a databázou je realizovaná pomocou objektovo-relačného mapovania (ORM),</w:t>
+      </w:r>
+      <w:r>
+        <w:t xml:space="preserve"> v mojom </w:t>
+      </w:r>
+      <w:r>
+        <w:lastRenderedPageBreak/>
+        <w:t xml:space="preserve">prípade Entity </w:t>
+      </w:r>
+      <w:proofErr w:type="spellStart"/>
+      <w:r>
+        <w:t>Framework</w:t>
+      </w:r>
+      <w:proofErr w:type="spellEnd"/>
+      <w:r>
+        <w:t xml:space="preserve"> </w:t>
+      </w:r>
+      <w:proofErr w:type="spellStart"/>
+      <w:r>
+        <w:t>Core</w:t>
+      </w:r>
+      <w:proofErr w:type="spellEnd"/>
+      <w:r>
+        <w:t>, ktoré je s .NET aplikáciami veľmi často využívané. ORM umožňuje prevod relácií (tabuliek v databáze) na objekty a tým</w:t>
+      </w:r>
+      <w:r>
+        <w:t xml:space="preserve"> umožňuje jednoduchú a prehľadnú prácu s databázovými tabuľkami priamo v programovacom jazyku. </w:t>
+      </w:r>
+    </w:p>
+    <w:p>
+      <w:pPr>
+        <w:pStyle w:val="TEXT"/>
+      </w:pPr>
     </w:p>
     <w:p>
       <w:pPr>
         <w:pStyle w:val="Nadpis2"/>
       </w:pPr>
-      <w:bookmarkStart w:id="14" w:name="_Toc220961655"/>
-      <w:r>
-        <w:t>Databáza a ukladanie údajov</w:t>
-      </w:r>
-      <w:bookmarkEnd w:id="14"/>
-      <w:r>
-        <w:t xml:space="preserve"> </w:t>
-      </w:r>
-    </w:p>
-    <w:p>
-      <w:pPr>
-        <w:pStyle w:val="TEXT"/>
-      </w:pPr>
-      <w:r>
-        <w:t xml:space="preserve">Na ukladanie údajov bola použitá relačná databáza </w:t>
-      </w:r>
-      <w:proofErr w:type="spellStart"/>
-      <w:r>
-        <w:t>PostgreSQL</w:t>
-      </w:r>
-      <w:proofErr w:type="spellEnd"/>
-      <w:r>
-        <w:t>, ktorá poskytuje vysokú spoľahlivosť a výkon pri práci s väčším množstvom dát. Databáza slúži na ukladanie používateľov, otázok, testov</w:t>
-      </w:r>
-      <w:r>
-        <w:t xml:space="preserve">, </w:t>
-      </w:r>
-      <w:r>
-        <w:t>výsledkov testovania</w:t>
-      </w:r>
-      <w:r>
-        <w:t xml:space="preserve"> a ostatných dát</w:t>
-      </w:r>
-      <w:r>
-        <w:t xml:space="preserve">.  Komunikácia medzi </w:t>
-      </w:r>
-      <w:proofErr w:type="spellStart"/>
-      <w:r>
-        <w:t>backendovou</w:t>
-      </w:r>
-      <w:proofErr w:type="spellEnd"/>
-      <w:r>
-        <w:t xml:space="preserve"> aplikáciou a databázou je realizovaná pomocou </w:t>
-      </w:r>
-      <w:r>
-        <w:lastRenderedPageBreak/>
-        <w:t>objektovo-relačného mapovania (ORM),</w:t>
-      </w:r>
-      <w:r>
-        <w:t xml:space="preserve"> v mojom prípade Entity </w:t>
-      </w:r>
-      <w:proofErr w:type="spellStart"/>
-      <w:r>
-        <w:t>Framework</w:t>
-      </w:r>
-      <w:proofErr w:type="spellEnd"/>
-      <w:r>
-        <w:t xml:space="preserve"> </w:t>
-      </w:r>
-      <w:proofErr w:type="spellStart"/>
-      <w:r>
-        <w:t>Core</w:t>
-      </w:r>
-      <w:proofErr w:type="spellEnd"/>
-      <w:r>
-        <w:t>, ktoré je s .NET aplikáciami veľmi často využívané. ORM umožňuje prevod relácií (tabuliek v databáze) na objekty a tým</w:t>
-      </w:r>
-      <w:r>
-        <w:t xml:space="preserve"> umožňuje jednoduchú a prehľadnú prácu s databázovými tabuľkami priamo v programovacom jazyku. </w:t>
-      </w:r>
-    </w:p>
-    <w:p>
-      <w:pPr>
-        <w:pStyle w:val="TEXT"/>
-      </w:pPr>
-    </w:p>
-    <w:p>
-      <w:pPr>
-        <w:pStyle w:val="Nadpis2"/>
-      </w:pPr>
-      <w:bookmarkStart w:id="15" w:name="_Toc220961656"/>
+      <w:bookmarkStart w:id="15" w:name="_Toc221130674"/>
       <w:r>
         <w:rPr>
           <w:rStyle w:val="Nadpis2Char"/>
@@ -7240,22 +9861,2226 @@
       </w:r>
       <w:proofErr w:type="spellStart"/>
       <w:r>
-        <w:t>verzovací</w:t>
-      </w:r>
-      <w:proofErr w:type="spellEnd"/>
-      <w:r>
-        <w:t xml:space="preserve"> systém Git, ktorý umožňuje sledovanie zmien a spoluprácu na projekte. Na testovanie aplikácie bol použitý webový prehliadač a nástroje určené na kontrolu správnosti funkčnosti systému. </w:t>
-      </w:r>
+        <w:t>Git</w:t>
+      </w:r>
+      <w:r>
+        <w:t>hub</w:t>
+      </w:r>
+      <w:proofErr w:type="spellEnd"/>
+      <w:r>
+        <w:t xml:space="preserve"> Desktop</w:t>
+      </w:r>
+      <w:r>
+        <w:t xml:space="preserve">, ktorý umožňuje sledovanie zmien a spoluprácu na projekte. Na testovanie aplikácie bol použitý webový prehliadač a nástroje určené na kontrolu správnosti funkčnosti systému. </w:t>
+      </w:r>
+    </w:p>
+    <w:p>
+      <w:pPr>
+        <w:rPr>
+          <w:rFonts w:ascii="Times New Roman" w:eastAsia="Times New Roman" w:hAnsi="Times New Roman" w:cs="Times New Roman"/>
+          <w:sz w:val="24"/>
+          <w:szCs w:val="24"/>
+          <w:lang w:eastAsia="sk-SK"/>
+        </w:rPr>
+      </w:pPr>
       <w:r>
         <w:br w:type="page"/>
       </w:r>
     </w:p>
     <w:p>
       <w:pPr>
+        <w:pStyle w:val="Nadpis1"/>
+      </w:pPr>
+      <w:bookmarkStart w:id="16" w:name="_Toc221130675"/>
+      <w:r>
+        <w:lastRenderedPageBreak/>
+        <w:t>Návrh systému</w:t>
+      </w:r>
+      <w:bookmarkEnd w:id="16"/>
+    </w:p>
+    <w:p>
+      <w:pPr>
+        <w:pStyle w:val="TEXT"/>
+      </w:pPr>
+      <w:r>
+        <w:t>V tejto kapitole sa zaoberám</w:t>
+      </w:r>
+      <w:r>
+        <w:t xml:space="preserve"> návrh</w:t>
+      </w:r>
+      <w:r>
+        <w:t>om</w:t>
+      </w:r>
+      <w:r>
+        <w:t xml:space="preserve"> webového testovacieho systému ešte pred samotnou implementáciou. Cieľom návrhu systému bolo vytvoriť prehľadnú, rozšíriteľnú a bezpečnú aplikáciu, ktorá bude jednoduchá na používanie pre študentov aj administrátorov. V kapitole je popísaná celková architektúra systému, návrh databázy, používateľské roly, komunikácia medzi </w:t>
+      </w:r>
+      <w:proofErr w:type="spellStart"/>
+      <w:r>
+        <w:t>frontendovou</w:t>
+      </w:r>
+      <w:proofErr w:type="spellEnd"/>
+      <w:r>
+        <w:t xml:space="preserve"> a </w:t>
+      </w:r>
+      <w:proofErr w:type="spellStart"/>
+      <w:r>
+        <w:t>backendovou</w:t>
+      </w:r>
+      <w:proofErr w:type="spellEnd"/>
+      <w:r>
+        <w:t xml:space="preserve"> časťou a základné bezpečnostné princípy aplikácie.</w:t>
+      </w:r>
+    </w:p>
+    <w:p>
+      <w:pPr>
+        <w:pStyle w:val="TEXT"/>
+      </w:pPr>
+    </w:p>
+    <w:p>
+      <w:pPr>
+        <w:pStyle w:val="Nadpis2"/>
+      </w:pPr>
+      <w:bookmarkStart w:id="17" w:name="_Toc221130676"/>
+      <w:r>
+        <w:t>Celkový návrh systému</w:t>
+      </w:r>
+      <w:bookmarkEnd w:id="17"/>
+    </w:p>
+    <w:p>
+      <w:pPr>
+        <w:pStyle w:val="TEXT"/>
+      </w:pPr>
+      <w:r>
+        <w:t xml:space="preserve">Navrhovaná aplikácia je webový systém typu klient–server. Systém je rozdelený na tri základné časti – </w:t>
+      </w:r>
+      <w:proofErr w:type="spellStart"/>
+      <w:r>
+        <w:t>frontend</w:t>
+      </w:r>
+      <w:proofErr w:type="spellEnd"/>
+      <w:r>
+        <w:t xml:space="preserve">, </w:t>
+      </w:r>
+      <w:proofErr w:type="spellStart"/>
+      <w:r>
+        <w:t>backend</w:t>
+      </w:r>
+      <w:proofErr w:type="spellEnd"/>
+      <w:r>
+        <w:t xml:space="preserve"> a databázu. </w:t>
+      </w:r>
+      <w:proofErr w:type="spellStart"/>
+      <w:r>
+        <w:t>Frontend</w:t>
+      </w:r>
+      <w:proofErr w:type="spellEnd"/>
+      <w:r>
+        <w:t xml:space="preserve"> predstavuje používateľské rozhranie aplikácie, ktoré je dostupné prostredníctvom webového prehliadača. </w:t>
+      </w:r>
+      <w:proofErr w:type="spellStart"/>
+      <w:r>
+        <w:t>Backend</w:t>
+      </w:r>
+      <w:proofErr w:type="spellEnd"/>
+      <w:r>
+        <w:t xml:space="preserve"> zabezpečuje spracovanie logiky aplikácie, overovanie používateľov, prácu s databázou a poskytovanie aplikačného rozhrania (API). Databáza slúži na ukladanie všetkých potrebných údajov, ako sú používatelia,</w:t>
+      </w:r>
+      <w:r>
+        <w:t xml:space="preserve"> predmety, otázky,</w:t>
+      </w:r>
+      <w:r>
+        <w:t xml:space="preserve"> testy, a výsledky testovania.  Komunikácia medzi </w:t>
+      </w:r>
+      <w:proofErr w:type="spellStart"/>
+      <w:r>
+        <w:t>frontendom</w:t>
+      </w:r>
+      <w:proofErr w:type="spellEnd"/>
+      <w:r>
+        <w:t xml:space="preserve"> a </w:t>
+      </w:r>
+      <w:proofErr w:type="spellStart"/>
+      <w:r>
+        <w:t>backendom</w:t>
+      </w:r>
+      <w:proofErr w:type="spellEnd"/>
+      <w:r>
+        <w:t xml:space="preserve"> prebieha pomocou HTTP požiadaviek cez REST API. </w:t>
+      </w:r>
+      <w:proofErr w:type="spellStart"/>
+      <w:r>
+        <w:t>Backend</w:t>
+      </w:r>
+      <w:proofErr w:type="spellEnd"/>
+      <w:r>
+        <w:t xml:space="preserve"> spracuje požiadavku, vykoná potrebnú logiku a odošle odpoveď späť klientovi. Tento spôsob návrhu umožňuje jednoduché rozšírenie systému a oddelenie jednotlivých častí aplikácie.</w:t>
+      </w:r>
+    </w:p>
+    <w:p>
+      <w:pPr>
+        <w:pStyle w:val="TEXT"/>
+      </w:pPr>
+    </w:p>
+    <w:p>
+      <w:pPr>
+        <w:pStyle w:val="Nadpis2"/>
+      </w:pPr>
+      <w:bookmarkStart w:id="18" w:name="_Toc221130677"/>
+      <w:r>
+        <w:t>Architektúra aplikácie</w:t>
+      </w:r>
+      <w:bookmarkEnd w:id="18"/>
+    </w:p>
+    <w:p>
+      <w:pPr>
+        <w:pStyle w:val="TEXT"/>
+      </w:pPr>
+      <w:r>
+        <w:t>Architektúra aplikácie bola navrhnutá tak, aby bola prehľadná, logicky rozdelená a jednoducho udržiavateľná. Každá časť aplikácie má jasne definovanú zodpovednosť.</w:t>
+      </w:r>
+    </w:p>
+    <w:p>
+      <w:pPr>
+        <w:pStyle w:val="TEXT"/>
+      </w:pPr>
+    </w:p>
+    <w:p>
+      <w:pPr>
+        <w:pStyle w:val="Nadpis3"/>
+      </w:pPr>
+      <w:bookmarkStart w:id="19" w:name="_Toc221130678"/>
+      <w:proofErr w:type="spellStart"/>
+      <w:r>
+        <w:t>Backendová</w:t>
+      </w:r>
+      <w:proofErr w:type="spellEnd"/>
+      <w:r>
+        <w:t xml:space="preserve"> architektúra</w:t>
+      </w:r>
+      <w:bookmarkEnd w:id="19"/>
+    </w:p>
+    <w:p>
+      <w:pPr>
+        <w:pStyle w:val="TEXT"/>
+      </w:pPr>
+      <w:proofErr w:type="spellStart"/>
+      <w:r>
+        <w:t>Backendová</w:t>
+      </w:r>
+      <w:proofErr w:type="spellEnd"/>
+      <w:r>
+        <w:t xml:space="preserve"> časť aplikácie je navrhnutá na základe vrstvenej architektúry. Tento architektonický prístup rozdeľuje aplikáciu do viacerých vrstiev, pričom každá vrstva má presne určenú úlohu. Základnými vrstvami </w:t>
+      </w:r>
+      <w:proofErr w:type="spellStart"/>
+      <w:r>
+        <w:t>backendu</w:t>
+      </w:r>
+      <w:proofErr w:type="spellEnd"/>
+      <w:r>
+        <w:t xml:space="preserve"> sú </w:t>
+      </w:r>
+      <w:proofErr w:type="spellStart"/>
+      <w:r>
+        <w:t>kontroléry</w:t>
+      </w:r>
+      <w:proofErr w:type="spellEnd"/>
+      <w:r>
+        <w:t xml:space="preserve"> (</w:t>
+      </w:r>
+      <w:proofErr w:type="spellStart"/>
+      <w:r>
+        <w:t>Controllers</w:t>
+      </w:r>
+      <w:proofErr w:type="spellEnd"/>
+      <w:r>
+        <w:t>)</w:t>
+      </w:r>
+      <w:r>
+        <w:t xml:space="preserve"> a </w:t>
+      </w:r>
+      <w:r>
+        <w:t>servisná vrstva (</w:t>
+      </w:r>
+      <w:proofErr w:type="spellStart"/>
+      <w:r>
+        <w:t>Services</w:t>
+      </w:r>
+      <w:proofErr w:type="spellEnd"/>
+      <w:r>
+        <w:t>)</w:t>
+      </w:r>
+      <w:r>
+        <w:t xml:space="preserve">. </w:t>
+      </w:r>
+      <w:proofErr w:type="spellStart"/>
+      <w:r>
+        <w:t>Controllery</w:t>
+      </w:r>
+      <w:proofErr w:type="spellEnd"/>
+      <w:r>
+        <w:t xml:space="preserve"> slúžia ako vstupný bod do aplikácie. Prijímajú HTTP požiadavky z </w:t>
+      </w:r>
+      <w:proofErr w:type="spellStart"/>
+      <w:r>
+        <w:t>frontendovej</w:t>
+      </w:r>
+      <w:proofErr w:type="spellEnd"/>
+      <w:r>
+        <w:t xml:space="preserve"> časti aplikácie</w:t>
+      </w:r>
+      <w:r>
+        <w:t xml:space="preserve"> </w:t>
+      </w:r>
+      <w:r>
+        <w:t xml:space="preserve">a následne odovzdávajú požiadavky do </w:t>
+      </w:r>
+      <w:r>
+        <w:lastRenderedPageBreak/>
+        <w:t>servisnej vrstvy.</w:t>
+      </w:r>
+      <w:r>
+        <w:t xml:space="preserve"> V </w:t>
+      </w:r>
+      <w:proofErr w:type="spellStart"/>
+      <w:r>
+        <w:t>controller</w:t>
+      </w:r>
+      <w:r>
+        <w:t>och</w:t>
+      </w:r>
+      <w:proofErr w:type="spellEnd"/>
+      <w:r>
+        <w:t xml:space="preserve"> sa zároveň vykonáva aj </w:t>
+      </w:r>
+      <w:r>
+        <w:t xml:space="preserve"> </w:t>
+      </w:r>
+      <w:r>
+        <w:t xml:space="preserve">autorizácia používateľov, čo znamená overenie, či je daný používateľ oprávnený </w:t>
+      </w:r>
+      <w:r>
+        <w:t>vykonávať požadovanú operáciu alebo pristupovať ku konkrétnym častiam systému na základe svojej používateľskej roly.</w:t>
+      </w:r>
+      <w:r>
+        <w:t xml:space="preserve"> </w:t>
+      </w:r>
+      <w:proofErr w:type="spellStart"/>
+      <w:r>
+        <w:t>Co</w:t>
+      </w:r>
+      <w:r>
+        <w:t>ntro</w:t>
+      </w:r>
+      <w:r>
+        <w:t>l</w:t>
+      </w:r>
+      <w:r>
+        <w:t>l</w:t>
+      </w:r>
+      <w:r>
+        <w:t>e</w:t>
+      </w:r>
+      <w:r>
+        <w:t>ry</w:t>
+      </w:r>
+      <w:proofErr w:type="spellEnd"/>
+      <w:r>
+        <w:t xml:space="preserve"> neobsahujú </w:t>
+      </w:r>
+      <w:r>
+        <w:t>žiadnu</w:t>
+      </w:r>
+      <w:r>
+        <w:t xml:space="preserve"> aplikačnú logiku, vďaka čomu zostávajú jednoduché a prehľadné.  Servisná vrstva obsahuje hlavnú logiku aplikácie.</w:t>
+      </w:r>
+      <w:r>
+        <w:t xml:space="preserve"> </w:t>
+      </w:r>
+      <w:r>
+        <w:t>Táto vrstva obsahuje čistý C# kód a nerieši sa tu komunikácia s používateľským rozhraním ani spracovanie HTTP požiadaviek.</w:t>
+      </w:r>
+      <w:r>
+        <w:t xml:space="preserve"> </w:t>
+      </w:r>
+      <w:r>
+        <w:t xml:space="preserve"> V tejto vrstve sa rieši </w:t>
+      </w:r>
+      <w:r>
+        <w:t>komunikácia z databázou</w:t>
+      </w:r>
+      <w:r>
+        <w:t xml:space="preserve"> </w:t>
+      </w:r>
+      <w:r>
+        <w:t xml:space="preserve">prostredníctvom knižnice Entity </w:t>
+      </w:r>
+      <w:proofErr w:type="spellStart"/>
+      <w:r>
+        <w:t>Framework</w:t>
+      </w:r>
+      <w:proofErr w:type="spellEnd"/>
+      <w:r>
+        <w:t xml:space="preserve"> </w:t>
+      </w:r>
+      <w:proofErr w:type="spellStart"/>
+      <w:r>
+        <w:t>Core</w:t>
+      </w:r>
+      <w:proofErr w:type="spellEnd"/>
+      <w:r>
+        <w:t>, ukladanie dát ako aj validácia dát zadaných používateľom.</w:t>
+      </w:r>
+      <w:r>
+        <w:t xml:space="preserve"> Oddelenie tejto logiky do samostatnej vrstvy umožňuje jej </w:t>
+      </w:r>
+      <w:r>
+        <w:t>prehľadnosť a</w:t>
+      </w:r>
+      <w:r>
+        <w:t xml:space="preserve"> </w:t>
+      </w:r>
+      <w:r>
+        <w:t>jednoduchšie opätovné použitie.</w:t>
+      </w:r>
+      <w:r>
+        <w:t xml:space="preserve"> </w:t>
+      </w:r>
+    </w:p>
+    <w:p>
+      <w:pPr>
+        <w:pStyle w:val="TEXT"/>
+      </w:pPr>
+    </w:p>
+    <w:p>
+      <w:pPr>
+        <w:pStyle w:val="Nadpis3"/>
+      </w:pPr>
+      <w:bookmarkStart w:id="20" w:name="_Toc221130679"/>
+      <w:proofErr w:type="spellStart"/>
+      <w:r>
+        <w:t>Frontendová</w:t>
+      </w:r>
+      <w:proofErr w:type="spellEnd"/>
+      <w:r>
+        <w:t xml:space="preserve"> architektúra</w:t>
+      </w:r>
+      <w:bookmarkEnd w:id="20"/>
+    </w:p>
+    <w:p>
+      <w:pPr>
+        <w:pStyle w:val="TEXT"/>
+      </w:pPr>
+      <w:proofErr w:type="spellStart"/>
+      <w:r>
+        <w:t>Frontendová</w:t>
+      </w:r>
+      <w:proofErr w:type="spellEnd"/>
+      <w:r>
+        <w:t xml:space="preserve"> časť aplikácie je navrhnutá pomocou komponentového prístupu, </w:t>
+      </w:r>
+      <w:r>
+        <w:t xml:space="preserve">typického </w:t>
+      </w:r>
+      <w:r>
+        <w:t xml:space="preserve">pre knižnicu </w:t>
+      </w:r>
+      <w:proofErr w:type="spellStart"/>
+      <w:r>
+        <w:t>React</w:t>
+      </w:r>
+      <w:proofErr w:type="spellEnd"/>
+      <w:r>
+        <w:t xml:space="preserve">. </w:t>
+      </w:r>
+      <w:r>
+        <w:t xml:space="preserve">Používateľské rozhranie (UI) je rozdelené na menšie, </w:t>
+      </w:r>
+      <w:proofErr w:type="spellStart"/>
+      <w:r>
+        <w:t>znovupoužiteľné</w:t>
+      </w:r>
+      <w:proofErr w:type="spellEnd"/>
+      <w:r>
+        <w:t xml:space="preserve"> komponenty, ktoré v sebe spájajú štruktúru stránky, </w:t>
+      </w:r>
+      <w:proofErr w:type="spellStart"/>
+      <w:r>
+        <w:t>štýlovanie</w:t>
+      </w:r>
+      <w:proofErr w:type="spellEnd"/>
+      <w:r>
+        <w:t xml:space="preserve"> aj</w:t>
+      </w:r>
+      <w:r>
+        <w:t xml:space="preserve"> </w:t>
+      </w:r>
+      <w:r>
+        <w:t>funkcionalitu. Tento prístup umožňuje prehľadnú organizáciu kódu, jednoduchšiu údržbu a rýchle úpravy jednotlivých častí používateľského rozhrania bez zásahu do celej aplikácie.</w:t>
+      </w:r>
+      <w:r>
+        <w:t xml:space="preserve"> Z týchto komponentov potom vykladáme jednotliv</w:t>
+      </w:r>
+      <w:r>
+        <w:t>é</w:t>
+      </w:r>
+      <w:r>
+        <w:t xml:space="preserve"> stránky, ktoré vďaka tomu </w:t>
+      </w:r>
+      <w:proofErr w:type="spellStart"/>
+      <w:r>
+        <w:t>maju</w:t>
+      </w:r>
+      <w:proofErr w:type="spellEnd"/>
+      <w:r>
+        <w:t xml:space="preserve"> jednotný dizajn a</w:t>
+      </w:r>
+      <w:r>
+        <w:t xml:space="preserve"> predvídateľnú</w:t>
+      </w:r>
+      <w:r>
+        <w:t> fun</w:t>
+      </w:r>
+      <w:r>
+        <w:t>kcionalitu</w:t>
+      </w:r>
+      <w:r>
+        <w:t>.</w:t>
+      </w:r>
+      <w:r>
+        <w:t xml:space="preserve"> </w:t>
+      </w:r>
+      <w:proofErr w:type="spellStart"/>
+      <w:r>
+        <w:t>Framework</w:t>
+      </w:r>
+      <w:proofErr w:type="spellEnd"/>
+      <w:r>
+        <w:t xml:space="preserve"> Next.js slúži ako nadstavba nad </w:t>
+      </w:r>
+      <w:proofErr w:type="spellStart"/>
+      <w:r>
+        <w:t>Reactom</w:t>
+      </w:r>
+      <w:proofErr w:type="spellEnd"/>
+      <w:r>
+        <w:t xml:space="preserve"> a zabezpečuje smerovanie medzi jednotlivými stránkami aplikácie. Vďaka zabudovanému </w:t>
+      </w:r>
+      <w:proofErr w:type="spellStart"/>
+      <w:r>
+        <w:t>routingu</w:t>
+      </w:r>
+      <w:proofErr w:type="spellEnd"/>
+      <w:r>
+        <w:t xml:space="preserve"> je možné jednoducho vytvárať nové stránky a prechádzať medzi nimi. Next.js zároveň prispieva k lepšiemu výkonu aplikácie tým, že optimalizuje načítavanie stránok a zdrojov, čo zlepšuje používateľský komfort.  Správa dát na </w:t>
+      </w:r>
+      <w:proofErr w:type="spellStart"/>
+      <w:r>
+        <w:t>frontende</w:t>
+      </w:r>
+      <w:proofErr w:type="spellEnd"/>
+      <w:r>
+        <w:t xml:space="preserve"> je riešená pomocou knižn</w:t>
+      </w:r>
+      <w:r>
+        <w:t xml:space="preserve">íc </w:t>
+      </w:r>
+      <w:proofErr w:type="spellStart"/>
+      <w:r>
+        <w:t>Axios</w:t>
+      </w:r>
+      <w:proofErr w:type="spellEnd"/>
+      <w:r>
+        <w:t xml:space="preserve"> a </w:t>
+      </w:r>
+      <w:proofErr w:type="spellStart"/>
+      <w:r>
+        <w:t>TanStack</w:t>
+      </w:r>
+      <w:proofErr w:type="spellEnd"/>
+      <w:r>
+        <w:t xml:space="preserve"> </w:t>
+      </w:r>
+      <w:proofErr w:type="spellStart"/>
+      <w:r>
+        <w:t>Query</w:t>
+      </w:r>
+      <w:proofErr w:type="spellEnd"/>
+      <w:r>
+        <w:t>. T</w:t>
+      </w:r>
+      <w:r>
+        <w:t>ieto</w:t>
+      </w:r>
+      <w:r>
+        <w:t xml:space="preserve"> knižnic</w:t>
+      </w:r>
+      <w:r>
+        <w:t xml:space="preserve">e </w:t>
+      </w:r>
+      <w:r>
+        <w:t>zabezpečuj</w:t>
+      </w:r>
+      <w:r>
+        <w:t>ú</w:t>
+      </w:r>
+      <w:r>
+        <w:t xml:space="preserve"> efektívne načítavanie dát zo servera, ich ukladanie do pamäte a automatickú aktualizáciu pri zmene údajov. Vďaka tomu má aplikácia vždy aktuálne informácie bez potreby manuálneho obnovovania stránok. Tento prístup znižuje počet zbytočných požiadaviek na server a zlepšuje celkový výkon aplikácie.  </w:t>
+      </w:r>
+      <w:proofErr w:type="spellStart"/>
+      <w:r>
+        <w:t>Frontend</w:t>
+      </w:r>
+      <w:proofErr w:type="spellEnd"/>
+      <w:r>
+        <w:t xml:space="preserve"> architektúra je navrhnutá tak, aby bola prehľadná, ľahko rozšíriteľná a aby poskytovala plynulý a intuitívny používateľský zážitok. </w:t>
+      </w:r>
+    </w:p>
+    <w:p>
+      <w:pPr>
+        <w:pStyle w:val="TEXT"/>
+      </w:pPr>
+    </w:p>
+    <w:p>
+      <w:pPr>
+        <w:pStyle w:val="Nadpis3"/>
+      </w:pPr>
+      <w:bookmarkStart w:id="21" w:name="_Toc221130680"/>
+      <w:r>
+        <w:lastRenderedPageBreak/>
+        <w:t>D</w:t>
+      </w:r>
+      <w:r>
+        <w:t>atabázov</w:t>
+      </w:r>
+      <w:r>
+        <w:t xml:space="preserve">á </w:t>
+      </w:r>
+      <w:r>
+        <w:t>technológi</w:t>
+      </w:r>
+      <w:r>
+        <w:t>a</w:t>
+      </w:r>
+      <w:bookmarkEnd w:id="21"/>
+    </w:p>
+    <w:p>
+      <w:pPr>
+        <w:pStyle w:val="TEXT"/>
+      </w:pPr>
+      <w:r>
+        <w:t xml:space="preserve">Pre ukladanie dát </w:t>
+      </w:r>
+      <w:r>
+        <w:t>je využitá</w:t>
+      </w:r>
+      <w:r>
+        <w:t xml:space="preserve"> databáz</w:t>
+      </w:r>
+      <w:r>
+        <w:t>a</w:t>
+      </w:r>
+      <w:r>
+        <w:t xml:space="preserve"> </w:t>
+      </w:r>
+      <w:proofErr w:type="spellStart"/>
+      <w:r>
+        <w:t>PostgreSQL</w:t>
+      </w:r>
+      <w:proofErr w:type="spellEnd"/>
+      <w:r>
+        <w:t>. Je to SQL databáza a na základe toho je presne vhodná pre môj projekt.</w:t>
+      </w:r>
+      <w:r>
+        <w:t xml:space="preserve"> Môj </w:t>
+      </w:r>
+      <w:proofErr w:type="spellStart"/>
+      <w:r>
+        <w:t>backend</w:t>
+      </w:r>
+      <w:proofErr w:type="spellEnd"/>
+      <w:r>
+        <w:t xml:space="preserve"> s touto databázou komunikuje pomocou ORM Entity </w:t>
+      </w:r>
+      <w:proofErr w:type="spellStart"/>
+      <w:r>
+        <w:t>Framework</w:t>
+      </w:r>
+      <w:proofErr w:type="spellEnd"/>
+      <w:r>
+        <w:t xml:space="preserve"> </w:t>
+      </w:r>
+      <w:proofErr w:type="spellStart"/>
+      <w:r>
+        <w:t>Core</w:t>
+      </w:r>
+      <w:proofErr w:type="spellEnd"/>
+      <w:r>
+        <w:t xml:space="preserve">. </w:t>
+      </w:r>
+      <w:r>
+        <w:t xml:space="preserve">Použitie ORM nástroja umožňuje pracovať s databázovými tabuľkami pomocou objektov v jazyku C#, čím </w:t>
+      </w:r>
+      <w:r>
+        <w:t>eliminujeme</w:t>
+      </w:r>
+      <w:r>
+        <w:t xml:space="preserve"> potreb</w:t>
+      </w:r>
+      <w:r>
+        <w:t>u</w:t>
+      </w:r>
+      <w:r>
+        <w:t xml:space="preserve"> písania vlastných SQL dotazov. Takýto prístup zvyšuje bezpečnosť aplikácie a zjednodušuje údržbu databázovej logiky.</w:t>
+      </w:r>
+    </w:p>
+    <w:p>
+      <w:pPr>
+        <w:pStyle w:val="TEXT"/>
+      </w:pPr>
+    </w:p>
+    <w:p>
+      <w:pPr>
+        <w:pStyle w:val="Nadpis2"/>
+      </w:pPr>
+      <w:bookmarkStart w:id="22" w:name="_Toc221130681"/>
+      <w:r>
+        <w:t>Návrh používateľských rolí a oprávnení</w:t>
+      </w:r>
+      <w:bookmarkEnd w:id="22"/>
+    </w:p>
+    <w:p>
+      <w:pPr>
+        <w:pStyle w:val="TEXT"/>
+      </w:pPr>
+      <w:r>
+        <w:t>Systém je navrhnutý tak, aby podporoval viacero používateľských rolí</w:t>
+      </w:r>
+      <w:r>
+        <w:t>.</w:t>
+      </w:r>
+      <w:r>
+        <w:t xml:space="preserve"> </w:t>
+      </w:r>
+      <w:r>
+        <w:t>K</w:t>
+      </w:r>
+      <w:r>
+        <w:t>aždá rola má presne definované oprávnenia</w:t>
+      </w:r>
+      <w:r>
+        <w:t>, vďaka čomu ma používateľ prístup len k tým funkciám aplikácie, ku ktorým je oprávnený.</w:t>
+      </w:r>
+      <w:r>
+        <w:t xml:space="preserve"> V tejto aplikácii sú role Admin, </w:t>
+      </w:r>
+      <w:proofErr w:type="spellStart"/>
+      <w:r>
+        <w:t>Teacher</w:t>
+      </w:r>
+      <w:proofErr w:type="spellEnd"/>
+      <w:r>
+        <w:t>, User. User môže vypracúvať testy, vidieť svoje štatistiky úspešnosti a</w:t>
+      </w:r>
+      <w:r>
+        <w:t> pripravovať sa</w:t>
+      </w:r>
+      <w:r>
+        <w:t xml:space="preserve"> na skúšky</w:t>
+      </w:r>
+      <w:r>
+        <w:t xml:space="preserve"> aj pomocou náhodne vygenerovaných testov z daného predmetu. </w:t>
+      </w:r>
+      <w:proofErr w:type="spellStart"/>
+      <w:r>
+        <w:t>Teacher</w:t>
+      </w:r>
+      <w:proofErr w:type="spellEnd"/>
+      <w:r>
+        <w:t xml:space="preserve"> môže navyše spravovať databázu predmetov a </w:t>
+      </w:r>
+      <w:r>
+        <w:t>otázok</w:t>
+      </w:r>
+      <w:r>
+        <w:t>, prideľovať testy študentom a vidieť celkové štatistiky úspešnosti všetkých študentov.</w:t>
+      </w:r>
+      <w:r>
+        <w:t xml:space="preserve"> Admin môže spravovať používateľské roly všetkých používateľov a zároveň na žiadosť používateľa zmeniť jeho zabudnuté heslo.</w:t>
+      </w:r>
+    </w:p>
+    <w:p>
+      <w:pPr>
+        <w:pStyle w:val="TEXT"/>
+      </w:pPr>
+    </w:p>
+    <w:p>
+      <w:pPr>
+        <w:pStyle w:val="Nadpis1"/>
+        <w:rPr>
+          <w:sz w:val="24"/>
+          <w:szCs w:val="24"/>
+        </w:rPr>
+      </w:pPr>
+      <w:r>
+        <w:br w:type="page"/>
+      </w:r>
+      <w:bookmarkStart w:id="23" w:name="_Toc221130682"/>
+      <w:r>
+        <w:lastRenderedPageBreak/>
+        <w:t>Implementácia systému</w:t>
+      </w:r>
+      <w:bookmarkEnd w:id="23"/>
+    </w:p>
+    <w:p>
+      <w:pPr>
+        <w:pStyle w:val="TEXT"/>
+      </w:pPr>
+      <w:r>
+        <w:t>V tejto kapitole je opísaná implementácia</w:t>
+      </w:r>
+      <w:r>
+        <w:t xml:space="preserve"> </w:t>
+      </w:r>
+      <w:r>
+        <w:t>tohto</w:t>
+      </w:r>
+      <w:r>
+        <w:t xml:space="preserve"> systému na základe navrhnutého riešenia. Kapitola sa zameriava na realizáciu </w:t>
+      </w:r>
+      <w:proofErr w:type="spellStart"/>
+      <w:r>
+        <w:t>backendovej</w:t>
+      </w:r>
+      <w:proofErr w:type="spellEnd"/>
+      <w:r>
+        <w:t xml:space="preserve"> a </w:t>
+      </w:r>
+      <w:proofErr w:type="spellStart"/>
+      <w:r>
+        <w:t>frontendovej</w:t>
+      </w:r>
+      <w:proofErr w:type="spellEnd"/>
+      <w:r>
+        <w:t xml:space="preserve"> časti aplikácie, ich vzájomnú komunikáciu a spracovanie jednotlivých funkcií systému. Cieľom je ukázať, ako bol návrh systému prevedený do funkčnej aplikácie.</w:t>
+      </w:r>
+    </w:p>
+    <w:p>
+      <w:pPr>
         <w:rPr>
           <w:lang w:eastAsia="sk-SK"/>
         </w:rPr>
       </w:pPr>
+    </w:p>
+    <w:p>
+      <w:pPr>
+        <w:pStyle w:val="Nadpis2"/>
+      </w:pPr>
+      <w:bookmarkStart w:id="24" w:name="_Toc221130683"/>
+      <w:r>
+        <w:t xml:space="preserve">Implementácia </w:t>
+      </w:r>
+      <w:proofErr w:type="spellStart"/>
+      <w:r>
+        <w:t>backendu</w:t>
+      </w:r>
+      <w:bookmarkEnd w:id="24"/>
+      <w:proofErr w:type="spellEnd"/>
+    </w:p>
+    <w:p>
+      <w:pPr>
+        <w:rPr>
+          <w:lang w:eastAsia="sk-SK"/>
+        </w:rPr>
+      </w:pPr>
+    </w:p>
+    <w:p>
+      <w:pPr>
+        <w:pStyle w:val="Nadpis3"/>
+      </w:pPr>
+      <w:bookmarkStart w:id="25" w:name="_Toc221130684"/>
+      <w:r>
+        <w:t xml:space="preserve">Štruktúra </w:t>
+      </w:r>
+      <w:proofErr w:type="spellStart"/>
+      <w:r>
+        <w:t>backend</w:t>
+      </w:r>
+      <w:proofErr w:type="spellEnd"/>
+      <w:r>
+        <w:t xml:space="preserve"> projektu</w:t>
+      </w:r>
+      <w:bookmarkEnd w:id="25"/>
+    </w:p>
+    <w:p>
+      <w:pPr>
+        <w:pStyle w:val="TEXT"/>
+      </w:pPr>
+      <w:r>
+        <w:t xml:space="preserve">Implementáciu som začal vytvorením si štruktúry priečinkov, aby bol projekt prehľadný a dobre organizovaný už od začiatku. Cieľom bolo rozdeliť jednotlivé časti aplikácie podľa ich zodpovednosti a oddeliť aplikačnú logiku od spracovania požiadaviek a práce s databázou.  </w:t>
+      </w:r>
+    </w:p>
+    <w:p>
+      <w:pPr>
+        <w:pStyle w:val="TEXT"/>
+      </w:pPr>
+      <w:r>
+        <w:t xml:space="preserve">Projekt je rozdelený do viacerých základných priečinkov, ako sú </w:t>
+      </w:r>
+      <w:proofErr w:type="spellStart"/>
+      <w:r>
+        <w:t>Controllers</w:t>
+      </w:r>
+      <w:proofErr w:type="spellEnd"/>
+      <w:r>
+        <w:t xml:space="preserve">, </w:t>
+      </w:r>
+      <w:proofErr w:type="spellStart"/>
+      <w:r>
+        <w:t>Services</w:t>
+      </w:r>
+      <w:proofErr w:type="spellEnd"/>
+      <w:r>
+        <w:t xml:space="preserve">, </w:t>
+      </w:r>
+      <w:proofErr w:type="spellStart"/>
+      <w:r>
+        <w:t>Entities</w:t>
+      </w:r>
+      <w:proofErr w:type="spellEnd"/>
+      <w:r>
+        <w:t>,</w:t>
+      </w:r>
+      <w:r>
+        <w:t xml:space="preserve"> </w:t>
+      </w:r>
+      <w:proofErr w:type="spellStart"/>
+      <w:r>
+        <w:t>Data</w:t>
+      </w:r>
+      <w:proofErr w:type="spellEnd"/>
+      <w:r>
+        <w:t xml:space="preserve">, </w:t>
+      </w:r>
+      <w:proofErr w:type="spellStart"/>
+      <w:r>
+        <w:t>DTOs</w:t>
+      </w:r>
+      <w:proofErr w:type="spellEnd"/>
+      <w:r>
+        <w:t xml:space="preserve">, </w:t>
+      </w:r>
+      <w:proofErr w:type="spellStart"/>
+      <w:r>
+        <w:t>Exceptions</w:t>
+      </w:r>
+      <w:proofErr w:type="spellEnd"/>
+      <w:r>
+        <w:t xml:space="preserve"> a </w:t>
+      </w:r>
+      <w:proofErr w:type="spellStart"/>
+      <w:r>
+        <w:t>Middleware</w:t>
+      </w:r>
+      <w:proofErr w:type="spellEnd"/>
+      <w:r>
+        <w:t xml:space="preserve">. </w:t>
+      </w:r>
+    </w:p>
+    <w:p>
+      <w:pPr>
+        <w:pStyle w:val="TEXT"/>
+      </w:pPr>
+      <w:r>
+        <w:t xml:space="preserve">Priečinok </w:t>
+      </w:r>
+      <w:proofErr w:type="spellStart"/>
+      <w:r>
+        <w:t>Controllers</w:t>
+      </w:r>
+      <w:proofErr w:type="spellEnd"/>
+      <w:r>
+        <w:t xml:space="preserve"> obsahuje triedy, ktoré prijímajú HTTP požiadavky z </w:t>
+      </w:r>
+      <w:proofErr w:type="spellStart"/>
+      <w:r>
+        <w:t>frontendu</w:t>
+      </w:r>
+      <w:proofErr w:type="spellEnd"/>
+      <w:r>
+        <w:t xml:space="preserve"> a slúžia ako vstupný bod do aplikácie. </w:t>
+      </w:r>
+    </w:p>
+    <w:p>
+      <w:pPr>
+        <w:pStyle w:val="TEXT"/>
+      </w:pPr>
+      <w:r>
+        <w:t xml:space="preserve">V priečinku </w:t>
+      </w:r>
+      <w:proofErr w:type="spellStart"/>
+      <w:r>
+        <w:t>Services</w:t>
+      </w:r>
+      <w:proofErr w:type="spellEnd"/>
+      <w:r>
+        <w:t xml:space="preserve"> sa nachádza hlavná aplikačná logika systému, napríklad správa testov, otázok</w:t>
+      </w:r>
+      <w:r>
+        <w:t>, predmetov</w:t>
+      </w:r>
+      <w:r>
+        <w:t xml:space="preserve"> a používateľov. </w:t>
+      </w:r>
+    </w:p>
+    <w:p>
+      <w:pPr>
+        <w:pStyle w:val="TEXT"/>
+      </w:pPr>
+      <w:r>
+        <w:t xml:space="preserve">Priečinok </w:t>
+      </w:r>
+      <w:proofErr w:type="spellStart"/>
+      <w:r>
+        <w:t>Entities</w:t>
+      </w:r>
+      <w:proofErr w:type="spellEnd"/>
+      <w:r>
+        <w:t xml:space="preserve"> obsahuje triedy, ktoré reprezentujú databázové tabuľky, a slúžia na ukladanie údajov do databázy. </w:t>
+      </w:r>
+    </w:p>
+    <w:p>
+      <w:pPr>
+        <w:pStyle w:val="TEXT"/>
+      </w:pPr>
+      <w:r>
+        <w:t xml:space="preserve">V priečinku </w:t>
+      </w:r>
+      <w:proofErr w:type="spellStart"/>
+      <w:r>
+        <w:t>Data</w:t>
+      </w:r>
+      <w:proofErr w:type="spellEnd"/>
+      <w:r>
+        <w:t xml:space="preserve"> sa nachádza databázový kontext, ktorý zabezpečuje komunikáciu medzi aplikáciou a databázou pomocou Entity </w:t>
+      </w:r>
+      <w:proofErr w:type="spellStart"/>
+      <w:r>
+        <w:t>Framework</w:t>
+      </w:r>
+      <w:proofErr w:type="spellEnd"/>
+      <w:r>
+        <w:t xml:space="preserve"> </w:t>
+      </w:r>
+      <w:proofErr w:type="spellStart"/>
+      <w:r>
+        <w:t>Core</w:t>
+      </w:r>
+      <w:proofErr w:type="spellEnd"/>
+      <w:r>
+        <w:t>.</w:t>
+      </w:r>
+      <w:r>
+        <w:t xml:space="preserve"> </w:t>
+      </w:r>
+    </w:p>
+    <w:p>
+      <w:pPr>
+        <w:pStyle w:val="TEXT"/>
+      </w:pPr>
+      <w:r>
+        <w:t xml:space="preserve">Priečinok </w:t>
+      </w:r>
+      <w:proofErr w:type="spellStart"/>
+      <w:r>
+        <w:t>DTOs</w:t>
+      </w:r>
+      <w:proofErr w:type="spellEnd"/>
+      <w:r>
+        <w:t xml:space="preserve"> obsahuje triedy, ktoré slúžia na prenos dát medzi </w:t>
+      </w:r>
+      <w:proofErr w:type="spellStart"/>
+      <w:r>
+        <w:t>backendom</w:t>
+      </w:r>
+      <w:proofErr w:type="spellEnd"/>
+      <w:r>
+        <w:t xml:space="preserve"> a </w:t>
+      </w:r>
+      <w:proofErr w:type="spellStart"/>
+      <w:r>
+        <w:t>frontendom</w:t>
+      </w:r>
+      <w:proofErr w:type="spellEnd"/>
+      <w:r>
+        <w:t xml:space="preserve">. Vďaka DTO objektom nie je potrebné posielať celé databázové entity, ale iba tie údaje, ktoré sú pre danú operáciu potrebné. </w:t>
+      </w:r>
+    </w:p>
+    <w:p>
+      <w:pPr>
+        <w:pStyle w:val="TEXT"/>
+      </w:pPr>
+      <w:r>
+        <w:t xml:space="preserve">Priečinok </w:t>
+      </w:r>
+      <w:proofErr w:type="spellStart"/>
+      <w:r>
+        <w:t>Exceptions</w:t>
+      </w:r>
+      <w:proofErr w:type="spellEnd"/>
+      <w:r>
+        <w:t xml:space="preserve"> obsahuje vlastné výnimky, ktoré sa používajú pri chybových stavoch v aplikácii, napríklad pri neplatných vstupných údajoch alebo pri pokuse o prístup k neexistujúcim dátam. Tieto vlastné výnimky sú navrhnuté tak, že pri ich </w:t>
+      </w:r>
+      <w:r>
+        <w:lastRenderedPageBreak/>
+        <w:t>vyhodení (</w:t>
+      </w:r>
+      <w:proofErr w:type="spellStart"/>
+      <w:r>
+        <w:t>throw</w:t>
+      </w:r>
+      <w:proofErr w:type="spellEnd"/>
+      <w:r>
+        <w:t>) v sebe nesú aj príslušný HTTP stavový kód</w:t>
+      </w:r>
+      <w:r>
+        <w:t xml:space="preserve"> a </w:t>
+      </w:r>
+      <w:proofErr w:type="spellStart"/>
+      <w:r>
+        <w:t>message</w:t>
+      </w:r>
+      <w:proofErr w:type="spellEnd"/>
+      <w:r>
+        <w:t>.</w:t>
+      </w:r>
+      <w:r>
+        <w:t xml:space="preserve"> Vďaka tomu je v aplikácii jednoduch</w:t>
+      </w:r>
+      <w:r>
+        <w:t>é</w:t>
+      </w:r>
+      <w:r>
+        <w:t xml:space="preserve"> zistiť, prečo daná chyba nastala.</w:t>
+      </w:r>
+      <w:r>
+        <w:t xml:space="preserve"> </w:t>
+      </w:r>
+    </w:p>
+    <w:p>
+      <w:pPr>
+        <w:pStyle w:val="TEXT"/>
+      </w:pPr>
+      <w:r>
+        <w:t xml:space="preserve">V priečinku </w:t>
+      </w:r>
+      <w:proofErr w:type="spellStart"/>
+      <w:r>
+        <w:t>Middleware</w:t>
+      </w:r>
+      <w:proofErr w:type="spellEnd"/>
+      <w:r>
+        <w:t xml:space="preserve"> sa nachádzajú triedy, ktoré zachytávajú a spracovávajú požiadavky ešte predtým, ako sa dostanú do </w:t>
+      </w:r>
+      <w:proofErr w:type="spellStart"/>
+      <w:r>
+        <w:t>controllerov</w:t>
+      </w:r>
+      <w:proofErr w:type="spellEnd"/>
+      <w:r>
+        <w:t xml:space="preserve">, alebo odpovede pred ich odoslaním klientovi. </w:t>
+      </w:r>
+      <w:proofErr w:type="spellStart"/>
+      <w:r>
+        <w:t>Middleware</w:t>
+      </w:r>
+      <w:proofErr w:type="spellEnd"/>
+      <w:r>
+        <w:t xml:space="preserve"> som využil </w:t>
+      </w:r>
+      <w:r>
+        <w:t>konkrétne</w:t>
+      </w:r>
+      <w:r>
+        <w:t xml:space="preserve"> na globálne spracovanie chýb a na zabezpečenie jednotných</w:t>
+      </w:r>
+      <w:r>
+        <w:t xml:space="preserve"> chybových hlášok </w:t>
+      </w:r>
+      <w:r>
+        <w:t xml:space="preserve">zo servera. </w:t>
+      </w:r>
+    </w:p>
+    <w:p>
+      <w:pPr>
+        <w:rPr>
+          <w:lang w:eastAsia="sk-SK"/>
+        </w:rPr>
+      </w:pPr>
+    </w:p>
+    <w:p>
+      <w:pPr>
+        <w:pStyle w:val="Nadpis3"/>
+      </w:pPr>
+      <w:bookmarkStart w:id="26" w:name="_Toc221130685"/>
+      <w:r>
+        <w:t xml:space="preserve">Implementácia </w:t>
+      </w:r>
+      <w:proofErr w:type="spellStart"/>
+      <w:r>
+        <w:t>controllerov</w:t>
+      </w:r>
+      <w:bookmarkEnd w:id="26"/>
+      <w:proofErr w:type="spellEnd"/>
+    </w:p>
+    <w:p>
+      <w:pPr>
+        <w:pStyle w:val="TEXT"/>
+      </w:pPr>
+      <w:proofErr w:type="spellStart"/>
+      <w:r>
+        <w:t>Controllery</w:t>
+      </w:r>
+      <w:proofErr w:type="spellEnd"/>
+      <w:r>
+        <w:t xml:space="preserve"> sú implementované ako triedy </w:t>
+      </w:r>
+      <w:r>
+        <w:t xml:space="preserve">ktoré dedia z </w:t>
+      </w:r>
+      <w:proofErr w:type="spellStart"/>
+      <w:r>
+        <w:t>ControllerBase</w:t>
+      </w:r>
+      <w:proofErr w:type="spellEnd"/>
+      <w:r>
+        <w:t xml:space="preserve">. Každý </w:t>
+      </w:r>
+      <w:proofErr w:type="spellStart"/>
+      <w:r>
+        <w:t>controller</w:t>
+      </w:r>
+      <w:proofErr w:type="spellEnd"/>
+      <w:r>
+        <w:t xml:space="preserve"> zodpovedá konkrétnej časti aplikácie, napríklad používateľom, testom</w:t>
+      </w:r>
+      <w:r>
+        <w:t>, predmetom</w:t>
+      </w:r>
+      <w:r>
+        <w:t xml:space="preserve"> alebo otázkam. Ich úlohou je prijímať HTTP požiadavky z </w:t>
+      </w:r>
+      <w:proofErr w:type="spellStart"/>
+      <w:r>
+        <w:t>frontendu</w:t>
+      </w:r>
+      <w:proofErr w:type="spellEnd"/>
+      <w:r>
+        <w:t xml:space="preserve">, overiť oprávnenia používateľa a odovzdať požiadavku servisnej vrstve.  V </w:t>
+      </w:r>
+      <w:proofErr w:type="spellStart"/>
+      <w:r>
+        <w:t>controlleroch</w:t>
+      </w:r>
+      <w:proofErr w:type="spellEnd"/>
+      <w:r>
+        <w:t xml:space="preserve"> sa nachádzajú metódy označené atribútmi ako </w:t>
+      </w:r>
+      <w:proofErr w:type="spellStart"/>
+      <w:r>
+        <w:t>HttpGet</w:t>
+      </w:r>
+      <w:proofErr w:type="spellEnd"/>
+      <w:r>
+        <w:t xml:space="preserve">, </w:t>
+      </w:r>
+      <w:proofErr w:type="spellStart"/>
+      <w:r>
+        <w:t>HttpPost</w:t>
+      </w:r>
+      <w:proofErr w:type="spellEnd"/>
+      <w:r>
+        <w:t xml:space="preserve">, </w:t>
+      </w:r>
+      <w:proofErr w:type="spellStart"/>
+      <w:r>
+        <w:t>HttpPut</w:t>
+      </w:r>
+      <w:proofErr w:type="spellEnd"/>
+      <w:r>
+        <w:t xml:space="preserve"> a </w:t>
+      </w:r>
+      <w:proofErr w:type="spellStart"/>
+      <w:r>
+        <w:t>HttpDelete</w:t>
+      </w:r>
+      <w:proofErr w:type="spellEnd"/>
+      <w:r>
+        <w:t xml:space="preserve">, ktoré určujú typ </w:t>
+      </w:r>
+      <w:r>
+        <w:t>HTTP</w:t>
+      </w:r>
+      <w:r>
+        <w:t xml:space="preserve"> metódy</w:t>
+      </w:r>
+      <w:r>
+        <w:t xml:space="preserve">. </w:t>
+      </w:r>
+      <w:proofErr w:type="spellStart"/>
+      <w:r>
+        <w:t>Controllery</w:t>
+      </w:r>
+      <w:proofErr w:type="spellEnd"/>
+      <w:r>
+        <w:t xml:space="preserve"> neobsahujú samotnú aplikačnú logiku, ale slúžia iba ako sprostredkovateľ medzi </w:t>
+      </w:r>
+      <w:proofErr w:type="spellStart"/>
+      <w:r>
+        <w:t>frontendom</w:t>
+      </w:r>
+      <w:proofErr w:type="spellEnd"/>
+      <w:r>
+        <w:t xml:space="preserve"> a servisnou vrstvou. </w:t>
+      </w:r>
+    </w:p>
+    <w:p>
+      <w:pPr>
+        <w:pStyle w:val="TEXT"/>
+      </w:pPr>
+    </w:p>
+    <w:p>
+      <w:pPr>
+        <w:pStyle w:val="Nadpis3"/>
+      </w:pPr>
+      <w:bookmarkStart w:id="27" w:name="_Toc221130686"/>
+      <w:r>
+        <w:t xml:space="preserve">Implementácia </w:t>
+      </w:r>
+      <w:proofErr w:type="spellStart"/>
+      <w:r>
+        <w:t>servicov</w:t>
+      </w:r>
+      <w:bookmarkEnd w:id="27"/>
+      <w:proofErr w:type="spellEnd"/>
+    </w:p>
+    <w:p>
+      <w:pPr>
+        <w:pStyle w:val="TEXT"/>
+      </w:pPr>
+      <w:r>
+        <w:t xml:space="preserve">Servisná vrstva obsahuje hlavnú logiku celej aplikácie. Servisy sú implementované ako samostatné triedy, ktoré sú do </w:t>
+      </w:r>
+      <w:proofErr w:type="spellStart"/>
+      <w:r>
+        <w:t>controllerov</w:t>
+      </w:r>
+      <w:proofErr w:type="spellEnd"/>
+      <w:r>
+        <w:t xml:space="preserve"> vkladané pomocou </w:t>
+      </w:r>
+      <w:proofErr w:type="spellStart"/>
+      <w:r>
+        <w:t>dependency</w:t>
+      </w:r>
+      <w:proofErr w:type="spellEnd"/>
+      <w:r>
+        <w:t xml:space="preserve"> </w:t>
+      </w:r>
+      <w:proofErr w:type="spellStart"/>
+      <w:r>
+        <w:t>injection</w:t>
+      </w:r>
+      <w:proofErr w:type="spellEnd"/>
+      <w:r>
+        <w:t xml:space="preserve">. Táto vrstva prijíma dáta od používateľa, overuje ich platnosť a následne ich spracováva. Pri spracovaní komunikuje s databázou cez Entity </w:t>
+      </w:r>
+      <w:proofErr w:type="spellStart"/>
+      <w:r>
+        <w:t>Framework</w:t>
+      </w:r>
+      <w:proofErr w:type="spellEnd"/>
+      <w:r>
+        <w:t xml:space="preserve"> a pripravuje odpoveď, ktorá je odoslaná späť na </w:t>
+      </w:r>
+      <w:proofErr w:type="spellStart"/>
+      <w:r>
+        <w:t>frontend</w:t>
+      </w:r>
+      <w:proofErr w:type="spellEnd"/>
+      <w:r>
+        <w:t>.</w:t>
+      </w:r>
+      <w:r>
+        <w:t xml:space="preserve"> </w:t>
+      </w:r>
+      <w:r>
+        <w:t xml:space="preserve">Pri implementácii servisov sa používajú </w:t>
+      </w:r>
+      <w:proofErr w:type="spellStart"/>
+      <w:r>
+        <w:t>interfacy</w:t>
+      </w:r>
+      <w:proofErr w:type="spellEnd"/>
+      <w:r>
+        <w:t xml:space="preserve">, ktoré určujú, aké metódy trieda musí mať, bez toho aby prezrádzali, ako sú tieto metódy realizované. </w:t>
+      </w:r>
+      <w:proofErr w:type="spellStart"/>
+      <w:r>
+        <w:t>Controllery</w:t>
+      </w:r>
+      <w:proofErr w:type="spellEnd"/>
+      <w:r>
+        <w:t xml:space="preserve"> tak vedia, aké funkcie servis ponúka, bez toho aby poznali jeho vnútornú logiku.</w:t>
+      </w:r>
+    </w:p>
+    <w:p>
+      <w:pPr>
+        <w:pStyle w:val="TEXT"/>
+      </w:pPr>
+    </w:p>
+    <w:p>
+      <w:pPr>
+        <w:pStyle w:val="Nadpis3"/>
+      </w:pPr>
+      <w:bookmarkStart w:id="28" w:name="_Toc221130687"/>
+      <w:r>
+        <w:t>Autentifikácia a autorizácia používateľov</w:t>
+      </w:r>
+      <w:bookmarkEnd w:id="28"/>
+    </w:p>
+    <w:p>
+      <w:pPr>
+        <w:pStyle w:val="TEXT"/>
+      </w:pPr>
+      <w:r>
+        <w:t xml:space="preserve">Autentifikácia používateľov v aplikácii je založená na JWT tokenoch, čo je moderný a bezpečný spôsob overovania identity používateľa bez potreby udržiavať stav na serveri. Po úspešnom prihlásení </w:t>
+      </w:r>
+      <w:proofErr w:type="spellStart"/>
+      <w:r>
+        <w:t>backend</w:t>
+      </w:r>
+      <w:proofErr w:type="spellEnd"/>
+      <w:r>
+        <w:t xml:space="preserve"> vygeneruje </w:t>
+      </w:r>
+      <w:proofErr w:type="spellStart"/>
+      <w:r>
+        <w:t>access</w:t>
+      </w:r>
+      <w:proofErr w:type="spellEnd"/>
+      <w:r>
+        <w:t xml:space="preserve"> token a </w:t>
+      </w:r>
+      <w:proofErr w:type="spellStart"/>
+      <w:r>
+        <w:t>refresh</w:t>
+      </w:r>
+      <w:proofErr w:type="spellEnd"/>
+      <w:r>
+        <w:t xml:space="preserve"> token. Pri </w:t>
+      </w:r>
+      <w:r>
+        <w:lastRenderedPageBreak/>
+        <w:t xml:space="preserve">každej požiadavke klient posiela aj </w:t>
+      </w:r>
+      <w:proofErr w:type="spellStart"/>
+      <w:r>
+        <w:t>access</w:t>
+      </w:r>
+      <w:proofErr w:type="spellEnd"/>
+      <w:r>
+        <w:t xml:space="preserve"> token. Ak je token platný, používateľ je overený a požiadavka sa spracuje. Ak token nie je platný, server vráti HTTP status kód 401 – </w:t>
+      </w:r>
+      <w:proofErr w:type="spellStart"/>
+      <w:r>
+        <w:t>Unauthorized</w:t>
+      </w:r>
+      <w:proofErr w:type="spellEnd"/>
+      <w:r>
+        <w:t xml:space="preserve">.  V takom prípade klient využije </w:t>
+      </w:r>
+      <w:proofErr w:type="spellStart"/>
+      <w:r>
+        <w:t>refresh</w:t>
+      </w:r>
+      <w:proofErr w:type="spellEnd"/>
+      <w:r>
+        <w:t xml:space="preserve"> token a pošle ho na server, aby získal nový </w:t>
+      </w:r>
+      <w:proofErr w:type="spellStart"/>
+      <w:r>
+        <w:t>access</w:t>
+      </w:r>
+      <w:proofErr w:type="spellEnd"/>
+      <w:r>
+        <w:t xml:space="preserve"> token (a prípadne aj nový </w:t>
+      </w:r>
+      <w:proofErr w:type="spellStart"/>
+      <w:r>
+        <w:t>refresh</w:t>
+      </w:r>
+      <w:proofErr w:type="spellEnd"/>
+      <w:r>
+        <w:t xml:space="preserve"> token). Ak je </w:t>
+      </w:r>
+      <w:proofErr w:type="spellStart"/>
+      <w:r>
+        <w:t>refresh</w:t>
+      </w:r>
+      <w:proofErr w:type="spellEnd"/>
+      <w:r>
+        <w:t xml:space="preserve"> token platný, server vráti nové tokeny a používateľ môže pokračovať v práci bez opätovného prihlasovania. Ak je však aj </w:t>
+      </w:r>
+      <w:proofErr w:type="spellStart"/>
+      <w:r>
+        <w:t>refresh</w:t>
+      </w:r>
+      <w:proofErr w:type="spellEnd"/>
+      <w:r>
+        <w:t xml:space="preserve"> token neplatný alebo </w:t>
+      </w:r>
+      <w:proofErr w:type="spellStart"/>
+      <w:r>
+        <w:t>expirovaný</w:t>
+      </w:r>
+      <w:proofErr w:type="spellEnd"/>
+      <w:r>
+        <w:t>, klient je odhlásený a používateľ sa musí znovu prihlásiť.</w:t>
+      </w:r>
+      <w:r>
+        <w:t xml:space="preserve"> </w:t>
+      </w:r>
+      <w:r>
+        <w:t xml:space="preserve">Access token má bežne krátku dobu </w:t>
+      </w:r>
+      <w:proofErr w:type="spellStart"/>
+      <w:r>
+        <w:t>expirácie</w:t>
+      </w:r>
+      <w:proofErr w:type="spellEnd"/>
+      <w:r>
+        <w:t xml:space="preserve">, v našom prípade 15 minút. Cieľom tohto je minimalizovať riziko zneužitia, keďže ako už vieme, tento token je </w:t>
+      </w:r>
+      <w:proofErr w:type="spellStart"/>
+      <w:r>
+        <w:t>bezstavový</w:t>
+      </w:r>
+      <w:proofErr w:type="spellEnd"/>
+      <w:r>
+        <w:t xml:space="preserve">, čo znamená, že nie je uložený nikde na </w:t>
+      </w:r>
+      <w:proofErr w:type="spellStart"/>
+      <w:r>
+        <w:t>servri</w:t>
+      </w:r>
+      <w:proofErr w:type="spellEnd"/>
+      <w:r>
+        <w:t xml:space="preserve">, </w:t>
+      </w:r>
+      <w:r>
+        <w:t>a preto sa v prípade jeho odcudzenia nedá zrušiť alebo pozmeniť na serveri.</w:t>
+      </w:r>
+      <w:r>
+        <w:t xml:space="preserve"> </w:t>
+      </w:r>
+      <w:proofErr w:type="spellStart"/>
+      <w:r>
+        <w:t>Refresh</w:t>
+      </w:r>
+      <w:proofErr w:type="spellEnd"/>
+      <w:r>
+        <w:t xml:space="preserve"> token má naopak dlhšiu platnosť</w:t>
+      </w:r>
+      <w:r>
+        <w:t>, v našom prípade 7 dní</w:t>
+      </w:r>
+      <w:r>
+        <w:t xml:space="preserve">. Máme ho uložený na </w:t>
+      </w:r>
+      <w:proofErr w:type="spellStart"/>
+      <w:r>
+        <w:t>servri</w:t>
+      </w:r>
+      <w:proofErr w:type="spellEnd"/>
+      <w:r>
+        <w:t xml:space="preserve">, konkrétne v databáze, tým pádom sa v prípade odcudzenia dá jednoducho </w:t>
+      </w:r>
+      <w:proofErr w:type="spellStart"/>
+      <w:r>
+        <w:t>zneplatniť</w:t>
+      </w:r>
+      <w:proofErr w:type="spellEnd"/>
+      <w:r>
+        <w:t xml:space="preserve"> a nemôže byť zneužitý. </w:t>
+      </w:r>
+    </w:p>
+    <w:p>
+      <w:pPr>
+        <w:pStyle w:val="TEXT"/>
+      </w:pPr>
+      <w:r>
+        <w:t>Autorizácia zabezpečuje, že používateľ má prístup iba k tým funkc</w:t>
+      </w:r>
+      <w:r>
+        <w:t>ionalitám</w:t>
+      </w:r>
+      <w:r>
+        <w:t xml:space="preserve">, na ktoré má oprávnenie. Na ochranu jednotlivých </w:t>
+      </w:r>
+      <w:proofErr w:type="spellStart"/>
+      <w:r>
+        <w:t>endpointov</w:t>
+      </w:r>
+      <w:proofErr w:type="spellEnd"/>
+      <w:r>
+        <w:t xml:space="preserve"> sú</w:t>
+      </w:r>
+      <w:r>
+        <w:t xml:space="preserve"> v </w:t>
+      </w:r>
+      <w:proofErr w:type="spellStart"/>
+      <w:r>
+        <w:t>controlleroch</w:t>
+      </w:r>
+      <w:proofErr w:type="spellEnd"/>
+      <w:r>
+        <w:t xml:space="preserve"> použité autorizačné atribúty, ktoré kontrolujú používateľskú rolu.</w:t>
+      </w:r>
+      <w:r>
+        <w:t xml:space="preserve"> Tieto používateľské roly boli popísané v časti</w:t>
+      </w:r>
+      <w:r>
+        <w:t xml:space="preserve"> </w:t>
+      </w:r>
+      <w:r>
+        <w:t>3.3</w:t>
+      </w:r>
+      <w:r>
+        <w:t xml:space="preserve"> </w:t>
+      </w:r>
+      <w:r>
+        <w:t>.</w:t>
+      </w:r>
+      <w:r>
+        <w:t xml:space="preserve"> </w:t>
+      </w:r>
+    </w:p>
+    <w:p>
+      <w:pPr>
+        <w:rPr>
+          <w:lang w:eastAsia="sk-SK"/>
+        </w:rPr>
+      </w:pPr>
+    </w:p>
+    <w:p>
+      <w:pPr>
+        <w:rPr>
+          <w:lang w:eastAsia="sk-SK"/>
+        </w:rPr>
+      </w:pPr>
+    </w:p>
+    <w:p>
+      <w:pPr>
+        <w:pStyle w:val="Nadpis2"/>
+      </w:pPr>
+      <w:r>
+        <w:t xml:space="preserve">Implementácia </w:t>
+      </w:r>
+      <w:proofErr w:type="spellStart"/>
+      <w:r>
+        <w:t>frontendu</w:t>
+      </w:r>
+      <w:proofErr w:type="spellEnd"/>
+    </w:p>
+    <w:p>
+      <w:pPr>
+        <w:pStyle w:val="TEXT"/>
+      </w:pPr>
+      <w:r>
+        <w:t>Tak ako aj v </w:t>
+      </w:r>
+      <w:proofErr w:type="spellStart"/>
+      <w:r>
+        <w:t>backendovej</w:t>
+      </w:r>
+      <w:proofErr w:type="spellEnd"/>
+      <w:r>
+        <w:t xml:space="preserve"> časti začneme vytvorením základnej štruktúry priečinkov pre prehľadnosť celej aplikácie. </w:t>
+      </w:r>
+      <w:r>
+        <w:t xml:space="preserve">Aplikácia sa skladá z priečinkov </w:t>
+      </w:r>
+      <w:proofErr w:type="spellStart"/>
+      <w:r>
+        <w:t>app</w:t>
+      </w:r>
+      <w:proofErr w:type="spellEnd"/>
+      <w:r>
+        <w:t xml:space="preserve">, </w:t>
+      </w:r>
+      <w:proofErr w:type="spellStart"/>
+      <w:r>
+        <w:t>components</w:t>
+      </w:r>
+      <w:proofErr w:type="spellEnd"/>
+      <w:r>
+        <w:t xml:space="preserve">, </w:t>
+      </w:r>
+      <w:proofErr w:type="spellStart"/>
+      <w:r>
+        <w:t>api</w:t>
+      </w:r>
+      <w:proofErr w:type="spellEnd"/>
+      <w:r>
+        <w:t xml:space="preserve">, </w:t>
+      </w:r>
+      <w:proofErr w:type="spellStart"/>
+      <w:r>
+        <w:t>hooks</w:t>
+      </w:r>
+      <w:proofErr w:type="spellEnd"/>
+      <w:r>
+        <w:t xml:space="preserve">, </w:t>
+      </w:r>
+      <w:proofErr w:type="spellStart"/>
+      <w:r>
+        <w:t>types</w:t>
+      </w:r>
+      <w:proofErr w:type="spellEnd"/>
+      <w:r>
+        <w:t xml:space="preserve">, </w:t>
+      </w:r>
+      <w:proofErr w:type="spellStart"/>
+      <w:r>
+        <w:t>lib</w:t>
+      </w:r>
+      <w:proofErr w:type="spellEnd"/>
+      <w:r>
+        <w:t>.</w:t>
+      </w:r>
+    </w:p>
+    <w:p>
+      <w:pPr>
+        <w:pStyle w:val="TEXT"/>
+      </w:pPr>
+      <w:proofErr w:type="spellStart"/>
+      <w:r>
+        <w:t>app</w:t>
+      </w:r>
+      <w:proofErr w:type="spellEnd"/>
+      <w:r>
+        <w:t xml:space="preserve">/ </w:t>
+      </w:r>
+      <w:r>
+        <w:t>obsahuje jednotlivé stránky aplikácie a</w:t>
+      </w:r>
+      <w:r>
+        <w:t xml:space="preserve"> </w:t>
+      </w:r>
+      <w:r>
+        <w:t xml:space="preserve">riadi </w:t>
+      </w:r>
+      <w:proofErr w:type="spellStart"/>
+      <w:r>
+        <w:t>routing</w:t>
+      </w:r>
+      <w:proofErr w:type="spellEnd"/>
+      <w:r>
+        <w:t xml:space="preserve">. V Next.js je </w:t>
+      </w:r>
+      <w:proofErr w:type="spellStart"/>
+      <w:r>
+        <w:t>routing</w:t>
+      </w:r>
+      <w:proofErr w:type="spellEnd"/>
+      <w:r>
+        <w:t xml:space="preserve"> </w:t>
+      </w:r>
+      <w:r>
+        <w:t>založen</w:t>
+      </w:r>
+      <w:r>
+        <w:t>ý</w:t>
+      </w:r>
+      <w:r>
+        <w:t xml:space="preserve"> na konvencii, čo znamená, že URL cesta stránky zodpovedá jej umiestneniu </w:t>
+      </w:r>
+      <w:r>
+        <w:t>v adresárovej štruktúre projektu</w:t>
+      </w:r>
+    </w:p>
+    <w:p>
+      <w:pPr>
+        <w:pStyle w:val="TEXT"/>
+      </w:pPr>
+      <w:proofErr w:type="spellStart"/>
+      <w:r>
+        <w:t>components</w:t>
+      </w:r>
+      <w:proofErr w:type="spellEnd"/>
+      <w:r>
+        <w:t xml:space="preserve">/ obsahuje </w:t>
+      </w:r>
+      <w:proofErr w:type="spellStart"/>
+      <w:r>
+        <w:t>znovupoužiteľné</w:t>
+      </w:r>
+      <w:proofErr w:type="spellEnd"/>
+      <w:r>
+        <w:t xml:space="preserve"> UI komponenty, </w:t>
+      </w:r>
+      <w:r>
+        <w:t>napr.</w:t>
+      </w:r>
+      <w:r>
+        <w:t xml:space="preserve"> formuláre, tlačidlá, </w:t>
+      </w:r>
+      <w:proofErr w:type="spellStart"/>
+      <w:r>
+        <w:t>inputy</w:t>
+      </w:r>
+      <w:proofErr w:type="spellEnd"/>
+      <w:r>
+        <w:t xml:space="preserve">. </w:t>
+      </w:r>
+      <w:r>
+        <w:t xml:space="preserve">Vďaka týmto komponentom je možné rýchlo skladať nové stránky bez duplikácie kódu a zachovať jednotný dizajn aplikácie.  </w:t>
+      </w:r>
+    </w:p>
+    <w:p>
+      <w:pPr>
+        <w:pStyle w:val="TEXT"/>
+      </w:pPr>
+      <w:proofErr w:type="spellStart"/>
+      <w:r>
+        <w:t>api</w:t>
+      </w:r>
+      <w:proofErr w:type="spellEnd"/>
+      <w:r>
+        <w:t xml:space="preserve">/ obsahuje </w:t>
+      </w:r>
+      <w:r>
+        <w:t>metódy,</w:t>
+      </w:r>
+      <w:r>
+        <w:t xml:space="preserve"> ktoré komunikujú s </w:t>
+      </w:r>
+      <w:proofErr w:type="spellStart"/>
+      <w:r>
+        <w:t>backendovým</w:t>
+      </w:r>
+      <w:proofErr w:type="spellEnd"/>
+      <w:r>
+        <w:t xml:space="preserve"> API prostredníctvom </w:t>
+      </w:r>
+      <w:proofErr w:type="spellStart"/>
+      <w:r>
+        <w:t>Axiosu</w:t>
+      </w:r>
+      <w:proofErr w:type="spellEnd"/>
+      <w:r>
+        <w:t xml:space="preserve"> a zároveň aj z </w:t>
+      </w:r>
+      <w:proofErr w:type="spellStart"/>
+      <w:r>
+        <w:t>backendu</w:t>
+      </w:r>
+      <w:proofErr w:type="spellEnd"/>
+      <w:r>
+        <w:t xml:space="preserve"> </w:t>
+      </w:r>
+      <w:proofErr w:type="spellStart"/>
+      <w:r>
+        <w:t>príjmajú</w:t>
+      </w:r>
+      <w:proofErr w:type="spellEnd"/>
+      <w:r>
+        <w:t xml:space="preserve"> dáta</w:t>
+      </w:r>
+    </w:p>
+    <w:p>
+      <w:pPr>
+        <w:pStyle w:val="TEXT"/>
+      </w:pPr>
+      <w:proofErr w:type="spellStart"/>
+      <w:r>
+        <w:lastRenderedPageBreak/>
+        <w:t>hooks</w:t>
+      </w:r>
+      <w:proofErr w:type="spellEnd"/>
+      <w:r>
+        <w:t xml:space="preserve">/ obsahuje vlastné </w:t>
+      </w:r>
+      <w:proofErr w:type="spellStart"/>
+      <w:r>
+        <w:t>r</w:t>
+      </w:r>
+      <w:r>
+        <w:t>eact</w:t>
+      </w:r>
+      <w:proofErr w:type="spellEnd"/>
+      <w:r>
+        <w:t xml:space="preserve"> </w:t>
+      </w:r>
+      <w:proofErr w:type="spellStart"/>
+      <w:r>
+        <w:t>hooky</w:t>
+      </w:r>
+      <w:proofErr w:type="spellEnd"/>
+      <w:r>
+        <w:t xml:space="preserve">, </w:t>
+      </w:r>
+      <w:r>
+        <w:t>v našom konkrétnom prípade pre autentifikáciu</w:t>
+      </w:r>
+      <w:r>
+        <w:t xml:space="preserve"> </w:t>
+      </w:r>
+    </w:p>
+    <w:p>
+      <w:pPr>
+        <w:pStyle w:val="TEXT"/>
+      </w:pPr>
+      <w:proofErr w:type="spellStart"/>
+      <w:r>
+        <w:t>types</w:t>
+      </w:r>
+      <w:proofErr w:type="spellEnd"/>
+      <w:r>
+        <w:t xml:space="preserve">/ obsahuje </w:t>
+      </w:r>
+      <w:proofErr w:type="spellStart"/>
+      <w:r>
+        <w:t>Type</w:t>
+      </w:r>
+      <w:r>
+        <w:t>s</w:t>
+      </w:r>
+      <w:r>
+        <w:t>cript</w:t>
+      </w:r>
+      <w:proofErr w:type="spellEnd"/>
+      <w:r>
+        <w:t xml:space="preserve"> typy a</w:t>
+      </w:r>
+      <w:r>
+        <w:t xml:space="preserve"> rozhrania</w:t>
+      </w:r>
+      <w:r>
+        <w:t xml:space="preserve">, ktoré definujú štruktúru dát používaných v aplikácii. Týmto sa zabezpečí typová bezpečnosť a konzistencia dát naprieč celým projektom. </w:t>
+      </w:r>
+    </w:p>
+    <w:p>
+      <w:pPr>
+        <w:pStyle w:val="TEXT"/>
+      </w:pPr>
+      <w:proofErr w:type="spellStart"/>
+      <w:r>
+        <w:t>lib</w:t>
+      </w:r>
+      <w:proofErr w:type="spellEnd"/>
+      <w:r>
+        <w:t xml:space="preserve">/ obsahuje pomocné funkcie, </w:t>
+      </w:r>
+      <w:r>
+        <w:t>využívané naprieč aplikáciou</w:t>
+      </w:r>
+    </w:p>
+    <w:p>
+      <w:pPr>
+        <w:rPr>
+          <w:lang w:eastAsia="sk-SK"/>
+        </w:rPr>
+      </w:pPr>
+    </w:p>
+    <w:p>
+      <w:pPr>
+        <w:pStyle w:val="Nadpis3"/>
+      </w:pPr>
+      <w:proofErr w:type="spellStart"/>
+      <w:r>
+        <w:t>Routing</w:t>
+      </w:r>
+      <w:proofErr w:type="spellEnd"/>
+    </w:p>
+    <w:p>
+      <w:pPr>
+        <w:pStyle w:val="TEXT"/>
+      </w:pPr>
+      <w:r>
+        <w:t xml:space="preserve">V Next.js je </w:t>
+      </w:r>
+      <w:proofErr w:type="spellStart"/>
+      <w:r>
+        <w:t>routing</w:t>
+      </w:r>
+      <w:proofErr w:type="spellEnd"/>
+      <w:r>
+        <w:t xml:space="preserve"> založený na konvencii, čo znamená,</w:t>
+      </w:r>
+      <w:r>
+        <w:t xml:space="preserve"> ako bolo spomenuté,</w:t>
+      </w:r>
+      <w:r>
+        <w:t xml:space="preserve"> že URL adresa stránky priamo zodpovedá jej umiestneniu v adresárovej štruktúre projektu. </w:t>
+      </w:r>
+      <w:proofErr w:type="spellStart"/>
+      <w:r>
+        <w:t>Routy</w:t>
+      </w:r>
+      <w:proofErr w:type="spellEnd"/>
+      <w:r>
+        <w:t>, ktoré sú určené len pre používateľov s konkrétnymi oprávneniami, sú chránené pomocou overenia prihlásenia a používateľskej roly</w:t>
+      </w:r>
+    </w:p>
+    <w:p>
+      <w:pPr>
+        <w:pStyle w:val="TEXT"/>
+      </w:pPr>
+    </w:p>
+    <w:p>
+      <w:pPr>
+        <w:pStyle w:val="Nadpis3"/>
+      </w:pPr>
+      <w:r>
+        <w:t>UI a UX</w:t>
+      </w:r>
+    </w:p>
+    <w:p>
+      <w:pPr>
+        <w:pStyle w:val="TEXT"/>
+      </w:pPr>
+      <w:r>
+        <w:t xml:space="preserve">Pri implementácií používateľského </w:t>
+      </w:r>
+      <w:proofErr w:type="spellStart"/>
+      <w:r>
+        <w:t>rohrania</w:t>
+      </w:r>
+      <w:proofErr w:type="spellEnd"/>
+      <w:r>
+        <w:t xml:space="preserve"> bol kladený dôraz hlavne na konzistentný dizajn a jednoduchú orientáciu v aplikácii. Na </w:t>
+      </w:r>
+      <w:proofErr w:type="spellStart"/>
+      <w:r>
+        <w:t>štýlovanie</w:t>
+      </w:r>
+      <w:proofErr w:type="spellEnd"/>
+      <w:r>
+        <w:t xml:space="preserve"> som využil </w:t>
+      </w:r>
+      <w:proofErr w:type="spellStart"/>
+      <w:r>
+        <w:t>Tailwind</w:t>
+      </w:r>
+      <w:proofErr w:type="spellEnd"/>
+      <w:r>
+        <w:t xml:space="preserve"> CSS, vďaka ktorému sme mohli implementovať štýly, </w:t>
+      </w:r>
+      <w:proofErr w:type="spellStart"/>
+      <w:r>
+        <w:t>layout</w:t>
+      </w:r>
+      <w:proofErr w:type="spellEnd"/>
+      <w:r>
+        <w:t xml:space="preserve"> a </w:t>
+      </w:r>
+      <w:proofErr w:type="spellStart"/>
+      <w:r>
+        <w:t>responzivitu</w:t>
+      </w:r>
+      <w:proofErr w:type="spellEnd"/>
+      <w:r>
+        <w:t xml:space="preserve"> pomocou jednoduchých </w:t>
+      </w:r>
+      <w:proofErr w:type="spellStart"/>
+      <w:r>
+        <w:t>class</w:t>
+      </w:r>
+      <w:proofErr w:type="spellEnd"/>
+      <w:r>
+        <w:t xml:space="preserve">. Pre rýchle </w:t>
+      </w:r>
+      <w:r>
+        <w:t xml:space="preserve">vytváranie komponentov som použil knižnicu </w:t>
+      </w:r>
+      <w:proofErr w:type="spellStart"/>
+      <w:r>
+        <w:t>shadcn</w:t>
+      </w:r>
+      <w:proofErr w:type="spellEnd"/>
+      <w:r>
+        <w:t>/</w:t>
+      </w:r>
+      <w:proofErr w:type="spellStart"/>
+      <w:r>
+        <w:t>ui</w:t>
+      </w:r>
+      <w:proofErr w:type="spellEnd"/>
+      <w:r>
+        <w:t xml:space="preserve">, ktorá poskytuje hotové UI </w:t>
+      </w:r>
+      <w:r>
+        <w:t>komponenty</w:t>
+      </w:r>
+      <w:r>
+        <w:t>, ako sú tlačidlá, formuláre,</w:t>
+      </w:r>
+      <w:r>
+        <w:t xml:space="preserve"> </w:t>
+      </w:r>
+      <w:proofErr w:type="spellStart"/>
+      <w:r>
+        <w:t>sidebar</w:t>
+      </w:r>
+      <w:proofErr w:type="spellEnd"/>
+      <w:r>
+        <w:t xml:space="preserve"> </w:t>
+      </w:r>
+      <w:r>
+        <w:t>či tabuľky.</w:t>
+      </w:r>
+      <w:r>
+        <w:t xml:space="preserve"> Tieto </w:t>
+      </w:r>
+      <w:r>
+        <w:t>komponenty vieme jednoducho prispôsobiť našim potrebám</w:t>
+      </w:r>
+      <w:r>
+        <w:t xml:space="preserve">, napr. pomocou </w:t>
+      </w:r>
+      <w:proofErr w:type="spellStart"/>
+      <w:r>
+        <w:t>tailwind</w:t>
+      </w:r>
+      <w:proofErr w:type="spellEnd"/>
+      <w:r>
+        <w:t xml:space="preserve"> a preto sú jednou z najpodstatnejších súčastí našej</w:t>
+      </w:r>
+      <w:r>
+        <w:t xml:space="preserve"> frontendovej architektúry</w:t>
+      </w:r>
+      <w:r>
+        <w:t>.</w:t>
+      </w:r>
+    </w:p>
+    <w:p>
+      <w:pPr>
+        <w:rPr>
+          <w:lang w:eastAsia="sk-SK"/>
+        </w:rPr>
+      </w:pPr>
+    </w:p>
+    <w:p>
+      <w:pPr>
+        <w:rPr>
+          <w:lang w:eastAsia="sk-SK"/>
+        </w:rPr>
+      </w:pPr>
+    </w:p>
+    <w:p>
+      <w:pPr>
+        <w:rPr>
+          <w:lang w:eastAsia="sk-SK"/>
+        </w:rPr>
+      </w:pPr>
+    </w:p>
+    <w:p>
+      <w:pPr>
+        <w:rPr>
+          <w:lang w:eastAsia="sk-SK"/>
+        </w:rPr>
+      </w:pPr>
+    </w:p>
+    <w:p>
+      <w:pPr>
+        <w:rPr>
+          <w:lang w:eastAsia="sk-SK"/>
+        </w:rPr>
+      </w:pPr>
+    </w:p>
+    <w:p>
+      <w:pPr>
+        <w:rPr>
+          <w:lang w:eastAsia="sk-SK"/>
+        </w:rPr>
+      </w:pPr>
+    </w:p>
+    <w:p>
+      <w:pPr>
+        <w:rPr>
+          <w:lang w:eastAsia="sk-SK"/>
+        </w:rPr>
+      </w:pPr>
+    </w:p>
+    <w:p>
+      <w:pPr>
+        <w:rPr>
+          <w:lang w:eastAsia="sk-SK"/>
+        </w:rPr>
+      </w:pPr>
+    </w:p>
+    <w:p>
+      <w:pPr>
+        <w:rPr>
+          <w:lang w:eastAsia="sk-SK"/>
+        </w:rPr>
+      </w:pPr>
+    </w:p>
+    <w:p>
+      <w:pPr>
+        <w:rPr>
+          <w:lang w:eastAsia="sk-SK"/>
+        </w:rPr>
+      </w:pPr>
+    </w:p>
+    <w:p>
+      <w:pPr>
+        <w:rPr>
+          <w:lang w:eastAsia="sk-SK"/>
+        </w:rPr>
+      </w:pPr>
+    </w:p>
+    <w:p>
+      <w:pPr>
+        <w:rPr>
+          <w:lang w:eastAsia="sk-SK"/>
+        </w:rPr>
+      </w:pPr>
+    </w:p>
+    <w:p>
+      <w:pPr>
+        <w:rPr>
+          <w:lang w:eastAsia="sk-SK"/>
+        </w:rPr>
+      </w:pPr>
+    </w:p>
+    <w:p>
+      <w:pPr>
+        <w:rPr>
+          <w:lang w:eastAsia="sk-SK"/>
+        </w:rPr>
+      </w:pPr>
+    </w:p>
+    <w:p>
+      <w:pPr>
+        <w:rPr>
+          <w:lang w:eastAsia="sk-SK"/>
+        </w:rPr>
+      </w:pPr>
+    </w:p>
+    <w:p>
+      <w:pPr>
+        <w:rPr>
+          <w:lang w:eastAsia="sk-SK"/>
+        </w:rPr>
+      </w:pPr>
+      <w:r>
+        <w:rPr>
+          <w:lang w:eastAsia="sk-SK"/>
+        </w:rPr>
+        <w:br w:type="page"/>
+      </w:r>
     </w:p>
     <w:p>
       <w:pPr>
@@ -7269,12 +12094,13 @@
           <w:szCs w:val="32"/>
         </w:rPr>
       </w:pPr>
-      <w:bookmarkStart w:id="16" w:name="_Toc220961657"/>
+      <w:bookmarkStart w:id="29" w:name="_Toc221130688"/>
       <w:r>
         <w:rPr>
           <w:smallCaps w:val="0"/>
           <w:szCs w:val="32"/>
         </w:rPr>
+        <w:lastRenderedPageBreak/>
         <w:t>Záver</w:t>
       </w:r>
       <w:bookmarkEnd w:id="6"/>
@@ -7286,7 +12112,7 @@
         </w:rPr>
         <w:t>(TNR 16)</w:t>
       </w:r>
-      <w:bookmarkEnd w:id="16"/>
+      <w:bookmarkEnd w:id="29"/>
     </w:p>
     <w:p>
       <w:pPr>
@@ -7380,8 +12206,8 @@
           <w:lang w:eastAsia="sk-SK"/>
         </w:rPr>
         <w:sectPr>
-          <w:footerReference w:type="default" r:id="rId16"/>
-          <w:footerReference w:type="first" r:id="rId17"/>
+          <w:footerReference w:type="default" r:id="rId13"/>
+          <w:footerReference w:type="first" r:id="rId14"/>
           <w:pgSz w:w="11906" w:h="16838"/>
           <w:pgMar w:top="1418" w:right="1418" w:bottom="1418" w:left="1985" w:header="708" w:footer="708" w:gutter="0"/>
           <w:pgNumType w:start="7"/>
@@ -7458,7 +12284,7 @@
         </w:rPr>
         <w:t xml:space="preserve">[1] </w:t>
       </w:r>
-      <w:hyperlink r:id="rId18" w:history="1">
+      <w:hyperlink r:id="rId15" w:history="1">
         <w:r>
           <w:rPr>
             <w:rStyle w:val="Hypertextovprepojenie"/>
@@ -7532,34 +12358,15 @@
           <w:szCs w:val="24"/>
           <w:lang w:val="en-US"/>
         </w:rPr>
-        <w:t>[</w:t>
-      </w:r>
-      <w:proofErr w:type="gramStart"/>
+        <w:t>[2]</w:t>
+      </w:r>
       <w:r>
         <w:rPr>
           <w:rFonts w:ascii="Times New Roman" w:hAnsi="Times New Roman" w:cs="Times New Roman"/>
           <w:sz w:val="24"/>
           <w:szCs w:val="24"/>
-          <w:lang w:val="en-US"/>
-        </w:rPr>
-        <w:t>2]</w:t>
-      </w:r>
-      <w:r>
-        <w:rPr>
-          <w:rFonts w:ascii="Times New Roman" w:hAnsi="Times New Roman" w:cs="Times New Roman"/>
-          <w:sz w:val="24"/>
-          <w:szCs w:val="24"/>
-        </w:rPr>
-        <w:t>GONDA</w:t>
-      </w:r>
-      <w:proofErr w:type="gramEnd"/>
-      <w:r>
-        <w:rPr>
-          <w:rFonts w:ascii="Times New Roman" w:hAnsi="Times New Roman" w:cs="Times New Roman"/>
-          <w:sz w:val="24"/>
-          <w:szCs w:val="24"/>
-        </w:rPr>
-        <w:t>, Vladimír a kol. 1989. Metodika písania odborného textu. Nitra: Vysoká škola</w:t>
+        </w:rPr>
+        <w:t>GONDA, Vladimír a kol. 1989. Metodika písania odborného textu. Nitra: Vysoká škola</w:t>
       </w:r>
     </w:p>
     <w:p>
@@ -7596,7 +12403,7 @@
           <w:szCs w:val="32"/>
         </w:rPr>
       </w:pPr>
-      <w:bookmarkStart w:id="17" w:name="_Toc382839398"/>
+      <w:bookmarkStart w:id="30" w:name="_Toc382839398"/>
     </w:p>
     <w:p>
       <w:pPr>
@@ -7689,8 +12496,8 @@
           <w:szCs w:val="32"/>
         </w:rPr>
         <w:sectPr>
-          <w:headerReference w:type="first" r:id="rId19"/>
-          <w:footerReference w:type="first" r:id="rId20"/>
+          <w:headerReference w:type="first" r:id="rId16"/>
+          <w:footerReference w:type="first" r:id="rId17"/>
           <w:type w:val="continuous"/>
           <w:pgSz w:w="11906" w:h="16838"/>
           <w:pgMar w:top="1418" w:right="1418" w:bottom="1418" w:left="1985" w:header="708" w:footer="708" w:gutter="0"/>
@@ -7711,7 +12518,7 @@
           <w:szCs w:val="32"/>
         </w:rPr>
       </w:pPr>
-      <w:bookmarkStart w:id="18" w:name="_Toc220961658"/>
+      <w:bookmarkStart w:id="31" w:name="_Toc221130689"/>
       <w:r>
         <w:rPr>
           <w:rStyle w:val="Nadpis1Char"/>
@@ -7740,8 +12547,8 @@
         </w:rPr>
         <w:t>A</w:t>
       </w:r>
-      <w:bookmarkEnd w:id="17"/>
-      <w:bookmarkEnd w:id="18"/>
+      <w:bookmarkEnd w:id="30"/>
+      <w:bookmarkEnd w:id="31"/>
       <w:r>
         <w:rPr>
           <w:rFonts w:ascii="Times New Roman" w:hAnsi="Times New Roman" w:cs="Times New Roman"/>
@@ -8038,7 +12845,7 @@
       </w:pPr>
     </w:p>
     <w:sectPr>
-      <w:footerReference w:type="first" r:id="rId21"/>
+      <w:footerReference w:type="first" r:id="rId18"/>
       <w:pgSz w:w="11906" w:h="16838"/>
       <w:pgMar w:top="1418" w:right="1418" w:bottom="1418" w:left="1985" w:header="708" w:footer="708" w:gutter="0"/>
       <w:pgNumType w:fmt="upperLetter" w:start="1"/>
@@ -8099,44 +12906,6 @@
 
 <file path=word/footer3.xml><?xml version="1.0" encoding="utf-8"?>
 <w:ftr xmlns:wpc="http://schemas.microsoft.com/office/word/2010/wordprocessingCanvas" xmlns:cx="http://schemas.microsoft.com/office/drawing/2014/chartex" xmlns:cx1="http://schemas.microsoft.com/office/drawing/2015/9/8/chartex" xmlns:cx2="http://schemas.microsoft.com/office/drawing/2015/10/21/chartex" xmlns:cx3="http://schemas.microsoft.com/office/drawing/2016/5/9/chartex" xmlns:cx4="http://schemas.microsoft.com/office/drawing/2016/5/10/chartex" xmlns:cx5="http://schemas.microsoft.com/office/drawing/2016/5/11/chartex" xmlns:cx6="http://schemas.microsoft.com/office/drawing/2016/5/12/chartex" xmlns:cx7="http://schemas.microsoft.com/office/drawing/2016/5/13/chartex" xmlns:cx8="http://schemas.microsoft.com/office/drawing/2016/5/14/chartex" xmlns:mc="http://schemas.openxmlformats.org/markup-compatibility/2006" xmlns:aink="http://schemas.microsoft.com/office/drawing/2016/ink" xmlns:am3d="http://schemas.microsoft.com/office/drawing/2017/model3d" xmlns:o="urn:schemas-microsoft-com:office:office" xmlns:oel="http://schemas.microsoft.com/office/2019/extlst" xmlns:r="http://schemas.openxmlformats.org/officeDocument/2006/relationships" xmlns:m="http://schemas.openxmlformats.org/officeDocument/2006/math" xmlns:v="urn:schemas-microsoft-com:vml" xmlns:wp14="http://schemas.microsoft.com/office/word/2010/wordprocessingDrawing" xmlns:wp="http://schemas.openxmlformats.org/drawingml/2006/wordprocessingDrawing" xmlns:w10="urn:schemas-microsoft-com:office:word" xmlns:w="http://schemas.openxmlformats.org/wordprocessingml/2006/main" xmlns:w14="http://schemas.microsoft.com/office/word/2010/wordml" xmlns:w15="http://schemas.microsoft.com/office/word/2012/wordml" xmlns:w16cex="http://schemas.microsoft.com/office/word/2018/wordml/cex" xmlns:w16cid="http://schemas.microsoft.com/office/word/2016/wordml/cid" xmlns:w16="http://schemas.microsoft.com/office/word/2018/wordml" xmlns:w16du="http://schemas.microsoft.com/office/word/2023/wordml/word16du" xmlns:w16sdtdh="http://schemas.microsoft.com/office/word/2020/wordml/sdtdatahash" xmlns:w16sdtfl="http://schemas.microsoft.com/office/word/2024/wordml/sdtformatlock" xmlns:w16se="http://schemas.microsoft.com/office/word/2015/wordml/symex" xmlns:wpg="http://schemas.microsoft.com/office/word/2010/wordprocessingGroup" xmlns:wpi="http://schemas.microsoft.com/office/word/2010/wordprocessingInk" xmlns:wne="http://schemas.microsoft.com/office/word/2006/wordml" xmlns:wps="http://schemas.microsoft.com/office/word/2010/wordprocessingShape" mc:Ignorable="w14 w15 w16se w16cid w16 w16cex w16sdtdh w16sdtfl w16du wp14">
-  <w:p>
-    <w:pPr>
-      <w:pStyle w:val="Pta"/>
-      <w:jc w:val="center"/>
-    </w:pPr>
-  </w:p>
-</w:ftr>
-</file>
-
-<file path=word/footer4.xml><?xml version="1.0" encoding="utf-8"?>
-<w:ftr xmlns:wpc="http://schemas.microsoft.com/office/word/2010/wordprocessingCanvas" xmlns:cx="http://schemas.microsoft.com/office/drawing/2014/chartex" xmlns:cx1="http://schemas.microsoft.com/office/drawing/2015/9/8/chartex" xmlns:cx2="http://schemas.microsoft.com/office/drawing/2015/10/21/chartex" xmlns:cx3="http://schemas.microsoft.com/office/drawing/2016/5/9/chartex" xmlns:cx4="http://schemas.microsoft.com/office/drawing/2016/5/10/chartex" xmlns:cx5="http://schemas.microsoft.com/office/drawing/2016/5/11/chartex" xmlns:cx6="http://schemas.microsoft.com/office/drawing/2016/5/12/chartex" xmlns:cx7="http://schemas.microsoft.com/office/drawing/2016/5/13/chartex" xmlns:cx8="http://schemas.microsoft.com/office/drawing/2016/5/14/chartex" xmlns:mc="http://schemas.openxmlformats.org/markup-compatibility/2006" xmlns:aink="http://schemas.microsoft.com/office/drawing/2016/ink" xmlns:am3d="http://schemas.microsoft.com/office/drawing/2017/model3d" xmlns:o="urn:schemas-microsoft-com:office:office" xmlns:oel="http://schemas.microsoft.com/office/2019/extlst" xmlns:r="http://schemas.openxmlformats.org/officeDocument/2006/relationships" xmlns:m="http://schemas.openxmlformats.org/officeDocument/2006/math" xmlns:v="urn:schemas-microsoft-com:vml" xmlns:wp14="http://schemas.microsoft.com/office/word/2010/wordprocessingDrawing" xmlns:wp="http://schemas.openxmlformats.org/drawingml/2006/wordprocessingDrawing" xmlns:w10="urn:schemas-microsoft-com:office:word" xmlns:w="http://schemas.openxmlformats.org/wordprocessingml/2006/main" xmlns:w14="http://schemas.microsoft.com/office/word/2010/wordml" xmlns:w15="http://schemas.microsoft.com/office/word/2012/wordml" xmlns:w16cex="http://schemas.microsoft.com/office/word/2018/wordml/cex" xmlns:w16cid="http://schemas.microsoft.com/office/word/2016/wordml/cid" xmlns:w16="http://schemas.microsoft.com/office/word/2018/wordml" xmlns:w16du="http://schemas.microsoft.com/office/word/2023/wordml/word16du" xmlns:w16sdtdh="http://schemas.microsoft.com/office/word/2020/wordml/sdtdatahash" xmlns:w16sdtfl="http://schemas.microsoft.com/office/word/2024/wordml/sdtformatlock" xmlns:w16se="http://schemas.microsoft.com/office/word/2015/wordml/symex" xmlns:wpg="http://schemas.microsoft.com/office/word/2010/wordprocessingGroup" xmlns:wpi="http://schemas.microsoft.com/office/word/2010/wordprocessingInk" xmlns:wne="http://schemas.microsoft.com/office/word/2006/wordml" xmlns:wps="http://schemas.microsoft.com/office/word/2010/wordprocessingShape" mc:Ignorable="w14 w15 w16se w16cid w16 w16cex w16sdtdh w16sdtfl w16du wp14">
-  <w:p>
-    <w:pPr>
-      <w:pStyle w:val="Pta"/>
-      <w:tabs>
-        <w:tab w:val="clear" w:pos="4189"/>
-        <w:tab w:val="clear" w:pos="4536"/>
-        <w:tab w:val="clear" w:pos="6873"/>
-        <w:tab w:val="clear" w:pos="6971"/>
-        <w:tab w:val="clear" w:pos="7805"/>
-        <w:tab w:val="clear" w:pos="8100"/>
-        <w:tab w:val="clear" w:pos="8313"/>
-        <w:tab w:val="left" w:pos="5177"/>
-      </w:tabs>
-      <w:ind w:left="0" w:firstLine="0"/>
-    </w:pPr>
-    <w:r>
-      <w:tab/>
-    </w:r>
-    <w:r>
-      <w:tab/>
-    </w:r>
-  </w:p>
-</w:ftr>
-</file>
-
-<file path=word/footer5.xml><?xml version="1.0" encoding="utf-8"?>
-<w:ftr xmlns:wpc="http://schemas.microsoft.com/office/word/2010/wordprocessingCanvas" xmlns:cx="http://schemas.microsoft.com/office/drawing/2014/chartex" xmlns:cx1="http://schemas.microsoft.com/office/drawing/2015/9/8/chartex" xmlns:cx2="http://schemas.microsoft.com/office/drawing/2015/10/21/chartex" xmlns:cx3="http://schemas.microsoft.com/office/drawing/2016/5/9/chartex" xmlns:cx4="http://schemas.microsoft.com/office/drawing/2016/5/10/chartex" xmlns:cx5="http://schemas.microsoft.com/office/drawing/2016/5/11/chartex" xmlns:cx6="http://schemas.microsoft.com/office/drawing/2016/5/12/chartex" xmlns:cx7="http://schemas.microsoft.com/office/drawing/2016/5/13/chartex" xmlns:cx8="http://schemas.microsoft.com/office/drawing/2016/5/14/chartex" xmlns:mc="http://schemas.openxmlformats.org/markup-compatibility/2006" xmlns:aink="http://schemas.microsoft.com/office/drawing/2016/ink" xmlns:am3d="http://schemas.microsoft.com/office/drawing/2017/model3d" xmlns:o="urn:schemas-microsoft-com:office:office" xmlns:oel="http://schemas.microsoft.com/office/2019/extlst" xmlns:r="http://schemas.openxmlformats.org/officeDocument/2006/relationships" xmlns:m="http://schemas.openxmlformats.org/officeDocument/2006/math" xmlns:v="urn:schemas-microsoft-com:vml" xmlns:wp14="http://schemas.microsoft.com/office/word/2010/wordprocessingDrawing" xmlns:wp="http://schemas.openxmlformats.org/drawingml/2006/wordprocessingDrawing" xmlns:w10="urn:schemas-microsoft-com:office:word" xmlns:w="http://schemas.openxmlformats.org/wordprocessingml/2006/main" xmlns:w14="http://schemas.microsoft.com/office/word/2010/wordml" xmlns:w15="http://schemas.microsoft.com/office/word/2012/wordml" xmlns:w16cex="http://schemas.microsoft.com/office/word/2018/wordml/cex" xmlns:w16cid="http://schemas.microsoft.com/office/word/2016/wordml/cid" xmlns:w16="http://schemas.microsoft.com/office/word/2018/wordml" xmlns:w16du="http://schemas.microsoft.com/office/word/2023/wordml/word16du" xmlns:w16sdtdh="http://schemas.microsoft.com/office/word/2020/wordml/sdtdatahash" xmlns:w16sdtfl="http://schemas.microsoft.com/office/word/2024/wordml/sdtformatlock" xmlns:w16se="http://schemas.microsoft.com/office/word/2015/wordml/symex" xmlns:wpg="http://schemas.microsoft.com/office/word/2010/wordprocessingGroup" xmlns:wpi="http://schemas.microsoft.com/office/word/2010/wordprocessingInk" xmlns:wne="http://schemas.microsoft.com/office/word/2006/wordml" xmlns:wps="http://schemas.microsoft.com/office/word/2010/wordprocessingShape" mc:Ignorable="w14 w15 w16se w16cid w16 w16cex w16sdtdh w16sdtfl w16du wp14">
   <w:sdt>
     <w:sdtPr>
       <w:id w:val="1582559820"/>
@@ -8164,13 +12933,7 @@
           <w:rPr>
             <w:noProof/>
           </w:rPr>
-          <w:t>1</w:t>
-        </w:r>
-        <w:r>
-          <w:rPr>
-            <w:noProof/>
-          </w:rPr>
-          <w:t>2</w:t>
+          <w:t>12</w:t>
         </w:r>
         <w:r>
           <w:fldChar w:fldCharType="end"/>
@@ -8187,7 +12950,7 @@
 </w:ftr>
 </file>
 
-<file path=word/footer6.xml><?xml version="1.0" encoding="utf-8"?>
+<file path=word/footer4.xml><?xml version="1.0" encoding="utf-8"?>
 <w:ftr xmlns:wpc="http://schemas.microsoft.com/office/word/2010/wordprocessingCanvas" xmlns:cx="http://schemas.microsoft.com/office/drawing/2014/chartex" xmlns:cx1="http://schemas.microsoft.com/office/drawing/2015/9/8/chartex" xmlns:cx2="http://schemas.microsoft.com/office/drawing/2015/10/21/chartex" xmlns:cx3="http://schemas.microsoft.com/office/drawing/2016/5/9/chartex" xmlns:cx4="http://schemas.microsoft.com/office/drawing/2016/5/10/chartex" xmlns:cx5="http://schemas.microsoft.com/office/drawing/2016/5/11/chartex" xmlns:cx6="http://schemas.microsoft.com/office/drawing/2016/5/12/chartex" xmlns:cx7="http://schemas.microsoft.com/office/drawing/2016/5/13/chartex" xmlns:cx8="http://schemas.microsoft.com/office/drawing/2016/5/14/chartex" xmlns:mc="http://schemas.openxmlformats.org/markup-compatibility/2006" xmlns:aink="http://schemas.microsoft.com/office/drawing/2016/ink" xmlns:am3d="http://schemas.microsoft.com/office/drawing/2017/model3d" xmlns:o="urn:schemas-microsoft-com:office:office" xmlns:oel="http://schemas.microsoft.com/office/2019/extlst" xmlns:r="http://schemas.openxmlformats.org/officeDocument/2006/relationships" xmlns:m="http://schemas.openxmlformats.org/officeDocument/2006/math" xmlns:v="urn:schemas-microsoft-com:vml" xmlns:wp14="http://schemas.microsoft.com/office/word/2010/wordprocessingDrawing" xmlns:wp="http://schemas.openxmlformats.org/drawingml/2006/wordprocessingDrawing" xmlns:w10="urn:schemas-microsoft-com:office:word" xmlns:w="http://schemas.openxmlformats.org/wordprocessingml/2006/main" xmlns:w14="http://schemas.microsoft.com/office/word/2010/wordml" xmlns:w15="http://schemas.microsoft.com/office/word/2012/wordml" xmlns:w16cex="http://schemas.microsoft.com/office/word/2018/wordml/cex" xmlns:w16cid="http://schemas.microsoft.com/office/word/2016/wordml/cid" xmlns:w16="http://schemas.microsoft.com/office/word/2018/wordml" xmlns:w16du="http://schemas.microsoft.com/office/word/2023/wordml/word16du" xmlns:w16sdtdh="http://schemas.microsoft.com/office/word/2020/wordml/sdtdatahash" xmlns:w16sdtfl="http://schemas.microsoft.com/office/word/2024/wordml/sdtformatlock" xmlns:w16se="http://schemas.microsoft.com/office/word/2015/wordml/symex" xmlns:wpg="http://schemas.microsoft.com/office/word/2010/wordprocessingGroup" xmlns:wpi="http://schemas.microsoft.com/office/word/2010/wordprocessingInk" xmlns:wne="http://schemas.microsoft.com/office/word/2006/wordml" xmlns:wps="http://schemas.microsoft.com/office/word/2010/wordprocessingShape" mc:Ignorable="w14 w15 w16se w16cid w16 w16cex w16sdtdh w16sdtfl w16du wp14">
   <w:p>
     <w:pPr>
@@ -8199,7 +12962,7 @@
 </w:ftr>
 </file>
 
-<file path=word/footer7.xml><?xml version="1.0" encoding="utf-8"?>
+<file path=word/footer5.xml><?xml version="1.0" encoding="utf-8"?>
 <w:ftr xmlns:wpc="http://schemas.microsoft.com/office/word/2010/wordprocessingCanvas" xmlns:cx="http://schemas.microsoft.com/office/drawing/2014/chartex" xmlns:cx1="http://schemas.microsoft.com/office/drawing/2015/9/8/chartex" xmlns:cx2="http://schemas.microsoft.com/office/drawing/2015/10/21/chartex" xmlns:cx3="http://schemas.microsoft.com/office/drawing/2016/5/9/chartex" xmlns:cx4="http://schemas.microsoft.com/office/drawing/2016/5/10/chartex" xmlns:cx5="http://schemas.microsoft.com/office/drawing/2016/5/11/chartex" xmlns:cx6="http://schemas.microsoft.com/office/drawing/2016/5/12/chartex" xmlns:cx7="http://schemas.microsoft.com/office/drawing/2016/5/13/chartex" xmlns:cx8="http://schemas.microsoft.com/office/drawing/2016/5/14/chartex" xmlns:mc="http://schemas.openxmlformats.org/markup-compatibility/2006" xmlns:aink="http://schemas.microsoft.com/office/drawing/2016/ink" xmlns:am3d="http://schemas.microsoft.com/office/drawing/2017/model3d" xmlns:o="urn:schemas-microsoft-com:office:office" xmlns:oel="http://schemas.microsoft.com/office/2019/extlst" xmlns:r="http://schemas.openxmlformats.org/officeDocument/2006/relationships" xmlns:m="http://schemas.openxmlformats.org/officeDocument/2006/math" xmlns:v="urn:schemas-microsoft-com:vml" xmlns:wp14="http://schemas.microsoft.com/office/word/2010/wordprocessingDrawing" xmlns:wp="http://schemas.openxmlformats.org/drawingml/2006/wordprocessingDrawing" xmlns:w10="urn:schemas-microsoft-com:office:word" xmlns:w="http://schemas.openxmlformats.org/wordprocessingml/2006/main" xmlns:w14="http://schemas.microsoft.com/office/word/2010/wordml" xmlns:w15="http://schemas.microsoft.com/office/word/2012/wordml" xmlns:w16cex="http://schemas.microsoft.com/office/word/2018/wordml/cex" xmlns:w16cid="http://schemas.microsoft.com/office/word/2016/wordml/cid" xmlns:w16="http://schemas.microsoft.com/office/word/2018/wordml" xmlns:w16du="http://schemas.microsoft.com/office/word/2023/wordml/word16du" xmlns:w16sdtdh="http://schemas.microsoft.com/office/word/2020/wordml/sdtdatahash" xmlns:w16sdtfl="http://schemas.microsoft.com/office/word/2024/wordml/sdtformatlock" xmlns:w16se="http://schemas.microsoft.com/office/word/2015/wordml/symex" xmlns:wpg="http://schemas.microsoft.com/office/word/2010/wordprocessingGroup" xmlns:wpi="http://schemas.microsoft.com/office/word/2010/wordprocessingInk" xmlns:wne="http://schemas.microsoft.com/office/word/2006/wordml" xmlns:wps="http://schemas.microsoft.com/office/word/2010/wordprocessingShape" mc:Ignorable="w14 w15 w16se w16cid w16 w16cex w16sdtdh w16sdtfl w16du wp14">
   <w:p>
     <w:pPr>
@@ -8210,7 +12973,7 @@
 </w:ftr>
 </file>
 
-<file path=word/footer8.xml><?xml version="1.0" encoding="utf-8"?>
+<file path=word/footer6.xml><?xml version="1.0" encoding="utf-8"?>
 <w:ftr xmlns:wpc="http://schemas.microsoft.com/office/word/2010/wordprocessingCanvas" xmlns:cx="http://schemas.microsoft.com/office/drawing/2014/chartex" xmlns:cx1="http://schemas.microsoft.com/office/drawing/2015/9/8/chartex" xmlns:cx2="http://schemas.microsoft.com/office/drawing/2015/10/21/chartex" xmlns:cx3="http://schemas.microsoft.com/office/drawing/2016/5/9/chartex" xmlns:cx4="http://schemas.microsoft.com/office/drawing/2016/5/10/chartex" xmlns:cx5="http://schemas.microsoft.com/office/drawing/2016/5/11/chartex" xmlns:cx6="http://schemas.microsoft.com/office/drawing/2016/5/12/chartex" xmlns:cx7="http://schemas.microsoft.com/office/drawing/2016/5/13/chartex" xmlns:cx8="http://schemas.microsoft.com/office/drawing/2016/5/14/chartex" xmlns:mc="http://schemas.openxmlformats.org/markup-compatibility/2006" xmlns:aink="http://schemas.microsoft.com/office/drawing/2016/ink" xmlns:am3d="http://schemas.microsoft.com/office/drawing/2017/model3d" xmlns:o="urn:schemas-microsoft-com:office:office" xmlns:oel="http://schemas.microsoft.com/office/2019/extlst" xmlns:r="http://schemas.openxmlformats.org/officeDocument/2006/relationships" xmlns:m="http://schemas.openxmlformats.org/officeDocument/2006/math" xmlns:v="urn:schemas-microsoft-com:vml" xmlns:wp14="http://schemas.microsoft.com/office/word/2010/wordprocessingDrawing" xmlns:wp="http://schemas.openxmlformats.org/drawingml/2006/wordprocessingDrawing" xmlns:w10="urn:schemas-microsoft-com:office:word" xmlns:w="http://schemas.openxmlformats.org/wordprocessingml/2006/main" xmlns:w14="http://schemas.microsoft.com/office/word/2010/wordml" xmlns:w15="http://schemas.microsoft.com/office/word/2012/wordml" xmlns:w16cex="http://schemas.microsoft.com/office/word/2018/wordml/cex" xmlns:w16cid="http://schemas.microsoft.com/office/word/2016/wordml/cid" xmlns:w16="http://schemas.microsoft.com/office/word/2018/wordml" xmlns:w16du="http://schemas.microsoft.com/office/word/2023/wordml/word16du" xmlns:w16sdtdh="http://schemas.microsoft.com/office/word/2020/wordml/sdtdatahash" xmlns:w16sdtfl="http://schemas.microsoft.com/office/word/2024/wordml/sdtformatlock" xmlns:w16se="http://schemas.microsoft.com/office/word/2015/wordml/symex" xmlns:wpg="http://schemas.microsoft.com/office/word/2010/wordprocessingGroup" xmlns:wpi="http://schemas.microsoft.com/office/word/2010/wordprocessingInk" xmlns:wne="http://schemas.microsoft.com/office/word/2006/wordml" xmlns:wps="http://schemas.microsoft.com/office/word/2010/wordprocessingShape" mc:Ignorable="w14 w15 w16se w16cid w16 w16cex w16sdtdh w16sdtfl w16du wp14">
   <w:p>
     <w:pPr>
@@ -8287,22 +13050,6 @@
 </file>
 
 <file path=word/header2.xml><?xml version="1.0" encoding="utf-8"?>
-<w:hdr xmlns:wpc="http://schemas.microsoft.com/office/word/2010/wordprocessingCanvas" xmlns:cx="http://schemas.microsoft.com/office/drawing/2014/chartex" xmlns:cx1="http://schemas.microsoft.com/office/drawing/2015/9/8/chartex" xmlns:cx2="http://schemas.microsoft.com/office/drawing/2015/10/21/chartex" xmlns:cx3="http://schemas.microsoft.com/office/drawing/2016/5/9/chartex" xmlns:cx4="http://schemas.microsoft.com/office/drawing/2016/5/10/chartex" xmlns:cx5="http://schemas.microsoft.com/office/drawing/2016/5/11/chartex" xmlns:cx6="http://schemas.microsoft.com/office/drawing/2016/5/12/chartex" xmlns:cx7="http://schemas.microsoft.com/office/drawing/2016/5/13/chartex" xmlns:cx8="http://schemas.microsoft.com/office/drawing/2016/5/14/chartex" xmlns:mc="http://schemas.openxmlformats.org/markup-compatibility/2006" xmlns:aink="http://schemas.microsoft.com/office/drawing/2016/ink" xmlns:am3d="http://schemas.microsoft.com/office/drawing/2017/model3d" xmlns:o="urn:schemas-microsoft-com:office:office" xmlns:oel="http://schemas.microsoft.com/office/2019/extlst" xmlns:r="http://schemas.openxmlformats.org/officeDocument/2006/relationships" xmlns:m="http://schemas.openxmlformats.org/officeDocument/2006/math" xmlns:v="urn:schemas-microsoft-com:vml" xmlns:wp14="http://schemas.microsoft.com/office/word/2010/wordprocessingDrawing" xmlns:wp="http://schemas.openxmlformats.org/drawingml/2006/wordprocessingDrawing" xmlns:w10="urn:schemas-microsoft-com:office:word" xmlns:w="http://schemas.openxmlformats.org/wordprocessingml/2006/main" xmlns:w14="http://schemas.microsoft.com/office/word/2010/wordml" xmlns:w15="http://schemas.microsoft.com/office/word/2012/wordml" xmlns:w16cex="http://schemas.microsoft.com/office/word/2018/wordml/cex" xmlns:w16cid="http://schemas.microsoft.com/office/word/2016/wordml/cid" xmlns:w16="http://schemas.microsoft.com/office/word/2018/wordml" xmlns:w16du="http://schemas.microsoft.com/office/word/2023/wordml/word16du" xmlns:w16sdtdh="http://schemas.microsoft.com/office/word/2020/wordml/sdtdatahash" xmlns:w16sdtfl="http://schemas.microsoft.com/office/word/2024/wordml/sdtformatlock" xmlns:w16se="http://schemas.microsoft.com/office/word/2015/wordml/symex" xmlns:wpg="http://schemas.microsoft.com/office/word/2010/wordprocessingGroup" xmlns:wpi="http://schemas.microsoft.com/office/word/2010/wordprocessingInk" xmlns:wne="http://schemas.microsoft.com/office/word/2006/wordml" xmlns:wps="http://schemas.microsoft.com/office/word/2010/wordprocessingShape" mc:Ignorable="w14 w15 w16se w16cid w16 w16cex w16sdtdh w16sdtfl w16du wp14">
-  <w:p>
-    <w:pPr>
-      <w:pStyle w:val="Hlavika"/>
-      <w:tabs>
-        <w:tab w:val="clear" w:pos="4536"/>
-        <w:tab w:val="clear" w:pos="9072"/>
-        <w:tab w:val="left" w:pos="2880"/>
-      </w:tabs>
-      <w:ind w:left="0" w:firstLine="0"/>
-    </w:pPr>
-  </w:p>
-</w:hdr>
-</file>
-
-<file path=word/header3.xml><?xml version="1.0" encoding="utf-8"?>
 <w:hdr xmlns:wpc="http://schemas.microsoft.com/office/word/2010/wordprocessingCanvas" xmlns:cx="http://schemas.microsoft.com/office/drawing/2014/chartex" xmlns:cx1="http://schemas.microsoft.com/office/drawing/2015/9/8/chartex" xmlns:cx2="http://schemas.microsoft.com/office/drawing/2015/10/21/chartex" xmlns:cx3="http://schemas.microsoft.com/office/drawing/2016/5/9/chartex" xmlns:cx4="http://schemas.microsoft.com/office/drawing/2016/5/10/chartex" xmlns:cx5="http://schemas.microsoft.com/office/drawing/2016/5/11/chartex" xmlns:cx6="http://schemas.microsoft.com/office/drawing/2016/5/12/chartex" xmlns:cx7="http://schemas.microsoft.com/office/drawing/2016/5/13/chartex" xmlns:cx8="http://schemas.microsoft.com/office/drawing/2016/5/14/chartex" xmlns:mc="http://schemas.openxmlformats.org/markup-compatibility/2006" xmlns:aink="http://schemas.microsoft.com/office/drawing/2016/ink" xmlns:am3d="http://schemas.microsoft.com/office/drawing/2017/model3d" xmlns:o="urn:schemas-microsoft-com:office:office" xmlns:oel="http://schemas.microsoft.com/office/2019/extlst" xmlns:r="http://schemas.openxmlformats.org/officeDocument/2006/relationships" xmlns:m="http://schemas.openxmlformats.org/officeDocument/2006/math" xmlns:v="urn:schemas-microsoft-com:vml" xmlns:wp14="http://schemas.microsoft.com/office/word/2010/wordprocessingDrawing" xmlns:wp="http://schemas.openxmlformats.org/drawingml/2006/wordprocessingDrawing" xmlns:w10="urn:schemas-microsoft-com:office:word" xmlns:w="http://schemas.openxmlformats.org/wordprocessingml/2006/main" xmlns:w14="http://schemas.microsoft.com/office/word/2010/wordml" xmlns:w15="http://schemas.microsoft.com/office/word/2012/wordml" xmlns:w16cex="http://schemas.microsoft.com/office/word/2018/wordml/cex" xmlns:w16cid="http://schemas.microsoft.com/office/word/2016/wordml/cid" xmlns:w16="http://schemas.microsoft.com/office/word/2018/wordml" xmlns:w16du="http://schemas.microsoft.com/office/word/2023/wordml/word16du" xmlns:w16sdtdh="http://schemas.microsoft.com/office/word/2020/wordml/sdtdatahash" xmlns:w16sdtfl="http://schemas.microsoft.com/office/word/2024/wordml/sdtformatlock" xmlns:w16se="http://schemas.microsoft.com/office/word/2015/wordml/symex" xmlns:wpg="http://schemas.microsoft.com/office/word/2010/wordprocessingGroup" xmlns:wpi="http://schemas.microsoft.com/office/word/2010/wordprocessingInk" xmlns:wne="http://schemas.microsoft.com/office/word/2006/wordml" xmlns:wps="http://schemas.microsoft.com/office/word/2010/wordprocessingShape" mc:Ignorable="w14 w15 w16se w16cid w16 w16cex w16sdtdh w16sdtfl w16du wp14">
   <w:p>
     <w:pPr>
@@ -11052,8 +15799,11 @@
     <w:rsid w:val="000535E3"/>
     <w:rsid w:val="00062512"/>
     <w:rsid w:val="001104D2"/>
+    <w:rsid w:val="00126386"/>
+    <w:rsid w:val="0012797E"/>
     <w:rsid w:val="00132643"/>
     <w:rsid w:val="00190C1F"/>
+    <w:rsid w:val="001B31C2"/>
     <w:rsid w:val="001E1499"/>
     <w:rsid w:val="002406D6"/>
     <w:rsid w:val="00290AFA"/>
@@ -11061,6 +15811,7 @@
     <w:rsid w:val="003E0B0D"/>
     <w:rsid w:val="00426D1C"/>
     <w:rsid w:val="00445D05"/>
+    <w:rsid w:val="004C27AD"/>
     <w:rsid w:val="004D41D5"/>
     <w:rsid w:val="004E1BE9"/>
     <w:rsid w:val="00583084"/>
@@ -11078,12 +15829,15 @@
     <w:rsid w:val="00AE6077"/>
     <w:rsid w:val="00B63FBC"/>
     <w:rsid w:val="00BC0E45"/>
+    <w:rsid w:val="00BE05E0"/>
+    <w:rsid w:val="00BE5613"/>
     <w:rsid w:val="00C13BF0"/>
     <w:rsid w:val="00C9611B"/>
     <w:rsid w:val="00CB6EBA"/>
     <w:rsid w:val="00CB7C87"/>
     <w:rsid w:val="00D1018A"/>
     <w:rsid w:val="00D4365B"/>
+    <w:rsid w:val="00D57A8B"/>
     <w:rsid w:val="00D65A6B"/>
     <w:rsid w:val="00D67AE0"/>
     <w:rsid w:val="00D70661"/>
@@ -11091,6 +15845,7 @@
     <w:rsid w:val="00E67C3A"/>
     <w:rsid w:val="00F1144D"/>
     <w:rsid w:val="00F261A4"/>
+    <w:rsid w:val="00F824E6"/>
     <w:rsid w:val="00F82DE1"/>
     <w:rsid w:val="00FA7309"/>
   </w:rsids>

--- a/dokumentacia/Dokumentácia k maturitnému projektu - Online testovací modul pre maturantov, Matúš Čiernik.docx
+++ b/dokumentacia/Dokumentácia k maturitnému projektu - Online testovací modul pre maturantov, Matúš Čiernik.docx
@@ -138,24 +138,6 @@
           <w:szCs w:val="28"/>
         </w:rPr>
         <w:t xml:space="preserve"> </w:t>
-      </w:r>
-      <w:r>
-        <w:rPr>
-          <w:rFonts w:ascii="Times New Roman" w:hAnsi="Times New Roman" w:cs="Times New Roman"/>
-          <w:color w:val="FF0000"/>
-          <w:sz w:val="28"/>
-          <w:szCs w:val="28"/>
-        </w:rPr>
-        <w:t>(TNR 14</w:t>
-      </w:r>
-      <w:r>
-        <w:rPr>
-          <w:rFonts w:ascii="Times New Roman" w:hAnsi="Times New Roman" w:cs="Times New Roman"/>
-          <w:color w:val="FF0000"/>
-          <w:sz w:val="28"/>
-          <w:szCs w:val="28"/>
-        </w:rPr>
-        <w:t>)</w:t>
       </w:r>
     </w:p>
     <w:p/>
@@ -206,26 +188,6 @@
       </w:sdtContent>
     </w:sdt>
     <w:p/>
-    <w:p>
-      <w:pPr>
-        <w:jc w:val="center"/>
-        <w:rPr>
-          <w:rFonts w:ascii="Times New Roman" w:hAnsi="Times New Roman" w:cs="Times New Roman"/>
-          <w:color w:val="FF0000"/>
-          <w:sz w:val="36"/>
-          <w:szCs w:val="36"/>
-        </w:rPr>
-      </w:pPr>
-      <w:r>
-        <w:rPr>
-          <w:rFonts w:ascii="Times New Roman" w:hAnsi="Times New Roman" w:cs="Times New Roman"/>
-          <w:color w:val="FF0000"/>
-          <w:sz w:val="36"/>
-          <w:szCs w:val="36"/>
-        </w:rPr>
-        <w:t>(TNR 18)</w:t>
-      </w:r>
-    </w:p>
     <w:p/>
     <w:p/>
     <w:p/>
@@ -345,15 +307,6 @@
           <w:szCs w:val="28"/>
         </w:rPr>
         <w:t>6</w:t>
-      </w:r>
-      <w:r>
-        <w:rPr>
-          <w:rFonts w:ascii="Times New Roman" w:hAnsi="Times New Roman" w:cs="Times New Roman"/>
-          <w:color w:val="FF0000"/>
-          <w:sz w:val="28"/>
-          <w:szCs w:val="28"/>
-        </w:rPr>
-        <w:t>(TNR 14)</w:t>
       </w:r>
       <w:r>
         <w:rPr>
@@ -514,39 +467,6 @@
         <w:t xml:space="preserve"> 133/1, 027 44 Tvrdošín</w:t>
       </w:r>
     </w:p>
-    <w:p>
-      <w:pPr>
-        <w:autoSpaceDE w:val="0"/>
-        <w:autoSpaceDN w:val="0"/>
-        <w:adjustRightInd w:val="0"/>
-        <w:spacing w:after="0" w:line="240" w:lineRule="auto"/>
-        <w:jc w:val="center"/>
-        <w:rPr>
-          <w:rFonts w:ascii="Times New Roman" w:hAnsi="Times New Roman" w:cs="Times New Roman"/>
-          <w:color w:val="FF0000"/>
-          <w:sz w:val="28"/>
-          <w:szCs w:val="28"/>
-        </w:rPr>
-      </w:pPr>
-      <w:r>
-        <w:rPr>
-          <w:rFonts w:ascii="Times New Roman" w:hAnsi="Times New Roman" w:cs="Times New Roman"/>
-          <w:color w:val="FF0000"/>
-          <w:sz w:val="28"/>
-          <w:szCs w:val="28"/>
-        </w:rPr>
-        <w:t>(TNR 14</w:t>
-      </w:r>
-      <w:r>
-        <w:rPr>
-          <w:rFonts w:ascii="Times New Roman" w:hAnsi="Times New Roman" w:cs="Times New Roman"/>
-          <w:color w:val="FF0000"/>
-          <w:sz w:val="28"/>
-          <w:szCs w:val="28"/>
-        </w:rPr>
-        <w:t>)</w:t>
-      </w:r>
-    </w:p>
     <w:p/>
     <w:p/>
     <w:p/>
@@ -584,26 +504,6 @@
         </w:p>
       </w:sdtContent>
     </w:sdt>
-    <w:p>
-      <w:pPr>
-        <w:jc w:val="center"/>
-        <w:rPr>
-          <w:rFonts w:ascii="Times New Roman" w:hAnsi="Times New Roman" w:cs="Times New Roman"/>
-          <w:color w:val="FF0000"/>
-          <w:sz w:val="36"/>
-          <w:szCs w:val="36"/>
-        </w:rPr>
-      </w:pPr>
-      <w:r>
-        <w:rPr>
-          <w:rFonts w:ascii="Times New Roman" w:hAnsi="Times New Roman" w:cs="Times New Roman"/>
-          <w:color w:val="FF0000"/>
-          <w:sz w:val="36"/>
-          <w:szCs w:val="36"/>
-        </w:rPr>
-        <w:t>(TNR 18)</w:t>
-      </w:r>
-    </w:p>
     <w:p/>
     <w:p/>
     <w:p/>
@@ -796,9 +696,40 @@
     </w:p>
     <w:p>
       <w:pPr>
-        <w:spacing w:before="120" w:line="360" w:lineRule="auto"/>
-        <w:rPr>
-          <w:rFonts w:ascii="Times New Roman" w:hAnsi="Times New Roman" w:cs="Times New Roman"/>
+        <w:tabs>
+          <w:tab w:val="left" w:pos="6237"/>
+          <w:tab w:val="right" w:pos="9072"/>
+        </w:tabs>
+        <w:rPr>
+          <w:rFonts w:ascii="Times New Roman" w:hAnsi="Times New Roman" w:cs="Times New Roman"/>
+          <w:sz w:val="24"/>
+          <w:szCs w:val="24"/>
+        </w:rPr>
+      </w:pPr>
+    </w:p>
+    <w:p>
+      <w:pPr>
+        <w:tabs>
+          <w:tab w:val="left" w:pos="6237"/>
+          <w:tab w:val="right" w:pos="9072"/>
+        </w:tabs>
+        <w:rPr>
+          <w:rFonts w:ascii="Times New Roman" w:hAnsi="Times New Roman" w:cs="Times New Roman"/>
+          <w:color w:val="808080"/>
+          <w:sz w:val="24"/>
+          <w:szCs w:val="24"/>
+        </w:rPr>
+      </w:pPr>
+    </w:p>
+    <w:p>
+      <w:pPr>
+        <w:tabs>
+          <w:tab w:val="left" w:pos="6237"/>
+          <w:tab w:val="right" w:pos="9072"/>
+        </w:tabs>
+        <w:rPr>
+          <w:rFonts w:ascii="Times New Roman" w:hAnsi="Times New Roman" w:cs="Times New Roman"/>
+          <w:color w:val="808080"/>
           <w:sz w:val="24"/>
           <w:szCs w:val="24"/>
         </w:rPr>
@@ -948,7 +879,7 @@
               <w:sz w:val="24"/>
               <w:szCs w:val="24"/>
             </w:rPr>
-            <w:t>Meno Priezvisko</w:t>
+            <w:t>Matúš Čiernik</w:t>
           </w:r>
         </w:sdtContent>
       </w:sdt>
@@ -1108,7 +1039,7 @@
             <v:path gradientshapeok="t" o:connecttype="rect"/>
           </v:shapetype>
           <v:shape id="Text Box 5" o:spid="_x0000_s2050" type="#_x0000_t202" style="position:absolute;margin-left:47pt;margin-top:-30.9pt;width:341.1pt;height:66.5pt;z-index:251661312;visibility:visible;mso-position-horizontal-relative:text;mso-position-vertical-relative:text" o:gfxdata="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" filled="f" stroked="f">
-            <v:textbox>
+            <v:textbox style="mso-next-textbox:#Text Box 5">
               <w:txbxContent>
                 <w:p>
                   <w:pPr>
@@ -1488,6 +1419,7 @@
           <w:tab w:val="left" w:pos="5245"/>
           <w:tab w:val="left" w:pos="9498"/>
         </w:tabs>
+        <w:jc w:val="both"/>
         <w:rPr>
           <w:rFonts w:ascii="Times New Roman" w:hAnsi="Times New Roman" w:cs="Times New Roman"/>
           <w:b/>
@@ -1527,6 +1459,7 @@
           <w:tab w:val="left" w:pos="4196"/>
           <w:tab w:val="left" w:pos="7025"/>
         </w:tabs>
+        <w:jc w:val="both"/>
         <w:rPr>
           <w:rFonts w:ascii="Times New Roman" w:hAnsi="Times New Roman" w:cs="Times New Roman"/>
           <w:b/>
@@ -1587,6 +1520,7 @@
           <w:tab w:val="left" w:pos="5245"/>
           <w:tab w:val="left" w:pos="9498"/>
         </w:tabs>
+        <w:jc w:val="both"/>
         <w:rPr>
           <w:rFonts w:ascii="Times New Roman" w:hAnsi="Times New Roman" w:cs="Times New Roman"/>
           <w:b/>
@@ -1629,6 +1563,7 @@
           <w:tab w:val="left" w:pos="5245"/>
           <w:tab w:val="left" w:pos="9498"/>
         </w:tabs>
+        <w:jc w:val="both"/>
         <w:rPr>
           <w:rFonts w:ascii="Times New Roman" w:hAnsi="Times New Roman" w:cs="Times New Roman"/>
           <w:sz w:val="24"/>
@@ -1680,6 +1615,7 @@
           <w:tab w:val="left" w:pos="5245"/>
           <w:tab w:val="left" w:pos="9498"/>
         </w:tabs>
+        <w:jc w:val="both"/>
         <w:rPr>
           <w:rFonts w:ascii="Times New Roman" w:hAnsi="Times New Roman" w:cs="Times New Roman"/>
           <w:b/>
@@ -1751,6 +1687,7 @@
           <w:tab w:val="left" w:pos="5245"/>
           <w:tab w:val="left" w:pos="9498"/>
         </w:tabs>
+        <w:jc w:val="both"/>
         <w:rPr>
           <w:rFonts w:ascii="Times New Roman" w:hAnsi="Times New Roman" w:cs="Times New Roman"/>
           <w:b/>
@@ -1783,6 +1720,7 @@
           <w:tab w:val="left" w:pos="5245"/>
           <w:tab w:val="left" w:pos="9498"/>
         </w:tabs>
+        <w:jc w:val="both"/>
         <w:rPr>
           <w:rFonts w:ascii="Times New Roman" w:hAnsi="Times New Roman" w:cs="Times New Roman"/>
           <w:b/>
@@ -1807,6 +1745,7 @@
           <w:tab w:val="left" w:pos="5245"/>
           <w:tab w:val="left" w:pos="9498"/>
         </w:tabs>
+        <w:jc w:val="both"/>
         <w:rPr>
           <w:rFonts w:ascii="Times New Roman" w:hAnsi="Times New Roman" w:cs="Times New Roman"/>
           <w:bCs/>
@@ -1851,6 +1790,7 @@
           <w:tab w:val="left" w:pos="5245"/>
           <w:tab w:val="left" w:pos="9498"/>
         </w:tabs>
+        <w:jc w:val="both"/>
         <w:rPr>
           <w:rFonts w:ascii="Times New Roman" w:hAnsi="Times New Roman" w:cs="Times New Roman"/>
           <w:bCs/>
@@ -1875,6 +1815,7 @@
           <w:tab w:val="left" w:pos="5245"/>
           <w:tab w:val="left" w:pos="9498"/>
         </w:tabs>
+        <w:jc w:val="both"/>
         <w:rPr>
           <w:rFonts w:ascii="Times New Roman" w:hAnsi="Times New Roman" w:cs="Times New Roman"/>
           <w:bCs/>
@@ -1899,6 +1840,7 @@
           <w:tab w:val="left" w:pos="5245"/>
           <w:tab w:val="left" w:pos="9498"/>
         </w:tabs>
+        <w:jc w:val="both"/>
         <w:rPr>
           <w:rFonts w:ascii="Times New Roman" w:hAnsi="Times New Roman" w:cs="Times New Roman"/>
           <w:b/>
@@ -1922,6 +1864,7 @@
           <w:tab w:val="left" w:pos="5245"/>
           <w:tab w:val="left" w:pos="9498"/>
         </w:tabs>
+        <w:jc w:val="both"/>
         <w:rPr>
           <w:rFonts w:ascii="Times New Roman" w:hAnsi="Times New Roman" w:cs="Times New Roman"/>
           <w:bCs/>
@@ -1955,6 +1898,7 @@
           <w:tab w:val="left" w:pos="5245"/>
           <w:tab w:val="left" w:pos="9498"/>
         </w:tabs>
+        <w:jc w:val="both"/>
         <w:rPr>
           <w:rFonts w:ascii="Times New Roman" w:hAnsi="Times New Roman" w:cs="Times New Roman"/>
           <w:b/>
@@ -2229,9 +2173,12 @@
           <w:lang w:eastAsia="cs-CZ"/>
         </w:rPr>
         <w:sectPr>
-          <w:headerReference w:type="default" r:id="rId10"/>
-          <w:footerReference w:type="default" r:id="rId11"/>
-          <w:footerReference w:type="first" r:id="rId12"/>
+          <w:headerReference w:type="even" r:id="rId10"/>
+          <w:headerReference w:type="default" r:id="rId11"/>
+          <w:footerReference w:type="even" r:id="rId12"/>
+          <w:footerReference w:type="default" r:id="rId13"/>
+          <w:headerReference w:type="first" r:id="rId14"/>
+          <w:footerReference w:type="first" r:id="rId15"/>
           <w:type w:val="continuous"/>
           <w:pgSz w:w="11906" w:h="16838"/>
           <w:pgMar w:top="1418" w:right="1418" w:bottom="1418" w:left="1985" w:header="709" w:footer="709" w:gutter="0"/>
@@ -2288,16 +2235,6 @@
           <w:szCs w:val="32"/>
         </w:rPr>
         <w:t xml:space="preserve">a poďakovanie </w:t>
-      </w:r>
-      <w:r>
-        <w:rPr>
-          <w:rStyle w:val="TEXTChar0"/>
-          <w:b/>
-          <w:color w:val="FF0000"/>
-          <w:sz w:val="32"/>
-          <w:szCs w:val="32"/>
-        </w:rPr>
-        <w:t>(TNR 16)</w:t>
       </w:r>
     </w:p>
     <w:p>
@@ -2450,7 +2387,7 @@
           <w:alias w:val="Dátum"/>
           <w:tag w:val="Dátum"/>
           <w:id w:val="467856861"/>
-          <w:date w:fullDate="2026-02-02T00:00:00Z">
+          <w:date w:fullDate="2026-02-04T00:00:00Z">
             <w:dateFormat w:val="d. M. yyyy"/>
             <w:lid w:val="sk-SK"/>
             <w:storeMappedDataAs w:val="dateTime"/>
@@ -2465,7 +2402,7 @@
               <w:sz w:val="24"/>
               <w:szCs w:val="24"/>
             </w:rPr>
-            <w:t>2. 2. 2026</w:t>
+            <w:t>4. 2. 2026</w:t>
           </w:r>
         </w:sdtContent>
       </w:sdt>
@@ -2552,15 +2489,6 @@
         <w:lastRenderedPageBreak/>
         <w:t>Abstrakt</w:t>
       </w:r>
-      <w:r>
-        <w:rPr>
-          <w:b/>
-          <w:color w:val="FF0000"/>
-          <w:sz w:val="32"/>
-          <w:szCs w:val="32"/>
-        </w:rPr>
-        <w:t>(TNR 16)</w:t>
-      </w:r>
     </w:p>
     <w:p>
       <w:pPr>
@@ -2833,15 +2761,6 @@
         <w:t>Abstract</w:t>
       </w:r>
       <w:proofErr w:type="spellEnd"/>
-      <w:r>
-        <w:rPr>
-          <w:b/>
-          <w:color w:val="FF0000"/>
-          <w:sz w:val="32"/>
-          <w:szCs w:val="32"/>
-        </w:rPr>
-        <w:t>(TNR 16)</w:t>
-      </w:r>
     </w:p>
     <w:p>
       <w:pPr>
@@ -4603,15 +4522,6 @@
               <w:szCs w:val="32"/>
             </w:rPr>
             <w:t>Obsah</w:t>
-          </w:r>
-          <w:r>
-            <w:rPr>
-              <w:b/>
-              <w:color w:val="FF0000"/>
-              <w:sz w:val="32"/>
-              <w:szCs w:val="32"/>
-            </w:rPr>
-            <w:t>(TNR 16)</w:t>
           </w:r>
         </w:p>
         <w:p>
@@ -4647,12 +4557,12 @@
             </w:rPr>
             <w:fldChar w:fldCharType="separate"/>
           </w:r>
-          <w:hyperlink w:anchor="_Toc221130661" w:history="1">
+          <w:hyperlink w:anchor="_Toc221138417" w:history="1">
             <w:r>
               <w:rPr>
                 <w:rStyle w:val="Hypertextovprepojenie"/>
               </w:rPr>
-              <w:t>Úvod(TNR 16)</w:t>
+              <w:t>Úvod</w:t>
             </w:r>
             <w:r>
               <w:rPr>
@@ -4670,7 +4580,7 @@
               <w:rPr>
                 <w:webHidden/>
               </w:rPr>
-              <w:instrText xml:space="preserve"> PAGEREF _Toc221130661 \h </w:instrText>
+              <w:instrText xml:space="preserve"> PAGEREF _Toc221138417 \h </w:instrText>
             </w:r>
             <w:r>
               <w:rPr>
@@ -4687,7 +4597,7 @@
               <w:rPr>
                 <w:webHidden/>
               </w:rPr>
-              <w:t>12</w:t>
+              <w:t>13</w:t>
             </w:r>
             <w:r>
               <w:rPr>
@@ -4709,7 +4619,7 @@
               <w14:ligatures w14:val="standardContextual"/>
             </w:rPr>
           </w:pPr>
-          <w:hyperlink w:anchor="_Toc221130662" w:history="1">
+          <w:hyperlink w:anchor="_Toc221138418" w:history="1">
             <w:r>
               <w:rPr>
                 <w:rStyle w:val="Hypertextovprepojenie"/>
@@ -4731,7 +4641,7 @@
               <w:rPr>
                 <w:rStyle w:val="Hypertextovprepojenie"/>
               </w:rPr>
-              <w:t>Zadanie a cieľ projektu (TNR 16)</w:t>
+              <w:t>Zadanie a cieľ projektu</w:t>
             </w:r>
             <w:r>
               <w:rPr>
@@ -4749,7 +4659,7 @@
               <w:rPr>
                 <w:webHidden/>
               </w:rPr>
-              <w:instrText xml:space="preserve"> PAGEREF _Toc221130662 \h </w:instrText>
+              <w:instrText xml:space="preserve"> PAGEREF _Toc221138418 \h </w:instrText>
             </w:r>
             <w:r>
               <w:rPr>
@@ -4766,7 +4676,7 @@
               <w:rPr>
                 <w:webHidden/>
               </w:rPr>
-              <w:t>13</w:t>
+              <w:t>14</w:t>
             </w:r>
             <w:r>
               <w:rPr>
@@ -4793,7 +4703,7 @@
               <w14:ligatures w14:val="standardContextual"/>
             </w:rPr>
           </w:pPr>
-          <w:hyperlink w:anchor="_Toc221130663" w:history="1">
+          <w:hyperlink w:anchor="_Toc221138419" w:history="1">
             <w:r>
               <w:rPr>
                 <w:rStyle w:val="Hypertextovprepojenie"/>
@@ -4818,7 +4728,7 @@
                 <w:rStyle w:val="Hypertextovprepojenie"/>
                 <w:noProof/>
               </w:rPr>
-              <w:t>Zadanie maturitného projektu (TNR 14)</w:t>
+              <w:t>Zadanie maturitného projektu</w:t>
             </w:r>
             <w:r>
               <w:rPr>
@@ -4839,7 +4749,7 @@
                 <w:noProof/>
                 <w:webHidden/>
               </w:rPr>
-              <w:instrText xml:space="preserve"> PAGEREF _Toc221130663 \h </w:instrText>
+              <w:instrText xml:space="preserve"> PAGEREF _Toc221138419 \h </w:instrText>
             </w:r>
             <w:r>
               <w:rPr>
@@ -4859,7 +4769,7 @@
                 <w:noProof/>
                 <w:webHidden/>
               </w:rPr>
-              <w:t>13</w:t>
+              <w:t>14</w:t>
             </w:r>
             <w:r>
               <w:rPr>
@@ -4887,7 +4797,7 @@
               <w14:ligatures w14:val="standardContextual"/>
             </w:rPr>
           </w:pPr>
-          <w:hyperlink w:anchor="_Toc221130664" w:history="1">
+          <w:hyperlink w:anchor="_Toc221138420" w:history="1">
             <w:r>
               <w:rPr>
                 <w:rStyle w:val="Hypertextovprepojenie"/>
@@ -4912,7 +4822,7 @@
                 <w:rStyle w:val="Hypertextovprepojenie"/>
                 <w:noProof/>
               </w:rPr>
-              <w:t>Cieľ projektu (TNR 14)</w:t>
+              <w:t>Cieľ projektu</w:t>
             </w:r>
             <w:r>
               <w:rPr>
@@ -4933,7 +4843,7 @@
                 <w:noProof/>
                 <w:webHidden/>
               </w:rPr>
-              <w:instrText xml:space="preserve"> PAGEREF _Toc221130664 \h </w:instrText>
+              <w:instrText xml:space="preserve"> PAGEREF _Toc221138420 \h </w:instrText>
             </w:r>
             <w:r>
               <w:rPr>
@@ -4953,7 +4863,7 @@
                 <w:noProof/>
                 <w:webHidden/>
               </w:rPr>
-              <w:t>13</w:t>
+              <w:t>14</w:t>
             </w:r>
             <w:r>
               <w:rPr>
@@ -4981,7 +4891,7 @@
               <w14:ligatures w14:val="standardContextual"/>
             </w:rPr>
           </w:pPr>
-          <w:hyperlink w:anchor="_Toc221130665" w:history="1">
+          <w:hyperlink w:anchor="_Toc221138421" w:history="1">
             <w:r>
               <w:rPr>
                 <w:rStyle w:val="Hypertextovprepojenie"/>
@@ -5006,7 +4916,7 @@
                 <w:rStyle w:val="Hypertextovprepojenie"/>
                 <w:noProof/>
               </w:rPr>
-              <w:t>Požiadavky na projekt (TNR 14)</w:t>
+              <w:t>Požiadavky na projekt</w:t>
             </w:r>
             <w:r>
               <w:rPr>
@@ -5027,7 +4937,7 @@
                 <w:noProof/>
                 <w:webHidden/>
               </w:rPr>
-              <w:instrText xml:space="preserve"> PAGEREF _Toc221130665 \h </w:instrText>
+              <w:instrText xml:space="preserve"> PAGEREF _Toc221138421 \h </w:instrText>
             </w:r>
             <w:r>
               <w:rPr>
@@ -5047,7 +4957,7 @@
                 <w:noProof/>
                 <w:webHidden/>
               </w:rPr>
-              <w:t>14</w:t>
+              <w:t>15</w:t>
             </w:r>
             <w:r>
               <w:rPr>
@@ -5070,7 +4980,7 @@
               <w14:ligatures w14:val="standardContextual"/>
             </w:rPr>
           </w:pPr>
-          <w:hyperlink w:anchor="_Toc221130666" w:history="1">
+          <w:hyperlink w:anchor="_Toc221138422" w:history="1">
             <w:r>
               <w:rPr>
                 <w:rStyle w:val="Hypertextovprepojenie"/>
@@ -5092,7 +5002,7 @@
               <w:rPr>
                 <w:rStyle w:val="Hypertextovprepojenie"/>
               </w:rPr>
-              <w:t>Použité technológie(TNR 16)</w:t>
+              <w:t>Použité technológie</w:t>
             </w:r>
             <w:r>
               <w:rPr>
@@ -5110,7 +5020,7 @@
               <w:rPr>
                 <w:webHidden/>
               </w:rPr>
-              <w:instrText xml:space="preserve"> PAGEREF _Toc221130666 \h </w:instrText>
+              <w:instrText xml:space="preserve"> PAGEREF _Toc221138422 \h </w:instrText>
             </w:r>
             <w:r>
               <w:rPr>
@@ -5127,7 +5037,7 @@
               <w:rPr>
                 <w:webHidden/>
               </w:rPr>
-              <w:t>15</w:t>
+              <w:t>16</w:t>
             </w:r>
             <w:r>
               <w:rPr>
@@ -5154,7 +5064,7 @@
               <w14:ligatures w14:val="standardContextual"/>
             </w:rPr>
           </w:pPr>
-          <w:hyperlink w:anchor="_Toc221130667" w:history="1">
+          <w:hyperlink w:anchor="_Toc221138423" w:history="1">
             <w:r>
               <w:rPr>
                 <w:rStyle w:val="Hypertextovprepojenie"/>
@@ -5200,7 +5110,7 @@
                 <w:noProof/>
                 <w:webHidden/>
               </w:rPr>
-              <w:instrText xml:space="preserve"> PAGEREF _Toc221130667 \h </w:instrText>
+              <w:instrText xml:space="preserve"> PAGEREF _Toc221138423 \h </w:instrText>
             </w:r>
             <w:r>
               <w:rPr>
@@ -5220,7 +5130,7 @@
                 <w:noProof/>
                 <w:webHidden/>
               </w:rPr>
-              <w:t>15</w:t>
+              <w:t>16</w:t>
             </w:r>
             <w:r>
               <w:rPr>
@@ -5243,7 +5153,7 @@
               <w14:ligatures w14:val="standardContextual"/>
             </w:rPr>
           </w:pPr>
-          <w:hyperlink w:anchor="_Toc221130668" w:history="1">
+          <w:hyperlink w:anchor="_Toc221138424" w:history="1">
             <w:r>
               <w:rPr>
                 <w:rStyle w:val="Hypertextovprepojenie"/>
@@ -5283,7 +5193,7 @@
               <w:rPr>
                 <w:webHidden/>
               </w:rPr>
-              <w:instrText xml:space="preserve"> PAGEREF _Toc221130668 \h </w:instrText>
+              <w:instrText xml:space="preserve"> PAGEREF _Toc221138424 \h </w:instrText>
             </w:r>
             <w:r>
               <w:rPr>
@@ -5300,7 +5210,7 @@
               <w:rPr>
                 <w:webHidden/>
               </w:rPr>
-              <w:t>15</w:t>
+              <w:t>16</w:t>
             </w:r>
             <w:r>
               <w:rPr>
@@ -5322,7 +5232,7 @@
               <w14:ligatures w14:val="standardContextual"/>
             </w:rPr>
           </w:pPr>
-          <w:hyperlink w:anchor="_Toc221130669" w:history="1">
+          <w:hyperlink w:anchor="_Toc221138425" w:history="1">
             <w:r>
               <w:rPr>
                 <w:rStyle w:val="Hypertextovprepojenie"/>
@@ -5362,7 +5272,7 @@
               <w:rPr>
                 <w:webHidden/>
               </w:rPr>
-              <w:instrText xml:space="preserve"> PAGEREF _Toc221130669 \h </w:instrText>
+              <w:instrText xml:space="preserve"> PAGEREF _Toc221138425 \h </w:instrText>
             </w:r>
             <w:r>
               <w:rPr>
@@ -5379,7 +5289,7 @@
               <w:rPr>
                 <w:webHidden/>
               </w:rPr>
-              <w:t>15</w:t>
+              <w:t>16</w:t>
             </w:r>
             <w:r>
               <w:rPr>
@@ -5406,7 +5316,7 @@
               <w14:ligatures w14:val="standardContextual"/>
             </w:rPr>
           </w:pPr>
-          <w:hyperlink w:anchor="_Toc221130670" w:history="1">
+          <w:hyperlink w:anchor="_Toc221138426" w:history="1">
             <w:r>
               <w:rPr>
                 <w:rStyle w:val="Hypertextovprepojenie"/>
@@ -5452,7 +5362,7 @@
                 <w:noProof/>
                 <w:webHidden/>
               </w:rPr>
-              <w:instrText xml:space="preserve"> PAGEREF _Toc221130670 \h </w:instrText>
+              <w:instrText xml:space="preserve"> PAGEREF _Toc221138426 \h </w:instrText>
             </w:r>
             <w:r>
               <w:rPr>
@@ -5472,7 +5382,7 @@
                 <w:noProof/>
                 <w:webHidden/>
               </w:rPr>
-              <w:t>16</w:t>
+              <w:t>17</w:t>
             </w:r>
             <w:r>
               <w:rPr>
@@ -5495,7 +5405,7 @@
               <w14:ligatures w14:val="standardContextual"/>
             </w:rPr>
           </w:pPr>
-          <w:hyperlink w:anchor="_Toc221130671" w:history="1">
+          <w:hyperlink w:anchor="_Toc221138427" w:history="1">
             <w:r>
               <w:rPr>
                 <w:rStyle w:val="Hypertextovprepojenie"/>
@@ -5535,7 +5445,7 @@
               <w:rPr>
                 <w:webHidden/>
               </w:rPr>
-              <w:instrText xml:space="preserve"> PAGEREF _Toc221130671 \h </w:instrText>
+              <w:instrText xml:space="preserve"> PAGEREF _Toc221138427 \h </w:instrText>
             </w:r>
             <w:r>
               <w:rPr>
@@ -5552,7 +5462,7 @@
               <w:rPr>
                 <w:webHidden/>
               </w:rPr>
-              <w:t>16</w:t>
+              <w:t>17</w:t>
             </w:r>
             <w:r>
               <w:rPr>
@@ -5574,7 +5484,7 @@
               <w14:ligatures w14:val="standardContextual"/>
             </w:rPr>
           </w:pPr>
-          <w:hyperlink w:anchor="_Toc221130672" w:history="1">
+          <w:hyperlink w:anchor="_Toc221138428" w:history="1">
             <w:r>
               <w:rPr>
                 <w:rStyle w:val="Hypertextovprepojenie"/>
@@ -5614,7 +5524,7 @@
               <w:rPr>
                 <w:webHidden/>
               </w:rPr>
-              <w:instrText xml:space="preserve"> PAGEREF _Toc221130672 \h </w:instrText>
+              <w:instrText xml:space="preserve"> PAGEREF _Toc221138428 \h </w:instrText>
             </w:r>
             <w:r>
               <w:rPr>
@@ -5631,7 +5541,7 @@
               <w:rPr>
                 <w:webHidden/>
               </w:rPr>
-              <w:t>17</w:t>
+              <w:t>18</w:t>
             </w:r>
             <w:r>
               <w:rPr>
@@ -5658,7 +5568,7 @@
               <w14:ligatures w14:val="standardContextual"/>
             </w:rPr>
           </w:pPr>
-          <w:hyperlink w:anchor="_Toc221130673" w:history="1">
+          <w:hyperlink w:anchor="_Toc221138429" w:history="1">
             <w:r>
               <w:rPr>
                 <w:rStyle w:val="Hypertextovprepojenie"/>
@@ -5704,7 +5614,7 @@
                 <w:noProof/>
                 <w:webHidden/>
               </w:rPr>
-              <w:instrText xml:space="preserve"> PAGEREF _Toc221130673 \h </w:instrText>
+              <w:instrText xml:space="preserve"> PAGEREF _Toc221138429 \h </w:instrText>
             </w:r>
             <w:r>
               <w:rPr>
@@ -5724,7 +5634,7 @@
                 <w:noProof/>
                 <w:webHidden/>
               </w:rPr>
-              <w:t>18</w:t>
+              <w:t>19</w:t>
             </w:r>
             <w:r>
               <w:rPr>
@@ -5752,7 +5662,7 @@
               <w14:ligatures w14:val="standardContextual"/>
             </w:rPr>
           </w:pPr>
-          <w:hyperlink w:anchor="_Toc221130674" w:history="1">
+          <w:hyperlink w:anchor="_Toc221138430" w:history="1">
             <w:r>
               <w:rPr>
                 <w:rStyle w:val="Hypertextovprepojenie"/>
@@ -5798,7 +5708,7 @@
                 <w:noProof/>
                 <w:webHidden/>
               </w:rPr>
-              <w:instrText xml:space="preserve"> PAGEREF _Toc221130674 \h </w:instrText>
+              <w:instrText xml:space="preserve"> PAGEREF _Toc221138430 \h </w:instrText>
             </w:r>
             <w:r>
               <w:rPr>
@@ -5818,7 +5728,7 @@
                 <w:noProof/>
                 <w:webHidden/>
               </w:rPr>
-              <w:t>19</w:t>
+              <w:t>20</w:t>
             </w:r>
             <w:r>
               <w:rPr>
@@ -5841,7 +5751,7 @@
               <w14:ligatures w14:val="standardContextual"/>
             </w:rPr>
           </w:pPr>
-          <w:hyperlink w:anchor="_Toc221130675" w:history="1">
+          <w:hyperlink w:anchor="_Toc221138431" w:history="1">
             <w:r>
               <w:rPr>
                 <w:rStyle w:val="Hypertextovprepojenie"/>
@@ -5881,7 +5791,7 @@
               <w:rPr>
                 <w:webHidden/>
               </w:rPr>
-              <w:instrText xml:space="preserve"> PAGEREF _Toc221130675 \h </w:instrText>
+              <w:instrText xml:space="preserve"> PAGEREF _Toc221138431 \h </w:instrText>
             </w:r>
             <w:r>
               <w:rPr>
@@ -5898,7 +5808,7 @@
               <w:rPr>
                 <w:webHidden/>
               </w:rPr>
-              <w:t>20</w:t>
+              <w:t>21</w:t>
             </w:r>
             <w:r>
               <w:rPr>
@@ -5925,7 +5835,7 @@
               <w14:ligatures w14:val="standardContextual"/>
             </w:rPr>
           </w:pPr>
-          <w:hyperlink w:anchor="_Toc221130676" w:history="1">
+          <w:hyperlink w:anchor="_Toc221138432" w:history="1">
             <w:r>
               <w:rPr>
                 <w:rStyle w:val="Hypertextovprepojenie"/>
@@ -5971,7 +5881,7 @@
                 <w:noProof/>
                 <w:webHidden/>
               </w:rPr>
-              <w:instrText xml:space="preserve"> PAGEREF _Toc221130676 \h </w:instrText>
+              <w:instrText xml:space="preserve"> PAGEREF _Toc221138432 \h </w:instrText>
             </w:r>
             <w:r>
               <w:rPr>
@@ -5991,7 +5901,7 @@
                 <w:noProof/>
                 <w:webHidden/>
               </w:rPr>
-              <w:t>20</w:t>
+              <w:t>21</w:t>
             </w:r>
             <w:r>
               <w:rPr>
@@ -6019,7 +5929,7 @@
               <w14:ligatures w14:val="standardContextual"/>
             </w:rPr>
           </w:pPr>
-          <w:hyperlink w:anchor="_Toc221130677" w:history="1">
+          <w:hyperlink w:anchor="_Toc221138433" w:history="1">
             <w:r>
               <w:rPr>
                 <w:rStyle w:val="Hypertextovprepojenie"/>
@@ -6065,7 +5975,7 @@
                 <w:noProof/>
                 <w:webHidden/>
               </w:rPr>
-              <w:instrText xml:space="preserve"> PAGEREF _Toc221130677 \h </w:instrText>
+              <w:instrText xml:space="preserve"> PAGEREF _Toc221138433 \h </w:instrText>
             </w:r>
             <w:r>
               <w:rPr>
@@ -6085,7 +5995,7 @@
                 <w:noProof/>
                 <w:webHidden/>
               </w:rPr>
-              <w:t>20</w:t>
+              <w:t>21</w:t>
             </w:r>
             <w:r>
               <w:rPr>
@@ -6108,7 +6018,7 @@
               <w14:ligatures w14:val="standardContextual"/>
             </w:rPr>
           </w:pPr>
-          <w:hyperlink w:anchor="_Toc221130678" w:history="1">
+          <w:hyperlink w:anchor="_Toc221138434" w:history="1">
             <w:r>
               <w:rPr>
                 <w:rStyle w:val="Hypertextovprepojenie"/>
@@ -6148,7 +6058,7 @@
               <w:rPr>
                 <w:webHidden/>
               </w:rPr>
-              <w:instrText xml:space="preserve"> PAGEREF _Toc221130678 \h </w:instrText>
+              <w:instrText xml:space="preserve"> PAGEREF _Toc221138434 \h </w:instrText>
             </w:r>
             <w:r>
               <w:rPr>
@@ -6165,7 +6075,7 @@
               <w:rPr>
                 <w:webHidden/>
               </w:rPr>
-              <w:t>20</w:t>
+              <w:t>21</w:t>
             </w:r>
             <w:r>
               <w:rPr>
@@ -6187,7 +6097,7 @@
               <w14:ligatures w14:val="standardContextual"/>
             </w:rPr>
           </w:pPr>
-          <w:hyperlink w:anchor="_Toc221130679" w:history="1">
+          <w:hyperlink w:anchor="_Toc221138435" w:history="1">
             <w:r>
               <w:rPr>
                 <w:rStyle w:val="Hypertextovprepojenie"/>
@@ -6227,7 +6137,7 @@
               <w:rPr>
                 <w:webHidden/>
               </w:rPr>
-              <w:instrText xml:space="preserve"> PAGEREF _Toc221130679 \h </w:instrText>
+              <w:instrText xml:space="preserve"> PAGEREF _Toc221138435 \h </w:instrText>
             </w:r>
             <w:r>
               <w:rPr>
@@ -6244,7 +6154,7 @@
               <w:rPr>
                 <w:webHidden/>
               </w:rPr>
-              <w:t>21</w:t>
+              <w:t>22</w:t>
             </w:r>
             <w:r>
               <w:rPr>
@@ -6266,7 +6176,7 @@
               <w14:ligatures w14:val="standardContextual"/>
             </w:rPr>
           </w:pPr>
-          <w:hyperlink w:anchor="_Toc221130680" w:history="1">
+          <w:hyperlink w:anchor="_Toc221138436" w:history="1">
             <w:r>
               <w:rPr>
                 <w:rStyle w:val="Hypertextovprepojenie"/>
@@ -6306,7 +6216,7 @@
               <w:rPr>
                 <w:webHidden/>
               </w:rPr>
-              <w:instrText xml:space="preserve"> PAGEREF _Toc221130680 \h </w:instrText>
+              <w:instrText xml:space="preserve"> PAGEREF _Toc221138436 \h </w:instrText>
             </w:r>
             <w:r>
               <w:rPr>
@@ -6323,7 +6233,7 @@
               <w:rPr>
                 <w:webHidden/>
               </w:rPr>
-              <w:t>22</w:t>
+              <w:t>23</w:t>
             </w:r>
             <w:r>
               <w:rPr>
@@ -6350,7 +6260,7 @@
               <w14:ligatures w14:val="standardContextual"/>
             </w:rPr>
           </w:pPr>
-          <w:hyperlink w:anchor="_Toc221130681" w:history="1">
+          <w:hyperlink w:anchor="_Toc221138437" w:history="1">
             <w:r>
               <w:rPr>
                 <w:rStyle w:val="Hypertextovprepojenie"/>
@@ -6396,7 +6306,7 @@
                 <w:noProof/>
                 <w:webHidden/>
               </w:rPr>
-              <w:instrText xml:space="preserve"> PAGEREF _Toc221130681 \h </w:instrText>
+              <w:instrText xml:space="preserve"> PAGEREF _Toc221138437 \h </w:instrText>
             </w:r>
             <w:r>
               <w:rPr>
@@ -6416,7 +6326,7 @@
                 <w:noProof/>
                 <w:webHidden/>
               </w:rPr>
-              <w:t>22</w:t>
+              <w:t>23</w:t>
             </w:r>
             <w:r>
               <w:rPr>
@@ -6439,7 +6349,7 @@
               <w14:ligatures w14:val="standardContextual"/>
             </w:rPr>
           </w:pPr>
-          <w:hyperlink w:anchor="_Toc221130682" w:history="1">
+          <w:hyperlink w:anchor="_Toc221138438" w:history="1">
             <w:r>
               <w:rPr>
                 <w:rStyle w:val="Hypertextovprepojenie"/>
@@ -6479,7 +6389,7 @@
               <w:rPr>
                 <w:webHidden/>
               </w:rPr>
-              <w:instrText xml:space="preserve"> PAGEREF _Toc221130682 \h </w:instrText>
+              <w:instrText xml:space="preserve"> PAGEREF _Toc221138438 \h </w:instrText>
             </w:r>
             <w:r>
               <w:rPr>
@@ -6496,7 +6406,7 @@
               <w:rPr>
                 <w:webHidden/>
               </w:rPr>
-              <w:t>23</w:t>
+              <w:t>24</w:t>
             </w:r>
             <w:r>
               <w:rPr>
@@ -6523,7 +6433,7 @@
               <w14:ligatures w14:val="standardContextual"/>
             </w:rPr>
           </w:pPr>
-          <w:hyperlink w:anchor="_Toc221130683" w:history="1">
+          <w:hyperlink w:anchor="_Toc221138439" w:history="1">
             <w:r>
               <w:rPr>
                 <w:rStyle w:val="Hypertextovprepojenie"/>
@@ -6569,7 +6479,7 @@
                 <w:noProof/>
                 <w:webHidden/>
               </w:rPr>
-              <w:instrText xml:space="preserve"> PAGEREF _Toc221130683 \h </w:instrText>
+              <w:instrText xml:space="preserve"> PAGEREF _Toc221138439 \h </w:instrText>
             </w:r>
             <w:r>
               <w:rPr>
@@ -6589,7 +6499,7 @@
                 <w:noProof/>
                 <w:webHidden/>
               </w:rPr>
-              <w:t>23</w:t>
+              <w:t>24</w:t>
             </w:r>
             <w:r>
               <w:rPr>
@@ -6612,7 +6522,7 @@
               <w14:ligatures w14:val="standardContextual"/>
             </w:rPr>
           </w:pPr>
-          <w:hyperlink w:anchor="_Toc221130684" w:history="1">
+          <w:hyperlink w:anchor="_Toc221138440" w:history="1">
             <w:r>
               <w:rPr>
                 <w:rStyle w:val="Hypertextovprepojenie"/>
@@ -6652,7 +6562,7 @@
               <w:rPr>
                 <w:webHidden/>
               </w:rPr>
-              <w:instrText xml:space="preserve"> PAGEREF _Toc221130684 \h </w:instrText>
+              <w:instrText xml:space="preserve"> PAGEREF _Toc221138440 \h </w:instrText>
             </w:r>
             <w:r>
               <w:rPr>
@@ -6669,7 +6579,7 @@
               <w:rPr>
                 <w:webHidden/>
               </w:rPr>
-              <w:t>23</w:t>
+              <w:t>24</w:t>
             </w:r>
             <w:r>
               <w:rPr>
@@ -6691,7 +6601,7 @@
               <w14:ligatures w14:val="standardContextual"/>
             </w:rPr>
           </w:pPr>
-          <w:hyperlink w:anchor="_Toc221130685" w:history="1">
+          <w:hyperlink w:anchor="_Toc221138441" w:history="1">
             <w:r>
               <w:rPr>
                 <w:rStyle w:val="Hypertextovprepojenie"/>
@@ -6731,7 +6641,7 @@
               <w:rPr>
                 <w:webHidden/>
               </w:rPr>
-              <w:instrText xml:space="preserve"> PAGEREF _Toc221130685 \h </w:instrText>
+              <w:instrText xml:space="preserve"> PAGEREF _Toc221138441 \h </w:instrText>
             </w:r>
             <w:r>
               <w:rPr>
@@ -6748,7 +6658,7 @@
               <w:rPr>
                 <w:webHidden/>
               </w:rPr>
-              <w:t>24</w:t>
+              <w:t>25</w:t>
             </w:r>
             <w:r>
               <w:rPr>
@@ -6770,7 +6680,7 @@
               <w14:ligatures w14:val="standardContextual"/>
             </w:rPr>
           </w:pPr>
-          <w:hyperlink w:anchor="_Toc221130686" w:history="1">
+          <w:hyperlink w:anchor="_Toc221138442" w:history="1">
             <w:r>
               <w:rPr>
                 <w:rStyle w:val="Hypertextovprepojenie"/>
@@ -6810,7 +6720,7 @@
               <w:rPr>
                 <w:webHidden/>
               </w:rPr>
-              <w:instrText xml:space="preserve"> PAGEREF _Toc221130686 \h </w:instrText>
+              <w:instrText xml:space="preserve"> PAGEREF _Toc221138442 \h </w:instrText>
             </w:r>
             <w:r>
               <w:rPr>
@@ -6827,7 +6737,7 @@
               <w:rPr>
                 <w:webHidden/>
               </w:rPr>
-              <w:t>24</w:t>
+              <w:t>25</w:t>
             </w:r>
             <w:r>
               <w:rPr>
@@ -6849,7 +6759,7 @@
               <w14:ligatures w14:val="standardContextual"/>
             </w:rPr>
           </w:pPr>
-          <w:hyperlink w:anchor="_Toc221130687" w:history="1">
+          <w:hyperlink w:anchor="_Toc221138443" w:history="1">
             <w:r>
               <w:rPr>
                 <w:rStyle w:val="Hypertextovprepojenie"/>
@@ -6889,7 +6799,7 @@
               <w:rPr>
                 <w:webHidden/>
               </w:rPr>
-              <w:instrText xml:space="preserve"> PAGEREF _Toc221130687 \h </w:instrText>
+              <w:instrText xml:space="preserve"> PAGEREF _Toc221138443 \h </w:instrText>
             </w:r>
             <w:r>
               <w:rPr>
@@ -6906,7 +6816,654 @@
               <w:rPr>
                 <w:webHidden/>
               </w:rPr>
-              <w:t>24</w:t>
+              <w:t>25</w:t>
+            </w:r>
+            <w:r>
+              <w:rPr>
+                <w:webHidden/>
+              </w:rPr>
+              <w:fldChar w:fldCharType="end"/>
+            </w:r>
+          </w:hyperlink>
+        </w:p>
+        <w:p>
+          <w:pPr>
+            <w:pStyle w:val="Obsah2"/>
+            <w:tabs>
+              <w:tab w:val="left" w:pos="960"/>
+              <w:tab w:val="right" w:leader="dot" w:pos="8493"/>
+            </w:tabs>
+            <w:rPr>
+              <w:rFonts w:eastAsiaTheme="minorEastAsia"/>
+              <w:noProof/>
+              <w:kern w:val="2"/>
+              <w:sz w:val="24"/>
+              <w:szCs w:val="24"/>
+              <w:lang w:eastAsia="sk-SK"/>
+              <w14:ligatures w14:val="standardContextual"/>
+            </w:rPr>
+          </w:pPr>
+          <w:hyperlink w:anchor="_Toc221138444" w:history="1">
+            <w:r>
+              <w:rPr>
+                <w:rStyle w:val="Hypertextovprepojenie"/>
+                <w:noProof/>
+              </w:rPr>
+              <w:t>4.2</w:t>
+            </w:r>
+            <w:r>
+              <w:rPr>
+                <w:rFonts w:eastAsiaTheme="minorEastAsia"/>
+                <w:noProof/>
+                <w:kern w:val="2"/>
+                <w:sz w:val="24"/>
+                <w:szCs w:val="24"/>
+                <w:lang w:eastAsia="sk-SK"/>
+                <w14:ligatures w14:val="standardContextual"/>
+              </w:rPr>
+              <w:tab/>
+            </w:r>
+            <w:r>
+              <w:rPr>
+                <w:rStyle w:val="Hypertextovprepojenie"/>
+                <w:noProof/>
+              </w:rPr>
+              <w:t>Implementácia frontendu</w:t>
+            </w:r>
+            <w:r>
+              <w:rPr>
+                <w:noProof/>
+                <w:webHidden/>
+              </w:rPr>
+              <w:tab/>
+            </w:r>
+            <w:r>
+              <w:rPr>
+                <w:noProof/>
+                <w:webHidden/>
+              </w:rPr>
+              <w:fldChar w:fldCharType="begin"/>
+            </w:r>
+            <w:r>
+              <w:rPr>
+                <w:noProof/>
+                <w:webHidden/>
+              </w:rPr>
+              <w:instrText xml:space="preserve"> PAGEREF _Toc221138444 \h </w:instrText>
+            </w:r>
+            <w:r>
+              <w:rPr>
+                <w:noProof/>
+                <w:webHidden/>
+              </w:rPr>
+            </w:r>
+            <w:r>
+              <w:rPr>
+                <w:noProof/>
+                <w:webHidden/>
+              </w:rPr>
+              <w:fldChar w:fldCharType="separate"/>
+            </w:r>
+            <w:r>
+              <w:rPr>
+                <w:noProof/>
+                <w:webHidden/>
+              </w:rPr>
+              <w:t>26</w:t>
+            </w:r>
+            <w:r>
+              <w:rPr>
+                <w:noProof/>
+                <w:webHidden/>
+              </w:rPr>
+              <w:fldChar w:fldCharType="end"/>
+            </w:r>
+          </w:hyperlink>
+        </w:p>
+        <w:p>
+          <w:pPr>
+            <w:pStyle w:val="Obsah3"/>
+            <w:rPr>
+              <w:rFonts w:asciiTheme="minorHAnsi" w:eastAsiaTheme="minorEastAsia" w:hAnsiTheme="minorHAnsi" w:cstheme="minorBidi"/>
+              <w:kern w:val="2"/>
+              <w:sz w:val="24"/>
+              <w:szCs w:val="24"/>
+              <w:lang w:eastAsia="sk-SK"/>
+              <w14:ligatures w14:val="standardContextual"/>
+            </w:rPr>
+          </w:pPr>
+          <w:hyperlink w:anchor="_Toc221138445" w:history="1">
+            <w:r>
+              <w:rPr>
+                <w:rStyle w:val="Hypertextovprepojenie"/>
+              </w:rPr>
+              <w:t>4.2.1</w:t>
+            </w:r>
+            <w:r>
+              <w:rPr>
+                <w:rFonts w:asciiTheme="minorHAnsi" w:eastAsiaTheme="minorEastAsia" w:hAnsiTheme="minorHAnsi" w:cstheme="minorBidi"/>
+                <w:kern w:val="2"/>
+                <w:sz w:val="24"/>
+                <w:szCs w:val="24"/>
+                <w:lang w:eastAsia="sk-SK"/>
+                <w14:ligatures w14:val="standardContextual"/>
+              </w:rPr>
+              <w:tab/>
+            </w:r>
+            <w:r>
+              <w:rPr>
+                <w:rStyle w:val="Hypertextovprepojenie"/>
+              </w:rPr>
+              <w:t>Štruktúra frontend projektu</w:t>
+            </w:r>
+            <w:r>
+              <w:rPr>
+                <w:webHidden/>
+              </w:rPr>
+              <w:tab/>
+            </w:r>
+            <w:r>
+              <w:rPr>
+                <w:webHidden/>
+              </w:rPr>
+              <w:fldChar w:fldCharType="begin"/>
+            </w:r>
+            <w:r>
+              <w:rPr>
+                <w:webHidden/>
+              </w:rPr>
+              <w:instrText xml:space="preserve"> PAGEREF _Toc221138445 \h </w:instrText>
+            </w:r>
+            <w:r>
+              <w:rPr>
+                <w:webHidden/>
+              </w:rPr>
+            </w:r>
+            <w:r>
+              <w:rPr>
+                <w:webHidden/>
+              </w:rPr>
+              <w:fldChar w:fldCharType="separate"/>
+            </w:r>
+            <w:r>
+              <w:rPr>
+                <w:webHidden/>
+              </w:rPr>
+              <w:t>26</w:t>
+            </w:r>
+            <w:r>
+              <w:rPr>
+                <w:webHidden/>
+              </w:rPr>
+              <w:fldChar w:fldCharType="end"/>
+            </w:r>
+          </w:hyperlink>
+        </w:p>
+        <w:p>
+          <w:pPr>
+            <w:pStyle w:val="Obsah3"/>
+            <w:rPr>
+              <w:rFonts w:asciiTheme="minorHAnsi" w:eastAsiaTheme="minorEastAsia" w:hAnsiTheme="minorHAnsi" w:cstheme="minorBidi"/>
+              <w:kern w:val="2"/>
+              <w:sz w:val="24"/>
+              <w:szCs w:val="24"/>
+              <w:lang w:eastAsia="sk-SK"/>
+              <w14:ligatures w14:val="standardContextual"/>
+            </w:rPr>
+          </w:pPr>
+          <w:hyperlink w:anchor="_Toc221138446" w:history="1">
+            <w:r>
+              <w:rPr>
+                <w:rStyle w:val="Hypertextovprepojenie"/>
+              </w:rPr>
+              <w:t>4.2.2</w:t>
+            </w:r>
+            <w:r>
+              <w:rPr>
+                <w:rFonts w:asciiTheme="minorHAnsi" w:eastAsiaTheme="minorEastAsia" w:hAnsiTheme="minorHAnsi" w:cstheme="minorBidi"/>
+                <w:kern w:val="2"/>
+                <w:sz w:val="24"/>
+                <w:szCs w:val="24"/>
+                <w:lang w:eastAsia="sk-SK"/>
+                <w14:ligatures w14:val="standardContextual"/>
+              </w:rPr>
+              <w:tab/>
+            </w:r>
+            <w:r>
+              <w:rPr>
+                <w:rStyle w:val="Hypertextovprepojenie"/>
+              </w:rPr>
+              <w:t>Routing</w:t>
+            </w:r>
+            <w:r>
+              <w:rPr>
+                <w:webHidden/>
+              </w:rPr>
+              <w:tab/>
+            </w:r>
+            <w:r>
+              <w:rPr>
+                <w:webHidden/>
+              </w:rPr>
+              <w:fldChar w:fldCharType="begin"/>
+            </w:r>
+            <w:r>
+              <w:rPr>
+                <w:webHidden/>
+              </w:rPr>
+              <w:instrText xml:space="preserve"> PAGEREF _Toc221138446 \h </w:instrText>
+            </w:r>
+            <w:r>
+              <w:rPr>
+                <w:webHidden/>
+              </w:rPr>
+            </w:r>
+            <w:r>
+              <w:rPr>
+                <w:webHidden/>
+              </w:rPr>
+              <w:fldChar w:fldCharType="separate"/>
+            </w:r>
+            <w:r>
+              <w:rPr>
+                <w:webHidden/>
+              </w:rPr>
+              <w:t>27</w:t>
+            </w:r>
+            <w:r>
+              <w:rPr>
+                <w:webHidden/>
+              </w:rPr>
+              <w:fldChar w:fldCharType="end"/>
+            </w:r>
+          </w:hyperlink>
+        </w:p>
+        <w:p>
+          <w:pPr>
+            <w:pStyle w:val="Obsah3"/>
+            <w:rPr>
+              <w:rFonts w:asciiTheme="minorHAnsi" w:eastAsiaTheme="minorEastAsia" w:hAnsiTheme="minorHAnsi" w:cstheme="minorBidi"/>
+              <w:kern w:val="2"/>
+              <w:sz w:val="24"/>
+              <w:szCs w:val="24"/>
+              <w:lang w:eastAsia="sk-SK"/>
+              <w14:ligatures w14:val="standardContextual"/>
+            </w:rPr>
+          </w:pPr>
+          <w:hyperlink w:anchor="_Toc221138447" w:history="1">
+            <w:r>
+              <w:rPr>
+                <w:rStyle w:val="Hypertextovprepojenie"/>
+              </w:rPr>
+              <w:t>4.2.3</w:t>
+            </w:r>
+            <w:r>
+              <w:rPr>
+                <w:rFonts w:asciiTheme="minorHAnsi" w:eastAsiaTheme="minorEastAsia" w:hAnsiTheme="minorHAnsi" w:cstheme="minorBidi"/>
+                <w:kern w:val="2"/>
+                <w:sz w:val="24"/>
+                <w:szCs w:val="24"/>
+                <w:lang w:eastAsia="sk-SK"/>
+                <w14:ligatures w14:val="standardContextual"/>
+              </w:rPr>
+              <w:tab/>
+            </w:r>
+            <w:r>
+              <w:rPr>
+                <w:rStyle w:val="Hypertextovprepojenie"/>
+              </w:rPr>
+              <w:t>UI a UX</w:t>
+            </w:r>
+            <w:r>
+              <w:rPr>
+                <w:webHidden/>
+              </w:rPr>
+              <w:tab/>
+            </w:r>
+            <w:r>
+              <w:rPr>
+                <w:webHidden/>
+              </w:rPr>
+              <w:fldChar w:fldCharType="begin"/>
+            </w:r>
+            <w:r>
+              <w:rPr>
+                <w:webHidden/>
+              </w:rPr>
+              <w:instrText xml:space="preserve"> PAGEREF _Toc221138447 \h </w:instrText>
+            </w:r>
+            <w:r>
+              <w:rPr>
+                <w:webHidden/>
+              </w:rPr>
+            </w:r>
+            <w:r>
+              <w:rPr>
+                <w:webHidden/>
+              </w:rPr>
+              <w:fldChar w:fldCharType="separate"/>
+            </w:r>
+            <w:r>
+              <w:rPr>
+                <w:webHidden/>
+              </w:rPr>
+              <w:t>27</w:t>
+            </w:r>
+            <w:r>
+              <w:rPr>
+                <w:webHidden/>
+              </w:rPr>
+              <w:fldChar w:fldCharType="end"/>
+            </w:r>
+          </w:hyperlink>
+        </w:p>
+        <w:p>
+          <w:pPr>
+            <w:pStyle w:val="Obsah3"/>
+            <w:rPr>
+              <w:rFonts w:asciiTheme="minorHAnsi" w:eastAsiaTheme="minorEastAsia" w:hAnsiTheme="minorHAnsi" w:cstheme="minorBidi"/>
+              <w:kern w:val="2"/>
+              <w:sz w:val="24"/>
+              <w:szCs w:val="24"/>
+              <w:lang w:eastAsia="sk-SK"/>
+              <w14:ligatures w14:val="standardContextual"/>
+            </w:rPr>
+          </w:pPr>
+          <w:hyperlink w:anchor="_Toc221138448" w:history="1">
+            <w:r>
+              <w:rPr>
+                <w:rStyle w:val="Hypertextovprepojenie"/>
+              </w:rPr>
+              <w:t>4.2.4</w:t>
+            </w:r>
+            <w:r>
+              <w:rPr>
+                <w:rFonts w:asciiTheme="minorHAnsi" w:eastAsiaTheme="minorEastAsia" w:hAnsiTheme="minorHAnsi" w:cstheme="minorBidi"/>
+                <w:kern w:val="2"/>
+                <w:sz w:val="24"/>
+                <w:szCs w:val="24"/>
+                <w:lang w:eastAsia="sk-SK"/>
+                <w14:ligatures w14:val="standardContextual"/>
+              </w:rPr>
+              <w:tab/>
+            </w:r>
+            <w:r>
+              <w:rPr>
+                <w:rStyle w:val="Hypertextovprepojenie"/>
+              </w:rPr>
+              <w:t>Formuláre a validácia</w:t>
+            </w:r>
+            <w:r>
+              <w:rPr>
+                <w:webHidden/>
+              </w:rPr>
+              <w:tab/>
+            </w:r>
+            <w:r>
+              <w:rPr>
+                <w:webHidden/>
+              </w:rPr>
+              <w:fldChar w:fldCharType="begin"/>
+            </w:r>
+            <w:r>
+              <w:rPr>
+                <w:webHidden/>
+              </w:rPr>
+              <w:instrText xml:space="preserve"> PAGEREF _Toc221138448 \h </w:instrText>
+            </w:r>
+            <w:r>
+              <w:rPr>
+                <w:webHidden/>
+              </w:rPr>
+            </w:r>
+            <w:r>
+              <w:rPr>
+                <w:webHidden/>
+              </w:rPr>
+              <w:fldChar w:fldCharType="separate"/>
+            </w:r>
+            <w:r>
+              <w:rPr>
+                <w:webHidden/>
+              </w:rPr>
+              <w:t>28</w:t>
+            </w:r>
+            <w:r>
+              <w:rPr>
+                <w:webHidden/>
+              </w:rPr>
+              <w:fldChar w:fldCharType="end"/>
+            </w:r>
+          </w:hyperlink>
+        </w:p>
+        <w:p>
+          <w:pPr>
+            <w:pStyle w:val="Obsah3"/>
+            <w:rPr>
+              <w:rFonts w:asciiTheme="minorHAnsi" w:eastAsiaTheme="minorEastAsia" w:hAnsiTheme="minorHAnsi" w:cstheme="minorBidi"/>
+              <w:kern w:val="2"/>
+              <w:sz w:val="24"/>
+              <w:szCs w:val="24"/>
+              <w:lang w:eastAsia="sk-SK"/>
+              <w14:ligatures w14:val="standardContextual"/>
+            </w:rPr>
+          </w:pPr>
+          <w:hyperlink w:anchor="_Toc221138449" w:history="1">
+            <w:r>
+              <w:rPr>
+                <w:rStyle w:val="Hypertextovprepojenie"/>
+              </w:rPr>
+              <w:t>4.2.5</w:t>
+            </w:r>
+            <w:r>
+              <w:rPr>
+                <w:rFonts w:asciiTheme="minorHAnsi" w:eastAsiaTheme="minorEastAsia" w:hAnsiTheme="minorHAnsi" w:cstheme="minorBidi"/>
+                <w:kern w:val="2"/>
+                <w:sz w:val="24"/>
+                <w:szCs w:val="24"/>
+                <w:lang w:eastAsia="sk-SK"/>
+                <w14:ligatures w14:val="standardContextual"/>
+              </w:rPr>
+              <w:tab/>
+            </w:r>
+            <w:r>
+              <w:rPr>
+                <w:rStyle w:val="Hypertextovprepojenie"/>
+              </w:rPr>
+              <w:t>Správa dát</w:t>
+            </w:r>
+            <w:r>
+              <w:rPr>
+                <w:webHidden/>
+              </w:rPr>
+              <w:tab/>
+            </w:r>
+            <w:r>
+              <w:rPr>
+                <w:webHidden/>
+              </w:rPr>
+              <w:fldChar w:fldCharType="begin"/>
+            </w:r>
+            <w:r>
+              <w:rPr>
+                <w:webHidden/>
+              </w:rPr>
+              <w:instrText xml:space="preserve"> PAGEREF _Toc221138449 \h </w:instrText>
+            </w:r>
+            <w:r>
+              <w:rPr>
+                <w:webHidden/>
+              </w:rPr>
+            </w:r>
+            <w:r>
+              <w:rPr>
+                <w:webHidden/>
+              </w:rPr>
+              <w:fldChar w:fldCharType="separate"/>
+            </w:r>
+            <w:r>
+              <w:rPr>
+                <w:webHidden/>
+              </w:rPr>
+              <w:t>28</w:t>
+            </w:r>
+            <w:r>
+              <w:rPr>
+                <w:webHidden/>
+              </w:rPr>
+              <w:fldChar w:fldCharType="end"/>
+            </w:r>
+          </w:hyperlink>
+        </w:p>
+        <w:p>
+          <w:pPr>
+            <w:pStyle w:val="Obsah3"/>
+            <w:rPr>
+              <w:rFonts w:asciiTheme="minorHAnsi" w:eastAsiaTheme="minorEastAsia" w:hAnsiTheme="minorHAnsi" w:cstheme="minorBidi"/>
+              <w:kern w:val="2"/>
+              <w:sz w:val="24"/>
+              <w:szCs w:val="24"/>
+              <w:lang w:eastAsia="sk-SK"/>
+              <w14:ligatures w14:val="standardContextual"/>
+            </w:rPr>
+          </w:pPr>
+          <w:hyperlink w:anchor="_Toc221138450" w:history="1">
+            <w:r>
+              <w:rPr>
+                <w:rStyle w:val="Hypertextovprepojenie"/>
+              </w:rPr>
+              <w:t>4.2.6</w:t>
+            </w:r>
+            <w:r>
+              <w:rPr>
+                <w:rFonts w:asciiTheme="minorHAnsi" w:eastAsiaTheme="minorEastAsia" w:hAnsiTheme="minorHAnsi" w:cstheme="minorBidi"/>
+                <w:kern w:val="2"/>
+                <w:sz w:val="24"/>
+                <w:szCs w:val="24"/>
+                <w:lang w:eastAsia="sk-SK"/>
+                <w14:ligatures w14:val="standardContextual"/>
+              </w:rPr>
+              <w:tab/>
+            </w:r>
+            <w:r>
+              <w:rPr>
+                <w:rStyle w:val="Hypertextovprepojenie"/>
+              </w:rPr>
+              <w:t>Autentifikácia a autorizácia</w:t>
+            </w:r>
+            <w:r>
+              <w:rPr>
+                <w:webHidden/>
+              </w:rPr>
+              <w:tab/>
+            </w:r>
+            <w:r>
+              <w:rPr>
+                <w:webHidden/>
+              </w:rPr>
+              <w:fldChar w:fldCharType="begin"/>
+            </w:r>
+            <w:r>
+              <w:rPr>
+                <w:webHidden/>
+              </w:rPr>
+              <w:instrText xml:space="preserve"> PAGEREF _Toc221138450 \h </w:instrText>
+            </w:r>
+            <w:r>
+              <w:rPr>
+                <w:webHidden/>
+              </w:rPr>
+            </w:r>
+            <w:r>
+              <w:rPr>
+                <w:webHidden/>
+              </w:rPr>
+              <w:fldChar w:fldCharType="separate"/>
+            </w:r>
+            <w:r>
+              <w:rPr>
+                <w:webHidden/>
+              </w:rPr>
+              <w:t>28</w:t>
+            </w:r>
+            <w:r>
+              <w:rPr>
+                <w:webHidden/>
+              </w:rPr>
+              <w:fldChar w:fldCharType="end"/>
+            </w:r>
+          </w:hyperlink>
+        </w:p>
+        <w:p>
+          <w:pPr>
+            <w:pStyle w:val="Obsah3"/>
+            <w:rPr>
+              <w:rFonts w:asciiTheme="minorHAnsi" w:eastAsiaTheme="minorEastAsia" w:hAnsiTheme="minorHAnsi" w:cstheme="minorBidi"/>
+              <w:kern w:val="2"/>
+              <w:sz w:val="24"/>
+              <w:szCs w:val="24"/>
+              <w:lang w:eastAsia="sk-SK"/>
+              <w14:ligatures w14:val="standardContextual"/>
+            </w:rPr>
+          </w:pPr>
+          <w:hyperlink w:anchor="_Toc221138451" w:history="1">
+            <w:r>
+              <w:rPr>
+                <w:rStyle w:val="Hypertextovprepojenie"/>
+              </w:rPr>
+              <w:t>4.2.7</w:t>
+            </w:r>
+            <w:r>
+              <w:rPr>
+                <w:rFonts w:asciiTheme="minorHAnsi" w:eastAsiaTheme="minorEastAsia" w:hAnsiTheme="minorHAnsi" w:cstheme="minorBidi"/>
+                <w:kern w:val="2"/>
+                <w:sz w:val="24"/>
+                <w:szCs w:val="24"/>
+                <w:lang w:eastAsia="sk-SK"/>
+                <w14:ligatures w14:val="standardContextual"/>
+              </w:rPr>
+              <w:tab/>
+            </w:r>
+            <w:r>
+              <w:rPr>
+                <w:rStyle w:val="Hypertextovprepojenie"/>
+              </w:rPr>
+              <w:t>Typová bezpečnosť</w:t>
+            </w:r>
+            <w:r>
+              <w:rPr>
+                <w:webHidden/>
+              </w:rPr>
+              <w:tab/>
+            </w:r>
+            <w:r>
+              <w:rPr>
+                <w:webHidden/>
+              </w:rPr>
+              <w:fldChar w:fldCharType="begin"/>
+            </w:r>
+            <w:r>
+              <w:rPr>
+                <w:webHidden/>
+              </w:rPr>
+              <w:instrText xml:space="preserve"> PAGEREF _Toc221138451 \h </w:instrText>
+            </w:r>
+            <w:r>
+              <w:rPr>
+                <w:webHidden/>
+              </w:rPr>
+            </w:r>
+            <w:r>
+              <w:rPr>
+                <w:webHidden/>
+              </w:rPr>
+              <w:fldChar w:fldCharType="separate"/>
+            </w:r>
+            <w:r>
+              <w:rPr>
+                <w:webHidden/>
+              </w:rPr>
+              <w:t>28</w:t>
             </w:r>
             <w:r>
               <w:rPr>
@@ -6928,21 +7485,38 @@
               <w14:ligatures w14:val="standardContextual"/>
             </w:rPr>
           </w:pPr>
-          <w:hyperlink w:anchor="_Toc221130688" w:history="1">
+          <w:hyperlink w:anchor="_Toc221138452" w:history="1">
             <w:r>
               <w:rPr>
                 <w:rStyle w:val="Hypertextovprepojenie"/>
               </w:rPr>
-              <w:t>Záver(TNR 16)</w:t>
-            </w:r>
-            <w:r>
-              <w:rPr>
-                <w:webHidden/>
+              <w:t>5</w:t>
+            </w:r>
+            <w:r>
+              <w:rPr>
+                <w:rFonts w:asciiTheme="minorHAnsi" w:eastAsiaTheme="minorEastAsia" w:hAnsiTheme="minorHAnsi" w:cstheme="minorBidi"/>
+                <w:kern w:val="2"/>
+                <w:sz w:val="24"/>
+                <w:szCs w:val="24"/>
+                <w:lang w:eastAsia="sk-SK"/>
+                <w14:ligatures w14:val="standardContextual"/>
               </w:rPr>
               <w:tab/>
             </w:r>
             <w:r>
               <w:rPr>
+                <w:rStyle w:val="Hypertextovprepojenie"/>
+              </w:rPr>
+              <w:t>Deploy aplikácie</w:t>
+            </w:r>
+            <w:r>
+              <w:rPr>
+                <w:webHidden/>
+              </w:rPr>
+              <w:tab/>
+            </w:r>
+            <w:r>
+              <w:rPr>
                 <w:webHidden/>
               </w:rPr>
               <w:fldChar w:fldCharType="begin"/>
@@ -6951,7 +7525,7 @@
               <w:rPr>
                 <w:webHidden/>
               </w:rPr>
-              <w:instrText xml:space="preserve"> PAGEREF _Toc221130688 \h </w:instrText>
+              <w:instrText xml:space="preserve"> PAGEREF _Toc221138452 \h </w:instrText>
             </w:r>
             <w:r>
               <w:rPr>
@@ -6968,7 +7542,7 @@
               <w:rPr>
                 <w:webHidden/>
               </w:rPr>
-              <w:t>27</w:t>
+              <w:t>29</w:t>
             </w:r>
             <w:r>
               <w:rPr>
@@ -6990,12 +7564,12 @@
               <w14:ligatures w14:val="standardContextual"/>
             </w:rPr>
           </w:pPr>
-          <w:hyperlink w:anchor="_Toc221130689" w:history="1">
+          <w:hyperlink w:anchor="_Toc221138453" w:history="1">
             <w:r>
               <w:rPr>
                 <w:rStyle w:val="Hypertextovprepojenie"/>
               </w:rPr>
-              <w:t>Príloha A</w:t>
+              <w:t>Záver</w:t>
             </w:r>
             <w:r>
               <w:rPr>
@@ -7013,7 +7587,7 @@
               <w:rPr>
                 <w:webHidden/>
               </w:rPr>
-              <w:instrText xml:space="preserve"> PAGEREF _Toc221130689 \h </w:instrText>
+              <w:instrText xml:space="preserve"> PAGEREF _Toc221138453 \h </w:instrText>
             </w:r>
             <w:r>
               <w:rPr>
@@ -7030,7 +7604,7 @@
               <w:rPr>
                 <w:webHidden/>
               </w:rPr>
-              <w:t>A</w:t>
+              <w:t>30</w:t>
             </w:r>
             <w:r>
               <w:rPr>
@@ -7087,16 +7661,6 @@
         </w:rPr>
         <w:lastRenderedPageBreak/>
         <w:t>Zoznam skratiek</w:t>
-      </w:r>
-      <w:r>
-        <w:rPr>
-          <w:rFonts w:ascii="Times New Roman" w:hAnsi="Times New Roman" w:cs="Times New Roman"/>
-          <w:b/>
-          <w:color w:val="FF0000"/>
-          <w:sz w:val="32"/>
-          <w:szCs w:val="32"/>
-        </w:rPr>
-        <w:t>(TNR 16)</w:t>
       </w:r>
     </w:p>
     <w:tbl>
@@ -7755,22 +8319,6 @@
                 <w:szCs w:val="23"/>
               </w:rPr>
             </w:pPr>
-            <w:r>
-              <w:rPr>
-                <w:sz w:val="23"/>
-                <w:szCs w:val="23"/>
-              </w:rPr>
-              <w:t xml:space="preserve">C </w:t>
-            </w:r>
-            <w:proofErr w:type="spellStart"/>
-            <w:r>
-              <w:rPr>
-                <w:sz w:val="23"/>
-                <w:szCs w:val="23"/>
-              </w:rPr>
-              <w:t>sharp</w:t>
-            </w:r>
-            <w:proofErr w:type="spellEnd"/>
           </w:p>
         </w:tc>
       </w:tr>
@@ -7812,13 +8360,36 @@
           <w:p>
             <w:pPr>
               <w:pStyle w:val="Default"/>
-              <w:ind w:left="448" w:right="-647"/>
+              <w:ind w:left="448" w:right="-647" w:firstLine="0"/>
               <w:cnfStyle w:val="000000100000" w:firstRow="0" w:lastRow="0" w:firstColumn="0" w:lastColumn="0" w:oddVBand="0" w:evenVBand="0" w:oddHBand="1" w:evenHBand="0" w:firstRowFirstColumn="0" w:firstRowLastColumn="0" w:lastRowFirstColumn="0" w:lastRowLastColumn="0"/>
               <w:rPr>
                 <w:sz w:val="23"/>
                 <w:szCs w:val="23"/>
               </w:rPr>
             </w:pPr>
+            <w:r>
+              <w:rPr>
+                <w:sz w:val="23"/>
+                <w:szCs w:val="23"/>
+              </w:rPr>
+              <w:t xml:space="preserve">Hypertext transfer </w:t>
+            </w:r>
+            <w:proofErr w:type="spellStart"/>
+            <w:r>
+              <w:rPr>
+                <w:sz w:val="23"/>
+                <w:szCs w:val="23"/>
+              </w:rPr>
+              <w:t>protocol</w:t>
+            </w:r>
+            <w:proofErr w:type="spellEnd"/>
+            <w:r>
+              <w:rPr>
+                <w:sz w:val="23"/>
+                <w:szCs w:val="23"/>
+              </w:rPr>
+              <w:t xml:space="preserve"> </w:t>
+            </w:r>
           </w:p>
         </w:tc>
         <w:tc>
@@ -7920,281 +8491,8 @@
     </w:tbl>
     <w:p>
       <w:pPr>
-        <w:rPr>
-          <w:rFonts w:ascii="Times New Roman" w:hAnsi="Times New Roman" w:cs="Times New Roman"/>
-          <w:sz w:val="24"/>
-          <w:szCs w:val="24"/>
-        </w:rPr>
-      </w:pPr>
-    </w:p>
-    <w:p>
-      <w:pPr>
-        <w:pStyle w:val="TEXT"/>
-        <w:ind w:firstLine="0"/>
-        <w:jc w:val="left"/>
-        <w:rPr>
-          <w:b/>
-          <w:sz w:val="32"/>
-          <w:szCs w:val="32"/>
-        </w:rPr>
-      </w:pPr>
-      <w:r>
-        <w:rPr>
-          <w:b/>
-          <w:sz w:val="32"/>
-          <w:szCs w:val="32"/>
-        </w:rPr>
-        <w:t>Zoznam symbolov</w:t>
-      </w:r>
-      <w:r>
-        <w:rPr>
-          <w:b/>
-          <w:color w:val="FF0000"/>
-          <w:sz w:val="32"/>
-          <w:szCs w:val="32"/>
-        </w:rPr>
-        <w:t>(TNR 16)</w:t>
-      </w:r>
-    </w:p>
-    <w:tbl>
-      <w:tblPr>
-        <w:tblStyle w:val="Svetlpodfarbenie1"/>
-        <w:tblW w:w="8348" w:type="dxa"/>
-        <w:tblLook w:val="04A0" w:firstRow="1" w:lastRow="0" w:firstColumn="1" w:lastColumn="0" w:noHBand="0" w:noVBand="1"/>
-      </w:tblPr>
-      <w:tblGrid>
-        <w:gridCol w:w="1351"/>
-        <w:gridCol w:w="1697"/>
-        <w:gridCol w:w="5300"/>
-      </w:tblGrid>
-      <w:tr>
-        <w:trPr>
-          <w:cnfStyle w:val="100000000000" w:firstRow="1" w:lastRow="0" w:firstColumn="0" w:lastColumn="0" w:oddVBand="0" w:evenVBand="0" w:oddHBand="0" w:evenHBand="0" w:firstRowFirstColumn="0" w:firstRowLastColumn="0" w:lastRowFirstColumn="0" w:lastRowLastColumn="0"/>
-          <w:trHeight w:hRule="exact" w:val="397"/>
-        </w:trPr>
-        <w:tc>
-          <w:tcPr>
-            <w:cnfStyle w:val="001000000000" w:firstRow="0" w:lastRow="0" w:firstColumn="1" w:lastColumn="0" w:oddVBand="0" w:evenVBand="0" w:oddHBand="0" w:evenHBand="0" w:firstRowFirstColumn="0" w:firstRowLastColumn="0" w:lastRowFirstColumn="0" w:lastRowLastColumn="0"/>
-            <w:tcW w:w="1351" w:type="dxa"/>
-            <w:vAlign w:val="center"/>
-          </w:tcPr>
-          <w:p>
-            <w:pPr>
-              <w:pStyle w:val="TextChar"/>
-              <w:ind w:firstLine="0"/>
-              <w:jc w:val="left"/>
-              <w:rPr>
-                <w:sz w:val="22"/>
-                <w:szCs w:val="22"/>
-              </w:rPr>
-            </w:pPr>
-            <w:r>
-              <w:rPr>
-                <w:sz w:val="22"/>
-                <w:szCs w:val="22"/>
-              </w:rPr>
-              <w:t>Symbol</w:t>
-            </w:r>
-          </w:p>
-        </w:tc>
-        <w:tc>
-          <w:tcPr>
-            <w:tcW w:w="1697" w:type="dxa"/>
-            <w:vAlign w:val="center"/>
-          </w:tcPr>
-          <w:p>
-            <w:pPr>
-              <w:pStyle w:val="TextChar"/>
-              <w:ind w:firstLine="0"/>
-              <w:jc w:val="left"/>
-              <w:cnfStyle w:val="100000000000" w:firstRow="1" w:lastRow="0" w:firstColumn="0" w:lastColumn="0" w:oddVBand="0" w:evenVBand="0" w:oddHBand="0" w:evenHBand="0" w:firstRowFirstColumn="0" w:firstRowLastColumn="0" w:lastRowFirstColumn="0" w:lastRowLastColumn="0"/>
-              <w:rPr>
-                <w:sz w:val="22"/>
-                <w:szCs w:val="22"/>
-              </w:rPr>
-            </w:pPr>
-            <w:r>
-              <w:rPr>
-                <w:sz w:val="22"/>
-                <w:szCs w:val="22"/>
-              </w:rPr>
-              <w:t>Jednotka</w:t>
-            </w:r>
-          </w:p>
-        </w:tc>
-        <w:tc>
-          <w:tcPr>
-            <w:tcW w:w="5300" w:type="dxa"/>
-            <w:vAlign w:val="center"/>
-          </w:tcPr>
-          <w:p>
-            <w:pPr>
-              <w:pStyle w:val="TextChar"/>
-              <w:ind w:firstLine="0"/>
-              <w:jc w:val="left"/>
-              <w:cnfStyle w:val="100000000000" w:firstRow="1" w:lastRow="0" w:firstColumn="0" w:lastColumn="0" w:oddVBand="0" w:evenVBand="0" w:oddHBand="0" w:evenHBand="0" w:firstRowFirstColumn="0" w:firstRowLastColumn="0" w:lastRowFirstColumn="0" w:lastRowLastColumn="0"/>
-              <w:rPr>
-                <w:sz w:val="22"/>
-                <w:szCs w:val="22"/>
-              </w:rPr>
-            </w:pPr>
-            <w:r>
-              <w:rPr>
-                <w:sz w:val="22"/>
-                <w:szCs w:val="22"/>
-              </w:rPr>
-              <w:t>Význam symbolu</w:t>
-            </w:r>
-          </w:p>
-        </w:tc>
-      </w:tr>
-      <w:tr>
-        <w:trPr>
-          <w:cnfStyle w:val="000000100000" w:firstRow="0" w:lastRow="0" w:firstColumn="0" w:lastColumn="0" w:oddVBand="0" w:evenVBand="0" w:oddHBand="1" w:evenHBand="0" w:firstRowFirstColumn="0" w:firstRowLastColumn="0" w:lastRowFirstColumn="0" w:lastRowLastColumn="0"/>
-        </w:trPr>
-        <w:tc>
-          <w:tcPr>
-            <w:cnfStyle w:val="001000000000" w:firstRow="0" w:lastRow="0" w:firstColumn="1" w:lastColumn="0" w:oddVBand="0" w:evenVBand="0" w:oddHBand="0" w:evenHBand="0" w:firstRowFirstColumn="0" w:firstRowLastColumn="0" w:lastRowFirstColumn="0" w:lastRowLastColumn="0"/>
-            <w:tcW w:w="1351" w:type="dxa"/>
-          </w:tcPr>
-          <w:p>
-            <w:pPr>
-              <w:pStyle w:val="TextChar"/>
-              <w:ind w:firstLine="0"/>
-              <w:jc w:val="left"/>
-              <w:rPr>
-                <w:i/>
-                <w:sz w:val="22"/>
-                <w:szCs w:val="22"/>
-              </w:rPr>
-            </w:pPr>
-            <w:r>
-              <w:rPr>
-                <w:i/>
-                <w:sz w:val="22"/>
-                <w:szCs w:val="22"/>
-              </w:rPr>
-              <w:t>n</w:t>
-            </w:r>
-            <w:r>
-              <w:rPr>
-                <w:sz w:val="22"/>
-                <w:szCs w:val="22"/>
-                <w:vertAlign w:val="subscript"/>
-              </w:rPr>
-              <w:t>1</w:t>
-            </w:r>
-          </w:p>
-        </w:tc>
-        <w:tc>
-          <w:tcPr>
-            <w:tcW w:w="1697" w:type="dxa"/>
-          </w:tcPr>
-          <w:p>
-            <w:pPr>
-              <w:pStyle w:val="TextChar"/>
-              <w:ind w:firstLine="0"/>
-              <w:jc w:val="left"/>
-              <w:cnfStyle w:val="000000100000" w:firstRow="0" w:lastRow="0" w:firstColumn="0" w:lastColumn="0" w:oddVBand="0" w:evenVBand="0" w:oddHBand="1" w:evenHBand="0" w:firstRowFirstColumn="0" w:firstRowLastColumn="0" w:lastRowFirstColumn="0" w:lastRowLastColumn="0"/>
-              <w:rPr>
-                <w:sz w:val="22"/>
-                <w:szCs w:val="22"/>
-                <w:lang w:val="en-US"/>
-              </w:rPr>
-            </w:pPr>
-            <w:r>
-              <w:rPr>
-                <w:sz w:val="22"/>
-                <w:szCs w:val="22"/>
-                <w:lang w:val="en-US"/>
-              </w:rPr>
-              <w:t>[-]</w:t>
-            </w:r>
-          </w:p>
-        </w:tc>
-        <w:tc>
-          <w:tcPr>
-            <w:tcW w:w="5300" w:type="dxa"/>
-          </w:tcPr>
-          <w:p>
-            <w:pPr>
-              <w:pStyle w:val="TextChar"/>
-              <w:ind w:firstLine="0"/>
-              <w:jc w:val="left"/>
-              <w:cnfStyle w:val="000000100000" w:firstRow="0" w:lastRow="0" w:firstColumn="0" w:lastColumn="0" w:oddVBand="0" w:evenVBand="0" w:oddHBand="1" w:evenHBand="0" w:firstRowFirstColumn="0" w:firstRowLastColumn="0" w:lastRowFirstColumn="0" w:lastRowLastColumn="0"/>
-              <w:rPr>
-                <w:sz w:val="22"/>
-                <w:szCs w:val="22"/>
-              </w:rPr>
-            </w:pPr>
-            <w:r>
-              <w:rPr>
-                <w:sz w:val="22"/>
-                <w:szCs w:val="22"/>
-              </w:rPr>
-              <w:t>Absolútny index lomu</w:t>
-            </w:r>
-          </w:p>
-        </w:tc>
-      </w:tr>
-      <w:tr>
-        <w:tc>
-          <w:tcPr>
-            <w:cnfStyle w:val="001000000000" w:firstRow="0" w:lastRow="0" w:firstColumn="1" w:lastColumn="0" w:oddVBand="0" w:evenVBand="0" w:oddHBand="0" w:evenHBand="0" w:firstRowFirstColumn="0" w:firstRowLastColumn="0" w:lastRowFirstColumn="0" w:lastRowLastColumn="0"/>
-            <w:tcW w:w="1351" w:type="dxa"/>
-          </w:tcPr>
-          <w:p>
-            <w:pPr>
-              <w:pStyle w:val="TextChar"/>
-              <w:ind w:firstLine="0"/>
-              <w:jc w:val="left"/>
-              <w:rPr>
-                <w:sz w:val="22"/>
-                <w:szCs w:val="22"/>
-              </w:rPr>
-            </w:pPr>
-          </w:p>
-        </w:tc>
-        <w:tc>
-          <w:tcPr>
-            <w:tcW w:w="1697" w:type="dxa"/>
-          </w:tcPr>
-          <w:p>
-            <w:pPr>
-              <w:pStyle w:val="TextChar"/>
-              <w:ind w:firstLine="0"/>
-              <w:jc w:val="left"/>
-              <w:cnfStyle w:val="000000000000" w:firstRow="0" w:lastRow="0" w:firstColumn="0" w:lastColumn="0" w:oddVBand="0" w:evenVBand="0" w:oddHBand="0" w:evenHBand="0" w:firstRowFirstColumn="0" w:firstRowLastColumn="0" w:lastRowFirstColumn="0" w:lastRowLastColumn="0"/>
-              <w:rPr>
-                <w:sz w:val="22"/>
-                <w:szCs w:val="22"/>
-              </w:rPr>
-            </w:pPr>
-          </w:p>
-        </w:tc>
-        <w:tc>
-          <w:tcPr>
-            <w:tcW w:w="5300" w:type="dxa"/>
-          </w:tcPr>
-          <w:p>
-            <w:pPr>
-              <w:pStyle w:val="TextChar"/>
-              <w:ind w:firstLine="0"/>
-              <w:jc w:val="left"/>
-              <w:cnfStyle w:val="000000000000" w:firstRow="0" w:lastRow="0" w:firstColumn="0" w:lastColumn="0" w:oddVBand="0" w:evenVBand="0" w:oddHBand="0" w:evenHBand="0" w:firstRowFirstColumn="0" w:firstRowLastColumn="0" w:lastRowFirstColumn="0" w:lastRowLastColumn="0"/>
-              <w:rPr>
-                <w:sz w:val="22"/>
-                <w:szCs w:val="22"/>
-              </w:rPr>
-            </w:pPr>
-          </w:p>
-        </w:tc>
-      </w:tr>
-    </w:tbl>
-    <w:p>
-      <w:pPr>
         <w:pStyle w:val="TextChar"/>
-        <w:ind w:firstLine="0"/>
+        <w:ind w:left="0" w:firstLine="0"/>
         <w:jc w:val="left"/>
       </w:pPr>
     </w:p>
@@ -8232,7 +8530,7 @@
         </w:rPr>
       </w:pPr>
       <w:bookmarkStart w:id="0" w:name="_Toc382839392"/>
-      <w:bookmarkStart w:id="1" w:name="_Toc221130661"/>
+      <w:bookmarkStart w:id="1" w:name="_Toc221138417"/>
       <w:r>
         <w:rPr>
           <w:smallCaps w:val="0"/>
@@ -8241,14 +8539,6 @@
         <w:t>Úvod</w:t>
       </w:r>
       <w:bookmarkEnd w:id="0"/>
-      <w:r>
-        <w:rPr>
-          <w:smallCaps w:val="0"/>
-          <w:color w:val="FF0000"/>
-          <w:szCs w:val="32"/>
-        </w:rPr>
-        <w:t>(TNR 16)</w:t>
-      </w:r>
       <w:bookmarkEnd w:id="1"/>
     </w:p>
     <w:p>
@@ -8371,11 +8661,12 @@
       <w:pPr>
         <w:pStyle w:val="Nadpis1"/>
       </w:pPr>
-      <w:bookmarkStart w:id="2" w:name="_Toc221130662"/>
+      <w:bookmarkStart w:id="2" w:name="_Toc221138418"/>
       <w:r>
         <w:lastRenderedPageBreak/>
         <w:t>Zadanie a cieľ projektu</w:t>
       </w:r>
+      <w:bookmarkEnd w:id="2"/>
       <w:r>
         <w:rPr>
           <w:rStyle w:val="Nadpis2Char"/>
@@ -8389,10 +8680,6 @@
         </w:rPr>
         <w:t xml:space="preserve"> </w:t>
       </w:r>
-      <w:r>
-        <w:t>(TNR 16)</w:t>
-      </w:r>
-      <w:bookmarkEnd w:id="2"/>
     </w:p>
     <w:p>
       <w:pPr>
@@ -8417,14 +8704,14 @@
       <w:pPr>
         <w:pStyle w:val="Nadpis2"/>
       </w:pPr>
-      <w:bookmarkStart w:id="3" w:name="_Toc221130663"/>
-      <w:r>
-        <w:t xml:space="preserve">Zadanie maturitného projektu </w:t>
-      </w:r>
-      <w:r>
-        <w:t>(TNR 14)</w:t>
+      <w:bookmarkStart w:id="3" w:name="_Toc221138419"/>
+      <w:r>
+        <w:t>Zadanie maturitného projektu</w:t>
       </w:r>
       <w:bookmarkEnd w:id="3"/>
+      <w:r>
+        <w:t xml:space="preserve"> </w:t>
+      </w:r>
     </w:p>
     <w:p>
       <w:pPr>
@@ -8457,11 +8744,14 @@
       <w:r>
         <w:t xml:space="preserve">    </w:t>
       </w:r>
-      <w:bookmarkStart w:id="4" w:name="_Toc221130664"/>
-      <w:r>
-        <w:t>Cieľ projektu (TNR 14)</w:t>
+      <w:bookmarkStart w:id="4" w:name="_Toc221138420"/>
+      <w:r>
+        <w:t>Cieľ projektu</w:t>
       </w:r>
       <w:bookmarkEnd w:id="4"/>
+      <w:r>
+        <w:t xml:space="preserve"> </w:t>
+      </w:r>
     </w:p>
     <w:p>
       <w:pPr>
@@ -8506,14 +8796,14 @@
       <w:r>
         <w:t xml:space="preserve">  </w:t>
       </w:r>
-      <w:bookmarkStart w:id="5" w:name="_Toc221130665"/>
-      <w:r>
-        <w:t xml:space="preserve">Požiadavky na projekt </w:t>
-      </w:r>
-      <w:r>
-        <w:t>(TNR 14)</w:t>
+      <w:bookmarkStart w:id="5" w:name="_Toc221138421"/>
+      <w:r>
+        <w:t>Požiadavky na projekt</w:t>
       </w:r>
       <w:bookmarkEnd w:id="5"/>
+      <w:r>
+        <w:t xml:space="preserve"> </w:t>
+      </w:r>
     </w:p>
     <w:p>
       <w:pPr>
@@ -8756,16 +9046,13 @@
       <w:pPr>
         <w:pStyle w:val="Nadpis1"/>
       </w:pPr>
-      <w:bookmarkStart w:id="6" w:name="_Toc382839396"/>
-      <w:bookmarkStart w:id="7" w:name="_Toc221130666"/>
+      <w:bookmarkStart w:id="6" w:name="_Toc221138422"/>
+      <w:bookmarkStart w:id="7" w:name="_Toc382839396"/>
       <w:r>
         <w:lastRenderedPageBreak/>
         <w:t>Použité technológie</w:t>
       </w:r>
-      <w:r>
-        <w:t>(TNR 16)</w:t>
-      </w:r>
-      <w:bookmarkEnd w:id="7"/>
+      <w:bookmarkEnd w:id="6"/>
     </w:p>
     <w:p>
       <w:pPr>
@@ -8809,7 +9096,7 @@
       <w:pPr>
         <w:pStyle w:val="Nadpis2"/>
       </w:pPr>
-      <w:bookmarkStart w:id="8" w:name="_Toc221130667"/>
+      <w:bookmarkStart w:id="8" w:name="_Toc221138423"/>
       <w:r>
         <w:t>Použité programovacie jazyky</w:t>
       </w:r>
@@ -8853,7 +9140,7 @@
       <w:pPr>
         <w:pStyle w:val="Nadpis3"/>
       </w:pPr>
-      <w:bookmarkStart w:id="9" w:name="_Toc221130668"/>
+      <w:bookmarkStart w:id="9" w:name="_Toc221138424"/>
       <w:r>
         <w:t>Programovací jazyk C#</w:t>
       </w:r>
@@ -8886,7 +9173,7 @@
       <w:pPr>
         <w:pStyle w:val="Nadpis3"/>
       </w:pPr>
-      <w:bookmarkStart w:id="10" w:name="_Toc221130669"/>
+      <w:bookmarkStart w:id="10" w:name="_Toc221138425"/>
       <w:r>
         <w:t xml:space="preserve">Programovací jazyk </w:t>
       </w:r>
@@ -8973,7 +9260,7 @@
       <w:pPr>
         <w:pStyle w:val="Nadpis2"/>
       </w:pPr>
-      <w:bookmarkStart w:id="11" w:name="_Toc221130670"/>
+      <w:bookmarkStart w:id="11" w:name="_Toc221138426"/>
       <w:r>
         <w:lastRenderedPageBreak/>
         <w:t>Použité knižnice a </w:t>
@@ -9010,7 +9297,7 @@
       <w:pPr>
         <w:pStyle w:val="Nadpis3"/>
       </w:pPr>
-      <w:bookmarkStart w:id="12" w:name="_Toc221130671"/>
+      <w:bookmarkStart w:id="12" w:name="_Toc221138427"/>
       <w:proofErr w:type="spellStart"/>
       <w:r>
         <w:t>Backend</w:t>
@@ -9259,7 +9546,7 @@
       <w:pPr>
         <w:pStyle w:val="Nadpis3"/>
       </w:pPr>
-      <w:bookmarkStart w:id="13" w:name="_Toc221130672"/>
+      <w:bookmarkStart w:id="13" w:name="_Toc221138428"/>
       <w:proofErr w:type="spellStart"/>
       <w:r>
         <w:t>Frontend</w:t>
@@ -9699,7 +9986,7 @@
       <w:pPr>
         <w:pStyle w:val="Nadpis2"/>
       </w:pPr>
-      <w:bookmarkStart w:id="14" w:name="_Toc221130673"/>
+      <w:bookmarkStart w:id="14" w:name="_Toc221138429"/>
       <w:r>
         <w:t>Databáza a ukladanie údajov</w:t>
       </w:r>
@@ -9773,7 +10060,7 @@
       <w:pPr>
         <w:pStyle w:val="Nadpis2"/>
       </w:pPr>
-      <w:bookmarkStart w:id="15" w:name="_Toc221130674"/>
+      <w:bookmarkStart w:id="15" w:name="_Toc221138430"/>
       <w:r>
         <w:rPr>
           <w:rStyle w:val="Nadpis2Char"/>
@@ -9891,7 +10178,7 @@
       <w:pPr>
         <w:pStyle w:val="Nadpis1"/>
       </w:pPr>
-      <w:bookmarkStart w:id="16" w:name="_Toc221130675"/>
+      <w:bookmarkStart w:id="16" w:name="_Toc221138431"/>
       <w:r>
         <w:lastRenderedPageBreak/>
         <w:t>Návrh systému</w:t>
@@ -9940,7 +10227,7 @@
       <w:pPr>
         <w:pStyle w:val="Nadpis2"/>
       </w:pPr>
-      <w:bookmarkStart w:id="17" w:name="_Toc221130676"/>
+      <w:bookmarkStart w:id="17" w:name="_Toc221138432"/>
       <w:r>
         <w:t>Celkový návrh systému</w:t>
       </w:r>
@@ -10025,7 +10312,7 @@
       <w:pPr>
         <w:pStyle w:val="Nadpis2"/>
       </w:pPr>
-      <w:bookmarkStart w:id="18" w:name="_Toc221130677"/>
+      <w:bookmarkStart w:id="18" w:name="_Toc221138433"/>
       <w:r>
         <w:t>Architektúra aplikácie</w:t>
       </w:r>
@@ -10048,7 +10335,7 @@
       <w:pPr>
         <w:pStyle w:val="Nadpis3"/>
       </w:pPr>
-      <w:bookmarkStart w:id="19" w:name="_Toc221130678"/>
+      <w:bookmarkStart w:id="19" w:name="_Toc221138434"/>
       <w:proofErr w:type="spellStart"/>
       <w:r>
         <w:t>Backendová</w:t>
@@ -10255,7 +10542,7 @@
       <w:pPr>
         <w:pStyle w:val="Nadpis3"/>
       </w:pPr>
-      <w:bookmarkStart w:id="20" w:name="_Toc221130679"/>
+      <w:bookmarkStart w:id="20" w:name="_Toc221138435"/>
       <w:proofErr w:type="spellStart"/>
       <w:r>
         <w:t>Frontendová</w:t>
@@ -10444,7 +10731,7 @@
       <w:pPr>
         <w:pStyle w:val="Nadpis3"/>
       </w:pPr>
-      <w:bookmarkStart w:id="21" w:name="_Toc221130680"/>
+      <w:bookmarkStart w:id="21" w:name="_Toc221138436"/>
       <w:r>
         <w:lastRenderedPageBreak/>
         <w:t>D</w:t>
@@ -10542,7 +10829,7 @@
       <w:pPr>
         <w:pStyle w:val="Nadpis2"/>
       </w:pPr>
-      <w:bookmarkStart w:id="22" w:name="_Toc221130681"/>
+      <w:bookmarkStart w:id="22" w:name="_Toc221138437"/>
       <w:r>
         <w:t>Návrh používateľských rolí a oprávnení</w:t>
       </w:r>
@@ -10624,7 +10911,7 @@
       <w:r>
         <w:br w:type="page"/>
       </w:r>
-      <w:bookmarkStart w:id="23" w:name="_Toc221130682"/>
+      <w:bookmarkStart w:id="23" w:name="_Toc221138438"/>
       <w:r>
         <w:lastRenderedPageBreak/>
         <w:t>Implementácia systému</w:t>
@@ -10675,7 +10962,7 @@
       <w:pPr>
         <w:pStyle w:val="Nadpis2"/>
       </w:pPr>
-      <w:bookmarkStart w:id="24" w:name="_Toc221130683"/>
+      <w:bookmarkStart w:id="24" w:name="_Toc221138439"/>
       <w:r>
         <w:t xml:space="preserve">Implementácia </w:t>
       </w:r>
@@ -10697,7 +10984,7 @@
       <w:pPr>
         <w:pStyle w:val="Nadpis3"/>
       </w:pPr>
-      <w:bookmarkStart w:id="25" w:name="_Toc221130684"/>
+      <w:bookmarkStart w:id="25" w:name="_Toc221138440"/>
       <w:r>
         <w:t xml:space="preserve">Štruktúra </w:t>
       </w:r>
@@ -11021,7 +11308,7 @@
       <w:pPr>
         <w:pStyle w:val="Nadpis3"/>
       </w:pPr>
-      <w:bookmarkStart w:id="26" w:name="_Toc221130685"/>
+      <w:bookmarkStart w:id="26" w:name="_Toc221138441"/>
       <w:r>
         <w:t xml:space="preserve">Implementácia </w:t>
       </w:r>
@@ -11152,7 +11439,7 @@
       <w:pPr>
         <w:pStyle w:val="Nadpis3"/>
       </w:pPr>
-      <w:bookmarkStart w:id="27" w:name="_Toc221130686"/>
+      <w:bookmarkStart w:id="27" w:name="_Toc221138442"/>
       <w:r>
         <w:t xml:space="preserve">Implementácia </w:t>
       </w:r>
@@ -11242,7 +11529,7 @@
       <w:pPr>
         <w:pStyle w:val="Nadpis3"/>
       </w:pPr>
-      <w:bookmarkStart w:id="28" w:name="_Toc221130687"/>
+      <w:bookmarkStart w:id="28" w:name="_Toc221138443"/>
       <w:r>
         <w:t>Autentifikácia a autorizácia používateľov</w:t>
       </w:r>
@@ -11450,20 +11737,341 @@
         <w:t xml:space="preserve"> Tieto používateľské roly boli popísané v časti</w:t>
       </w:r>
       <w:r>
+        <w:t xml:space="preserve"> 3.3</w:t>
+      </w:r>
+      <w:r>
         <w:t xml:space="preserve"> </w:t>
       </w:r>
       <w:r>
-        <w:t>3.3</w:t>
+        <w:t>.</w:t>
       </w:r>
       <w:r>
         <w:t xml:space="preserve"> </w:t>
       </w:r>
+    </w:p>
+    <w:p>
+      <w:pPr>
+        <w:rPr>
+          <w:lang w:eastAsia="sk-SK"/>
+        </w:rPr>
+      </w:pPr>
+    </w:p>
+    <w:p>
+      <w:pPr>
+        <w:rPr>
+          <w:lang w:eastAsia="sk-SK"/>
+        </w:rPr>
+      </w:pPr>
+    </w:p>
+    <w:p>
+      <w:pPr>
+        <w:pStyle w:val="Nadpis2"/>
+      </w:pPr>
+      <w:bookmarkStart w:id="29" w:name="_Toc221138444"/>
+      <w:r>
+        <w:t xml:space="preserve">Implementácia </w:t>
+      </w:r>
+      <w:proofErr w:type="spellStart"/>
+      <w:r>
+        <w:t>frontendu</w:t>
+      </w:r>
+      <w:bookmarkEnd w:id="29"/>
+      <w:proofErr w:type="spellEnd"/>
+    </w:p>
+    <w:p>
+      <w:pPr>
+        <w:rPr>
+          <w:lang w:eastAsia="sk-SK"/>
+        </w:rPr>
+      </w:pPr>
+    </w:p>
+    <w:p>
+      <w:pPr>
+        <w:pStyle w:val="Nadpis3"/>
+      </w:pPr>
+      <w:bookmarkStart w:id="30" w:name="_Toc221138445"/>
+      <w:r>
+        <w:t xml:space="preserve">Štruktúra </w:t>
+      </w:r>
+      <w:proofErr w:type="spellStart"/>
+      <w:r>
+        <w:t>frontend</w:t>
+      </w:r>
+      <w:proofErr w:type="spellEnd"/>
+      <w:r>
+        <w:t xml:space="preserve"> projektu</w:t>
+      </w:r>
+      <w:bookmarkEnd w:id="30"/>
+    </w:p>
+    <w:p>
+      <w:pPr>
+        <w:pStyle w:val="TEXT"/>
+      </w:pPr>
+      <w:r>
+        <w:t>Tak ako aj v </w:t>
+      </w:r>
+      <w:proofErr w:type="spellStart"/>
+      <w:r>
+        <w:t>backendovej</w:t>
+      </w:r>
+      <w:proofErr w:type="spellEnd"/>
+      <w:r>
+        <w:t xml:space="preserve"> časti začneme vytvorením základnej štruktúry priečinkov pre prehľadnosť celej aplikácie. Aplikácia sa skladá z priečinkov </w:t>
+      </w:r>
+      <w:proofErr w:type="spellStart"/>
+      <w:r>
+        <w:t>app</w:t>
+      </w:r>
+      <w:proofErr w:type="spellEnd"/>
+      <w:r>
+        <w:t xml:space="preserve">, </w:t>
+      </w:r>
+      <w:proofErr w:type="spellStart"/>
+      <w:r>
+        <w:t>components</w:t>
+      </w:r>
+      <w:proofErr w:type="spellEnd"/>
+      <w:r>
+        <w:t xml:space="preserve">, </w:t>
+      </w:r>
+      <w:proofErr w:type="spellStart"/>
+      <w:r>
+        <w:t>api</w:t>
+      </w:r>
+      <w:proofErr w:type="spellEnd"/>
+      <w:r>
+        <w:t xml:space="preserve">, </w:t>
+      </w:r>
+      <w:proofErr w:type="spellStart"/>
+      <w:r>
+        <w:t>hooks</w:t>
+      </w:r>
+      <w:proofErr w:type="spellEnd"/>
+      <w:r>
+        <w:t xml:space="preserve">, </w:t>
+      </w:r>
+      <w:proofErr w:type="spellStart"/>
+      <w:r>
+        <w:t>types</w:t>
+      </w:r>
+      <w:proofErr w:type="spellEnd"/>
+      <w:r>
+        <w:t xml:space="preserve">, </w:t>
+      </w:r>
+      <w:proofErr w:type="spellStart"/>
+      <w:r>
+        <w:t>lib</w:t>
+      </w:r>
+      <w:proofErr w:type="spellEnd"/>
       <w:r>
         <w:t>.</w:t>
       </w:r>
+    </w:p>
+    <w:p>
+      <w:pPr>
+        <w:pStyle w:val="TEXT"/>
+      </w:pPr>
+      <w:proofErr w:type="spellStart"/>
+      <w:r>
+        <w:t>app</w:t>
+      </w:r>
+      <w:proofErr w:type="spellEnd"/>
+      <w:r>
+        <w:t xml:space="preserve">/ obsahuje jednotlivé stránky aplikácie a riadi </w:t>
+      </w:r>
+      <w:proofErr w:type="spellStart"/>
+      <w:r>
+        <w:t>routing</w:t>
+      </w:r>
+      <w:proofErr w:type="spellEnd"/>
+      <w:r>
+        <w:t xml:space="preserve">. V Next.js je </w:t>
+      </w:r>
+      <w:proofErr w:type="spellStart"/>
+      <w:r>
+        <w:t>routing</w:t>
+      </w:r>
+      <w:proofErr w:type="spellEnd"/>
+      <w:r>
+        <w:t xml:space="preserve"> založený na konvencii, čo znamená, že URL cesta stránky zodpovedá jej umiestneniu v adresárovej štruktúre projektu</w:t>
+      </w:r>
+    </w:p>
+    <w:p>
+      <w:pPr>
+        <w:pStyle w:val="TEXT"/>
+      </w:pPr>
+      <w:proofErr w:type="spellStart"/>
+      <w:r>
+        <w:t>components</w:t>
+      </w:r>
+      <w:proofErr w:type="spellEnd"/>
+      <w:r>
+        <w:t xml:space="preserve">/ obsahuje </w:t>
+      </w:r>
+      <w:proofErr w:type="spellStart"/>
+      <w:r>
+        <w:t>znovupoužiteľné</w:t>
+      </w:r>
+      <w:proofErr w:type="spellEnd"/>
+      <w:r>
+        <w:t xml:space="preserve"> UI komponenty, </w:t>
+      </w:r>
+      <w:r>
+        <w:t>napr.</w:t>
+      </w:r>
+      <w:r>
+        <w:t xml:space="preserve"> formuláre, tlačidlá, </w:t>
+      </w:r>
+      <w:proofErr w:type="spellStart"/>
+      <w:r>
+        <w:t>inputy</w:t>
+      </w:r>
+      <w:proofErr w:type="spellEnd"/>
+      <w:r>
+        <w:t xml:space="preserve">. </w:t>
+      </w:r>
+      <w:r>
+        <w:t xml:space="preserve">Vďaka týmto komponentom je možné rýchlo skladať nové stránky bez duplikácie kódu a zachovať jednotný dizajn aplikácie.  </w:t>
+      </w:r>
+    </w:p>
+    <w:p>
+      <w:pPr>
+        <w:pStyle w:val="TEXT"/>
+      </w:pPr>
+      <w:proofErr w:type="spellStart"/>
+      <w:r>
+        <w:lastRenderedPageBreak/>
+        <w:t>api</w:t>
+      </w:r>
+      <w:proofErr w:type="spellEnd"/>
+      <w:r>
+        <w:t xml:space="preserve">/ obsahuje </w:t>
+      </w:r>
+      <w:r>
+        <w:t>metódy,</w:t>
+      </w:r>
+      <w:r>
+        <w:t xml:space="preserve"> ktoré komunikujú s </w:t>
+      </w:r>
+      <w:proofErr w:type="spellStart"/>
+      <w:r>
+        <w:t>backendovým</w:t>
+      </w:r>
+      <w:proofErr w:type="spellEnd"/>
+      <w:r>
+        <w:t xml:space="preserve"> API prostredníctvom </w:t>
+      </w:r>
+      <w:proofErr w:type="spellStart"/>
+      <w:r>
+        <w:t>Axiosu</w:t>
+      </w:r>
+      <w:proofErr w:type="spellEnd"/>
+      <w:r>
+        <w:t xml:space="preserve"> a zároveň aj z </w:t>
+      </w:r>
+      <w:proofErr w:type="spellStart"/>
+      <w:r>
+        <w:t>backendu</w:t>
+      </w:r>
+      <w:proofErr w:type="spellEnd"/>
       <w:r>
         <w:t xml:space="preserve"> </w:t>
       </w:r>
+      <w:proofErr w:type="spellStart"/>
+      <w:r>
+        <w:t>príjmajú</w:t>
+      </w:r>
+      <w:proofErr w:type="spellEnd"/>
+      <w:r>
+        <w:t xml:space="preserve"> dáta</w:t>
+      </w:r>
+    </w:p>
+    <w:p>
+      <w:pPr>
+        <w:pStyle w:val="TEXT"/>
+      </w:pPr>
+      <w:proofErr w:type="spellStart"/>
+      <w:r>
+        <w:t>hooks</w:t>
+      </w:r>
+      <w:proofErr w:type="spellEnd"/>
+      <w:r>
+        <w:t xml:space="preserve">/ obsahuje vlastné </w:t>
+      </w:r>
+      <w:proofErr w:type="spellStart"/>
+      <w:r>
+        <w:t>r</w:t>
+      </w:r>
+      <w:r>
+        <w:t>eact</w:t>
+      </w:r>
+      <w:proofErr w:type="spellEnd"/>
+      <w:r>
+        <w:t xml:space="preserve"> </w:t>
+      </w:r>
+      <w:proofErr w:type="spellStart"/>
+      <w:r>
+        <w:t>hooky</w:t>
+      </w:r>
+      <w:proofErr w:type="spellEnd"/>
+      <w:r>
+        <w:t xml:space="preserve">, </w:t>
+      </w:r>
+      <w:r>
+        <w:t>v našom konkrétnom prípade pre autentifikáciu</w:t>
+      </w:r>
+      <w:r>
+        <w:t xml:space="preserve"> </w:t>
+      </w:r>
+    </w:p>
+    <w:p>
+      <w:pPr>
+        <w:pStyle w:val="TEXT"/>
+      </w:pPr>
+      <w:proofErr w:type="spellStart"/>
+      <w:r>
+        <w:t>types</w:t>
+      </w:r>
+      <w:proofErr w:type="spellEnd"/>
+      <w:r>
+        <w:t xml:space="preserve">/ obsahuje </w:t>
+      </w:r>
+      <w:proofErr w:type="spellStart"/>
+      <w:r>
+        <w:t>Type</w:t>
+      </w:r>
+      <w:r>
+        <w:t>s</w:t>
+      </w:r>
+      <w:r>
+        <w:t>cript</w:t>
+      </w:r>
+      <w:proofErr w:type="spellEnd"/>
+      <w:r>
+        <w:t xml:space="preserve"> typy a</w:t>
+      </w:r>
+      <w:r>
+        <w:t xml:space="preserve"> rozhrania</w:t>
+      </w:r>
+      <w:r>
+        <w:t xml:space="preserve">, ktoré definujú štruktúru dát používaných v aplikácii. Týmto sa zabezpečí typová bezpečnosť a konzistencia dát naprieč celým projektom. </w:t>
+      </w:r>
+    </w:p>
+    <w:p>
+      <w:pPr>
+        <w:pStyle w:val="TEXT"/>
+      </w:pPr>
+      <w:proofErr w:type="spellStart"/>
+      <w:r>
+        <w:t>lib</w:t>
+      </w:r>
+      <w:proofErr w:type="spellEnd"/>
+      <w:r>
+        <w:t xml:space="preserve">/ obsahuje pomocné funkcie, </w:t>
+      </w:r>
+      <w:r>
+        <w:t>využívané naprieč aplikáciou</w:t>
+      </w:r>
     </w:p>
     <w:p>
       <w:pPr>
@@ -11474,30 +12082,663 @@
     </w:p>
     <w:p>
       <w:pPr>
-        <w:rPr>
+        <w:pStyle w:val="Nadpis3"/>
+      </w:pPr>
+      <w:bookmarkStart w:id="31" w:name="_Toc221138446"/>
+      <w:proofErr w:type="spellStart"/>
+      <w:r>
+        <w:t>Routing</w:t>
+      </w:r>
+      <w:bookmarkEnd w:id="31"/>
+      <w:proofErr w:type="spellEnd"/>
+    </w:p>
+    <w:p>
+      <w:pPr>
+        <w:pStyle w:val="TEXT"/>
+      </w:pPr>
+      <w:r>
+        <w:t xml:space="preserve">V Next.js je </w:t>
+      </w:r>
+      <w:proofErr w:type="spellStart"/>
+      <w:r>
+        <w:t>routing</w:t>
+      </w:r>
+      <w:proofErr w:type="spellEnd"/>
+      <w:r>
+        <w:t xml:space="preserve"> založený na konvencii, čo znamená,</w:t>
+      </w:r>
+      <w:r>
+        <w:t xml:space="preserve"> ako bolo spomenuté,</w:t>
+      </w:r>
+      <w:r>
+        <w:t xml:space="preserve"> že URL adresa stránky priamo zodpovedá jej umiestneniu v adresárovej štruktúre projektu. </w:t>
+      </w:r>
+      <w:proofErr w:type="spellStart"/>
+      <w:r>
+        <w:t>Routy</w:t>
+      </w:r>
+      <w:proofErr w:type="spellEnd"/>
+      <w:r>
+        <w:t>, ktoré sú určené len pre používateľov s konkrétnymi oprávneniami, sú chránené pomocou overenia prihlásenia a používateľskej roly</w:t>
+      </w:r>
+    </w:p>
+    <w:p>
+      <w:pPr>
+        <w:pStyle w:val="TEXT"/>
+      </w:pPr>
+    </w:p>
+    <w:p>
+      <w:pPr>
+        <w:pStyle w:val="Nadpis3"/>
+      </w:pPr>
+      <w:bookmarkStart w:id="32" w:name="_Toc221138447"/>
+      <w:r>
+        <w:t>UI a UX</w:t>
+      </w:r>
+      <w:bookmarkEnd w:id="32"/>
+    </w:p>
+    <w:p>
+      <w:pPr>
+        <w:pStyle w:val="TEXT"/>
+      </w:pPr>
+      <w:r>
+        <w:t xml:space="preserve">Pri implementácií používateľského </w:t>
+      </w:r>
+      <w:proofErr w:type="spellStart"/>
+      <w:r>
+        <w:t>rohrania</w:t>
+      </w:r>
+      <w:proofErr w:type="spellEnd"/>
+      <w:r>
+        <w:t xml:space="preserve"> bol kladený dôraz hlavne na konzistentný dizajn a jednoduchú orientáciu v aplikácii. Na </w:t>
+      </w:r>
+      <w:proofErr w:type="spellStart"/>
+      <w:r>
+        <w:t>štýlovanie</w:t>
+      </w:r>
+      <w:proofErr w:type="spellEnd"/>
+      <w:r>
+        <w:t xml:space="preserve"> som využil </w:t>
+      </w:r>
+      <w:proofErr w:type="spellStart"/>
+      <w:r>
+        <w:t>Tailwind</w:t>
+      </w:r>
+      <w:proofErr w:type="spellEnd"/>
+      <w:r>
+        <w:t xml:space="preserve"> CSS, vďaka ktorému sme mohli implementovať štýly, </w:t>
+      </w:r>
+      <w:proofErr w:type="spellStart"/>
+      <w:r>
+        <w:t>layout</w:t>
+      </w:r>
+      <w:proofErr w:type="spellEnd"/>
+      <w:r>
+        <w:t xml:space="preserve"> a </w:t>
+      </w:r>
+      <w:proofErr w:type="spellStart"/>
+      <w:r>
+        <w:t>responzivitu</w:t>
+      </w:r>
+      <w:proofErr w:type="spellEnd"/>
+      <w:r>
+        <w:t xml:space="preserve"> pomocou jednoduchých </w:t>
+      </w:r>
+      <w:proofErr w:type="spellStart"/>
+      <w:r>
+        <w:t>class</w:t>
+      </w:r>
+      <w:proofErr w:type="spellEnd"/>
+      <w:r>
+        <w:t xml:space="preserve">. Pre rýchle vytváranie komponentov som použil knižnicu </w:t>
+      </w:r>
+      <w:proofErr w:type="spellStart"/>
+      <w:r>
+        <w:t>shadcn</w:t>
+      </w:r>
+      <w:proofErr w:type="spellEnd"/>
+      <w:r>
+        <w:t>/</w:t>
+      </w:r>
+      <w:proofErr w:type="spellStart"/>
+      <w:r>
+        <w:t>ui</w:t>
+      </w:r>
+      <w:proofErr w:type="spellEnd"/>
+      <w:r>
+        <w:t xml:space="preserve">, ktorá poskytuje hotové UI komponenty, ako sú tlačidlá, formuláre, </w:t>
+      </w:r>
+      <w:proofErr w:type="spellStart"/>
+      <w:r>
+        <w:t>sidebar</w:t>
+      </w:r>
+      <w:proofErr w:type="spellEnd"/>
+      <w:r>
+        <w:t xml:space="preserve"> či tabuľky. Tieto </w:t>
+      </w:r>
+      <w:r>
+        <w:t>komponenty vieme jednoducho prispôsobiť našim potrebám</w:t>
+      </w:r>
+      <w:r>
+        <w:t xml:space="preserve">, napr. pomocou </w:t>
+      </w:r>
+      <w:proofErr w:type="spellStart"/>
+      <w:r>
+        <w:t>tailwind</w:t>
+      </w:r>
+      <w:proofErr w:type="spellEnd"/>
+      <w:r>
+        <w:t xml:space="preserve"> a preto sú jednou z najpodstatnejších súčastí našej </w:t>
+      </w:r>
+      <w:proofErr w:type="spellStart"/>
+      <w:r>
+        <w:t>frontendovej</w:t>
+      </w:r>
+      <w:proofErr w:type="spellEnd"/>
+      <w:r>
+        <w:t xml:space="preserve"> architektúry</w:t>
+      </w:r>
+      <w:r>
+        <w:t>.</w:t>
+      </w:r>
+      <w:r>
+        <w:rPr>
+          <w:rFonts w:eastAsiaTheme="minorHAnsi"/>
+        </w:rPr>
+        <w:t xml:space="preserve"> </w:t>
+      </w:r>
+      <w:r>
+        <w:t>Na vizualizáciu</w:t>
+      </w:r>
+      <w:r>
+        <w:t xml:space="preserve"> </w:t>
+      </w:r>
+      <w:r>
+        <w:t xml:space="preserve">a prehľadné zobrazovanie štatistík úspešnosti používateľov sme využili knižnicu </w:t>
+      </w:r>
+      <w:proofErr w:type="spellStart"/>
+      <w:r>
+        <w:t>Recharts</w:t>
+      </w:r>
+      <w:proofErr w:type="spellEnd"/>
+      <w:r>
+        <w:t xml:space="preserve">, ktorá umožňuje vytvárať interaktívne grafy a diagramy priamo vo </w:t>
+      </w:r>
+      <w:proofErr w:type="spellStart"/>
+      <w:r>
+        <w:t>frontendovej</w:t>
+      </w:r>
+      <w:proofErr w:type="spellEnd"/>
+      <w:r>
+        <w:t xml:space="preserve"> časti aplikácie. </w:t>
+      </w:r>
+      <w:proofErr w:type="spellStart"/>
+      <w:r>
+        <w:t>Recharts</w:t>
+      </w:r>
+      <w:proofErr w:type="spellEnd"/>
+      <w:r>
+        <w:t xml:space="preserve"> nám poskytuje flexibilitu pri vytváraní rôznych typov grafov, ako sú stĺpcové, koláčové alebo čiarové grafy, ktoré sa dynamicky aktualizujú na základe dát získaných z </w:t>
+      </w:r>
+      <w:proofErr w:type="spellStart"/>
+      <w:r>
+        <w:t>backendu</w:t>
+      </w:r>
+      <w:proofErr w:type="spellEnd"/>
+      <w:r>
+        <w:t>.</w:t>
+      </w:r>
+    </w:p>
+    <w:p>
+      <w:pPr>
+        <w:pStyle w:val="TEXT"/>
+      </w:pPr>
+    </w:p>
+    <w:p>
+      <w:pPr>
+        <w:pStyle w:val="Nadpis3"/>
+      </w:pPr>
+      <w:bookmarkStart w:id="33" w:name="_Toc221138448"/>
+      <w:r>
+        <w:lastRenderedPageBreak/>
+        <w:t>Formuláre a</w:t>
+      </w:r>
+      <w:r>
+        <w:t> </w:t>
+      </w:r>
+      <w:r>
+        <w:t>validácia</w:t>
+      </w:r>
+      <w:bookmarkEnd w:id="33"/>
+    </w:p>
+    <w:p>
+      <w:pPr>
+        <w:pStyle w:val="TEXT"/>
+      </w:pPr>
+      <w:r>
+        <w:t>Pri implementácii formulárov v aplikácii s</w:t>
+      </w:r>
+      <w:r>
+        <w:t>me</w:t>
+      </w:r>
+      <w:r>
+        <w:t xml:space="preserve"> využil</w:t>
+      </w:r>
+      <w:r>
+        <w:t>i</w:t>
+      </w:r>
+      <w:r>
+        <w:t xml:space="preserve"> knižnicu </w:t>
+      </w:r>
+      <w:proofErr w:type="spellStart"/>
+      <w:r>
+        <w:t>TanStack</w:t>
+      </w:r>
+      <w:proofErr w:type="spellEnd"/>
+      <w:r>
+        <w:t xml:space="preserve"> </w:t>
+      </w:r>
+      <w:proofErr w:type="spellStart"/>
+      <w:r>
+        <w:t>Form</w:t>
+      </w:r>
+      <w:proofErr w:type="spellEnd"/>
+      <w:r>
+        <w:t xml:space="preserve">, ktorá umožňuje jednoduché spravovanie stavov vstupných polí, odosielanie údajov a kontrolu chýb. Na overovanie správnosti vstupov som použil knižnicu </w:t>
+      </w:r>
+      <w:proofErr w:type="spellStart"/>
+      <w:r>
+        <w:t>Zod</w:t>
+      </w:r>
+      <w:proofErr w:type="spellEnd"/>
+      <w:r>
+        <w:t xml:space="preserve">, ktorá umožňuje definovať presné pravidlá, aké hodnoty sú akceptovateľné pre jednotlivé polia, </w:t>
+      </w:r>
+      <w:r>
+        <w:t>pri chybných vstupoch upozorniť používateľa výpisom na stránku</w:t>
+      </w:r>
+      <w:r>
+        <w:t>.</w:t>
+      </w:r>
+    </w:p>
+    <w:p>
+      <w:pPr>
+        <w:pStyle w:val="TEXT"/>
+      </w:pPr>
+    </w:p>
+    <w:p>
+      <w:pPr>
+        <w:pStyle w:val="Nadpis3"/>
+      </w:pPr>
+      <w:bookmarkStart w:id="34" w:name="_Toc221138449"/>
+      <w:r>
+        <w:t>Správa dát</w:t>
+      </w:r>
+      <w:bookmarkEnd w:id="34"/>
+    </w:p>
+    <w:p>
+      <w:pPr>
+        <w:pStyle w:val="TEXT"/>
+      </w:pPr>
+      <w:r>
+        <w:t>Komunikácia s </w:t>
+      </w:r>
+      <w:proofErr w:type="spellStart"/>
+      <w:r>
+        <w:t>backendom</w:t>
+      </w:r>
+      <w:proofErr w:type="spellEnd"/>
+      <w:r>
+        <w:t xml:space="preserve"> bola riešená v priečinku </w:t>
+      </w:r>
+      <w:proofErr w:type="spellStart"/>
+      <w:r>
+        <w:t>api</w:t>
+      </w:r>
+      <w:proofErr w:type="spellEnd"/>
+      <w:r>
+        <w:t xml:space="preserve">. Nachádzajú sa tam funkcie, ktoré pomocou </w:t>
+      </w:r>
+      <w:proofErr w:type="spellStart"/>
+      <w:r>
+        <w:t>axios</w:t>
+      </w:r>
+      <w:proofErr w:type="spellEnd"/>
+      <w:r>
+        <w:t xml:space="preserve"> posielajú </w:t>
+      </w:r>
+      <w:proofErr w:type="spellStart"/>
+      <w:r>
+        <w:t>requesty</w:t>
+      </w:r>
+      <w:proofErr w:type="spellEnd"/>
+      <w:r>
+        <w:t xml:space="preserve"> na </w:t>
+      </w:r>
+      <w:proofErr w:type="spellStart"/>
+      <w:r>
+        <w:t>backend</w:t>
+      </w:r>
+      <w:proofErr w:type="spellEnd"/>
+      <w:r>
+        <w:t xml:space="preserve"> a vracajú dáta, </w:t>
+      </w:r>
+      <w:proofErr w:type="spellStart"/>
+      <w:r>
+        <w:t>ktore</w:t>
+      </w:r>
+      <w:proofErr w:type="spellEnd"/>
+      <w:r>
+        <w:t xml:space="preserve"> získali z </w:t>
+      </w:r>
+      <w:proofErr w:type="spellStart"/>
+      <w:r>
+        <w:t>backendu</w:t>
+      </w:r>
+      <w:proofErr w:type="spellEnd"/>
+      <w:r>
+        <w:t xml:space="preserve"> späť.</w:t>
+      </w:r>
+      <w:r>
+        <w:t xml:space="preserve"> </w:t>
+      </w:r>
+      <w:r>
+        <w:t xml:space="preserve">Pre efektívnu správu dát som využil </w:t>
+      </w:r>
+      <w:proofErr w:type="spellStart"/>
+      <w:r>
+        <w:t>TanStack</w:t>
+      </w:r>
+      <w:proofErr w:type="spellEnd"/>
+      <w:r>
+        <w:t xml:space="preserve"> </w:t>
+      </w:r>
+      <w:proofErr w:type="spellStart"/>
+      <w:r>
+        <w:t>Query</w:t>
+      </w:r>
+      <w:proofErr w:type="spellEnd"/>
+      <w:r>
+        <w:t>. Implementovali sme</w:t>
+      </w:r>
+      <w:r>
+        <w:t xml:space="preserve"> automaticky </w:t>
+      </w:r>
+      <w:proofErr w:type="spellStart"/>
+      <w:r>
+        <w:t>caching</w:t>
+      </w:r>
+      <w:proofErr w:type="spellEnd"/>
+      <w:r>
+        <w:t xml:space="preserve"> dát</w:t>
+      </w:r>
+      <w:r>
+        <w:t xml:space="preserve">, </w:t>
+      </w:r>
+      <w:r>
+        <w:t>ich obnovu</w:t>
+      </w:r>
+      <w:r>
+        <w:t xml:space="preserve"> pri zmene alebo po určitom čase (</w:t>
+      </w:r>
+      <w:proofErr w:type="spellStart"/>
+      <w:r>
+        <w:t>refetching</w:t>
+      </w:r>
+      <w:proofErr w:type="spellEnd"/>
+      <w:r>
+        <w:t xml:space="preserve">) a </w:t>
+      </w:r>
+      <w:proofErr w:type="spellStart"/>
+      <w:r>
+        <w:t>invalid</w:t>
+      </w:r>
+      <w:r>
+        <w:t>ácie</w:t>
+      </w:r>
+      <w:proofErr w:type="spellEnd"/>
+      <w:r>
+        <w:t xml:space="preserve"> </w:t>
+      </w:r>
+      <w:proofErr w:type="spellStart"/>
+      <w:r>
+        <w:t>query</w:t>
+      </w:r>
+      <w:proofErr w:type="spellEnd"/>
+      <w:r>
+        <w:t>, keď sa zmení obsah na serveri</w:t>
+      </w:r>
+      <w:r>
+        <w:t xml:space="preserve">, čo znamená, že dáta </w:t>
+      </w:r>
+      <w:proofErr w:type="spellStart"/>
+      <w:r>
+        <w:t>budu</w:t>
+      </w:r>
+      <w:proofErr w:type="spellEnd"/>
+      <w:r>
+        <w:t xml:space="preserve"> taktiež </w:t>
+      </w:r>
+      <w:proofErr w:type="spellStart"/>
+      <w:r>
+        <w:t>refetchnute</w:t>
+      </w:r>
+      <w:proofErr w:type="spellEnd"/>
+      <w:r>
+        <w:t xml:space="preserve"> a používateľ vždy vidí aktuálne údaje</w:t>
+      </w:r>
+      <w:r>
+        <w:t xml:space="preserve">. </w:t>
+      </w:r>
+      <w:r>
+        <w:t>Vďaka tomu sa</w:t>
+      </w:r>
+      <w:r>
+        <w:t xml:space="preserve"> znižuje počet zbytočných požiadaviek na </w:t>
+      </w:r>
+      <w:proofErr w:type="spellStart"/>
+      <w:r>
+        <w:t>backend</w:t>
+      </w:r>
+      <w:proofErr w:type="spellEnd"/>
+      <w:r>
+        <w:t xml:space="preserve"> čo</w:t>
+      </w:r>
+      <w:r>
+        <w:t xml:space="preserve"> zrýchľuje aplikáciu</w:t>
+      </w:r>
+      <w:r>
+        <w:t>.</w:t>
+      </w:r>
+    </w:p>
+    <w:p>
+      <w:pPr>
+        <w:pStyle w:val="Nadpis3"/>
+        <w:numPr>
+          <w:ilvl w:val="0"/>
+          <w:numId w:val="0"/>
+        </w:numPr>
+        <w:ind w:left="993" w:hanging="851"/>
+      </w:pPr>
+    </w:p>
+    <w:p>
+      <w:pPr>
+        <w:pStyle w:val="Nadpis3"/>
+      </w:pPr>
+      <w:bookmarkStart w:id="35" w:name="_Toc221138450"/>
+      <w:r>
+        <w:t>Autentifikácia a autorizácia</w:t>
+      </w:r>
+      <w:bookmarkEnd w:id="35"/>
+    </w:p>
+    <w:p>
+      <w:pPr>
+        <w:pStyle w:val="TEXT"/>
+      </w:pPr>
+      <w:r>
+        <w:t>Access a </w:t>
+      </w:r>
+      <w:proofErr w:type="spellStart"/>
+      <w:r>
+        <w:t>refresh</w:t>
+      </w:r>
+      <w:proofErr w:type="spellEnd"/>
+      <w:r>
+        <w:t xml:space="preserve"> token sú na </w:t>
+      </w:r>
+      <w:proofErr w:type="spellStart"/>
+      <w:r>
+        <w:t>frontende</w:t>
+      </w:r>
+      <w:proofErr w:type="spellEnd"/>
+      <w:r>
+        <w:t xml:space="preserve"> uložené</w:t>
+      </w:r>
+      <w:r>
+        <w:t xml:space="preserve"> v http </w:t>
+      </w:r>
+      <w:proofErr w:type="spellStart"/>
+      <w:r>
+        <w:t>only</w:t>
+      </w:r>
+      <w:proofErr w:type="spellEnd"/>
+      <w:r>
+        <w:t xml:space="preserve"> </w:t>
+      </w:r>
+      <w:proofErr w:type="spellStart"/>
+      <w:r>
+        <w:t>cookies</w:t>
+      </w:r>
+      <w:proofErr w:type="spellEnd"/>
+      <w:r>
+        <w:t xml:space="preserve">. Access token je na </w:t>
+      </w:r>
+      <w:proofErr w:type="spellStart"/>
+      <w:r>
+        <w:t>backend</w:t>
+      </w:r>
+      <w:proofErr w:type="spellEnd"/>
+      <w:r>
+        <w:t xml:space="preserve"> odosielaný s každým </w:t>
+      </w:r>
+      <w:proofErr w:type="spellStart"/>
+      <w:r>
+        <w:t>requestom</w:t>
+      </w:r>
+      <w:proofErr w:type="spellEnd"/>
+      <w:r>
+        <w:t xml:space="preserve">. V prípade neplatnosti sa klient pokúsi pomocou </w:t>
+      </w:r>
+      <w:proofErr w:type="spellStart"/>
+      <w:r>
+        <w:t>refresh</w:t>
+      </w:r>
+      <w:proofErr w:type="spellEnd"/>
+      <w:r>
+        <w:t xml:space="preserve"> tokenu získať nové tokeny. V prípade úspechu vie používateľ normálne pokračovať vo využívan</w:t>
+      </w:r>
+      <w:r>
+        <w:t>é</w:t>
+      </w:r>
+      <w:r>
+        <w:t xml:space="preserve"> aplikácie, zatiaľ čo v opačnom prípade bude odhlásený a presmerovaný na stránku s </w:t>
+      </w:r>
+      <w:proofErr w:type="spellStart"/>
+      <w:r>
+        <w:t>loginom</w:t>
+      </w:r>
+      <w:proofErr w:type="spellEnd"/>
+      <w:r>
+        <w:t xml:space="preserve">. </w:t>
+      </w:r>
+    </w:p>
+    <w:p>
+      <w:pPr>
+        <w:pStyle w:val="TEXT"/>
+      </w:pPr>
+    </w:p>
+    <w:p>
+      <w:pPr>
+        <w:pStyle w:val="Nadpis3"/>
+      </w:pPr>
+      <w:bookmarkStart w:id="36" w:name="_Toc221138451"/>
+      <w:r>
+        <w:t>Typová bezpečnosť</w:t>
+      </w:r>
+      <w:bookmarkEnd w:id="36"/>
+    </w:p>
+    <w:p>
+      <w:pPr>
+        <w:pStyle w:val="TEXT"/>
+      </w:pPr>
+      <w:r>
+        <w:t xml:space="preserve">Rovnako ako na </w:t>
+      </w:r>
+      <w:proofErr w:type="spellStart"/>
+      <w:r>
+        <w:t>backende</w:t>
+      </w:r>
+      <w:proofErr w:type="spellEnd"/>
+      <w:r>
+        <w:t xml:space="preserve">, aj na </w:t>
+      </w:r>
+      <w:proofErr w:type="spellStart"/>
+      <w:r>
+        <w:t>frontende</w:t>
+      </w:r>
+      <w:proofErr w:type="spellEnd"/>
+      <w:r>
+        <w:t xml:space="preserve"> sme implementovali typovú bezpečnosť pomocou </w:t>
+      </w:r>
+      <w:proofErr w:type="spellStart"/>
+      <w:r>
+        <w:t>TypeScriptu</w:t>
+      </w:r>
+      <w:proofErr w:type="spellEnd"/>
+      <w:r>
+        <w:t>. Každý komponent, funkcia či dátová štruktúra má presne definované typy, čo zabraňuje náhodným chybám pri priradení alebo používaní nesprávnych hodnôt.</w:t>
+      </w:r>
+    </w:p>
+    <w:p>
+      <w:pPr>
+        <w:rPr>
+          <w:rFonts w:ascii="Times New Roman" w:eastAsia="Times New Roman" w:hAnsi="Times New Roman" w:cs="Times New Roman"/>
+          <w:sz w:val="24"/>
+          <w:szCs w:val="24"/>
           <w:lang w:eastAsia="sk-SK"/>
         </w:rPr>
       </w:pPr>
-    </w:p>
-    <w:p>
-      <w:pPr>
-        <w:pStyle w:val="Nadpis2"/>
-      </w:pPr>
-      <w:r>
-        <w:t xml:space="preserve">Implementácia </w:t>
-      </w:r>
-      <w:proofErr w:type="spellStart"/>
-      <w:r>
-        <w:t>frontendu</w:t>
-      </w:r>
-      <w:proofErr w:type="spellEnd"/>
+      <w:r>
+        <w:br w:type="page"/>
+      </w:r>
+    </w:p>
+    <w:p>
+      <w:pPr>
+        <w:pStyle w:val="Nadpis1"/>
+      </w:pPr>
+      <w:bookmarkStart w:id="37" w:name="_Toc221138452"/>
+      <w:proofErr w:type="spellStart"/>
+      <w:r>
+        <w:lastRenderedPageBreak/>
+        <w:t>Deploy</w:t>
+      </w:r>
+      <w:proofErr w:type="spellEnd"/>
+      <w:r>
+        <w:t xml:space="preserve"> aplikácie</w:t>
+      </w:r>
+      <w:bookmarkEnd w:id="37"/>
     </w:p>
     <w:p>
       <w:pPr>
         <w:pStyle w:val="TEXT"/>
       </w:pPr>
-      <w:r>
-        <w:t>Tak ako aj v </w:t>
+      <w:proofErr w:type="spellStart"/>
+      <w:r>
+        <w:t>Deploy</w:t>
+      </w:r>
+      <w:proofErr w:type="spellEnd"/>
+      <w:r>
+        <w:t xml:space="preserve"> aplikácie zahŕňa nasadenie </w:t>
       </w:r>
       <w:proofErr w:type="spellStart"/>
       <w:r>
@@ -11505,569 +12746,39 @@
       </w:r>
       <w:proofErr w:type="spellEnd"/>
       <w:r>
-        <w:t xml:space="preserve"> časti začneme vytvorením základnej štruktúry priečinkov pre prehľadnosť celej aplikácie. </w:t>
-      </w:r>
-      <w:r>
-        <w:t xml:space="preserve">Aplikácia sa skladá z priečinkov </w:t>
-      </w:r>
-      <w:proofErr w:type="spellStart"/>
-      <w:r>
-        <w:t>app</w:t>
-      </w:r>
-      <w:proofErr w:type="spellEnd"/>
-      <w:r>
-        <w:t xml:space="preserve">, </w:t>
-      </w:r>
-      <w:proofErr w:type="spellStart"/>
-      <w:r>
-        <w:t>components</w:t>
-      </w:r>
-      <w:proofErr w:type="spellEnd"/>
-      <w:r>
-        <w:t xml:space="preserve">, </w:t>
-      </w:r>
-      <w:proofErr w:type="spellStart"/>
-      <w:r>
-        <w:t>api</w:t>
-      </w:r>
-      <w:proofErr w:type="spellEnd"/>
-      <w:r>
-        <w:t xml:space="preserve">, </w:t>
-      </w:r>
-      <w:proofErr w:type="spellStart"/>
-      <w:r>
-        <w:t>hooks</w:t>
-      </w:r>
-      <w:proofErr w:type="spellEnd"/>
-      <w:r>
-        <w:t xml:space="preserve">, </w:t>
-      </w:r>
-      <w:proofErr w:type="spellStart"/>
-      <w:r>
-        <w:t>types</w:t>
-      </w:r>
-      <w:proofErr w:type="spellEnd"/>
-      <w:r>
-        <w:t xml:space="preserve">, </w:t>
-      </w:r>
-      <w:proofErr w:type="spellStart"/>
-      <w:r>
-        <w:t>lib</w:t>
-      </w:r>
-      <w:proofErr w:type="spellEnd"/>
-      <w:r>
-        <w:t>.</w:t>
-      </w:r>
-    </w:p>
-    <w:p>
-      <w:pPr>
-        <w:pStyle w:val="TEXT"/>
-      </w:pPr>
-      <w:proofErr w:type="spellStart"/>
-      <w:r>
-        <w:t>app</w:t>
-      </w:r>
-      <w:proofErr w:type="spellEnd"/>
-      <w:r>
-        <w:t xml:space="preserve">/ </w:t>
-      </w:r>
-      <w:r>
-        <w:t>obsahuje jednotlivé stránky aplikácie a</w:t>
-      </w:r>
-      <w:r>
-        <w:t xml:space="preserve"> </w:t>
-      </w:r>
-      <w:r>
-        <w:t xml:space="preserve">riadi </w:t>
-      </w:r>
-      <w:proofErr w:type="spellStart"/>
-      <w:r>
-        <w:t>routing</w:t>
-      </w:r>
-      <w:proofErr w:type="spellEnd"/>
-      <w:r>
-        <w:t xml:space="preserve">. V Next.js je </w:t>
-      </w:r>
-      <w:proofErr w:type="spellStart"/>
-      <w:r>
-        <w:t>routing</w:t>
-      </w:r>
-      <w:proofErr w:type="spellEnd"/>
-      <w:r>
-        <w:t xml:space="preserve"> </w:t>
-      </w:r>
-      <w:r>
-        <w:t>založen</w:t>
-      </w:r>
-      <w:r>
-        <w:t>ý</w:t>
-      </w:r>
-      <w:r>
-        <w:t xml:space="preserve"> na konvencii, čo znamená, že URL cesta stránky zodpovedá jej umiestneniu </w:t>
-      </w:r>
-      <w:r>
-        <w:t>v adresárovej štruktúre projektu</w:t>
-      </w:r>
-    </w:p>
-    <w:p>
-      <w:pPr>
-        <w:pStyle w:val="TEXT"/>
-      </w:pPr>
-      <w:proofErr w:type="spellStart"/>
-      <w:r>
-        <w:t>components</w:t>
-      </w:r>
-      <w:proofErr w:type="spellEnd"/>
-      <w:r>
-        <w:t xml:space="preserve">/ obsahuje </w:t>
-      </w:r>
-      <w:proofErr w:type="spellStart"/>
-      <w:r>
-        <w:t>znovupoužiteľné</w:t>
-      </w:r>
-      <w:proofErr w:type="spellEnd"/>
-      <w:r>
-        <w:t xml:space="preserve"> UI komponenty, </w:t>
-      </w:r>
-      <w:r>
-        <w:t>napr.</w:t>
-      </w:r>
-      <w:r>
-        <w:t xml:space="preserve"> formuláre, tlačidlá, </w:t>
-      </w:r>
-      <w:proofErr w:type="spellStart"/>
-      <w:r>
-        <w:t>inputy</w:t>
-      </w:r>
-      <w:proofErr w:type="spellEnd"/>
-      <w:r>
-        <w:t xml:space="preserve">. </w:t>
-      </w:r>
-      <w:r>
-        <w:t xml:space="preserve">Vďaka týmto komponentom je možné rýchlo skladať nové stránky bez duplikácie kódu a zachovať jednotný dizajn aplikácie.  </w:t>
-      </w:r>
-    </w:p>
-    <w:p>
-      <w:pPr>
-        <w:pStyle w:val="TEXT"/>
-      </w:pPr>
-      <w:proofErr w:type="spellStart"/>
-      <w:r>
-        <w:t>api</w:t>
-      </w:r>
-      <w:proofErr w:type="spellEnd"/>
-      <w:r>
-        <w:t xml:space="preserve">/ obsahuje </w:t>
-      </w:r>
-      <w:r>
-        <w:t>metódy,</w:t>
-      </w:r>
-      <w:r>
-        <w:t xml:space="preserve"> ktoré komunikujú s </w:t>
-      </w:r>
-      <w:proofErr w:type="spellStart"/>
-      <w:r>
-        <w:t>backendovým</w:t>
-      </w:r>
-      <w:proofErr w:type="spellEnd"/>
-      <w:r>
-        <w:t xml:space="preserve"> API prostredníctvom </w:t>
-      </w:r>
-      <w:proofErr w:type="spellStart"/>
-      <w:r>
-        <w:t>Axiosu</w:t>
-      </w:r>
-      <w:proofErr w:type="spellEnd"/>
-      <w:r>
-        <w:t xml:space="preserve"> a zároveň aj z </w:t>
-      </w:r>
-      <w:proofErr w:type="spellStart"/>
-      <w:r>
-        <w:t>backendu</w:t>
-      </w:r>
-      <w:proofErr w:type="spellEnd"/>
-      <w:r>
-        <w:t xml:space="preserve"> </w:t>
-      </w:r>
-      <w:proofErr w:type="spellStart"/>
-      <w:r>
-        <w:t>príjmajú</w:t>
-      </w:r>
-      <w:proofErr w:type="spellEnd"/>
-      <w:r>
-        <w:t xml:space="preserve"> dáta</w:t>
-      </w:r>
-    </w:p>
-    <w:p>
-      <w:pPr>
-        <w:pStyle w:val="TEXT"/>
-      </w:pPr>
-      <w:proofErr w:type="spellStart"/>
-      <w:r>
-        <w:lastRenderedPageBreak/>
-        <w:t>hooks</w:t>
-      </w:r>
-      <w:proofErr w:type="spellEnd"/>
-      <w:r>
-        <w:t xml:space="preserve">/ obsahuje vlastné </w:t>
-      </w:r>
-      <w:proofErr w:type="spellStart"/>
-      <w:r>
-        <w:t>r</w:t>
-      </w:r>
-      <w:r>
-        <w:t>eact</w:t>
-      </w:r>
-      <w:proofErr w:type="spellEnd"/>
-      <w:r>
-        <w:t xml:space="preserve"> </w:t>
-      </w:r>
-      <w:proofErr w:type="spellStart"/>
-      <w:r>
-        <w:t>hooky</w:t>
-      </w:r>
-      <w:proofErr w:type="spellEnd"/>
-      <w:r>
-        <w:t xml:space="preserve">, </w:t>
-      </w:r>
-      <w:r>
-        <w:t>v našom konkrétnom prípade pre autentifikáciu</w:t>
-      </w:r>
-      <w:r>
-        <w:t xml:space="preserve"> </w:t>
-      </w:r>
-    </w:p>
-    <w:p>
-      <w:pPr>
-        <w:pStyle w:val="TEXT"/>
-      </w:pPr>
-      <w:proofErr w:type="spellStart"/>
-      <w:r>
-        <w:t>types</w:t>
-      </w:r>
-      <w:proofErr w:type="spellEnd"/>
-      <w:r>
-        <w:t xml:space="preserve">/ obsahuje </w:t>
-      </w:r>
-      <w:proofErr w:type="spellStart"/>
-      <w:r>
-        <w:t>Type</w:t>
-      </w:r>
-      <w:r>
-        <w:t>s</w:t>
-      </w:r>
-      <w:r>
-        <w:t>cript</w:t>
-      </w:r>
-      <w:proofErr w:type="spellEnd"/>
-      <w:r>
-        <w:t xml:space="preserve"> typy a</w:t>
-      </w:r>
-      <w:r>
-        <w:t xml:space="preserve"> rozhrania</w:t>
-      </w:r>
-      <w:r>
-        <w:t xml:space="preserve">, ktoré definujú štruktúru dát používaných v aplikácii. Týmto sa zabezpečí typová bezpečnosť a konzistencia dát naprieč celým projektom. </w:t>
-      </w:r>
-    </w:p>
-    <w:p>
-      <w:pPr>
-        <w:pStyle w:val="TEXT"/>
-      </w:pPr>
-      <w:proofErr w:type="spellStart"/>
-      <w:r>
-        <w:t>lib</w:t>
-      </w:r>
-      <w:proofErr w:type="spellEnd"/>
-      <w:r>
-        <w:t xml:space="preserve">/ obsahuje pomocné funkcie, </w:t>
-      </w:r>
-      <w:r>
-        <w:t>využívané naprieč aplikáciou</w:t>
-      </w:r>
-    </w:p>
-    <w:p>
-      <w:pPr>
-        <w:rPr>
-          <w:lang w:eastAsia="sk-SK"/>
-        </w:rPr>
-      </w:pPr>
-    </w:p>
-    <w:p>
-      <w:pPr>
-        <w:pStyle w:val="Nadpis3"/>
-      </w:pPr>
-      <w:proofErr w:type="spellStart"/>
-      <w:r>
-        <w:t>Routing</w:t>
-      </w:r>
-      <w:proofErr w:type="spellEnd"/>
-    </w:p>
-    <w:p>
-      <w:pPr>
-        <w:pStyle w:val="TEXT"/>
-      </w:pPr>
-      <w:r>
-        <w:t xml:space="preserve">V Next.js je </w:t>
-      </w:r>
-      <w:proofErr w:type="spellStart"/>
-      <w:r>
-        <w:t>routing</w:t>
-      </w:r>
-      <w:proofErr w:type="spellEnd"/>
-      <w:r>
-        <w:t xml:space="preserve"> založený na konvencii, čo znamená,</w:t>
-      </w:r>
-      <w:r>
-        <w:t xml:space="preserve"> ako bolo spomenuté,</w:t>
-      </w:r>
-      <w:r>
-        <w:t xml:space="preserve"> že URL adresa stránky priamo zodpovedá jej umiestneniu v adresárovej štruktúre projektu. </w:t>
-      </w:r>
-      <w:proofErr w:type="spellStart"/>
-      <w:r>
-        <w:t>Routy</w:t>
-      </w:r>
-      <w:proofErr w:type="spellEnd"/>
-      <w:r>
-        <w:t>, ktoré sú určené len pre používateľov s konkrétnymi oprávneniami, sú chránené pomocou overenia prihlásenia a používateľskej roly</w:t>
-      </w:r>
-    </w:p>
-    <w:p>
-      <w:pPr>
-        <w:pStyle w:val="TEXT"/>
-      </w:pPr>
-    </w:p>
-    <w:p>
-      <w:pPr>
-        <w:pStyle w:val="Nadpis3"/>
-      </w:pPr>
-      <w:r>
-        <w:t>UI a UX</w:t>
-      </w:r>
-    </w:p>
-    <w:p>
-      <w:pPr>
-        <w:pStyle w:val="TEXT"/>
-      </w:pPr>
-      <w:r>
-        <w:t xml:space="preserve">Pri implementácií používateľského </w:t>
-      </w:r>
-      <w:proofErr w:type="spellStart"/>
-      <w:r>
-        <w:t>rohrania</w:t>
-      </w:r>
-      <w:proofErr w:type="spellEnd"/>
-      <w:r>
-        <w:t xml:space="preserve"> bol kladený dôraz hlavne na konzistentný dizajn a jednoduchú orientáciu v aplikácii. Na </w:t>
-      </w:r>
-      <w:proofErr w:type="spellStart"/>
-      <w:r>
-        <w:t>štýlovanie</w:t>
-      </w:r>
-      <w:proofErr w:type="spellEnd"/>
-      <w:r>
-        <w:t xml:space="preserve"> som využil </w:t>
-      </w:r>
-      <w:proofErr w:type="spellStart"/>
-      <w:r>
-        <w:t>Tailwind</w:t>
-      </w:r>
-      <w:proofErr w:type="spellEnd"/>
-      <w:r>
-        <w:t xml:space="preserve"> CSS, vďaka ktorému sme mohli implementovať štýly, </w:t>
-      </w:r>
-      <w:proofErr w:type="spellStart"/>
-      <w:r>
-        <w:t>layout</w:t>
-      </w:r>
-      <w:proofErr w:type="spellEnd"/>
-      <w:r>
-        <w:t xml:space="preserve"> a </w:t>
-      </w:r>
-      <w:proofErr w:type="spellStart"/>
-      <w:r>
-        <w:t>responzivitu</w:t>
-      </w:r>
-      <w:proofErr w:type="spellEnd"/>
-      <w:r>
-        <w:t xml:space="preserve"> pomocou jednoduchých </w:t>
-      </w:r>
-      <w:proofErr w:type="spellStart"/>
-      <w:r>
-        <w:t>class</w:t>
-      </w:r>
-      <w:proofErr w:type="spellEnd"/>
-      <w:r>
-        <w:t xml:space="preserve">. Pre rýchle </w:t>
-      </w:r>
-      <w:r>
-        <w:t xml:space="preserve">vytváranie komponentov som použil knižnicu </w:t>
-      </w:r>
-      <w:proofErr w:type="spellStart"/>
-      <w:r>
-        <w:t>shadcn</w:t>
-      </w:r>
-      <w:proofErr w:type="spellEnd"/>
-      <w:r>
-        <w:t>/</w:t>
-      </w:r>
-      <w:proofErr w:type="spellStart"/>
-      <w:r>
-        <w:t>ui</w:t>
-      </w:r>
-      <w:proofErr w:type="spellEnd"/>
-      <w:r>
-        <w:t xml:space="preserve">, ktorá poskytuje hotové UI </w:t>
-      </w:r>
-      <w:r>
-        <w:t>komponenty</w:t>
-      </w:r>
-      <w:r>
-        <w:t>, ako sú tlačidlá, formuláre,</w:t>
-      </w:r>
-      <w:r>
-        <w:t xml:space="preserve"> </w:t>
-      </w:r>
-      <w:proofErr w:type="spellStart"/>
-      <w:r>
-        <w:t>sidebar</w:t>
-      </w:r>
-      <w:proofErr w:type="spellEnd"/>
-      <w:r>
-        <w:t xml:space="preserve"> </w:t>
-      </w:r>
-      <w:r>
-        <w:t>či tabuľky.</w:t>
-      </w:r>
-      <w:r>
-        <w:t xml:space="preserve"> Tieto </w:t>
-      </w:r>
-      <w:r>
-        <w:t>komponenty vieme jednoducho prispôsobiť našim potrebám</w:t>
-      </w:r>
-      <w:r>
-        <w:t xml:space="preserve">, napr. pomocou </w:t>
-      </w:r>
-      <w:proofErr w:type="spellStart"/>
-      <w:r>
-        <w:t>tailwind</w:t>
-      </w:r>
-      <w:proofErr w:type="spellEnd"/>
-      <w:r>
-        <w:t xml:space="preserve"> a preto sú jednou z najpodstatnejších súčastí našej</w:t>
-      </w:r>
-      <w:r>
-        <w:t xml:space="preserve"> frontendovej architektúry</w:t>
-      </w:r>
-      <w:r>
-        <w:t>.</w:t>
-      </w:r>
-    </w:p>
-    <w:p>
-      <w:pPr>
-        <w:rPr>
-          <w:lang w:eastAsia="sk-SK"/>
-        </w:rPr>
-      </w:pPr>
-    </w:p>
-    <w:p>
-      <w:pPr>
-        <w:rPr>
-          <w:lang w:eastAsia="sk-SK"/>
-        </w:rPr>
-      </w:pPr>
-    </w:p>
-    <w:p>
-      <w:pPr>
-        <w:rPr>
-          <w:lang w:eastAsia="sk-SK"/>
-        </w:rPr>
-      </w:pPr>
-    </w:p>
-    <w:p>
-      <w:pPr>
-        <w:rPr>
-          <w:lang w:eastAsia="sk-SK"/>
-        </w:rPr>
-      </w:pPr>
-    </w:p>
-    <w:p>
-      <w:pPr>
-        <w:rPr>
-          <w:lang w:eastAsia="sk-SK"/>
-        </w:rPr>
-      </w:pPr>
-    </w:p>
-    <w:p>
-      <w:pPr>
-        <w:rPr>
-          <w:lang w:eastAsia="sk-SK"/>
-        </w:rPr>
-      </w:pPr>
-    </w:p>
-    <w:p>
-      <w:pPr>
-        <w:rPr>
-          <w:lang w:eastAsia="sk-SK"/>
-        </w:rPr>
-      </w:pPr>
-    </w:p>
-    <w:p>
-      <w:pPr>
-        <w:rPr>
-          <w:lang w:eastAsia="sk-SK"/>
-        </w:rPr>
-      </w:pPr>
-    </w:p>
-    <w:p>
-      <w:pPr>
-        <w:rPr>
-          <w:lang w:eastAsia="sk-SK"/>
-        </w:rPr>
-      </w:pPr>
-    </w:p>
-    <w:p>
-      <w:pPr>
-        <w:rPr>
-          <w:lang w:eastAsia="sk-SK"/>
-        </w:rPr>
-      </w:pPr>
-    </w:p>
-    <w:p>
-      <w:pPr>
-        <w:rPr>
-          <w:lang w:eastAsia="sk-SK"/>
-        </w:rPr>
-      </w:pPr>
-    </w:p>
-    <w:p>
-      <w:pPr>
-        <w:rPr>
-          <w:lang w:eastAsia="sk-SK"/>
-        </w:rPr>
-      </w:pPr>
-    </w:p>
-    <w:p>
-      <w:pPr>
-        <w:rPr>
-          <w:lang w:eastAsia="sk-SK"/>
-        </w:rPr>
-      </w:pPr>
-    </w:p>
-    <w:p>
-      <w:pPr>
-        <w:rPr>
-          <w:lang w:eastAsia="sk-SK"/>
-        </w:rPr>
-      </w:pPr>
-    </w:p>
-    <w:p>
-      <w:pPr>
-        <w:rPr>
-          <w:lang w:eastAsia="sk-SK"/>
-        </w:rPr>
-      </w:pPr>
+        <w:t xml:space="preserve"> a </w:t>
+      </w:r>
+      <w:proofErr w:type="spellStart"/>
+      <w:r>
+        <w:t>frontendovej</w:t>
+      </w:r>
+      <w:proofErr w:type="spellEnd"/>
+      <w:r>
+        <w:t xml:space="preserve"> časti spolu s databázou na server tak, aby bola aplikácia prístupná používateľom cez webový prehliadač. V projekte som sa zameral na jednoduché a bezpečné nasadenie</w:t>
+      </w:r>
+      <w:r>
+        <w:t xml:space="preserve"> tohto</w:t>
+      </w:r>
+      <w:r>
+        <w:t xml:space="preserve"> systému</w:t>
+      </w:r>
+      <w:r>
+        <w:t xml:space="preserve"> na web</w:t>
+      </w:r>
+      <w:r>
+        <w:t xml:space="preserve">.  </w:t>
+      </w:r>
+      <w:r>
+        <w:t xml:space="preserve">Zároveň bude pre túto aplikáciu </w:t>
+      </w:r>
+      <w:proofErr w:type="spellStart"/>
+      <w:r>
+        <w:t>zakúpena</w:t>
+      </w:r>
+      <w:proofErr w:type="spellEnd"/>
+      <w:r>
+        <w:t xml:space="preserve"> aj doména, ktorá zabezpečí jednoduchý prístup používateľov na web</w:t>
+      </w:r>
     </w:p>
     <w:p>
       <w:pPr>
@@ -12094,7 +12805,7 @@
           <w:szCs w:val="32"/>
         </w:rPr>
       </w:pPr>
-      <w:bookmarkStart w:id="29" w:name="_Toc221130688"/>
+      <w:bookmarkStart w:id="38" w:name="_Toc221138453"/>
       <w:r>
         <w:rPr>
           <w:smallCaps w:val="0"/>
@@ -12103,16 +12814,8 @@
         <w:lastRenderedPageBreak/>
         <w:t>Záver</w:t>
       </w:r>
-      <w:bookmarkEnd w:id="6"/>
-      <w:r>
-        <w:rPr>
-          <w:smallCaps w:val="0"/>
-          <w:color w:val="FF0000"/>
-          <w:szCs w:val="32"/>
-        </w:rPr>
-        <w:t>(TNR 16)</w:t>
-      </w:r>
-      <w:bookmarkEnd w:id="29"/>
+      <w:bookmarkEnd w:id="7"/>
+      <w:bookmarkEnd w:id="38"/>
     </w:p>
     <w:p>
       <w:pPr>
@@ -12150,21 +12853,63 @@
         <w:rPr>
           <w:szCs w:val="24"/>
         </w:rPr>
-        <w:t xml:space="preserve">Projekt mi umožnil prakticky využiť vedomosti, ktoré som nadobudol počas štúdia, ale aj tie nadobudnuté </w:t>
-      </w:r>
-      <w:proofErr w:type="spellStart"/>
+        <w:t xml:space="preserve">Projekt mi umožnil prakticky využiť vedomosti, ktoré som nadobudol počas štúdia, ale </w:t>
+      </w:r>
       <w:r>
         <w:rPr>
           <w:szCs w:val="24"/>
         </w:rPr>
-        <w:t>samovzdelávaním</w:t>
-      </w:r>
-      <w:proofErr w:type="spellEnd"/>
+        <w:t>najmä</w:t>
+      </w:r>
       <w:r>
         <w:rPr>
           <w:szCs w:val="24"/>
         </w:rPr>
-        <w:t>, najmä v oblasti informačných technológií a práce s webovými aplikáciami. Zároveň som si rozšíril znalosti o tvorbe používateľského rozhrania a práci s údajmi. Vytvorený systém má reálne využitie a môže pomôcť študentom pri príprave na maturitu alebo písomné testy.</w:t>
+        <w:t xml:space="preserve"> tie nadobudnuté </w:t>
+      </w:r>
+      <w:proofErr w:type="spellStart"/>
+      <w:r>
+        <w:rPr>
+          <w:szCs w:val="24"/>
+        </w:rPr>
+        <w:t>samovzdeláva</w:t>
+      </w:r>
+      <w:r>
+        <w:rPr>
+          <w:szCs w:val="24"/>
+        </w:rPr>
+        <w:t>n</w:t>
+      </w:r>
+      <w:r>
+        <w:rPr>
+          <w:szCs w:val="24"/>
+        </w:rPr>
+        <w:t>i</w:t>
+      </w:r>
+      <w:r>
+        <w:rPr>
+          <w:szCs w:val="24"/>
+        </w:rPr>
+        <w:t>m</w:t>
+      </w:r>
+      <w:proofErr w:type="spellEnd"/>
+      <w:r>
+        <w:rPr>
+          <w:szCs w:val="24"/>
+        </w:rPr>
+        <w:t xml:space="preserve"> v oblasti informačných technológií a práce s webovými aplikáciami.</w:t>
+      </w:r>
+      <w:r>
+        <w:rPr>
+          <w:szCs w:val="24"/>
+        </w:rPr>
+        <w:t xml:space="preserve"> </w:t>
+      </w:r>
+      <w:r>
+        <w:rPr>
+          <w:szCs w:val="24"/>
+        </w:rPr>
+        <w:t>Vytvorený systém má reálne využitie a môže pomôcť študentom pri príprave na maturitu alebo písomné testy.</w:t>
       </w:r>
     </w:p>
     <w:p>
@@ -12189,12 +12934,6 @@
       </w:r>
       <w:r>
         <w:t xml:space="preserve"> </w:t>
-      </w:r>
-      <w:r>
-        <w:rPr>
-          <w:color w:val="FF0000"/>
-        </w:rPr>
-        <w:t>(TNR 12)</w:t>
       </w:r>
     </w:p>
     <w:p>
@@ -12206,8 +12945,8 @@
           <w:lang w:eastAsia="sk-SK"/>
         </w:rPr>
         <w:sectPr>
-          <w:footerReference w:type="default" r:id="rId13"/>
-          <w:footerReference w:type="first" r:id="rId14"/>
+          <w:footerReference w:type="default" r:id="rId16"/>
+          <w:footerReference w:type="first" r:id="rId17"/>
           <w:pgSz w:w="11906" w:h="16838"/>
           <w:pgMar w:top="1418" w:right="1418" w:bottom="1418" w:left="1985" w:header="708" w:footer="708" w:gutter="0"/>
           <w:pgNumType w:start="7"/>
@@ -12228,6 +12967,27 @@
     <w:p>
       <w:pPr>
         <w:rPr>
+          <w:rStyle w:val="Nzovknihy"/>
+          <w:rFonts w:ascii="Times New Roman" w:hAnsi="Times New Roman" w:cs="Times New Roman"/>
+          <w:i w:val="0"/>
+          <w:sz w:val="32"/>
+          <w:szCs w:val="32"/>
+        </w:rPr>
+      </w:pPr>
+      <w:r>
+        <w:rPr>
+          <w:rStyle w:val="Nzovknihy"/>
+          <w:rFonts w:ascii="Times New Roman" w:hAnsi="Times New Roman" w:cs="Times New Roman"/>
+          <w:i w:val="0"/>
+          <w:sz w:val="32"/>
+          <w:szCs w:val="32"/>
+        </w:rPr>
+        <w:br w:type="page"/>
+      </w:r>
+    </w:p>
+    <w:p>
+      <w:pPr>
+        <w:rPr>
           <w:smallCaps/>
           <w:sz w:val="32"/>
           <w:szCs w:val="32"/>
@@ -12241,15 +13001,8 @@
           <w:sz w:val="32"/>
           <w:szCs w:val="32"/>
         </w:rPr>
+        <w:lastRenderedPageBreak/>
         <w:t>Použitá literatúra</w:t>
-      </w:r>
-      <w:r>
-        <w:rPr>
-          <w:color w:val="FF0000"/>
-          <w:sz w:val="32"/>
-          <w:szCs w:val="32"/>
-        </w:rPr>
-        <w:t>(TNR 16)</w:t>
       </w:r>
     </w:p>
     <w:p>
@@ -12263,183 +13016,259 @@
         </w:rPr>
       </w:pPr>
     </w:p>
-    <w:p>
-      <w:pPr>
-        <w:spacing w:line="360" w:lineRule="auto"/>
-        <w:rPr>
-          <w:rStyle w:val="Hypertextovprepojenie"/>
-          <w:rFonts w:ascii="Times New Roman" w:hAnsi="Times New Roman" w:cs="Times New Roman"/>
-          <w:color w:val="auto"/>
-          <w:sz w:val="24"/>
-          <w:szCs w:val="24"/>
+    <w:bookmarkStart w:id="39" w:name="_Toc382839398"/>
+    <w:p>
+      <w:pPr>
+        <w:rPr>
+          <w:rStyle w:val="Zvraznenodkaz"/>
+        </w:rPr>
+      </w:pPr>
+      <w:r>
+        <w:rPr>
+          <w:rStyle w:val="Zvraznenodkaz"/>
+        </w:rPr>
+        <w:fldChar w:fldCharType="begin"/>
+      </w:r>
+      <w:r>
+        <w:rPr>
+          <w:rStyle w:val="Zvraznenodkaz"/>
+        </w:rPr>
+        <w:instrText>HYPERLINK "</w:instrText>
+      </w:r>
+      <w:r>
+        <w:rPr>
+          <w:rStyle w:val="Zvraznenodkaz"/>
           <w:lang w:val="en-US"/>
         </w:rPr>
-      </w:pPr>
-      <w:r>
-        <w:rPr>
-          <w:rFonts w:ascii="Times New Roman" w:hAnsi="Times New Roman" w:cs="Times New Roman"/>
-          <w:sz w:val="24"/>
-          <w:szCs w:val="24"/>
+        <w:instrText>https://learn.microsoft.com/en-us/aspnet/core/get-started?view=aspnetcore-9.0</w:instrText>
+      </w:r>
+      <w:r>
+        <w:rPr>
+          <w:rStyle w:val="Zvraznenodkaz"/>
+        </w:rPr>
+        <w:instrText>"</w:instrText>
+      </w:r>
+      <w:r>
+        <w:rPr>
+          <w:rStyle w:val="Zvraznenodkaz"/>
+        </w:rPr>
+      </w:r>
+      <w:r>
+        <w:rPr>
+          <w:rStyle w:val="Zvraznenodkaz"/>
+        </w:rPr>
+        <w:fldChar w:fldCharType="separate"/>
+      </w:r>
+      <w:r>
+        <w:rPr>
+          <w:rStyle w:val="Zvraznenodkaz"/>
           <w:lang w:val="en-US"/>
         </w:rPr>
-        <w:t xml:space="preserve">[1] </w:t>
-      </w:r>
-      <w:hyperlink r:id="rId15" w:history="1">
+        <w:t>https://learn.microsoft.com/en-us/aspnet/core/get-started?view=aspnetcore-9.0</w:t>
+      </w:r>
+      <w:r>
+        <w:rPr>
+          <w:rStyle w:val="Zvraznenodkaz"/>
+        </w:rPr>
+        <w:fldChar w:fldCharType="end"/>
+      </w:r>
+    </w:p>
+    <w:p>
+      <w:pPr>
+        <w:rPr>
+          <w:rStyle w:val="Zvraznenodkaz"/>
+        </w:rPr>
+      </w:pPr>
+      <w:hyperlink r:id="rId18" w:history="1">
         <w:r>
           <w:rPr>
-            <w:rStyle w:val="Hypertextovprepojenie"/>
-            <w:rFonts w:ascii="Times New Roman" w:hAnsi="Times New Roman" w:cs="Times New Roman"/>
-            <w:color w:val="auto"/>
-            <w:sz w:val="24"/>
-            <w:szCs w:val="24"/>
-            <w:lang w:val="en-US"/>
+            <w:rStyle w:val="Zvraznenodkaz"/>
           </w:rPr>
-          <w:t>http://sk.wikipedia.org/wiki/Zosil%C5%88ova%C4%8D</w:t>
+          <w:t>https://learn.microsoft.com/en-us/ef/core/</w:t>
         </w:r>
       </w:hyperlink>
-      <w:r>
-        <w:rPr>
-          <w:rFonts w:ascii="Times New Roman" w:hAnsi="Times New Roman" w:cs="Times New Roman"/>
-          <w:sz w:val="24"/>
-          <w:szCs w:val="24"/>
-        </w:rPr>
-        <w:t xml:space="preserve">, </w:t>
-      </w:r>
-      <w:r>
-        <w:rPr>
-          <w:rFonts w:ascii="Times New Roman" w:hAnsi="Times New Roman" w:cs="Times New Roman"/>
-          <w:sz w:val="24"/>
-          <w:szCs w:val="24"/>
-          <w:lang w:val="en-US"/>
-        </w:rPr>
-        <w:t>[</w:t>
-      </w:r>
-      <w:r>
-        <w:rPr>
-          <w:rFonts w:ascii="Times New Roman" w:hAnsi="Times New Roman" w:cs="Times New Roman"/>
-          <w:sz w:val="24"/>
-          <w:szCs w:val="24"/>
-        </w:rPr>
-        <w:t>cit. 20</w:t>
-      </w:r>
-      <w:r>
-        <w:rPr>
-          <w:rFonts w:ascii="Times New Roman" w:hAnsi="Times New Roman" w:cs="Times New Roman"/>
-          <w:sz w:val="24"/>
-          <w:szCs w:val="24"/>
-        </w:rPr>
-        <w:t>15</w:t>
-      </w:r>
-      <w:r>
-        <w:rPr>
-          <w:rFonts w:ascii="Times New Roman" w:hAnsi="Times New Roman" w:cs="Times New Roman"/>
-          <w:sz w:val="24"/>
-          <w:szCs w:val="24"/>
-        </w:rPr>
-        <w:t>-02-27]</w:t>
-      </w:r>
-    </w:p>
-    <w:p>
-      <w:pPr>
-        <w:autoSpaceDE w:val="0"/>
-        <w:autoSpaceDN w:val="0"/>
-        <w:adjustRightInd w:val="0"/>
-        <w:spacing w:after="0" w:line="240" w:lineRule="auto"/>
-        <w:rPr>
-          <w:rFonts w:ascii="Times New Roman" w:hAnsi="Times New Roman" w:cs="Times New Roman"/>
-          <w:sz w:val="24"/>
-          <w:szCs w:val="24"/>
-        </w:rPr>
-      </w:pPr>
-      <w:r>
-        <w:rPr>
-          <w:rFonts w:ascii="Times New Roman" w:hAnsi="Times New Roman" w:cs="Times New Roman"/>
-          <w:sz w:val="24"/>
-          <w:szCs w:val="24"/>
-          <w:lang w:val="en-US"/>
-        </w:rPr>
-        <w:t>[2]</w:t>
-      </w:r>
-      <w:r>
-        <w:rPr>
-          <w:rFonts w:ascii="Times New Roman" w:hAnsi="Times New Roman" w:cs="Times New Roman"/>
-          <w:sz w:val="24"/>
-          <w:szCs w:val="24"/>
-        </w:rPr>
-        <w:t>GONDA, Vladimír a kol. 1989. Metodika písania odborného textu. Nitra: Vysoká škola</w:t>
-      </w:r>
-    </w:p>
-    <w:p>
-      <w:pPr>
-        <w:pStyle w:val="ZoznamLiteratury"/>
-        <w:numPr>
-          <w:ilvl w:val="0"/>
-          <w:numId w:val="0"/>
-        </w:numPr>
-        <w:rPr>
-          <w:szCs w:val="24"/>
-        </w:rPr>
-      </w:pPr>
-      <w:r>
-        <w:rPr>
-          <w:szCs w:val="24"/>
-        </w:rPr>
-        <w:t>poľnohopodárska,1989, 90 s.</w:t>
-      </w:r>
-      <w:r>
-        <w:rPr>
-          <w:color w:val="FF0000"/>
-          <w:szCs w:val="24"/>
-        </w:rPr>
-        <w:t>(TNR 12)</w:t>
-      </w:r>
-    </w:p>
-    <w:p>
-      <w:pPr>
-        <w:rPr>
-          <w:rFonts w:ascii="Times New Roman" w:hAnsi="Times New Roman" w:cs="Times New Roman"/>
-          <w:b/>
-          <w:sz w:val="32"/>
-          <w:szCs w:val="32"/>
-        </w:rPr>
-      </w:pPr>
-      <w:bookmarkStart w:id="30" w:name="_Toc382839398"/>
-    </w:p>
-    <w:p>
-      <w:pPr>
-        <w:rPr>
-          <w:rFonts w:ascii="Times New Roman" w:hAnsi="Times New Roman" w:cs="Times New Roman"/>
-          <w:sz w:val="32"/>
-          <w:szCs w:val="32"/>
-        </w:rPr>
-      </w:pPr>
-    </w:p>
-    <w:p>
-      <w:pPr>
-        <w:rPr>
-          <w:rFonts w:ascii="Times New Roman" w:hAnsi="Times New Roman" w:cs="Times New Roman"/>
-          <w:sz w:val="32"/>
-          <w:szCs w:val="32"/>
-        </w:rPr>
-      </w:pPr>
-    </w:p>
-    <w:p>
-      <w:pPr>
-        <w:rPr>
-          <w:rFonts w:ascii="Times New Roman" w:hAnsi="Times New Roman" w:cs="Times New Roman"/>
-          <w:sz w:val="32"/>
-          <w:szCs w:val="32"/>
-        </w:rPr>
-      </w:pPr>
-    </w:p>
-    <w:p>
-      <w:pPr>
-        <w:rPr>
-          <w:rFonts w:ascii="Times New Roman" w:hAnsi="Times New Roman" w:cs="Times New Roman"/>
-          <w:sz w:val="32"/>
-          <w:szCs w:val="32"/>
-        </w:rPr>
-      </w:pPr>
+    </w:p>
+    <w:p>
+      <w:pPr>
+        <w:rPr>
+          <w:rStyle w:val="Zvraznenodkaz"/>
+        </w:rPr>
+      </w:pPr>
+      <w:r>
+        <w:rPr>
+          <w:rStyle w:val="Zvraznenodkaz"/>
+        </w:rPr>
+        <w:t>https://www.w3schools.com/postgresql/index.php</w:t>
+      </w:r>
+    </w:p>
+    <w:p>
+      <w:pPr>
+        <w:rPr>
+          <w:rStyle w:val="Zvraznenodkaz"/>
+        </w:rPr>
+      </w:pPr>
+      <w:hyperlink r:id="rId19" w:history="1">
+        <w:r>
+          <w:rPr>
+            <w:rStyle w:val="Zvraznenodkaz"/>
+          </w:rPr>
+          <w:t>https://nextjs.org/docs</w:t>
+        </w:r>
+      </w:hyperlink>
+    </w:p>
+    <w:p>
+      <w:pPr>
+        <w:rPr>
+          <w:rStyle w:val="Zvraznenodkaz"/>
+        </w:rPr>
+      </w:pPr>
+      <w:hyperlink r:id="rId20" w:history="1">
+        <w:r>
+          <w:rPr>
+            <w:rStyle w:val="Zvraznenodkaz"/>
+          </w:rPr>
+          <w:t>https://tanstack.com/form/v1</w:t>
+        </w:r>
+      </w:hyperlink>
+    </w:p>
+    <w:p>
+      <w:pPr>
+        <w:rPr>
+          <w:rStyle w:val="Zvraznenodkaz"/>
+        </w:rPr>
+      </w:pPr>
+      <w:r>
+        <w:rPr>
+          <w:rStyle w:val="Zvraznenodkaz"/>
+        </w:rPr>
+        <w:t>https://zod.dev/</w:t>
+      </w:r>
+    </w:p>
+    <w:p>
+      <w:pPr>
+        <w:rPr>
+          <w:rStyle w:val="Zvraznenodkaz"/>
+        </w:rPr>
+      </w:pPr>
+      <w:hyperlink r:id="rId21" w:history="1">
+        <w:r>
+          <w:rPr>
+            <w:rStyle w:val="Zvraznenodkaz"/>
+          </w:rPr>
+          <w:t>https://tanstack.com/query/v5</w:t>
+        </w:r>
+      </w:hyperlink>
+      <w:r>
+        <w:rPr>
+          <w:rStyle w:val="Zvraznenodkaz"/>
+        </w:rPr>
+        <w:t>+</w:t>
+      </w:r>
+    </w:p>
+    <w:p>
+      <w:pPr>
+        <w:rPr>
+          <w:rStyle w:val="Zvraznenodkaz"/>
+        </w:rPr>
+      </w:pPr>
+      <w:hyperlink r:id="rId22" w:history="1">
+        <w:r>
+          <w:rPr>
+            <w:rStyle w:val="Zvraznenodkaz"/>
+          </w:rPr>
+          <w:t>https://axios-http.com/docs/intro</w:t>
+        </w:r>
+      </w:hyperlink>
+    </w:p>
+    <w:p>
+      <w:pPr>
+        <w:rPr>
+          <w:rStyle w:val="Zvraznenodkaz"/>
+        </w:rPr>
+      </w:pPr>
+      <w:hyperlink r:id="rId23" w:history="1">
+        <w:r>
+          <w:rPr>
+            <w:rStyle w:val="Zvraznenodkaz"/>
+          </w:rPr>
+          <w:t>https://ui.shadcn.com/</w:t>
+        </w:r>
+      </w:hyperlink>
+    </w:p>
+    <w:p>
+      <w:pPr>
+        <w:rPr>
+          <w:rStyle w:val="Zvraznenodkaz"/>
+        </w:rPr>
+      </w:pPr>
+      <w:hyperlink r:id="rId24" w:history="1">
+        <w:r>
+          <w:rPr>
+            <w:rStyle w:val="Zvraznenodkaz"/>
+          </w:rPr>
+          <w:t>https://tailwindcss.com/</w:t>
+        </w:r>
+      </w:hyperlink>
+    </w:p>
+    <w:p>
+      <w:pPr>
+        <w:rPr>
+          <w:rStyle w:val="Zvraznenodkaz"/>
+        </w:rPr>
+      </w:pPr>
+      <w:hyperlink r:id="rId25" w:history="1">
+        <w:r>
+          <w:rPr>
+            <w:rStyle w:val="Zvraznenodkaz"/>
+          </w:rPr>
+          <w:t>https://lucide.dev/guide/packages/lucide-react</w:t>
+        </w:r>
+      </w:hyperlink>
+    </w:p>
+    <w:p>
+      <w:pPr>
+        <w:rPr>
+          <w:rStyle w:val="Zvraznenodkaz"/>
+        </w:rPr>
+      </w:pPr>
+      <w:hyperlink r:id="rId26" w:history="1">
+        <w:r>
+          <w:rPr>
+            <w:rStyle w:val="Zvraznenodkaz"/>
+          </w:rPr>
+          <w:t>https://recharts.github.io/en-US/examples/</w:t>
+        </w:r>
+      </w:hyperlink>
+    </w:p>
+    <w:p>
+      <w:pPr>
+        <w:rPr>
+          <w:rStyle w:val="Zvraznenodkaz"/>
+        </w:rPr>
+      </w:pPr>
+      <w:hyperlink r:id="rId27" w:history="1">
+        <w:r>
+          <w:rPr>
+            <w:rStyle w:val="Zvraznenodkaz"/>
+          </w:rPr>
+          <w:t>https://www.npmjs.com/package/next-themes</w:t>
+        </w:r>
+      </w:hyperlink>
+    </w:p>
+    <w:p>
+      <w:pPr>
+        <w:rPr>
+          <w:rStyle w:val="Zvraznenodkaz"/>
+        </w:rPr>
+      </w:pPr>
+      <w:hyperlink r:id="rId28" w:history="1">
+        <w:r>
+          <w:rPr>
+            <w:rStyle w:val="Zvraznenodkaz"/>
+          </w:rPr>
+          <w:t>https://www.youtube.com/@MilanJovanovicTech</w:t>
+        </w:r>
+      </w:hyperlink>
     </w:p>
     <w:p>
       <w:pPr>
@@ -12469,35 +13298,9 @@
           <w:sz w:val="32"/>
           <w:szCs w:val="32"/>
         </w:rPr>
-      </w:pPr>
-      <w:r>
-        <w:rPr>
-          <w:rFonts w:ascii="Times New Roman" w:hAnsi="Times New Roman" w:cs="Times New Roman"/>
-          <w:sz w:val="32"/>
-          <w:szCs w:val="32"/>
-        </w:rPr>
-        <w:tab/>
-      </w:r>
-    </w:p>
-    <w:p>
-      <w:pPr>
-        <w:rPr>
-          <w:rFonts w:ascii="Times New Roman" w:hAnsi="Times New Roman" w:cs="Times New Roman"/>
-          <w:sz w:val="32"/>
-          <w:szCs w:val="32"/>
-        </w:rPr>
-      </w:pPr>
-    </w:p>
-    <w:p>
-      <w:pPr>
-        <w:rPr>
-          <w:rFonts w:ascii="Times New Roman" w:hAnsi="Times New Roman" w:cs="Times New Roman"/>
-          <w:sz w:val="32"/>
-          <w:szCs w:val="32"/>
-        </w:rPr>
         <w:sectPr>
-          <w:headerReference w:type="first" r:id="rId16"/>
-          <w:footerReference w:type="first" r:id="rId17"/>
+          <w:headerReference w:type="first" r:id="rId29"/>
+          <w:footerReference w:type="first" r:id="rId30"/>
           <w:type w:val="continuous"/>
           <w:pgSz w:w="11906" w:h="16838"/>
           <w:pgMar w:top="1418" w:right="1418" w:bottom="1418" w:left="1985" w:header="708" w:footer="708" w:gutter="0"/>
@@ -12508,344 +13311,18 @@
         </w:sectPr>
       </w:pPr>
     </w:p>
-    <w:p>
-      <w:pPr>
-        <w:rPr>
-          <w:rFonts w:ascii="Times New Roman" w:hAnsi="Times New Roman" w:cs="Times New Roman"/>
-          <w:b/>
-          <w:smallCaps/>
-          <w:sz w:val="32"/>
-          <w:szCs w:val="32"/>
-        </w:rPr>
-      </w:pPr>
-      <w:bookmarkStart w:id="31" w:name="_Toc221130689"/>
-      <w:r>
-        <w:rPr>
-          <w:rStyle w:val="Nadpis1Char"/>
-          <w:rFonts w:eastAsiaTheme="minorHAnsi"/>
-          <w:smallCaps w:val="0"/>
-          <w:szCs w:val="32"/>
-        </w:rPr>
-        <w:lastRenderedPageBreak/>
-        <w:t>Príloh</w:t>
-      </w:r>
-      <w:r>
-        <w:rPr>
-          <w:rStyle w:val="Nadpis1Char"/>
-          <w:rFonts w:eastAsiaTheme="minorHAnsi"/>
-          <w:smallCaps w:val="0"/>
-          <w:szCs w:val="32"/>
-        </w:rPr>
-        <w:t xml:space="preserve">a </w:t>
-      </w:r>
-      <w:r>
-        <w:rPr>
-          <w:rStyle w:val="Nadpis1Char"/>
-          <w:rFonts w:eastAsiaTheme="minorHAnsi"/>
-          <w:smallCaps w:val="0"/>
-          <w:szCs w:val="32"/>
-        </w:rPr>
-        <w:t>A</w:t>
-      </w:r>
-      <w:bookmarkEnd w:id="30"/>
-      <w:bookmarkEnd w:id="31"/>
-      <w:r>
-        <w:rPr>
-          <w:rFonts w:ascii="Times New Roman" w:hAnsi="Times New Roman" w:cs="Times New Roman"/>
-          <w:b/>
-          <w:smallCaps/>
-          <w:color w:val="FF0000"/>
-          <w:sz w:val="32"/>
-          <w:szCs w:val="32"/>
-        </w:rPr>
-        <w:t>(TNR 16)</w:t>
-      </w:r>
-    </w:p>
-    <w:p>
-      <w:pPr>
-        <w:spacing w:line="360" w:lineRule="auto"/>
-        <w:jc w:val="both"/>
-        <w:rPr>
-          <w:rFonts w:ascii="Times New Roman" w:hAnsi="Times New Roman" w:cs="Times New Roman"/>
-          <w:color w:val="FF0000"/>
+    <w:bookmarkEnd w:id="39"/>
+    <w:p>
+      <w:pPr>
+        <w:rPr>
+          <w:rFonts w:ascii="Times New Roman" w:hAnsi="Times New Roman" w:cs="Times New Roman"/>
           <w:sz w:val="24"/>
           <w:szCs w:val="24"/>
-          <w:lang w:eastAsia="sk-SK"/>
-        </w:rPr>
-      </w:pPr>
-      <w:r>
-        <w:rPr>
-          <w:rFonts w:ascii="Times New Roman" w:hAnsi="Times New Roman" w:cs="Times New Roman"/>
-          <w:sz w:val="24"/>
-          <w:szCs w:val="24"/>
-        </w:rPr>
-        <w:t>T</w:t>
-      </w:r>
-      <w:r>
-        <w:rPr>
-          <w:rFonts w:ascii="Times New Roman" w:hAnsi="Times New Roman" w:cs="Times New Roman"/>
-          <w:sz w:val="24"/>
-          <w:szCs w:val="24"/>
-        </w:rPr>
-        <w:t>áto časť práce obsahuje všetk</w:t>
-      </w:r>
-      <w:r>
-        <w:rPr>
-          <w:rFonts w:ascii="Times New Roman" w:hAnsi="Times New Roman" w:cs="Times New Roman"/>
-          <w:sz w:val="24"/>
-          <w:szCs w:val="24"/>
-        </w:rPr>
-        <w:t>y</w:t>
-      </w:r>
-      <w:r>
-        <w:rPr>
-          <w:rFonts w:ascii="Times New Roman" w:hAnsi="Times New Roman" w:cs="Times New Roman"/>
-          <w:sz w:val="24"/>
-          <w:szCs w:val="24"/>
-        </w:rPr>
-        <w:t xml:space="preserve"> príloh</w:t>
-      </w:r>
-      <w:r>
-        <w:rPr>
-          <w:rFonts w:ascii="Times New Roman" w:hAnsi="Times New Roman" w:cs="Times New Roman"/>
-          <w:sz w:val="24"/>
-          <w:szCs w:val="24"/>
-        </w:rPr>
-        <w:t xml:space="preserve">y, napr. fotografie, rozsiahlejšie schémy zapojenia, výpisy programov a pod. Každá príloha je </w:t>
-      </w:r>
-      <w:r>
-        <w:rPr>
-          <w:rFonts w:ascii="Times New Roman" w:hAnsi="Times New Roman" w:cs="Times New Roman"/>
-          <w:sz w:val="24"/>
-          <w:szCs w:val="24"/>
-        </w:rPr>
-        <w:t>označená</w:t>
-      </w:r>
-      <w:r>
-        <w:rPr>
-          <w:rFonts w:ascii="Times New Roman" w:hAnsi="Times New Roman" w:cs="Times New Roman"/>
-          <w:sz w:val="24"/>
-          <w:szCs w:val="24"/>
-        </w:rPr>
-        <w:t xml:space="preserve"> samostatne</w:t>
-      </w:r>
-      <w:r>
-        <w:rPr>
-          <w:rFonts w:ascii="Times New Roman" w:hAnsi="Times New Roman" w:cs="Times New Roman"/>
-          <w:sz w:val="24"/>
-          <w:szCs w:val="24"/>
-        </w:rPr>
-        <w:t xml:space="preserve">, jednotlivé strany príloh sa </w:t>
-      </w:r>
-      <w:r>
-        <w:rPr>
-          <w:rFonts w:ascii="Times New Roman" w:hAnsi="Times New Roman" w:cs="Times New Roman"/>
-          <w:sz w:val="24"/>
-          <w:szCs w:val="24"/>
-        </w:rPr>
-        <w:t>číslujú</w:t>
-      </w:r>
-      <w:r>
-        <w:rPr>
-          <w:rFonts w:ascii="Times New Roman" w:hAnsi="Times New Roman" w:cs="Times New Roman"/>
-          <w:sz w:val="24"/>
-          <w:szCs w:val="24"/>
-        </w:rPr>
-        <w:t xml:space="preserve"> samostatne</w:t>
-      </w:r>
-      <w:r>
-        <w:rPr>
-          <w:rFonts w:ascii="Times New Roman" w:hAnsi="Times New Roman" w:cs="Times New Roman"/>
-          <w:sz w:val="24"/>
-          <w:szCs w:val="24"/>
-        </w:rPr>
-        <w:t>.</w:t>
-      </w:r>
-      <w:r>
-        <w:rPr>
-          <w:rFonts w:ascii="Times New Roman" w:hAnsi="Times New Roman" w:cs="Times New Roman"/>
-          <w:color w:val="FF0000"/>
-          <w:sz w:val="24"/>
-          <w:szCs w:val="24"/>
-        </w:rPr>
-        <w:t>(TNR 12)</w:t>
-      </w:r>
-    </w:p>
-    <w:p>
-      <w:pPr>
-        <w:spacing w:line="360" w:lineRule="auto"/>
-        <w:rPr>
-          <w:rFonts w:ascii="Times New Roman" w:hAnsi="Times New Roman" w:cs="Times New Roman"/>
-          <w:sz w:val="24"/>
-          <w:szCs w:val="24"/>
-        </w:rPr>
-      </w:pPr>
-    </w:p>
-    <w:p>
-      <w:pPr>
-        <w:rPr>
-          <w:rFonts w:ascii="Times New Roman" w:hAnsi="Times New Roman" w:cs="Times New Roman"/>
-          <w:sz w:val="24"/>
-          <w:szCs w:val="24"/>
-        </w:rPr>
-      </w:pPr>
-    </w:p>
-    <w:p>
-      <w:pPr>
-        <w:rPr>
-          <w:rFonts w:ascii="Times New Roman" w:hAnsi="Times New Roman" w:cs="Times New Roman"/>
-          <w:sz w:val="24"/>
-          <w:szCs w:val="24"/>
-        </w:rPr>
-      </w:pPr>
-    </w:p>
-    <w:p>
-      <w:pPr>
-        <w:rPr>
-          <w:rFonts w:ascii="Times New Roman" w:hAnsi="Times New Roman" w:cs="Times New Roman"/>
-          <w:sz w:val="24"/>
-          <w:szCs w:val="24"/>
-        </w:rPr>
-      </w:pPr>
-    </w:p>
-    <w:p>
-      <w:pPr>
-        <w:rPr>
-          <w:rFonts w:ascii="Times New Roman" w:hAnsi="Times New Roman" w:cs="Times New Roman"/>
-          <w:sz w:val="24"/>
-          <w:szCs w:val="24"/>
-        </w:rPr>
-      </w:pPr>
-    </w:p>
-    <w:p>
-      <w:pPr>
-        <w:rPr>
-          <w:rFonts w:ascii="Times New Roman" w:hAnsi="Times New Roman" w:cs="Times New Roman"/>
-          <w:sz w:val="24"/>
-          <w:szCs w:val="24"/>
-        </w:rPr>
-      </w:pPr>
-    </w:p>
-    <w:p>
-      <w:pPr>
-        <w:rPr>
-          <w:rFonts w:ascii="Times New Roman" w:hAnsi="Times New Roman" w:cs="Times New Roman"/>
-          <w:sz w:val="24"/>
-          <w:szCs w:val="24"/>
-        </w:rPr>
-      </w:pPr>
-    </w:p>
-    <w:p>
-      <w:pPr>
-        <w:rPr>
-          <w:rFonts w:ascii="Times New Roman" w:hAnsi="Times New Roman" w:cs="Times New Roman"/>
-          <w:sz w:val="24"/>
-          <w:szCs w:val="24"/>
-        </w:rPr>
-      </w:pPr>
-    </w:p>
-    <w:p>
-      <w:pPr>
-        <w:rPr>
-          <w:rFonts w:ascii="Times New Roman" w:hAnsi="Times New Roman" w:cs="Times New Roman"/>
-          <w:sz w:val="24"/>
-          <w:szCs w:val="24"/>
-        </w:rPr>
-      </w:pPr>
-    </w:p>
-    <w:p>
-      <w:pPr>
-        <w:rPr>
-          <w:rFonts w:ascii="Times New Roman" w:hAnsi="Times New Roman" w:cs="Times New Roman"/>
-          <w:sz w:val="24"/>
-          <w:szCs w:val="24"/>
-        </w:rPr>
-      </w:pPr>
-    </w:p>
-    <w:p>
-      <w:pPr>
-        <w:rPr>
-          <w:rFonts w:ascii="Times New Roman" w:hAnsi="Times New Roman" w:cs="Times New Roman"/>
-          <w:sz w:val="24"/>
-          <w:szCs w:val="24"/>
-        </w:rPr>
-      </w:pPr>
-    </w:p>
-    <w:p>
-      <w:pPr>
-        <w:rPr>
-          <w:rFonts w:ascii="Times New Roman" w:hAnsi="Times New Roman" w:cs="Times New Roman"/>
-          <w:sz w:val="24"/>
-          <w:szCs w:val="24"/>
-        </w:rPr>
-      </w:pPr>
-    </w:p>
-    <w:p>
-      <w:pPr>
-        <w:rPr>
-          <w:rFonts w:ascii="Times New Roman" w:hAnsi="Times New Roman" w:cs="Times New Roman"/>
-          <w:sz w:val="24"/>
-          <w:szCs w:val="24"/>
-        </w:rPr>
-      </w:pPr>
-    </w:p>
-    <w:p>
-      <w:pPr>
-        <w:rPr>
-          <w:rFonts w:ascii="Times New Roman" w:hAnsi="Times New Roman" w:cs="Times New Roman"/>
-          <w:sz w:val="24"/>
-          <w:szCs w:val="24"/>
-        </w:rPr>
-      </w:pPr>
-    </w:p>
-    <w:p>
-      <w:pPr>
-        <w:rPr>
-          <w:rFonts w:ascii="Times New Roman" w:hAnsi="Times New Roman" w:cs="Times New Roman"/>
-          <w:sz w:val="24"/>
-          <w:szCs w:val="24"/>
-        </w:rPr>
-      </w:pPr>
-    </w:p>
-    <w:p>
-      <w:pPr>
-        <w:rPr>
-          <w:rFonts w:ascii="Times New Roman" w:hAnsi="Times New Roman" w:cs="Times New Roman"/>
-          <w:sz w:val="24"/>
-          <w:szCs w:val="24"/>
-        </w:rPr>
-      </w:pPr>
-    </w:p>
-    <w:p>
-      <w:pPr>
-        <w:rPr>
-          <w:rFonts w:ascii="Times New Roman" w:hAnsi="Times New Roman" w:cs="Times New Roman"/>
-          <w:sz w:val="24"/>
-          <w:szCs w:val="24"/>
-        </w:rPr>
-      </w:pPr>
-    </w:p>
-    <w:p>
-      <w:pPr>
-        <w:rPr>
-          <w:rFonts w:ascii="Times New Roman" w:hAnsi="Times New Roman" w:cs="Times New Roman"/>
-          <w:sz w:val="24"/>
-          <w:szCs w:val="24"/>
-        </w:rPr>
-      </w:pPr>
-    </w:p>
-    <w:p>
-      <w:pPr>
-        <w:jc w:val="center"/>
-        <w:rPr>
-          <w:rFonts w:ascii="Times New Roman" w:hAnsi="Times New Roman" w:cs="Times New Roman"/>
-          <w:sz w:val="24"/>
-          <w:szCs w:val="24"/>
         </w:rPr>
       </w:pPr>
     </w:p>
     <w:sectPr>
-      <w:footerReference w:type="first" r:id="rId18"/>
+      <w:footerReference w:type="first" r:id="rId31"/>
       <w:pgSz w:w="11906" w:h="16838"/>
       <w:pgMar w:top="1418" w:right="1418" w:bottom="1418" w:left="1985" w:header="708" w:footer="708" w:gutter="0"/>
       <w:pgNumType w:fmt="upperLetter" w:start="1"/>
@@ -12887,7 +13364,6 @@
   <w:p>
     <w:pPr>
       <w:pStyle w:val="Pta"/>
-      <w:jc w:val="center"/>
     </w:pPr>
   </w:p>
 </w:ftr>
@@ -12905,6 +13381,17 @@
 </file>
 
 <file path=word/footer3.xml><?xml version="1.0" encoding="utf-8"?>
+<w:ftr xmlns:wpc="http://schemas.microsoft.com/office/word/2010/wordprocessingCanvas" xmlns:cx="http://schemas.microsoft.com/office/drawing/2014/chartex" xmlns:cx1="http://schemas.microsoft.com/office/drawing/2015/9/8/chartex" xmlns:cx2="http://schemas.microsoft.com/office/drawing/2015/10/21/chartex" xmlns:cx3="http://schemas.microsoft.com/office/drawing/2016/5/9/chartex" xmlns:cx4="http://schemas.microsoft.com/office/drawing/2016/5/10/chartex" xmlns:cx5="http://schemas.microsoft.com/office/drawing/2016/5/11/chartex" xmlns:cx6="http://schemas.microsoft.com/office/drawing/2016/5/12/chartex" xmlns:cx7="http://schemas.microsoft.com/office/drawing/2016/5/13/chartex" xmlns:cx8="http://schemas.microsoft.com/office/drawing/2016/5/14/chartex" xmlns:mc="http://schemas.openxmlformats.org/markup-compatibility/2006" xmlns:aink="http://schemas.microsoft.com/office/drawing/2016/ink" xmlns:am3d="http://schemas.microsoft.com/office/drawing/2017/model3d" xmlns:o="urn:schemas-microsoft-com:office:office" xmlns:oel="http://schemas.microsoft.com/office/2019/extlst" xmlns:r="http://schemas.openxmlformats.org/officeDocument/2006/relationships" xmlns:m="http://schemas.openxmlformats.org/officeDocument/2006/math" xmlns:v="urn:schemas-microsoft-com:vml" xmlns:wp14="http://schemas.microsoft.com/office/word/2010/wordprocessingDrawing" xmlns:wp="http://schemas.openxmlformats.org/drawingml/2006/wordprocessingDrawing" xmlns:w10="urn:schemas-microsoft-com:office:word" xmlns:w="http://schemas.openxmlformats.org/wordprocessingml/2006/main" xmlns:w14="http://schemas.microsoft.com/office/word/2010/wordml" xmlns:w15="http://schemas.microsoft.com/office/word/2012/wordml" xmlns:w16cex="http://schemas.microsoft.com/office/word/2018/wordml/cex" xmlns:w16cid="http://schemas.microsoft.com/office/word/2016/wordml/cid" xmlns:w16="http://schemas.microsoft.com/office/word/2018/wordml" xmlns:w16du="http://schemas.microsoft.com/office/word/2023/wordml/word16du" xmlns:w16sdtdh="http://schemas.microsoft.com/office/word/2020/wordml/sdtdatahash" xmlns:w16sdtfl="http://schemas.microsoft.com/office/word/2024/wordml/sdtformatlock" xmlns:w16se="http://schemas.microsoft.com/office/word/2015/wordml/symex" xmlns:wpg="http://schemas.microsoft.com/office/word/2010/wordprocessingGroup" xmlns:wpi="http://schemas.microsoft.com/office/word/2010/wordprocessingInk" xmlns:wne="http://schemas.microsoft.com/office/word/2006/wordml" xmlns:wps="http://schemas.microsoft.com/office/word/2010/wordprocessingShape" mc:Ignorable="w14 w15 w16se w16cid w16 w16cex w16sdtdh w16sdtfl w16du wp14">
+  <w:p>
+    <w:pPr>
+      <w:pStyle w:val="Pta"/>
+      <w:jc w:val="center"/>
+    </w:pPr>
+  </w:p>
+</w:ftr>
+</file>
+
+<file path=word/footer4.xml><?xml version="1.0" encoding="utf-8"?>
 <w:ftr xmlns:wpc="http://schemas.microsoft.com/office/word/2010/wordprocessingCanvas" xmlns:cx="http://schemas.microsoft.com/office/drawing/2014/chartex" xmlns:cx1="http://schemas.microsoft.com/office/drawing/2015/9/8/chartex" xmlns:cx2="http://schemas.microsoft.com/office/drawing/2015/10/21/chartex" xmlns:cx3="http://schemas.microsoft.com/office/drawing/2016/5/9/chartex" xmlns:cx4="http://schemas.microsoft.com/office/drawing/2016/5/10/chartex" xmlns:cx5="http://schemas.microsoft.com/office/drawing/2016/5/11/chartex" xmlns:cx6="http://schemas.microsoft.com/office/drawing/2016/5/12/chartex" xmlns:cx7="http://schemas.microsoft.com/office/drawing/2016/5/13/chartex" xmlns:cx8="http://schemas.microsoft.com/office/drawing/2016/5/14/chartex" xmlns:mc="http://schemas.openxmlformats.org/markup-compatibility/2006" xmlns:aink="http://schemas.microsoft.com/office/drawing/2016/ink" xmlns:am3d="http://schemas.microsoft.com/office/drawing/2017/model3d" xmlns:o="urn:schemas-microsoft-com:office:office" xmlns:oel="http://schemas.microsoft.com/office/2019/extlst" xmlns:r="http://schemas.openxmlformats.org/officeDocument/2006/relationships" xmlns:m="http://schemas.openxmlformats.org/officeDocument/2006/math" xmlns:v="urn:schemas-microsoft-com:vml" xmlns:wp14="http://schemas.microsoft.com/office/word/2010/wordprocessingDrawing" xmlns:wp="http://schemas.openxmlformats.org/drawingml/2006/wordprocessingDrawing" xmlns:w10="urn:schemas-microsoft-com:office:word" xmlns:w="http://schemas.openxmlformats.org/wordprocessingml/2006/main" xmlns:w14="http://schemas.microsoft.com/office/word/2010/wordml" xmlns:w15="http://schemas.microsoft.com/office/word/2012/wordml" xmlns:w16cex="http://schemas.microsoft.com/office/word/2018/wordml/cex" xmlns:w16cid="http://schemas.microsoft.com/office/word/2016/wordml/cid" xmlns:w16="http://schemas.microsoft.com/office/word/2018/wordml" xmlns:w16du="http://schemas.microsoft.com/office/word/2023/wordml/word16du" xmlns:w16sdtdh="http://schemas.microsoft.com/office/word/2020/wordml/sdtdatahash" xmlns:w16sdtfl="http://schemas.microsoft.com/office/word/2024/wordml/sdtformatlock" xmlns:w16se="http://schemas.microsoft.com/office/word/2015/wordml/symex" xmlns:wpg="http://schemas.microsoft.com/office/word/2010/wordprocessingGroup" xmlns:wpi="http://schemas.microsoft.com/office/word/2010/wordprocessingInk" xmlns:wne="http://schemas.microsoft.com/office/word/2006/wordml" xmlns:wps="http://schemas.microsoft.com/office/word/2010/wordprocessingShape" mc:Ignorable="w14 w15 w16se w16cid w16 w16cex w16sdtdh w16sdtfl w16du wp14">
   <w:sdt>
     <w:sdtPr>
@@ -12933,7 +13420,13 @@
           <w:rPr>
             <w:noProof/>
           </w:rPr>
-          <w:t>12</w:t>
+          <w:t>1</w:t>
+        </w:r>
+        <w:r>
+          <w:rPr>
+            <w:noProof/>
+          </w:rPr>
+          <w:t>2</w:t>
         </w:r>
         <w:r>
           <w:fldChar w:fldCharType="end"/>
@@ -12950,7 +13443,7 @@
 </w:ftr>
 </file>
 
-<file path=word/footer4.xml><?xml version="1.0" encoding="utf-8"?>
+<file path=word/footer5.xml><?xml version="1.0" encoding="utf-8"?>
 <w:ftr xmlns:wpc="http://schemas.microsoft.com/office/word/2010/wordprocessingCanvas" xmlns:cx="http://schemas.microsoft.com/office/drawing/2014/chartex" xmlns:cx1="http://schemas.microsoft.com/office/drawing/2015/9/8/chartex" xmlns:cx2="http://schemas.microsoft.com/office/drawing/2015/10/21/chartex" xmlns:cx3="http://schemas.microsoft.com/office/drawing/2016/5/9/chartex" xmlns:cx4="http://schemas.microsoft.com/office/drawing/2016/5/10/chartex" xmlns:cx5="http://schemas.microsoft.com/office/drawing/2016/5/11/chartex" xmlns:cx6="http://schemas.microsoft.com/office/drawing/2016/5/12/chartex" xmlns:cx7="http://schemas.microsoft.com/office/drawing/2016/5/13/chartex" xmlns:cx8="http://schemas.microsoft.com/office/drawing/2016/5/14/chartex" xmlns:mc="http://schemas.openxmlformats.org/markup-compatibility/2006" xmlns:aink="http://schemas.microsoft.com/office/drawing/2016/ink" xmlns:am3d="http://schemas.microsoft.com/office/drawing/2017/model3d" xmlns:o="urn:schemas-microsoft-com:office:office" xmlns:oel="http://schemas.microsoft.com/office/2019/extlst" xmlns:r="http://schemas.openxmlformats.org/officeDocument/2006/relationships" xmlns:m="http://schemas.openxmlformats.org/officeDocument/2006/math" xmlns:v="urn:schemas-microsoft-com:vml" xmlns:wp14="http://schemas.microsoft.com/office/word/2010/wordprocessingDrawing" xmlns:wp="http://schemas.openxmlformats.org/drawingml/2006/wordprocessingDrawing" xmlns:w10="urn:schemas-microsoft-com:office:word" xmlns:w="http://schemas.openxmlformats.org/wordprocessingml/2006/main" xmlns:w14="http://schemas.microsoft.com/office/word/2010/wordml" xmlns:w15="http://schemas.microsoft.com/office/word/2012/wordml" xmlns:w16cex="http://schemas.microsoft.com/office/word/2018/wordml/cex" xmlns:w16cid="http://schemas.microsoft.com/office/word/2016/wordml/cid" xmlns:w16="http://schemas.microsoft.com/office/word/2018/wordml" xmlns:w16du="http://schemas.microsoft.com/office/word/2023/wordml/word16du" xmlns:w16sdtdh="http://schemas.microsoft.com/office/word/2020/wordml/sdtdatahash" xmlns:w16sdtfl="http://schemas.microsoft.com/office/word/2024/wordml/sdtformatlock" xmlns:w16se="http://schemas.microsoft.com/office/word/2015/wordml/symex" xmlns:wpg="http://schemas.microsoft.com/office/word/2010/wordprocessingGroup" xmlns:wpi="http://schemas.microsoft.com/office/word/2010/wordprocessingInk" xmlns:wne="http://schemas.microsoft.com/office/word/2006/wordml" xmlns:wps="http://schemas.microsoft.com/office/word/2010/wordprocessingShape" mc:Ignorable="w14 w15 w16se w16cid w16 w16cex w16sdtdh w16sdtfl w16du wp14">
   <w:p>
     <w:pPr>
@@ -12962,7 +13455,7 @@
 </w:ftr>
 </file>
 
-<file path=word/footer5.xml><?xml version="1.0" encoding="utf-8"?>
+<file path=word/footer6.xml><?xml version="1.0" encoding="utf-8"?>
 <w:ftr xmlns:wpc="http://schemas.microsoft.com/office/word/2010/wordprocessingCanvas" xmlns:cx="http://schemas.microsoft.com/office/drawing/2014/chartex" xmlns:cx1="http://schemas.microsoft.com/office/drawing/2015/9/8/chartex" xmlns:cx2="http://schemas.microsoft.com/office/drawing/2015/10/21/chartex" xmlns:cx3="http://schemas.microsoft.com/office/drawing/2016/5/9/chartex" xmlns:cx4="http://schemas.microsoft.com/office/drawing/2016/5/10/chartex" xmlns:cx5="http://schemas.microsoft.com/office/drawing/2016/5/11/chartex" xmlns:cx6="http://schemas.microsoft.com/office/drawing/2016/5/12/chartex" xmlns:cx7="http://schemas.microsoft.com/office/drawing/2016/5/13/chartex" xmlns:cx8="http://schemas.microsoft.com/office/drawing/2016/5/14/chartex" xmlns:mc="http://schemas.openxmlformats.org/markup-compatibility/2006" xmlns:aink="http://schemas.microsoft.com/office/drawing/2016/ink" xmlns:am3d="http://schemas.microsoft.com/office/drawing/2017/model3d" xmlns:o="urn:schemas-microsoft-com:office:office" xmlns:oel="http://schemas.microsoft.com/office/2019/extlst" xmlns:r="http://schemas.openxmlformats.org/officeDocument/2006/relationships" xmlns:m="http://schemas.openxmlformats.org/officeDocument/2006/math" xmlns:v="urn:schemas-microsoft-com:vml" xmlns:wp14="http://schemas.microsoft.com/office/word/2010/wordprocessingDrawing" xmlns:wp="http://schemas.openxmlformats.org/drawingml/2006/wordprocessingDrawing" xmlns:w10="urn:schemas-microsoft-com:office:word" xmlns:w="http://schemas.openxmlformats.org/wordprocessingml/2006/main" xmlns:w14="http://schemas.microsoft.com/office/word/2010/wordml" xmlns:w15="http://schemas.microsoft.com/office/word/2012/wordml" xmlns:w16cex="http://schemas.microsoft.com/office/word/2018/wordml/cex" xmlns:w16cid="http://schemas.microsoft.com/office/word/2016/wordml/cid" xmlns:w16="http://schemas.microsoft.com/office/word/2018/wordml" xmlns:w16du="http://schemas.microsoft.com/office/word/2023/wordml/word16du" xmlns:w16sdtdh="http://schemas.microsoft.com/office/word/2020/wordml/sdtdatahash" xmlns:w16sdtfl="http://schemas.microsoft.com/office/word/2024/wordml/sdtformatlock" xmlns:w16se="http://schemas.microsoft.com/office/word/2015/wordml/symex" xmlns:wpg="http://schemas.microsoft.com/office/word/2010/wordprocessingGroup" xmlns:wpi="http://schemas.microsoft.com/office/word/2010/wordprocessingInk" xmlns:wne="http://schemas.microsoft.com/office/word/2006/wordml" xmlns:wps="http://schemas.microsoft.com/office/word/2010/wordprocessingShape" mc:Ignorable="w14 w15 w16se w16cid w16 w16cex w16sdtdh w16sdtfl w16du wp14">
   <w:p>
     <w:pPr>
@@ -12973,36 +13466,12 @@
 </w:ftr>
 </file>
 
-<file path=word/footer6.xml><?xml version="1.0" encoding="utf-8"?>
+<file path=word/footer7.xml><?xml version="1.0" encoding="utf-8"?>
 <w:ftr xmlns:wpc="http://schemas.microsoft.com/office/word/2010/wordprocessingCanvas" xmlns:cx="http://schemas.microsoft.com/office/drawing/2014/chartex" xmlns:cx1="http://schemas.microsoft.com/office/drawing/2015/9/8/chartex" xmlns:cx2="http://schemas.microsoft.com/office/drawing/2015/10/21/chartex" xmlns:cx3="http://schemas.microsoft.com/office/drawing/2016/5/9/chartex" xmlns:cx4="http://schemas.microsoft.com/office/drawing/2016/5/10/chartex" xmlns:cx5="http://schemas.microsoft.com/office/drawing/2016/5/11/chartex" xmlns:cx6="http://schemas.microsoft.com/office/drawing/2016/5/12/chartex" xmlns:cx7="http://schemas.microsoft.com/office/drawing/2016/5/13/chartex" xmlns:cx8="http://schemas.microsoft.com/office/drawing/2016/5/14/chartex" xmlns:mc="http://schemas.openxmlformats.org/markup-compatibility/2006" xmlns:aink="http://schemas.microsoft.com/office/drawing/2016/ink" xmlns:am3d="http://schemas.microsoft.com/office/drawing/2017/model3d" xmlns:o="urn:schemas-microsoft-com:office:office" xmlns:oel="http://schemas.microsoft.com/office/2019/extlst" xmlns:r="http://schemas.openxmlformats.org/officeDocument/2006/relationships" xmlns:m="http://schemas.openxmlformats.org/officeDocument/2006/math" xmlns:v="urn:schemas-microsoft-com:vml" xmlns:wp14="http://schemas.microsoft.com/office/word/2010/wordprocessingDrawing" xmlns:wp="http://schemas.openxmlformats.org/drawingml/2006/wordprocessingDrawing" xmlns:w10="urn:schemas-microsoft-com:office:word" xmlns:w="http://schemas.openxmlformats.org/wordprocessingml/2006/main" xmlns:w14="http://schemas.microsoft.com/office/word/2010/wordml" xmlns:w15="http://schemas.microsoft.com/office/word/2012/wordml" xmlns:w16cex="http://schemas.microsoft.com/office/word/2018/wordml/cex" xmlns:w16cid="http://schemas.microsoft.com/office/word/2016/wordml/cid" xmlns:w16="http://schemas.microsoft.com/office/word/2018/wordml" xmlns:w16du="http://schemas.microsoft.com/office/word/2023/wordml/word16du" xmlns:w16sdtdh="http://schemas.microsoft.com/office/word/2020/wordml/sdtdatahash" xmlns:w16sdtfl="http://schemas.microsoft.com/office/word/2024/wordml/sdtformatlock" xmlns:w16se="http://schemas.microsoft.com/office/word/2015/wordml/symex" xmlns:wpg="http://schemas.microsoft.com/office/word/2010/wordprocessingGroup" xmlns:wpi="http://schemas.microsoft.com/office/word/2010/wordprocessingInk" xmlns:wne="http://schemas.microsoft.com/office/word/2006/wordml" xmlns:wps="http://schemas.microsoft.com/office/word/2010/wordprocessingShape" mc:Ignorable="w14 w15 w16se w16cid w16 w16cex w16sdtdh w16sdtfl w16du wp14">
   <w:p>
     <w:pPr>
       <w:pStyle w:val="Pta"/>
-      <w:jc w:val="right"/>
-    </w:pPr>
-    <w:r>
-      <w:fldChar w:fldCharType="begin"/>
-    </w:r>
-    <w:r>
-      <w:instrText>PAGE   \* MERGEFORMAT</w:instrText>
-    </w:r>
-    <w:r>
-      <w:fldChar w:fldCharType="separate"/>
-    </w:r>
-    <w:r>
-      <w:rPr>
-        <w:noProof/>
-      </w:rPr>
-      <w:t>A</w:t>
-    </w:r>
-    <w:r>
-      <w:fldChar w:fldCharType="end"/>
-    </w:r>
-  </w:p>
-  <w:p>
-    <w:pPr>
-      <w:pStyle w:val="Pta"/>
-      <w:jc w:val="center"/>
+      <w:ind w:left="0" w:firstLine="0"/>
     </w:pPr>
   </w:p>
 </w:ftr>
@@ -13034,6 +13503,16 @@
 </file>
 
 <file path=word/header1.xml><?xml version="1.0" encoding="utf-8"?>
+<w:hdr xmlns:wpc="http://schemas.microsoft.com/office/word/2010/wordprocessingCanvas" xmlns:cx="http://schemas.microsoft.com/office/drawing/2014/chartex" xmlns:cx1="http://schemas.microsoft.com/office/drawing/2015/9/8/chartex" xmlns:cx2="http://schemas.microsoft.com/office/drawing/2015/10/21/chartex" xmlns:cx3="http://schemas.microsoft.com/office/drawing/2016/5/9/chartex" xmlns:cx4="http://schemas.microsoft.com/office/drawing/2016/5/10/chartex" xmlns:cx5="http://schemas.microsoft.com/office/drawing/2016/5/11/chartex" xmlns:cx6="http://schemas.microsoft.com/office/drawing/2016/5/12/chartex" xmlns:cx7="http://schemas.microsoft.com/office/drawing/2016/5/13/chartex" xmlns:cx8="http://schemas.microsoft.com/office/drawing/2016/5/14/chartex" xmlns:mc="http://schemas.openxmlformats.org/markup-compatibility/2006" xmlns:aink="http://schemas.microsoft.com/office/drawing/2016/ink" xmlns:am3d="http://schemas.microsoft.com/office/drawing/2017/model3d" xmlns:o="urn:schemas-microsoft-com:office:office" xmlns:oel="http://schemas.microsoft.com/office/2019/extlst" xmlns:r="http://schemas.openxmlformats.org/officeDocument/2006/relationships" xmlns:m="http://schemas.openxmlformats.org/officeDocument/2006/math" xmlns:v="urn:schemas-microsoft-com:vml" xmlns:wp14="http://schemas.microsoft.com/office/word/2010/wordprocessingDrawing" xmlns:wp="http://schemas.openxmlformats.org/drawingml/2006/wordprocessingDrawing" xmlns:w10="urn:schemas-microsoft-com:office:word" xmlns:w="http://schemas.openxmlformats.org/wordprocessingml/2006/main" xmlns:w14="http://schemas.microsoft.com/office/word/2010/wordml" xmlns:w15="http://schemas.microsoft.com/office/word/2012/wordml" xmlns:w16cex="http://schemas.microsoft.com/office/word/2018/wordml/cex" xmlns:w16cid="http://schemas.microsoft.com/office/word/2016/wordml/cid" xmlns:w16="http://schemas.microsoft.com/office/word/2018/wordml" xmlns:w16du="http://schemas.microsoft.com/office/word/2023/wordml/word16du" xmlns:w16sdtdh="http://schemas.microsoft.com/office/word/2020/wordml/sdtdatahash" xmlns:w16sdtfl="http://schemas.microsoft.com/office/word/2024/wordml/sdtformatlock" xmlns:w16se="http://schemas.microsoft.com/office/word/2015/wordml/symex" xmlns:wpg="http://schemas.microsoft.com/office/word/2010/wordprocessingGroup" xmlns:wpi="http://schemas.microsoft.com/office/word/2010/wordprocessingInk" xmlns:wne="http://schemas.microsoft.com/office/word/2006/wordml" xmlns:wps="http://schemas.microsoft.com/office/word/2010/wordprocessingShape" mc:Ignorable="w14 w15 w16se w16cid w16 w16cex w16sdtdh w16sdtfl w16du wp14">
+  <w:p>
+    <w:pPr>
+      <w:pStyle w:val="Hlavika"/>
+    </w:pPr>
+  </w:p>
+</w:hdr>
+</file>
+
+<file path=word/header2.xml><?xml version="1.0" encoding="utf-8"?>
 <w:hdr xmlns:wpc="http://schemas.microsoft.com/office/word/2010/wordprocessingCanvas" xmlns:cx="http://schemas.microsoft.com/office/drawing/2014/chartex" xmlns:cx1="http://schemas.microsoft.com/office/drawing/2015/9/8/chartex" xmlns:cx2="http://schemas.microsoft.com/office/drawing/2015/10/21/chartex" xmlns:cx3="http://schemas.microsoft.com/office/drawing/2016/5/9/chartex" xmlns:cx4="http://schemas.microsoft.com/office/drawing/2016/5/10/chartex" xmlns:cx5="http://schemas.microsoft.com/office/drawing/2016/5/11/chartex" xmlns:cx6="http://schemas.microsoft.com/office/drawing/2016/5/12/chartex" xmlns:cx7="http://schemas.microsoft.com/office/drawing/2016/5/13/chartex" xmlns:cx8="http://schemas.microsoft.com/office/drawing/2016/5/14/chartex" xmlns:mc="http://schemas.openxmlformats.org/markup-compatibility/2006" xmlns:aink="http://schemas.microsoft.com/office/drawing/2016/ink" xmlns:am3d="http://schemas.microsoft.com/office/drawing/2017/model3d" xmlns:o="urn:schemas-microsoft-com:office:office" xmlns:oel="http://schemas.microsoft.com/office/2019/extlst" xmlns:r="http://schemas.openxmlformats.org/officeDocument/2006/relationships" xmlns:m="http://schemas.openxmlformats.org/officeDocument/2006/math" xmlns:v="urn:schemas-microsoft-com:vml" xmlns:wp14="http://schemas.microsoft.com/office/word/2010/wordprocessingDrawing" xmlns:wp="http://schemas.openxmlformats.org/drawingml/2006/wordprocessingDrawing" xmlns:w10="urn:schemas-microsoft-com:office:word" xmlns:w="http://schemas.openxmlformats.org/wordprocessingml/2006/main" xmlns:w14="http://schemas.microsoft.com/office/word/2010/wordml" xmlns:w15="http://schemas.microsoft.com/office/word/2012/wordml" xmlns:w16cex="http://schemas.microsoft.com/office/word/2018/wordml/cex" xmlns:w16cid="http://schemas.microsoft.com/office/word/2016/wordml/cid" xmlns:w16="http://schemas.microsoft.com/office/word/2018/wordml" xmlns:w16du="http://schemas.microsoft.com/office/word/2023/wordml/word16du" xmlns:w16sdtdh="http://schemas.microsoft.com/office/word/2020/wordml/sdtdatahash" xmlns:w16sdtfl="http://schemas.microsoft.com/office/word/2024/wordml/sdtformatlock" xmlns:w16se="http://schemas.microsoft.com/office/word/2015/wordml/symex" xmlns:wpg="http://schemas.microsoft.com/office/word/2010/wordprocessingGroup" xmlns:wpi="http://schemas.microsoft.com/office/word/2010/wordprocessingInk" xmlns:wne="http://schemas.microsoft.com/office/word/2006/wordml" xmlns:wps="http://schemas.microsoft.com/office/word/2010/wordprocessingShape" mc:Ignorable="w14 w15 w16se w16cid w16 w16cex w16sdtdh w16sdtfl w16du wp14">
   <w:p>
     <w:pPr>
@@ -13049,7 +13528,17 @@
 </w:hdr>
 </file>
 
-<file path=word/header2.xml><?xml version="1.0" encoding="utf-8"?>
+<file path=word/header3.xml><?xml version="1.0" encoding="utf-8"?>
+<w:hdr xmlns:wpc="http://schemas.microsoft.com/office/word/2010/wordprocessingCanvas" xmlns:cx="http://schemas.microsoft.com/office/drawing/2014/chartex" xmlns:cx1="http://schemas.microsoft.com/office/drawing/2015/9/8/chartex" xmlns:cx2="http://schemas.microsoft.com/office/drawing/2015/10/21/chartex" xmlns:cx3="http://schemas.microsoft.com/office/drawing/2016/5/9/chartex" xmlns:cx4="http://schemas.microsoft.com/office/drawing/2016/5/10/chartex" xmlns:cx5="http://schemas.microsoft.com/office/drawing/2016/5/11/chartex" xmlns:cx6="http://schemas.microsoft.com/office/drawing/2016/5/12/chartex" xmlns:cx7="http://schemas.microsoft.com/office/drawing/2016/5/13/chartex" xmlns:cx8="http://schemas.microsoft.com/office/drawing/2016/5/14/chartex" xmlns:mc="http://schemas.openxmlformats.org/markup-compatibility/2006" xmlns:aink="http://schemas.microsoft.com/office/drawing/2016/ink" xmlns:am3d="http://schemas.microsoft.com/office/drawing/2017/model3d" xmlns:o="urn:schemas-microsoft-com:office:office" xmlns:oel="http://schemas.microsoft.com/office/2019/extlst" xmlns:r="http://schemas.openxmlformats.org/officeDocument/2006/relationships" xmlns:m="http://schemas.openxmlformats.org/officeDocument/2006/math" xmlns:v="urn:schemas-microsoft-com:vml" xmlns:wp14="http://schemas.microsoft.com/office/word/2010/wordprocessingDrawing" xmlns:wp="http://schemas.openxmlformats.org/drawingml/2006/wordprocessingDrawing" xmlns:w10="urn:schemas-microsoft-com:office:word" xmlns:w="http://schemas.openxmlformats.org/wordprocessingml/2006/main" xmlns:w14="http://schemas.microsoft.com/office/word/2010/wordml" xmlns:w15="http://schemas.microsoft.com/office/word/2012/wordml" xmlns:w16cex="http://schemas.microsoft.com/office/word/2018/wordml/cex" xmlns:w16cid="http://schemas.microsoft.com/office/word/2016/wordml/cid" xmlns:w16="http://schemas.microsoft.com/office/word/2018/wordml" xmlns:w16du="http://schemas.microsoft.com/office/word/2023/wordml/word16du" xmlns:w16sdtdh="http://schemas.microsoft.com/office/word/2020/wordml/sdtdatahash" xmlns:w16sdtfl="http://schemas.microsoft.com/office/word/2024/wordml/sdtformatlock" xmlns:w16se="http://schemas.microsoft.com/office/word/2015/wordml/symex" xmlns:wpg="http://schemas.microsoft.com/office/word/2010/wordprocessingGroup" xmlns:wpi="http://schemas.microsoft.com/office/word/2010/wordprocessingInk" xmlns:wne="http://schemas.microsoft.com/office/word/2006/wordml" xmlns:wps="http://schemas.microsoft.com/office/word/2010/wordprocessingShape" mc:Ignorable="w14 w15 w16se w16cid w16 w16cex w16sdtdh w16sdtfl w16du wp14">
+  <w:p>
+    <w:pPr>
+      <w:pStyle w:val="Hlavika"/>
+    </w:pPr>
+  </w:p>
+</w:hdr>
+</file>
+
+<file path=word/header4.xml><?xml version="1.0" encoding="utf-8"?>
 <w:hdr xmlns:wpc="http://schemas.microsoft.com/office/word/2010/wordprocessingCanvas" xmlns:cx="http://schemas.microsoft.com/office/drawing/2014/chartex" xmlns:cx1="http://schemas.microsoft.com/office/drawing/2015/9/8/chartex" xmlns:cx2="http://schemas.microsoft.com/office/drawing/2015/10/21/chartex" xmlns:cx3="http://schemas.microsoft.com/office/drawing/2016/5/9/chartex" xmlns:cx4="http://schemas.microsoft.com/office/drawing/2016/5/10/chartex" xmlns:cx5="http://schemas.microsoft.com/office/drawing/2016/5/11/chartex" xmlns:cx6="http://schemas.microsoft.com/office/drawing/2016/5/12/chartex" xmlns:cx7="http://schemas.microsoft.com/office/drawing/2016/5/13/chartex" xmlns:cx8="http://schemas.microsoft.com/office/drawing/2016/5/14/chartex" xmlns:mc="http://schemas.openxmlformats.org/markup-compatibility/2006" xmlns:aink="http://schemas.microsoft.com/office/drawing/2016/ink" xmlns:am3d="http://schemas.microsoft.com/office/drawing/2017/model3d" xmlns:o="urn:schemas-microsoft-com:office:office" xmlns:oel="http://schemas.microsoft.com/office/2019/extlst" xmlns:r="http://schemas.openxmlformats.org/officeDocument/2006/relationships" xmlns:m="http://schemas.openxmlformats.org/officeDocument/2006/math" xmlns:v="urn:schemas-microsoft-com:vml" xmlns:wp14="http://schemas.microsoft.com/office/word/2010/wordprocessingDrawing" xmlns:wp="http://schemas.openxmlformats.org/drawingml/2006/wordprocessingDrawing" xmlns:w10="urn:schemas-microsoft-com:office:word" xmlns:w="http://schemas.openxmlformats.org/wordprocessingml/2006/main" xmlns:w14="http://schemas.microsoft.com/office/word/2010/wordml" xmlns:w15="http://schemas.microsoft.com/office/word/2012/wordml" xmlns:w16cex="http://schemas.microsoft.com/office/word/2018/wordml/cex" xmlns:w16cid="http://schemas.microsoft.com/office/word/2016/wordml/cid" xmlns:w16="http://schemas.microsoft.com/office/word/2018/wordml" xmlns:w16du="http://schemas.microsoft.com/office/word/2023/wordml/word16du" xmlns:w16sdtdh="http://schemas.microsoft.com/office/word/2020/wordml/sdtdatahash" xmlns:w16sdtfl="http://schemas.microsoft.com/office/word/2024/wordml/sdtformatlock" xmlns:w16se="http://schemas.microsoft.com/office/word/2015/wordml/symex" xmlns:wpg="http://schemas.microsoft.com/office/word/2010/wordprocessingGroup" xmlns:wpi="http://schemas.microsoft.com/office/word/2010/wordprocessingInk" xmlns:wne="http://schemas.microsoft.com/office/word/2006/wordml" xmlns:wps="http://schemas.microsoft.com/office/word/2010/wordprocessingShape" mc:Ignorable="w14 w15 w16se w16cid w16 w16cex w16sdtdh w16sdtfl w16du wp14">
   <w:p>
     <w:pPr>
@@ -14708,6 +15197,7 @@
   <w:style w:type="character" w:default="1" w:styleId="Predvolenpsmoodseku">
     <w:name w:val="Default Paragraph Font"/>
     <w:uiPriority w:val="1"/>
+    <w:semiHidden/>
     <w:unhideWhenUsed/>
   </w:style>
   <w:style w:type="table" w:default="1" w:styleId="Normlnatabuka">
@@ -15467,6 +15957,32 @@
       <w:spacing w:val="5"/>
     </w:rPr>
   </w:style>
+  <w:style w:type="character" w:styleId="Nevyrieenzmienka">
+    <w:name w:val="Unresolved Mention"/>
+    <w:basedOn w:val="Predvolenpsmoodseku"/>
+    <w:uiPriority w:val="99"/>
+    <w:semiHidden/>
+    <w:unhideWhenUsed/>
+    <w:rsid w:val="001574EB"/>
+    <w:rPr>
+      <w:color w:val="605E5C"/>
+      <w:shd w:val="clear" w:color="auto" w:fill="E1DFDD"/>
+    </w:rPr>
+  </w:style>
+  <w:style w:type="character" w:styleId="Zvraznenodkaz">
+    <w:name w:val="Intense Reference"/>
+    <w:basedOn w:val="Predvolenpsmoodseku"/>
+    <w:uiPriority w:val="32"/>
+    <w:qFormat/>
+    <w:rsid w:val="00ED4E4D"/>
+    <w:rPr>
+      <w:b/>
+      <w:bCs/>
+      <w:smallCaps/>
+      <w:color w:val="4F81BD" w:themeColor="accent1"/>
+      <w:spacing w:val="5"/>
+    </w:rPr>
+  </w:style>
 </w:styles>
 </file>
 
@@ -15800,13 +16316,13 @@
     <w:rsid w:val="00062512"/>
     <w:rsid w:val="001104D2"/>
     <w:rsid w:val="00126386"/>
-    <w:rsid w:val="0012797E"/>
     <w:rsid w:val="00132643"/>
     <w:rsid w:val="00190C1F"/>
     <w:rsid w:val="001B31C2"/>
     <w:rsid w:val="001E1499"/>
     <w:rsid w:val="002406D6"/>
     <w:rsid w:val="00290AFA"/>
+    <w:rsid w:val="002D4FA2"/>
     <w:rsid w:val="003A4202"/>
     <w:rsid w:val="003E0B0D"/>
     <w:rsid w:val="00426D1C"/>
@@ -15822,6 +16338,7 @@
     <w:rsid w:val="006B1277"/>
     <w:rsid w:val="007E0306"/>
     <w:rsid w:val="007E75EE"/>
+    <w:rsid w:val="00837545"/>
     <w:rsid w:val="00923045"/>
     <w:rsid w:val="00937A59"/>
     <w:rsid w:val="009B2ADC"/>
@@ -15832,6 +16349,7 @@
     <w:rsid w:val="00BE05E0"/>
     <w:rsid w:val="00BE5613"/>
     <w:rsid w:val="00C13BF0"/>
+    <w:rsid w:val="00C53C67"/>
     <w:rsid w:val="00C9611B"/>
     <w:rsid w:val="00CB6EBA"/>
     <w:rsid w:val="00CB7C87"/>

--- a/dokumentacia/Dokumentácia k maturitnému projektu - Online testovací modul pre maturantov, Matúš Čiernik.docx
+++ b/dokumentacia/Dokumentácia k maturitnému projektu - Online testovací modul pre maturantov, Matúš Čiernik.docx
@@ -899,6 +899,42 @@
           <w:lang w:eastAsia="sk-SK"/>
         </w:rPr>
       </w:pPr>
+    </w:p>
+    <w:p>
+      <w:pPr>
+        <w:rPr>
+          <w:rFonts w:ascii="Times New Roman" w:eastAsia="Times New Roman" w:hAnsi="Times New Roman" w:cs="Times New Roman"/>
+          <w:b/>
+          <w:szCs w:val="20"/>
+          <w:lang w:eastAsia="cs-CZ"/>
+        </w:rPr>
+      </w:pPr>
+      <w:r>
+        <w:rPr>
+          <w:rFonts w:ascii="Times New Roman" w:eastAsia="Times New Roman" w:hAnsi="Times New Roman" w:cs="Times New Roman"/>
+          <w:b/>
+          <w:szCs w:val="20"/>
+          <w:lang w:eastAsia="cs-CZ"/>
+        </w:rPr>
+        <w:br w:type="page"/>
+      </w:r>
+    </w:p>
+    <w:p>
+      <w:pPr>
+        <w:tabs>
+          <w:tab w:val="left" w:pos="4196"/>
+          <w:tab w:val="left" w:pos="5245"/>
+          <w:tab w:val="left" w:pos="9498"/>
+        </w:tabs>
+        <w:spacing w:after="0" w:line="240" w:lineRule="auto"/>
+        <w:rPr>
+          <w:rFonts w:ascii="Times New Roman" w:eastAsia="Times New Roman" w:hAnsi="Times New Roman" w:cs="Times New Roman"/>
+          <w:b/>
+          <w:sz w:val="40"/>
+          <w:szCs w:val="40"/>
+          <w:lang w:eastAsia="cs-CZ"/>
+        </w:rPr>
+      </w:pPr>
       <w:r>
         <w:rPr>
           <w:rFonts w:ascii="Times New Roman" w:eastAsia="Times New Roman" w:hAnsi="Times New Roman" w:cs="Times New Roman"/>
@@ -907,14 +943,15 @@
           <w:szCs w:val="20"/>
           <w:lang w:eastAsia="sk-SK"/>
         </w:rPr>
+        <w:lastRenderedPageBreak/>
         <w:drawing>
-          <wp:anchor distT="0" distB="0" distL="114300" distR="114300" simplePos="0" relativeHeight="251660288" behindDoc="1" locked="0" layoutInCell="1" allowOverlap="1" wp14:anchorId="3AAE79AB" wp14:editId="527E758E">
+          <wp:anchor distT="0" distB="0" distL="114300" distR="114300" simplePos="0" relativeHeight="251665920" behindDoc="1" locked="0" layoutInCell="1" allowOverlap="1" wp14:anchorId="3AAE79AB" wp14:editId="77D98E98">
             <wp:simplePos x="0" y="0"/>
             <wp:positionH relativeFrom="margin">
-              <wp:posOffset>4711700</wp:posOffset>
+              <wp:posOffset>4711221</wp:posOffset>
             </wp:positionH>
             <wp:positionV relativeFrom="paragraph">
-              <wp:posOffset>-138430</wp:posOffset>
+              <wp:posOffset>-362585</wp:posOffset>
             </wp:positionV>
             <wp:extent cx="1400175" cy="361950"/>
             <wp:effectExtent l="19050" t="0" r="9525" b="0"/>
@@ -969,13 +1006,13 @@
           <w:lang w:eastAsia="sk-SK"/>
         </w:rPr>
         <w:drawing>
-          <wp:anchor distT="0" distB="0" distL="114300" distR="114300" simplePos="0" relativeHeight="251657216" behindDoc="0" locked="0" layoutInCell="1" allowOverlap="1" wp14:anchorId="587099A8" wp14:editId="72C3B066">
+          <wp:anchor distT="0" distB="0" distL="114300" distR="114300" simplePos="0" relativeHeight="251655680" behindDoc="0" locked="0" layoutInCell="1" allowOverlap="1" wp14:anchorId="587099A8" wp14:editId="6661DBD8">
             <wp:simplePos x="0" y="0"/>
             <wp:positionH relativeFrom="column">
-              <wp:posOffset>-955675</wp:posOffset>
+              <wp:posOffset>-1050242</wp:posOffset>
             </wp:positionH>
             <wp:positionV relativeFrom="paragraph">
-              <wp:posOffset>-224155</wp:posOffset>
+              <wp:posOffset>-609744</wp:posOffset>
             </wp:positionV>
             <wp:extent cx="1466850" cy="609600"/>
             <wp:effectExtent l="19050" t="0" r="0" b="0"/>
@@ -1038,7 +1075,7 @@
             <v:stroke joinstyle="miter"/>
             <v:path gradientshapeok="t" o:connecttype="rect"/>
           </v:shapetype>
-          <v:shape id="Text Box 5" o:spid="_x0000_s2050" type="#_x0000_t202" style="position:absolute;margin-left:47pt;margin-top:-30.9pt;width:341.1pt;height:66.5pt;z-index:251661312;visibility:visible;mso-position-horizontal-relative:text;mso-position-vertical-relative:text" o:gfxdata="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" filled="f" stroked="f">
+          <v:shape id="Text Box 5" o:spid="_x0000_s2050" type="#_x0000_t202" style="position:absolute;margin-left:42.2pt;margin-top:-43.05pt;width:341.1pt;height:66.5pt;z-index:251661312;visibility:visible;mso-position-horizontal-relative:text;mso-position-vertical-relative:text" o:gfxdata="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" filled="f" stroked="f">
             <v:textbox style="mso-next-textbox:#Text Box 5">
               <w:txbxContent>
                 <w:p>
@@ -1128,42 +1165,6 @@
     </w:p>
     <w:p>
       <w:pPr>
-        <w:rPr>
-          <w:rFonts w:ascii="Times New Roman" w:eastAsia="Times New Roman" w:hAnsi="Times New Roman" w:cs="Times New Roman"/>
-          <w:b/>
-          <w:szCs w:val="20"/>
-          <w:lang w:eastAsia="cs-CZ"/>
-        </w:rPr>
-      </w:pPr>
-      <w:r>
-        <w:rPr>
-          <w:rFonts w:ascii="Times New Roman" w:eastAsia="Times New Roman" w:hAnsi="Times New Roman" w:cs="Times New Roman"/>
-          <w:b/>
-          <w:szCs w:val="20"/>
-          <w:lang w:eastAsia="cs-CZ"/>
-        </w:rPr>
-        <w:br w:type="page"/>
-      </w:r>
-    </w:p>
-    <w:p>
-      <w:pPr>
-        <w:tabs>
-          <w:tab w:val="left" w:pos="4196"/>
-          <w:tab w:val="left" w:pos="5245"/>
-          <w:tab w:val="left" w:pos="9498"/>
-        </w:tabs>
-        <w:spacing w:after="0" w:line="240" w:lineRule="auto"/>
-        <w:rPr>
-          <w:rFonts w:ascii="Times New Roman" w:eastAsia="Times New Roman" w:hAnsi="Times New Roman" w:cs="Times New Roman"/>
-          <w:b/>
-          <w:sz w:val="40"/>
-          <w:szCs w:val="40"/>
-          <w:lang w:eastAsia="cs-CZ"/>
-        </w:rPr>
-      </w:pPr>
-    </w:p>
-    <w:p>
-      <w:pPr>
         <w:tabs>
           <w:tab w:val="left" w:pos="4196"/>
           <w:tab w:val="left" w:pos="5245"/>
@@ -1180,6 +1181,25 @@
           <w:lang w:eastAsia="cs-CZ"/>
         </w:rPr>
       </w:pPr>
+    </w:p>
+    <w:p>
+      <w:pPr>
+        <w:tabs>
+          <w:tab w:val="left" w:pos="4196"/>
+          <w:tab w:val="left" w:pos="5245"/>
+          <w:tab w:val="left" w:pos="9498"/>
+        </w:tabs>
+        <w:spacing w:after="0" w:line="240" w:lineRule="auto"/>
+        <w:ind w:left="-142"/>
+        <w:jc w:val="center"/>
+        <w:rPr>
+          <w:rFonts w:ascii="Times New Roman" w:eastAsia="Times New Roman" w:hAnsi="Times New Roman" w:cs="Times New Roman"/>
+          <w:b/>
+          <w:sz w:val="32"/>
+          <w:szCs w:val="32"/>
+          <w:lang w:eastAsia="cs-CZ"/>
+        </w:rPr>
+      </w:pPr>
       <w:r>
         <w:rPr>
           <w:rFonts w:ascii="Times New Roman" w:eastAsia="Times New Roman" w:hAnsi="Times New Roman" w:cs="Times New Roman"/>
@@ -1423,32 +1443,24 @@
         <w:rPr>
           <w:rFonts w:ascii="Times New Roman" w:hAnsi="Times New Roman" w:cs="Times New Roman"/>
           <w:b/>
-          <w:sz w:val="24"/>
-          <w:szCs w:val="24"/>
         </w:rPr>
       </w:pPr>
       <w:r>
         <w:rPr>
           <w:rFonts w:ascii="Times New Roman" w:hAnsi="Times New Roman" w:cs="Times New Roman"/>
           <w:b/>
-          <w:sz w:val="24"/>
-          <w:szCs w:val="24"/>
         </w:rPr>
         <w:t>Názov vlastného projektu:</w:t>
       </w:r>
       <w:r>
         <w:rPr>
           <w:rFonts w:ascii="Times New Roman" w:hAnsi="Times New Roman" w:cs="Times New Roman"/>
-          <w:sz w:val="24"/>
-          <w:szCs w:val="24"/>
         </w:rPr>
         <w:t xml:space="preserve"> Online testovací modul pre maturantov</w:t>
       </w:r>
       <w:r>
         <w:rPr>
           <w:rFonts w:ascii="Times New Roman" w:hAnsi="Times New Roman" w:cs="Times New Roman"/>
-          <w:sz w:val="24"/>
-          <w:szCs w:val="24"/>
         </w:rPr>
         <w:tab/>
       </w:r>
@@ -1463,16 +1475,12 @@
         <w:rPr>
           <w:rFonts w:ascii="Times New Roman" w:hAnsi="Times New Roman" w:cs="Times New Roman"/>
           <w:b/>
-          <w:sz w:val="24"/>
-          <w:szCs w:val="24"/>
         </w:rPr>
       </w:pPr>
       <w:r>
         <w:rPr>
           <w:rFonts w:ascii="Times New Roman" w:hAnsi="Times New Roman" w:cs="Times New Roman"/>
           <w:b/>
-          <w:sz w:val="24"/>
-          <w:szCs w:val="24"/>
         </w:rPr>
         <w:t>Meno riešiteľa:</w:t>
       </w:r>
@@ -1480,8 +1488,6 @@
         <w:rPr>
           <w:rFonts w:ascii="Times New Roman" w:hAnsi="Times New Roman" w:cs="Times New Roman"/>
           <w:bCs/>
-          <w:sz w:val="24"/>
-          <w:szCs w:val="24"/>
         </w:rPr>
         <w:t xml:space="preserve"> Matúš Čiernik</w:t>
       </w:r>
@@ -1489,8 +1495,6 @@
         <w:rPr>
           <w:rFonts w:ascii="Times New Roman" w:hAnsi="Times New Roman" w:cs="Times New Roman"/>
           <w:b/>
-          <w:sz w:val="24"/>
-          <w:szCs w:val="24"/>
         </w:rPr>
         <w:tab/>
       </w:r>
@@ -1498,8 +1502,6 @@
         <w:rPr>
           <w:rFonts w:ascii="Times New Roman" w:hAnsi="Times New Roman" w:cs="Times New Roman"/>
           <w:b/>
-          <w:sz w:val="24"/>
-          <w:szCs w:val="24"/>
         </w:rPr>
         <w:tab/>
       </w:r>
@@ -1507,8 +1509,6 @@
         <w:rPr>
           <w:rFonts w:ascii="Times New Roman" w:hAnsi="Times New Roman" w:cs="Times New Roman"/>
           <w:b/>
-          <w:sz w:val="24"/>
-          <w:szCs w:val="24"/>
         </w:rPr>
         <w:tab/>
       </w:r>
@@ -1524,16 +1524,12 @@
         <w:rPr>
           <w:rFonts w:ascii="Times New Roman" w:hAnsi="Times New Roman" w:cs="Times New Roman"/>
           <w:b/>
-          <w:sz w:val="24"/>
-          <w:szCs w:val="24"/>
         </w:rPr>
       </w:pPr>
       <w:r>
         <w:rPr>
           <w:rFonts w:ascii="Times New Roman" w:hAnsi="Times New Roman" w:cs="Times New Roman"/>
           <w:b/>
-          <w:sz w:val="24"/>
-          <w:szCs w:val="24"/>
         </w:rPr>
         <w:t xml:space="preserve">Trieda: </w:t>
       </w:r>
@@ -1541,8 +1537,6 @@
         <w:rPr>
           <w:rFonts w:ascii="Times New Roman" w:hAnsi="Times New Roman" w:cs="Times New Roman"/>
           <w:bCs/>
-          <w:sz w:val="24"/>
-          <w:szCs w:val="24"/>
         </w:rPr>
         <w:t>4.C</w:t>
       </w:r>
@@ -1550,8 +1544,6 @@
         <w:rPr>
           <w:rFonts w:ascii="Times New Roman" w:hAnsi="Times New Roman" w:cs="Times New Roman"/>
           <w:b/>
-          <w:sz w:val="24"/>
-          <w:szCs w:val="24"/>
         </w:rPr>
         <w:tab/>
       </w:r>
@@ -1566,16 +1558,12 @@
         <w:jc w:val="both"/>
         <w:rPr>
           <w:rFonts w:ascii="Times New Roman" w:hAnsi="Times New Roman" w:cs="Times New Roman"/>
-          <w:sz w:val="24"/>
-          <w:szCs w:val="24"/>
         </w:rPr>
       </w:pPr>
       <w:r>
         <w:rPr>
           <w:rFonts w:ascii="Times New Roman" w:hAnsi="Times New Roman" w:cs="Times New Roman"/>
           <w:b/>
-          <w:sz w:val="24"/>
-          <w:szCs w:val="24"/>
         </w:rPr>
         <w:t xml:space="preserve">Študijný odbor: </w:t>
       </w:r>
@@ -1583,8 +1571,6 @@
         <w:rPr>
           <w:rFonts w:ascii="Times New Roman" w:hAnsi="Times New Roman" w:cs="Times New Roman"/>
           <w:bCs/>
-          <w:sz w:val="24"/>
-          <w:szCs w:val="24"/>
         </w:rPr>
         <w:t xml:space="preserve">3918 M Technické lýceum </w:t>
       </w:r>
@@ -1592,8 +1578,6 @@
         <w:rPr>
           <w:rFonts w:ascii="Times New Roman" w:hAnsi="Times New Roman" w:cs="Times New Roman"/>
           <w:b/>
-          <w:sz w:val="24"/>
-          <w:szCs w:val="24"/>
         </w:rPr>
         <w:tab/>
         <w:t xml:space="preserve"> </w:t>
@@ -1602,8 +1586,6 @@
         <w:rPr>
           <w:rFonts w:ascii="Times New Roman" w:hAnsi="Times New Roman" w:cs="Times New Roman"/>
           <w:b/>
-          <w:sz w:val="24"/>
-          <w:szCs w:val="24"/>
         </w:rPr>
         <w:tab/>
       </w:r>
@@ -1619,16 +1601,12 @@
         <w:rPr>
           <w:rFonts w:ascii="Times New Roman" w:hAnsi="Times New Roman" w:cs="Times New Roman"/>
           <w:b/>
-          <w:sz w:val="24"/>
-          <w:szCs w:val="24"/>
         </w:rPr>
       </w:pPr>
       <w:r>
         <w:rPr>
           <w:rFonts w:ascii="Times New Roman" w:hAnsi="Times New Roman" w:cs="Times New Roman"/>
           <w:b/>
-          <w:sz w:val="24"/>
-          <w:szCs w:val="24"/>
         </w:rPr>
         <w:t xml:space="preserve">Meno konzultanta: </w:t>
       </w:r>
@@ -1636,8 +1614,6 @@
         <w:rPr>
           <w:rFonts w:ascii="Times New Roman" w:hAnsi="Times New Roman" w:cs="Times New Roman"/>
           <w:bCs/>
-          <w:sz w:val="24"/>
-          <w:szCs w:val="24"/>
         </w:rPr>
         <w:t>Mgr.</w:t>
       </w:r>
@@ -1645,8 +1621,6 @@
         <w:rPr>
           <w:rFonts w:ascii="Times New Roman" w:hAnsi="Times New Roman" w:cs="Times New Roman"/>
           <w:b/>
-          <w:sz w:val="24"/>
-          <w:szCs w:val="24"/>
         </w:rPr>
         <w:t xml:space="preserve"> </w:t>
       </w:r>
@@ -1654,8 +1628,6 @@
         <w:rPr>
           <w:rFonts w:ascii="Times New Roman" w:hAnsi="Times New Roman" w:cs="Times New Roman"/>
           <w:bCs/>
-          <w:sz w:val="24"/>
-          <w:szCs w:val="24"/>
         </w:rPr>
         <w:t xml:space="preserve">Martin </w:t>
       </w:r>
@@ -1664,8 +1636,6 @@
         <w:rPr>
           <w:rFonts w:ascii="Times New Roman" w:hAnsi="Times New Roman" w:cs="Times New Roman"/>
           <w:bCs/>
-          <w:sz w:val="24"/>
-          <w:szCs w:val="24"/>
         </w:rPr>
         <w:t>Ovšák</w:t>
       </w:r>
@@ -1674,8 +1644,6 @@
         <w:rPr>
           <w:rFonts w:ascii="Times New Roman" w:hAnsi="Times New Roman" w:cs="Times New Roman"/>
           <w:bCs/>
-          <w:sz w:val="24"/>
-          <w:szCs w:val="24"/>
         </w:rPr>
         <w:tab/>
       </w:r>
@@ -1691,24 +1659,18 @@
         <w:rPr>
           <w:rFonts w:ascii="Times New Roman" w:hAnsi="Times New Roman" w:cs="Times New Roman"/>
           <w:b/>
-          <w:sz w:val="24"/>
-          <w:szCs w:val="24"/>
         </w:rPr>
       </w:pPr>
       <w:r>
         <w:rPr>
           <w:rFonts w:ascii="Times New Roman" w:hAnsi="Times New Roman" w:cs="Times New Roman"/>
           <w:b/>
-          <w:sz w:val="24"/>
-          <w:szCs w:val="24"/>
         </w:rPr>
         <w:t xml:space="preserve">Cieľ vlastného projektu: </w:t>
       </w:r>
       <w:r>
         <w:rPr>
           <w:rFonts w:ascii="Times New Roman" w:hAnsi="Times New Roman" w:cs="Times New Roman"/>
-          <w:sz w:val="24"/>
-          <w:szCs w:val="24"/>
         </w:rPr>
         <w:t>Cieľom projektu je vytvoriť online nástroj, ktorý pomôže maturantom efektívne sa pripraviť na maturitnú skúšku. Systém umožní riešiť testy, zobrazovať správne odpovede, ukladať štatistiky úspešnosti.</w:t>
       </w:r>
@@ -1724,16 +1686,12 @@
         <w:rPr>
           <w:rFonts w:ascii="Times New Roman" w:hAnsi="Times New Roman" w:cs="Times New Roman"/>
           <w:b/>
-          <w:sz w:val="24"/>
-          <w:szCs w:val="24"/>
         </w:rPr>
       </w:pPr>
       <w:r>
         <w:rPr>
           <w:rFonts w:ascii="Times New Roman" w:hAnsi="Times New Roman" w:cs="Times New Roman"/>
           <w:b/>
-          <w:sz w:val="24"/>
-          <w:szCs w:val="24"/>
         </w:rPr>
         <w:t>Stručná anotácia:</w:t>
       </w:r>
@@ -1749,16 +1707,12 @@
         <w:rPr>
           <w:rFonts w:ascii="Times New Roman" w:hAnsi="Times New Roman" w:cs="Times New Roman"/>
           <w:bCs/>
-          <w:sz w:val="24"/>
-          <w:szCs w:val="24"/>
         </w:rPr>
       </w:pPr>
       <w:r>
         <w:rPr>
           <w:rFonts w:ascii="Times New Roman" w:hAnsi="Times New Roman" w:cs="Times New Roman"/>
           <w:bCs/>
-          <w:sz w:val="24"/>
-          <w:szCs w:val="24"/>
         </w:rPr>
         <w:t>Prístupnosť a </w:t>
       </w:r>
@@ -1767,8 +1721,6 @@
         <w:rPr>
           <w:rFonts w:ascii="Times New Roman" w:hAnsi="Times New Roman" w:cs="Times New Roman"/>
           <w:bCs/>
-          <w:sz w:val="24"/>
-          <w:szCs w:val="24"/>
         </w:rPr>
         <w:t>responzivita</w:t>
       </w:r>
@@ -1777,8 +1729,6 @@
         <w:rPr>
           <w:rFonts w:ascii="Times New Roman" w:hAnsi="Times New Roman" w:cs="Times New Roman"/>
           <w:bCs/>
-          <w:sz w:val="24"/>
-          <w:szCs w:val="24"/>
         </w:rPr>
         <w:t xml:space="preserve"> – z PC aj mobilu</w:t>
       </w:r>
@@ -1794,18 +1744,21 @@
         <w:rPr>
           <w:rFonts w:ascii="Times New Roman" w:hAnsi="Times New Roman" w:cs="Times New Roman"/>
           <w:bCs/>
-          <w:sz w:val="24"/>
-          <w:szCs w:val="24"/>
         </w:rPr>
       </w:pPr>
       <w:r>
         <w:rPr>
           <w:rFonts w:ascii="Times New Roman" w:hAnsi="Times New Roman" w:cs="Times New Roman"/>
           <w:bCs/>
-          <w:sz w:val="24"/>
-          <w:szCs w:val="24"/>
-        </w:rPr>
-        <w:t>Delenie otázok podľa predmetu</w:t>
+        </w:rPr>
+        <w:t>Delenie otázok podľa predmet</w:t>
+      </w:r>
+      <w:r>
+        <w:rPr>
+          <w:rFonts w:ascii="Times New Roman" w:hAnsi="Times New Roman" w:cs="Times New Roman"/>
+          <w:bCs/>
+        </w:rPr>
+        <w:t>ov</w:t>
       </w:r>
     </w:p>
     <w:p>
@@ -1819,16 +1772,12 @@
         <w:rPr>
           <w:rFonts w:ascii="Times New Roman" w:hAnsi="Times New Roman" w:cs="Times New Roman"/>
           <w:bCs/>
-          <w:sz w:val="24"/>
-          <w:szCs w:val="24"/>
         </w:rPr>
       </w:pPr>
       <w:r>
         <w:rPr>
           <w:rFonts w:ascii="Times New Roman" w:hAnsi="Times New Roman" w:cs="Times New Roman"/>
           <w:bCs/>
-          <w:sz w:val="24"/>
-          <w:szCs w:val="24"/>
         </w:rPr>
         <w:t>História úspešnosti riešenia testov</w:t>
       </w:r>
@@ -1844,15 +1793,11 @@
         <w:rPr>
           <w:rFonts w:ascii="Times New Roman" w:hAnsi="Times New Roman" w:cs="Times New Roman"/>
           <w:b/>
-          <w:sz w:val="24"/>
-          <w:szCs w:val="24"/>
-        </w:rPr>
-      </w:pPr>
-      <w:r>
-        <w:rPr>
-          <w:rFonts w:ascii="Times New Roman" w:hAnsi="Times New Roman" w:cs="Times New Roman"/>
-          <w:sz w:val="24"/>
-          <w:szCs w:val="24"/>
+        </w:rPr>
+      </w:pPr>
+      <w:r>
+        <w:rPr>
+          <w:rFonts w:ascii="Times New Roman" w:hAnsi="Times New Roman" w:cs="Times New Roman"/>
         </w:rPr>
         <w:t>Zobrazenie správnych odpovedí a percentá úspešnosti po dokončení testu</w:t>
       </w:r>
@@ -1868,16 +1813,12 @@
         <w:rPr>
           <w:rFonts w:ascii="Times New Roman" w:hAnsi="Times New Roman" w:cs="Times New Roman"/>
           <w:bCs/>
-          <w:sz w:val="24"/>
-          <w:szCs w:val="24"/>
         </w:rPr>
       </w:pPr>
       <w:r>
         <w:rPr>
           <w:rFonts w:ascii="Times New Roman" w:hAnsi="Times New Roman" w:cs="Times New Roman"/>
           <w:b/>
-          <w:sz w:val="24"/>
-          <w:szCs w:val="24"/>
         </w:rPr>
         <w:t xml:space="preserve">Spôsob využitia: </w:t>
       </w:r>
@@ -1885,8 +1826,6 @@
         <w:rPr>
           <w:rFonts w:ascii="Times New Roman" w:hAnsi="Times New Roman" w:cs="Times New Roman"/>
           <w:bCs/>
-          <w:sz w:val="24"/>
-          <w:szCs w:val="24"/>
         </w:rPr>
         <w:t>Projekt môžu využívať maturanti, poprípade aj ostatní žiaci pri príprave na maturitné skúšky alebo aj písomky.</w:t>
       </w:r>
@@ -1902,16 +1841,12 @@
         <w:rPr>
           <w:rFonts w:ascii="Times New Roman" w:hAnsi="Times New Roman" w:cs="Times New Roman"/>
           <w:b/>
-          <w:sz w:val="24"/>
-          <w:szCs w:val="24"/>
         </w:rPr>
       </w:pPr>
       <w:r>
         <w:rPr>
           <w:rFonts w:ascii="Times New Roman" w:hAnsi="Times New Roman" w:cs="Times New Roman"/>
           <w:b/>
-          <w:sz w:val="24"/>
-          <w:szCs w:val="24"/>
         </w:rPr>
         <w:t xml:space="preserve">Finančné, technologické a priestorové nároky na realizáciu projektu: </w:t>
       </w:r>
@@ -1919,8 +1854,6 @@
         <w:rPr>
           <w:rFonts w:ascii="Times New Roman" w:hAnsi="Times New Roman" w:cs="Times New Roman"/>
           <w:bCs/>
-          <w:sz w:val="24"/>
-          <w:szCs w:val="24"/>
         </w:rPr>
         <w:t>0€</w:t>
       </w:r>
@@ -2084,7 +2017,7 @@
           <w:lang w:eastAsia="cs-CZ"/>
         </w:rPr>
         <w:tab/>
-        <w:t xml:space="preserve">        r</w:t>
+        <w:t>r</w:t>
       </w:r>
       <w:r>
         <w:rPr>
@@ -2322,12 +2255,6 @@
       <w:r>
         <w:t>.</w:t>
       </w:r>
-      <w:r>
-        <w:rPr>
-          <w:color w:val="FF0000"/>
-        </w:rPr>
-        <w:t>(TNR 12)</w:t>
-      </w:r>
     </w:p>
     <w:p>
       <w:pPr>
@@ -2387,7 +2314,7 @@
           <w:alias w:val="Dátum"/>
           <w:tag w:val="Dátum"/>
           <w:id w:val="467856861"/>
-          <w:date w:fullDate="2026-02-04T00:00:00Z">
+          <w:date w:fullDate="2026-02-08T00:00:00Z">
             <w:dateFormat w:val="d. M. yyyy"/>
             <w:lid w:val="sk-SK"/>
             <w:storeMappedDataAs w:val="dateTime"/>
@@ -2402,7 +2329,7 @@
               <w:sz w:val="24"/>
               <w:szCs w:val="24"/>
             </w:rPr>
-            <w:t>4. 2. 2026</w:t>
+            <w:t>8. 2. 2026</w:t>
           </w:r>
         </w:sdtContent>
       </w:sdt>
@@ -4557,7 +4484,7 @@
             </w:rPr>
             <w:fldChar w:fldCharType="separate"/>
           </w:r>
-          <w:hyperlink w:anchor="_Toc221138417" w:history="1">
+          <w:hyperlink w:anchor="_Toc221484199" w:history="1">
             <w:r>
               <w:rPr>
                 <w:rStyle w:val="Hypertextovprepojenie"/>
@@ -4580,7 +4507,7 @@
               <w:rPr>
                 <w:webHidden/>
               </w:rPr>
-              <w:instrText xml:space="preserve"> PAGEREF _Toc221138417 \h </w:instrText>
+              <w:instrText xml:space="preserve"> PAGEREF _Toc221484199 \h </w:instrText>
             </w:r>
             <w:r>
               <w:rPr>
@@ -4619,7 +4546,7 @@
               <w14:ligatures w14:val="standardContextual"/>
             </w:rPr>
           </w:pPr>
-          <w:hyperlink w:anchor="_Toc221138418" w:history="1">
+          <w:hyperlink w:anchor="_Toc221484200" w:history="1">
             <w:r>
               <w:rPr>
                 <w:rStyle w:val="Hypertextovprepojenie"/>
@@ -4659,7 +4586,7 @@
               <w:rPr>
                 <w:webHidden/>
               </w:rPr>
-              <w:instrText xml:space="preserve"> PAGEREF _Toc221138418 \h </w:instrText>
+              <w:instrText xml:space="preserve"> PAGEREF _Toc221484200 \h </w:instrText>
             </w:r>
             <w:r>
               <w:rPr>
@@ -4703,7 +4630,7 @@
               <w14:ligatures w14:val="standardContextual"/>
             </w:rPr>
           </w:pPr>
-          <w:hyperlink w:anchor="_Toc221138419" w:history="1">
+          <w:hyperlink w:anchor="_Toc221484201" w:history="1">
             <w:r>
               <w:rPr>
                 <w:rStyle w:val="Hypertextovprepojenie"/>
@@ -4749,7 +4676,7 @@
                 <w:noProof/>
                 <w:webHidden/>
               </w:rPr>
-              <w:instrText xml:space="preserve"> PAGEREF _Toc221138419 \h </w:instrText>
+              <w:instrText xml:space="preserve"> PAGEREF _Toc221484201 \h </w:instrText>
             </w:r>
             <w:r>
               <w:rPr>
@@ -4797,7 +4724,7 @@
               <w14:ligatures w14:val="standardContextual"/>
             </w:rPr>
           </w:pPr>
-          <w:hyperlink w:anchor="_Toc221138420" w:history="1">
+          <w:hyperlink w:anchor="_Toc221484202" w:history="1">
             <w:r>
               <w:rPr>
                 <w:rStyle w:val="Hypertextovprepojenie"/>
@@ -4843,7 +4770,7 @@
                 <w:noProof/>
                 <w:webHidden/>
               </w:rPr>
-              <w:instrText xml:space="preserve"> PAGEREF _Toc221138420 \h </w:instrText>
+              <w:instrText xml:space="preserve"> PAGEREF _Toc221484202 \h </w:instrText>
             </w:r>
             <w:r>
               <w:rPr>
@@ -4891,7 +4818,7 @@
               <w14:ligatures w14:val="standardContextual"/>
             </w:rPr>
           </w:pPr>
-          <w:hyperlink w:anchor="_Toc221138421" w:history="1">
+          <w:hyperlink w:anchor="_Toc221484203" w:history="1">
             <w:r>
               <w:rPr>
                 <w:rStyle w:val="Hypertextovprepojenie"/>
@@ -4937,7 +4864,7 @@
                 <w:noProof/>
                 <w:webHidden/>
               </w:rPr>
-              <w:instrText xml:space="preserve"> PAGEREF _Toc221138421 \h </w:instrText>
+              <w:instrText xml:space="preserve"> PAGEREF _Toc221484203 \h </w:instrText>
             </w:r>
             <w:r>
               <w:rPr>
@@ -4980,7 +4907,7 @@
               <w14:ligatures w14:val="standardContextual"/>
             </w:rPr>
           </w:pPr>
-          <w:hyperlink w:anchor="_Toc221138422" w:history="1">
+          <w:hyperlink w:anchor="_Toc221484204" w:history="1">
             <w:r>
               <w:rPr>
                 <w:rStyle w:val="Hypertextovprepojenie"/>
@@ -5020,7 +4947,7 @@
               <w:rPr>
                 <w:webHidden/>
               </w:rPr>
-              <w:instrText xml:space="preserve"> PAGEREF _Toc221138422 \h </w:instrText>
+              <w:instrText xml:space="preserve"> PAGEREF _Toc221484204 \h </w:instrText>
             </w:r>
             <w:r>
               <w:rPr>
@@ -5064,7 +4991,7 @@
               <w14:ligatures w14:val="standardContextual"/>
             </w:rPr>
           </w:pPr>
-          <w:hyperlink w:anchor="_Toc221138423" w:history="1">
+          <w:hyperlink w:anchor="_Toc221484205" w:history="1">
             <w:r>
               <w:rPr>
                 <w:rStyle w:val="Hypertextovprepojenie"/>
@@ -5110,7 +5037,7 @@
                 <w:noProof/>
                 <w:webHidden/>
               </w:rPr>
-              <w:instrText xml:space="preserve"> PAGEREF _Toc221138423 \h </w:instrText>
+              <w:instrText xml:space="preserve"> PAGEREF _Toc221484205 \h </w:instrText>
             </w:r>
             <w:r>
               <w:rPr>
@@ -5153,7 +5080,7 @@
               <w14:ligatures w14:val="standardContextual"/>
             </w:rPr>
           </w:pPr>
-          <w:hyperlink w:anchor="_Toc221138424" w:history="1">
+          <w:hyperlink w:anchor="_Toc221484206" w:history="1">
             <w:r>
               <w:rPr>
                 <w:rStyle w:val="Hypertextovprepojenie"/>
@@ -5193,7 +5120,7 @@
               <w:rPr>
                 <w:webHidden/>
               </w:rPr>
-              <w:instrText xml:space="preserve"> PAGEREF _Toc221138424 \h </w:instrText>
+              <w:instrText xml:space="preserve"> PAGEREF _Toc221484206 \h </w:instrText>
             </w:r>
             <w:r>
               <w:rPr>
@@ -5232,7 +5159,7 @@
               <w14:ligatures w14:val="standardContextual"/>
             </w:rPr>
           </w:pPr>
-          <w:hyperlink w:anchor="_Toc221138425" w:history="1">
+          <w:hyperlink w:anchor="_Toc221484207" w:history="1">
             <w:r>
               <w:rPr>
                 <w:rStyle w:val="Hypertextovprepojenie"/>
@@ -5272,7 +5199,7 @@
               <w:rPr>
                 <w:webHidden/>
               </w:rPr>
-              <w:instrText xml:space="preserve"> PAGEREF _Toc221138425 \h </w:instrText>
+              <w:instrText xml:space="preserve"> PAGEREF _Toc221484207 \h </w:instrText>
             </w:r>
             <w:r>
               <w:rPr>
@@ -5316,7 +5243,7 @@
               <w14:ligatures w14:val="standardContextual"/>
             </w:rPr>
           </w:pPr>
-          <w:hyperlink w:anchor="_Toc221138426" w:history="1">
+          <w:hyperlink w:anchor="_Toc221484208" w:history="1">
             <w:r>
               <w:rPr>
                 <w:rStyle w:val="Hypertextovprepojenie"/>
@@ -5362,7 +5289,7 @@
                 <w:noProof/>
                 <w:webHidden/>
               </w:rPr>
-              <w:instrText xml:space="preserve"> PAGEREF _Toc221138426 \h </w:instrText>
+              <w:instrText xml:space="preserve"> PAGEREF _Toc221484208 \h </w:instrText>
             </w:r>
             <w:r>
               <w:rPr>
@@ -5405,7 +5332,7 @@
               <w14:ligatures w14:val="standardContextual"/>
             </w:rPr>
           </w:pPr>
-          <w:hyperlink w:anchor="_Toc221138427" w:history="1">
+          <w:hyperlink w:anchor="_Toc221484209" w:history="1">
             <w:r>
               <w:rPr>
                 <w:rStyle w:val="Hypertextovprepojenie"/>
@@ -5445,7 +5372,7 @@
               <w:rPr>
                 <w:webHidden/>
               </w:rPr>
-              <w:instrText xml:space="preserve"> PAGEREF _Toc221138427 \h </w:instrText>
+              <w:instrText xml:space="preserve"> PAGEREF _Toc221484209 \h </w:instrText>
             </w:r>
             <w:r>
               <w:rPr>
@@ -5484,7 +5411,7 @@
               <w14:ligatures w14:val="standardContextual"/>
             </w:rPr>
           </w:pPr>
-          <w:hyperlink w:anchor="_Toc221138428" w:history="1">
+          <w:hyperlink w:anchor="_Toc221484210" w:history="1">
             <w:r>
               <w:rPr>
                 <w:rStyle w:val="Hypertextovprepojenie"/>
@@ -5524,7 +5451,7 @@
               <w:rPr>
                 <w:webHidden/>
               </w:rPr>
-              <w:instrText xml:space="preserve"> PAGEREF _Toc221138428 \h </w:instrText>
+              <w:instrText xml:space="preserve"> PAGEREF _Toc221484210 \h </w:instrText>
             </w:r>
             <w:r>
               <w:rPr>
@@ -5568,7 +5495,7 @@
               <w14:ligatures w14:val="standardContextual"/>
             </w:rPr>
           </w:pPr>
-          <w:hyperlink w:anchor="_Toc221138429" w:history="1">
+          <w:hyperlink w:anchor="_Toc221484211" w:history="1">
             <w:r>
               <w:rPr>
                 <w:rStyle w:val="Hypertextovprepojenie"/>
@@ -5614,7 +5541,7 @@
                 <w:noProof/>
                 <w:webHidden/>
               </w:rPr>
-              <w:instrText xml:space="preserve"> PAGEREF _Toc221138429 \h </w:instrText>
+              <w:instrText xml:space="preserve"> PAGEREF _Toc221484211 \h </w:instrText>
             </w:r>
             <w:r>
               <w:rPr>
@@ -5662,7 +5589,7 @@
               <w14:ligatures w14:val="standardContextual"/>
             </w:rPr>
           </w:pPr>
-          <w:hyperlink w:anchor="_Toc221138430" w:history="1">
+          <w:hyperlink w:anchor="_Toc221484212" w:history="1">
             <w:r>
               <w:rPr>
                 <w:rStyle w:val="Hypertextovprepojenie"/>
@@ -5708,7 +5635,7 @@
                 <w:noProof/>
                 <w:webHidden/>
               </w:rPr>
-              <w:instrText xml:space="preserve"> PAGEREF _Toc221138430 \h </w:instrText>
+              <w:instrText xml:space="preserve"> PAGEREF _Toc221484212 \h </w:instrText>
             </w:r>
             <w:r>
               <w:rPr>
@@ -5751,7 +5678,7 @@
               <w14:ligatures w14:val="standardContextual"/>
             </w:rPr>
           </w:pPr>
-          <w:hyperlink w:anchor="_Toc221138431" w:history="1">
+          <w:hyperlink w:anchor="_Toc221484213" w:history="1">
             <w:r>
               <w:rPr>
                 <w:rStyle w:val="Hypertextovprepojenie"/>
@@ -5791,7 +5718,7 @@
               <w:rPr>
                 <w:webHidden/>
               </w:rPr>
-              <w:instrText xml:space="preserve"> PAGEREF _Toc221138431 \h </w:instrText>
+              <w:instrText xml:space="preserve"> PAGEREF _Toc221484213 \h </w:instrText>
             </w:r>
             <w:r>
               <w:rPr>
@@ -5835,7 +5762,7 @@
               <w14:ligatures w14:val="standardContextual"/>
             </w:rPr>
           </w:pPr>
-          <w:hyperlink w:anchor="_Toc221138432" w:history="1">
+          <w:hyperlink w:anchor="_Toc221484214" w:history="1">
             <w:r>
               <w:rPr>
                 <w:rStyle w:val="Hypertextovprepojenie"/>
@@ -5881,7 +5808,7 @@
                 <w:noProof/>
                 <w:webHidden/>
               </w:rPr>
-              <w:instrText xml:space="preserve"> PAGEREF _Toc221138432 \h </w:instrText>
+              <w:instrText xml:space="preserve"> PAGEREF _Toc221484214 \h </w:instrText>
             </w:r>
             <w:r>
               <w:rPr>
@@ -5929,7 +5856,7 @@
               <w14:ligatures w14:val="standardContextual"/>
             </w:rPr>
           </w:pPr>
-          <w:hyperlink w:anchor="_Toc221138433" w:history="1">
+          <w:hyperlink w:anchor="_Toc221484215" w:history="1">
             <w:r>
               <w:rPr>
                 <w:rStyle w:val="Hypertextovprepojenie"/>
@@ -5975,7 +5902,7 @@
                 <w:noProof/>
                 <w:webHidden/>
               </w:rPr>
-              <w:instrText xml:space="preserve"> PAGEREF _Toc221138433 \h </w:instrText>
+              <w:instrText xml:space="preserve"> PAGEREF _Toc221484215 \h </w:instrText>
             </w:r>
             <w:r>
               <w:rPr>
@@ -6018,7 +5945,7 @@
               <w14:ligatures w14:val="standardContextual"/>
             </w:rPr>
           </w:pPr>
-          <w:hyperlink w:anchor="_Toc221138434" w:history="1">
+          <w:hyperlink w:anchor="_Toc221484216" w:history="1">
             <w:r>
               <w:rPr>
                 <w:rStyle w:val="Hypertextovprepojenie"/>
@@ -6058,7 +5985,7 @@
               <w:rPr>
                 <w:webHidden/>
               </w:rPr>
-              <w:instrText xml:space="preserve"> PAGEREF _Toc221138434 \h </w:instrText>
+              <w:instrText xml:space="preserve"> PAGEREF _Toc221484216 \h </w:instrText>
             </w:r>
             <w:r>
               <w:rPr>
@@ -6097,7 +6024,7 @@
               <w14:ligatures w14:val="standardContextual"/>
             </w:rPr>
           </w:pPr>
-          <w:hyperlink w:anchor="_Toc221138435" w:history="1">
+          <w:hyperlink w:anchor="_Toc221484217" w:history="1">
             <w:r>
               <w:rPr>
                 <w:rStyle w:val="Hypertextovprepojenie"/>
@@ -6137,7 +6064,7 @@
               <w:rPr>
                 <w:webHidden/>
               </w:rPr>
-              <w:instrText xml:space="preserve"> PAGEREF _Toc221138435 \h </w:instrText>
+              <w:instrText xml:space="preserve"> PAGEREF _Toc221484217 \h </w:instrText>
             </w:r>
             <w:r>
               <w:rPr>
@@ -6176,7 +6103,7 @@
               <w14:ligatures w14:val="standardContextual"/>
             </w:rPr>
           </w:pPr>
-          <w:hyperlink w:anchor="_Toc221138436" w:history="1">
+          <w:hyperlink w:anchor="_Toc221484218" w:history="1">
             <w:r>
               <w:rPr>
                 <w:rStyle w:val="Hypertextovprepojenie"/>
@@ -6216,7 +6143,7 @@
               <w:rPr>
                 <w:webHidden/>
               </w:rPr>
-              <w:instrText xml:space="preserve"> PAGEREF _Toc221138436 \h </w:instrText>
+              <w:instrText xml:space="preserve"> PAGEREF _Toc221484218 \h </w:instrText>
             </w:r>
             <w:r>
               <w:rPr>
@@ -6260,7 +6187,7 @@
               <w14:ligatures w14:val="standardContextual"/>
             </w:rPr>
           </w:pPr>
-          <w:hyperlink w:anchor="_Toc221138437" w:history="1">
+          <w:hyperlink w:anchor="_Toc221484219" w:history="1">
             <w:r>
               <w:rPr>
                 <w:rStyle w:val="Hypertextovprepojenie"/>
@@ -6306,7 +6233,7 @@
                 <w:noProof/>
                 <w:webHidden/>
               </w:rPr>
-              <w:instrText xml:space="preserve"> PAGEREF _Toc221138437 \h </w:instrText>
+              <w:instrText xml:space="preserve"> PAGEREF _Toc221484219 \h </w:instrText>
             </w:r>
             <w:r>
               <w:rPr>
@@ -6349,7 +6276,7 @@
               <w14:ligatures w14:val="standardContextual"/>
             </w:rPr>
           </w:pPr>
-          <w:hyperlink w:anchor="_Toc221138438" w:history="1">
+          <w:hyperlink w:anchor="_Toc221484220" w:history="1">
             <w:r>
               <w:rPr>
                 <w:rStyle w:val="Hypertextovprepojenie"/>
@@ -6389,7 +6316,7 @@
               <w:rPr>
                 <w:webHidden/>
               </w:rPr>
-              <w:instrText xml:space="preserve"> PAGEREF _Toc221138438 \h </w:instrText>
+              <w:instrText xml:space="preserve"> PAGEREF _Toc221484220 \h </w:instrText>
             </w:r>
             <w:r>
               <w:rPr>
@@ -6433,7 +6360,7 @@
               <w14:ligatures w14:val="standardContextual"/>
             </w:rPr>
           </w:pPr>
-          <w:hyperlink w:anchor="_Toc221138439" w:history="1">
+          <w:hyperlink w:anchor="_Toc221484221" w:history="1">
             <w:r>
               <w:rPr>
                 <w:rStyle w:val="Hypertextovprepojenie"/>
@@ -6479,7 +6406,7 @@
                 <w:noProof/>
                 <w:webHidden/>
               </w:rPr>
-              <w:instrText xml:space="preserve"> PAGEREF _Toc221138439 \h </w:instrText>
+              <w:instrText xml:space="preserve"> PAGEREF _Toc221484221 \h </w:instrText>
             </w:r>
             <w:r>
               <w:rPr>
@@ -6522,7 +6449,7 @@
               <w14:ligatures w14:val="standardContextual"/>
             </w:rPr>
           </w:pPr>
-          <w:hyperlink w:anchor="_Toc221138440" w:history="1">
+          <w:hyperlink w:anchor="_Toc221484222" w:history="1">
             <w:r>
               <w:rPr>
                 <w:rStyle w:val="Hypertextovprepojenie"/>
@@ -6562,7 +6489,7 @@
               <w:rPr>
                 <w:webHidden/>
               </w:rPr>
-              <w:instrText xml:space="preserve"> PAGEREF _Toc221138440 \h </w:instrText>
+              <w:instrText xml:space="preserve"> PAGEREF _Toc221484222 \h </w:instrText>
             </w:r>
             <w:r>
               <w:rPr>
@@ -6601,7 +6528,7 @@
               <w14:ligatures w14:val="standardContextual"/>
             </w:rPr>
           </w:pPr>
-          <w:hyperlink w:anchor="_Toc221138441" w:history="1">
+          <w:hyperlink w:anchor="_Toc221484223" w:history="1">
             <w:r>
               <w:rPr>
                 <w:rStyle w:val="Hypertextovprepojenie"/>
@@ -6641,7 +6568,7 @@
               <w:rPr>
                 <w:webHidden/>
               </w:rPr>
-              <w:instrText xml:space="preserve"> PAGEREF _Toc221138441 \h </w:instrText>
+              <w:instrText xml:space="preserve"> PAGEREF _Toc221484223 \h </w:instrText>
             </w:r>
             <w:r>
               <w:rPr>
@@ -6680,7 +6607,7 @@
               <w14:ligatures w14:val="standardContextual"/>
             </w:rPr>
           </w:pPr>
-          <w:hyperlink w:anchor="_Toc221138442" w:history="1">
+          <w:hyperlink w:anchor="_Toc221484224" w:history="1">
             <w:r>
               <w:rPr>
                 <w:rStyle w:val="Hypertextovprepojenie"/>
@@ -6702,7 +6629,7 @@
               <w:rPr>
                 <w:rStyle w:val="Hypertextovprepojenie"/>
               </w:rPr>
-              <w:t>Implementácia servicov</w:t>
+              <w:t>Implementácia servisov</w:t>
             </w:r>
             <w:r>
               <w:rPr>
@@ -6720,7 +6647,7 @@
               <w:rPr>
                 <w:webHidden/>
               </w:rPr>
-              <w:instrText xml:space="preserve"> PAGEREF _Toc221138442 \h </w:instrText>
+              <w:instrText xml:space="preserve"> PAGEREF _Toc221484224 \h </w:instrText>
             </w:r>
             <w:r>
               <w:rPr>
@@ -6759,7 +6686,7 @@
               <w14:ligatures w14:val="standardContextual"/>
             </w:rPr>
           </w:pPr>
-          <w:hyperlink w:anchor="_Toc221138443" w:history="1">
+          <w:hyperlink w:anchor="_Toc221484225" w:history="1">
             <w:r>
               <w:rPr>
                 <w:rStyle w:val="Hypertextovprepojenie"/>
@@ -6799,7 +6726,7 @@
               <w:rPr>
                 <w:webHidden/>
               </w:rPr>
-              <w:instrText xml:space="preserve"> PAGEREF _Toc221138443 \h </w:instrText>
+              <w:instrText xml:space="preserve"> PAGEREF _Toc221484225 \h </w:instrText>
             </w:r>
             <w:r>
               <w:rPr>
@@ -6843,7 +6770,7 @@
               <w14:ligatures w14:val="standardContextual"/>
             </w:rPr>
           </w:pPr>
-          <w:hyperlink w:anchor="_Toc221138444" w:history="1">
+          <w:hyperlink w:anchor="_Toc221484226" w:history="1">
             <w:r>
               <w:rPr>
                 <w:rStyle w:val="Hypertextovprepojenie"/>
@@ -6889,7 +6816,7 @@
                 <w:noProof/>
                 <w:webHidden/>
               </w:rPr>
-              <w:instrText xml:space="preserve"> PAGEREF _Toc221138444 \h </w:instrText>
+              <w:instrText xml:space="preserve"> PAGEREF _Toc221484226 \h </w:instrText>
             </w:r>
             <w:r>
               <w:rPr>
@@ -6932,7 +6859,7 @@
               <w14:ligatures w14:val="standardContextual"/>
             </w:rPr>
           </w:pPr>
-          <w:hyperlink w:anchor="_Toc221138445" w:history="1">
+          <w:hyperlink w:anchor="_Toc221484227" w:history="1">
             <w:r>
               <w:rPr>
                 <w:rStyle w:val="Hypertextovprepojenie"/>
@@ -6972,7 +6899,7 @@
               <w:rPr>
                 <w:webHidden/>
               </w:rPr>
-              <w:instrText xml:space="preserve"> PAGEREF _Toc221138445 \h </w:instrText>
+              <w:instrText xml:space="preserve"> PAGEREF _Toc221484227 \h </w:instrText>
             </w:r>
             <w:r>
               <w:rPr>
@@ -7011,7 +6938,7 @@
               <w14:ligatures w14:val="standardContextual"/>
             </w:rPr>
           </w:pPr>
-          <w:hyperlink w:anchor="_Toc221138446" w:history="1">
+          <w:hyperlink w:anchor="_Toc221484228" w:history="1">
             <w:r>
               <w:rPr>
                 <w:rStyle w:val="Hypertextovprepojenie"/>
@@ -7051,7 +6978,7 @@
               <w:rPr>
                 <w:webHidden/>
               </w:rPr>
-              <w:instrText xml:space="preserve"> PAGEREF _Toc221138446 \h </w:instrText>
+              <w:instrText xml:space="preserve"> PAGEREF _Toc221484228 \h </w:instrText>
             </w:r>
             <w:r>
               <w:rPr>
@@ -7090,7 +7017,7 @@
               <w14:ligatures w14:val="standardContextual"/>
             </w:rPr>
           </w:pPr>
-          <w:hyperlink w:anchor="_Toc221138447" w:history="1">
+          <w:hyperlink w:anchor="_Toc221484229" w:history="1">
             <w:r>
               <w:rPr>
                 <w:rStyle w:val="Hypertextovprepojenie"/>
@@ -7130,7 +7057,7 @@
               <w:rPr>
                 <w:webHidden/>
               </w:rPr>
-              <w:instrText xml:space="preserve"> PAGEREF _Toc221138447 \h </w:instrText>
+              <w:instrText xml:space="preserve"> PAGEREF _Toc221484229 \h </w:instrText>
             </w:r>
             <w:r>
               <w:rPr>
@@ -7169,7 +7096,7 @@
               <w14:ligatures w14:val="standardContextual"/>
             </w:rPr>
           </w:pPr>
-          <w:hyperlink w:anchor="_Toc221138448" w:history="1">
+          <w:hyperlink w:anchor="_Toc221484230" w:history="1">
             <w:r>
               <w:rPr>
                 <w:rStyle w:val="Hypertextovprepojenie"/>
@@ -7209,7 +7136,7 @@
               <w:rPr>
                 <w:webHidden/>
               </w:rPr>
-              <w:instrText xml:space="preserve"> PAGEREF _Toc221138448 \h </w:instrText>
+              <w:instrText xml:space="preserve"> PAGEREF _Toc221484230 \h </w:instrText>
             </w:r>
             <w:r>
               <w:rPr>
@@ -7248,7 +7175,7 @@
               <w14:ligatures w14:val="standardContextual"/>
             </w:rPr>
           </w:pPr>
-          <w:hyperlink w:anchor="_Toc221138449" w:history="1">
+          <w:hyperlink w:anchor="_Toc221484231" w:history="1">
             <w:r>
               <w:rPr>
                 <w:rStyle w:val="Hypertextovprepojenie"/>
@@ -7288,7 +7215,7 @@
               <w:rPr>
                 <w:webHidden/>
               </w:rPr>
-              <w:instrText xml:space="preserve"> PAGEREF _Toc221138449 \h </w:instrText>
+              <w:instrText xml:space="preserve"> PAGEREF _Toc221484231 \h </w:instrText>
             </w:r>
             <w:r>
               <w:rPr>
@@ -7327,7 +7254,7 @@
               <w14:ligatures w14:val="standardContextual"/>
             </w:rPr>
           </w:pPr>
-          <w:hyperlink w:anchor="_Toc221138450" w:history="1">
+          <w:hyperlink w:anchor="_Toc221484232" w:history="1">
             <w:r>
               <w:rPr>
                 <w:rStyle w:val="Hypertextovprepojenie"/>
@@ -7367,7 +7294,7 @@
               <w:rPr>
                 <w:webHidden/>
               </w:rPr>
-              <w:instrText xml:space="preserve"> PAGEREF _Toc221138450 \h </w:instrText>
+              <w:instrText xml:space="preserve"> PAGEREF _Toc221484232 \h </w:instrText>
             </w:r>
             <w:r>
               <w:rPr>
@@ -7406,7 +7333,7 @@
               <w14:ligatures w14:val="standardContextual"/>
             </w:rPr>
           </w:pPr>
-          <w:hyperlink w:anchor="_Toc221138451" w:history="1">
+          <w:hyperlink w:anchor="_Toc221484233" w:history="1">
             <w:r>
               <w:rPr>
                 <w:rStyle w:val="Hypertextovprepojenie"/>
@@ -7446,7 +7373,7 @@
               <w:rPr>
                 <w:webHidden/>
               </w:rPr>
-              <w:instrText xml:space="preserve"> PAGEREF _Toc221138451 \h </w:instrText>
+              <w:instrText xml:space="preserve"> PAGEREF _Toc221484233 \h </w:instrText>
             </w:r>
             <w:r>
               <w:rPr>
@@ -7485,7 +7412,7 @@
               <w14:ligatures w14:val="standardContextual"/>
             </w:rPr>
           </w:pPr>
-          <w:hyperlink w:anchor="_Toc221138452" w:history="1">
+          <w:hyperlink w:anchor="_Toc221484234" w:history="1">
             <w:r>
               <w:rPr>
                 <w:rStyle w:val="Hypertextovprepojenie"/>
@@ -7525,7 +7452,7 @@
               <w:rPr>
                 <w:webHidden/>
               </w:rPr>
-              <w:instrText xml:space="preserve"> PAGEREF _Toc221138452 \h </w:instrText>
+              <w:instrText xml:space="preserve"> PAGEREF _Toc221484234 \h </w:instrText>
             </w:r>
             <w:r>
               <w:rPr>
@@ -7564,7 +7491,7 @@
               <w14:ligatures w14:val="standardContextual"/>
             </w:rPr>
           </w:pPr>
-          <w:hyperlink w:anchor="_Toc221138453" w:history="1">
+          <w:hyperlink w:anchor="_Toc221484235" w:history="1">
             <w:r>
               <w:rPr>
                 <w:rStyle w:val="Hypertextovprepojenie"/>
@@ -7587,7 +7514,7 @@
               <w:rPr>
                 <w:webHidden/>
               </w:rPr>
-              <w:instrText xml:space="preserve"> PAGEREF _Toc221138453 \h </w:instrText>
+              <w:instrText xml:space="preserve"> PAGEREF _Toc221484235 \h </w:instrText>
             </w:r>
             <w:r>
               <w:rPr>
@@ -7605,6 +7532,68 @@
                 <w:webHidden/>
               </w:rPr>
               <w:t>30</w:t>
+            </w:r>
+            <w:r>
+              <w:rPr>
+                <w:webHidden/>
+              </w:rPr>
+              <w:fldChar w:fldCharType="end"/>
+            </w:r>
+          </w:hyperlink>
+        </w:p>
+        <w:p>
+          <w:pPr>
+            <w:pStyle w:val="Obsah1"/>
+            <w:rPr>
+              <w:rFonts w:asciiTheme="minorHAnsi" w:eastAsiaTheme="minorEastAsia" w:hAnsiTheme="minorHAnsi" w:cstheme="minorBidi"/>
+              <w:kern w:val="2"/>
+              <w:sz w:val="24"/>
+              <w:szCs w:val="24"/>
+              <w:lang w:eastAsia="sk-SK"/>
+              <w14:ligatures w14:val="standardContextual"/>
+            </w:rPr>
+          </w:pPr>
+          <w:hyperlink w:anchor="_Toc221484236" w:history="1">
+            <w:r>
+              <w:rPr>
+                <w:rStyle w:val="Hypertextovprepojenie"/>
+              </w:rPr>
+              <w:t>Príloha A</w:t>
+            </w:r>
+            <w:r>
+              <w:rPr>
+                <w:webHidden/>
+              </w:rPr>
+              <w:tab/>
+            </w:r>
+            <w:r>
+              <w:rPr>
+                <w:webHidden/>
+              </w:rPr>
+              <w:fldChar w:fldCharType="begin"/>
+            </w:r>
+            <w:r>
+              <w:rPr>
+                <w:webHidden/>
+              </w:rPr>
+              <w:instrText xml:space="preserve"> PAGEREF _Toc221484236 \h </w:instrText>
+            </w:r>
+            <w:r>
+              <w:rPr>
+                <w:webHidden/>
+              </w:rPr>
+            </w:r>
+            <w:r>
+              <w:rPr>
+                <w:webHidden/>
+              </w:rPr>
+              <w:fldChar w:fldCharType="separate"/>
+            </w:r>
+            <w:r>
+              <w:rPr>
+                <w:webHidden/>
+              </w:rPr>
+              <w:t>A</w:t>
             </w:r>
             <w:r>
               <w:rPr>
@@ -7650,7 +7639,7 @@
           <w:sz w:val="24"/>
           <w:szCs w:val="24"/>
         </w:rPr>
-        <w:br w:type="page"/>
+        <w:t xml:space="preserve"> </w:t>
       </w:r>
       <w:r>
         <w:rPr>
@@ -7659,7 +7648,6 @@
           <w:sz w:val="32"/>
           <w:szCs w:val="32"/>
         </w:rPr>
-        <w:lastRenderedPageBreak/>
         <w:t>Zoznam skratiek</w:t>
       </w:r>
     </w:p>
@@ -8530,7 +8518,7 @@
         </w:rPr>
       </w:pPr>
       <w:bookmarkStart w:id="0" w:name="_Toc382839392"/>
-      <w:bookmarkStart w:id="1" w:name="_Toc221138417"/>
+      <w:bookmarkStart w:id="1" w:name="_Toc221484199"/>
       <w:r>
         <w:rPr>
           <w:smallCaps w:val="0"/>
@@ -8661,7 +8649,7 @@
       <w:pPr>
         <w:pStyle w:val="Nadpis1"/>
       </w:pPr>
-      <w:bookmarkStart w:id="2" w:name="_Toc221138418"/>
+      <w:bookmarkStart w:id="2" w:name="_Toc221484200"/>
       <w:r>
         <w:lastRenderedPageBreak/>
         <w:t>Zadanie a cieľ projektu</w:t>
@@ -8704,7 +8692,7 @@
       <w:pPr>
         <w:pStyle w:val="Nadpis2"/>
       </w:pPr>
-      <w:bookmarkStart w:id="3" w:name="_Toc221138419"/>
+      <w:bookmarkStart w:id="3" w:name="_Toc221484201"/>
       <w:r>
         <w:t>Zadanie maturitného projektu</w:t>
       </w:r>
@@ -8718,13 +8706,11 @@
         <w:pStyle w:val="TEXT"/>
       </w:pPr>
       <w:r>
-        <w:t xml:space="preserve">Zadanie maturitného projektu spočíva vo vytvorení webovej aplikácie určenej na tvorbu, správu a vyplňovanie testov. Aplikácia má slúžiť ako jednoduchý testovací systém, ktorý umožní vytváranie otázok, ich zoskupovanie do testov a následné vyhodnocovanie odpovedí používateľov.  Systém má byť rozdelený na serverovú a klientsku časť. Serverová časť zabezpečuje spracovanie údajov, komunikáciu s databázou a poskytovanie aplikačného rozhrania (API). </w:t>
-      </w:r>
-      <w:proofErr w:type="spellStart"/>
-      <w:r>
-        <w:t>Klientská</w:t>
-      </w:r>
-      <w:proofErr w:type="spellEnd"/>
+        <w:t>Zadanie maturitného projektu spočíva vo vytvorení webovej aplikácie určenej na tvorbu, správu a vyplňovanie testov. Aplikácia má slúžiť ako jednoduchý testovací systém, ktorý umožní vytváranie otázok, ich zoskupovanie do testov a následné vyhodnocovanie odpovedí používateľov.  Systém má byť rozdelený na serverovú a klientsku časť. Serverová časť zabezpečuje spracovanie údajov, komunikáciu s databázou a poskytovanie aplikačného rozhrania (API). Klientsk</w:t>
+      </w:r>
+      <w:r>
+        <w:t>a</w:t>
+      </w:r>
       <w:r>
         <w:t xml:space="preserve"> časť zabezpečuje používateľské rozhranie, prostredníctvom ktorého môže používateľ so systémom pracovať.  Súčasťou zadania je aj návrh databázovej štruktúry na ukladanie otázok, testov a výsledkov testovania. Projekt má byť realizovaný s využitím moderných technológií a má preukázať schopnosť študenta navrhnúť, implementovať a zdokumentovať funkčný softvérový systém. </w:t>
       </w:r>
@@ -8744,7 +8730,7 @@
       <w:r>
         <w:t xml:space="preserve">    </w:t>
       </w:r>
-      <w:bookmarkStart w:id="4" w:name="_Toc221138420"/>
+      <w:bookmarkStart w:id="4" w:name="_Toc221484202"/>
       <w:r>
         <w:t>Cieľ projektu</w:t>
       </w:r>
@@ -8758,7 +8744,13 @@
         <w:pStyle w:val="TEXT"/>
       </w:pPr>
       <w:r>
-        <w:t xml:space="preserve">Hlavným cieľom maturitného projektu je navrhnúť a implementovať webový testovací systém, ktorý umožní efektívnu tvorbu, správu a vyplňovanie testov prostredníctvom webového rozhrania. Systém má poskytovať jednoduché a prehľadné ovládanie pre používateľa a zároveň zabezpečovať spoľahlivé spracovanie a ukladanie údajov.  Cieľom projektu je umožniť administrátorovi vytvárať otázky rôznych typov, zoskupovať ich do testov a spravovať ich obsah. Používateľom má systém umožniť vyplňovanie testov a zobrazenie výsledkov po ich dokončení. Aplikácia má automaticky vyhodnocovať odpovede a ukladať výsledky do databázy.  Ďalším cieľom projektu je preukázať schopnosť študenta pracovať s modernými webovými technológiami, navrhovať databázovú štruktúru a vytvárať prepojenie medzi </w:t>
+        <w:t xml:space="preserve">Hlavným cieľom maturitného projektu je navrhnúť a implementovať webový testovací systém, ktorý umožní efektívnu tvorbu, správu a vyplňovanie testov prostredníctvom webového rozhrania. Systém má poskytovať jednoduché a prehľadné ovládanie pre používateľa a zároveň zabezpečovať spoľahlivé spracovanie a ukladanie údajov.  Cieľom projektu je umožniť administrátorovi vytvárať </w:t>
+      </w:r>
+      <w:r>
+        <w:t>rôzne typy otázok</w:t>
+      </w:r>
+      <w:r>
+        <w:t xml:space="preserve">, zoskupovať ich do testov a spravovať ich obsah. Používateľom má systém umožniť vyplňovanie testov a zobrazenie výsledkov po ich dokončení. Aplikácia má automaticky vyhodnocovať odpovede a ukladať výsledky do databázy.  Ďalším cieľom projektu je preukázať schopnosť študenta pracovať s modernými webovými technológiami, navrhovať databázovú štruktúru a vytvárať prepojenie medzi </w:t>
       </w:r>
       <w:proofErr w:type="spellStart"/>
       <w:r>
@@ -8796,7 +8788,7 @@
       <w:r>
         <w:t xml:space="preserve">  </w:t>
       </w:r>
-      <w:bookmarkStart w:id="5" w:name="_Toc221138421"/>
+      <w:bookmarkStart w:id="5" w:name="_Toc221484203"/>
       <w:r>
         <w:t>Požiadavky na projekt</w:t>
       </w:r>
@@ -8838,7 +8830,7 @@
         </w:numPr>
       </w:pPr>
       <w:r>
-        <w:t>systém umožňuje registráciu a prihlásenie používateľov,</w:t>
+        <w:t>systém umožňuje registráciu a prihlásenie používateľov</w:t>
       </w:r>
     </w:p>
     <w:p>
@@ -8850,7 +8842,7 @@
         </w:numPr>
       </w:pPr>
       <w:r>
-        <w:t>systém rozlišuje používateľské roly (napr. administrátor, učiteľ, používateľ),</w:t>
+        <w:t>systém rozlišuje používateľské roly (napr. administrátor, učiteľ, používateľ)</w:t>
       </w:r>
     </w:p>
     <w:p>
@@ -8877,7 +8869,7 @@
         <w:t>učiteľ</w:t>
       </w:r>
       <w:r>
-        <w:t xml:space="preserve"> môže vytvárať, upravovať a odstraňovať otázky,</w:t>
+        <w:t xml:space="preserve"> môže vytvárať, upravovať a odstraňovať otázky</w:t>
       </w:r>
     </w:p>
     <w:p>
@@ -8892,7 +8884,7 @@
         <w:t>učiteľ</w:t>
       </w:r>
       <w:r>
-        <w:t xml:space="preserve"> môže vytvárať testy a priraďovať k nim otázky,</w:t>
+        <w:t xml:space="preserve"> môže vytvárať testy a priraďovať k nim otázky</w:t>
       </w:r>
     </w:p>
     <w:p>
@@ -8904,7 +8896,7 @@
         </w:numPr>
       </w:pPr>
       <w:r>
-        <w:t>používateľ môže vyplniť dostupný test,</w:t>
+        <w:t>používateľ môže vyplniť dostupný test</w:t>
       </w:r>
     </w:p>
     <w:p>
@@ -8916,7 +8908,7 @@
         </w:numPr>
       </w:pPr>
       <w:r>
-        <w:t>systém automaticky vyhodnotí test po jeho odoslaní,</w:t>
+        <w:t>systém automaticky vyhodnotí test po jeho odoslaní</w:t>
       </w:r>
     </w:p>
     <w:p>
@@ -8928,7 +8920,7 @@
         </w:numPr>
       </w:pPr>
       <w:r>
-        <w:t>systém uloží výsledky testu do databázy,</w:t>
+        <w:t>systém uloží výsledky testu do databázy</w:t>
       </w:r>
     </w:p>
     <w:p>
@@ -8940,7 +8932,7 @@
         </w:numPr>
       </w:pPr>
       <w:r>
-        <w:t>používateľ si môže zobraziť výsledok vyplneného testu.</w:t>
+        <w:t>používateľ si môže zobraziť výsledok vyplneného testu</w:t>
       </w:r>
     </w:p>
     <w:p>
@@ -8990,9 +8982,6 @@
       <w:r>
         <w:t xml:space="preserve"> (UI)</w:t>
       </w:r>
-      <w:r>
-        <w:t>,</w:t>
-      </w:r>
     </w:p>
     <w:p>
       <w:pPr>
@@ -9003,7 +8992,7 @@
         </w:numPr>
       </w:pPr>
       <w:r>
-        <w:t>systém musí zabezpečovať ochranu používateľských údajov,</w:t>
+        <w:t>systém musí zabezpečovať ochranu používateľských údajov</w:t>
       </w:r>
     </w:p>
     <w:p>
@@ -9015,7 +9004,7 @@
         </w:numPr>
       </w:pPr>
       <w:r>
-        <w:t>aplikácia musí byť dostupná prostredníctvom webového prehliadača,</w:t>
+        <w:t>aplikácia musí byť dostupná prostredníctvom webového prehliadača</w:t>
       </w:r>
     </w:p>
     <w:p>
@@ -9027,7 +9016,7 @@
         </w:numPr>
       </w:pPr>
       <w:r>
-        <w:t>systém musí byť stabilný a spoľahlivý,</w:t>
+        <w:t>systém musí byť stabilný a spoľahlivý</w:t>
       </w:r>
     </w:p>
     <w:p>
@@ -9039,20 +9028,20 @@
         </w:numPr>
       </w:pPr>
       <w:r>
-        <w:t>aplikácia musí reagovať na používateľské akcie v primeranom čase.</w:t>
+        <w:t>aplikácia musí reagovať na používateľské akcie v primeranom čase</w:t>
       </w:r>
     </w:p>
     <w:p>
       <w:pPr>
         <w:pStyle w:val="Nadpis1"/>
       </w:pPr>
-      <w:bookmarkStart w:id="6" w:name="_Toc221138422"/>
-      <w:bookmarkStart w:id="7" w:name="_Toc382839396"/>
+      <w:bookmarkStart w:id="6" w:name="_Toc382839396"/>
+      <w:bookmarkStart w:id="7" w:name="_Toc221484204"/>
       <w:r>
         <w:lastRenderedPageBreak/>
         <w:t>Použité technológie</w:t>
       </w:r>
-      <w:bookmarkEnd w:id="6"/>
+      <w:bookmarkEnd w:id="7"/>
     </w:p>
     <w:p>
       <w:pPr>
@@ -9096,7 +9085,7 @@
       <w:pPr>
         <w:pStyle w:val="Nadpis2"/>
       </w:pPr>
-      <w:bookmarkStart w:id="8" w:name="_Toc221138423"/>
+      <w:bookmarkStart w:id="8" w:name="_Toc221484205"/>
       <w:r>
         <w:t>Použité programovacie jazyky</w:t>
       </w:r>
@@ -9107,15 +9096,13 @@
         <w:pStyle w:val="TEXT"/>
       </w:pPr>
       <w:r>
-        <w:t xml:space="preserve">Na implementáciu serverovej časti aplikácie bol použitý programovací jazyk C#, ktorý je súčasťou platformy .NET.  Na tvorbu </w:t>
-      </w:r>
-      <w:proofErr w:type="spellStart"/>
-      <w:r>
-        <w:t>klientského</w:t>
-      </w:r>
-      <w:proofErr w:type="spellEnd"/>
-      <w:r>
-        <w:t xml:space="preserve"> rozhrania bol použitý programovací jazyk </w:t>
+        <w:t>Na implementáciu serverovej časti aplikácie bol použitý programovací jazyk C#, ktorý je súčasťou platformy .NET.  Na tvorbu klientsk</w:t>
+      </w:r>
+      <w:r>
+        <w:t>e</w:t>
+      </w:r>
+      <w:r>
+        <w:t xml:space="preserve">ho rozhrania bol použitý programovací jazyk </w:t>
       </w:r>
       <w:proofErr w:type="spellStart"/>
       <w:r>
@@ -9140,7 +9127,7 @@
       <w:pPr>
         <w:pStyle w:val="Nadpis3"/>
       </w:pPr>
-      <w:bookmarkStart w:id="9" w:name="_Toc221138424"/>
+      <w:bookmarkStart w:id="9" w:name="_Toc221484206"/>
       <w:r>
         <w:t>Programovací jazyk C#</w:t>
       </w:r>
@@ -9173,7 +9160,7 @@
       <w:pPr>
         <w:pStyle w:val="Nadpis3"/>
       </w:pPr>
-      <w:bookmarkStart w:id="10" w:name="_Toc221138425"/>
+      <w:bookmarkStart w:id="10" w:name="_Toc221484207"/>
       <w:r>
         <w:t xml:space="preserve">Programovací jazyk </w:t>
       </w:r>
@@ -9192,15 +9179,13 @@
         <w:pStyle w:val="TEXT"/>
       </w:pPr>
       <w:r>
-        <w:t xml:space="preserve">Na tvorbu </w:t>
-      </w:r>
-      <w:proofErr w:type="spellStart"/>
-      <w:r>
-        <w:t>klientského</w:t>
-      </w:r>
-      <w:proofErr w:type="spellEnd"/>
-      <w:r>
-        <w:t xml:space="preserve"> rozhrania aplikácie bol použitý programovací jazyk </w:t>
+        <w:t>Na tvorbu klientsk</w:t>
+      </w:r>
+      <w:r>
+        <w:t>e</w:t>
+      </w:r>
+      <w:r>
+        <w:t xml:space="preserve">ho rozhrania aplikácie bol použitý programovací jazyk </w:t>
       </w:r>
       <w:proofErr w:type="spellStart"/>
       <w:r>
@@ -9260,7 +9245,7 @@
       <w:pPr>
         <w:pStyle w:val="Nadpis2"/>
       </w:pPr>
-      <w:bookmarkStart w:id="11" w:name="_Toc221138426"/>
+      <w:bookmarkStart w:id="11" w:name="_Toc221484208"/>
       <w:r>
         <w:lastRenderedPageBreak/>
         <w:t>Použité knižnice a </w:t>
@@ -9277,7 +9262,13 @@
         <w:pStyle w:val="TEXT"/>
       </w:pPr>
       <w:r>
-        <w:t xml:space="preserve">Pri vývoji som použil viacero moderných </w:t>
+        <w:t>Pri vývoji</w:t>
+      </w:r>
+      <w:r>
+        <w:t xml:space="preserve"> bolo využitých</w:t>
+      </w:r>
+      <w:r>
+        <w:t xml:space="preserve"> viacero moderných </w:t>
       </w:r>
       <w:proofErr w:type="spellStart"/>
       <w:r>
@@ -9285,7 +9276,19 @@
       </w:r>
       <w:proofErr w:type="spellEnd"/>
       <w:r>
-        <w:t xml:space="preserve"> a knižníc, ktoré mi pomohli zjednodušiť vývoj aplikácie a zároveň zabezpečiť jej spoľahlivosť a dobrý používateľský zážitok. Výber technológií som prispôsobil požiadavkám projektu a snažil som sa použiť nástroje, s ktorými mám skúsenosti a pracuje sa mi s nimi dobre a zároveň také, ktoré sa bežne používajú pri vývoji webových aplikácií.</w:t>
+        <w:t xml:space="preserve"> a knižníc, ktoré </w:t>
+      </w:r>
+      <w:r>
+        <w:t>nám</w:t>
+      </w:r>
+      <w:r>
+        <w:t xml:space="preserve"> pomohli zjednodušiť vývoj aplikácie a zároveň zabezpečiť jej spoľahlivosť a dobrý používateľský zážitok. Výber technológií </w:t>
+      </w:r>
+      <w:r>
+        <w:t>bol prispôsobený</w:t>
+      </w:r>
+      <w:r>
+        <w:t xml:space="preserve"> požiadavkám projektu a snažil som sa použiť nástroje, s ktorými mám skúsenosti a pracuje sa mi s nimi dobre a zároveň také, ktoré sa bežne používajú pri vývoji webových aplikácií.</w:t>
       </w:r>
     </w:p>
     <w:p>
@@ -9297,7 +9300,7 @@
       <w:pPr>
         <w:pStyle w:val="Nadpis3"/>
       </w:pPr>
-      <w:bookmarkStart w:id="12" w:name="_Toc221138427"/>
+      <w:bookmarkStart w:id="12" w:name="_Toc221484209"/>
       <w:proofErr w:type="spellStart"/>
       <w:r>
         <w:t>Backend</w:t>
@@ -9395,7 +9398,13 @@
         <w:pStyle w:val="TEXT"/>
       </w:pPr>
       <w:r>
-        <w:t xml:space="preserve">Na vývoj serverovej časti aplikácie som použil </w:t>
+        <w:t>Na vývoj serverovej časti aplikácie</w:t>
+      </w:r>
+      <w:r>
+        <w:t xml:space="preserve"> bol použitý</w:t>
+      </w:r>
+      <w:r>
+        <w:t xml:space="preserve"> </w:t>
       </w:r>
       <w:proofErr w:type="spellStart"/>
       <w:r>
@@ -9419,7 +9428,13 @@
       </w:r>
       <w:proofErr w:type="spellEnd"/>
       <w:r>
-        <w:t xml:space="preserve"> mi umožnil vytvoriť webové API, cez ktoré </w:t>
+        <w:t xml:space="preserve"> </w:t>
+      </w:r>
+      <w:r>
+        <w:t>umožňuje</w:t>
+      </w:r>
+      <w:r>
+        <w:t xml:space="preserve"> vytvoriť webové API, cez ktoré </w:t>
       </w:r>
       <w:proofErr w:type="spellStart"/>
       <w:r>
@@ -9435,7 +9450,31 @@
       </w:r>
       <w:proofErr w:type="spellEnd"/>
       <w:r>
-        <w:t xml:space="preserve">. Pomocou neho som spracovával požiadavky od používateľov, riešil autentifikáciu a pracoval s databázou. Výhodou ASP.NET </w:t>
+        <w:t xml:space="preserve">. Pomocou neho </w:t>
+      </w:r>
+      <w:r>
+        <w:t>je možné</w:t>
+      </w:r>
+      <w:r>
+        <w:t xml:space="preserve"> spracováva</w:t>
+      </w:r>
+      <w:r>
+        <w:t>ť</w:t>
+      </w:r>
+      <w:r>
+        <w:t xml:space="preserve"> požiadavky od používateľov, rieši</w:t>
+      </w:r>
+      <w:r>
+        <w:t>ť</w:t>
+      </w:r>
+      <w:r>
+        <w:t xml:space="preserve"> autentifikáciu a pracova</w:t>
+      </w:r>
+      <w:r>
+        <w:t>ť</w:t>
+      </w:r>
+      <w:r>
+        <w:t xml:space="preserve"> s databázou. Výhodou ASP.NET </w:t>
       </w:r>
       <w:proofErr w:type="spellStart"/>
       <w:r>
@@ -9477,7 +9516,19 @@
         <w:pStyle w:val="TEXT"/>
       </w:pPr>
       <w:r>
-        <w:t xml:space="preserve">Na ukladanie a čítanie dát z databázy som použil Entity </w:t>
+        <w:t xml:space="preserve">Na ukladanie a čítanie dát z databázy </w:t>
+      </w:r>
+      <w:r>
+        <w:t>je</w:t>
+      </w:r>
+      <w:r>
+        <w:t xml:space="preserve"> použi</w:t>
+      </w:r>
+      <w:r>
+        <w:t>tý</w:t>
+      </w:r>
+      <w:r>
+        <w:t xml:space="preserve"> Entity </w:t>
       </w:r>
       <w:proofErr w:type="spellStart"/>
       <w:r>
@@ -9493,7 +9544,13 @@
       </w:r>
       <w:proofErr w:type="spellEnd"/>
       <w:r>
-        <w:t xml:space="preserve">. Ide o knižnicu, ktorá mi umožnila pracovať s databázou pomocou objektov v jazyku C#, bez potreby písať zložité SQL dotazy. Vďaka tomu bol kód prehľadnejší a jednoduchšie sa udržiaval. Entity </w:t>
+        <w:t>. Ide o knižnicu, ktorá umož</w:t>
+      </w:r>
+      <w:r>
+        <w:t>ňuje</w:t>
+      </w:r>
+      <w:r>
+        <w:t xml:space="preserve"> pracovať s databázou pomocou objektov v jazyku C#, bez potreby písať zložité SQL dotazy. Vďaka tomu bol kód prehľadnejší a jednoduchšie sa udržiaval. Entity </w:t>
       </w:r>
       <w:proofErr w:type="spellStart"/>
       <w:r>
@@ -9509,7 +9566,13 @@
       </w:r>
       <w:proofErr w:type="spellEnd"/>
       <w:r>
-        <w:t xml:space="preserve"> som využil napríklad pri ukladaní používateľov, otázok, testov a výsledkov testovania.</w:t>
+        <w:t xml:space="preserve"> </w:t>
+      </w:r>
+      <w:r>
+        <w:t xml:space="preserve">môžeme využiť </w:t>
+      </w:r>
+      <w:r>
+        <w:t>napríklad pri ukladaní používateľov, otázok, testov a výsledkov testovania.</w:t>
       </w:r>
     </w:p>
     <w:p>
@@ -9546,7 +9609,7 @@
       <w:pPr>
         <w:pStyle w:val="Nadpis3"/>
       </w:pPr>
-      <w:bookmarkStart w:id="13" w:name="_Toc221138428"/>
+      <w:bookmarkStart w:id="13" w:name="_Toc221484210"/>
       <w:proofErr w:type="spellStart"/>
       <w:r>
         <w:t>Frontend</w:t>
@@ -9810,7 +9873,13 @@
       </w:r>
       <w:proofErr w:type="spellEnd"/>
       <w:r>
-        <w:t xml:space="preserve"> mi pomohla so správou formulárových vstupných polí a ich stavov. Táto knižnica umožňuje jednoducho spracovať údaje z formulárov, validovať ich a vypísať používateľovi čo vyplnil zle. Použitie </w:t>
+        <w:t xml:space="preserve"> mi pomohla so správou formulárových vstupných polí a ich stavov. Táto knižnica umožňuje jednoducho spracovať údaje z formulárov, validovať ich a vypísať používateľovi</w:t>
+      </w:r>
+      <w:r>
+        <w:t>,</w:t>
+      </w:r>
+      <w:r>
+        <w:t xml:space="preserve"> čo vyplnil zle. Použitie </w:t>
       </w:r>
       <w:proofErr w:type="spellStart"/>
       <w:r>
@@ -9986,7 +10055,7 @@
       <w:pPr>
         <w:pStyle w:val="Nadpis2"/>
       </w:pPr>
-      <w:bookmarkStart w:id="14" w:name="_Toc221138429"/>
+      <w:bookmarkStart w:id="14" w:name="_Toc221484211"/>
       <w:r>
         <w:t>Databáza a ukladanie údajov</w:t>
       </w:r>
@@ -10060,7 +10129,7 @@
       <w:pPr>
         <w:pStyle w:val="Nadpis2"/>
       </w:pPr>
-      <w:bookmarkStart w:id="15" w:name="_Toc221138430"/>
+      <w:bookmarkStart w:id="15" w:name="_Toc221484212"/>
       <w:r>
         <w:rPr>
           <w:rStyle w:val="Nadpis2Char"/>
@@ -10178,7 +10247,7 @@
       <w:pPr>
         <w:pStyle w:val="Nadpis1"/>
       </w:pPr>
-      <w:bookmarkStart w:id="16" w:name="_Toc221138431"/>
+      <w:bookmarkStart w:id="16" w:name="_Toc221484213"/>
       <w:r>
         <w:lastRenderedPageBreak/>
         <w:t>Návrh systému</w:t>
@@ -10227,7 +10296,7 @@
       <w:pPr>
         <w:pStyle w:val="Nadpis2"/>
       </w:pPr>
-      <w:bookmarkStart w:id="17" w:name="_Toc221138432"/>
+      <w:bookmarkStart w:id="17" w:name="_Toc221484214"/>
       <w:r>
         <w:t>Celkový návrh systému</w:t>
       </w:r>
@@ -10276,7 +10345,7 @@
         <w:t xml:space="preserve"> predmety, otázky,</w:t>
       </w:r>
       <w:r>
-        <w:t xml:space="preserve"> testy, a výsledky testovania.  Komunikácia medzi </w:t>
+        <w:t xml:space="preserve"> testy a výsledky testovania.  Komunikácia medzi </w:t>
       </w:r>
       <w:proofErr w:type="spellStart"/>
       <w:r>
@@ -10312,7 +10381,7 @@
       <w:pPr>
         <w:pStyle w:val="Nadpis2"/>
       </w:pPr>
-      <w:bookmarkStart w:id="18" w:name="_Toc221138433"/>
+      <w:bookmarkStart w:id="18" w:name="_Toc221484215"/>
       <w:r>
         <w:t>Architektúra aplikácie</w:t>
       </w:r>
@@ -10335,7 +10404,7 @@
       <w:pPr>
         <w:pStyle w:val="Nadpis3"/>
       </w:pPr>
-      <w:bookmarkStart w:id="19" w:name="_Toc221138434"/>
+      <w:bookmarkStart w:id="19" w:name="_Toc221484216"/>
       <w:proofErr w:type="spellStart"/>
       <w:r>
         <w:t>Backendová</w:t>
@@ -10542,7 +10611,7 @@
       <w:pPr>
         <w:pStyle w:val="Nadpis3"/>
       </w:pPr>
-      <w:bookmarkStart w:id="20" w:name="_Toc221138435"/>
+      <w:bookmarkStart w:id="20" w:name="_Toc221484217"/>
       <w:proofErr w:type="spellStart"/>
       <w:r>
         <w:t>Frontendová</w:t>
@@ -10611,13 +10680,11 @@
         <w:t>é</w:t>
       </w:r>
       <w:r>
-        <w:t xml:space="preserve"> stránky, ktoré vďaka tomu </w:t>
-      </w:r>
-      <w:proofErr w:type="spellStart"/>
-      <w:r>
-        <w:t>maju</w:t>
-      </w:r>
-      <w:proofErr w:type="spellEnd"/>
+        <w:t xml:space="preserve"> stránky, ktoré vďaka tomu maj</w:t>
+      </w:r>
+      <w:r>
+        <w:t>ú</w:t>
+      </w:r>
       <w:r>
         <w:t xml:space="preserve"> jednotný dizajn a</w:t>
       </w:r>
@@ -10731,7 +10798,7 @@
       <w:pPr>
         <w:pStyle w:val="Nadpis3"/>
       </w:pPr>
-      <w:bookmarkStart w:id="21" w:name="_Toc221138436"/>
+      <w:bookmarkStart w:id="21" w:name="_Toc221484218"/>
       <w:r>
         <w:lastRenderedPageBreak/>
         <w:t>D</w:t>
@@ -10829,7 +10896,7 @@
       <w:pPr>
         <w:pStyle w:val="Nadpis2"/>
       </w:pPr>
-      <w:bookmarkStart w:id="22" w:name="_Toc221138437"/>
+      <w:bookmarkStart w:id="22" w:name="_Toc221484219"/>
       <w:r>
         <w:t>Návrh používateľských rolí a oprávnení</w:t>
       </w:r>
@@ -10911,7 +10978,7 @@
       <w:r>
         <w:br w:type="page"/>
       </w:r>
-      <w:bookmarkStart w:id="23" w:name="_Toc221138438"/>
+      <w:bookmarkStart w:id="23" w:name="_Toc221484220"/>
       <w:r>
         <w:lastRenderedPageBreak/>
         <w:t>Implementácia systému</w:t>
@@ -10962,7 +11029,7 @@
       <w:pPr>
         <w:pStyle w:val="Nadpis2"/>
       </w:pPr>
-      <w:bookmarkStart w:id="24" w:name="_Toc221138439"/>
+      <w:bookmarkStart w:id="24" w:name="_Toc221484221"/>
       <w:r>
         <w:t xml:space="preserve">Implementácia </w:t>
       </w:r>
@@ -10984,7 +11051,7 @@
       <w:pPr>
         <w:pStyle w:val="Nadpis3"/>
       </w:pPr>
-      <w:bookmarkStart w:id="25" w:name="_Toc221138440"/>
+      <w:bookmarkStart w:id="25" w:name="_Toc221484222"/>
       <w:r>
         <w:t xml:space="preserve">Štruktúra </w:t>
       </w:r>
@@ -11132,7 +11199,7 @@
       </w:r>
       <w:proofErr w:type="spellEnd"/>
       <w:r>
-        <w:t xml:space="preserve"> obsahuje triedy, ktoré reprezentujú databázové tabuľky, a slúžia na ukladanie údajov do databázy. </w:t>
+        <w:t xml:space="preserve"> obsahuje triedy, ktoré reprezentujú databázové tabuľky a slúžia na ukladanie údajov do databázy. </w:t>
       </w:r>
     </w:p>
     <w:p>
@@ -11308,7 +11375,7 @@
       <w:pPr>
         <w:pStyle w:val="Nadpis3"/>
       </w:pPr>
-      <w:bookmarkStart w:id="26" w:name="_Toc221138441"/>
+      <w:bookmarkStart w:id="26" w:name="_Toc221484223"/>
       <w:r>
         <w:t xml:space="preserve">Implementácia </w:t>
       </w:r>
@@ -11329,7 +11396,13 @@
       </w:r>
       <w:proofErr w:type="spellEnd"/>
       <w:r>
-        <w:t xml:space="preserve"> sú implementované ako triedy </w:t>
+        <w:t xml:space="preserve"> sú implementované ako triedy</w:t>
+      </w:r>
+      <w:r>
+        <w:t>,</w:t>
+      </w:r>
+      <w:r>
+        <w:t xml:space="preserve"> </w:t>
       </w:r>
       <w:r>
         <w:t xml:space="preserve">ktoré dedia z </w:t>
@@ -11439,16 +11512,17 @@
       <w:pPr>
         <w:pStyle w:val="Nadpis3"/>
       </w:pPr>
-      <w:bookmarkStart w:id="27" w:name="_Toc221138442"/>
-      <w:r>
-        <w:t xml:space="preserve">Implementácia </w:t>
-      </w:r>
-      <w:proofErr w:type="spellStart"/>
-      <w:r>
-        <w:t>servicov</w:t>
+      <w:bookmarkStart w:id="27" w:name="_Toc221484224"/>
+      <w:r>
+        <w:t>Implementácia servi</w:t>
+      </w:r>
+      <w:r>
+        <w:t>s</w:t>
+      </w:r>
+      <w:r>
+        <w:t>ov</w:t>
       </w:r>
       <w:bookmarkEnd w:id="27"/>
-      <w:proofErr w:type="spellEnd"/>
     </w:p>
     <w:p>
       <w:pPr>
@@ -11509,7 +11583,13 @@
       </w:r>
       <w:proofErr w:type="spellEnd"/>
       <w:r>
-        <w:t xml:space="preserve">, ktoré určujú, aké metódy trieda musí mať, bez toho aby prezrádzali, ako sú tieto metódy realizované. </w:t>
+        <w:t>, ktoré určujú, aké metódy trieda musí mať bez toho</w:t>
+      </w:r>
+      <w:r>
+        <w:t>,</w:t>
+      </w:r>
+      <w:r>
+        <w:t xml:space="preserve"> aby prezrádzali, ako sú tieto metódy realizované. </w:t>
       </w:r>
       <w:proofErr w:type="spellStart"/>
       <w:r>
@@ -11517,7 +11597,13 @@
       </w:r>
       <w:proofErr w:type="spellEnd"/>
       <w:r>
-        <w:t xml:space="preserve"> tak vedia, aké funkcie servis ponúka, bez toho aby poznali jeho vnútornú logiku.</w:t>
+        <w:t xml:space="preserve"> tak vedia, aké funkcie servis ponúka bez toho</w:t>
+      </w:r>
+      <w:r>
+        <w:t>,</w:t>
+      </w:r>
+      <w:r>
+        <w:t xml:space="preserve"> aby poznali jeho vnútornú logiku.</w:t>
       </w:r>
     </w:p>
     <w:p>
@@ -11529,7 +11615,7 @@
       <w:pPr>
         <w:pStyle w:val="Nadpis3"/>
       </w:pPr>
-      <w:bookmarkStart w:id="28" w:name="_Toc221138443"/>
+      <w:bookmarkStart w:id="28" w:name="_Toc221484225"/>
       <w:r>
         <w:t>Autentifikácia a autorizácia používateľov</w:t>
       </w:r>
@@ -11654,258 +11740,254 @@
       </w:r>
       <w:proofErr w:type="spellEnd"/>
       <w:r>
-        <w:t xml:space="preserve">, čo znamená, že nie je uložený nikde na </w:t>
-      </w:r>
-      <w:proofErr w:type="spellStart"/>
-      <w:r>
-        <w:t>servri</w:t>
+        <w:t>, čo znamená, že nie je uložený nikde na serv</w:t>
+      </w:r>
+      <w:r>
+        <w:t>e</w:t>
+      </w:r>
+      <w:r>
+        <w:t xml:space="preserve">ri, </w:t>
+      </w:r>
+      <w:r>
+        <w:t>a preto sa v prípade jeho odcudzenia nedá zrušiť alebo pozmeniť na serveri.</w:t>
+      </w:r>
+      <w:r>
+        <w:t xml:space="preserve"> </w:t>
+      </w:r>
+      <w:proofErr w:type="spellStart"/>
+      <w:r>
+        <w:t>Refresh</w:t>
+      </w:r>
+      <w:proofErr w:type="spellEnd"/>
+      <w:r>
+        <w:t xml:space="preserve"> token má naopak dlhšiu platnosť</w:t>
+      </w:r>
+      <w:r>
+        <w:t>, v našom prípade 7 dní</w:t>
+      </w:r>
+      <w:r>
+        <w:t>. Máme ho uložený na serv</w:t>
+      </w:r>
+      <w:r>
+        <w:t>e</w:t>
+      </w:r>
+      <w:r>
+        <w:t xml:space="preserve">ri, konkrétne v databáze, tým pádom sa v prípade odcudzenia dá jednoducho </w:t>
+      </w:r>
+      <w:proofErr w:type="spellStart"/>
+      <w:r>
+        <w:t>zneplatniť</w:t>
+      </w:r>
+      <w:proofErr w:type="spellEnd"/>
+      <w:r>
+        <w:t xml:space="preserve"> a nemôže byť zneužitý. </w:t>
+      </w:r>
+    </w:p>
+    <w:p>
+      <w:pPr>
+        <w:pStyle w:val="TEXT"/>
+      </w:pPr>
+      <w:r>
+        <w:t>Autorizácia zabezpečuje, že používateľ má prístup iba k tým funkc</w:t>
+      </w:r>
+      <w:r>
+        <w:t>ionalitám</w:t>
+      </w:r>
+      <w:r>
+        <w:t xml:space="preserve">, na ktoré má oprávnenie. Na ochranu jednotlivých </w:t>
+      </w:r>
+      <w:proofErr w:type="spellStart"/>
+      <w:r>
+        <w:t>endpointov</w:t>
+      </w:r>
+      <w:proofErr w:type="spellEnd"/>
+      <w:r>
+        <w:t xml:space="preserve"> sú</w:t>
+      </w:r>
+      <w:r>
+        <w:t xml:space="preserve"> v </w:t>
+      </w:r>
+      <w:proofErr w:type="spellStart"/>
+      <w:r>
+        <w:t>controlleroch</w:t>
+      </w:r>
+      <w:proofErr w:type="spellEnd"/>
+      <w:r>
+        <w:t xml:space="preserve"> použité autorizačné atribúty, ktoré kontrolujú používateľskú rolu.</w:t>
+      </w:r>
+      <w:r>
+        <w:t xml:space="preserve"> Tieto používateľské roly boli popísané v časti</w:t>
+      </w:r>
+      <w:r>
+        <w:t xml:space="preserve"> 3.3</w:t>
+      </w:r>
+      <w:r>
+        <w:t xml:space="preserve"> </w:t>
+      </w:r>
+      <w:r>
+        <w:t>.</w:t>
+      </w:r>
+      <w:r>
+        <w:t xml:space="preserve"> </w:t>
+      </w:r>
+    </w:p>
+    <w:p>
+      <w:pPr>
+        <w:rPr>
+          <w:lang w:eastAsia="sk-SK"/>
+        </w:rPr>
+      </w:pPr>
+    </w:p>
+    <w:p>
+      <w:pPr>
+        <w:rPr>
+          <w:lang w:eastAsia="sk-SK"/>
+        </w:rPr>
+      </w:pPr>
+    </w:p>
+    <w:p>
+      <w:pPr>
+        <w:pStyle w:val="Nadpis2"/>
+      </w:pPr>
+      <w:bookmarkStart w:id="29" w:name="_Toc221484226"/>
+      <w:r>
+        <w:t xml:space="preserve">Implementácia </w:t>
+      </w:r>
+      <w:proofErr w:type="spellStart"/>
+      <w:r>
+        <w:t>frontendu</w:t>
+      </w:r>
+      <w:bookmarkEnd w:id="29"/>
+      <w:proofErr w:type="spellEnd"/>
+    </w:p>
+    <w:p>
+      <w:pPr>
+        <w:rPr>
+          <w:lang w:eastAsia="sk-SK"/>
+        </w:rPr>
+      </w:pPr>
+    </w:p>
+    <w:p>
+      <w:pPr>
+        <w:pStyle w:val="Nadpis3"/>
+      </w:pPr>
+      <w:bookmarkStart w:id="30" w:name="_Toc221484227"/>
+      <w:r>
+        <w:t xml:space="preserve">Štruktúra </w:t>
+      </w:r>
+      <w:proofErr w:type="spellStart"/>
+      <w:r>
+        <w:t>frontend</w:t>
+      </w:r>
+      <w:proofErr w:type="spellEnd"/>
+      <w:r>
+        <w:t xml:space="preserve"> projektu</w:t>
+      </w:r>
+      <w:bookmarkEnd w:id="30"/>
+    </w:p>
+    <w:p>
+      <w:pPr>
+        <w:pStyle w:val="TEXT"/>
+      </w:pPr>
+      <w:r>
+        <w:t>Tak ako aj v </w:t>
+      </w:r>
+      <w:proofErr w:type="spellStart"/>
+      <w:r>
+        <w:t>backendovej</w:t>
+      </w:r>
+      <w:proofErr w:type="spellEnd"/>
+      <w:r>
+        <w:t xml:space="preserve"> časti začneme vytvorením základnej štruktúry priečinkov pre prehľadnosť celej aplikácie. Aplikácia sa skladá z priečinkov </w:t>
+      </w:r>
+      <w:proofErr w:type="spellStart"/>
+      <w:r>
+        <w:t>app</w:t>
       </w:r>
       <w:proofErr w:type="spellEnd"/>
       <w:r>
         <w:t xml:space="preserve">, </w:t>
       </w:r>
-      <w:r>
-        <w:t>a preto sa v prípade jeho odcudzenia nedá zrušiť alebo pozmeniť na serveri.</w:t>
-      </w:r>
-      <w:r>
-        <w:t xml:space="preserve"> </w:t>
-      </w:r>
-      <w:proofErr w:type="spellStart"/>
-      <w:r>
-        <w:t>Refresh</w:t>
-      </w:r>
-      <w:proofErr w:type="spellEnd"/>
-      <w:r>
-        <w:t xml:space="preserve"> token má naopak dlhšiu platnosť</w:t>
-      </w:r>
-      <w:r>
-        <w:t>, v našom prípade 7 dní</w:t>
-      </w:r>
-      <w:r>
-        <w:t xml:space="preserve">. Máme ho uložený na </w:t>
-      </w:r>
-      <w:proofErr w:type="spellStart"/>
-      <w:r>
-        <w:t>servri</w:t>
-      </w:r>
-      <w:proofErr w:type="spellEnd"/>
-      <w:r>
-        <w:t xml:space="preserve">, konkrétne v databáze, tým pádom sa v prípade odcudzenia dá jednoducho </w:t>
-      </w:r>
-      <w:proofErr w:type="spellStart"/>
-      <w:r>
-        <w:t>zneplatniť</w:t>
-      </w:r>
-      <w:proofErr w:type="spellEnd"/>
-      <w:r>
-        <w:t xml:space="preserve"> a nemôže byť zneužitý. </w:t>
+      <w:proofErr w:type="spellStart"/>
+      <w:r>
+        <w:t>components</w:t>
+      </w:r>
+      <w:proofErr w:type="spellEnd"/>
+      <w:r>
+        <w:t xml:space="preserve">, </w:t>
+      </w:r>
+      <w:proofErr w:type="spellStart"/>
+      <w:r>
+        <w:t>api</w:t>
+      </w:r>
+      <w:proofErr w:type="spellEnd"/>
+      <w:r>
+        <w:t xml:space="preserve">, </w:t>
+      </w:r>
+      <w:proofErr w:type="spellStart"/>
+      <w:r>
+        <w:t>hooks</w:t>
+      </w:r>
+      <w:proofErr w:type="spellEnd"/>
+      <w:r>
+        <w:t xml:space="preserve">, </w:t>
+      </w:r>
+      <w:proofErr w:type="spellStart"/>
+      <w:r>
+        <w:t>types</w:t>
+      </w:r>
+      <w:proofErr w:type="spellEnd"/>
+      <w:r>
+        <w:t xml:space="preserve">, </w:t>
+      </w:r>
+      <w:proofErr w:type="spellStart"/>
+      <w:r>
+        <w:t>lib</w:t>
+      </w:r>
+      <w:proofErr w:type="spellEnd"/>
+      <w:r>
+        <w:t>.</w:t>
       </w:r>
     </w:p>
     <w:p>
       <w:pPr>
         <w:pStyle w:val="TEXT"/>
       </w:pPr>
-      <w:r>
-        <w:t>Autorizácia zabezpečuje, že používateľ má prístup iba k tým funkc</w:t>
-      </w:r>
-      <w:r>
-        <w:t>ionalitám</w:t>
-      </w:r>
-      <w:r>
-        <w:t xml:space="preserve">, na ktoré má oprávnenie. Na ochranu jednotlivých </w:t>
-      </w:r>
-      <w:proofErr w:type="spellStart"/>
-      <w:r>
-        <w:t>endpointov</w:t>
-      </w:r>
-      <w:proofErr w:type="spellEnd"/>
-      <w:r>
-        <w:t xml:space="preserve"> sú</w:t>
-      </w:r>
-      <w:r>
-        <w:t xml:space="preserve"> v </w:t>
-      </w:r>
-      <w:proofErr w:type="spellStart"/>
-      <w:r>
-        <w:t>controlleroch</w:t>
-      </w:r>
-      <w:proofErr w:type="spellEnd"/>
-      <w:r>
-        <w:t xml:space="preserve"> použité autorizačné atribúty, ktoré kontrolujú používateľskú rolu.</w:t>
-      </w:r>
-      <w:r>
-        <w:t xml:space="preserve"> Tieto používateľské roly boli popísané v časti</w:t>
-      </w:r>
-      <w:r>
-        <w:t xml:space="preserve"> 3.3</w:t>
-      </w:r>
-      <w:r>
-        <w:t xml:space="preserve"> </w:t>
-      </w:r>
-      <w:r>
-        <w:t>.</w:t>
-      </w:r>
-      <w:r>
-        <w:t xml:space="preserve"> </w:t>
-      </w:r>
-    </w:p>
-    <w:p>
-      <w:pPr>
-        <w:rPr>
-          <w:lang w:eastAsia="sk-SK"/>
-        </w:rPr>
-      </w:pPr>
-    </w:p>
-    <w:p>
-      <w:pPr>
-        <w:rPr>
-          <w:lang w:eastAsia="sk-SK"/>
-        </w:rPr>
-      </w:pPr>
-    </w:p>
-    <w:p>
-      <w:pPr>
-        <w:pStyle w:val="Nadpis2"/>
-      </w:pPr>
-      <w:bookmarkStart w:id="29" w:name="_Toc221138444"/>
-      <w:r>
-        <w:t xml:space="preserve">Implementácia </w:t>
-      </w:r>
-      <w:proofErr w:type="spellStart"/>
-      <w:r>
-        <w:t>frontendu</w:t>
-      </w:r>
-      <w:bookmarkEnd w:id="29"/>
-      <w:proofErr w:type="spellEnd"/>
-    </w:p>
-    <w:p>
-      <w:pPr>
-        <w:rPr>
-          <w:lang w:eastAsia="sk-SK"/>
-        </w:rPr>
-      </w:pPr>
-    </w:p>
-    <w:p>
-      <w:pPr>
-        <w:pStyle w:val="Nadpis3"/>
-      </w:pPr>
-      <w:bookmarkStart w:id="30" w:name="_Toc221138445"/>
-      <w:r>
-        <w:t xml:space="preserve">Štruktúra </w:t>
-      </w:r>
-      <w:proofErr w:type="spellStart"/>
-      <w:r>
-        <w:t>frontend</w:t>
-      </w:r>
-      <w:proofErr w:type="spellEnd"/>
-      <w:r>
-        <w:t xml:space="preserve"> projektu</w:t>
-      </w:r>
-      <w:bookmarkEnd w:id="30"/>
+      <w:proofErr w:type="spellStart"/>
+      <w:r>
+        <w:t>app</w:t>
+      </w:r>
+      <w:proofErr w:type="spellEnd"/>
+      <w:r>
+        <w:t xml:space="preserve">/ obsahuje jednotlivé stránky aplikácie a riadi </w:t>
+      </w:r>
+      <w:proofErr w:type="spellStart"/>
+      <w:r>
+        <w:t>routing</w:t>
+      </w:r>
+      <w:proofErr w:type="spellEnd"/>
+      <w:r>
+        <w:t xml:space="preserve">. V Next.js je </w:t>
+      </w:r>
+      <w:proofErr w:type="spellStart"/>
+      <w:r>
+        <w:t>routing</w:t>
+      </w:r>
+      <w:proofErr w:type="spellEnd"/>
+      <w:r>
+        <w:t xml:space="preserve"> založený na konvencii, čo znamená, že URL cesta stránky zodpovedá jej umiestneniu v adresárovej štruktúre projektu</w:t>
+      </w:r>
     </w:p>
     <w:p>
       <w:pPr>
         <w:pStyle w:val="TEXT"/>
       </w:pPr>
-      <w:r>
-        <w:t>Tak ako aj v </w:t>
-      </w:r>
-      <w:proofErr w:type="spellStart"/>
-      <w:r>
-        <w:t>backendovej</w:t>
-      </w:r>
-      <w:proofErr w:type="spellEnd"/>
-      <w:r>
-        <w:t xml:space="preserve"> časti začneme vytvorením základnej štruktúry priečinkov pre prehľadnosť celej aplikácie. Aplikácia sa skladá z priečinkov </w:t>
-      </w:r>
-      <w:proofErr w:type="spellStart"/>
-      <w:r>
-        <w:t>app</w:t>
-      </w:r>
-      <w:proofErr w:type="spellEnd"/>
-      <w:r>
-        <w:t xml:space="preserve">, </w:t>
-      </w:r>
       <w:proofErr w:type="spellStart"/>
       <w:r>
         <w:t>components</w:t>
       </w:r>
       <w:proofErr w:type="spellEnd"/>
       <w:r>
-        <w:t xml:space="preserve">, </w:t>
-      </w:r>
-      <w:proofErr w:type="spellStart"/>
-      <w:r>
-        <w:t>api</w:t>
-      </w:r>
-      <w:proofErr w:type="spellEnd"/>
-      <w:r>
-        <w:t xml:space="preserve">, </w:t>
-      </w:r>
-      <w:proofErr w:type="spellStart"/>
-      <w:r>
-        <w:t>hooks</w:t>
-      </w:r>
-      <w:proofErr w:type="spellEnd"/>
-      <w:r>
-        <w:t xml:space="preserve">, </w:t>
-      </w:r>
-      <w:proofErr w:type="spellStart"/>
-      <w:r>
-        <w:t>types</w:t>
-      </w:r>
-      <w:proofErr w:type="spellEnd"/>
-      <w:r>
-        <w:t xml:space="preserve">, </w:t>
-      </w:r>
-      <w:proofErr w:type="spellStart"/>
-      <w:r>
-        <w:t>lib</w:t>
-      </w:r>
-      <w:proofErr w:type="spellEnd"/>
-      <w:r>
-        <w:t>.</w:t>
-      </w:r>
-    </w:p>
-    <w:p>
-      <w:pPr>
-        <w:pStyle w:val="TEXT"/>
-      </w:pPr>
-      <w:proofErr w:type="spellStart"/>
-      <w:r>
-        <w:t>app</w:t>
-      </w:r>
-      <w:proofErr w:type="spellEnd"/>
-      <w:r>
-        <w:t xml:space="preserve">/ obsahuje jednotlivé stránky aplikácie a riadi </w:t>
-      </w:r>
-      <w:proofErr w:type="spellStart"/>
-      <w:r>
-        <w:t>routing</w:t>
-      </w:r>
-      <w:proofErr w:type="spellEnd"/>
-      <w:r>
-        <w:t xml:space="preserve">. V Next.js je </w:t>
-      </w:r>
-      <w:proofErr w:type="spellStart"/>
-      <w:r>
-        <w:t>routing</w:t>
-      </w:r>
-      <w:proofErr w:type="spellEnd"/>
-      <w:r>
-        <w:t xml:space="preserve"> založený na konvencii, čo znamená, že URL cesta stránky zodpovedá jej umiestneniu v adresárovej štruktúre projektu</w:t>
-      </w:r>
-    </w:p>
-    <w:p>
-      <w:pPr>
-        <w:pStyle w:val="TEXT"/>
-      </w:pPr>
-      <w:proofErr w:type="spellStart"/>
-      <w:r>
-        <w:t>components</w:t>
-      </w:r>
-      <w:proofErr w:type="spellEnd"/>
-      <w:r>
         <w:t xml:space="preserve">/ obsahuje </w:t>
       </w:r>
       <w:proofErr w:type="spellStart"/>
@@ -11931,7 +12013,7 @@
         <w:t xml:space="preserve">. </w:t>
       </w:r>
       <w:r>
-        <w:t xml:space="preserve">Vďaka týmto komponentom je možné rýchlo skladať nové stránky bez duplikácie kódu a zachovať jednotný dizajn aplikácie.  </w:t>
+        <w:t>Vďaka týmto komponentom je možné rýchlo skladať nové stránky bez duplikácie kódu a zachovať jednotný dizajn aplikácie</w:t>
       </w:r>
     </w:p>
     <w:p>
@@ -12054,7 +12136,7 @@
         <w:t xml:space="preserve"> rozhrania</w:t>
       </w:r>
       <w:r>
-        <w:t xml:space="preserve">, ktoré definujú štruktúru dát používaných v aplikácii. Týmto sa zabezpečí typová bezpečnosť a konzistencia dát naprieč celým projektom. </w:t>
+        <w:t>, ktoré definujú štruktúru dát používaných v aplikácii. Týmto sa zabezpečí typová bezpečnosť a konzistencia dát naprieč celým projektom</w:t>
       </w:r>
     </w:p>
     <w:p>
@@ -12084,7 +12166,7 @@
       <w:pPr>
         <w:pStyle w:val="Nadpis3"/>
       </w:pPr>
-      <w:bookmarkStart w:id="31" w:name="_Toc221138446"/>
+      <w:bookmarkStart w:id="31" w:name="_Toc221484228"/>
       <w:proofErr w:type="spellStart"/>
       <w:r>
         <w:t>Routing</w:t>
@@ -12121,6 +12203,9 @@
       <w:r>
         <w:t>, ktoré sú určené len pre používateľov s konkrétnymi oprávneniami, sú chránené pomocou overenia prihlásenia a používateľskej roly</w:t>
       </w:r>
+      <w:r>
+        <w:t>.</w:t>
+      </w:r>
     </w:p>
     <w:p>
       <w:pPr>
@@ -12131,7 +12216,7 @@
       <w:pPr>
         <w:pStyle w:val="Nadpis3"/>
       </w:pPr>
-      <w:bookmarkStart w:id="32" w:name="_Toc221138447"/>
+      <w:bookmarkStart w:id="32" w:name="_Toc221484229"/>
       <w:r>
         <w:t>UI a UX</w:t>
       </w:r>
@@ -12142,15 +12227,13 @@
         <w:pStyle w:val="TEXT"/>
       </w:pPr>
       <w:r>
-        <w:t xml:space="preserve">Pri implementácií používateľského </w:t>
-      </w:r>
-      <w:proofErr w:type="spellStart"/>
-      <w:r>
-        <w:t>rohrania</w:t>
-      </w:r>
-      <w:proofErr w:type="spellEnd"/>
-      <w:r>
-        <w:t xml:space="preserve"> bol kladený dôraz hlavne na konzistentný dizajn a jednoduchú orientáciu v aplikácii. Na </w:t>
+        <w:t>Pri implementácií používateľského ro</w:t>
+      </w:r>
+      <w:r>
+        <w:t>z</w:t>
+      </w:r>
+      <w:r>
+        <w:t xml:space="preserve">hrania bol kladený dôraz hlavne na konzistentný dizajn a jednoduchú orientáciu v aplikácii. Na </w:t>
       </w:r>
       <w:proofErr w:type="spellStart"/>
       <w:r>
@@ -12298,7 +12381,7 @@
       <w:pPr>
         <w:pStyle w:val="Nadpis3"/>
       </w:pPr>
-      <w:bookmarkStart w:id="33" w:name="_Toc221138448"/>
+      <w:bookmarkStart w:id="33" w:name="_Toc221484230"/>
       <w:r>
         <w:lastRenderedPageBreak/>
         <w:t>Formuláre a</w:t>
@@ -12316,7 +12399,13 @@
         <w:pStyle w:val="TEXT"/>
       </w:pPr>
       <w:r>
-        <w:t>Pri implementácii formulárov v aplikácii s</w:t>
+        <w:t>Pri implementáci</w:t>
+      </w:r>
+      <w:r>
+        <w:t>i</w:t>
+      </w:r>
+      <w:r>
+        <w:t xml:space="preserve"> formulárov v aplikácii s</w:t>
       </w:r>
       <w:r>
         <w:t>me</w:t>
@@ -12370,7 +12459,7 @@
       <w:pPr>
         <w:pStyle w:val="Nadpis3"/>
       </w:pPr>
-      <w:bookmarkStart w:id="34" w:name="_Toc221138449"/>
+      <w:bookmarkStart w:id="34" w:name="_Toc221484231"/>
       <w:r>
         <w:t>Správa dát</w:t>
       </w:r>
@@ -12421,13 +12510,11 @@
       </w:r>
       <w:proofErr w:type="spellEnd"/>
       <w:r>
-        <w:t xml:space="preserve"> a vracajú dáta, </w:t>
-      </w:r>
-      <w:proofErr w:type="spellStart"/>
-      <w:r>
-        <w:t>ktore</w:t>
-      </w:r>
-      <w:proofErr w:type="spellEnd"/>
+        <w:t xml:space="preserve"> a vracajú dáta, ktor</w:t>
+      </w:r>
+      <w:r>
+        <w:t>é</w:t>
+      </w:r>
       <w:r>
         <w:t xml:space="preserve"> získali z </w:t>
       </w:r>
@@ -12509,19 +12596,20 @@
         <w:t>, keď sa zmení obsah na serveri</w:t>
       </w:r>
       <w:r>
-        <w:t xml:space="preserve">, čo znamená, že dáta </w:t>
-      </w:r>
-      <w:proofErr w:type="spellStart"/>
-      <w:r>
-        <w:t>budu</w:t>
-      </w:r>
-      <w:proofErr w:type="spellEnd"/>
+        <w:t>, čo znamená, že dáta bud</w:t>
+      </w:r>
+      <w:r>
+        <w:t>ú</w:t>
+      </w:r>
       <w:r>
         <w:t xml:space="preserve"> taktiež </w:t>
       </w:r>
       <w:proofErr w:type="spellStart"/>
       <w:r>
-        <w:t>refetchnute</w:t>
+        <w:t>refetchnut</w:t>
+      </w:r>
+      <w:r>
+        <w:t>é</w:t>
       </w:r>
       <w:proofErr w:type="spellEnd"/>
       <w:r>
@@ -12541,6 +12629,9 @@
         <w:t>backend</w:t>
       </w:r>
       <w:proofErr w:type="spellEnd"/>
+      <w:r>
+        <w:t>,</w:t>
+      </w:r>
       <w:r>
         <w:t xml:space="preserve"> čo</w:t>
       </w:r>
@@ -12565,7 +12656,7 @@
       <w:pPr>
         <w:pStyle w:val="Nadpis3"/>
       </w:pPr>
-      <w:bookmarkStart w:id="35" w:name="_Toc221138450"/>
+      <w:bookmarkStart w:id="35" w:name="_Toc221484232"/>
       <w:r>
         <w:t>Autentifikácia a autorizácia</w:t>
       </w:r>
@@ -12635,10 +12726,10 @@
       </w:r>
       <w:proofErr w:type="spellEnd"/>
       <w:r>
-        <w:t xml:space="preserve"> tokenu získať nové tokeny. V prípade úspechu vie používateľ normálne pokračovať vo využívan</w:t>
-      </w:r>
-      <w:r>
-        <w:t>é</w:t>
+        <w:t xml:space="preserve"> tokenu získať nové tokeny. V prípade úspechu vie používateľ normálne pokračovať vo využíva</w:t>
+      </w:r>
+      <w:r>
+        <w:t>ní</w:t>
       </w:r>
       <w:r>
         <w:t xml:space="preserve"> aplikácie, zatiaľ čo v opačnom prípade bude odhlásený a presmerovaný na stránku s </w:t>
@@ -12661,7 +12752,7 @@
       <w:pPr>
         <w:pStyle w:val="Nadpis3"/>
       </w:pPr>
-      <w:bookmarkStart w:id="36" w:name="_Toc221138451"/>
+      <w:bookmarkStart w:id="36" w:name="_Toc221484233"/>
       <w:r>
         <w:t>Typová bezpečnosť</w:t>
       </w:r>
@@ -12716,7 +12807,7 @@
       <w:pPr>
         <w:pStyle w:val="Nadpis1"/>
       </w:pPr>
-      <w:bookmarkStart w:id="37" w:name="_Toc221138452"/>
+      <w:bookmarkStart w:id="37" w:name="_Toc221484234"/>
       <w:proofErr w:type="spellStart"/>
       <w:r>
         <w:lastRenderedPageBreak/>
@@ -12769,15 +12860,16 @@
         <w:t xml:space="preserve">.  </w:t>
       </w:r>
       <w:r>
-        <w:t xml:space="preserve">Zároveň bude pre túto aplikáciu </w:t>
-      </w:r>
-      <w:proofErr w:type="spellStart"/>
-      <w:r>
-        <w:t>zakúpena</w:t>
-      </w:r>
-      <w:proofErr w:type="spellEnd"/>
+        <w:t>Zároveň bude pre túto aplikáciu zakúpen</w:t>
+      </w:r>
+      <w:r>
+        <w:t>á</w:t>
+      </w:r>
       <w:r>
         <w:t xml:space="preserve"> aj doména, ktorá zabezpečí jednoduchý prístup používateľov na web</w:t>
+      </w:r>
+      <w:r>
+        <w:t>.</w:t>
       </w:r>
     </w:p>
     <w:p>
@@ -12805,7 +12897,7 @@
           <w:szCs w:val="32"/>
         </w:rPr>
       </w:pPr>
-      <w:bookmarkStart w:id="38" w:name="_Toc221138453"/>
+      <w:bookmarkStart w:id="38" w:name="_Toc221484235"/>
       <w:r>
         <w:rPr>
           <w:smallCaps w:val="0"/>
@@ -12814,7 +12906,7 @@
         <w:lastRenderedPageBreak/>
         <w:t>Záver</w:t>
       </w:r>
-      <w:bookmarkEnd w:id="7"/>
+      <w:bookmarkEnd w:id="6"/>
       <w:bookmarkEnd w:id="38"/>
     </w:p>
     <w:p>
@@ -12829,7 +12921,19 @@
         <w:rPr>
           <w:szCs w:val="24"/>
         </w:rPr>
-        <w:t>Cieľom tohto projektu bolo vytvoriť online testovací modul, ktorý by pomohol maturantom lepšie sa pripraviť na maturitnú skúšku. Počas práce sa podarilo navrhnúť a vytvoriť funkčný systém, ktorý umožňuje riešenie testov, zobrazenie správnych odpovedí a sledovanie úspešnosti používateľa. Stanovené ciele práce boli splnené.</w:t>
+        <w:t>Cieľom tohto projektu bolo vytvoriť online testovací modul, ktorý by pomohol maturantom lepšie sa pripraviť na maturitnú skúšku. Počas práce sa</w:t>
+      </w:r>
+      <w:r>
+        <w:rPr>
+          <w:szCs w:val="24"/>
+        </w:rPr>
+        <w:t xml:space="preserve"> mi</w:t>
+      </w:r>
+      <w:r>
+        <w:rPr>
+          <w:szCs w:val="24"/>
+        </w:rPr>
+        <w:t xml:space="preserve"> podarilo navrhnúť a vytvoriť funkčný systém, ktorý umožňuje riešenie testov, zobrazenie správnych odpovedí a sledovanie úspešnosti používateľa. Stanovené ciele práce boli splnené.</w:t>
       </w:r>
     </w:p>
     <w:p>
@@ -12884,7 +12988,7 @@
         <w:rPr>
           <w:szCs w:val="24"/>
         </w:rPr>
-        <w:t>i</w:t>
+        <w:t>í</w:t>
       </w:r>
       <w:r>
         <w:rPr>
@@ -13256,11 +13360,6 @@
       </w:hyperlink>
     </w:p>
     <w:p>
-      <w:pPr>
-        <w:rPr>
-          <w:rStyle w:val="Zvraznenodkaz"/>
-        </w:rPr>
-      </w:pPr>
       <w:hyperlink r:id="rId28" w:history="1">
         <w:r>
           <w:rPr>
@@ -13269,6 +13368,19 @@
           <w:t>https://www.youtube.com/@MilanJovanovicTech</w:t>
         </w:r>
       </w:hyperlink>
+    </w:p>
+    <w:p>
+      <w:pPr>
+        <w:rPr>
+          <w:rStyle w:val="Zvraznenodkaz"/>
+        </w:rPr>
+      </w:pPr>
+      <w:r>
+        <w:rPr>
+          <w:rStyle w:val="Zvraznenodkaz"/>
+        </w:rPr>
+        <w:t>https://www.youtube.com/watch?v=GTgBh9ALW5g&amp;list=PL3InzUXlS85Nd9BmNl1XrwEd8TPJlSqdq</w:t>
+      </w:r>
     </w:p>
     <w:p>
       <w:pPr>
@@ -13311,7 +13423,118 @@
         </w:sectPr>
       </w:pPr>
     </w:p>
-    <w:bookmarkEnd w:id="39"/>
+    <w:p>
+      <w:pPr>
+        <w:rPr>
+          <w:rFonts w:ascii="Times New Roman" w:hAnsi="Times New Roman" w:cs="Times New Roman"/>
+          <w:b/>
+          <w:bCs/>
+          <w:smallCaps/>
+          <w:color w:val="FF0000"/>
+          <w:sz w:val="32"/>
+          <w:szCs w:val="32"/>
+        </w:rPr>
+      </w:pPr>
+      <w:bookmarkStart w:id="40" w:name="_Toc740436385"/>
+      <w:bookmarkStart w:id="41" w:name="_Toc221484236"/>
+      <w:bookmarkEnd w:id="39"/>
+      <w:r>
+        <w:rPr>
+          <w:rStyle w:val="Nadpis1Char"/>
+          <w:rFonts w:eastAsiaTheme="minorEastAsia"/>
+          <w:smallCaps w:val="0"/>
+          <w:szCs w:val="32"/>
+        </w:rPr>
+        <w:lastRenderedPageBreak/>
+        <w:t>Príloha</w:t>
+      </w:r>
+      <w:bookmarkEnd w:id="40"/>
+      <w:r>
+        <w:rPr>
+          <w:rStyle w:val="Nadpis1Char"/>
+          <w:rFonts w:eastAsiaTheme="minorEastAsia"/>
+          <w:smallCaps w:val="0"/>
+          <w:szCs w:val="32"/>
+        </w:rPr>
+        <w:t xml:space="preserve"> A</w:t>
+      </w:r>
+      <w:bookmarkEnd w:id="41"/>
+    </w:p>
+    <w:p>
+      <w:pPr>
+        <w:spacing w:line="360" w:lineRule="auto"/>
+        <w:jc w:val="both"/>
+        <w:rPr>
+          <w:rFonts w:ascii="Times New Roman" w:hAnsi="Times New Roman" w:cs="Times New Roman"/>
+          <w:sz w:val="24"/>
+          <w:szCs w:val="24"/>
+        </w:rPr>
+      </w:pPr>
+      <w:proofErr w:type="spellStart"/>
+      <w:r>
+        <w:rPr>
+          <w:rFonts w:ascii="Times New Roman" w:hAnsi="Times New Roman" w:cs="Times New Roman"/>
+          <w:sz w:val="24"/>
+          <w:szCs w:val="24"/>
+        </w:rPr>
+        <w:t>Link</w:t>
+      </w:r>
+      <w:proofErr w:type="spellEnd"/>
+      <w:r>
+        <w:rPr>
+          <w:rFonts w:ascii="Times New Roman" w:hAnsi="Times New Roman" w:cs="Times New Roman"/>
+          <w:sz w:val="24"/>
+          <w:szCs w:val="24"/>
+        </w:rPr>
+        <w:t xml:space="preserve"> na webovú stránku: </w:t>
+      </w:r>
+    </w:p>
+    <w:p>
+      <w:pPr>
+        <w:spacing w:line="360" w:lineRule="auto"/>
+        <w:rPr>
+          <w:rFonts w:ascii="Times New Roman" w:hAnsi="Times New Roman" w:cs="Times New Roman"/>
+          <w:sz w:val="24"/>
+          <w:szCs w:val="24"/>
+        </w:rPr>
+      </w:pPr>
+      <w:proofErr w:type="spellStart"/>
+      <w:r>
+        <w:rPr>
+          <w:rFonts w:ascii="Times New Roman" w:hAnsi="Times New Roman" w:cs="Times New Roman"/>
+          <w:sz w:val="24"/>
+          <w:szCs w:val="24"/>
+        </w:rPr>
+        <w:t>Link</w:t>
+      </w:r>
+      <w:proofErr w:type="spellEnd"/>
+      <w:r>
+        <w:rPr>
+          <w:rFonts w:ascii="Times New Roman" w:hAnsi="Times New Roman" w:cs="Times New Roman"/>
+          <w:sz w:val="24"/>
+          <w:szCs w:val="24"/>
+        </w:rPr>
+        <w:t xml:space="preserve"> na </w:t>
+      </w:r>
+      <w:proofErr w:type="spellStart"/>
+      <w:r>
+        <w:rPr>
+          <w:rFonts w:ascii="Times New Roman" w:hAnsi="Times New Roman" w:cs="Times New Roman"/>
+          <w:sz w:val="24"/>
+          <w:szCs w:val="24"/>
+        </w:rPr>
+        <w:t>zip</w:t>
+      </w:r>
+      <w:proofErr w:type="spellEnd"/>
+      <w:r>
+        <w:rPr>
+          <w:rFonts w:ascii="Times New Roman" w:hAnsi="Times New Roman" w:cs="Times New Roman"/>
+          <w:sz w:val="24"/>
+          <w:szCs w:val="24"/>
+        </w:rPr>
+        <w:t xml:space="preserve"> súbor stránky: </w:t>
+      </w:r>
+    </w:p>
     <w:p>
       <w:pPr>
         <w:rPr>
@@ -16314,6 +16537,7 @@
     <w:rsidRoot w:val="00CB7C87"/>
     <w:rsid w:val="000535E3"/>
     <w:rsid w:val="00062512"/>
+    <w:rsid w:val="000C6879"/>
     <w:rsid w:val="001104D2"/>
     <w:rsid w:val="00126386"/>
     <w:rsid w:val="00132643"/>
@@ -16324,9 +16548,11 @@
     <w:rsid w:val="00290AFA"/>
     <w:rsid w:val="002D4FA2"/>
     <w:rsid w:val="003A4202"/>
+    <w:rsid w:val="003D27D9"/>
     <w:rsid w:val="003E0B0D"/>
     <w:rsid w:val="00426D1C"/>
     <w:rsid w:val="00445D05"/>
+    <w:rsid w:val="0049215E"/>
     <w:rsid w:val="004C27AD"/>
     <w:rsid w:val="004D41D5"/>
     <w:rsid w:val="004E1BE9"/>
@@ -16339,6 +16565,7 @@
     <w:rsid w:val="007E0306"/>
     <w:rsid w:val="007E75EE"/>
     <w:rsid w:val="00837545"/>
+    <w:rsid w:val="008B05CD"/>
     <w:rsid w:val="00923045"/>
     <w:rsid w:val="00937A59"/>
     <w:rsid w:val="009B2ADC"/>
@@ -16363,9 +16590,11 @@
     <w:rsid w:val="00E67C3A"/>
     <w:rsid w:val="00F1144D"/>
     <w:rsid w:val="00F261A4"/>
+    <w:rsid w:val="00F50BEB"/>
     <w:rsid w:val="00F824E6"/>
     <w:rsid w:val="00F82DE1"/>
     <w:rsid w:val="00FA7309"/>
+    <w:rsid w:val="00FB5160"/>
   </w:rsids>
   <m:mathPr>
     <m:mathFont m:val="Cambria Math"/>

--- a/dokumentacia/Dokumentácia k maturitnému projektu - Online testovací modul pre maturantov, Matúš Čiernik.docx
+++ b/dokumentacia/Dokumentácia k maturitnému projektu - Online testovací modul pre maturantov, Matúš Čiernik.docx
@@ -9035,13 +9035,13 @@
       <w:pPr>
         <w:pStyle w:val="Nadpis1"/>
       </w:pPr>
-      <w:bookmarkStart w:id="6" w:name="_Toc382839396"/>
-      <w:bookmarkStart w:id="7" w:name="_Toc221484204"/>
+      <w:bookmarkStart w:id="6" w:name="_Toc221484204"/>
+      <w:bookmarkStart w:id="7" w:name="_Toc382839396"/>
       <w:r>
         <w:lastRenderedPageBreak/>
         <w:t>Použité technológie</w:t>
       </w:r>
-      <w:bookmarkEnd w:id="7"/>
+      <w:bookmarkEnd w:id="6"/>
     </w:p>
     <w:p>
       <w:pPr>
@@ -12906,7 +12906,7 @@
         <w:lastRenderedPageBreak/>
         <w:t>Záver</w:t>
       </w:r>
-      <w:bookmarkEnd w:id="6"/>
+      <w:bookmarkEnd w:id="7"/>
       <w:bookmarkEnd w:id="38"/>
     </w:p>
     <w:p>
@@ -13488,51 +13488,69 @@
         </w:rPr>
         <w:t xml:space="preserve"> na webovú stránku: </w:t>
       </w:r>
-    </w:p>
-    <w:p>
-      <w:pPr>
-        <w:spacing w:line="360" w:lineRule="auto"/>
+      <w:proofErr w:type="spellStart"/>
+      <w:r>
         <w:rPr>
           <w:rFonts w:ascii="Times New Roman" w:hAnsi="Times New Roman" w:cs="Times New Roman"/>
           <w:sz w:val="24"/>
           <w:szCs w:val="24"/>
         </w:rPr>
-      </w:pPr>
-      <w:proofErr w:type="spellStart"/>
-      <w:r>
+        <w:t>otestujsa.site</w:t>
+      </w:r>
+      <w:proofErr w:type="spellEnd"/>
+    </w:p>
+    <w:p>
+      <w:pPr>
+        <w:spacing w:line="360" w:lineRule="auto"/>
         <w:rPr>
           <w:rFonts w:ascii="Times New Roman" w:hAnsi="Times New Roman" w:cs="Times New Roman"/>
           <w:sz w:val="24"/>
           <w:szCs w:val="24"/>
         </w:rPr>
-        <w:t>Link</w:t>
-      </w:r>
-      <w:proofErr w:type="spellEnd"/>
+      </w:pPr>
+      <w:proofErr w:type="spellStart"/>
       <w:r>
         <w:rPr>
           <w:rFonts w:ascii="Times New Roman" w:hAnsi="Times New Roman" w:cs="Times New Roman"/>
           <w:sz w:val="24"/>
           <w:szCs w:val="24"/>
         </w:rPr>
-        <w:t xml:space="preserve"> na </w:t>
-      </w:r>
-      <w:proofErr w:type="spellStart"/>
+        <w:t>Link</w:t>
+      </w:r>
+      <w:proofErr w:type="spellEnd"/>
       <w:r>
         <w:rPr>
           <w:rFonts w:ascii="Times New Roman" w:hAnsi="Times New Roman" w:cs="Times New Roman"/>
           <w:sz w:val="24"/>
           <w:szCs w:val="24"/>
         </w:rPr>
-        <w:t>zip</w:t>
-      </w:r>
-      <w:proofErr w:type="spellEnd"/>
+        <w:t xml:space="preserve"> na </w:t>
+      </w:r>
+      <w:proofErr w:type="spellStart"/>
       <w:r>
         <w:rPr>
           <w:rFonts w:ascii="Times New Roman" w:hAnsi="Times New Roman" w:cs="Times New Roman"/>
           <w:sz w:val="24"/>
           <w:szCs w:val="24"/>
         </w:rPr>
+        <w:t>zip</w:t>
+      </w:r>
+      <w:proofErr w:type="spellEnd"/>
+      <w:r>
+        <w:rPr>
+          <w:rFonts w:ascii="Times New Roman" w:hAnsi="Times New Roman" w:cs="Times New Roman"/>
+          <w:sz w:val="24"/>
+          <w:szCs w:val="24"/>
+        </w:rPr>
         <w:t xml:space="preserve"> súbor stránky: </w:t>
+      </w:r>
+      <w:r>
+        <w:rPr>
+          <w:rFonts w:ascii="Times New Roman" w:hAnsi="Times New Roman" w:cs="Times New Roman"/>
+          <w:sz w:val="24"/>
+          <w:szCs w:val="24"/>
+        </w:rPr>
+        <w:t>https://www.mediafire.com/file/7qtguhi2b5lt0ou/Matúš+Čiernik.zip/file</w:t>
       </w:r>
     </w:p>
     <w:p>
@@ -15420,7 +15438,6 @@
   <w:style w:type="character" w:default="1" w:styleId="Predvolenpsmoodseku">
     <w:name w:val="Default Paragraph Font"/>
     <w:uiPriority w:val="1"/>
-    <w:semiHidden/>
     <w:unhideWhenUsed/>
   </w:style>
   <w:style w:type="table" w:default="1" w:styleId="Normlnatabuka">
@@ -16576,6 +16593,7 @@
     <w:rsid w:val="00BE05E0"/>
     <w:rsid w:val="00BE5613"/>
     <w:rsid w:val="00C13BF0"/>
+    <w:rsid w:val="00C52E6C"/>
     <w:rsid w:val="00C53C67"/>
     <w:rsid w:val="00C9611B"/>
     <w:rsid w:val="00CB6EBA"/>
@@ -16587,6 +16605,7 @@
     <w:rsid w:val="00D67AE0"/>
     <w:rsid w:val="00D70661"/>
     <w:rsid w:val="00DA51F9"/>
+    <w:rsid w:val="00E022CA"/>
     <w:rsid w:val="00E67C3A"/>
     <w:rsid w:val="00F1144D"/>
     <w:rsid w:val="00F261A4"/>

--- a/dokumentacia/Dokumentácia k maturitnému projektu - Online testovací modul pre maturantov, Matúš Čiernik.docx
+++ b/dokumentacia/Dokumentácia k maturitnému projektu - Online testovací modul pre maturantov, Matúš Čiernik.docx
@@ -467,6 +467,7 @@
         <w:t xml:space="preserve"> 133/1, 027 44 Tvrdošín</w:t>
       </w:r>
     </w:p>
+    <w:p/>
     <w:p/>
     <w:p/>
     <w:p/>
@@ -892,23 +893,6 @@
         </w:rPr>
         <w:tab/>
       </w:r>
-    </w:p>
-    <w:p>
-      <w:pPr>
-        <w:rPr>
-          <w:lang w:eastAsia="sk-SK"/>
-        </w:rPr>
-      </w:pPr>
-    </w:p>
-    <w:p>
-      <w:pPr>
-        <w:rPr>
-          <w:rFonts w:ascii="Times New Roman" w:eastAsia="Times New Roman" w:hAnsi="Times New Roman" w:cs="Times New Roman"/>
-          <w:b/>
-          <w:szCs w:val="20"/>
-          <w:lang w:eastAsia="cs-CZ"/>
-        </w:rPr>
-      </w:pPr>
       <w:r>
         <w:rPr>
           <w:rFonts w:ascii="Times New Roman" w:eastAsia="Times New Roman" w:hAnsi="Times New Roman" w:cs="Times New Roman"/>
@@ -2106,12 +2090,9 @@
           <w:lang w:eastAsia="cs-CZ"/>
         </w:rPr>
         <w:sectPr>
-          <w:headerReference w:type="even" r:id="rId10"/>
-          <w:headerReference w:type="default" r:id="rId11"/>
-          <w:footerReference w:type="even" r:id="rId12"/>
-          <w:footerReference w:type="default" r:id="rId13"/>
-          <w:headerReference w:type="first" r:id="rId14"/>
-          <w:footerReference w:type="first" r:id="rId15"/>
+          <w:headerReference w:type="default" r:id="rId10"/>
+          <w:footerReference w:type="default" r:id="rId11"/>
+          <w:footerReference w:type="first" r:id="rId12"/>
           <w:type w:val="continuous"/>
           <w:pgSz w:w="11906" w:h="16838"/>
           <w:pgMar w:top="1418" w:right="1418" w:bottom="1418" w:left="1985" w:header="709" w:footer="709" w:gutter="0"/>
@@ -2209,11 +2190,20 @@
         </w:sdtPr>
         <w:sdtContent>
           <w:r>
-            <w:t xml:space="preserve"> Mgr. Martin </w:t>
+            <w:t xml:space="preserve"> Mgr. Martin</w:t>
+          </w:r>
+          <w:r>
+            <w:t>a</w:t>
+          </w:r>
+          <w:r>
+            <w:t xml:space="preserve"> </w:t>
           </w:r>
           <w:proofErr w:type="spellStart"/>
           <w:r>
             <w:t>Ovšák</w:t>
+          </w:r>
+          <w:r>
+            <w:t>a</w:t>
           </w:r>
           <w:proofErr w:type="spellEnd"/>
         </w:sdtContent>
@@ -2314,7 +2304,7 @@
           <w:alias w:val="Dátum"/>
           <w:tag w:val="Dátum"/>
           <w:id w:val="467856861"/>
-          <w:date w:fullDate="2026-02-08T00:00:00Z">
+          <w:date w:fullDate="2026-02-09T00:00:00Z">
             <w:dateFormat w:val="d. M. yyyy"/>
             <w:lid w:val="sk-SK"/>
             <w:storeMappedDataAs w:val="dateTime"/>
@@ -2329,7 +2319,16 @@
               <w:sz w:val="24"/>
               <w:szCs w:val="24"/>
             </w:rPr>
-            <w:t>8. 2. 2026</w:t>
+            <w:t>9</w:t>
+          </w:r>
+          <w:r>
+            <w:rPr>
+              <w:rFonts w:ascii="Times New Roman" w:hAnsi="Times New Roman" w:cs="Times New Roman"/>
+              <w:color w:val="808080" w:themeColor="background1" w:themeShade="80"/>
+              <w:sz w:val="24"/>
+              <w:szCs w:val="24"/>
+            </w:rPr>
+            <w:t>. 2. 2026</w:t>
           </w:r>
         </w:sdtContent>
       </w:sdt>
@@ -2421,82 +2420,53 @@
       <w:pPr>
         <w:pStyle w:val="TEXT"/>
         <w:ind w:firstLine="0"/>
-        <w:rPr>
-          <w:sz w:val="32"/>
-          <w:szCs w:val="32"/>
-        </w:rPr>
-      </w:pPr>
-      <w:r>
-        <w:rPr>
-          <w:sz w:val="32"/>
-          <w:szCs w:val="32"/>
-        </w:rPr>
+      </w:pPr>
+      <w:r>
         <w:t>ČIERNIK</w:t>
       </w:r>
       <w:r>
-        <w:rPr>
-          <w:sz w:val="32"/>
-          <w:szCs w:val="32"/>
-        </w:rPr>
         <w:t>, M</w:t>
       </w:r>
       <w:r>
-        <w:rPr>
-          <w:sz w:val="32"/>
-          <w:szCs w:val="32"/>
-        </w:rPr>
         <w:t>atúš</w:t>
       </w:r>
       <w:r>
-        <w:rPr>
-          <w:sz w:val="32"/>
-          <w:szCs w:val="32"/>
-        </w:rPr>
         <w:t xml:space="preserve">: </w:t>
       </w:r>
       <w:r>
-        <w:rPr>
-          <w:sz w:val="32"/>
-          <w:szCs w:val="32"/>
-        </w:rPr>
         <w:t>Online testovací modul pre maturantov</w:t>
       </w:r>
       <w:r>
-        <w:rPr>
-          <w:sz w:val="32"/>
-          <w:szCs w:val="32"/>
-        </w:rPr>
         <w:t xml:space="preserve">. Stredná priemyselná škola informačných technológií Ignáca </w:t>
       </w:r>
       <w:proofErr w:type="spellStart"/>
       <w:r>
-        <w:rPr>
-          <w:sz w:val="32"/>
-          <w:szCs w:val="32"/>
-        </w:rPr>
         <w:t>Gessaya</w:t>
       </w:r>
       <w:proofErr w:type="spellEnd"/>
       <w:r>
-        <w:rPr>
-          <w:sz w:val="32"/>
-          <w:szCs w:val="32"/>
-        </w:rPr>
         <w:t>, Tvrdošín: 202</w:t>
       </w:r>
       <w:r>
-        <w:rPr>
-          <w:sz w:val="32"/>
-          <w:szCs w:val="32"/>
-        </w:rPr>
         <w:t>6</w:t>
       </w:r>
       <w:r>
-        <w:rPr>
-          <w:sz w:val="32"/>
-          <w:szCs w:val="32"/>
-        </w:rPr>
-        <w:t>. Počet strán, počet znakov.</w:t>
+        <w:t>. Počet strán</w:t>
+      </w:r>
+      <w:r>
+        <w:t>: 18</w:t>
+      </w:r>
+      <w:r>
+        <w:t>, počet znakov</w:t>
+      </w:r>
+      <w:r>
+        <w:t xml:space="preserve">: </w:t>
+      </w:r>
+      <w:r>
+        <w:t>24 194</w:t>
+      </w:r>
+      <w:r>
+        <w:t>.</w:t>
       </w:r>
     </w:p>
     <w:p>
@@ -2504,8 +2474,8 @@
         <w:rPr>
           <w:rFonts w:ascii="Times New Roman" w:hAnsi="Times New Roman" w:cs="Times New Roman"/>
           <w:color w:val="C00000"/>
-          <w:sz w:val="32"/>
-          <w:szCs w:val="32"/>
+          <w:sz w:val="24"/>
+          <w:szCs w:val="24"/>
         </w:rPr>
       </w:pPr>
     </w:p>
@@ -2514,14 +2484,16 @@
         <w:jc w:val="both"/>
         <w:rPr>
           <w:color w:val="C00000"/>
+          <w:sz w:val="24"/>
+          <w:szCs w:val="24"/>
         </w:rPr>
       </w:pPr>
       <w:r>
         <w:rPr>
           <w:rFonts w:ascii="Times New Roman" w:hAnsi="Times New Roman" w:cs="Times New Roman"/>
           <w:color w:val="000000" w:themeColor="text1"/>
-          <w:sz w:val="32"/>
-          <w:szCs w:val="32"/>
+          <w:sz w:val="24"/>
+          <w:szCs w:val="24"/>
         </w:rPr>
         <w:t xml:space="preserve">Táto práca sa zaoberá </w:t>
       </w:r>
@@ -2529,8 +2501,8 @@
         <w:rPr>
           <w:rFonts w:ascii="Times New Roman" w:hAnsi="Times New Roman" w:cs="Times New Roman"/>
           <w:color w:val="000000" w:themeColor="text1"/>
-          <w:sz w:val="32"/>
-          <w:szCs w:val="32"/>
+          <w:sz w:val="24"/>
+          <w:szCs w:val="24"/>
         </w:rPr>
         <w:t xml:space="preserve">vytvorením </w:t>
       </w:r>
@@ -2538,8 +2510,8 @@
         <w:rPr>
           <w:rFonts w:ascii="Times New Roman" w:hAnsi="Times New Roman" w:cs="Times New Roman"/>
           <w:color w:val="000000" w:themeColor="text1"/>
-          <w:sz w:val="32"/>
-          <w:szCs w:val="32"/>
+          <w:sz w:val="24"/>
+          <w:szCs w:val="24"/>
         </w:rPr>
         <w:t>online testovacieho modulu určeného pre maturantov stredných škôl. Hlavným cieľom projektu je pomôcť študentom pripraviť sa na maturitnú skúšku jednoduchou a prehľadnou formou. Systém umožňuje riešiť testy z rôznych predmetov, zobraziť</w:t>
       </w:r>
@@ -2547,8 +2519,8 @@
         <w:rPr>
           <w:rFonts w:ascii="Times New Roman" w:hAnsi="Times New Roman" w:cs="Times New Roman"/>
           <w:color w:val="000000" w:themeColor="text1"/>
-          <w:sz w:val="32"/>
-          <w:szCs w:val="32"/>
+          <w:sz w:val="24"/>
+          <w:szCs w:val="24"/>
         </w:rPr>
         <w:t xml:space="preserve"> vyhodnotenie testov priamo </w:t>
       </w:r>
@@ -2556,8 +2528,8 @@
         <w:rPr>
           <w:rFonts w:ascii="Times New Roman" w:hAnsi="Times New Roman" w:cs="Times New Roman"/>
           <w:color w:val="000000" w:themeColor="text1"/>
-          <w:sz w:val="32"/>
-          <w:szCs w:val="32"/>
+          <w:sz w:val="24"/>
+          <w:szCs w:val="24"/>
         </w:rPr>
         <w:t>po dokončení a sledovať úspešnosť používateľa. Aplikácia je prístupná z počítača aj mobil</w:t>
       </w:r>
@@ -2565,8 +2537,8 @@
         <w:rPr>
           <w:rFonts w:ascii="Times New Roman" w:hAnsi="Times New Roman" w:cs="Times New Roman"/>
           <w:color w:val="000000" w:themeColor="text1"/>
-          <w:sz w:val="32"/>
-          <w:szCs w:val="32"/>
+          <w:sz w:val="24"/>
+          <w:szCs w:val="24"/>
         </w:rPr>
         <w:t xml:space="preserve">u </w:t>
       </w:r>
@@ -2574,8 +2546,8 @@
         <w:rPr>
           <w:rFonts w:ascii="Times New Roman" w:hAnsi="Times New Roman" w:cs="Times New Roman"/>
           <w:color w:val="000000" w:themeColor="text1"/>
-          <w:sz w:val="32"/>
-          <w:szCs w:val="32"/>
+          <w:sz w:val="24"/>
+          <w:szCs w:val="24"/>
         </w:rPr>
         <w:t>a</w:t>
       </w:r>
@@ -2583,8 +2555,8 @@
         <w:rPr>
           <w:rFonts w:ascii="Times New Roman" w:hAnsi="Times New Roman" w:cs="Times New Roman"/>
           <w:color w:val="000000" w:themeColor="text1"/>
-          <w:sz w:val="32"/>
-          <w:szCs w:val="32"/>
+          <w:sz w:val="24"/>
+          <w:szCs w:val="24"/>
         </w:rPr>
         <w:t> je jednoduchá a intuitívna</w:t>
       </w:r>
@@ -2592,8 +2564,8 @@
         <w:rPr>
           <w:rFonts w:ascii="Times New Roman" w:hAnsi="Times New Roman" w:cs="Times New Roman"/>
           <w:color w:val="000000" w:themeColor="text1"/>
-          <w:sz w:val="32"/>
-          <w:szCs w:val="32"/>
+          <w:sz w:val="24"/>
+          <w:szCs w:val="24"/>
         </w:rPr>
         <w:t>. Projekt reflektuje rastúcu potrebu využívania moderných technológií vo vzdelávaní.</w:t>
       </w:r>
@@ -2695,16 +2667,16 @@
         <w:jc w:val="both"/>
         <w:rPr>
           <w:rFonts w:ascii="Times New Roman" w:eastAsia="Times New Roman" w:hAnsi="Times New Roman" w:cs="Times New Roman"/>
-          <w:sz w:val="32"/>
-          <w:szCs w:val="32"/>
+          <w:sz w:val="24"/>
+          <w:szCs w:val="24"/>
           <w:lang w:eastAsia="sk-SK"/>
         </w:rPr>
       </w:pPr>
       <w:r>
         <w:rPr>
           <w:rFonts w:ascii="Times New Roman" w:eastAsia="Times New Roman" w:hAnsi="Times New Roman" w:cs="Times New Roman"/>
-          <w:sz w:val="32"/>
-          <w:szCs w:val="32"/>
+          <w:sz w:val="24"/>
+          <w:szCs w:val="24"/>
           <w:lang w:eastAsia="sk-SK"/>
         </w:rPr>
         <w:t xml:space="preserve">ČIERNIK, Matúš: Online Test Module </w:t>
@@ -2713,8 +2685,8 @@
       <w:r>
         <w:rPr>
           <w:rFonts w:ascii="Times New Roman" w:eastAsia="Times New Roman" w:hAnsi="Times New Roman" w:cs="Times New Roman"/>
-          <w:sz w:val="32"/>
-          <w:szCs w:val="32"/>
+          <w:sz w:val="24"/>
+          <w:szCs w:val="24"/>
           <w:lang w:eastAsia="sk-SK"/>
         </w:rPr>
         <w:t>for</w:t>
@@ -2723,8 +2695,8 @@
       <w:r>
         <w:rPr>
           <w:rFonts w:ascii="Times New Roman" w:eastAsia="Times New Roman" w:hAnsi="Times New Roman" w:cs="Times New Roman"/>
-          <w:sz w:val="32"/>
-          <w:szCs w:val="32"/>
+          <w:sz w:val="24"/>
+          <w:szCs w:val="24"/>
           <w:lang w:eastAsia="sk-SK"/>
         </w:rPr>
         <w:t xml:space="preserve"> </w:t>
@@ -2733,8 +2705,8 @@
       <w:r>
         <w:rPr>
           <w:rFonts w:ascii="Times New Roman" w:eastAsia="Times New Roman" w:hAnsi="Times New Roman" w:cs="Times New Roman"/>
-          <w:sz w:val="32"/>
-          <w:szCs w:val="32"/>
+          <w:sz w:val="24"/>
+          <w:szCs w:val="24"/>
           <w:lang w:eastAsia="sk-SK"/>
         </w:rPr>
         <w:t>High</w:t>
@@ -2743,8 +2715,8 @@
       <w:r>
         <w:rPr>
           <w:rFonts w:ascii="Times New Roman" w:eastAsia="Times New Roman" w:hAnsi="Times New Roman" w:cs="Times New Roman"/>
-          <w:sz w:val="32"/>
-          <w:szCs w:val="32"/>
+          <w:sz w:val="24"/>
+          <w:szCs w:val="24"/>
           <w:lang w:eastAsia="sk-SK"/>
         </w:rPr>
         <w:t xml:space="preserve"> </w:t>
@@ -2753,8 +2725,8 @@
       <w:r>
         <w:rPr>
           <w:rFonts w:ascii="Times New Roman" w:eastAsia="Times New Roman" w:hAnsi="Times New Roman" w:cs="Times New Roman"/>
-          <w:sz w:val="32"/>
-          <w:szCs w:val="32"/>
+          <w:sz w:val="24"/>
+          <w:szCs w:val="24"/>
           <w:lang w:eastAsia="sk-SK"/>
         </w:rPr>
         <w:t>School</w:t>
@@ -2763,8 +2735,8 @@
       <w:r>
         <w:rPr>
           <w:rFonts w:ascii="Times New Roman" w:eastAsia="Times New Roman" w:hAnsi="Times New Roman" w:cs="Times New Roman"/>
-          <w:sz w:val="32"/>
-          <w:szCs w:val="32"/>
+          <w:sz w:val="24"/>
+          <w:szCs w:val="24"/>
           <w:lang w:eastAsia="sk-SK"/>
         </w:rPr>
         <w:t xml:space="preserve"> </w:t>
@@ -2773,8 +2745,8 @@
       <w:r>
         <w:rPr>
           <w:rFonts w:ascii="Times New Roman" w:eastAsia="Times New Roman" w:hAnsi="Times New Roman" w:cs="Times New Roman"/>
-          <w:sz w:val="32"/>
-          <w:szCs w:val="32"/>
+          <w:sz w:val="24"/>
+          <w:szCs w:val="24"/>
           <w:lang w:eastAsia="sk-SK"/>
         </w:rPr>
         <w:t>Graduates</w:t>
@@ -2783,8 +2755,8 @@
       <w:r>
         <w:rPr>
           <w:rFonts w:ascii="Times New Roman" w:eastAsia="Times New Roman" w:hAnsi="Times New Roman" w:cs="Times New Roman"/>
-          <w:sz w:val="32"/>
-          <w:szCs w:val="32"/>
+          <w:sz w:val="24"/>
+          <w:szCs w:val="24"/>
           <w:lang w:eastAsia="sk-SK"/>
         </w:rPr>
         <w:t xml:space="preserve">. Ignác </w:t>
@@ -2793,8 +2765,8 @@
       <w:r>
         <w:rPr>
           <w:rFonts w:ascii="Times New Roman" w:eastAsia="Times New Roman" w:hAnsi="Times New Roman" w:cs="Times New Roman"/>
-          <w:sz w:val="32"/>
-          <w:szCs w:val="32"/>
+          <w:sz w:val="24"/>
+          <w:szCs w:val="24"/>
           <w:lang w:eastAsia="sk-SK"/>
         </w:rPr>
         <w:t>Gessay</w:t>
@@ -2803,8 +2775,8 @@
       <w:r>
         <w:rPr>
           <w:rFonts w:ascii="Times New Roman" w:eastAsia="Times New Roman" w:hAnsi="Times New Roman" w:cs="Times New Roman"/>
-          <w:sz w:val="32"/>
-          <w:szCs w:val="32"/>
+          <w:sz w:val="24"/>
+          <w:szCs w:val="24"/>
           <w:lang w:eastAsia="sk-SK"/>
         </w:rPr>
         <w:t xml:space="preserve"> </w:t>
@@ -2813,8 +2785,8 @@
       <w:r>
         <w:rPr>
           <w:rFonts w:ascii="Times New Roman" w:eastAsia="Times New Roman" w:hAnsi="Times New Roman" w:cs="Times New Roman"/>
-          <w:sz w:val="32"/>
-          <w:szCs w:val="32"/>
+          <w:sz w:val="24"/>
+          <w:szCs w:val="24"/>
           <w:lang w:eastAsia="sk-SK"/>
         </w:rPr>
         <w:t>Secondary</w:t>
@@ -2823,8 +2795,8 @@
       <w:r>
         <w:rPr>
           <w:rFonts w:ascii="Times New Roman" w:eastAsia="Times New Roman" w:hAnsi="Times New Roman" w:cs="Times New Roman"/>
-          <w:sz w:val="32"/>
-          <w:szCs w:val="32"/>
+          <w:sz w:val="24"/>
+          <w:szCs w:val="24"/>
           <w:lang w:eastAsia="sk-SK"/>
         </w:rPr>
         <w:t xml:space="preserve"> </w:t>
@@ -2833,8 +2805,8 @@
       <w:r>
         <w:rPr>
           <w:rFonts w:ascii="Times New Roman" w:eastAsia="Times New Roman" w:hAnsi="Times New Roman" w:cs="Times New Roman"/>
-          <w:sz w:val="32"/>
-          <w:szCs w:val="32"/>
+          <w:sz w:val="24"/>
+          <w:szCs w:val="24"/>
           <w:lang w:eastAsia="sk-SK"/>
         </w:rPr>
         <w:t>School</w:t>
@@ -2843,8 +2815,8 @@
       <w:r>
         <w:rPr>
           <w:rFonts w:ascii="Times New Roman" w:eastAsia="Times New Roman" w:hAnsi="Times New Roman" w:cs="Times New Roman"/>
-          <w:sz w:val="32"/>
-          <w:szCs w:val="32"/>
+          <w:sz w:val="24"/>
+          <w:szCs w:val="24"/>
           <w:lang w:eastAsia="sk-SK"/>
         </w:rPr>
         <w:t xml:space="preserve"> of </w:t>
@@ -2853,8 +2825,8 @@
       <w:r>
         <w:rPr>
           <w:rFonts w:ascii="Times New Roman" w:eastAsia="Times New Roman" w:hAnsi="Times New Roman" w:cs="Times New Roman"/>
-          <w:sz w:val="32"/>
-          <w:szCs w:val="32"/>
+          <w:sz w:val="24"/>
+          <w:szCs w:val="24"/>
           <w:lang w:eastAsia="sk-SK"/>
         </w:rPr>
         <w:t>Information</w:t>
@@ -2863,8 +2835,8 @@
       <w:r>
         <w:rPr>
           <w:rFonts w:ascii="Times New Roman" w:eastAsia="Times New Roman" w:hAnsi="Times New Roman" w:cs="Times New Roman"/>
-          <w:sz w:val="32"/>
-          <w:szCs w:val="32"/>
+          <w:sz w:val="24"/>
+          <w:szCs w:val="24"/>
           <w:lang w:eastAsia="sk-SK"/>
         </w:rPr>
         <w:t xml:space="preserve"> </w:t>
@@ -2873,8 +2845,8 @@
       <w:r>
         <w:rPr>
           <w:rFonts w:ascii="Times New Roman" w:eastAsia="Times New Roman" w:hAnsi="Times New Roman" w:cs="Times New Roman"/>
-          <w:sz w:val="32"/>
-          <w:szCs w:val="32"/>
+          <w:sz w:val="24"/>
+          <w:szCs w:val="24"/>
           <w:lang w:eastAsia="sk-SK"/>
         </w:rPr>
         <w:t>Technology</w:t>
@@ -2883,8 +2855,8 @@
       <w:r>
         <w:rPr>
           <w:rFonts w:ascii="Times New Roman" w:eastAsia="Times New Roman" w:hAnsi="Times New Roman" w:cs="Times New Roman"/>
-          <w:sz w:val="32"/>
-          <w:szCs w:val="32"/>
+          <w:sz w:val="24"/>
+          <w:szCs w:val="24"/>
           <w:lang w:eastAsia="sk-SK"/>
         </w:rPr>
         <w:t>, Tvrdošín: 202</w:t>
@@ -2892,8 +2864,8 @@
       <w:r>
         <w:rPr>
           <w:rFonts w:ascii="Times New Roman" w:eastAsia="Times New Roman" w:hAnsi="Times New Roman" w:cs="Times New Roman"/>
-          <w:sz w:val="32"/>
-          <w:szCs w:val="32"/>
+          <w:sz w:val="24"/>
+          <w:szCs w:val="24"/>
           <w:lang w:eastAsia="sk-SK"/>
         </w:rPr>
         <w:t>6</w:t>
@@ -2901,10 +2873,106 @@
       <w:r>
         <w:rPr>
           <w:rFonts w:ascii="Times New Roman" w:hAnsi="Times New Roman" w:cs="Times New Roman"/>
-          <w:sz w:val="32"/>
-          <w:szCs w:val="32"/>
-        </w:rPr>
-        <w:t>. Počet strán, počet znakov.</w:t>
+          <w:sz w:val="24"/>
+          <w:szCs w:val="24"/>
+        </w:rPr>
+        <w:t xml:space="preserve">. </w:t>
+      </w:r>
+      <w:proofErr w:type="spellStart"/>
+      <w:r>
+        <w:rPr>
+          <w:rFonts w:ascii="Times New Roman" w:hAnsi="Times New Roman" w:cs="Times New Roman"/>
+          <w:sz w:val="24"/>
+          <w:szCs w:val="24"/>
+        </w:rPr>
+        <w:t>Number</w:t>
+      </w:r>
+      <w:proofErr w:type="spellEnd"/>
+      <w:r>
+        <w:rPr>
+          <w:rFonts w:ascii="Times New Roman" w:hAnsi="Times New Roman" w:cs="Times New Roman"/>
+          <w:sz w:val="24"/>
+          <w:szCs w:val="24"/>
+        </w:rPr>
+        <w:t xml:space="preserve"> of </w:t>
+      </w:r>
+      <w:proofErr w:type="spellStart"/>
+      <w:r>
+        <w:rPr>
+          <w:rFonts w:ascii="Times New Roman" w:hAnsi="Times New Roman" w:cs="Times New Roman"/>
+          <w:sz w:val="24"/>
+          <w:szCs w:val="24"/>
+        </w:rPr>
+        <w:t>pages</w:t>
+      </w:r>
+      <w:proofErr w:type="spellEnd"/>
+      <w:r>
+        <w:rPr>
+          <w:rFonts w:ascii="Times New Roman" w:hAnsi="Times New Roman" w:cs="Times New Roman"/>
+          <w:sz w:val="24"/>
+          <w:szCs w:val="24"/>
+        </w:rPr>
+        <w:t>: 18</w:t>
+      </w:r>
+      <w:r>
+        <w:rPr>
+          <w:rFonts w:ascii="Times New Roman" w:hAnsi="Times New Roman" w:cs="Times New Roman"/>
+          <w:sz w:val="24"/>
+          <w:szCs w:val="24"/>
+        </w:rPr>
+        <w:t xml:space="preserve">, </w:t>
+      </w:r>
+      <w:proofErr w:type="spellStart"/>
+      <w:r>
+        <w:rPr>
+          <w:rFonts w:ascii="Times New Roman" w:hAnsi="Times New Roman" w:cs="Times New Roman"/>
+          <w:sz w:val="24"/>
+          <w:szCs w:val="24"/>
+        </w:rPr>
+        <w:t>number</w:t>
+      </w:r>
+      <w:proofErr w:type="spellEnd"/>
+      <w:r>
+        <w:rPr>
+          <w:rFonts w:ascii="Times New Roman" w:hAnsi="Times New Roman" w:cs="Times New Roman"/>
+          <w:sz w:val="24"/>
+          <w:szCs w:val="24"/>
+        </w:rPr>
+        <w:t xml:space="preserve"> of </w:t>
+      </w:r>
+      <w:proofErr w:type="spellStart"/>
+      <w:r>
+        <w:rPr>
+          <w:rFonts w:ascii="Times New Roman" w:hAnsi="Times New Roman" w:cs="Times New Roman"/>
+          <w:sz w:val="24"/>
+          <w:szCs w:val="24"/>
+        </w:rPr>
+        <w:t>characters</w:t>
+      </w:r>
+      <w:proofErr w:type="spellEnd"/>
+      <w:r>
+        <w:rPr>
+          <w:rFonts w:ascii="Times New Roman" w:hAnsi="Times New Roman" w:cs="Times New Roman"/>
+          <w:sz w:val="24"/>
+          <w:szCs w:val="24"/>
+        </w:rPr>
+        <w:t xml:space="preserve">: </w:t>
+      </w:r>
+      <w:r>
+        <w:rPr>
+          <w:rFonts w:ascii="Times New Roman" w:hAnsi="Times New Roman" w:cs="Times New Roman"/>
+          <w:sz w:val="24"/>
+          <w:szCs w:val="24"/>
+        </w:rPr>
+        <w:t>24 194</w:t>
+      </w:r>
+      <w:r>
+        <w:rPr>
+          <w:rFonts w:ascii="Times New Roman" w:hAnsi="Times New Roman" w:cs="Times New Roman"/>
+          <w:sz w:val="24"/>
+          <w:szCs w:val="24"/>
+        </w:rPr>
+        <w:t>.</w:t>
       </w:r>
     </w:p>
     <w:p>
@@ -2913,8 +2981,8 @@
         <w:rPr>
           <w:rFonts w:ascii="Times New Roman" w:hAnsi="Times New Roman" w:cs="Times New Roman"/>
           <w:color w:val="C00000"/>
-          <w:sz w:val="32"/>
-          <w:szCs w:val="32"/>
+          <w:sz w:val="24"/>
+          <w:szCs w:val="24"/>
         </w:rPr>
       </w:pPr>
     </w:p>
@@ -2924,8 +2992,8 @@
         <w:rPr>
           <w:rFonts w:ascii="Times New Roman" w:hAnsi="Times New Roman" w:cs="Times New Roman"/>
           <w:color w:val="000000" w:themeColor="text1"/>
-          <w:sz w:val="32"/>
-          <w:szCs w:val="32"/>
+          <w:sz w:val="24"/>
+          <w:szCs w:val="24"/>
         </w:rPr>
       </w:pPr>
       <w:proofErr w:type="spellStart"/>
@@ -2933,8 +3001,8 @@
         <w:rPr>
           <w:rFonts w:ascii="Times New Roman" w:hAnsi="Times New Roman" w:cs="Times New Roman"/>
           <w:color w:val="000000" w:themeColor="text1"/>
-          <w:sz w:val="32"/>
-          <w:szCs w:val="32"/>
+          <w:sz w:val="24"/>
+          <w:szCs w:val="24"/>
         </w:rPr>
         <w:t>This</w:t>
       </w:r>
@@ -2943,8 +3011,8 @@
         <w:rPr>
           <w:rFonts w:ascii="Times New Roman" w:hAnsi="Times New Roman" w:cs="Times New Roman"/>
           <w:color w:val="000000" w:themeColor="text1"/>
-          <w:sz w:val="32"/>
-          <w:szCs w:val="32"/>
+          <w:sz w:val="24"/>
+          <w:szCs w:val="24"/>
         </w:rPr>
         <w:t xml:space="preserve"> </w:t>
       </w:r>
@@ -2953,8 +3021,8 @@
         <w:rPr>
           <w:rFonts w:ascii="Times New Roman" w:hAnsi="Times New Roman" w:cs="Times New Roman"/>
           <w:color w:val="000000" w:themeColor="text1"/>
-          <w:sz w:val="32"/>
-          <w:szCs w:val="32"/>
+          <w:sz w:val="24"/>
+          <w:szCs w:val="24"/>
         </w:rPr>
         <w:t>thesis</w:t>
       </w:r>
@@ -2963,8 +3031,8 @@
         <w:rPr>
           <w:rFonts w:ascii="Times New Roman" w:hAnsi="Times New Roman" w:cs="Times New Roman"/>
           <w:color w:val="000000" w:themeColor="text1"/>
-          <w:sz w:val="32"/>
-          <w:szCs w:val="32"/>
+          <w:sz w:val="24"/>
+          <w:szCs w:val="24"/>
         </w:rPr>
         <w:t xml:space="preserve"> </w:t>
       </w:r>
@@ -2973,8 +3041,8 @@
         <w:rPr>
           <w:rFonts w:ascii="Times New Roman" w:hAnsi="Times New Roman" w:cs="Times New Roman"/>
           <w:color w:val="000000" w:themeColor="text1"/>
-          <w:sz w:val="32"/>
-          <w:szCs w:val="32"/>
+          <w:sz w:val="24"/>
+          <w:szCs w:val="24"/>
         </w:rPr>
         <w:t>focuses</w:t>
       </w:r>
@@ -2983,8 +3051,8 @@
         <w:rPr>
           <w:rFonts w:ascii="Times New Roman" w:hAnsi="Times New Roman" w:cs="Times New Roman"/>
           <w:color w:val="000000" w:themeColor="text1"/>
-          <w:sz w:val="32"/>
-          <w:szCs w:val="32"/>
+          <w:sz w:val="24"/>
+          <w:szCs w:val="24"/>
         </w:rPr>
         <w:t xml:space="preserve"> on </w:t>
       </w:r>
@@ -2993,8 +3061,8 @@
         <w:rPr>
           <w:rFonts w:ascii="Times New Roman" w:hAnsi="Times New Roman" w:cs="Times New Roman"/>
           <w:color w:val="000000" w:themeColor="text1"/>
-          <w:sz w:val="32"/>
-          <w:szCs w:val="32"/>
+          <w:sz w:val="24"/>
+          <w:szCs w:val="24"/>
         </w:rPr>
         <w:t>the</w:t>
       </w:r>
@@ -3003,8 +3071,8 @@
         <w:rPr>
           <w:rFonts w:ascii="Times New Roman" w:hAnsi="Times New Roman" w:cs="Times New Roman"/>
           <w:color w:val="000000" w:themeColor="text1"/>
-          <w:sz w:val="32"/>
-          <w:szCs w:val="32"/>
+          <w:sz w:val="24"/>
+          <w:szCs w:val="24"/>
         </w:rPr>
         <w:t xml:space="preserve"> </w:t>
       </w:r>
@@ -3013,8 +3081,8 @@
         <w:rPr>
           <w:rFonts w:ascii="Times New Roman" w:hAnsi="Times New Roman" w:cs="Times New Roman"/>
           <w:color w:val="000000" w:themeColor="text1"/>
-          <w:sz w:val="32"/>
-          <w:szCs w:val="32"/>
+          <w:sz w:val="24"/>
+          <w:szCs w:val="24"/>
         </w:rPr>
         <w:t>development</w:t>
       </w:r>
@@ -3023,8 +3091,8 @@
         <w:rPr>
           <w:rFonts w:ascii="Times New Roman" w:hAnsi="Times New Roman" w:cs="Times New Roman"/>
           <w:color w:val="000000" w:themeColor="text1"/>
-          <w:sz w:val="32"/>
-          <w:szCs w:val="32"/>
+          <w:sz w:val="24"/>
+          <w:szCs w:val="24"/>
         </w:rPr>
         <w:t xml:space="preserve"> of </w:t>
       </w:r>
@@ -3033,8 +3101,8 @@
         <w:rPr>
           <w:rFonts w:ascii="Times New Roman" w:hAnsi="Times New Roman" w:cs="Times New Roman"/>
           <w:color w:val="000000" w:themeColor="text1"/>
-          <w:sz w:val="32"/>
-          <w:szCs w:val="32"/>
+          <w:sz w:val="24"/>
+          <w:szCs w:val="24"/>
         </w:rPr>
         <w:t>an</w:t>
       </w:r>
@@ -3043,8 +3111,8 @@
         <w:rPr>
           <w:rFonts w:ascii="Times New Roman" w:hAnsi="Times New Roman" w:cs="Times New Roman"/>
           <w:color w:val="000000" w:themeColor="text1"/>
-          <w:sz w:val="32"/>
-          <w:szCs w:val="32"/>
+          <w:sz w:val="24"/>
+          <w:szCs w:val="24"/>
         </w:rPr>
         <w:t xml:space="preserve"> online </w:t>
       </w:r>
@@ -3053,8 +3121,8 @@
         <w:rPr>
           <w:rFonts w:ascii="Times New Roman" w:hAnsi="Times New Roman" w:cs="Times New Roman"/>
           <w:color w:val="000000" w:themeColor="text1"/>
-          <w:sz w:val="32"/>
-          <w:szCs w:val="32"/>
+          <w:sz w:val="24"/>
+          <w:szCs w:val="24"/>
         </w:rPr>
         <w:t>testing</w:t>
       </w:r>
@@ -3063,8 +3131,8 @@
         <w:rPr>
           <w:rFonts w:ascii="Times New Roman" w:hAnsi="Times New Roman" w:cs="Times New Roman"/>
           <w:color w:val="000000" w:themeColor="text1"/>
-          <w:sz w:val="32"/>
-          <w:szCs w:val="32"/>
+          <w:sz w:val="24"/>
+          <w:szCs w:val="24"/>
         </w:rPr>
         <w:t xml:space="preserve"> module </w:t>
       </w:r>
@@ -3073,8 +3141,8 @@
         <w:rPr>
           <w:rFonts w:ascii="Times New Roman" w:hAnsi="Times New Roman" w:cs="Times New Roman"/>
           <w:color w:val="000000" w:themeColor="text1"/>
-          <w:sz w:val="32"/>
-          <w:szCs w:val="32"/>
+          <w:sz w:val="24"/>
+          <w:szCs w:val="24"/>
         </w:rPr>
         <w:t>intended</w:t>
       </w:r>
@@ -3083,8 +3151,8 @@
         <w:rPr>
           <w:rFonts w:ascii="Times New Roman" w:hAnsi="Times New Roman" w:cs="Times New Roman"/>
           <w:color w:val="000000" w:themeColor="text1"/>
-          <w:sz w:val="32"/>
-          <w:szCs w:val="32"/>
+          <w:sz w:val="24"/>
+          <w:szCs w:val="24"/>
         </w:rPr>
         <w:t xml:space="preserve"> </w:t>
       </w:r>
@@ -3093,8 +3161,8 @@
         <w:rPr>
           <w:rFonts w:ascii="Times New Roman" w:hAnsi="Times New Roman" w:cs="Times New Roman"/>
           <w:color w:val="000000" w:themeColor="text1"/>
-          <w:sz w:val="32"/>
-          <w:szCs w:val="32"/>
+          <w:sz w:val="24"/>
+          <w:szCs w:val="24"/>
         </w:rPr>
         <w:t>for</w:t>
       </w:r>
@@ -3103,8 +3171,8 @@
         <w:rPr>
           <w:rFonts w:ascii="Times New Roman" w:hAnsi="Times New Roman" w:cs="Times New Roman"/>
           <w:color w:val="000000" w:themeColor="text1"/>
-          <w:sz w:val="32"/>
-          <w:szCs w:val="32"/>
+          <w:sz w:val="24"/>
+          <w:szCs w:val="24"/>
         </w:rPr>
         <w:t xml:space="preserve"> </w:t>
       </w:r>
@@ -3113,8 +3181,8 @@
         <w:rPr>
           <w:rFonts w:ascii="Times New Roman" w:hAnsi="Times New Roman" w:cs="Times New Roman"/>
           <w:color w:val="000000" w:themeColor="text1"/>
-          <w:sz w:val="32"/>
-          <w:szCs w:val="32"/>
+          <w:sz w:val="24"/>
+          <w:szCs w:val="24"/>
         </w:rPr>
         <w:t>secondary</w:t>
       </w:r>
@@ -3123,8 +3191,8 @@
         <w:rPr>
           <w:rFonts w:ascii="Times New Roman" w:hAnsi="Times New Roman" w:cs="Times New Roman"/>
           <w:color w:val="000000" w:themeColor="text1"/>
-          <w:sz w:val="32"/>
-          <w:szCs w:val="32"/>
+          <w:sz w:val="24"/>
+          <w:szCs w:val="24"/>
         </w:rPr>
         <w:t xml:space="preserve"> </w:t>
       </w:r>
@@ -3133,8 +3201,8 @@
         <w:rPr>
           <w:rFonts w:ascii="Times New Roman" w:hAnsi="Times New Roman" w:cs="Times New Roman"/>
           <w:color w:val="000000" w:themeColor="text1"/>
-          <w:sz w:val="32"/>
-          <w:szCs w:val="32"/>
+          <w:sz w:val="24"/>
+          <w:szCs w:val="24"/>
         </w:rPr>
         <w:t>school</w:t>
       </w:r>
@@ -3143,8 +3211,8 @@
         <w:rPr>
           <w:rFonts w:ascii="Times New Roman" w:hAnsi="Times New Roman" w:cs="Times New Roman"/>
           <w:color w:val="000000" w:themeColor="text1"/>
-          <w:sz w:val="32"/>
-          <w:szCs w:val="32"/>
+          <w:sz w:val="24"/>
+          <w:szCs w:val="24"/>
         </w:rPr>
         <w:t xml:space="preserve"> </w:t>
       </w:r>
@@ -3153,8 +3221,8 @@
         <w:rPr>
           <w:rFonts w:ascii="Times New Roman" w:hAnsi="Times New Roman" w:cs="Times New Roman"/>
           <w:color w:val="000000" w:themeColor="text1"/>
-          <w:sz w:val="32"/>
-          <w:szCs w:val="32"/>
+          <w:sz w:val="24"/>
+          <w:szCs w:val="24"/>
         </w:rPr>
         <w:t>graduation</w:t>
       </w:r>
@@ -3163,8 +3231,8 @@
         <w:rPr>
           <w:rFonts w:ascii="Times New Roman" w:hAnsi="Times New Roman" w:cs="Times New Roman"/>
           <w:color w:val="000000" w:themeColor="text1"/>
-          <w:sz w:val="32"/>
-          <w:szCs w:val="32"/>
+          <w:sz w:val="24"/>
+          <w:szCs w:val="24"/>
         </w:rPr>
         <w:t xml:space="preserve"> </w:t>
       </w:r>
@@ -3173,8 +3241,8 @@
         <w:rPr>
           <w:rFonts w:ascii="Times New Roman" w:hAnsi="Times New Roman" w:cs="Times New Roman"/>
           <w:color w:val="000000" w:themeColor="text1"/>
-          <w:sz w:val="32"/>
-          <w:szCs w:val="32"/>
+          <w:sz w:val="24"/>
+          <w:szCs w:val="24"/>
         </w:rPr>
         <w:t>students</w:t>
       </w:r>
@@ -3183,8 +3251,8 @@
         <w:rPr>
           <w:rFonts w:ascii="Times New Roman" w:hAnsi="Times New Roman" w:cs="Times New Roman"/>
           <w:color w:val="000000" w:themeColor="text1"/>
-          <w:sz w:val="32"/>
-          <w:szCs w:val="32"/>
+          <w:sz w:val="24"/>
+          <w:szCs w:val="24"/>
         </w:rPr>
         <w:t xml:space="preserve">. </w:t>
       </w:r>
@@ -3193,8 +3261,8 @@
         <w:rPr>
           <w:rFonts w:ascii="Times New Roman" w:hAnsi="Times New Roman" w:cs="Times New Roman"/>
           <w:color w:val="000000" w:themeColor="text1"/>
-          <w:sz w:val="32"/>
-          <w:szCs w:val="32"/>
+          <w:sz w:val="24"/>
+          <w:szCs w:val="24"/>
         </w:rPr>
         <w:t>The</w:t>
       </w:r>
@@ -3203,8 +3271,8 @@
         <w:rPr>
           <w:rFonts w:ascii="Times New Roman" w:hAnsi="Times New Roman" w:cs="Times New Roman"/>
           <w:color w:val="000000" w:themeColor="text1"/>
-          <w:sz w:val="32"/>
-          <w:szCs w:val="32"/>
+          <w:sz w:val="24"/>
+          <w:szCs w:val="24"/>
         </w:rPr>
         <w:t xml:space="preserve"> </w:t>
       </w:r>
@@ -3213,8 +3281,8 @@
         <w:rPr>
           <w:rFonts w:ascii="Times New Roman" w:hAnsi="Times New Roman" w:cs="Times New Roman"/>
           <w:color w:val="000000" w:themeColor="text1"/>
-          <w:sz w:val="32"/>
-          <w:szCs w:val="32"/>
+          <w:sz w:val="24"/>
+          <w:szCs w:val="24"/>
         </w:rPr>
         <w:t>main</w:t>
       </w:r>
@@ -3223,8 +3291,8 @@
         <w:rPr>
           <w:rFonts w:ascii="Times New Roman" w:hAnsi="Times New Roman" w:cs="Times New Roman"/>
           <w:color w:val="000000" w:themeColor="text1"/>
-          <w:sz w:val="32"/>
-          <w:szCs w:val="32"/>
+          <w:sz w:val="24"/>
+          <w:szCs w:val="24"/>
         </w:rPr>
         <w:t xml:space="preserve"> </w:t>
       </w:r>
@@ -3233,8 +3301,8 @@
         <w:rPr>
           <w:rFonts w:ascii="Times New Roman" w:hAnsi="Times New Roman" w:cs="Times New Roman"/>
           <w:color w:val="000000" w:themeColor="text1"/>
-          <w:sz w:val="32"/>
-          <w:szCs w:val="32"/>
+          <w:sz w:val="24"/>
+          <w:szCs w:val="24"/>
         </w:rPr>
         <w:t>goal</w:t>
       </w:r>
@@ -3243,8 +3311,8 @@
         <w:rPr>
           <w:rFonts w:ascii="Times New Roman" w:hAnsi="Times New Roman" w:cs="Times New Roman"/>
           <w:color w:val="000000" w:themeColor="text1"/>
-          <w:sz w:val="32"/>
-          <w:szCs w:val="32"/>
+          <w:sz w:val="24"/>
+          <w:szCs w:val="24"/>
         </w:rPr>
         <w:t xml:space="preserve"> of </w:t>
       </w:r>
@@ -3253,8 +3321,8 @@
         <w:rPr>
           <w:rFonts w:ascii="Times New Roman" w:hAnsi="Times New Roman" w:cs="Times New Roman"/>
           <w:color w:val="000000" w:themeColor="text1"/>
-          <w:sz w:val="32"/>
-          <w:szCs w:val="32"/>
+          <w:sz w:val="24"/>
+          <w:szCs w:val="24"/>
         </w:rPr>
         <w:t>the</w:t>
       </w:r>
@@ -3263,8 +3331,8 @@
         <w:rPr>
           <w:rFonts w:ascii="Times New Roman" w:hAnsi="Times New Roman" w:cs="Times New Roman"/>
           <w:color w:val="000000" w:themeColor="text1"/>
-          <w:sz w:val="32"/>
-          <w:szCs w:val="32"/>
+          <w:sz w:val="24"/>
+          <w:szCs w:val="24"/>
         </w:rPr>
         <w:t xml:space="preserve"> </w:t>
       </w:r>
@@ -3273,8 +3341,8 @@
         <w:rPr>
           <w:rFonts w:ascii="Times New Roman" w:hAnsi="Times New Roman" w:cs="Times New Roman"/>
           <w:color w:val="000000" w:themeColor="text1"/>
-          <w:sz w:val="32"/>
-          <w:szCs w:val="32"/>
+          <w:sz w:val="24"/>
+          <w:szCs w:val="24"/>
         </w:rPr>
         <w:t>project</w:t>
       </w:r>
@@ -3283,8 +3351,8 @@
         <w:rPr>
           <w:rFonts w:ascii="Times New Roman" w:hAnsi="Times New Roman" w:cs="Times New Roman"/>
           <w:color w:val="000000" w:themeColor="text1"/>
-          <w:sz w:val="32"/>
-          <w:szCs w:val="32"/>
+          <w:sz w:val="24"/>
+          <w:szCs w:val="24"/>
         </w:rPr>
         <w:t xml:space="preserve"> </w:t>
       </w:r>
@@ -3293,8 +3361,8 @@
         <w:rPr>
           <w:rFonts w:ascii="Times New Roman" w:hAnsi="Times New Roman" w:cs="Times New Roman"/>
           <w:color w:val="000000" w:themeColor="text1"/>
-          <w:sz w:val="32"/>
-          <w:szCs w:val="32"/>
+          <w:sz w:val="24"/>
+          <w:szCs w:val="24"/>
         </w:rPr>
         <w:t>is</w:t>
       </w:r>
@@ -3303,8 +3371,8 @@
         <w:rPr>
           <w:rFonts w:ascii="Times New Roman" w:hAnsi="Times New Roman" w:cs="Times New Roman"/>
           <w:color w:val="000000" w:themeColor="text1"/>
-          <w:sz w:val="32"/>
-          <w:szCs w:val="32"/>
+          <w:sz w:val="24"/>
+          <w:szCs w:val="24"/>
         </w:rPr>
         <w:t xml:space="preserve"> to </w:t>
       </w:r>
@@ -3313,8 +3381,8 @@
         <w:rPr>
           <w:rFonts w:ascii="Times New Roman" w:hAnsi="Times New Roman" w:cs="Times New Roman"/>
           <w:color w:val="000000" w:themeColor="text1"/>
-          <w:sz w:val="32"/>
-          <w:szCs w:val="32"/>
+          <w:sz w:val="24"/>
+          <w:szCs w:val="24"/>
         </w:rPr>
         <w:t>help</w:t>
       </w:r>
@@ -3323,8 +3391,8 @@
         <w:rPr>
           <w:rFonts w:ascii="Times New Roman" w:hAnsi="Times New Roman" w:cs="Times New Roman"/>
           <w:color w:val="000000" w:themeColor="text1"/>
-          <w:sz w:val="32"/>
-          <w:szCs w:val="32"/>
+          <w:sz w:val="24"/>
+          <w:szCs w:val="24"/>
         </w:rPr>
         <w:t xml:space="preserve"> </w:t>
       </w:r>
@@ -3333,8 +3401,8 @@
         <w:rPr>
           <w:rFonts w:ascii="Times New Roman" w:hAnsi="Times New Roman" w:cs="Times New Roman"/>
           <w:color w:val="000000" w:themeColor="text1"/>
-          <w:sz w:val="32"/>
-          <w:szCs w:val="32"/>
+          <w:sz w:val="24"/>
+          <w:szCs w:val="24"/>
         </w:rPr>
         <w:t>students</w:t>
       </w:r>
@@ -3343,8 +3411,8 @@
         <w:rPr>
           <w:rFonts w:ascii="Times New Roman" w:hAnsi="Times New Roman" w:cs="Times New Roman"/>
           <w:color w:val="000000" w:themeColor="text1"/>
-          <w:sz w:val="32"/>
-          <w:szCs w:val="32"/>
+          <w:sz w:val="24"/>
+          <w:szCs w:val="24"/>
         </w:rPr>
         <w:t xml:space="preserve"> </w:t>
       </w:r>
@@ -3353,8 +3421,8 @@
         <w:rPr>
           <w:rFonts w:ascii="Times New Roman" w:hAnsi="Times New Roman" w:cs="Times New Roman"/>
           <w:color w:val="000000" w:themeColor="text1"/>
-          <w:sz w:val="32"/>
-          <w:szCs w:val="32"/>
+          <w:sz w:val="24"/>
+          <w:szCs w:val="24"/>
         </w:rPr>
         <w:t>prepare</w:t>
       </w:r>
@@ -3363,8 +3431,8 @@
         <w:rPr>
           <w:rFonts w:ascii="Times New Roman" w:hAnsi="Times New Roman" w:cs="Times New Roman"/>
           <w:color w:val="000000" w:themeColor="text1"/>
-          <w:sz w:val="32"/>
-          <w:szCs w:val="32"/>
+          <w:sz w:val="24"/>
+          <w:szCs w:val="24"/>
         </w:rPr>
         <w:t xml:space="preserve"> </w:t>
       </w:r>
@@ -3373,8 +3441,8 @@
         <w:rPr>
           <w:rFonts w:ascii="Times New Roman" w:hAnsi="Times New Roman" w:cs="Times New Roman"/>
           <w:color w:val="000000" w:themeColor="text1"/>
-          <w:sz w:val="32"/>
-          <w:szCs w:val="32"/>
+          <w:sz w:val="24"/>
+          <w:szCs w:val="24"/>
         </w:rPr>
         <w:t>for</w:t>
       </w:r>
@@ -3383,8 +3451,8 @@
         <w:rPr>
           <w:rFonts w:ascii="Times New Roman" w:hAnsi="Times New Roman" w:cs="Times New Roman"/>
           <w:color w:val="000000" w:themeColor="text1"/>
-          <w:sz w:val="32"/>
-          <w:szCs w:val="32"/>
+          <w:sz w:val="24"/>
+          <w:szCs w:val="24"/>
         </w:rPr>
         <w:t xml:space="preserve"> </w:t>
       </w:r>
@@ -3393,8 +3461,8 @@
         <w:rPr>
           <w:rFonts w:ascii="Times New Roman" w:hAnsi="Times New Roman" w:cs="Times New Roman"/>
           <w:color w:val="000000" w:themeColor="text1"/>
-          <w:sz w:val="32"/>
-          <w:szCs w:val="32"/>
+          <w:sz w:val="24"/>
+          <w:szCs w:val="24"/>
         </w:rPr>
         <w:t>the</w:t>
       </w:r>
@@ -3403,8 +3471,8 @@
         <w:rPr>
           <w:rFonts w:ascii="Times New Roman" w:hAnsi="Times New Roman" w:cs="Times New Roman"/>
           <w:color w:val="000000" w:themeColor="text1"/>
-          <w:sz w:val="32"/>
-          <w:szCs w:val="32"/>
+          <w:sz w:val="24"/>
+          <w:szCs w:val="24"/>
         </w:rPr>
         <w:t xml:space="preserve"> </w:t>
       </w:r>
@@ -3413,8 +3481,8 @@
         <w:rPr>
           <w:rFonts w:ascii="Times New Roman" w:hAnsi="Times New Roman" w:cs="Times New Roman"/>
           <w:color w:val="000000" w:themeColor="text1"/>
-          <w:sz w:val="32"/>
-          <w:szCs w:val="32"/>
+          <w:sz w:val="24"/>
+          <w:szCs w:val="24"/>
         </w:rPr>
         <w:t>final</w:t>
       </w:r>
@@ -3423,8 +3491,8 @@
         <w:rPr>
           <w:rFonts w:ascii="Times New Roman" w:hAnsi="Times New Roman" w:cs="Times New Roman"/>
           <w:color w:val="000000" w:themeColor="text1"/>
-          <w:sz w:val="32"/>
-          <w:szCs w:val="32"/>
+          <w:sz w:val="24"/>
+          <w:szCs w:val="24"/>
         </w:rPr>
         <w:t xml:space="preserve"> </w:t>
       </w:r>
@@ -3433,8 +3501,8 @@
         <w:rPr>
           <w:rFonts w:ascii="Times New Roman" w:hAnsi="Times New Roman" w:cs="Times New Roman"/>
           <w:color w:val="000000" w:themeColor="text1"/>
-          <w:sz w:val="32"/>
-          <w:szCs w:val="32"/>
+          <w:sz w:val="24"/>
+          <w:szCs w:val="24"/>
         </w:rPr>
         <w:t>graduation</w:t>
       </w:r>
@@ -3443,8 +3511,8 @@
         <w:rPr>
           <w:rFonts w:ascii="Times New Roman" w:hAnsi="Times New Roman" w:cs="Times New Roman"/>
           <w:color w:val="000000" w:themeColor="text1"/>
-          <w:sz w:val="32"/>
-          <w:szCs w:val="32"/>
+          <w:sz w:val="24"/>
+          <w:szCs w:val="24"/>
         </w:rPr>
         <w:t xml:space="preserve"> </w:t>
       </w:r>
@@ -3453,8 +3521,8 @@
         <w:rPr>
           <w:rFonts w:ascii="Times New Roman" w:hAnsi="Times New Roman" w:cs="Times New Roman"/>
           <w:color w:val="000000" w:themeColor="text1"/>
-          <w:sz w:val="32"/>
-          <w:szCs w:val="32"/>
+          <w:sz w:val="24"/>
+          <w:szCs w:val="24"/>
         </w:rPr>
         <w:t>exam</w:t>
       </w:r>
@@ -3463,8 +3531,8 @@
         <w:rPr>
           <w:rFonts w:ascii="Times New Roman" w:hAnsi="Times New Roman" w:cs="Times New Roman"/>
           <w:color w:val="000000" w:themeColor="text1"/>
-          <w:sz w:val="32"/>
-          <w:szCs w:val="32"/>
+          <w:sz w:val="24"/>
+          <w:szCs w:val="24"/>
         </w:rPr>
         <w:t xml:space="preserve"> in a </w:t>
       </w:r>
@@ -3473,8 +3541,8 @@
         <w:rPr>
           <w:rFonts w:ascii="Times New Roman" w:hAnsi="Times New Roman" w:cs="Times New Roman"/>
           <w:color w:val="000000" w:themeColor="text1"/>
-          <w:sz w:val="32"/>
-          <w:szCs w:val="32"/>
+          <w:sz w:val="24"/>
+          <w:szCs w:val="24"/>
         </w:rPr>
         <w:t>simple</w:t>
       </w:r>
@@ -3483,8 +3551,8 @@
         <w:rPr>
           <w:rFonts w:ascii="Times New Roman" w:hAnsi="Times New Roman" w:cs="Times New Roman"/>
           <w:color w:val="000000" w:themeColor="text1"/>
-          <w:sz w:val="32"/>
-          <w:szCs w:val="32"/>
+          <w:sz w:val="24"/>
+          <w:szCs w:val="24"/>
         </w:rPr>
         <w:t xml:space="preserve"> and </w:t>
       </w:r>
@@ -3493,8 +3561,8 @@
         <w:rPr>
           <w:rFonts w:ascii="Times New Roman" w:hAnsi="Times New Roman" w:cs="Times New Roman"/>
           <w:color w:val="000000" w:themeColor="text1"/>
-          <w:sz w:val="32"/>
-          <w:szCs w:val="32"/>
+          <w:sz w:val="24"/>
+          <w:szCs w:val="24"/>
         </w:rPr>
         <w:t>clear</w:t>
       </w:r>
@@ -3503,8 +3571,8 @@
         <w:rPr>
           <w:rFonts w:ascii="Times New Roman" w:hAnsi="Times New Roman" w:cs="Times New Roman"/>
           <w:color w:val="000000" w:themeColor="text1"/>
-          <w:sz w:val="32"/>
-          <w:szCs w:val="32"/>
+          <w:sz w:val="24"/>
+          <w:szCs w:val="24"/>
         </w:rPr>
         <w:t xml:space="preserve"> </w:t>
       </w:r>
@@ -3513,8 +3581,8 @@
         <w:rPr>
           <w:rFonts w:ascii="Times New Roman" w:hAnsi="Times New Roman" w:cs="Times New Roman"/>
           <w:color w:val="000000" w:themeColor="text1"/>
-          <w:sz w:val="32"/>
-          <w:szCs w:val="32"/>
+          <w:sz w:val="24"/>
+          <w:szCs w:val="24"/>
         </w:rPr>
         <w:t>way</w:t>
       </w:r>
@@ -3523,8 +3591,8 @@
         <w:rPr>
           <w:rFonts w:ascii="Times New Roman" w:hAnsi="Times New Roman" w:cs="Times New Roman"/>
           <w:color w:val="000000" w:themeColor="text1"/>
-          <w:sz w:val="32"/>
-          <w:szCs w:val="32"/>
+          <w:sz w:val="24"/>
+          <w:szCs w:val="24"/>
         </w:rPr>
         <w:t xml:space="preserve">. </w:t>
       </w:r>
@@ -3533,8 +3601,8 @@
         <w:rPr>
           <w:rFonts w:ascii="Times New Roman" w:hAnsi="Times New Roman" w:cs="Times New Roman"/>
           <w:color w:val="000000" w:themeColor="text1"/>
-          <w:sz w:val="32"/>
-          <w:szCs w:val="32"/>
+          <w:sz w:val="24"/>
+          <w:szCs w:val="24"/>
         </w:rPr>
         <w:t>The</w:t>
       </w:r>
@@ -3543,8 +3611,8 @@
         <w:rPr>
           <w:rFonts w:ascii="Times New Roman" w:hAnsi="Times New Roman" w:cs="Times New Roman"/>
           <w:color w:val="000000" w:themeColor="text1"/>
-          <w:sz w:val="32"/>
-          <w:szCs w:val="32"/>
+          <w:sz w:val="24"/>
+          <w:szCs w:val="24"/>
         </w:rPr>
         <w:t xml:space="preserve"> </w:t>
       </w:r>
@@ -3553,8 +3621,8 @@
         <w:rPr>
           <w:rFonts w:ascii="Times New Roman" w:hAnsi="Times New Roman" w:cs="Times New Roman"/>
           <w:color w:val="000000" w:themeColor="text1"/>
-          <w:sz w:val="32"/>
-          <w:szCs w:val="32"/>
+          <w:sz w:val="24"/>
+          <w:szCs w:val="24"/>
         </w:rPr>
         <w:t>system</w:t>
       </w:r>
@@ -3563,8 +3631,8 @@
         <w:rPr>
           <w:rFonts w:ascii="Times New Roman" w:hAnsi="Times New Roman" w:cs="Times New Roman"/>
           <w:color w:val="000000" w:themeColor="text1"/>
-          <w:sz w:val="32"/>
-          <w:szCs w:val="32"/>
+          <w:sz w:val="24"/>
+          <w:szCs w:val="24"/>
         </w:rPr>
         <w:t xml:space="preserve"> </w:t>
       </w:r>
@@ -3573,8 +3641,8 @@
         <w:rPr>
           <w:rFonts w:ascii="Times New Roman" w:hAnsi="Times New Roman" w:cs="Times New Roman"/>
           <w:color w:val="000000" w:themeColor="text1"/>
-          <w:sz w:val="32"/>
-          <w:szCs w:val="32"/>
+          <w:sz w:val="24"/>
+          <w:szCs w:val="24"/>
         </w:rPr>
         <w:t>allows</w:t>
       </w:r>
@@ -3583,8 +3651,8 @@
         <w:rPr>
           <w:rFonts w:ascii="Times New Roman" w:hAnsi="Times New Roman" w:cs="Times New Roman"/>
           <w:color w:val="000000" w:themeColor="text1"/>
-          <w:sz w:val="32"/>
-          <w:szCs w:val="32"/>
+          <w:sz w:val="24"/>
+          <w:szCs w:val="24"/>
         </w:rPr>
         <w:t xml:space="preserve"> </w:t>
       </w:r>
@@ -3593,8 +3661,8 @@
         <w:rPr>
           <w:rFonts w:ascii="Times New Roman" w:hAnsi="Times New Roman" w:cs="Times New Roman"/>
           <w:color w:val="000000" w:themeColor="text1"/>
-          <w:sz w:val="32"/>
-          <w:szCs w:val="32"/>
+          <w:sz w:val="24"/>
+          <w:szCs w:val="24"/>
         </w:rPr>
         <w:t>students</w:t>
       </w:r>
@@ -3603,8 +3671,8 @@
         <w:rPr>
           <w:rFonts w:ascii="Times New Roman" w:hAnsi="Times New Roman" w:cs="Times New Roman"/>
           <w:color w:val="000000" w:themeColor="text1"/>
-          <w:sz w:val="32"/>
-          <w:szCs w:val="32"/>
+          <w:sz w:val="24"/>
+          <w:szCs w:val="24"/>
         </w:rPr>
         <w:t xml:space="preserve"> to </w:t>
       </w:r>
@@ -3613,8 +3681,8 @@
         <w:rPr>
           <w:rFonts w:ascii="Times New Roman" w:hAnsi="Times New Roman" w:cs="Times New Roman"/>
           <w:color w:val="000000" w:themeColor="text1"/>
-          <w:sz w:val="32"/>
-          <w:szCs w:val="32"/>
+          <w:sz w:val="24"/>
+          <w:szCs w:val="24"/>
         </w:rPr>
         <w:t>complete</w:t>
       </w:r>
@@ -3623,8 +3691,8 @@
         <w:rPr>
           <w:rFonts w:ascii="Times New Roman" w:hAnsi="Times New Roman" w:cs="Times New Roman"/>
           <w:color w:val="000000" w:themeColor="text1"/>
-          <w:sz w:val="32"/>
-          <w:szCs w:val="32"/>
+          <w:sz w:val="24"/>
+          <w:szCs w:val="24"/>
         </w:rPr>
         <w:t xml:space="preserve"> </w:t>
       </w:r>
@@ -3633,8 +3701,8 @@
         <w:rPr>
           <w:rFonts w:ascii="Times New Roman" w:hAnsi="Times New Roman" w:cs="Times New Roman"/>
           <w:color w:val="000000" w:themeColor="text1"/>
-          <w:sz w:val="32"/>
-          <w:szCs w:val="32"/>
+          <w:sz w:val="24"/>
+          <w:szCs w:val="24"/>
         </w:rPr>
         <w:t>tests</w:t>
       </w:r>
@@ -3643,8 +3711,8 @@
         <w:rPr>
           <w:rFonts w:ascii="Times New Roman" w:hAnsi="Times New Roman" w:cs="Times New Roman"/>
           <w:color w:val="000000" w:themeColor="text1"/>
-          <w:sz w:val="32"/>
-          <w:szCs w:val="32"/>
+          <w:sz w:val="24"/>
+          <w:szCs w:val="24"/>
         </w:rPr>
         <w:t xml:space="preserve"> </w:t>
       </w:r>
@@ -3653,8 +3721,8 @@
         <w:rPr>
           <w:rFonts w:ascii="Times New Roman" w:hAnsi="Times New Roman" w:cs="Times New Roman"/>
           <w:color w:val="000000" w:themeColor="text1"/>
-          <w:sz w:val="32"/>
-          <w:szCs w:val="32"/>
+          <w:sz w:val="24"/>
+          <w:szCs w:val="24"/>
         </w:rPr>
         <w:t>from</w:t>
       </w:r>
@@ -3663,8 +3731,8 @@
         <w:rPr>
           <w:rFonts w:ascii="Times New Roman" w:hAnsi="Times New Roman" w:cs="Times New Roman"/>
           <w:color w:val="000000" w:themeColor="text1"/>
-          <w:sz w:val="32"/>
-          <w:szCs w:val="32"/>
+          <w:sz w:val="24"/>
+          <w:szCs w:val="24"/>
         </w:rPr>
         <w:t xml:space="preserve"> </w:t>
       </w:r>
@@ -3673,8 +3741,8 @@
         <w:rPr>
           <w:rFonts w:ascii="Times New Roman" w:hAnsi="Times New Roman" w:cs="Times New Roman"/>
           <w:color w:val="000000" w:themeColor="text1"/>
-          <w:sz w:val="32"/>
-          <w:szCs w:val="32"/>
+          <w:sz w:val="24"/>
+          <w:szCs w:val="24"/>
         </w:rPr>
         <w:t>various</w:t>
       </w:r>
@@ -3683,8 +3751,8 @@
         <w:rPr>
           <w:rFonts w:ascii="Times New Roman" w:hAnsi="Times New Roman" w:cs="Times New Roman"/>
           <w:color w:val="000000" w:themeColor="text1"/>
-          <w:sz w:val="32"/>
-          <w:szCs w:val="32"/>
+          <w:sz w:val="24"/>
+          <w:szCs w:val="24"/>
         </w:rPr>
         <w:t xml:space="preserve"> </w:t>
       </w:r>
@@ -3693,8 +3761,8 @@
         <w:rPr>
           <w:rFonts w:ascii="Times New Roman" w:hAnsi="Times New Roman" w:cs="Times New Roman"/>
           <w:color w:val="000000" w:themeColor="text1"/>
-          <w:sz w:val="32"/>
-          <w:szCs w:val="32"/>
+          <w:sz w:val="24"/>
+          <w:szCs w:val="24"/>
         </w:rPr>
         <w:t>subjects</w:t>
       </w:r>
@@ -3703,8 +3771,8 @@
         <w:rPr>
           <w:rFonts w:ascii="Times New Roman" w:hAnsi="Times New Roman" w:cs="Times New Roman"/>
           <w:color w:val="000000" w:themeColor="text1"/>
-          <w:sz w:val="32"/>
-          <w:szCs w:val="32"/>
+          <w:sz w:val="24"/>
+          <w:szCs w:val="24"/>
         </w:rPr>
         <w:t xml:space="preserve">, </w:t>
       </w:r>
@@ -3713,8 +3781,8 @@
         <w:rPr>
           <w:rFonts w:ascii="Times New Roman" w:hAnsi="Times New Roman" w:cs="Times New Roman"/>
           <w:color w:val="000000" w:themeColor="text1"/>
-          <w:sz w:val="32"/>
-          <w:szCs w:val="32"/>
+          <w:sz w:val="24"/>
+          <w:szCs w:val="24"/>
         </w:rPr>
         <w:t>view</w:t>
       </w:r>
@@ -3723,8 +3791,8 @@
         <w:rPr>
           <w:rFonts w:ascii="Times New Roman" w:hAnsi="Times New Roman" w:cs="Times New Roman"/>
           <w:color w:val="000000" w:themeColor="text1"/>
-          <w:sz w:val="32"/>
-          <w:szCs w:val="32"/>
+          <w:sz w:val="24"/>
+          <w:szCs w:val="24"/>
         </w:rPr>
         <w:t xml:space="preserve"> test </w:t>
       </w:r>
@@ -3733,8 +3801,8 @@
         <w:rPr>
           <w:rFonts w:ascii="Times New Roman" w:hAnsi="Times New Roman" w:cs="Times New Roman"/>
           <w:color w:val="000000" w:themeColor="text1"/>
-          <w:sz w:val="32"/>
-          <w:szCs w:val="32"/>
+          <w:sz w:val="24"/>
+          <w:szCs w:val="24"/>
         </w:rPr>
         <w:t>evaluations</w:t>
       </w:r>
@@ -3743,8 +3811,8 @@
         <w:rPr>
           <w:rFonts w:ascii="Times New Roman" w:hAnsi="Times New Roman" w:cs="Times New Roman"/>
           <w:color w:val="000000" w:themeColor="text1"/>
-          <w:sz w:val="32"/>
-          <w:szCs w:val="32"/>
+          <w:sz w:val="24"/>
+          <w:szCs w:val="24"/>
         </w:rPr>
         <w:t xml:space="preserve"> </w:t>
       </w:r>
@@ -3753,8 +3821,8 @@
         <w:rPr>
           <w:rFonts w:ascii="Times New Roman" w:hAnsi="Times New Roman" w:cs="Times New Roman"/>
           <w:color w:val="000000" w:themeColor="text1"/>
-          <w:sz w:val="32"/>
-          <w:szCs w:val="32"/>
+          <w:sz w:val="24"/>
+          <w:szCs w:val="24"/>
         </w:rPr>
         <w:t>immediately</w:t>
       </w:r>
@@ -3763,8 +3831,8 @@
         <w:rPr>
           <w:rFonts w:ascii="Times New Roman" w:hAnsi="Times New Roman" w:cs="Times New Roman"/>
           <w:color w:val="000000" w:themeColor="text1"/>
-          <w:sz w:val="32"/>
-          <w:szCs w:val="32"/>
+          <w:sz w:val="24"/>
+          <w:szCs w:val="24"/>
         </w:rPr>
         <w:t xml:space="preserve"> </w:t>
       </w:r>
@@ -3773,8 +3841,8 @@
         <w:rPr>
           <w:rFonts w:ascii="Times New Roman" w:hAnsi="Times New Roman" w:cs="Times New Roman"/>
           <w:color w:val="000000" w:themeColor="text1"/>
-          <w:sz w:val="32"/>
-          <w:szCs w:val="32"/>
+          <w:sz w:val="24"/>
+          <w:szCs w:val="24"/>
         </w:rPr>
         <w:t>after</w:t>
       </w:r>
@@ -3783,8 +3851,8 @@
         <w:rPr>
           <w:rFonts w:ascii="Times New Roman" w:hAnsi="Times New Roman" w:cs="Times New Roman"/>
           <w:color w:val="000000" w:themeColor="text1"/>
-          <w:sz w:val="32"/>
-          <w:szCs w:val="32"/>
+          <w:sz w:val="24"/>
+          <w:szCs w:val="24"/>
         </w:rPr>
         <w:t xml:space="preserve"> </w:t>
       </w:r>
@@ -3793,8 +3861,8 @@
         <w:rPr>
           <w:rFonts w:ascii="Times New Roman" w:hAnsi="Times New Roman" w:cs="Times New Roman"/>
           <w:color w:val="000000" w:themeColor="text1"/>
-          <w:sz w:val="32"/>
-          <w:szCs w:val="32"/>
+          <w:sz w:val="24"/>
+          <w:szCs w:val="24"/>
         </w:rPr>
         <w:t>completion</w:t>
       </w:r>
@@ -3803,8 +3871,8 @@
         <w:rPr>
           <w:rFonts w:ascii="Times New Roman" w:hAnsi="Times New Roman" w:cs="Times New Roman"/>
           <w:color w:val="000000" w:themeColor="text1"/>
-          <w:sz w:val="32"/>
-          <w:szCs w:val="32"/>
+          <w:sz w:val="24"/>
+          <w:szCs w:val="24"/>
         </w:rPr>
         <w:t xml:space="preserve">, and track </w:t>
       </w:r>
@@ -3813,8 +3881,8 @@
         <w:rPr>
           <w:rFonts w:ascii="Times New Roman" w:hAnsi="Times New Roman" w:cs="Times New Roman"/>
           <w:color w:val="000000" w:themeColor="text1"/>
-          <w:sz w:val="32"/>
-          <w:szCs w:val="32"/>
+          <w:sz w:val="24"/>
+          <w:szCs w:val="24"/>
         </w:rPr>
         <w:t>their</w:t>
       </w:r>
@@ -3823,8 +3891,8 @@
         <w:rPr>
           <w:rFonts w:ascii="Times New Roman" w:hAnsi="Times New Roman" w:cs="Times New Roman"/>
           <w:color w:val="000000" w:themeColor="text1"/>
-          <w:sz w:val="32"/>
-          <w:szCs w:val="32"/>
+          <w:sz w:val="24"/>
+          <w:szCs w:val="24"/>
         </w:rPr>
         <w:t xml:space="preserve"> </w:t>
       </w:r>
@@ -3833,8 +3901,8 @@
         <w:rPr>
           <w:rFonts w:ascii="Times New Roman" w:hAnsi="Times New Roman" w:cs="Times New Roman"/>
           <w:color w:val="000000" w:themeColor="text1"/>
-          <w:sz w:val="32"/>
-          <w:szCs w:val="32"/>
+          <w:sz w:val="24"/>
+          <w:szCs w:val="24"/>
         </w:rPr>
         <w:t>performance</w:t>
       </w:r>
@@ -3843,8 +3911,8 @@
         <w:rPr>
           <w:rFonts w:ascii="Times New Roman" w:hAnsi="Times New Roman" w:cs="Times New Roman"/>
           <w:color w:val="000000" w:themeColor="text1"/>
-          <w:sz w:val="32"/>
-          <w:szCs w:val="32"/>
+          <w:sz w:val="24"/>
+          <w:szCs w:val="24"/>
         </w:rPr>
         <w:t xml:space="preserve">. </w:t>
       </w:r>
@@ -3853,8 +3921,8 @@
         <w:rPr>
           <w:rFonts w:ascii="Times New Roman" w:hAnsi="Times New Roman" w:cs="Times New Roman"/>
           <w:color w:val="000000" w:themeColor="text1"/>
-          <w:sz w:val="32"/>
-          <w:szCs w:val="32"/>
+          <w:sz w:val="24"/>
+          <w:szCs w:val="24"/>
         </w:rPr>
         <w:t>The</w:t>
       </w:r>
@@ -3863,8 +3931,8 @@
         <w:rPr>
           <w:rFonts w:ascii="Times New Roman" w:hAnsi="Times New Roman" w:cs="Times New Roman"/>
           <w:color w:val="000000" w:themeColor="text1"/>
-          <w:sz w:val="32"/>
-          <w:szCs w:val="32"/>
+          <w:sz w:val="24"/>
+          <w:szCs w:val="24"/>
         </w:rPr>
         <w:t xml:space="preserve"> </w:t>
       </w:r>
@@ -3873,8 +3941,8 @@
         <w:rPr>
           <w:rFonts w:ascii="Times New Roman" w:hAnsi="Times New Roman" w:cs="Times New Roman"/>
           <w:color w:val="000000" w:themeColor="text1"/>
-          <w:sz w:val="32"/>
-          <w:szCs w:val="32"/>
+          <w:sz w:val="24"/>
+          <w:szCs w:val="24"/>
         </w:rPr>
         <w:t>application</w:t>
       </w:r>
@@ -3883,8 +3951,8 @@
         <w:rPr>
           <w:rFonts w:ascii="Times New Roman" w:hAnsi="Times New Roman" w:cs="Times New Roman"/>
           <w:color w:val="000000" w:themeColor="text1"/>
-          <w:sz w:val="32"/>
-          <w:szCs w:val="32"/>
+          <w:sz w:val="24"/>
+          <w:szCs w:val="24"/>
         </w:rPr>
         <w:t xml:space="preserve"> </w:t>
       </w:r>
@@ -3893,8 +3961,8 @@
         <w:rPr>
           <w:rFonts w:ascii="Times New Roman" w:hAnsi="Times New Roman" w:cs="Times New Roman"/>
           <w:color w:val="000000" w:themeColor="text1"/>
-          <w:sz w:val="32"/>
-          <w:szCs w:val="32"/>
+          <w:sz w:val="24"/>
+          <w:szCs w:val="24"/>
         </w:rPr>
         <w:t>is</w:t>
       </w:r>
@@ -3903,8 +3971,8 @@
         <w:rPr>
           <w:rFonts w:ascii="Times New Roman" w:hAnsi="Times New Roman" w:cs="Times New Roman"/>
           <w:color w:val="000000" w:themeColor="text1"/>
-          <w:sz w:val="32"/>
-          <w:szCs w:val="32"/>
+          <w:sz w:val="24"/>
+          <w:szCs w:val="24"/>
         </w:rPr>
         <w:t xml:space="preserve"> </w:t>
       </w:r>
@@ -3913,8 +3981,8 @@
         <w:rPr>
           <w:rFonts w:ascii="Times New Roman" w:hAnsi="Times New Roman" w:cs="Times New Roman"/>
           <w:color w:val="000000" w:themeColor="text1"/>
-          <w:sz w:val="32"/>
-          <w:szCs w:val="32"/>
+          <w:sz w:val="24"/>
+          <w:szCs w:val="24"/>
         </w:rPr>
         <w:t>accessible</w:t>
       </w:r>
@@ -3923,8 +3991,8 @@
         <w:rPr>
           <w:rFonts w:ascii="Times New Roman" w:hAnsi="Times New Roman" w:cs="Times New Roman"/>
           <w:color w:val="000000" w:themeColor="text1"/>
-          <w:sz w:val="32"/>
-          <w:szCs w:val="32"/>
+          <w:sz w:val="24"/>
+          <w:szCs w:val="24"/>
         </w:rPr>
         <w:t xml:space="preserve"> on </w:t>
       </w:r>
@@ -3933,8 +4001,8 @@
         <w:rPr>
           <w:rFonts w:ascii="Times New Roman" w:hAnsi="Times New Roman" w:cs="Times New Roman"/>
           <w:color w:val="000000" w:themeColor="text1"/>
-          <w:sz w:val="32"/>
-          <w:szCs w:val="32"/>
+          <w:sz w:val="24"/>
+          <w:szCs w:val="24"/>
         </w:rPr>
         <w:t>both</w:t>
       </w:r>
@@ -3943,8 +4011,8 @@
         <w:rPr>
           <w:rFonts w:ascii="Times New Roman" w:hAnsi="Times New Roman" w:cs="Times New Roman"/>
           <w:color w:val="000000" w:themeColor="text1"/>
-          <w:sz w:val="32"/>
-          <w:szCs w:val="32"/>
+          <w:sz w:val="24"/>
+          <w:szCs w:val="24"/>
         </w:rPr>
         <w:t xml:space="preserve"> desktop and mobile </w:t>
       </w:r>
@@ -3953,8 +4021,8 @@
         <w:rPr>
           <w:rFonts w:ascii="Times New Roman" w:hAnsi="Times New Roman" w:cs="Times New Roman"/>
           <w:color w:val="000000" w:themeColor="text1"/>
-          <w:sz w:val="32"/>
-          <w:szCs w:val="32"/>
+          <w:sz w:val="24"/>
+          <w:szCs w:val="24"/>
         </w:rPr>
         <w:t>devices</w:t>
       </w:r>
@@ -3963,8 +4031,8 @@
         <w:rPr>
           <w:rFonts w:ascii="Times New Roman" w:hAnsi="Times New Roman" w:cs="Times New Roman"/>
           <w:color w:val="000000" w:themeColor="text1"/>
-          <w:sz w:val="32"/>
-          <w:szCs w:val="32"/>
+          <w:sz w:val="24"/>
+          <w:szCs w:val="24"/>
         </w:rPr>
         <w:t xml:space="preserve"> and </w:t>
       </w:r>
@@ -3973,8 +4041,8 @@
         <w:rPr>
           <w:rFonts w:ascii="Times New Roman" w:hAnsi="Times New Roman" w:cs="Times New Roman"/>
           <w:color w:val="000000" w:themeColor="text1"/>
-          <w:sz w:val="32"/>
-          <w:szCs w:val="32"/>
+          <w:sz w:val="24"/>
+          <w:szCs w:val="24"/>
         </w:rPr>
         <w:t>is</w:t>
       </w:r>
@@ -3983,8 +4051,8 @@
         <w:rPr>
           <w:rFonts w:ascii="Times New Roman" w:hAnsi="Times New Roman" w:cs="Times New Roman"/>
           <w:color w:val="000000" w:themeColor="text1"/>
-          <w:sz w:val="32"/>
-          <w:szCs w:val="32"/>
+          <w:sz w:val="24"/>
+          <w:szCs w:val="24"/>
         </w:rPr>
         <w:t xml:space="preserve"> </w:t>
       </w:r>
@@ -3993,8 +4061,8 @@
         <w:rPr>
           <w:rFonts w:ascii="Times New Roman" w:hAnsi="Times New Roman" w:cs="Times New Roman"/>
           <w:color w:val="000000" w:themeColor="text1"/>
-          <w:sz w:val="32"/>
-          <w:szCs w:val="32"/>
+          <w:sz w:val="24"/>
+          <w:szCs w:val="24"/>
         </w:rPr>
         <w:t>designed</w:t>
       </w:r>
@@ -4003,8 +4071,8 @@
         <w:rPr>
           <w:rFonts w:ascii="Times New Roman" w:hAnsi="Times New Roman" w:cs="Times New Roman"/>
           <w:color w:val="000000" w:themeColor="text1"/>
-          <w:sz w:val="32"/>
-          <w:szCs w:val="32"/>
+          <w:sz w:val="24"/>
+          <w:szCs w:val="24"/>
         </w:rPr>
         <w:t xml:space="preserve"> to </w:t>
       </w:r>
@@ -4013,8 +4081,8 @@
         <w:rPr>
           <w:rFonts w:ascii="Times New Roman" w:hAnsi="Times New Roman" w:cs="Times New Roman"/>
           <w:color w:val="000000" w:themeColor="text1"/>
-          <w:sz w:val="32"/>
-          <w:szCs w:val="32"/>
+          <w:sz w:val="24"/>
+          <w:szCs w:val="24"/>
         </w:rPr>
         <w:t>be</w:t>
       </w:r>
@@ -4023,8 +4091,8 @@
         <w:rPr>
           <w:rFonts w:ascii="Times New Roman" w:hAnsi="Times New Roman" w:cs="Times New Roman"/>
           <w:color w:val="000000" w:themeColor="text1"/>
-          <w:sz w:val="32"/>
-          <w:szCs w:val="32"/>
+          <w:sz w:val="24"/>
+          <w:szCs w:val="24"/>
         </w:rPr>
         <w:t xml:space="preserve"> </w:t>
       </w:r>
@@ -4033,8 +4101,8 @@
         <w:rPr>
           <w:rFonts w:ascii="Times New Roman" w:hAnsi="Times New Roman" w:cs="Times New Roman"/>
           <w:color w:val="000000" w:themeColor="text1"/>
-          <w:sz w:val="32"/>
-          <w:szCs w:val="32"/>
+          <w:sz w:val="24"/>
+          <w:szCs w:val="24"/>
         </w:rPr>
         <w:t>simple</w:t>
       </w:r>
@@ -4043,8 +4111,8 @@
         <w:rPr>
           <w:rFonts w:ascii="Times New Roman" w:hAnsi="Times New Roman" w:cs="Times New Roman"/>
           <w:color w:val="000000" w:themeColor="text1"/>
-          <w:sz w:val="32"/>
-          <w:szCs w:val="32"/>
+          <w:sz w:val="24"/>
+          <w:szCs w:val="24"/>
         </w:rPr>
         <w:t xml:space="preserve"> and </w:t>
       </w:r>
@@ -4053,8 +4121,8 @@
         <w:rPr>
           <w:rFonts w:ascii="Times New Roman" w:hAnsi="Times New Roman" w:cs="Times New Roman"/>
           <w:color w:val="000000" w:themeColor="text1"/>
-          <w:sz w:val="32"/>
-          <w:szCs w:val="32"/>
+          <w:sz w:val="24"/>
+          <w:szCs w:val="24"/>
         </w:rPr>
         <w:t>intuitive</w:t>
       </w:r>
@@ -4063,8 +4131,8 @@
         <w:rPr>
           <w:rFonts w:ascii="Times New Roman" w:hAnsi="Times New Roman" w:cs="Times New Roman"/>
           <w:color w:val="000000" w:themeColor="text1"/>
-          <w:sz w:val="32"/>
-          <w:szCs w:val="32"/>
+          <w:sz w:val="24"/>
+          <w:szCs w:val="24"/>
         </w:rPr>
         <w:t xml:space="preserve">. </w:t>
       </w:r>
@@ -4073,8 +4141,8 @@
         <w:rPr>
           <w:rFonts w:ascii="Times New Roman" w:hAnsi="Times New Roman" w:cs="Times New Roman"/>
           <w:color w:val="000000" w:themeColor="text1"/>
-          <w:sz w:val="32"/>
-          <w:szCs w:val="32"/>
+          <w:sz w:val="24"/>
+          <w:szCs w:val="24"/>
         </w:rPr>
         <w:t>The</w:t>
       </w:r>
@@ -4083,8 +4151,8 @@
         <w:rPr>
           <w:rFonts w:ascii="Times New Roman" w:hAnsi="Times New Roman" w:cs="Times New Roman"/>
           <w:color w:val="000000" w:themeColor="text1"/>
-          <w:sz w:val="32"/>
-          <w:szCs w:val="32"/>
+          <w:sz w:val="24"/>
+          <w:szCs w:val="24"/>
         </w:rPr>
         <w:t xml:space="preserve"> </w:t>
       </w:r>
@@ -4093,8 +4161,8 @@
         <w:rPr>
           <w:rFonts w:ascii="Times New Roman" w:hAnsi="Times New Roman" w:cs="Times New Roman"/>
           <w:color w:val="000000" w:themeColor="text1"/>
-          <w:sz w:val="32"/>
-          <w:szCs w:val="32"/>
+          <w:sz w:val="24"/>
+          <w:szCs w:val="24"/>
         </w:rPr>
         <w:t>project</w:t>
       </w:r>
@@ -4103,8 +4171,8 @@
         <w:rPr>
           <w:rFonts w:ascii="Times New Roman" w:hAnsi="Times New Roman" w:cs="Times New Roman"/>
           <w:color w:val="000000" w:themeColor="text1"/>
-          <w:sz w:val="32"/>
-          <w:szCs w:val="32"/>
+          <w:sz w:val="24"/>
+          <w:szCs w:val="24"/>
         </w:rPr>
         <w:t xml:space="preserve"> </w:t>
       </w:r>
@@ -4113,8 +4181,8 @@
         <w:rPr>
           <w:rFonts w:ascii="Times New Roman" w:hAnsi="Times New Roman" w:cs="Times New Roman"/>
           <w:color w:val="000000" w:themeColor="text1"/>
-          <w:sz w:val="32"/>
-          <w:szCs w:val="32"/>
+          <w:sz w:val="24"/>
+          <w:szCs w:val="24"/>
         </w:rPr>
         <w:t>reflects</w:t>
       </w:r>
@@ -4123,8 +4191,8 @@
         <w:rPr>
           <w:rFonts w:ascii="Times New Roman" w:hAnsi="Times New Roman" w:cs="Times New Roman"/>
           <w:color w:val="000000" w:themeColor="text1"/>
-          <w:sz w:val="32"/>
-          <w:szCs w:val="32"/>
+          <w:sz w:val="24"/>
+          <w:szCs w:val="24"/>
         </w:rPr>
         <w:t xml:space="preserve"> </w:t>
       </w:r>
@@ -4133,8 +4201,8 @@
         <w:rPr>
           <w:rFonts w:ascii="Times New Roman" w:hAnsi="Times New Roman" w:cs="Times New Roman"/>
           <w:color w:val="000000" w:themeColor="text1"/>
-          <w:sz w:val="32"/>
-          <w:szCs w:val="32"/>
+          <w:sz w:val="24"/>
+          <w:szCs w:val="24"/>
         </w:rPr>
         <w:t>the</w:t>
       </w:r>
@@ -4143,8 +4211,8 @@
         <w:rPr>
           <w:rFonts w:ascii="Times New Roman" w:hAnsi="Times New Roman" w:cs="Times New Roman"/>
           <w:color w:val="000000" w:themeColor="text1"/>
-          <w:sz w:val="32"/>
-          <w:szCs w:val="32"/>
+          <w:sz w:val="24"/>
+          <w:szCs w:val="24"/>
         </w:rPr>
         <w:t xml:space="preserve"> </w:t>
       </w:r>
@@ -4153,8 +4221,8 @@
         <w:rPr>
           <w:rFonts w:ascii="Times New Roman" w:hAnsi="Times New Roman" w:cs="Times New Roman"/>
           <w:color w:val="000000" w:themeColor="text1"/>
-          <w:sz w:val="32"/>
-          <w:szCs w:val="32"/>
+          <w:sz w:val="24"/>
+          <w:szCs w:val="24"/>
         </w:rPr>
         <w:t>growing</w:t>
       </w:r>
@@ -4163,8 +4231,8 @@
         <w:rPr>
           <w:rFonts w:ascii="Times New Roman" w:hAnsi="Times New Roman" w:cs="Times New Roman"/>
           <w:color w:val="000000" w:themeColor="text1"/>
-          <w:sz w:val="32"/>
-          <w:szCs w:val="32"/>
+          <w:sz w:val="24"/>
+          <w:szCs w:val="24"/>
         </w:rPr>
         <w:t xml:space="preserve"> </w:t>
       </w:r>
@@ -4173,8 +4241,8 @@
         <w:rPr>
           <w:rFonts w:ascii="Times New Roman" w:hAnsi="Times New Roman" w:cs="Times New Roman"/>
           <w:color w:val="000000" w:themeColor="text1"/>
-          <w:sz w:val="32"/>
-          <w:szCs w:val="32"/>
+          <w:sz w:val="24"/>
+          <w:szCs w:val="24"/>
         </w:rPr>
         <w:t>need</w:t>
       </w:r>
@@ -4183,8 +4251,8 @@
         <w:rPr>
           <w:rFonts w:ascii="Times New Roman" w:hAnsi="Times New Roman" w:cs="Times New Roman"/>
           <w:color w:val="000000" w:themeColor="text1"/>
-          <w:sz w:val="32"/>
-          <w:szCs w:val="32"/>
+          <w:sz w:val="24"/>
+          <w:szCs w:val="24"/>
         </w:rPr>
         <w:t xml:space="preserve"> </w:t>
       </w:r>
@@ -4193,8 +4261,8 @@
         <w:rPr>
           <w:rFonts w:ascii="Times New Roman" w:hAnsi="Times New Roman" w:cs="Times New Roman"/>
           <w:color w:val="000000" w:themeColor="text1"/>
-          <w:sz w:val="32"/>
-          <w:szCs w:val="32"/>
+          <w:sz w:val="24"/>
+          <w:szCs w:val="24"/>
         </w:rPr>
         <w:t>for</w:t>
       </w:r>
@@ -4203,8 +4271,8 @@
         <w:rPr>
           <w:rFonts w:ascii="Times New Roman" w:hAnsi="Times New Roman" w:cs="Times New Roman"/>
           <w:color w:val="000000" w:themeColor="text1"/>
-          <w:sz w:val="32"/>
-          <w:szCs w:val="32"/>
+          <w:sz w:val="24"/>
+          <w:szCs w:val="24"/>
         </w:rPr>
         <w:t xml:space="preserve"> </w:t>
       </w:r>
@@ -4213,8 +4281,8 @@
         <w:rPr>
           <w:rFonts w:ascii="Times New Roman" w:hAnsi="Times New Roman" w:cs="Times New Roman"/>
           <w:color w:val="000000" w:themeColor="text1"/>
-          <w:sz w:val="32"/>
-          <w:szCs w:val="32"/>
+          <w:sz w:val="24"/>
+          <w:szCs w:val="24"/>
         </w:rPr>
         <w:t>the</w:t>
       </w:r>
@@ -4223,8 +4291,8 @@
         <w:rPr>
           <w:rFonts w:ascii="Times New Roman" w:hAnsi="Times New Roman" w:cs="Times New Roman"/>
           <w:color w:val="000000" w:themeColor="text1"/>
-          <w:sz w:val="32"/>
-          <w:szCs w:val="32"/>
+          <w:sz w:val="24"/>
+          <w:szCs w:val="24"/>
         </w:rPr>
         <w:t xml:space="preserve"> </w:t>
       </w:r>
@@ -4233,8 +4301,8 @@
         <w:rPr>
           <w:rFonts w:ascii="Times New Roman" w:hAnsi="Times New Roman" w:cs="Times New Roman"/>
           <w:color w:val="000000" w:themeColor="text1"/>
-          <w:sz w:val="32"/>
-          <w:szCs w:val="32"/>
+          <w:sz w:val="24"/>
+          <w:szCs w:val="24"/>
         </w:rPr>
         <w:t>use</w:t>
       </w:r>
@@ -4243,8 +4311,8 @@
         <w:rPr>
           <w:rFonts w:ascii="Times New Roman" w:hAnsi="Times New Roman" w:cs="Times New Roman"/>
           <w:color w:val="000000" w:themeColor="text1"/>
-          <w:sz w:val="32"/>
-          <w:szCs w:val="32"/>
+          <w:sz w:val="24"/>
+          <w:szCs w:val="24"/>
         </w:rPr>
         <w:t xml:space="preserve"> of </w:t>
       </w:r>
@@ -4253,8 +4321,8 @@
         <w:rPr>
           <w:rFonts w:ascii="Times New Roman" w:hAnsi="Times New Roman" w:cs="Times New Roman"/>
           <w:color w:val="000000" w:themeColor="text1"/>
-          <w:sz w:val="32"/>
-          <w:szCs w:val="32"/>
+          <w:sz w:val="24"/>
+          <w:szCs w:val="24"/>
         </w:rPr>
         <w:t>modern</w:t>
       </w:r>
@@ -4263,8 +4331,8 @@
         <w:rPr>
           <w:rFonts w:ascii="Times New Roman" w:hAnsi="Times New Roman" w:cs="Times New Roman"/>
           <w:color w:val="000000" w:themeColor="text1"/>
-          <w:sz w:val="32"/>
-          <w:szCs w:val="32"/>
+          <w:sz w:val="24"/>
+          <w:szCs w:val="24"/>
         </w:rPr>
         <w:t xml:space="preserve"> </w:t>
       </w:r>
@@ -4273,8 +4341,8 @@
         <w:rPr>
           <w:rFonts w:ascii="Times New Roman" w:hAnsi="Times New Roman" w:cs="Times New Roman"/>
           <w:color w:val="000000" w:themeColor="text1"/>
-          <w:sz w:val="32"/>
-          <w:szCs w:val="32"/>
+          <w:sz w:val="24"/>
+          <w:szCs w:val="24"/>
         </w:rPr>
         <w:t>technologies</w:t>
       </w:r>
@@ -4283,8 +4351,8 @@
         <w:rPr>
           <w:rFonts w:ascii="Times New Roman" w:hAnsi="Times New Roman" w:cs="Times New Roman"/>
           <w:color w:val="000000" w:themeColor="text1"/>
-          <w:sz w:val="32"/>
-          <w:szCs w:val="32"/>
+          <w:sz w:val="24"/>
+          <w:szCs w:val="24"/>
         </w:rPr>
         <w:t xml:space="preserve"> in </w:t>
       </w:r>
@@ -4293,8 +4361,8 @@
         <w:rPr>
           <w:rFonts w:ascii="Times New Roman" w:hAnsi="Times New Roman" w:cs="Times New Roman"/>
           <w:color w:val="000000" w:themeColor="text1"/>
-          <w:sz w:val="32"/>
-          <w:szCs w:val="32"/>
+          <w:sz w:val="24"/>
+          <w:szCs w:val="24"/>
         </w:rPr>
         <w:t>education</w:t>
       </w:r>
@@ -4303,8 +4371,8 @@
         <w:rPr>
           <w:rFonts w:ascii="Times New Roman" w:hAnsi="Times New Roman" w:cs="Times New Roman"/>
           <w:color w:val="000000" w:themeColor="text1"/>
-          <w:sz w:val="32"/>
-          <w:szCs w:val="32"/>
+          <w:sz w:val="24"/>
+          <w:szCs w:val="24"/>
         </w:rPr>
         <w:t>.</w:t>
       </w:r>
@@ -4314,6 +4382,8 @@
         <w:jc w:val="both"/>
         <w:rPr>
           <w:color w:val="C00000"/>
+          <w:sz w:val="24"/>
+          <w:szCs w:val="24"/>
         </w:rPr>
       </w:pPr>
     </w:p>
@@ -4484,7 +4554,7 @@
             </w:rPr>
             <w:fldChar w:fldCharType="separate"/>
           </w:r>
-          <w:hyperlink w:anchor="_Toc221484199" w:history="1">
+          <w:hyperlink w:anchor="_Toc221565693" w:history="1">
             <w:r>
               <w:rPr>
                 <w:rStyle w:val="Hypertextovprepojenie"/>
@@ -4507,7 +4577,7 @@
               <w:rPr>
                 <w:webHidden/>
               </w:rPr>
-              <w:instrText xml:space="preserve"> PAGEREF _Toc221484199 \h </w:instrText>
+              <w:instrText xml:space="preserve"> PAGEREF _Toc221565693 \h </w:instrText>
             </w:r>
             <w:r>
               <w:rPr>
@@ -4546,7 +4616,7 @@
               <w14:ligatures w14:val="standardContextual"/>
             </w:rPr>
           </w:pPr>
-          <w:hyperlink w:anchor="_Toc221484200" w:history="1">
+          <w:hyperlink w:anchor="_Toc221565694" w:history="1">
             <w:r>
               <w:rPr>
                 <w:rStyle w:val="Hypertextovprepojenie"/>
@@ -4586,7 +4656,7 @@
               <w:rPr>
                 <w:webHidden/>
               </w:rPr>
-              <w:instrText xml:space="preserve"> PAGEREF _Toc221484200 \h </w:instrText>
+              <w:instrText xml:space="preserve"> PAGEREF _Toc221565694 \h </w:instrText>
             </w:r>
             <w:r>
               <w:rPr>
@@ -4630,7 +4700,7 @@
               <w14:ligatures w14:val="standardContextual"/>
             </w:rPr>
           </w:pPr>
-          <w:hyperlink w:anchor="_Toc221484201" w:history="1">
+          <w:hyperlink w:anchor="_Toc221565695" w:history="1">
             <w:r>
               <w:rPr>
                 <w:rStyle w:val="Hypertextovprepojenie"/>
@@ -4676,7 +4746,7 @@
                 <w:noProof/>
                 <w:webHidden/>
               </w:rPr>
-              <w:instrText xml:space="preserve"> PAGEREF _Toc221484201 \h </w:instrText>
+              <w:instrText xml:space="preserve"> PAGEREF _Toc221565695 \h </w:instrText>
             </w:r>
             <w:r>
               <w:rPr>
@@ -4724,7 +4794,7 @@
               <w14:ligatures w14:val="standardContextual"/>
             </w:rPr>
           </w:pPr>
-          <w:hyperlink w:anchor="_Toc221484202" w:history="1">
+          <w:hyperlink w:anchor="_Toc221565696" w:history="1">
             <w:r>
               <w:rPr>
                 <w:rStyle w:val="Hypertextovprepojenie"/>
@@ -4770,7 +4840,7 @@
                 <w:noProof/>
                 <w:webHidden/>
               </w:rPr>
-              <w:instrText xml:space="preserve"> PAGEREF _Toc221484202 \h </w:instrText>
+              <w:instrText xml:space="preserve"> PAGEREF _Toc221565696 \h </w:instrText>
             </w:r>
             <w:r>
               <w:rPr>
@@ -4818,7 +4888,7 @@
               <w14:ligatures w14:val="standardContextual"/>
             </w:rPr>
           </w:pPr>
-          <w:hyperlink w:anchor="_Toc221484203" w:history="1">
+          <w:hyperlink w:anchor="_Toc221565697" w:history="1">
             <w:r>
               <w:rPr>
                 <w:rStyle w:val="Hypertextovprepojenie"/>
@@ -4864,7 +4934,7 @@
                 <w:noProof/>
                 <w:webHidden/>
               </w:rPr>
-              <w:instrText xml:space="preserve"> PAGEREF _Toc221484203 \h </w:instrText>
+              <w:instrText xml:space="preserve"> PAGEREF _Toc221565697 \h </w:instrText>
             </w:r>
             <w:r>
               <w:rPr>
@@ -4907,7 +4977,7 @@
               <w14:ligatures w14:val="standardContextual"/>
             </w:rPr>
           </w:pPr>
-          <w:hyperlink w:anchor="_Toc221484204" w:history="1">
+          <w:hyperlink w:anchor="_Toc221565698" w:history="1">
             <w:r>
               <w:rPr>
                 <w:rStyle w:val="Hypertextovprepojenie"/>
@@ -4947,7 +5017,7 @@
               <w:rPr>
                 <w:webHidden/>
               </w:rPr>
-              <w:instrText xml:space="preserve"> PAGEREF _Toc221484204 \h </w:instrText>
+              <w:instrText xml:space="preserve"> PAGEREF _Toc221565698 \h </w:instrText>
             </w:r>
             <w:r>
               <w:rPr>
@@ -4991,7 +5061,7 @@
               <w14:ligatures w14:val="standardContextual"/>
             </w:rPr>
           </w:pPr>
-          <w:hyperlink w:anchor="_Toc221484205" w:history="1">
+          <w:hyperlink w:anchor="_Toc221565699" w:history="1">
             <w:r>
               <w:rPr>
                 <w:rStyle w:val="Hypertextovprepojenie"/>
@@ -5037,7 +5107,7 @@
                 <w:noProof/>
                 <w:webHidden/>
               </w:rPr>
-              <w:instrText xml:space="preserve"> PAGEREF _Toc221484205 \h </w:instrText>
+              <w:instrText xml:space="preserve"> PAGEREF _Toc221565699 \h </w:instrText>
             </w:r>
             <w:r>
               <w:rPr>
@@ -5080,7 +5150,7 @@
               <w14:ligatures w14:val="standardContextual"/>
             </w:rPr>
           </w:pPr>
-          <w:hyperlink w:anchor="_Toc221484206" w:history="1">
+          <w:hyperlink w:anchor="_Toc221565700" w:history="1">
             <w:r>
               <w:rPr>
                 <w:rStyle w:val="Hypertextovprepojenie"/>
@@ -5120,7 +5190,7 @@
               <w:rPr>
                 <w:webHidden/>
               </w:rPr>
-              <w:instrText xml:space="preserve"> PAGEREF _Toc221484206 \h </w:instrText>
+              <w:instrText xml:space="preserve"> PAGEREF _Toc221565700 \h </w:instrText>
             </w:r>
             <w:r>
               <w:rPr>
@@ -5159,7 +5229,7 @@
               <w14:ligatures w14:val="standardContextual"/>
             </w:rPr>
           </w:pPr>
-          <w:hyperlink w:anchor="_Toc221484207" w:history="1">
+          <w:hyperlink w:anchor="_Toc221565701" w:history="1">
             <w:r>
               <w:rPr>
                 <w:rStyle w:val="Hypertextovprepojenie"/>
@@ -5199,7 +5269,7 @@
               <w:rPr>
                 <w:webHidden/>
               </w:rPr>
-              <w:instrText xml:space="preserve"> PAGEREF _Toc221484207 \h </w:instrText>
+              <w:instrText xml:space="preserve"> PAGEREF _Toc221565701 \h </w:instrText>
             </w:r>
             <w:r>
               <w:rPr>
@@ -5243,7 +5313,7 @@
               <w14:ligatures w14:val="standardContextual"/>
             </w:rPr>
           </w:pPr>
-          <w:hyperlink w:anchor="_Toc221484208" w:history="1">
+          <w:hyperlink w:anchor="_Toc221565702" w:history="1">
             <w:r>
               <w:rPr>
                 <w:rStyle w:val="Hypertextovprepojenie"/>
@@ -5289,7 +5359,7 @@
                 <w:noProof/>
                 <w:webHidden/>
               </w:rPr>
-              <w:instrText xml:space="preserve"> PAGEREF _Toc221484208 \h </w:instrText>
+              <w:instrText xml:space="preserve"> PAGEREF _Toc221565702 \h </w:instrText>
             </w:r>
             <w:r>
               <w:rPr>
@@ -5332,7 +5402,7 @@
               <w14:ligatures w14:val="standardContextual"/>
             </w:rPr>
           </w:pPr>
-          <w:hyperlink w:anchor="_Toc221484209" w:history="1">
+          <w:hyperlink w:anchor="_Toc221565703" w:history="1">
             <w:r>
               <w:rPr>
                 <w:rStyle w:val="Hypertextovprepojenie"/>
@@ -5372,7 +5442,7 @@
               <w:rPr>
                 <w:webHidden/>
               </w:rPr>
-              <w:instrText xml:space="preserve"> PAGEREF _Toc221484209 \h </w:instrText>
+              <w:instrText xml:space="preserve"> PAGEREF _Toc221565703 \h </w:instrText>
             </w:r>
             <w:r>
               <w:rPr>
@@ -5411,7 +5481,7 @@
               <w14:ligatures w14:val="standardContextual"/>
             </w:rPr>
           </w:pPr>
-          <w:hyperlink w:anchor="_Toc221484210" w:history="1">
+          <w:hyperlink w:anchor="_Toc221565704" w:history="1">
             <w:r>
               <w:rPr>
                 <w:rStyle w:val="Hypertextovprepojenie"/>
@@ -5451,7 +5521,7 @@
               <w:rPr>
                 <w:webHidden/>
               </w:rPr>
-              <w:instrText xml:space="preserve"> PAGEREF _Toc221484210 \h </w:instrText>
+              <w:instrText xml:space="preserve"> PAGEREF _Toc221565704 \h </w:instrText>
             </w:r>
             <w:r>
               <w:rPr>
@@ -5495,7 +5565,7 @@
               <w14:ligatures w14:val="standardContextual"/>
             </w:rPr>
           </w:pPr>
-          <w:hyperlink w:anchor="_Toc221484211" w:history="1">
+          <w:hyperlink w:anchor="_Toc221565705" w:history="1">
             <w:r>
               <w:rPr>
                 <w:rStyle w:val="Hypertextovprepojenie"/>
@@ -5541,7 +5611,7 @@
                 <w:noProof/>
                 <w:webHidden/>
               </w:rPr>
-              <w:instrText xml:space="preserve"> PAGEREF _Toc221484211 \h </w:instrText>
+              <w:instrText xml:space="preserve"> PAGEREF _Toc221565705 \h </w:instrText>
             </w:r>
             <w:r>
               <w:rPr>
@@ -5589,7 +5659,7 @@
               <w14:ligatures w14:val="standardContextual"/>
             </w:rPr>
           </w:pPr>
-          <w:hyperlink w:anchor="_Toc221484212" w:history="1">
+          <w:hyperlink w:anchor="_Toc221565706" w:history="1">
             <w:r>
               <w:rPr>
                 <w:rStyle w:val="Hypertextovprepojenie"/>
@@ -5635,7 +5705,7 @@
                 <w:noProof/>
                 <w:webHidden/>
               </w:rPr>
-              <w:instrText xml:space="preserve"> PAGEREF _Toc221484212 \h </w:instrText>
+              <w:instrText xml:space="preserve"> PAGEREF _Toc221565706 \h </w:instrText>
             </w:r>
             <w:r>
               <w:rPr>
@@ -5678,7 +5748,7 @@
               <w14:ligatures w14:val="standardContextual"/>
             </w:rPr>
           </w:pPr>
-          <w:hyperlink w:anchor="_Toc221484213" w:history="1">
+          <w:hyperlink w:anchor="_Toc221565707" w:history="1">
             <w:r>
               <w:rPr>
                 <w:rStyle w:val="Hypertextovprepojenie"/>
@@ -5718,7 +5788,7 @@
               <w:rPr>
                 <w:webHidden/>
               </w:rPr>
-              <w:instrText xml:space="preserve"> PAGEREF _Toc221484213 \h </w:instrText>
+              <w:instrText xml:space="preserve"> PAGEREF _Toc221565707 \h </w:instrText>
             </w:r>
             <w:r>
               <w:rPr>
@@ -5762,7 +5832,7 @@
               <w14:ligatures w14:val="standardContextual"/>
             </w:rPr>
           </w:pPr>
-          <w:hyperlink w:anchor="_Toc221484214" w:history="1">
+          <w:hyperlink w:anchor="_Toc221565708" w:history="1">
             <w:r>
               <w:rPr>
                 <w:rStyle w:val="Hypertextovprepojenie"/>
@@ -5808,7 +5878,7 @@
                 <w:noProof/>
                 <w:webHidden/>
               </w:rPr>
-              <w:instrText xml:space="preserve"> PAGEREF _Toc221484214 \h </w:instrText>
+              <w:instrText xml:space="preserve"> PAGEREF _Toc221565708 \h </w:instrText>
             </w:r>
             <w:r>
               <w:rPr>
@@ -5856,7 +5926,7 @@
               <w14:ligatures w14:val="standardContextual"/>
             </w:rPr>
           </w:pPr>
-          <w:hyperlink w:anchor="_Toc221484215" w:history="1">
+          <w:hyperlink w:anchor="_Toc221565709" w:history="1">
             <w:r>
               <w:rPr>
                 <w:rStyle w:val="Hypertextovprepojenie"/>
@@ -5902,7 +5972,7 @@
                 <w:noProof/>
                 <w:webHidden/>
               </w:rPr>
-              <w:instrText xml:space="preserve"> PAGEREF _Toc221484215 \h </w:instrText>
+              <w:instrText xml:space="preserve"> PAGEREF _Toc221565709 \h </w:instrText>
             </w:r>
             <w:r>
               <w:rPr>
@@ -5945,7 +6015,7 @@
               <w14:ligatures w14:val="standardContextual"/>
             </w:rPr>
           </w:pPr>
-          <w:hyperlink w:anchor="_Toc221484216" w:history="1">
+          <w:hyperlink w:anchor="_Toc221565710" w:history="1">
             <w:r>
               <w:rPr>
                 <w:rStyle w:val="Hypertextovprepojenie"/>
@@ -5985,7 +6055,7 @@
               <w:rPr>
                 <w:webHidden/>
               </w:rPr>
-              <w:instrText xml:space="preserve"> PAGEREF _Toc221484216 \h </w:instrText>
+              <w:instrText xml:space="preserve"> PAGEREF _Toc221565710 \h </w:instrText>
             </w:r>
             <w:r>
               <w:rPr>
@@ -6024,7 +6094,7 @@
               <w14:ligatures w14:val="standardContextual"/>
             </w:rPr>
           </w:pPr>
-          <w:hyperlink w:anchor="_Toc221484217" w:history="1">
+          <w:hyperlink w:anchor="_Toc221565711" w:history="1">
             <w:r>
               <w:rPr>
                 <w:rStyle w:val="Hypertextovprepojenie"/>
@@ -6064,7 +6134,7 @@
               <w:rPr>
                 <w:webHidden/>
               </w:rPr>
-              <w:instrText xml:space="preserve"> PAGEREF _Toc221484217 \h </w:instrText>
+              <w:instrText xml:space="preserve"> PAGEREF _Toc221565711 \h </w:instrText>
             </w:r>
             <w:r>
               <w:rPr>
@@ -6103,7 +6173,7 @@
               <w14:ligatures w14:val="standardContextual"/>
             </w:rPr>
           </w:pPr>
-          <w:hyperlink w:anchor="_Toc221484218" w:history="1">
+          <w:hyperlink w:anchor="_Toc221565712" w:history="1">
             <w:r>
               <w:rPr>
                 <w:rStyle w:val="Hypertextovprepojenie"/>
@@ -6143,7 +6213,7 @@
               <w:rPr>
                 <w:webHidden/>
               </w:rPr>
-              <w:instrText xml:space="preserve"> PAGEREF _Toc221484218 \h </w:instrText>
+              <w:instrText xml:space="preserve"> PAGEREF _Toc221565712 \h </w:instrText>
             </w:r>
             <w:r>
               <w:rPr>
@@ -6187,7 +6257,7 @@
               <w14:ligatures w14:val="standardContextual"/>
             </w:rPr>
           </w:pPr>
-          <w:hyperlink w:anchor="_Toc221484219" w:history="1">
+          <w:hyperlink w:anchor="_Toc221565713" w:history="1">
             <w:r>
               <w:rPr>
                 <w:rStyle w:val="Hypertextovprepojenie"/>
@@ -6233,7 +6303,7 @@
                 <w:noProof/>
                 <w:webHidden/>
               </w:rPr>
-              <w:instrText xml:space="preserve"> PAGEREF _Toc221484219 \h </w:instrText>
+              <w:instrText xml:space="preserve"> PAGEREF _Toc221565713 \h </w:instrText>
             </w:r>
             <w:r>
               <w:rPr>
@@ -6276,7 +6346,7 @@
               <w14:ligatures w14:val="standardContextual"/>
             </w:rPr>
           </w:pPr>
-          <w:hyperlink w:anchor="_Toc221484220" w:history="1">
+          <w:hyperlink w:anchor="_Toc221565714" w:history="1">
             <w:r>
               <w:rPr>
                 <w:rStyle w:val="Hypertextovprepojenie"/>
@@ -6316,7 +6386,7 @@
               <w:rPr>
                 <w:webHidden/>
               </w:rPr>
-              <w:instrText xml:space="preserve"> PAGEREF _Toc221484220 \h </w:instrText>
+              <w:instrText xml:space="preserve"> PAGEREF _Toc221565714 \h </w:instrText>
             </w:r>
             <w:r>
               <w:rPr>
@@ -6360,7 +6430,7 @@
               <w14:ligatures w14:val="standardContextual"/>
             </w:rPr>
           </w:pPr>
-          <w:hyperlink w:anchor="_Toc221484221" w:history="1">
+          <w:hyperlink w:anchor="_Toc221565715" w:history="1">
             <w:r>
               <w:rPr>
                 <w:rStyle w:val="Hypertextovprepojenie"/>
@@ -6406,7 +6476,7 @@
                 <w:noProof/>
                 <w:webHidden/>
               </w:rPr>
-              <w:instrText xml:space="preserve"> PAGEREF _Toc221484221 \h </w:instrText>
+              <w:instrText xml:space="preserve"> PAGEREF _Toc221565715 \h </w:instrText>
             </w:r>
             <w:r>
               <w:rPr>
@@ -6449,7 +6519,7 @@
               <w14:ligatures w14:val="standardContextual"/>
             </w:rPr>
           </w:pPr>
-          <w:hyperlink w:anchor="_Toc221484222" w:history="1">
+          <w:hyperlink w:anchor="_Toc221565716" w:history="1">
             <w:r>
               <w:rPr>
                 <w:rStyle w:val="Hypertextovprepojenie"/>
@@ -6489,7 +6559,7 @@
               <w:rPr>
                 <w:webHidden/>
               </w:rPr>
-              <w:instrText xml:space="preserve"> PAGEREF _Toc221484222 \h </w:instrText>
+              <w:instrText xml:space="preserve"> PAGEREF _Toc221565716 \h </w:instrText>
             </w:r>
             <w:r>
               <w:rPr>
@@ -6528,7 +6598,7 @@
               <w14:ligatures w14:val="standardContextual"/>
             </w:rPr>
           </w:pPr>
-          <w:hyperlink w:anchor="_Toc221484223" w:history="1">
+          <w:hyperlink w:anchor="_Toc221565717" w:history="1">
             <w:r>
               <w:rPr>
                 <w:rStyle w:val="Hypertextovprepojenie"/>
@@ -6568,7 +6638,7 @@
               <w:rPr>
                 <w:webHidden/>
               </w:rPr>
-              <w:instrText xml:space="preserve"> PAGEREF _Toc221484223 \h </w:instrText>
+              <w:instrText xml:space="preserve"> PAGEREF _Toc221565717 \h </w:instrText>
             </w:r>
             <w:r>
               <w:rPr>
@@ -6607,7 +6677,7 @@
               <w14:ligatures w14:val="standardContextual"/>
             </w:rPr>
           </w:pPr>
-          <w:hyperlink w:anchor="_Toc221484224" w:history="1">
+          <w:hyperlink w:anchor="_Toc221565718" w:history="1">
             <w:r>
               <w:rPr>
                 <w:rStyle w:val="Hypertextovprepojenie"/>
@@ -6647,7 +6717,7 @@
               <w:rPr>
                 <w:webHidden/>
               </w:rPr>
-              <w:instrText xml:space="preserve"> PAGEREF _Toc221484224 \h </w:instrText>
+              <w:instrText xml:space="preserve"> PAGEREF _Toc221565718 \h </w:instrText>
             </w:r>
             <w:r>
               <w:rPr>
@@ -6686,7 +6756,7 @@
               <w14:ligatures w14:val="standardContextual"/>
             </w:rPr>
           </w:pPr>
-          <w:hyperlink w:anchor="_Toc221484225" w:history="1">
+          <w:hyperlink w:anchor="_Toc221565719" w:history="1">
             <w:r>
               <w:rPr>
                 <w:rStyle w:val="Hypertextovprepojenie"/>
@@ -6726,7 +6796,7 @@
               <w:rPr>
                 <w:webHidden/>
               </w:rPr>
-              <w:instrText xml:space="preserve"> PAGEREF _Toc221484225 \h </w:instrText>
+              <w:instrText xml:space="preserve"> PAGEREF _Toc221565719 \h </w:instrText>
             </w:r>
             <w:r>
               <w:rPr>
@@ -6770,7 +6840,7 @@
               <w14:ligatures w14:val="standardContextual"/>
             </w:rPr>
           </w:pPr>
-          <w:hyperlink w:anchor="_Toc221484226" w:history="1">
+          <w:hyperlink w:anchor="_Toc221565720" w:history="1">
             <w:r>
               <w:rPr>
                 <w:rStyle w:val="Hypertextovprepojenie"/>
@@ -6816,7 +6886,7 @@
                 <w:noProof/>
                 <w:webHidden/>
               </w:rPr>
-              <w:instrText xml:space="preserve"> PAGEREF _Toc221484226 \h </w:instrText>
+              <w:instrText xml:space="preserve"> PAGEREF _Toc221565720 \h </w:instrText>
             </w:r>
             <w:r>
               <w:rPr>
@@ -6859,7 +6929,7 @@
               <w14:ligatures w14:val="standardContextual"/>
             </w:rPr>
           </w:pPr>
-          <w:hyperlink w:anchor="_Toc221484227" w:history="1">
+          <w:hyperlink w:anchor="_Toc221565721" w:history="1">
             <w:r>
               <w:rPr>
                 <w:rStyle w:val="Hypertextovprepojenie"/>
@@ -6899,7 +6969,7 @@
               <w:rPr>
                 <w:webHidden/>
               </w:rPr>
-              <w:instrText xml:space="preserve"> PAGEREF _Toc221484227 \h </w:instrText>
+              <w:instrText xml:space="preserve"> PAGEREF _Toc221565721 \h </w:instrText>
             </w:r>
             <w:r>
               <w:rPr>
@@ -6938,7 +7008,7 @@
               <w14:ligatures w14:val="standardContextual"/>
             </w:rPr>
           </w:pPr>
-          <w:hyperlink w:anchor="_Toc221484228" w:history="1">
+          <w:hyperlink w:anchor="_Toc221565722" w:history="1">
             <w:r>
               <w:rPr>
                 <w:rStyle w:val="Hypertextovprepojenie"/>
@@ -6978,7 +7048,7 @@
               <w:rPr>
                 <w:webHidden/>
               </w:rPr>
-              <w:instrText xml:space="preserve"> PAGEREF _Toc221484228 \h </w:instrText>
+              <w:instrText xml:space="preserve"> PAGEREF _Toc221565722 \h </w:instrText>
             </w:r>
             <w:r>
               <w:rPr>
@@ -7017,7 +7087,7 @@
               <w14:ligatures w14:val="standardContextual"/>
             </w:rPr>
           </w:pPr>
-          <w:hyperlink w:anchor="_Toc221484229" w:history="1">
+          <w:hyperlink w:anchor="_Toc221565723" w:history="1">
             <w:r>
               <w:rPr>
                 <w:rStyle w:val="Hypertextovprepojenie"/>
@@ -7057,7 +7127,7 @@
               <w:rPr>
                 <w:webHidden/>
               </w:rPr>
-              <w:instrText xml:space="preserve"> PAGEREF _Toc221484229 \h </w:instrText>
+              <w:instrText xml:space="preserve"> PAGEREF _Toc221565723 \h </w:instrText>
             </w:r>
             <w:r>
               <w:rPr>
@@ -7096,7 +7166,7 @@
               <w14:ligatures w14:val="standardContextual"/>
             </w:rPr>
           </w:pPr>
-          <w:hyperlink w:anchor="_Toc221484230" w:history="1">
+          <w:hyperlink w:anchor="_Toc221565724" w:history="1">
             <w:r>
               <w:rPr>
                 <w:rStyle w:val="Hypertextovprepojenie"/>
@@ -7136,7 +7206,7 @@
               <w:rPr>
                 <w:webHidden/>
               </w:rPr>
-              <w:instrText xml:space="preserve"> PAGEREF _Toc221484230 \h </w:instrText>
+              <w:instrText xml:space="preserve"> PAGEREF _Toc221565724 \h </w:instrText>
             </w:r>
             <w:r>
               <w:rPr>
@@ -7175,7 +7245,7 @@
               <w14:ligatures w14:val="standardContextual"/>
             </w:rPr>
           </w:pPr>
-          <w:hyperlink w:anchor="_Toc221484231" w:history="1">
+          <w:hyperlink w:anchor="_Toc221565725" w:history="1">
             <w:r>
               <w:rPr>
                 <w:rStyle w:val="Hypertextovprepojenie"/>
@@ -7215,7 +7285,7 @@
               <w:rPr>
                 <w:webHidden/>
               </w:rPr>
-              <w:instrText xml:space="preserve"> PAGEREF _Toc221484231 \h </w:instrText>
+              <w:instrText xml:space="preserve"> PAGEREF _Toc221565725 \h </w:instrText>
             </w:r>
             <w:r>
               <w:rPr>
@@ -7254,7 +7324,7 @@
               <w14:ligatures w14:val="standardContextual"/>
             </w:rPr>
           </w:pPr>
-          <w:hyperlink w:anchor="_Toc221484232" w:history="1">
+          <w:hyperlink w:anchor="_Toc221565726" w:history="1">
             <w:r>
               <w:rPr>
                 <w:rStyle w:val="Hypertextovprepojenie"/>
@@ -7294,7 +7364,7 @@
               <w:rPr>
                 <w:webHidden/>
               </w:rPr>
-              <w:instrText xml:space="preserve"> PAGEREF _Toc221484232 \h </w:instrText>
+              <w:instrText xml:space="preserve"> PAGEREF _Toc221565726 \h </w:instrText>
             </w:r>
             <w:r>
               <w:rPr>
@@ -7333,7 +7403,7 @@
               <w14:ligatures w14:val="standardContextual"/>
             </w:rPr>
           </w:pPr>
-          <w:hyperlink w:anchor="_Toc221484233" w:history="1">
+          <w:hyperlink w:anchor="_Toc221565727" w:history="1">
             <w:r>
               <w:rPr>
                 <w:rStyle w:val="Hypertextovprepojenie"/>
@@ -7373,7 +7443,7 @@
               <w:rPr>
                 <w:webHidden/>
               </w:rPr>
-              <w:instrText xml:space="preserve"> PAGEREF _Toc221484233 \h </w:instrText>
+              <w:instrText xml:space="preserve"> PAGEREF _Toc221565727 \h </w:instrText>
             </w:r>
             <w:r>
               <w:rPr>
@@ -7412,7 +7482,7 @@
               <w14:ligatures w14:val="standardContextual"/>
             </w:rPr>
           </w:pPr>
-          <w:hyperlink w:anchor="_Toc221484234" w:history="1">
+          <w:hyperlink w:anchor="_Toc221565728" w:history="1">
             <w:r>
               <w:rPr>
                 <w:rStyle w:val="Hypertextovprepojenie"/>
@@ -7452,7 +7522,7 @@
               <w:rPr>
                 <w:webHidden/>
               </w:rPr>
-              <w:instrText xml:space="preserve"> PAGEREF _Toc221484234 \h </w:instrText>
+              <w:instrText xml:space="preserve"> PAGEREF _Toc221565728 \h </w:instrText>
             </w:r>
             <w:r>
               <w:rPr>
@@ -7491,7 +7561,7 @@
               <w14:ligatures w14:val="standardContextual"/>
             </w:rPr>
           </w:pPr>
-          <w:hyperlink w:anchor="_Toc221484235" w:history="1">
+          <w:hyperlink w:anchor="_Toc221565729" w:history="1">
             <w:r>
               <w:rPr>
                 <w:rStyle w:val="Hypertextovprepojenie"/>
@@ -7514,7 +7584,7 @@
               <w:rPr>
                 <w:webHidden/>
               </w:rPr>
-              <w:instrText xml:space="preserve"> PAGEREF _Toc221484235 \h </w:instrText>
+              <w:instrText xml:space="preserve"> PAGEREF _Toc221565729 \h </w:instrText>
             </w:r>
             <w:r>
               <w:rPr>
@@ -7553,7 +7623,7 @@
               <w14:ligatures w14:val="standardContextual"/>
             </w:rPr>
           </w:pPr>
-          <w:hyperlink w:anchor="_Toc221484236" w:history="1">
+          <w:hyperlink w:anchor="_Toc221565730" w:history="1">
             <w:r>
               <w:rPr>
                 <w:rStyle w:val="Hypertextovprepojenie"/>
@@ -7576,7 +7646,7 @@
               <w:rPr>
                 <w:webHidden/>
               </w:rPr>
-              <w:instrText xml:space="preserve"> PAGEREF _Toc221484236 \h </w:instrText>
+              <w:instrText xml:space="preserve"> PAGEREF _Toc221565730 \h </w:instrText>
             </w:r>
             <w:r>
               <w:rPr>
@@ -7626,6 +7696,23 @@
       <w:pPr>
         <w:rPr>
           <w:rFonts w:ascii="Times New Roman" w:hAnsi="Times New Roman" w:cs="Times New Roman"/>
+          <w:sz w:val="24"/>
+          <w:szCs w:val="24"/>
+        </w:rPr>
+      </w:pPr>
+      <w:r>
+        <w:rPr>
+          <w:rFonts w:ascii="Times New Roman" w:hAnsi="Times New Roman" w:cs="Times New Roman"/>
+          <w:sz w:val="24"/>
+          <w:szCs w:val="24"/>
+        </w:rPr>
+        <w:br w:type="page"/>
+      </w:r>
+    </w:p>
+    <w:p>
+      <w:pPr>
+        <w:rPr>
+          <w:rFonts w:ascii="Times New Roman" w:hAnsi="Times New Roman" w:cs="Times New Roman"/>
           <w:b/>
           <w:smallCaps/>
           <w:color w:val="FF0000"/>
@@ -7639,6 +7726,7 @@
           <w:sz w:val="24"/>
           <w:szCs w:val="24"/>
         </w:rPr>
+        <w:lastRenderedPageBreak/>
         <w:t xml:space="preserve"> </w:t>
       </w:r>
       <w:r>
@@ -8518,7 +8606,7 @@
         </w:rPr>
       </w:pPr>
       <w:bookmarkStart w:id="0" w:name="_Toc382839392"/>
-      <w:bookmarkStart w:id="1" w:name="_Toc221484199"/>
+      <w:bookmarkStart w:id="1" w:name="_Toc221565693"/>
       <w:r>
         <w:rPr>
           <w:smallCaps w:val="0"/>
@@ -8535,16 +8623,16 @@
         <w:jc w:val="both"/>
         <w:rPr>
           <w:rFonts w:ascii="Times New Roman" w:eastAsia="Times New Roman" w:hAnsi="Times New Roman" w:cs="Times New Roman"/>
-          <w:sz w:val="32"/>
-          <w:szCs w:val="32"/>
+          <w:sz w:val="24"/>
+          <w:szCs w:val="24"/>
           <w:lang w:eastAsia="sk-SK"/>
         </w:rPr>
       </w:pPr>
       <w:r>
         <w:rPr>
           <w:rFonts w:ascii="Times New Roman" w:eastAsia="Times New Roman" w:hAnsi="Times New Roman" w:cs="Times New Roman"/>
-          <w:sz w:val="32"/>
-          <w:szCs w:val="32"/>
+          <w:sz w:val="24"/>
+          <w:szCs w:val="24"/>
           <w:lang w:eastAsia="sk-SK"/>
         </w:rPr>
         <w:t>Maturitná skúška je najdôležitejšou skúškou na strednej škole a jej zvládnutie si vyžaduje dôkladnú prípravu. Mnohí študenti sa pri učení stretávajú s problémom, že nemajú dostatok testov alebo nemajú možnosť overiť si svoje vedomosti rýchlo a prehľadne. Práve preto je vhodné využívať online nástroje, ktoré umožňujú efektívnejšie učenie.</w:t>
@@ -8556,8 +8644,8 @@
         <w:jc w:val="both"/>
         <w:rPr>
           <w:rFonts w:ascii="Times New Roman" w:eastAsia="Times New Roman" w:hAnsi="Times New Roman" w:cs="Times New Roman"/>
-          <w:sz w:val="32"/>
-          <w:szCs w:val="32"/>
+          <w:sz w:val="24"/>
+          <w:szCs w:val="24"/>
           <w:lang w:eastAsia="sk-SK"/>
         </w:rPr>
       </w:pPr>
@@ -8568,16 +8656,16 @@
         <w:jc w:val="both"/>
         <w:rPr>
           <w:rFonts w:ascii="Times New Roman" w:eastAsia="Times New Roman" w:hAnsi="Times New Roman" w:cs="Times New Roman"/>
-          <w:sz w:val="32"/>
-          <w:szCs w:val="32"/>
+          <w:sz w:val="24"/>
+          <w:szCs w:val="24"/>
           <w:lang w:eastAsia="sk-SK"/>
         </w:rPr>
       </w:pPr>
       <w:r>
         <w:rPr>
           <w:rFonts w:ascii="Times New Roman" w:eastAsia="Times New Roman" w:hAnsi="Times New Roman" w:cs="Times New Roman"/>
-          <w:sz w:val="32"/>
-          <w:szCs w:val="32"/>
+          <w:sz w:val="24"/>
+          <w:szCs w:val="24"/>
           <w:lang w:eastAsia="sk-SK"/>
         </w:rPr>
         <w:t>V minulosti sa testovanie realizovalo najmä formou písomných testov alebo pracovných zošitov. Postupne sa však začali používať počítače a internet, čo umožnilo vznik rôznych vzdelávacích webových stránok. Aj keď dnes existuje viacero online platforiem, nie všetky sú zamerané priamo na maturitné otázky alebo poskytujú prehľad o dlhodobej úspešnosti študenta.</w:t>
@@ -8589,8 +8677,8 @@
         <w:jc w:val="both"/>
         <w:rPr>
           <w:rFonts w:ascii="Times New Roman" w:eastAsia="Times New Roman" w:hAnsi="Times New Roman" w:cs="Times New Roman"/>
-          <w:sz w:val="32"/>
-          <w:szCs w:val="32"/>
+          <w:sz w:val="24"/>
+          <w:szCs w:val="24"/>
           <w:lang w:eastAsia="sk-SK"/>
         </w:rPr>
       </w:pPr>
@@ -8601,16 +8689,16 @@
         <w:jc w:val="both"/>
         <w:rPr>
           <w:rFonts w:ascii="Times New Roman" w:eastAsia="Times New Roman" w:hAnsi="Times New Roman" w:cs="Times New Roman"/>
-          <w:sz w:val="32"/>
-          <w:szCs w:val="32"/>
+          <w:sz w:val="24"/>
+          <w:szCs w:val="24"/>
           <w:lang w:eastAsia="sk-SK"/>
         </w:rPr>
       </w:pPr>
       <w:r>
         <w:rPr>
           <w:rFonts w:ascii="Times New Roman" w:eastAsia="Times New Roman" w:hAnsi="Times New Roman" w:cs="Times New Roman"/>
-          <w:sz w:val="32"/>
-          <w:szCs w:val="32"/>
+          <w:sz w:val="24"/>
+          <w:szCs w:val="24"/>
           <w:lang w:eastAsia="sk-SK"/>
         </w:rPr>
         <w:t>Cieľom tejto práce je vytvoriť online testovací modul pre maturantov, ktorý umožní riešenie testov rozdelených podľa predmetov, zobrazenie správnych odpovedí a vyhodnotenie úspešnosti. Ďalším cieľom je vytvoriť jednoduchý a prehľadný systém, ktorý bude dostupný z rôznych zariadení a bude vhodný na samostatnú prípravu na maturitu.</w:t>
@@ -8649,7 +8737,7 @@
       <w:pPr>
         <w:pStyle w:val="Nadpis1"/>
       </w:pPr>
-      <w:bookmarkStart w:id="2" w:name="_Toc221484200"/>
+      <w:bookmarkStart w:id="2" w:name="_Toc221565694"/>
       <w:r>
         <w:lastRenderedPageBreak/>
         <w:t>Zadanie a cieľ projektu</w:t>
@@ -8692,7 +8780,7 @@
       <w:pPr>
         <w:pStyle w:val="Nadpis2"/>
       </w:pPr>
-      <w:bookmarkStart w:id="3" w:name="_Toc221484201"/>
+      <w:bookmarkStart w:id="3" w:name="_Toc221565695"/>
       <w:r>
         <w:t>Zadanie maturitného projektu</w:t>
       </w:r>
@@ -8730,7 +8818,7 @@
       <w:r>
         <w:t xml:space="preserve">    </w:t>
       </w:r>
-      <w:bookmarkStart w:id="4" w:name="_Toc221484202"/>
+      <w:bookmarkStart w:id="4" w:name="_Toc221565696"/>
       <w:r>
         <w:t>Cieľ projektu</w:t>
       </w:r>
@@ -8788,7 +8876,7 @@
       <w:r>
         <w:t xml:space="preserve">  </w:t>
       </w:r>
-      <w:bookmarkStart w:id="5" w:name="_Toc221484203"/>
+      <w:bookmarkStart w:id="5" w:name="_Toc221565697"/>
       <w:r>
         <w:t>Požiadavky na projekt</w:t>
       </w:r>
@@ -9035,13 +9123,13 @@
       <w:pPr>
         <w:pStyle w:val="Nadpis1"/>
       </w:pPr>
-      <w:bookmarkStart w:id="6" w:name="_Toc221484204"/>
-      <w:bookmarkStart w:id="7" w:name="_Toc382839396"/>
+      <w:bookmarkStart w:id="6" w:name="_Toc382839396"/>
+      <w:bookmarkStart w:id="7" w:name="_Toc221565698"/>
       <w:r>
         <w:lastRenderedPageBreak/>
         <w:t>Použité technológie</w:t>
       </w:r>
-      <w:bookmarkEnd w:id="6"/>
+      <w:bookmarkEnd w:id="7"/>
     </w:p>
     <w:p>
       <w:pPr>
@@ -9085,7 +9173,7 @@
       <w:pPr>
         <w:pStyle w:val="Nadpis2"/>
       </w:pPr>
-      <w:bookmarkStart w:id="8" w:name="_Toc221484205"/>
+      <w:bookmarkStart w:id="8" w:name="_Toc221565699"/>
       <w:r>
         <w:t>Použité programovacie jazyky</w:t>
       </w:r>
@@ -9127,7 +9215,7 @@
       <w:pPr>
         <w:pStyle w:val="Nadpis3"/>
       </w:pPr>
-      <w:bookmarkStart w:id="9" w:name="_Toc221484206"/>
+      <w:bookmarkStart w:id="9" w:name="_Toc221565700"/>
       <w:r>
         <w:t>Programovací jazyk C#</w:t>
       </w:r>
@@ -9160,7 +9248,7 @@
       <w:pPr>
         <w:pStyle w:val="Nadpis3"/>
       </w:pPr>
-      <w:bookmarkStart w:id="10" w:name="_Toc221484207"/>
+      <w:bookmarkStart w:id="10" w:name="_Toc221565701"/>
       <w:r>
         <w:t xml:space="preserve">Programovací jazyk </w:t>
       </w:r>
@@ -9245,7 +9333,7 @@
       <w:pPr>
         <w:pStyle w:val="Nadpis2"/>
       </w:pPr>
-      <w:bookmarkStart w:id="11" w:name="_Toc221484208"/>
+      <w:bookmarkStart w:id="11" w:name="_Toc221565702"/>
       <w:r>
         <w:lastRenderedPageBreak/>
         <w:t>Použité knižnice a </w:t>
@@ -9300,7 +9388,7 @@
       <w:pPr>
         <w:pStyle w:val="Nadpis3"/>
       </w:pPr>
-      <w:bookmarkStart w:id="12" w:name="_Toc221484209"/>
+      <w:bookmarkStart w:id="12" w:name="_Toc221565703"/>
       <w:proofErr w:type="spellStart"/>
       <w:r>
         <w:t>Backend</w:t>
@@ -9609,7 +9697,7 @@
       <w:pPr>
         <w:pStyle w:val="Nadpis3"/>
       </w:pPr>
-      <w:bookmarkStart w:id="13" w:name="_Toc221484210"/>
+      <w:bookmarkStart w:id="13" w:name="_Toc221565704"/>
       <w:proofErr w:type="spellStart"/>
       <w:r>
         <w:t>Frontend</w:t>
@@ -9643,6 +9731,11 @@
     </w:p>
     <w:p>
       <w:pPr>
+        <w:pStyle w:val="TEXT"/>
+      </w:pPr>
+    </w:p>
+    <w:p>
+      <w:pPr>
         <w:pStyle w:val="Nadpis4"/>
       </w:pPr>
       <w:proofErr w:type="spellStart"/>
@@ -9718,6 +9811,11 @@
     </w:p>
     <w:p>
       <w:pPr>
+        <w:pStyle w:val="TEXT"/>
+      </w:pPr>
+    </w:p>
+    <w:p>
+      <w:pPr>
         <w:pStyle w:val="Nadpis4"/>
       </w:pPr>
       <w:proofErr w:type="spellStart"/>
@@ -9792,7 +9890,11 @@
       </w:r>
       <w:proofErr w:type="spellEnd"/>
       <w:r>
-        <w:t xml:space="preserve"> API, napríklad pri prihlasovaní používateľa, načítavaní testov alebo ukladaní výsledkov. Je jednoduchý na používanie a umožňuje prehľadné spracovanie odpovedí zo servera. </w:t>
+        <w:t xml:space="preserve"> API, napríklad pri prihlasovaní </w:t>
+      </w:r>
+      <w:r>
+        <w:lastRenderedPageBreak/>
+        <w:t xml:space="preserve">používateľa, načítavaní testov alebo ukladaní výsledkov. Je jednoduchý na používanie a umožňuje prehľadné spracovanie odpovedí zo servera. </w:t>
       </w:r>
       <w:proofErr w:type="spellStart"/>
       <w:r>
@@ -9808,60 +9910,299 @@
       </w:r>
       <w:proofErr w:type="spellEnd"/>
       <w:r>
-        <w:t xml:space="preserve"> som použil na správu dát získaných zo servera. Táto knižnica automaticky rieši ukladanie dát do </w:t>
-      </w:r>
+        <w:t xml:space="preserve"> som použil na správu dát získaných zo servera. Táto knižnica automaticky rieši ukladanie dát do pamäte (</w:t>
+      </w:r>
+      <w:proofErr w:type="spellStart"/>
+      <w:r>
+        <w:t>caching</w:t>
+      </w:r>
+      <w:proofErr w:type="spellEnd"/>
+      <w:r>
+        <w:t>), ich opätovné načítanie a aktualizáciu. Vďaka tomu má aplikácia vždy aktuálne údaje a práca s dátami je prehľadnejšia.</w:t>
+      </w:r>
+    </w:p>
+    <w:p>
+      <w:pPr>
+        <w:pStyle w:val="TEXT"/>
+      </w:pPr>
+    </w:p>
+    <w:p>
+      <w:pPr>
+        <w:pStyle w:val="Nadpis4"/>
+      </w:pPr>
+      <w:proofErr w:type="spellStart"/>
+      <w:r>
+        <w:t>Tanstack</w:t>
+      </w:r>
+      <w:proofErr w:type="spellEnd"/>
+      <w:r>
+        <w:t xml:space="preserve"> </w:t>
+      </w:r>
+      <w:proofErr w:type="spellStart"/>
+      <w:r>
+        <w:t>Form</w:t>
+      </w:r>
+      <w:proofErr w:type="spellEnd"/>
+      <w:r>
+        <w:t xml:space="preserve"> a</w:t>
+      </w:r>
+      <w:r>
+        <w:t> </w:t>
+      </w:r>
+      <w:proofErr w:type="spellStart"/>
+      <w:r>
+        <w:t>Zod</w:t>
+      </w:r>
+      <w:proofErr w:type="spellEnd"/>
+    </w:p>
+    <w:p>
+      <w:pPr>
+        <w:pStyle w:val="TEXT"/>
+      </w:pPr>
+      <w:r>
+        <w:t xml:space="preserve">Knižnica </w:t>
+      </w:r>
+      <w:proofErr w:type="spellStart"/>
+      <w:r>
+        <w:t>TanStack</w:t>
+      </w:r>
+      <w:proofErr w:type="spellEnd"/>
+      <w:r>
+        <w:t xml:space="preserve"> </w:t>
+      </w:r>
+      <w:proofErr w:type="spellStart"/>
+      <w:r>
+        <w:t>Form</w:t>
+      </w:r>
+      <w:proofErr w:type="spellEnd"/>
+      <w:r>
+        <w:t xml:space="preserve"> mi pomohla so správou formulárových vstupných polí a ich stavov. Táto knižnica umožňuje jednoducho spracovať údaje z formulárov, validovať ich a vypísať používateľovi</w:t>
+      </w:r>
+      <w:r>
+        <w:t>,</w:t>
+      </w:r>
+      <w:r>
+        <w:t xml:space="preserve"> čo vyplnil zle. Použitie </w:t>
+      </w:r>
+      <w:proofErr w:type="spellStart"/>
+      <w:r>
+        <w:t>TanStack</w:t>
+      </w:r>
+      <w:proofErr w:type="spellEnd"/>
+      <w:r>
+        <w:t xml:space="preserve"> </w:t>
+      </w:r>
+      <w:proofErr w:type="spellStart"/>
+      <w:r>
+        <w:t>Form</w:t>
+      </w:r>
+      <w:proofErr w:type="spellEnd"/>
+      <w:r>
+        <w:t xml:space="preserve"> prispelo k prehľadnosti kódu a zjednodušilo validáciu vstupných údajov. Na validáciu jednotlivých vstupných polí (</w:t>
+      </w:r>
+      <w:proofErr w:type="spellStart"/>
+      <w:r>
+        <w:t>inputov</w:t>
+      </w:r>
+      <w:proofErr w:type="spellEnd"/>
+      <w:r>
+        <w:t xml:space="preserve">) som využil ďalšiu knižnicu </w:t>
+      </w:r>
+      <w:proofErr w:type="spellStart"/>
+      <w:r>
+        <w:t>Zod</w:t>
+      </w:r>
+      <w:proofErr w:type="spellEnd"/>
+      <w:r>
+        <w:t xml:space="preserve">, ktorá umožňuje presne určiť, aké hodnoty môže používateľ zadať. Vďaka kombinácii </w:t>
+      </w:r>
+      <w:proofErr w:type="spellStart"/>
+      <w:r>
+        <w:t>TanStack</w:t>
+      </w:r>
+      <w:proofErr w:type="spellEnd"/>
+      <w:r>
+        <w:t xml:space="preserve"> </w:t>
+      </w:r>
+      <w:proofErr w:type="spellStart"/>
+      <w:r>
+        <w:t>Form</w:t>
+      </w:r>
+      <w:proofErr w:type="spellEnd"/>
+      <w:r>
+        <w:t xml:space="preserve"> a </w:t>
+      </w:r>
+      <w:proofErr w:type="spellStart"/>
+      <w:r>
+        <w:t>Zod</w:t>
+      </w:r>
+      <w:proofErr w:type="spellEnd"/>
+      <w:r>
+        <w:t xml:space="preserve"> je možné odhaliť chyby už pri vypĺňaní formulára a upozorniť používateľa. To zabezpečí, že do systému sa dostanú iba správne údaje.</w:t>
+      </w:r>
+    </w:p>
+    <w:p>
+      <w:pPr>
+        <w:pStyle w:val="TEXT"/>
+      </w:pPr>
+    </w:p>
+    <w:p>
+      <w:pPr>
+        <w:pStyle w:val="Nadpis4"/>
+      </w:pPr>
+      <w:r>
+        <w:t>UI a UX Aplikácie</w:t>
+      </w:r>
+    </w:p>
+    <w:p>
+      <w:pPr>
+        <w:pStyle w:val="TEXT"/>
+      </w:pPr>
+      <w:r>
+        <w:t xml:space="preserve">Na tvorbu používateľského rozhrania som použil komponentovú knižnicu </w:t>
+      </w:r>
+      <w:proofErr w:type="spellStart"/>
+      <w:r>
+        <w:t>shadcn</w:t>
+      </w:r>
+      <w:proofErr w:type="spellEnd"/>
+      <w:r>
+        <w:t>/</w:t>
+      </w:r>
+      <w:proofErr w:type="spellStart"/>
+      <w:r>
+        <w:t>ui</w:t>
+      </w:r>
+      <w:proofErr w:type="spellEnd"/>
+      <w:r>
+        <w:t>, ktorá poskytuje hotové a štýlovo jednotné komponenty, ako sú tlačidlá, formuláre, dialógové okná alebo tabuľky. Tieto komponenty mi umožnili rýchlejšie vytvoriť konzistentné používateľské rozhranie bez potreby vytvárať všetky prvky od začiatku.</w:t>
+      </w:r>
+      <w:r>
+        <w:t xml:space="preserve"> </w:t>
+      </w:r>
+      <w:r>
+        <w:t xml:space="preserve">Na doplnenie používateľského rozhrania o ikony slúžila knižnica </w:t>
+      </w:r>
+      <w:proofErr w:type="spellStart"/>
+      <w:r>
+        <w:t>Lucide</w:t>
+      </w:r>
+      <w:proofErr w:type="spellEnd"/>
+      <w:r>
+        <w:t xml:space="preserve"> </w:t>
+      </w:r>
+      <w:proofErr w:type="spellStart"/>
+      <w:r>
+        <w:t>React</w:t>
+      </w:r>
+      <w:proofErr w:type="spellEnd"/>
+      <w:r>
+        <w:t xml:space="preserve">. Ikony zlepšujú prehľadnosť aplikácie a uľahčujú používateľovi orientáciu v jednotlivých častiach systému. Na </w:t>
+      </w:r>
+      <w:proofErr w:type="spellStart"/>
+      <w:r>
+        <w:t>štýlovanie</w:t>
+      </w:r>
+      <w:proofErr w:type="spellEnd"/>
+      <w:r>
+        <w:t xml:space="preserve"> aplikácie som použil </w:t>
+      </w:r>
+      <w:proofErr w:type="spellStart"/>
+      <w:r>
+        <w:t>Tailwind</w:t>
+      </w:r>
+      <w:proofErr w:type="spellEnd"/>
+      <w:r>
+        <w:t xml:space="preserve"> CSS</w:t>
+      </w:r>
+      <w:r>
+        <w:t xml:space="preserve">, čo je náhrada za </w:t>
+      </w:r>
+      <w:proofErr w:type="spellStart"/>
+      <w:r>
+        <w:t>css</w:t>
+      </w:r>
+      <w:proofErr w:type="spellEnd"/>
+      <w:r>
+        <w:t>, ktor</w:t>
+      </w:r>
+      <w:r>
+        <w:t>á</w:t>
+      </w:r>
+      <w:r>
+        <w:t xml:space="preserve"> umožňuje rýchle a efektívne vytváranie moderného a </w:t>
+      </w:r>
+      <w:proofErr w:type="spellStart"/>
+      <w:r>
+        <w:t>responzívneho</w:t>
+      </w:r>
+      <w:proofErr w:type="spellEnd"/>
+      <w:r>
+        <w:t xml:space="preserve"> dizajnu. Pomocou tejto knižnice som dokázal jednoducho prispôsobiť vzhľad aplikácie rôznym veľkostiam obrazoviek. </w:t>
+      </w:r>
+      <w:proofErr w:type="spellStart"/>
+      <w:r>
+        <w:t>Tailwind</w:t>
+      </w:r>
+      <w:proofErr w:type="spellEnd"/>
+      <w:r>
+        <w:t xml:space="preserve"> CSS zároveň zabezpečuje jednotný vzhľad aplikácie a zjednodušuje údržbu štýlov.</w:t>
+      </w:r>
+    </w:p>
+    <w:p>
+      <w:pPr>
+        <w:pStyle w:val="TEXT"/>
+      </w:pPr>
+    </w:p>
+    <w:p>
+      <w:pPr>
+        <w:pStyle w:val="Nadpis2"/>
+      </w:pPr>
+      <w:bookmarkStart w:id="14" w:name="_Toc221565705"/>
       <w:r>
         <w:lastRenderedPageBreak/>
-        <w:t>pamäte (</w:t>
-      </w:r>
-      <w:proofErr w:type="spellStart"/>
-      <w:r>
-        <w:t>caching</w:t>
-      </w:r>
-      <w:proofErr w:type="spellEnd"/>
-      <w:r>
-        <w:t>), ich opätovné načítanie a aktualizáciu. Vďaka tomu má aplikácia vždy aktuálne údaje a práca s dátami je prehľadnejšia.</w:t>
-      </w:r>
-    </w:p>
-    <w:p>
-      <w:pPr>
-        <w:pStyle w:val="Nadpis4"/>
-      </w:pPr>
-      <w:proofErr w:type="spellStart"/>
-      <w:r>
-        <w:t>Tanstack</w:t>
-      </w:r>
-      <w:proofErr w:type="spellEnd"/>
+        <w:t>Databáza a ukladanie údajov</w:t>
+      </w:r>
+      <w:bookmarkEnd w:id="14"/>
       <w:r>
         <w:t xml:space="preserve"> </w:t>
       </w:r>
-      <w:proofErr w:type="spellStart"/>
-      <w:r>
-        <w:t>Form</w:t>
-      </w:r>
-      <w:proofErr w:type="spellEnd"/>
-      <w:r>
-        <w:t xml:space="preserve"> a</w:t>
-      </w:r>
-      <w:r>
-        <w:t> </w:t>
-      </w:r>
-      <w:proofErr w:type="spellStart"/>
-      <w:r>
-        <w:t>Zod</w:t>
-      </w:r>
-      <w:proofErr w:type="spellEnd"/>
     </w:p>
     <w:p>
       <w:pPr>
         <w:pStyle w:val="TEXT"/>
       </w:pPr>
       <w:r>
-        <w:t xml:space="preserve">Knižnica </w:t>
-      </w:r>
-      <w:proofErr w:type="spellStart"/>
-      <w:r>
-        <w:t>TanStack</w:t>
+        <w:t xml:space="preserve">Na ukladanie údajov bola použitá relačná databáza </w:t>
+      </w:r>
+      <w:proofErr w:type="spellStart"/>
+      <w:r>
+        <w:t>PostgreSQL</w:t>
+      </w:r>
+      <w:proofErr w:type="spellEnd"/>
+      <w:r>
+        <w:t xml:space="preserve">, ktorá poskytuje vysokú spoľahlivosť a výkon pri práci s väčším množstvom dát. Databáza slúži na ukladanie </w:t>
+      </w:r>
+      <w:r>
+        <w:t>všetkých dát v aplikácii</w:t>
+      </w:r>
+      <w:r>
+        <w:t xml:space="preserve">.  Komunikácia medzi </w:t>
+      </w:r>
+      <w:proofErr w:type="spellStart"/>
+      <w:r>
+        <w:t>backendovou</w:t>
+      </w:r>
+      <w:proofErr w:type="spellEnd"/>
+      <w:r>
+        <w:t xml:space="preserve"> aplikáciou a databázou je realizovaná pomocou objektovo-relačného mapovania (ORM),</w:t>
+      </w:r>
+      <w:r>
+        <w:t xml:space="preserve"> v mojom prípade Entity </w:t>
+      </w:r>
+      <w:proofErr w:type="spellStart"/>
+      <w:r>
+        <w:t>Framework</w:t>
       </w:r>
       <w:proofErr w:type="spellEnd"/>
       <w:r>
@@ -9869,73 +10210,14 @@
       </w:r>
       <w:proofErr w:type="spellStart"/>
       <w:r>
-        <w:t>Form</w:t>
-      </w:r>
-      <w:proofErr w:type="spellEnd"/>
-      <w:r>
-        <w:t xml:space="preserve"> mi pomohla so správou formulárových vstupných polí a ich stavov. Táto knižnica umožňuje jednoducho spracovať údaje z formulárov, validovať ich a vypísať používateľovi</w:t>
-      </w:r>
-      <w:r>
-        <w:t>,</w:t>
-      </w:r>
-      <w:r>
-        <w:t xml:space="preserve"> čo vyplnil zle. Použitie </w:t>
-      </w:r>
-      <w:proofErr w:type="spellStart"/>
-      <w:r>
-        <w:t>TanStack</w:t>
-      </w:r>
-      <w:proofErr w:type="spellEnd"/>
-      <w:r>
-        <w:t xml:space="preserve"> </w:t>
-      </w:r>
-      <w:proofErr w:type="spellStart"/>
-      <w:r>
-        <w:t>Form</w:t>
-      </w:r>
-      <w:proofErr w:type="spellEnd"/>
-      <w:r>
-        <w:t xml:space="preserve"> prispelo k prehľadnosti kódu a zjednodušilo validáciu vstupných údajov. Na validáciu jednotlivých vstupných polí (</w:t>
-      </w:r>
-      <w:proofErr w:type="spellStart"/>
-      <w:r>
-        <w:t>inputov</w:t>
-      </w:r>
-      <w:proofErr w:type="spellEnd"/>
-      <w:r>
-        <w:t xml:space="preserve">) som využil ďalšiu knižnicu </w:t>
-      </w:r>
-      <w:proofErr w:type="spellStart"/>
-      <w:r>
-        <w:t>Zod</w:t>
-      </w:r>
-      <w:proofErr w:type="spellEnd"/>
-      <w:r>
-        <w:t xml:space="preserve">, ktorá umožňuje presne určiť, aké hodnoty môže používateľ zadať. Vďaka kombinácii </w:t>
-      </w:r>
-      <w:proofErr w:type="spellStart"/>
-      <w:r>
-        <w:t>TanStack</w:t>
-      </w:r>
-      <w:proofErr w:type="spellEnd"/>
-      <w:r>
-        <w:t xml:space="preserve"> </w:t>
-      </w:r>
-      <w:proofErr w:type="spellStart"/>
-      <w:r>
-        <w:t>Form</w:t>
-      </w:r>
-      <w:proofErr w:type="spellEnd"/>
-      <w:r>
-        <w:t xml:space="preserve"> a </w:t>
-      </w:r>
-      <w:proofErr w:type="spellStart"/>
-      <w:r>
-        <w:t>Zod</w:t>
-      </w:r>
-      <w:proofErr w:type="spellEnd"/>
-      <w:r>
-        <w:t xml:space="preserve"> je možné odhaliť chyby už pri vypĺňaní formulára a upozorniť používateľa. To zabezpečí, že do systému sa dostanú iba správne údaje.</w:t>
+        <w:t>Core</w:t>
+      </w:r>
+      <w:proofErr w:type="spellEnd"/>
+      <w:r>
+        <w:t>, ktoré je s .NET aplikáciami veľmi často využívané. ORM umožňuje prevod relácií (tabuliek v databáze) na objekty a tým</w:t>
+      </w:r>
+      <w:r>
+        <w:t xml:space="preserve"> umožňuje jednoduchú a prehľadnú prácu s databázovými tabuľkami priamo v programovacom jazyku. </w:t>
       </w:r>
     </w:p>
     <w:p>
@@ -9945,191 +10227,9 @@
     </w:p>
     <w:p>
       <w:pPr>
-        <w:pStyle w:val="Nadpis4"/>
-      </w:pPr>
-      <w:r>
-        <w:t>UI a UX Aplikácie</w:t>
-      </w:r>
-    </w:p>
-    <w:p>
-      <w:pPr>
-        <w:pStyle w:val="TEXT"/>
-      </w:pPr>
-      <w:r>
-        <w:t xml:space="preserve">Na tvorbu používateľského rozhrania som použil komponentovú knižnicu </w:t>
-      </w:r>
-      <w:proofErr w:type="spellStart"/>
-      <w:r>
-        <w:t>shadcn</w:t>
-      </w:r>
-      <w:proofErr w:type="spellEnd"/>
-      <w:r>
-        <w:t>/</w:t>
-      </w:r>
-      <w:proofErr w:type="spellStart"/>
-      <w:r>
-        <w:t>ui</w:t>
-      </w:r>
-      <w:proofErr w:type="spellEnd"/>
-      <w:r>
-        <w:t>, ktorá poskytuje hotové a štýlovo jednotné komponenty, ako sú tlačidlá, formuláre, dialógové okná alebo tabuľky. Tieto komponenty mi umožnili rýchlejšie vytvoriť konzistentné používateľské rozhranie bez potreby vytvárať všetky prvky od začiatku.</w:t>
-      </w:r>
-      <w:r>
-        <w:t xml:space="preserve"> </w:t>
-      </w:r>
-      <w:r>
-        <w:t xml:space="preserve">Na doplnenie používateľského rozhrania o ikony slúžila knižnica </w:t>
-      </w:r>
-      <w:proofErr w:type="spellStart"/>
-      <w:r>
-        <w:t>Lucide</w:t>
-      </w:r>
-      <w:proofErr w:type="spellEnd"/>
-      <w:r>
-        <w:t xml:space="preserve"> </w:t>
-      </w:r>
-      <w:proofErr w:type="spellStart"/>
-      <w:r>
-        <w:t>React</w:t>
-      </w:r>
-      <w:proofErr w:type="spellEnd"/>
-      <w:r>
-        <w:t xml:space="preserve">. Ikony zlepšujú prehľadnosť aplikácie a uľahčujú používateľovi orientáciu v jednotlivých častiach systému. Na </w:t>
-      </w:r>
-      <w:proofErr w:type="spellStart"/>
-      <w:r>
-        <w:t>štýlovanie</w:t>
-      </w:r>
-      <w:proofErr w:type="spellEnd"/>
-      <w:r>
-        <w:t xml:space="preserve"> aplikácie som použil </w:t>
-      </w:r>
-      <w:proofErr w:type="spellStart"/>
-      <w:r>
-        <w:t>Tailwind</w:t>
-      </w:r>
-      <w:proofErr w:type="spellEnd"/>
-      <w:r>
-        <w:t xml:space="preserve"> CSS</w:t>
-      </w:r>
-      <w:r>
-        <w:t xml:space="preserve">, čo je náhrada za </w:t>
-      </w:r>
-      <w:proofErr w:type="spellStart"/>
-      <w:r>
-        <w:t>css</w:t>
-      </w:r>
-      <w:proofErr w:type="spellEnd"/>
-      <w:r>
-        <w:t>, ktor</w:t>
-      </w:r>
-      <w:r>
-        <w:t>á</w:t>
-      </w:r>
-      <w:r>
-        <w:t xml:space="preserve"> umožňuje rýchle a efektívne vytváranie moderného a </w:t>
-      </w:r>
-      <w:proofErr w:type="spellStart"/>
-      <w:r>
-        <w:t>responzívneho</w:t>
-      </w:r>
-      <w:proofErr w:type="spellEnd"/>
-      <w:r>
-        <w:t xml:space="preserve"> dizajnu. Pomocou tejto knižnice som dokázal jednoducho prispôsobiť vzhľad aplikácie rôznym veľkostiam obrazoviek. </w:t>
-      </w:r>
-      <w:proofErr w:type="spellStart"/>
-      <w:r>
-        <w:t>Tailwind</w:t>
-      </w:r>
-      <w:proofErr w:type="spellEnd"/>
-      <w:r>
-        <w:t xml:space="preserve"> CSS zároveň zabezpečuje jednotný vzhľad aplikácie a zjednodušuje údržbu štýlov.</w:t>
-      </w:r>
-    </w:p>
-    <w:p>
-      <w:pPr>
-        <w:pStyle w:val="TEXT"/>
-      </w:pPr>
-    </w:p>
-    <w:p>
-      <w:pPr>
         <w:pStyle w:val="Nadpis2"/>
       </w:pPr>
-      <w:bookmarkStart w:id="14" w:name="_Toc221484211"/>
-      <w:r>
-        <w:t>Databáza a ukladanie údajov</w:t>
-      </w:r>
-      <w:bookmarkEnd w:id="14"/>
-      <w:r>
-        <w:t xml:space="preserve"> </w:t>
-      </w:r>
-    </w:p>
-    <w:p>
-      <w:pPr>
-        <w:pStyle w:val="TEXT"/>
-      </w:pPr>
-      <w:r>
-        <w:t xml:space="preserve">Na ukladanie údajov bola použitá relačná databáza </w:t>
-      </w:r>
-      <w:proofErr w:type="spellStart"/>
-      <w:r>
-        <w:t>PostgreSQL</w:t>
-      </w:r>
-      <w:proofErr w:type="spellEnd"/>
-      <w:r>
-        <w:t xml:space="preserve">, ktorá poskytuje vysokú spoľahlivosť a výkon pri práci s väčším množstvom dát. Databáza slúži na ukladanie </w:t>
-      </w:r>
-      <w:r>
-        <w:t>všetkých dát v aplikácii</w:t>
-      </w:r>
-      <w:r>
-        <w:t xml:space="preserve">.  Komunikácia medzi </w:t>
-      </w:r>
-      <w:proofErr w:type="spellStart"/>
-      <w:r>
-        <w:t>backendovou</w:t>
-      </w:r>
-      <w:proofErr w:type="spellEnd"/>
-      <w:r>
-        <w:t xml:space="preserve"> aplikáciou a databázou je realizovaná pomocou objektovo-relačného mapovania (ORM),</w:t>
-      </w:r>
-      <w:r>
-        <w:t xml:space="preserve"> v mojom </w:t>
-      </w:r>
-      <w:r>
-        <w:lastRenderedPageBreak/>
-        <w:t xml:space="preserve">prípade Entity </w:t>
-      </w:r>
-      <w:proofErr w:type="spellStart"/>
-      <w:r>
-        <w:t>Framework</w:t>
-      </w:r>
-      <w:proofErr w:type="spellEnd"/>
-      <w:r>
-        <w:t xml:space="preserve"> </w:t>
-      </w:r>
-      <w:proofErr w:type="spellStart"/>
-      <w:r>
-        <w:t>Core</w:t>
-      </w:r>
-      <w:proofErr w:type="spellEnd"/>
-      <w:r>
-        <w:t>, ktoré je s .NET aplikáciami veľmi často využívané. ORM umožňuje prevod relácií (tabuliek v databáze) na objekty a tým</w:t>
-      </w:r>
-      <w:r>
-        <w:t xml:space="preserve"> umožňuje jednoduchú a prehľadnú prácu s databázovými tabuľkami priamo v programovacom jazyku. </w:t>
-      </w:r>
-    </w:p>
-    <w:p>
-      <w:pPr>
-        <w:pStyle w:val="TEXT"/>
-      </w:pPr>
-    </w:p>
-    <w:p>
-      <w:pPr>
-        <w:pStyle w:val="Nadpis2"/>
-      </w:pPr>
-      <w:bookmarkStart w:id="15" w:name="_Toc221484212"/>
+      <w:bookmarkStart w:id="15" w:name="_Toc221565706"/>
       <w:r>
         <w:rPr>
           <w:rStyle w:val="Nadpis2Char"/>
@@ -10247,7 +10347,7 @@
       <w:pPr>
         <w:pStyle w:val="Nadpis1"/>
       </w:pPr>
-      <w:bookmarkStart w:id="16" w:name="_Toc221484213"/>
+      <w:bookmarkStart w:id="16" w:name="_Toc221565707"/>
       <w:r>
         <w:lastRenderedPageBreak/>
         <w:t>Návrh systému</w:t>
@@ -10296,7 +10396,7 @@
       <w:pPr>
         <w:pStyle w:val="Nadpis2"/>
       </w:pPr>
-      <w:bookmarkStart w:id="17" w:name="_Toc221484214"/>
+      <w:bookmarkStart w:id="17" w:name="_Toc221565708"/>
       <w:r>
         <w:t>Celkový návrh systému</w:t>
       </w:r>
@@ -10381,7 +10481,7 @@
       <w:pPr>
         <w:pStyle w:val="Nadpis2"/>
       </w:pPr>
-      <w:bookmarkStart w:id="18" w:name="_Toc221484215"/>
+      <w:bookmarkStart w:id="18" w:name="_Toc221565709"/>
       <w:r>
         <w:t>Architektúra aplikácie</w:t>
       </w:r>
@@ -10404,7 +10504,7 @@
       <w:pPr>
         <w:pStyle w:val="Nadpis3"/>
       </w:pPr>
-      <w:bookmarkStart w:id="19" w:name="_Toc221484216"/>
+      <w:bookmarkStart w:id="19" w:name="_Toc221565710"/>
       <w:proofErr w:type="spellStart"/>
       <w:r>
         <w:t>Backendová</w:t>
@@ -10611,7 +10711,7 @@
       <w:pPr>
         <w:pStyle w:val="Nadpis3"/>
       </w:pPr>
-      <w:bookmarkStart w:id="20" w:name="_Toc221484217"/>
+      <w:bookmarkStart w:id="20" w:name="_Toc221565711"/>
       <w:proofErr w:type="spellStart"/>
       <w:r>
         <w:t>Frontendová</w:t>
@@ -10798,7 +10898,7 @@
       <w:pPr>
         <w:pStyle w:val="Nadpis3"/>
       </w:pPr>
-      <w:bookmarkStart w:id="21" w:name="_Toc221484218"/>
+      <w:bookmarkStart w:id="21" w:name="_Toc221565712"/>
       <w:r>
         <w:lastRenderedPageBreak/>
         <w:t>D</w:t>
@@ -10896,7 +10996,7 @@
       <w:pPr>
         <w:pStyle w:val="Nadpis2"/>
       </w:pPr>
-      <w:bookmarkStart w:id="22" w:name="_Toc221484219"/>
+      <w:bookmarkStart w:id="22" w:name="_Toc221565713"/>
       <w:r>
         <w:t>Návrh používateľských rolí a oprávnení</w:t>
       </w:r>
@@ -10978,7 +11078,7 @@
       <w:r>
         <w:br w:type="page"/>
       </w:r>
-      <w:bookmarkStart w:id="23" w:name="_Toc221484220"/>
+      <w:bookmarkStart w:id="23" w:name="_Toc221565714"/>
       <w:r>
         <w:lastRenderedPageBreak/>
         <w:t>Implementácia systému</w:t>
@@ -11029,7 +11129,7 @@
       <w:pPr>
         <w:pStyle w:val="Nadpis2"/>
       </w:pPr>
-      <w:bookmarkStart w:id="24" w:name="_Toc221484221"/>
+      <w:bookmarkStart w:id="24" w:name="_Toc221565715"/>
       <w:r>
         <w:t xml:space="preserve">Implementácia </w:t>
       </w:r>
@@ -11051,7 +11151,7 @@
       <w:pPr>
         <w:pStyle w:val="Nadpis3"/>
       </w:pPr>
-      <w:bookmarkStart w:id="25" w:name="_Toc221484222"/>
+      <w:bookmarkStart w:id="25" w:name="_Toc221565716"/>
       <w:r>
         <w:t xml:space="preserve">Štruktúra </w:t>
       </w:r>
@@ -11375,7 +11475,7 @@
       <w:pPr>
         <w:pStyle w:val="Nadpis3"/>
       </w:pPr>
-      <w:bookmarkStart w:id="26" w:name="_Toc221484223"/>
+      <w:bookmarkStart w:id="26" w:name="_Toc221565717"/>
       <w:r>
         <w:t xml:space="preserve">Implementácia </w:t>
       </w:r>
@@ -11512,7 +11612,7 @@
       <w:pPr>
         <w:pStyle w:val="Nadpis3"/>
       </w:pPr>
-      <w:bookmarkStart w:id="27" w:name="_Toc221484224"/>
+      <w:bookmarkStart w:id="27" w:name="_Toc221565718"/>
       <w:r>
         <w:t>Implementácia servi</w:t>
       </w:r>
@@ -11615,7 +11715,7 @@
       <w:pPr>
         <w:pStyle w:val="Nadpis3"/>
       </w:pPr>
-      <w:bookmarkStart w:id="28" w:name="_Toc221484225"/>
+      <w:bookmarkStart w:id="28" w:name="_Toc221565719"/>
       <w:r>
         <w:t>Autentifikácia a autorizácia používateľov</w:t>
       </w:r>
@@ -11849,7 +11949,7 @@
       <w:pPr>
         <w:pStyle w:val="Nadpis2"/>
       </w:pPr>
-      <w:bookmarkStart w:id="29" w:name="_Toc221484226"/>
+      <w:bookmarkStart w:id="29" w:name="_Toc221565720"/>
       <w:r>
         <w:t xml:space="preserve">Implementácia </w:t>
       </w:r>
@@ -11871,7 +11971,7 @@
       <w:pPr>
         <w:pStyle w:val="Nadpis3"/>
       </w:pPr>
-      <w:bookmarkStart w:id="30" w:name="_Toc221484227"/>
+      <w:bookmarkStart w:id="30" w:name="_Toc221565721"/>
       <w:r>
         <w:t xml:space="preserve">Štruktúra </w:t>
       </w:r>
@@ -12166,7 +12266,7 @@
       <w:pPr>
         <w:pStyle w:val="Nadpis3"/>
       </w:pPr>
-      <w:bookmarkStart w:id="31" w:name="_Toc221484228"/>
+      <w:bookmarkStart w:id="31" w:name="_Toc221565722"/>
       <w:proofErr w:type="spellStart"/>
       <w:r>
         <w:t>Routing</w:t>
@@ -12216,7 +12316,7 @@
       <w:pPr>
         <w:pStyle w:val="Nadpis3"/>
       </w:pPr>
-      <w:bookmarkStart w:id="32" w:name="_Toc221484229"/>
+      <w:bookmarkStart w:id="32" w:name="_Toc221565723"/>
       <w:r>
         <w:t>UI a UX</w:t>
       </w:r>
@@ -12381,7 +12481,7 @@
       <w:pPr>
         <w:pStyle w:val="Nadpis3"/>
       </w:pPr>
-      <w:bookmarkStart w:id="33" w:name="_Toc221484230"/>
+      <w:bookmarkStart w:id="33" w:name="_Toc221565724"/>
       <w:r>
         <w:lastRenderedPageBreak/>
         <w:t>Formuláre a</w:t>
@@ -12459,7 +12559,7 @@
       <w:pPr>
         <w:pStyle w:val="Nadpis3"/>
       </w:pPr>
-      <w:bookmarkStart w:id="34" w:name="_Toc221484231"/>
+      <w:bookmarkStart w:id="34" w:name="_Toc221565725"/>
       <w:r>
         <w:t>Správa dát</w:t>
       </w:r>
@@ -12644,38 +12744,129 @@
     </w:p>
     <w:p>
       <w:pPr>
+        <w:pStyle w:val="TEXT"/>
+      </w:pPr>
+    </w:p>
+    <w:p>
+      <w:pPr>
         <w:pStyle w:val="Nadpis3"/>
-        <w:numPr>
-          <w:ilvl w:val="0"/>
-          <w:numId w:val="0"/>
-        </w:numPr>
-        <w:ind w:left="993" w:hanging="851"/>
+      </w:pPr>
+      <w:bookmarkStart w:id="35" w:name="_Toc221565726"/>
+      <w:r>
+        <w:t>Autentifikácia a autorizácia</w:t>
+      </w:r>
+      <w:bookmarkEnd w:id="35"/>
+    </w:p>
+    <w:p>
+      <w:pPr>
+        <w:pStyle w:val="TEXT"/>
+      </w:pPr>
+      <w:r>
+        <w:t>Access a </w:t>
+      </w:r>
+      <w:proofErr w:type="spellStart"/>
+      <w:r>
+        <w:t>refresh</w:t>
+      </w:r>
+      <w:proofErr w:type="spellEnd"/>
+      <w:r>
+        <w:t xml:space="preserve"> token sú na </w:t>
+      </w:r>
+      <w:proofErr w:type="spellStart"/>
+      <w:r>
+        <w:t>frontende</w:t>
+      </w:r>
+      <w:proofErr w:type="spellEnd"/>
+      <w:r>
+        <w:t xml:space="preserve"> uložené</w:t>
+      </w:r>
+      <w:r>
+        <w:t xml:space="preserve"> v http </w:t>
+      </w:r>
+      <w:proofErr w:type="spellStart"/>
+      <w:r>
+        <w:t>only</w:t>
+      </w:r>
+      <w:proofErr w:type="spellEnd"/>
+      <w:r>
+        <w:t xml:space="preserve"> </w:t>
+      </w:r>
+      <w:proofErr w:type="spellStart"/>
+      <w:r>
+        <w:t>cookies</w:t>
+      </w:r>
+      <w:proofErr w:type="spellEnd"/>
+      <w:r>
+        <w:t xml:space="preserve">. Access token je na </w:t>
+      </w:r>
+      <w:proofErr w:type="spellStart"/>
+      <w:r>
+        <w:t>backend</w:t>
+      </w:r>
+      <w:proofErr w:type="spellEnd"/>
+      <w:r>
+        <w:t xml:space="preserve"> odosielaný s každým </w:t>
+      </w:r>
+      <w:proofErr w:type="spellStart"/>
+      <w:r>
+        <w:t>requestom</w:t>
+      </w:r>
+      <w:proofErr w:type="spellEnd"/>
+      <w:r>
+        <w:t xml:space="preserve">. V prípade neplatnosti sa klient pokúsi pomocou </w:t>
+      </w:r>
+      <w:proofErr w:type="spellStart"/>
+      <w:r>
+        <w:t>refresh</w:t>
+      </w:r>
+      <w:proofErr w:type="spellEnd"/>
+      <w:r>
+        <w:t xml:space="preserve"> tokenu získať nové tokeny. V prípade úspechu vie používateľ normálne pokračovať vo využíva</w:t>
+      </w:r>
+      <w:r>
+        <w:t>ní</w:t>
+      </w:r>
+      <w:r>
+        <w:t xml:space="preserve"> aplikácie, zatiaľ čo v opačnom prípade bude odhlásený a presmerovaný na stránku s </w:t>
+      </w:r>
+      <w:proofErr w:type="spellStart"/>
+      <w:r>
+        <w:t>loginom</w:t>
+      </w:r>
+      <w:proofErr w:type="spellEnd"/>
+      <w:r>
+        <w:t xml:space="preserve">. </w:t>
+      </w:r>
+    </w:p>
+    <w:p>
+      <w:pPr>
+        <w:pStyle w:val="TEXT"/>
       </w:pPr>
     </w:p>
     <w:p>
       <w:pPr>
         <w:pStyle w:val="Nadpis3"/>
       </w:pPr>
-      <w:bookmarkStart w:id="35" w:name="_Toc221484232"/>
-      <w:r>
-        <w:t>Autentifikácia a autorizácia</w:t>
-      </w:r>
-      <w:bookmarkEnd w:id="35"/>
+      <w:bookmarkStart w:id="36" w:name="_Toc221565727"/>
+      <w:r>
+        <w:t>Typová bezpečnosť</w:t>
+      </w:r>
+      <w:bookmarkEnd w:id="36"/>
     </w:p>
     <w:p>
       <w:pPr>
         <w:pStyle w:val="TEXT"/>
       </w:pPr>
       <w:r>
-        <w:t>Access a </w:t>
-      </w:r>
-      <w:proofErr w:type="spellStart"/>
-      <w:r>
-        <w:t>refresh</w:t>
-      </w:r>
-      <w:proofErr w:type="spellEnd"/>
-      <w:r>
-        <w:t xml:space="preserve"> token sú na </w:t>
+        <w:t xml:space="preserve">Rovnako ako na </w:t>
+      </w:r>
+      <w:proofErr w:type="spellStart"/>
+      <w:r>
+        <w:t>backende</w:t>
+      </w:r>
+      <w:proofErr w:type="spellEnd"/>
+      <w:r>
+        <w:t xml:space="preserve">, aj na </w:t>
       </w:r>
       <w:proofErr w:type="spellStart"/>
       <w:r>
@@ -12683,102 +12874,6 @@
       </w:r>
       <w:proofErr w:type="spellEnd"/>
       <w:r>
-        <w:t xml:space="preserve"> uložené</w:t>
-      </w:r>
-      <w:r>
-        <w:t xml:space="preserve"> v http </w:t>
-      </w:r>
-      <w:proofErr w:type="spellStart"/>
-      <w:r>
-        <w:t>only</w:t>
-      </w:r>
-      <w:proofErr w:type="spellEnd"/>
-      <w:r>
-        <w:t xml:space="preserve"> </w:t>
-      </w:r>
-      <w:proofErr w:type="spellStart"/>
-      <w:r>
-        <w:t>cookies</w:t>
-      </w:r>
-      <w:proofErr w:type="spellEnd"/>
-      <w:r>
-        <w:t xml:space="preserve">. Access token je na </w:t>
-      </w:r>
-      <w:proofErr w:type="spellStart"/>
-      <w:r>
-        <w:t>backend</w:t>
-      </w:r>
-      <w:proofErr w:type="spellEnd"/>
-      <w:r>
-        <w:t xml:space="preserve"> odosielaný s každým </w:t>
-      </w:r>
-      <w:proofErr w:type="spellStart"/>
-      <w:r>
-        <w:t>requestom</w:t>
-      </w:r>
-      <w:proofErr w:type="spellEnd"/>
-      <w:r>
-        <w:t xml:space="preserve">. V prípade neplatnosti sa klient pokúsi pomocou </w:t>
-      </w:r>
-      <w:proofErr w:type="spellStart"/>
-      <w:r>
-        <w:t>refresh</w:t>
-      </w:r>
-      <w:proofErr w:type="spellEnd"/>
-      <w:r>
-        <w:t xml:space="preserve"> tokenu získať nové tokeny. V prípade úspechu vie používateľ normálne pokračovať vo využíva</w:t>
-      </w:r>
-      <w:r>
-        <w:t>ní</w:t>
-      </w:r>
-      <w:r>
-        <w:t xml:space="preserve"> aplikácie, zatiaľ čo v opačnom prípade bude odhlásený a presmerovaný na stránku s </w:t>
-      </w:r>
-      <w:proofErr w:type="spellStart"/>
-      <w:r>
-        <w:t>loginom</w:t>
-      </w:r>
-      <w:proofErr w:type="spellEnd"/>
-      <w:r>
-        <w:t xml:space="preserve">. </w:t>
-      </w:r>
-    </w:p>
-    <w:p>
-      <w:pPr>
-        <w:pStyle w:val="TEXT"/>
-      </w:pPr>
-    </w:p>
-    <w:p>
-      <w:pPr>
-        <w:pStyle w:val="Nadpis3"/>
-      </w:pPr>
-      <w:bookmarkStart w:id="36" w:name="_Toc221484233"/>
-      <w:r>
-        <w:t>Typová bezpečnosť</w:t>
-      </w:r>
-      <w:bookmarkEnd w:id="36"/>
-    </w:p>
-    <w:p>
-      <w:pPr>
-        <w:pStyle w:val="TEXT"/>
-      </w:pPr>
-      <w:r>
-        <w:t xml:space="preserve">Rovnako ako na </w:t>
-      </w:r>
-      <w:proofErr w:type="spellStart"/>
-      <w:r>
-        <w:t>backende</w:t>
-      </w:r>
-      <w:proofErr w:type="spellEnd"/>
-      <w:r>
-        <w:t xml:space="preserve">, aj na </w:t>
-      </w:r>
-      <w:proofErr w:type="spellStart"/>
-      <w:r>
-        <w:t>frontende</w:t>
-      </w:r>
-      <w:proofErr w:type="spellEnd"/>
-      <w:r>
         <w:t xml:space="preserve"> sme implementovali typovú bezpečnosť pomocou </w:t>
       </w:r>
       <w:proofErr w:type="spellStart"/>
@@ -12807,7 +12902,7 @@
       <w:pPr>
         <w:pStyle w:val="Nadpis1"/>
       </w:pPr>
-      <w:bookmarkStart w:id="37" w:name="_Toc221484234"/>
+      <w:bookmarkStart w:id="37" w:name="_Toc221565728"/>
       <w:proofErr w:type="spellStart"/>
       <w:r>
         <w:lastRenderedPageBreak/>
@@ -12866,7 +12961,16 @@
         <w:t>á</w:t>
       </w:r>
       <w:r>
-        <w:t xml:space="preserve"> aj doména, ktorá zabezpečí jednoduchý prístup používateľov na web</w:t>
+        <w:t xml:space="preserve"> aj doména, ktorá zabezpečí jednoduchý prístu</w:t>
+      </w:r>
+      <w:r>
+        <w:t>p k</w:t>
+      </w:r>
+      <w:r>
+        <w:t xml:space="preserve"> web</w:t>
+      </w:r>
+      <w:r>
+        <w:t>u</w:t>
       </w:r>
       <w:r>
         <w:t>.</w:t>
@@ -12897,7 +13001,7 @@
           <w:szCs w:val="32"/>
         </w:rPr>
       </w:pPr>
-      <w:bookmarkStart w:id="38" w:name="_Toc221484235"/>
+      <w:bookmarkStart w:id="38" w:name="_Toc221565729"/>
       <w:r>
         <w:rPr>
           <w:smallCaps w:val="0"/>
@@ -12906,7 +13010,7 @@
         <w:lastRenderedPageBreak/>
         <w:t>Záver</w:t>
       </w:r>
-      <w:bookmarkEnd w:id="7"/>
+      <w:bookmarkEnd w:id="6"/>
       <w:bookmarkEnd w:id="38"/>
     </w:p>
     <w:p>
@@ -12976,13 +13080,7 @@
         <w:rPr>
           <w:szCs w:val="24"/>
         </w:rPr>
-        <w:t>samovzdeláva</w:t>
-      </w:r>
-      <w:r>
-        <w:rPr>
-          <w:szCs w:val="24"/>
-        </w:rPr>
-        <w:t>n</w:t>
+        <w:t>samovzdelávan</w:t>
       </w:r>
       <w:r>
         <w:rPr>
@@ -13029,6 +13127,9 @@
       <w:pPr>
         <w:pStyle w:val="NormalnytextDP"/>
         <w:ind w:firstLine="0"/>
+        <w:rPr>
+          <w:szCs w:val="24"/>
+        </w:rPr>
       </w:pPr>
       <w:r>
         <w:rPr>
@@ -13037,6 +13138,9 @@
         <w:t>Do budúcnosti by bolo možné projekt rozšíriť o ďalšie predmety, nové typy otázok alebo o aplikáciu pre mobil a podobne. Projekt môže slúžiť ako pomôcka vo výučbe alebo ako základ pre ďalší rozvoj podobných vzdelávacích aplikácií.</w:t>
       </w:r>
       <w:r>
+        <w:rPr>
+          <w:szCs w:val="24"/>
+        </w:rPr>
         <w:t xml:space="preserve"> </w:t>
       </w:r>
     </w:p>
@@ -13048,9 +13152,28 @@
           <w:szCs w:val="24"/>
           <w:lang w:eastAsia="sk-SK"/>
         </w:rPr>
+      </w:pPr>
+      <w:r>
+        <w:rPr>
+          <w:rFonts w:ascii="Times New Roman" w:hAnsi="Times New Roman" w:cs="Times New Roman"/>
+          <w:sz w:val="24"/>
+          <w:szCs w:val="24"/>
+          <w:lang w:eastAsia="sk-SK"/>
+        </w:rPr>
+        <w:br w:type="page"/>
+      </w:r>
+    </w:p>
+    <w:p>
+      <w:pPr>
+        <w:rPr>
+          <w:rFonts w:ascii="Times New Roman" w:hAnsi="Times New Roman" w:cs="Times New Roman"/>
+          <w:sz w:val="24"/>
+          <w:szCs w:val="24"/>
+          <w:lang w:eastAsia="sk-SK"/>
+        </w:rPr>
         <w:sectPr>
-          <w:footerReference w:type="default" r:id="rId16"/>
-          <w:footerReference w:type="first" r:id="rId17"/>
+          <w:footerReference w:type="default" r:id="rId13"/>
+          <w:footerReference w:type="first" r:id="rId14"/>
           <w:pgSz w:w="11906" w:h="16838"/>
           <w:pgMar w:top="1418" w:right="1418" w:bottom="1418" w:left="1985" w:header="708" w:footer="708" w:gutter="0"/>
           <w:pgNumType w:start="7"/>
@@ -13058,15 +13181,6 @@
           <w:docGrid w:linePitch="360"/>
         </w:sectPr>
       </w:pPr>
-      <w:r>
-        <w:rPr>
-          <w:rFonts w:ascii="Times New Roman" w:hAnsi="Times New Roman" w:cs="Times New Roman"/>
-          <w:sz w:val="24"/>
-          <w:szCs w:val="24"/>
-          <w:lang w:eastAsia="sk-SK"/>
-        </w:rPr>
-        <w:br w:type="page"/>
-      </w:r>
     </w:p>
     <w:p>
       <w:pPr>
@@ -13092,33 +13206,35 @@
     <w:p>
       <w:pPr>
         <w:rPr>
+          <w:rFonts w:ascii="Times New Roman" w:hAnsi="Times New Roman" w:cs="Times New Roman"/>
+          <w:b/>
+          <w:bCs/>
+          <w:iCs/>
+          <w:spacing w:val="5"/>
+          <w:sz w:val="32"/>
+          <w:szCs w:val="32"/>
+        </w:rPr>
+      </w:pPr>
+      <w:r>
+        <w:rPr>
+          <w:rStyle w:val="Nzovknihy"/>
+          <w:rFonts w:ascii="Times New Roman" w:hAnsi="Times New Roman" w:cs="Times New Roman"/>
+          <w:i w:val="0"/>
+          <w:sz w:val="32"/>
+          <w:szCs w:val="32"/>
+        </w:rPr>
+        <w:lastRenderedPageBreak/>
+        <w:t>Použitá literatúra</w:t>
+      </w:r>
+    </w:p>
+    <w:p>
+      <w:pPr>
+        <w:rPr>
           <w:smallCaps/>
           <w:sz w:val="32"/>
           <w:szCs w:val="32"/>
         </w:rPr>
       </w:pPr>
-      <w:r>
-        <w:rPr>
-          <w:rStyle w:val="Nzovknihy"/>
-          <w:rFonts w:ascii="Times New Roman" w:hAnsi="Times New Roman" w:cs="Times New Roman"/>
-          <w:i w:val="0"/>
-          <w:sz w:val="32"/>
-          <w:szCs w:val="32"/>
-        </w:rPr>
-        <w:lastRenderedPageBreak/>
-        <w:t>Použitá literatúra</w:t>
-      </w:r>
-    </w:p>
-    <w:p>
-      <w:pPr>
-        <w:spacing w:line="360" w:lineRule="auto"/>
-        <w:rPr>
-          <w:rFonts w:ascii="Times New Roman" w:hAnsi="Times New Roman" w:cs="Times New Roman"/>
-          <w:sz w:val="24"/>
-          <w:szCs w:val="24"/>
-          <w:lang w:eastAsia="sk-SK"/>
-        </w:rPr>
-      </w:pPr>
     </w:p>
     <w:bookmarkStart w:id="39" w:name="_Toc382839398"/>
     <w:p>
@@ -13137,53 +13253,39 @@
         <w:rPr>
           <w:rStyle w:val="Zvraznenodkaz"/>
         </w:rPr>
-        <w:instrText>HYPERLINK "</w:instrText>
+        <w:instrText>HYPERLINK "https://learn.microsoft.com/en-us/aspnet/core/get-started?view=aspnetcore-9.0"</w:instrText>
       </w:r>
       <w:r>
         <w:rPr>
           <w:rStyle w:val="Zvraznenodkaz"/>
-          <w:lang w:val="en-US"/>
-        </w:rPr>
-        <w:instrText>https://learn.microsoft.com/en-us/aspnet/core/get-started?view=aspnetcore-9.0</w:instrText>
+        </w:rPr>
       </w:r>
       <w:r>
         <w:rPr>
           <w:rStyle w:val="Zvraznenodkaz"/>
         </w:rPr>
-        <w:instrText>"</w:instrText>
+        <w:fldChar w:fldCharType="separate"/>
       </w:r>
       <w:r>
         <w:rPr>
           <w:rStyle w:val="Zvraznenodkaz"/>
         </w:rPr>
+        <w:t>https://learn.microsoft.com/en-us/aspnet/core/get-started?view=aspnetcore-9.0</w:t>
       </w:r>
       <w:r>
         <w:rPr>
           <w:rStyle w:val="Zvraznenodkaz"/>
         </w:rPr>
-        <w:fldChar w:fldCharType="separate"/>
-      </w:r>
-      <w:r>
+        <w:fldChar w:fldCharType="end"/>
+      </w:r>
+    </w:p>
+    <w:p>
+      <w:pPr>
         <w:rPr>
           <w:rStyle w:val="Zvraznenodkaz"/>
-          <w:lang w:val="en-US"/>
-        </w:rPr>
-        <w:t>https://learn.microsoft.com/en-us/aspnet/core/get-started?view=aspnetcore-9.0</w:t>
-      </w:r>
-      <w:r>
-        <w:rPr>
-          <w:rStyle w:val="Zvraznenodkaz"/>
-        </w:rPr>
-        <w:fldChar w:fldCharType="end"/>
-      </w:r>
-    </w:p>
-    <w:p>
-      <w:pPr>
-        <w:rPr>
-          <w:rStyle w:val="Zvraznenodkaz"/>
-        </w:rPr>
-      </w:pPr>
-      <w:hyperlink r:id="rId18" w:history="1">
+        </w:rPr>
+      </w:pPr>
+      <w:hyperlink r:id="rId15" w:history="1">
         <w:r>
           <w:rPr>
             <w:rStyle w:val="Zvraznenodkaz"/>
@@ -13211,7 +13313,7 @@
           <w:rStyle w:val="Zvraznenodkaz"/>
         </w:rPr>
       </w:pPr>
-      <w:hyperlink r:id="rId19" w:history="1">
+      <w:hyperlink r:id="rId16" w:history="1">
         <w:r>
           <w:rPr>
             <w:rStyle w:val="Zvraznenodkaz"/>
@@ -13226,7 +13328,7 @@
           <w:rStyle w:val="Zvraznenodkaz"/>
         </w:rPr>
       </w:pPr>
-      <w:hyperlink r:id="rId20" w:history="1">
+      <w:hyperlink r:id="rId17" w:history="1">
         <w:r>
           <w:rPr>
             <w:rStyle w:val="Zvraznenodkaz"/>
@@ -13254,7 +13356,7 @@
           <w:rStyle w:val="Zvraznenodkaz"/>
         </w:rPr>
       </w:pPr>
-      <w:hyperlink r:id="rId21" w:history="1">
+      <w:hyperlink r:id="rId18" w:history="1">
         <w:r>
           <w:rPr>
             <w:rStyle w:val="Zvraznenodkaz"/>
@@ -13275,7 +13377,7 @@
           <w:rStyle w:val="Zvraznenodkaz"/>
         </w:rPr>
       </w:pPr>
-      <w:hyperlink r:id="rId22" w:history="1">
+      <w:hyperlink r:id="rId19" w:history="1">
         <w:r>
           <w:rPr>
             <w:rStyle w:val="Zvraznenodkaz"/>
@@ -13290,7 +13392,7 @@
           <w:rStyle w:val="Zvraznenodkaz"/>
         </w:rPr>
       </w:pPr>
-      <w:hyperlink r:id="rId23" w:history="1">
+      <w:hyperlink r:id="rId20" w:history="1">
         <w:r>
           <w:rPr>
             <w:rStyle w:val="Zvraznenodkaz"/>
@@ -13305,7 +13407,7 @@
           <w:rStyle w:val="Zvraznenodkaz"/>
         </w:rPr>
       </w:pPr>
-      <w:hyperlink r:id="rId24" w:history="1">
+      <w:hyperlink r:id="rId21" w:history="1">
         <w:r>
           <w:rPr>
             <w:rStyle w:val="Zvraznenodkaz"/>
@@ -13320,7 +13422,7 @@
           <w:rStyle w:val="Zvraznenodkaz"/>
         </w:rPr>
       </w:pPr>
-      <w:hyperlink r:id="rId25" w:history="1">
+      <w:hyperlink r:id="rId22" w:history="1">
         <w:r>
           <w:rPr>
             <w:rStyle w:val="Zvraznenodkaz"/>
@@ -13335,7 +13437,7 @@
           <w:rStyle w:val="Zvraznenodkaz"/>
         </w:rPr>
       </w:pPr>
-      <w:hyperlink r:id="rId26" w:history="1">
+      <w:hyperlink r:id="rId23" w:history="1">
         <w:r>
           <w:rPr>
             <w:rStyle w:val="Zvraznenodkaz"/>
@@ -13350,7 +13452,7 @@
           <w:rStyle w:val="Zvraznenodkaz"/>
         </w:rPr>
       </w:pPr>
-      <w:hyperlink r:id="rId27" w:history="1">
+      <w:hyperlink r:id="rId24" w:history="1">
         <w:r>
           <w:rPr>
             <w:rStyle w:val="Zvraznenodkaz"/>
@@ -13360,7 +13462,12 @@
       </w:hyperlink>
     </w:p>
     <w:p>
-      <w:hyperlink r:id="rId28" w:history="1">
+      <w:pPr>
+        <w:rPr>
+          <w:rStyle w:val="Zvraznenodkaz"/>
+        </w:rPr>
+      </w:pPr>
+      <w:hyperlink r:id="rId25" w:history="1">
         <w:r>
           <w:rPr>
             <w:rStyle w:val="Zvraznenodkaz"/>
@@ -13411,8 +13518,8 @@
           <w:szCs w:val="32"/>
         </w:rPr>
         <w:sectPr>
-          <w:headerReference w:type="first" r:id="rId29"/>
-          <w:footerReference w:type="first" r:id="rId30"/>
+          <w:headerReference w:type="first" r:id="rId26"/>
+          <w:footerReference w:type="first" r:id="rId27"/>
           <w:type w:val="continuous"/>
           <w:pgSz w:w="11906" w:h="16838"/>
           <w:pgMar w:top="1418" w:right="1418" w:bottom="1418" w:left="1985" w:header="708" w:footer="708" w:gutter="0"/>
@@ -13436,7 +13543,7 @@
         </w:rPr>
       </w:pPr>
       <w:bookmarkStart w:id="40" w:name="_Toc740436385"/>
-      <w:bookmarkStart w:id="41" w:name="_Toc221484236"/>
+      <w:bookmarkStart w:id="41" w:name="_Toc221565730"/>
       <w:bookmarkEnd w:id="39"/>
       <w:r>
         <w:rPr>
@@ -13563,7 +13670,7 @@
       </w:pPr>
     </w:p>
     <w:sectPr>
-      <w:footerReference w:type="first" r:id="rId31"/>
+      <w:footerReference w:type="first" r:id="rId28"/>
       <w:pgSz w:w="11906" w:h="16838"/>
       <w:pgMar w:top="1418" w:right="1418" w:bottom="1418" w:left="1985" w:header="708" w:footer="708" w:gutter="0"/>
       <w:pgNumType w:fmt="upperLetter" w:start="1"/>
@@ -13605,6 +13712,7 @@
   <w:p>
     <w:pPr>
       <w:pStyle w:val="Pta"/>
+      <w:jc w:val="center"/>
     </w:pPr>
   </w:p>
 </w:ftr>
@@ -13622,17 +13730,6 @@
 </file>
 
 <file path=word/footer3.xml><?xml version="1.0" encoding="utf-8"?>
-<w:ftr xmlns:wpc="http://schemas.microsoft.com/office/word/2010/wordprocessingCanvas" xmlns:cx="http://schemas.microsoft.com/office/drawing/2014/chartex" xmlns:cx1="http://schemas.microsoft.com/office/drawing/2015/9/8/chartex" xmlns:cx2="http://schemas.microsoft.com/office/drawing/2015/10/21/chartex" xmlns:cx3="http://schemas.microsoft.com/office/drawing/2016/5/9/chartex" xmlns:cx4="http://schemas.microsoft.com/office/drawing/2016/5/10/chartex" xmlns:cx5="http://schemas.microsoft.com/office/drawing/2016/5/11/chartex" xmlns:cx6="http://schemas.microsoft.com/office/drawing/2016/5/12/chartex" xmlns:cx7="http://schemas.microsoft.com/office/drawing/2016/5/13/chartex" xmlns:cx8="http://schemas.microsoft.com/office/drawing/2016/5/14/chartex" xmlns:mc="http://schemas.openxmlformats.org/markup-compatibility/2006" xmlns:aink="http://schemas.microsoft.com/office/drawing/2016/ink" xmlns:am3d="http://schemas.microsoft.com/office/drawing/2017/model3d" xmlns:o="urn:schemas-microsoft-com:office:office" xmlns:oel="http://schemas.microsoft.com/office/2019/extlst" xmlns:r="http://schemas.openxmlformats.org/officeDocument/2006/relationships" xmlns:m="http://schemas.openxmlformats.org/officeDocument/2006/math" xmlns:v="urn:schemas-microsoft-com:vml" xmlns:wp14="http://schemas.microsoft.com/office/word/2010/wordprocessingDrawing" xmlns:wp="http://schemas.openxmlformats.org/drawingml/2006/wordprocessingDrawing" xmlns:w10="urn:schemas-microsoft-com:office:word" xmlns:w="http://schemas.openxmlformats.org/wordprocessingml/2006/main" xmlns:w14="http://schemas.microsoft.com/office/word/2010/wordml" xmlns:w15="http://schemas.microsoft.com/office/word/2012/wordml" xmlns:w16cex="http://schemas.microsoft.com/office/word/2018/wordml/cex" xmlns:w16cid="http://schemas.microsoft.com/office/word/2016/wordml/cid" xmlns:w16="http://schemas.microsoft.com/office/word/2018/wordml" xmlns:w16du="http://schemas.microsoft.com/office/word/2023/wordml/word16du" xmlns:w16sdtdh="http://schemas.microsoft.com/office/word/2020/wordml/sdtdatahash" xmlns:w16sdtfl="http://schemas.microsoft.com/office/word/2024/wordml/sdtformatlock" xmlns:w16se="http://schemas.microsoft.com/office/word/2015/wordml/symex" xmlns:wpg="http://schemas.microsoft.com/office/word/2010/wordprocessingGroup" xmlns:wpi="http://schemas.microsoft.com/office/word/2010/wordprocessingInk" xmlns:wne="http://schemas.microsoft.com/office/word/2006/wordml" xmlns:wps="http://schemas.microsoft.com/office/word/2010/wordprocessingShape" mc:Ignorable="w14 w15 w16se w16cid w16 w16cex w16sdtdh w16sdtfl w16du wp14">
-  <w:p>
-    <w:pPr>
-      <w:pStyle w:val="Pta"/>
-      <w:jc w:val="center"/>
-    </w:pPr>
-  </w:p>
-</w:ftr>
-</file>
-
-<file path=word/footer4.xml><?xml version="1.0" encoding="utf-8"?>
 <w:ftr xmlns:wpc="http://schemas.microsoft.com/office/word/2010/wordprocessingCanvas" xmlns:cx="http://schemas.microsoft.com/office/drawing/2014/chartex" xmlns:cx1="http://schemas.microsoft.com/office/drawing/2015/9/8/chartex" xmlns:cx2="http://schemas.microsoft.com/office/drawing/2015/10/21/chartex" xmlns:cx3="http://schemas.microsoft.com/office/drawing/2016/5/9/chartex" xmlns:cx4="http://schemas.microsoft.com/office/drawing/2016/5/10/chartex" xmlns:cx5="http://schemas.microsoft.com/office/drawing/2016/5/11/chartex" xmlns:cx6="http://schemas.microsoft.com/office/drawing/2016/5/12/chartex" xmlns:cx7="http://schemas.microsoft.com/office/drawing/2016/5/13/chartex" xmlns:cx8="http://schemas.microsoft.com/office/drawing/2016/5/14/chartex" xmlns:mc="http://schemas.openxmlformats.org/markup-compatibility/2006" xmlns:aink="http://schemas.microsoft.com/office/drawing/2016/ink" xmlns:am3d="http://schemas.microsoft.com/office/drawing/2017/model3d" xmlns:o="urn:schemas-microsoft-com:office:office" xmlns:oel="http://schemas.microsoft.com/office/2019/extlst" xmlns:r="http://schemas.openxmlformats.org/officeDocument/2006/relationships" xmlns:m="http://schemas.openxmlformats.org/officeDocument/2006/math" xmlns:v="urn:schemas-microsoft-com:vml" xmlns:wp14="http://schemas.microsoft.com/office/word/2010/wordprocessingDrawing" xmlns:wp="http://schemas.openxmlformats.org/drawingml/2006/wordprocessingDrawing" xmlns:w10="urn:schemas-microsoft-com:office:word" xmlns:w="http://schemas.openxmlformats.org/wordprocessingml/2006/main" xmlns:w14="http://schemas.microsoft.com/office/word/2010/wordml" xmlns:w15="http://schemas.microsoft.com/office/word/2012/wordml" xmlns:w16cex="http://schemas.microsoft.com/office/word/2018/wordml/cex" xmlns:w16cid="http://schemas.microsoft.com/office/word/2016/wordml/cid" xmlns:w16="http://schemas.microsoft.com/office/word/2018/wordml" xmlns:w16du="http://schemas.microsoft.com/office/word/2023/wordml/word16du" xmlns:w16sdtdh="http://schemas.microsoft.com/office/word/2020/wordml/sdtdatahash" xmlns:w16sdtfl="http://schemas.microsoft.com/office/word/2024/wordml/sdtformatlock" xmlns:w16se="http://schemas.microsoft.com/office/word/2015/wordml/symex" xmlns:wpg="http://schemas.microsoft.com/office/word/2010/wordprocessingGroup" xmlns:wpi="http://schemas.microsoft.com/office/word/2010/wordprocessingInk" xmlns:wne="http://schemas.microsoft.com/office/word/2006/wordml" xmlns:wps="http://schemas.microsoft.com/office/word/2010/wordprocessingShape" mc:Ignorable="w14 w15 w16se w16cid w16 w16cex w16sdtdh w16sdtfl w16du wp14">
   <w:sdt>
     <w:sdtPr>
@@ -13684,7 +13781,7 @@
 </w:ftr>
 </file>
 
-<file path=word/footer5.xml><?xml version="1.0" encoding="utf-8"?>
+<file path=word/footer4.xml><?xml version="1.0" encoding="utf-8"?>
 <w:ftr xmlns:wpc="http://schemas.microsoft.com/office/word/2010/wordprocessingCanvas" xmlns:cx="http://schemas.microsoft.com/office/drawing/2014/chartex" xmlns:cx1="http://schemas.microsoft.com/office/drawing/2015/9/8/chartex" xmlns:cx2="http://schemas.microsoft.com/office/drawing/2015/10/21/chartex" xmlns:cx3="http://schemas.microsoft.com/office/drawing/2016/5/9/chartex" xmlns:cx4="http://schemas.microsoft.com/office/drawing/2016/5/10/chartex" xmlns:cx5="http://schemas.microsoft.com/office/drawing/2016/5/11/chartex" xmlns:cx6="http://schemas.microsoft.com/office/drawing/2016/5/12/chartex" xmlns:cx7="http://schemas.microsoft.com/office/drawing/2016/5/13/chartex" xmlns:cx8="http://schemas.microsoft.com/office/drawing/2016/5/14/chartex" xmlns:mc="http://schemas.openxmlformats.org/markup-compatibility/2006" xmlns:aink="http://schemas.microsoft.com/office/drawing/2016/ink" xmlns:am3d="http://schemas.microsoft.com/office/drawing/2017/model3d" xmlns:o="urn:schemas-microsoft-com:office:office" xmlns:oel="http://schemas.microsoft.com/office/2019/extlst" xmlns:r="http://schemas.openxmlformats.org/officeDocument/2006/relationships" xmlns:m="http://schemas.openxmlformats.org/officeDocument/2006/math" xmlns:v="urn:schemas-microsoft-com:vml" xmlns:wp14="http://schemas.microsoft.com/office/word/2010/wordprocessingDrawing" xmlns:wp="http://schemas.openxmlformats.org/drawingml/2006/wordprocessingDrawing" xmlns:w10="urn:schemas-microsoft-com:office:word" xmlns:w="http://schemas.openxmlformats.org/wordprocessingml/2006/main" xmlns:w14="http://schemas.microsoft.com/office/word/2010/wordml" xmlns:w15="http://schemas.microsoft.com/office/word/2012/wordml" xmlns:w16cex="http://schemas.microsoft.com/office/word/2018/wordml/cex" xmlns:w16cid="http://schemas.microsoft.com/office/word/2016/wordml/cid" xmlns:w16="http://schemas.microsoft.com/office/word/2018/wordml" xmlns:w16du="http://schemas.microsoft.com/office/word/2023/wordml/word16du" xmlns:w16sdtdh="http://schemas.microsoft.com/office/word/2020/wordml/sdtdatahash" xmlns:w16sdtfl="http://schemas.microsoft.com/office/word/2024/wordml/sdtformatlock" xmlns:w16se="http://schemas.microsoft.com/office/word/2015/wordml/symex" xmlns:wpg="http://schemas.microsoft.com/office/word/2010/wordprocessingGroup" xmlns:wpi="http://schemas.microsoft.com/office/word/2010/wordprocessingInk" xmlns:wne="http://schemas.microsoft.com/office/word/2006/wordml" xmlns:wps="http://schemas.microsoft.com/office/word/2010/wordprocessingShape" mc:Ignorable="w14 w15 w16se w16cid w16 w16cex w16sdtdh w16sdtfl w16du wp14">
   <w:p>
     <w:pPr>
@@ -13696,7 +13793,7 @@
 </w:ftr>
 </file>
 
-<file path=word/footer6.xml><?xml version="1.0" encoding="utf-8"?>
+<file path=word/footer5.xml><?xml version="1.0" encoding="utf-8"?>
 <w:ftr xmlns:wpc="http://schemas.microsoft.com/office/word/2010/wordprocessingCanvas" xmlns:cx="http://schemas.microsoft.com/office/drawing/2014/chartex" xmlns:cx1="http://schemas.microsoft.com/office/drawing/2015/9/8/chartex" xmlns:cx2="http://schemas.microsoft.com/office/drawing/2015/10/21/chartex" xmlns:cx3="http://schemas.microsoft.com/office/drawing/2016/5/9/chartex" xmlns:cx4="http://schemas.microsoft.com/office/drawing/2016/5/10/chartex" xmlns:cx5="http://schemas.microsoft.com/office/drawing/2016/5/11/chartex" xmlns:cx6="http://schemas.microsoft.com/office/drawing/2016/5/12/chartex" xmlns:cx7="http://schemas.microsoft.com/office/drawing/2016/5/13/chartex" xmlns:cx8="http://schemas.microsoft.com/office/drawing/2016/5/14/chartex" xmlns:mc="http://schemas.openxmlformats.org/markup-compatibility/2006" xmlns:aink="http://schemas.microsoft.com/office/drawing/2016/ink" xmlns:am3d="http://schemas.microsoft.com/office/drawing/2017/model3d" xmlns:o="urn:schemas-microsoft-com:office:office" xmlns:oel="http://schemas.microsoft.com/office/2019/extlst" xmlns:r="http://schemas.openxmlformats.org/officeDocument/2006/relationships" xmlns:m="http://schemas.openxmlformats.org/officeDocument/2006/math" xmlns:v="urn:schemas-microsoft-com:vml" xmlns:wp14="http://schemas.microsoft.com/office/word/2010/wordprocessingDrawing" xmlns:wp="http://schemas.openxmlformats.org/drawingml/2006/wordprocessingDrawing" xmlns:w10="urn:schemas-microsoft-com:office:word" xmlns:w="http://schemas.openxmlformats.org/wordprocessingml/2006/main" xmlns:w14="http://schemas.microsoft.com/office/word/2010/wordml" xmlns:w15="http://schemas.microsoft.com/office/word/2012/wordml" xmlns:w16cex="http://schemas.microsoft.com/office/word/2018/wordml/cex" xmlns:w16cid="http://schemas.microsoft.com/office/word/2016/wordml/cid" xmlns:w16="http://schemas.microsoft.com/office/word/2018/wordml" xmlns:w16du="http://schemas.microsoft.com/office/word/2023/wordml/word16du" xmlns:w16sdtdh="http://schemas.microsoft.com/office/word/2020/wordml/sdtdatahash" xmlns:w16sdtfl="http://schemas.microsoft.com/office/word/2024/wordml/sdtformatlock" xmlns:w16se="http://schemas.microsoft.com/office/word/2015/wordml/symex" xmlns:wpg="http://schemas.microsoft.com/office/word/2010/wordprocessingGroup" xmlns:wpi="http://schemas.microsoft.com/office/word/2010/wordprocessingInk" xmlns:wne="http://schemas.microsoft.com/office/word/2006/wordml" xmlns:wps="http://schemas.microsoft.com/office/word/2010/wordprocessingShape" mc:Ignorable="w14 w15 w16se w16cid w16 w16cex w16sdtdh w16sdtfl w16du wp14">
   <w:p>
     <w:pPr>
@@ -13707,7 +13804,7 @@
 </w:ftr>
 </file>
 
-<file path=word/footer7.xml><?xml version="1.0" encoding="utf-8"?>
+<file path=word/footer6.xml><?xml version="1.0" encoding="utf-8"?>
 <w:ftr xmlns:wpc="http://schemas.microsoft.com/office/word/2010/wordprocessingCanvas" xmlns:cx="http://schemas.microsoft.com/office/drawing/2014/chartex" xmlns:cx1="http://schemas.microsoft.com/office/drawing/2015/9/8/chartex" xmlns:cx2="http://schemas.microsoft.com/office/drawing/2015/10/21/chartex" xmlns:cx3="http://schemas.microsoft.com/office/drawing/2016/5/9/chartex" xmlns:cx4="http://schemas.microsoft.com/office/drawing/2016/5/10/chartex" xmlns:cx5="http://schemas.microsoft.com/office/drawing/2016/5/11/chartex" xmlns:cx6="http://schemas.microsoft.com/office/drawing/2016/5/12/chartex" xmlns:cx7="http://schemas.microsoft.com/office/drawing/2016/5/13/chartex" xmlns:cx8="http://schemas.microsoft.com/office/drawing/2016/5/14/chartex" xmlns:mc="http://schemas.openxmlformats.org/markup-compatibility/2006" xmlns:aink="http://schemas.microsoft.com/office/drawing/2016/ink" xmlns:am3d="http://schemas.microsoft.com/office/drawing/2017/model3d" xmlns:o="urn:schemas-microsoft-com:office:office" xmlns:oel="http://schemas.microsoft.com/office/2019/extlst" xmlns:r="http://schemas.openxmlformats.org/officeDocument/2006/relationships" xmlns:m="http://schemas.openxmlformats.org/officeDocument/2006/math" xmlns:v="urn:schemas-microsoft-com:vml" xmlns:wp14="http://schemas.microsoft.com/office/word/2010/wordprocessingDrawing" xmlns:wp="http://schemas.openxmlformats.org/drawingml/2006/wordprocessingDrawing" xmlns:w10="urn:schemas-microsoft-com:office:word" xmlns:w="http://schemas.openxmlformats.org/wordprocessingml/2006/main" xmlns:w14="http://schemas.microsoft.com/office/word/2010/wordml" xmlns:w15="http://schemas.microsoft.com/office/word/2012/wordml" xmlns:w16cex="http://schemas.microsoft.com/office/word/2018/wordml/cex" xmlns:w16cid="http://schemas.microsoft.com/office/word/2016/wordml/cid" xmlns:w16="http://schemas.microsoft.com/office/word/2018/wordml" xmlns:w16du="http://schemas.microsoft.com/office/word/2023/wordml/word16du" xmlns:w16sdtdh="http://schemas.microsoft.com/office/word/2020/wordml/sdtdatahash" xmlns:w16sdtfl="http://schemas.microsoft.com/office/word/2024/wordml/sdtformatlock" xmlns:w16se="http://schemas.microsoft.com/office/word/2015/wordml/symex" xmlns:wpg="http://schemas.microsoft.com/office/word/2010/wordprocessingGroup" xmlns:wpi="http://schemas.microsoft.com/office/word/2010/wordprocessingInk" xmlns:wne="http://schemas.microsoft.com/office/word/2006/wordml" xmlns:wps="http://schemas.microsoft.com/office/word/2010/wordprocessingShape" mc:Ignorable="w14 w15 w16se w16cid w16 w16cex w16sdtdh w16sdtfl w16du wp14">
   <w:p>
     <w:pPr>
@@ -13744,16 +13841,6 @@
 </file>
 
 <file path=word/header1.xml><?xml version="1.0" encoding="utf-8"?>
-<w:hdr xmlns:wpc="http://schemas.microsoft.com/office/word/2010/wordprocessingCanvas" xmlns:cx="http://schemas.microsoft.com/office/drawing/2014/chartex" xmlns:cx1="http://schemas.microsoft.com/office/drawing/2015/9/8/chartex" xmlns:cx2="http://schemas.microsoft.com/office/drawing/2015/10/21/chartex" xmlns:cx3="http://schemas.microsoft.com/office/drawing/2016/5/9/chartex" xmlns:cx4="http://schemas.microsoft.com/office/drawing/2016/5/10/chartex" xmlns:cx5="http://schemas.microsoft.com/office/drawing/2016/5/11/chartex" xmlns:cx6="http://schemas.microsoft.com/office/drawing/2016/5/12/chartex" xmlns:cx7="http://schemas.microsoft.com/office/drawing/2016/5/13/chartex" xmlns:cx8="http://schemas.microsoft.com/office/drawing/2016/5/14/chartex" xmlns:mc="http://schemas.openxmlformats.org/markup-compatibility/2006" xmlns:aink="http://schemas.microsoft.com/office/drawing/2016/ink" xmlns:am3d="http://schemas.microsoft.com/office/drawing/2017/model3d" xmlns:o="urn:schemas-microsoft-com:office:office" xmlns:oel="http://schemas.microsoft.com/office/2019/extlst" xmlns:r="http://schemas.openxmlformats.org/officeDocument/2006/relationships" xmlns:m="http://schemas.openxmlformats.org/officeDocument/2006/math" xmlns:v="urn:schemas-microsoft-com:vml" xmlns:wp14="http://schemas.microsoft.com/office/word/2010/wordprocessingDrawing" xmlns:wp="http://schemas.openxmlformats.org/drawingml/2006/wordprocessingDrawing" xmlns:w10="urn:schemas-microsoft-com:office:word" xmlns:w="http://schemas.openxmlformats.org/wordprocessingml/2006/main" xmlns:w14="http://schemas.microsoft.com/office/word/2010/wordml" xmlns:w15="http://schemas.microsoft.com/office/word/2012/wordml" xmlns:w16cex="http://schemas.microsoft.com/office/word/2018/wordml/cex" xmlns:w16cid="http://schemas.microsoft.com/office/word/2016/wordml/cid" xmlns:w16="http://schemas.microsoft.com/office/word/2018/wordml" xmlns:w16du="http://schemas.microsoft.com/office/word/2023/wordml/word16du" xmlns:w16sdtdh="http://schemas.microsoft.com/office/word/2020/wordml/sdtdatahash" xmlns:w16sdtfl="http://schemas.microsoft.com/office/word/2024/wordml/sdtformatlock" xmlns:w16se="http://schemas.microsoft.com/office/word/2015/wordml/symex" xmlns:wpg="http://schemas.microsoft.com/office/word/2010/wordprocessingGroup" xmlns:wpi="http://schemas.microsoft.com/office/word/2010/wordprocessingInk" xmlns:wne="http://schemas.microsoft.com/office/word/2006/wordml" xmlns:wps="http://schemas.microsoft.com/office/word/2010/wordprocessingShape" mc:Ignorable="w14 w15 w16se w16cid w16 w16cex w16sdtdh w16sdtfl w16du wp14">
-  <w:p>
-    <w:pPr>
-      <w:pStyle w:val="Hlavika"/>
-    </w:pPr>
-  </w:p>
-</w:hdr>
-</file>
-
-<file path=word/header2.xml><?xml version="1.0" encoding="utf-8"?>
 <w:hdr xmlns:wpc="http://schemas.microsoft.com/office/word/2010/wordprocessingCanvas" xmlns:cx="http://schemas.microsoft.com/office/drawing/2014/chartex" xmlns:cx1="http://schemas.microsoft.com/office/drawing/2015/9/8/chartex" xmlns:cx2="http://schemas.microsoft.com/office/drawing/2015/10/21/chartex" xmlns:cx3="http://schemas.microsoft.com/office/drawing/2016/5/9/chartex" xmlns:cx4="http://schemas.microsoft.com/office/drawing/2016/5/10/chartex" xmlns:cx5="http://schemas.microsoft.com/office/drawing/2016/5/11/chartex" xmlns:cx6="http://schemas.microsoft.com/office/drawing/2016/5/12/chartex" xmlns:cx7="http://schemas.microsoft.com/office/drawing/2016/5/13/chartex" xmlns:cx8="http://schemas.microsoft.com/office/drawing/2016/5/14/chartex" xmlns:mc="http://schemas.openxmlformats.org/markup-compatibility/2006" xmlns:aink="http://schemas.microsoft.com/office/drawing/2016/ink" xmlns:am3d="http://schemas.microsoft.com/office/drawing/2017/model3d" xmlns:o="urn:schemas-microsoft-com:office:office" xmlns:oel="http://schemas.microsoft.com/office/2019/extlst" xmlns:r="http://schemas.openxmlformats.org/officeDocument/2006/relationships" xmlns:m="http://schemas.openxmlformats.org/officeDocument/2006/math" xmlns:v="urn:schemas-microsoft-com:vml" xmlns:wp14="http://schemas.microsoft.com/office/word/2010/wordprocessingDrawing" xmlns:wp="http://schemas.openxmlformats.org/drawingml/2006/wordprocessingDrawing" xmlns:w10="urn:schemas-microsoft-com:office:word" xmlns:w="http://schemas.openxmlformats.org/wordprocessingml/2006/main" xmlns:w14="http://schemas.microsoft.com/office/word/2010/wordml" xmlns:w15="http://schemas.microsoft.com/office/word/2012/wordml" xmlns:w16cex="http://schemas.microsoft.com/office/word/2018/wordml/cex" xmlns:w16cid="http://schemas.microsoft.com/office/word/2016/wordml/cid" xmlns:w16="http://schemas.microsoft.com/office/word/2018/wordml" xmlns:w16du="http://schemas.microsoft.com/office/word/2023/wordml/word16du" xmlns:w16sdtdh="http://schemas.microsoft.com/office/word/2020/wordml/sdtdatahash" xmlns:w16sdtfl="http://schemas.microsoft.com/office/word/2024/wordml/sdtformatlock" xmlns:w16se="http://schemas.microsoft.com/office/word/2015/wordml/symex" xmlns:wpg="http://schemas.microsoft.com/office/word/2010/wordprocessingGroup" xmlns:wpi="http://schemas.microsoft.com/office/word/2010/wordprocessingInk" xmlns:wne="http://schemas.microsoft.com/office/word/2006/wordml" xmlns:wps="http://schemas.microsoft.com/office/word/2010/wordprocessingShape" mc:Ignorable="w14 w15 w16se w16cid w16 w16cex w16sdtdh w16sdtfl w16du wp14">
   <w:p>
     <w:pPr>
@@ -13769,17 +13856,7 @@
 </w:hdr>
 </file>
 
-<file path=word/header3.xml><?xml version="1.0" encoding="utf-8"?>
-<w:hdr xmlns:wpc="http://schemas.microsoft.com/office/word/2010/wordprocessingCanvas" xmlns:cx="http://schemas.microsoft.com/office/drawing/2014/chartex" xmlns:cx1="http://schemas.microsoft.com/office/drawing/2015/9/8/chartex" xmlns:cx2="http://schemas.microsoft.com/office/drawing/2015/10/21/chartex" xmlns:cx3="http://schemas.microsoft.com/office/drawing/2016/5/9/chartex" xmlns:cx4="http://schemas.microsoft.com/office/drawing/2016/5/10/chartex" xmlns:cx5="http://schemas.microsoft.com/office/drawing/2016/5/11/chartex" xmlns:cx6="http://schemas.microsoft.com/office/drawing/2016/5/12/chartex" xmlns:cx7="http://schemas.microsoft.com/office/drawing/2016/5/13/chartex" xmlns:cx8="http://schemas.microsoft.com/office/drawing/2016/5/14/chartex" xmlns:mc="http://schemas.openxmlformats.org/markup-compatibility/2006" xmlns:aink="http://schemas.microsoft.com/office/drawing/2016/ink" xmlns:am3d="http://schemas.microsoft.com/office/drawing/2017/model3d" xmlns:o="urn:schemas-microsoft-com:office:office" xmlns:oel="http://schemas.microsoft.com/office/2019/extlst" xmlns:r="http://schemas.openxmlformats.org/officeDocument/2006/relationships" xmlns:m="http://schemas.openxmlformats.org/officeDocument/2006/math" xmlns:v="urn:schemas-microsoft-com:vml" xmlns:wp14="http://schemas.microsoft.com/office/word/2010/wordprocessingDrawing" xmlns:wp="http://schemas.openxmlformats.org/drawingml/2006/wordprocessingDrawing" xmlns:w10="urn:schemas-microsoft-com:office:word" xmlns:w="http://schemas.openxmlformats.org/wordprocessingml/2006/main" xmlns:w14="http://schemas.microsoft.com/office/word/2010/wordml" xmlns:w15="http://schemas.microsoft.com/office/word/2012/wordml" xmlns:w16cex="http://schemas.microsoft.com/office/word/2018/wordml/cex" xmlns:w16cid="http://schemas.microsoft.com/office/word/2016/wordml/cid" xmlns:w16="http://schemas.microsoft.com/office/word/2018/wordml" xmlns:w16du="http://schemas.microsoft.com/office/word/2023/wordml/word16du" xmlns:w16sdtdh="http://schemas.microsoft.com/office/word/2020/wordml/sdtdatahash" xmlns:w16sdtfl="http://schemas.microsoft.com/office/word/2024/wordml/sdtformatlock" xmlns:w16se="http://schemas.microsoft.com/office/word/2015/wordml/symex" xmlns:wpg="http://schemas.microsoft.com/office/word/2010/wordprocessingGroup" xmlns:wpi="http://schemas.microsoft.com/office/word/2010/wordprocessingInk" xmlns:wne="http://schemas.microsoft.com/office/word/2006/wordml" xmlns:wps="http://schemas.microsoft.com/office/word/2010/wordprocessingShape" mc:Ignorable="w14 w15 w16se w16cid w16 w16cex w16sdtdh w16sdtfl w16du wp14">
-  <w:p>
-    <w:pPr>
-      <w:pStyle w:val="Hlavika"/>
-    </w:pPr>
-  </w:p>
-</w:hdr>
-</file>
-
-<file path=word/header4.xml><?xml version="1.0" encoding="utf-8"?>
+<file path=word/header2.xml><?xml version="1.0" encoding="utf-8"?>
 <w:hdr xmlns:wpc="http://schemas.microsoft.com/office/word/2010/wordprocessingCanvas" xmlns:cx="http://schemas.microsoft.com/office/drawing/2014/chartex" xmlns:cx1="http://schemas.microsoft.com/office/drawing/2015/9/8/chartex" xmlns:cx2="http://schemas.microsoft.com/office/drawing/2015/10/21/chartex" xmlns:cx3="http://schemas.microsoft.com/office/drawing/2016/5/9/chartex" xmlns:cx4="http://schemas.microsoft.com/office/drawing/2016/5/10/chartex" xmlns:cx5="http://schemas.microsoft.com/office/drawing/2016/5/11/chartex" xmlns:cx6="http://schemas.microsoft.com/office/drawing/2016/5/12/chartex" xmlns:cx7="http://schemas.microsoft.com/office/drawing/2016/5/13/chartex" xmlns:cx8="http://schemas.microsoft.com/office/drawing/2016/5/14/chartex" xmlns:mc="http://schemas.openxmlformats.org/markup-compatibility/2006" xmlns:aink="http://schemas.microsoft.com/office/drawing/2016/ink" xmlns:am3d="http://schemas.microsoft.com/office/drawing/2017/model3d" xmlns:o="urn:schemas-microsoft-com:office:office" xmlns:oel="http://schemas.microsoft.com/office/2019/extlst" xmlns:r="http://schemas.openxmlformats.org/officeDocument/2006/relationships" xmlns:m="http://schemas.openxmlformats.org/officeDocument/2006/math" xmlns:v="urn:schemas-microsoft-com:vml" xmlns:wp14="http://schemas.microsoft.com/office/word/2010/wordprocessingDrawing" xmlns:wp="http://schemas.openxmlformats.org/drawingml/2006/wordprocessingDrawing" xmlns:w10="urn:schemas-microsoft-com:office:word" xmlns:w="http://schemas.openxmlformats.org/wordprocessingml/2006/main" xmlns:w14="http://schemas.microsoft.com/office/word/2010/wordml" xmlns:w15="http://schemas.microsoft.com/office/word/2012/wordml" xmlns:w16cex="http://schemas.microsoft.com/office/word/2018/wordml/cex" xmlns:w16cid="http://schemas.microsoft.com/office/word/2016/wordml/cid" xmlns:w16="http://schemas.microsoft.com/office/word/2018/wordml" xmlns:w16du="http://schemas.microsoft.com/office/word/2023/wordml/word16du" xmlns:w16sdtdh="http://schemas.microsoft.com/office/word/2020/wordml/sdtdatahash" xmlns:w16sdtfl="http://schemas.microsoft.com/office/word/2024/wordml/sdtformatlock" xmlns:w16se="http://schemas.microsoft.com/office/word/2015/wordml/symex" xmlns:wpg="http://schemas.microsoft.com/office/word/2010/wordprocessingGroup" xmlns:wpi="http://schemas.microsoft.com/office/word/2010/wordprocessingInk" xmlns:wne="http://schemas.microsoft.com/office/word/2006/wordml" xmlns:wps="http://schemas.microsoft.com/office/word/2010/wordprocessingShape" mc:Ignorable="w14 w15 w16se w16cid w16 w16cex w16sdtdh w16sdtfl w16du wp14">
   <w:p>
     <w:pPr>
@@ -15438,6 +15515,7 @@
   <w:style w:type="character" w:default="1" w:styleId="Predvolenpsmoodseku">
     <w:name w:val="Default Paragraph Font"/>
     <w:uiPriority w:val="1"/>
+    <w:semiHidden/>
     <w:unhideWhenUsed/>
   </w:style>
   <w:style w:type="table" w:default="1" w:styleId="Normlnatabuka">
@@ -16555,6 +16633,7 @@
     <w:rsid w:val="000535E3"/>
     <w:rsid w:val="00062512"/>
     <w:rsid w:val="000C6879"/>
+    <w:rsid w:val="00102146"/>
     <w:rsid w:val="001104D2"/>
     <w:rsid w:val="00126386"/>
     <w:rsid w:val="00132643"/>
@@ -16582,6 +16661,7 @@
     <w:rsid w:val="007E0306"/>
     <w:rsid w:val="007E75EE"/>
     <w:rsid w:val="00837545"/>
+    <w:rsid w:val="00897286"/>
     <w:rsid w:val="008B05CD"/>
     <w:rsid w:val="00923045"/>
     <w:rsid w:val="00937A59"/>
@@ -16591,6 +16671,7 @@
     <w:rsid w:val="00B63FBC"/>
     <w:rsid w:val="00BC0E45"/>
     <w:rsid w:val="00BE05E0"/>
+    <w:rsid w:val="00BE4B47"/>
     <w:rsid w:val="00BE5613"/>
     <w:rsid w:val="00C13BF0"/>
     <w:rsid w:val="00C52E6C"/>
@@ -16600,6 +16681,7 @@
     <w:rsid w:val="00CB7C87"/>
     <w:rsid w:val="00D1018A"/>
     <w:rsid w:val="00D4365B"/>
+    <w:rsid w:val="00D46867"/>
     <w:rsid w:val="00D57A8B"/>
     <w:rsid w:val="00D65A6B"/>
     <w:rsid w:val="00D67AE0"/>

--- a/dokumentacia/Dokumentácia k maturitnému projektu - Online testovací modul pre maturantov, Matúš Čiernik.docx
+++ b/dokumentacia/Dokumentácia k maturitnému projektu - Online testovací modul pre maturantov, Matúš Čiernik.docx
@@ -1411,8 +1411,8 @@
         <w:jc w:val="center"/>
         <w:rPr>
           <w:b/>
-          <w:sz w:val="40"/>
-          <w:szCs w:val="40"/>
+          <w:sz w:val="24"/>
+          <w:szCs w:val="24"/>
         </w:rPr>
       </w:pPr>
     </w:p>
@@ -2956,15 +2956,7 @@
           <w:sz w:val="24"/>
           <w:szCs w:val="24"/>
         </w:rPr>
-        <w:t xml:space="preserve">: </w:t>
-      </w:r>
-      <w:r>
-        <w:rPr>
-          <w:rFonts w:ascii="Times New Roman" w:hAnsi="Times New Roman" w:cs="Times New Roman"/>
-          <w:sz w:val="24"/>
-          <w:szCs w:val="24"/>
-        </w:rPr>
-        <w:t>24 194</w:t>
+        <w:t>: 24 194</w:t>
       </w:r>
       <w:r>
         <w:rPr>
@@ -4554,7 +4546,7 @@
             </w:rPr>
             <w:fldChar w:fldCharType="separate"/>
           </w:r>
-          <w:hyperlink w:anchor="_Toc221565693" w:history="1">
+          <w:hyperlink w:anchor="_Toc221572450" w:history="1">
             <w:r>
               <w:rPr>
                 <w:rStyle w:val="Hypertextovprepojenie"/>
@@ -4577,7 +4569,7 @@
               <w:rPr>
                 <w:webHidden/>
               </w:rPr>
-              <w:instrText xml:space="preserve"> PAGEREF _Toc221565693 \h </w:instrText>
+              <w:instrText xml:space="preserve"> PAGEREF _Toc221572450 \h </w:instrText>
             </w:r>
             <w:r>
               <w:rPr>
@@ -4616,7 +4608,7 @@
               <w14:ligatures w14:val="standardContextual"/>
             </w:rPr>
           </w:pPr>
-          <w:hyperlink w:anchor="_Toc221565694" w:history="1">
+          <w:hyperlink w:anchor="_Toc221572451" w:history="1">
             <w:r>
               <w:rPr>
                 <w:rStyle w:val="Hypertextovprepojenie"/>
@@ -4656,7 +4648,7 @@
               <w:rPr>
                 <w:webHidden/>
               </w:rPr>
-              <w:instrText xml:space="preserve"> PAGEREF _Toc221565694 \h </w:instrText>
+              <w:instrText xml:space="preserve"> PAGEREF _Toc221572451 \h </w:instrText>
             </w:r>
             <w:r>
               <w:rPr>
@@ -4700,7 +4692,7 @@
               <w14:ligatures w14:val="standardContextual"/>
             </w:rPr>
           </w:pPr>
-          <w:hyperlink w:anchor="_Toc221565695" w:history="1">
+          <w:hyperlink w:anchor="_Toc221572452" w:history="1">
             <w:r>
               <w:rPr>
                 <w:rStyle w:val="Hypertextovprepojenie"/>
@@ -4746,7 +4738,7 @@
                 <w:noProof/>
                 <w:webHidden/>
               </w:rPr>
-              <w:instrText xml:space="preserve"> PAGEREF _Toc221565695 \h </w:instrText>
+              <w:instrText xml:space="preserve"> PAGEREF _Toc221572452 \h </w:instrText>
             </w:r>
             <w:r>
               <w:rPr>
@@ -4794,7 +4786,7 @@
               <w14:ligatures w14:val="standardContextual"/>
             </w:rPr>
           </w:pPr>
-          <w:hyperlink w:anchor="_Toc221565696" w:history="1">
+          <w:hyperlink w:anchor="_Toc221572453" w:history="1">
             <w:r>
               <w:rPr>
                 <w:rStyle w:val="Hypertextovprepojenie"/>
@@ -4840,7 +4832,7 @@
                 <w:noProof/>
                 <w:webHidden/>
               </w:rPr>
-              <w:instrText xml:space="preserve"> PAGEREF _Toc221565696 \h </w:instrText>
+              <w:instrText xml:space="preserve"> PAGEREF _Toc221572453 \h </w:instrText>
             </w:r>
             <w:r>
               <w:rPr>
@@ -4888,7 +4880,7 @@
               <w14:ligatures w14:val="standardContextual"/>
             </w:rPr>
           </w:pPr>
-          <w:hyperlink w:anchor="_Toc221565697" w:history="1">
+          <w:hyperlink w:anchor="_Toc221572454" w:history="1">
             <w:r>
               <w:rPr>
                 <w:rStyle w:val="Hypertextovprepojenie"/>
@@ -4934,7 +4926,7 @@
                 <w:noProof/>
                 <w:webHidden/>
               </w:rPr>
-              <w:instrText xml:space="preserve"> PAGEREF _Toc221565697 \h </w:instrText>
+              <w:instrText xml:space="preserve"> PAGEREF _Toc221572454 \h </w:instrText>
             </w:r>
             <w:r>
               <w:rPr>
@@ -4977,7 +4969,7 @@
               <w14:ligatures w14:val="standardContextual"/>
             </w:rPr>
           </w:pPr>
-          <w:hyperlink w:anchor="_Toc221565698" w:history="1">
+          <w:hyperlink w:anchor="_Toc221572455" w:history="1">
             <w:r>
               <w:rPr>
                 <w:rStyle w:val="Hypertextovprepojenie"/>
@@ -5017,7 +5009,7 @@
               <w:rPr>
                 <w:webHidden/>
               </w:rPr>
-              <w:instrText xml:space="preserve"> PAGEREF _Toc221565698 \h </w:instrText>
+              <w:instrText xml:space="preserve"> PAGEREF _Toc221572455 \h </w:instrText>
             </w:r>
             <w:r>
               <w:rPr>
@@ -5061,7 +5053,7 @@
               <w14:ligatures w14:val="standardContextual"/>
             </w:rPr>
           </w:pPr>
-          <w:hyperlink w:anchor="_Toc221565699" w:history="1">
+          <w:hyperlink w:anchor="_Toc221572456" w:history="1">
             <w:r>
               <w:rPr>
                 <w:rStyle w:val="Hypertextovprepojenie"/>
@@ -5107,7 +5099,7 @@
                 <w:noProof/>
                 <w:webHidden/>
               </w:rPr>
-              <w:instrText xml:space="preserve"> PAGEREF _Toc221565699 \h </w:instrText>
+              <w:instrText xml:space="preserve"> PAGEREF _Toc221572456 \h </w:instrText>
             </w:r>
             <w:r>
               <w:rPr>
@@ -5150,7 +5142,7 @@
               <w14:ligatures w14:val="standardContextual"/>
             </w:rPr>
           </w:pPr>
-          <w:hyperlink w:anchor="_Toc221565700" w:history="1">
+          <w:hyperlink w:anchor="_Toc221572457" w:history="1">
             <w:r>
               <w:rPr>
                 <w:rStyle w:val="Hypertextovprepojenie"/>
@@ -5190,7 +5182,7 @@
               <w:rPr>
                 <w:webHidden/>
               </w:rPr>
-              <w:instrText xml:space="preserve"> PAGEREF _Toc221565700 \h </w:instrText>
+              <w:instrText xml:space="preserve"> PAGEREF _Toc221572457 \h </w:instrText>
             </w:r>
             <w:r>
               <w:rPr>
@@ -5229,7 +5221,7 @@
               <w14:ligatures w14:val="standardContextual"/>
             </w:rPr>
           </w:pPr>
-          <w:hyperlink w:anchor="_Toc221565701" w:history="1">
+          <w:hyperlink w:anchor="_Toc221572458" w:history="1">
             <w:r>
               <w:rPr>
                 <w:rStyle w:val="Hypertextovprepojenie"/>
@@ -5269,7 +5261,7 @@
               <w:rPr>
                 <w:webHidden/>
               </w:rPr>
-              <w:instrText xml:space="preserve"> PAGEREF _Toc221565701 \h </w:instrText>
+              <w:instrText xml:space="preserve"> PAGEREF _Toc221572458 \h </w:instrText>
             </w:r>
             <w:r>
               <w:rPr>
@@ -5313,7 +5305,7 @@
               <w14:ligatures w14:val="standardContextual"/>
             </w:rPr>
           </w:pPr>
-          <w:hyperlink w:anchor="_Toc221565702" w:history="1">
+          <w:hyperlink w:anchor="_Toc221572459" w:history="1">
             <w:r>
               <w:rPr>
                 <w:rStyle w:val="Hypertextovprepojenie"/>
@@ -5359,7 +5351,7 @@
                 <w:noProof/>
                 <w:webHidden/>
               </w:rPr>
-              <w:instrText xml:space="preserve"> PAGEREF _Toc221565702 \h </w:instrText>
+              <w:instrText xml:space="preserve"> PAGEREF _Toc221572459 \h </w:instrText>
             </w:r>
             <w:r>
               <w:rPr>
@@ -5402,7 +5394,7 @@
               <w14:ligatures w14:val="standardContextual"/>
             </w:rPr>
           </w:pPr>
-          <w:hyperlink w:anchor="_Toc221565703" w:history="1">
+          <w:hyperlink w:anchor="_Toc221572460" w:history="1">
             <w:r>
               <w:rPr>
                 <w:rStyle w:val="Hypertextovprepojenie"/>
@@ -5442,7 +5434,7 @@
               <w:rPr>
                 <w:webHidden/>
               </w:rPr>
-              <w:instrText xml:space="preserve"> PAGEREF _Toc221565703 \h </w:instrText>
+              <w:instrText xml:space="preserve"> PAGEREF _Toc221572460 \h </w:instrText>
             </w:r>
             <w:r>
               <w:rPr>
@@ -5481,7 +5473,7 @@
               <w14:ligatures w14:val="standardContextual"/>
             </w:rPr>
           </w:pPr>
-          <w:hyperlink w:anchor="_Toc221565704" w:history="1">
+          <w:hyperlink w:anchor="_Toc221572461" w:history="1">
             <w:r>
               <w:rPr>
                 <w:rStyle w:val="Hypertextovprepojenie"/>
@@ -5521,7 +5513,7 @@
               <w:rPr>
                 <w:webHidden/>
               </w:rPr>
-              <w:instrText xml:space="preserve"> PAGEREF _Toc221565704 \h </w:instrText>
+              <w:instrText xml:space="preserve"> PAGEREF _Toc221572461 \h </w:instrText>
             </w:r>
             <w:r>
               <w:rPr>
@@ -5565,7 +5557,7 @@
               <w14:ligatures w14:val="standardContextual"/>
             </w:rPr>
           </w:pPr>
-          <w:hyperlink w:anchor="_Toc221565705" w:history="1">
+          <w:hyperlink w:anchor="_Toc221572462" w:history="1">
             <w:r>
               <w:rPr>
                 <w:rStyle w:val="Hypertextovprepojenie"/>
@@ -5611,7 +5603,7 @@
                 <w:noProof/>
                 <w:webHidden/>
               </w:rPr>
-              <w:instrText xml:space="preserve"> PAGEREF _Toc221565705 \h </w:instrText>
+              <w:instrText xml:space="preserve"> PAGEREF _Toc221572462 \h </w:instrText>
             </w:r>
             <w:r>
               <w:rPr>
@@ -5631,7 +5623,7 @@
                 <w:noProof/>
                 <w:webHidden/>
               </w:rPr>
-              <w:t>19</w:t>
+              <w:t>20</w:t>
             </w:r>
             <w:r>
               <w:rPr>
@@ -5659,7 +5651,7 @@
               <w14:ligatures w14:val="standardContextual"/>
             </w:rPr>
           </w:pPr>
-          <w:hyperlink w:anchor="_Toc221565706" w:history="1">
+          <w:hyperlink w:anchor="_Toc221572463" w:history="1">
             <w:r>
               <w:rPr>
                 <w:rStyle w:val="Hypertextovprepojenie"/>
@@ -5705,7 +5697,7 @@
                 <w:noProof/>
                 <w:webHidden/>
               </w:rPr>
-              <w:instrText xml:space="preserve"> PAGEREF _Toc221565706 \h </w:instrText>
+              <w:instrText xml:space="preserve"> PAGEREF _Toc221572463 \h </w:instrText>
             </w:r>
             <w:r>
               <w:rPr>
@@ -5748,7 +5740,7 @@
               <w14:ligatures w14:val="standardContextual"/>
             </w:rPr>
           </w:pPr>
-          <w:hyperlink w:anchor="_Toc221565707" w:history="1">
+          <w:hyperlink w:anchor="_Toc221572464" w:history="1">
             <w:r>
               <w:rPr>
                 <w:rStyle w:val="Hypertextovprepojenie"/>
@@ -5788,7 +5780,7 @@
               <w:rPr>
                 <w:webHidden/>
               </w:rPr>
-              <w:instrText xml:space="preserve"> PAGEREF _Toc221565707 \h </w:instrText>
+              <w:instrText xml:space="preserve"> PAGEREF _Toc221572464 \h </w:instrText>
             </w:r>
             <w:r>
               <w:rPr>
@@ -5832,7 +5824,7 @@
               <w14:ligatures w14:val="standardContextual"/>
             </w:rPr>
           </w:pPr>
-          <w:hyperlink w:anchor="_Toc221565708" w:history="1">
+          <w:hyperlink w:anchor="_Toc221572465" w:history="1">
             <w:r>
               <w:rPr>
                 <w:rStyle w:val="Hypertextovprepojenie"/>
@@ -5878,7 +5870,7 @@
                 <w:noProof/>
                 <w:webHidden/>
               </w:rPr>
-              <w:instrText xml:space="preserve"> PAGEREF _Toc221565708 \h </w:instrText>
+              <w:instrText xml:space="preserve"> PAGEREF _Toc221572465 \h </w:instrText>
             </w:r>
             <w:r>
               <w:rPr>
@@ -5926,7 +5918,7 @@
               <w14:ligatures w14:val="standardContextual"/>
             </w:rPr>
           </w:pPr>
-          <w:hyperlink w:anchor="_Toc221565709" w:history="1">
+          <w:hyperlink w:anchor="_Toc221572466" w:history="1">
             <w:r>
               <w:rPr>
                 <w:rStyle w:val="Hypertextovprepojenie"/>
@@ -5972,7 +5964,7 @@
                 <w:noProof/>
                 <w:webHidden/>
               </w:rPr>
-              <w:instrText xml:space="preserve"> PAGEREF _Toc221565709 \h </w:instrText>
+              <w:instrText xml:space="preserve"> PAGEREF _Toc221572466 \h </w:instrText>
             </w:r>
             <w:r>
               <w:rPr>
@@ -6015,7 +6007,7 @@
               <w14:ligatures w14:val="standardContextual"/>
             </w:rPr>
           </w:pPr>
-          <w:hyperlink w:anchor="_Toc221565710" w:history="1">
+          <w:hyperlink w:anchor="_Toc221572467" w:history="1">
             <w:r>
               <w:rPr>
                 <w:rStyle w:val="Hypertextovprepojenie"/>
@@ -6055,7 +6047,7 @@
               <w:rPr>
                 <w:webHidden/>
               </w:rPr>
-              <w:instrText xml:space="preserve"> PAGEREF _Toc221565710 \h </w:instrText>
+              <w:instrText xml:space="preserve"> PAGEREF _Toc221572467 \h </w:instrText>
             </w:r>
             <w:r>
               <w:rPr>
@@ -6094,7 +6086,7 @@
               <w14:ligatures w14:val="standardContextual"/>
             </w:rPr>
           </w:pPr>
-          <w:hyperlink w:anchor="_Toc221565711" w:history="1">
+          <w:hyperlink w:anchor="_Toc221572468" w:history="1">
             <w:r>
               <w:rPr>
                 <w:rStyle w:val="Hypertextovprepojenie"/>
@@ -6134,7 +6126,7 @@
               <w:rPr>
                 <w:webHidden/>
               </w:rPr>
-              <w:instrText xml:space="preserve"> PAGEREF _Toc221565711 \h </w:instrText>
+              <w:instrText xml:space="preserve"> PAGEREF _Toc221572468 \h </w:instrText>
             </w:r>
             <w:r>
               <w:rPr>
@@ -6173,7 +6165,7 @@
               <w14:ligatures w14:val="standardContextual"/>
             </w:rPr>
           </w:pPr>
-          <w:hyperlink w:anchor="_Toc221565712" w:history="1">
+          <w:hyperlink w:anchor="_Toc221572469" w:history="1">
             <w:r>
               <w:rPr>
                 <w:rStyle w:val="Hypertextovprepojenie"/>
@@ -6213,7 +6205,7 @@
               <w:rPr>
                 <w:webHidden/>
               </w:rPr>
-              <w:instrText xml:space="preserve"> PAGEREF _Toc221565712 \h </w:instrText>
+              <w:instrText xml:space="preserve"> PAGEREF _Toc221572469 \h </w:instrText>
             </w:r>
             <w:r>
               <w:rPr>
@@ -6257,7 +6249,7 @@
               <w14:ligatures w14:val="standardContextual"/>
             </w:rPr>
           </w:pPr>
-          <w:hyperlink w:anchor="_Toc221565713" w:history="1">
+          <w:hyperlink w:anchor="_Toc221572470" w:history="1">
             <w:r>
               <w:rPr>
                 <w:rStyle w:val="Hypertextovprepojenie"/>
@@ -6303,7 +6295,7 @@
                 <w:noProof/>
                 <w:webHidden/>
               </w:rPr>
-              <w:instrText xml:space="preserve"> PAGEREF _Toc221565713 \h </w:instrText>
+              <w:instrText xml:space="preserve"> PAGEREF _Toc221572470 \h </w:instrText>
             </w:r>
             <w:r>
               <w:rPr>
@@ -6346,7 +6338,7 @@
               <w14:ligatures w14:val="standardContextual"/>
             </w:rPr>
           </w:pPr>
-          <w:hyperlink w:anchor="_Toc221565714" w:history="1">
+          <w:hyperlink w:anchor="_Toc221572471" w:history="1">
             <w:r>
               <w:rPr>
                 <w:rStyle w:val="Hypertextovprepojenie"/>
@@ -6386,7 +6378,7 @@
               <w:rPr>
                 <w:webHidden/>
               </w:rPr>
-              <w:instrText xml:space="preserve"> PAGEREF _Toc221565714 \h </w:instrText>
+              <w:instrText xml:space="preserve"> PAGEREF _Toc221572471 \h </w:instrText>
             </w:r>
             <w:r>
               <w:rPr>
@@ -6430,7 +6422,7 @@
               <w14:ligatures w14:val="standardContextual"/>
             </w:rPr>
           </w:pPr>
-          <w:hyperlink w:anchor="_Toc221565715" w:history="1">
+          <w:hyperlink w:anchor="_Toc221572472" w:history="1">
             <w:r>
               <w:rPr>
                 <w:rStyle w:val="Hypertextovprepojenie"/>
@@ -6476,7 +6468,7 @@
                 <w:noProof/>
                 <w:webHidden/>
               </w:rPr>
-              <w:instrText xml:space="preserve"> PAGEREF _Toc221565715 \h </w:instrText>
+              <w:instrText xml:space="preserve"> PAGEREF _Toc221572472 \h </w:instrText>
             </w:r>
             <w:r>
               <w:rPr>
@@ -6519,7 +6511,7 @@
               <w14:ligatures w14:val="standardContextual"/>
             </w:rPr>
           </w:pPr>
-          <w:hyperlink w:anchor="_Toc221565716" w:history="1">
+          <w:hyperlink w:anchor="_Toc221572473" w:history="1">
             <w:r>
               <w:rPr>
                 <w:rStyle w:val="Hypertextovprepojenie"/>
@@ -6559,7 +6551,7 @@
               <w:rPr>
                 <w:webHidden/>
               </w:rPr>
-              <w:instrText xml:space="preserve"> PAGEREF _Toc221565716 \h </w:instrText>
+              <w:instrText xml:space="preserve"> PAGEREF _Toc221572473 \h </w:instrText>
             </w:r>
             <w:r>
               <w:rPr>
@@ -6598,7 +6590,7 @@
               <w14:ligatures w14:val="standardContextual"/>
             </w:rPr>
           </w:pPr>
-          <w:hyperlink w:anchor="_Toc221565717" w:history="1">
+          <w:hyperlink w:anchor="_Toc221572474" w:history="1">
             <w:r>
               <w:rPr>
                 <w:rStyle w:val="Hypertextovprepojenie"/>
@@ -6638,7 +6630,7 @@
               <w:rPr>
                 <w:webHidden/>
               </w:rPr>
-              <w:instrText xml:space="preserve"> PAGEREF _Toc221565717 \h </w:instrText>
+              <w:instrText xml:space="preserve"> PAGEREF _Toc221572474 \h </w:instrText>
             </w:r>
             <w:r>
               <w:rPr>
@@ -6677,7 +6669,7 @@
               <w14:ligatures w14:val="standardContextual"/>
             </w:rPr>
           </w:pPr>
-          <w:hyperlink w:anchor="_Toc221565718" w:history="1">
+          <w:hyperlink w:anchor="_Toc221572475" w:history="1">
             <w:r>
               <w:rPr>
                 <w:rStyle w:val="Hypertextovprepojenie"/>
@@ -6717,7 +6709,7 @@
               <w:rPr>
                 <w:webHidden/>
               </w:rPr>
-              <w:instrText xml:space="preserve"> PAGEREF _Toc221565718 \h </w:instrText>
+              <w:instrText xml:space="preserve"> PAGEREF _Toc221572475 \h </w:instrText>
             </w:r>
             <w:r>
               <w:rPr>
@@ -6756,7 +6748,7 @@
               <w14:ligatures w14:val="standardContextual"/>
             </w:rPr>
           </w:pPr>
-          <w:hyperlink w:anchor="_Toc221565719" w:history="1">
+          <w:hyperlink w:anchor="_Toc221572476" w:history="1">
             <w:r>
               <w:rPr>
                 <w:rStyle w:val="Hypertextovprepojenie"/>
@@ -6796,7 +6788,7 @@
               <w:rPr>
                 <w:webHidden/>
               </w:rPr>
-              <w:instrText xml:space="preserve"> PAGEREF _Toc221565719 \h </w:instrText>
+              <w:instrText xml:space="preserve"> PAGEREF _Toc221572476 \h </w:instrText>
             </w:r>
             <w:r>
               <w:rPr>
@@ -6840,7 +6832,7 @@
               <w14:ligatures w14:val="standardContextual"/>
             </w:rPr>
           </w:pPr>
-          <w:hyperlink w:anchor="_Toc221565720" w:history="1">
+          <w:hyperlink w:anchor="_Toc221572477" w:history="1">
             <w:r>
               <w:rPr>
                 <w:rStyle w:val="Hypertextovprepojenie"/>
@@ -6886,7 +6878,7 @@
                 <w:noProof/>
                 <w:webHidden/>
               </w:rPr>
-              <w:instrText xml:space="preserve"> PAGEREF _Toc221565720 \h </w:instrText>
+              <w:instrText xml:space="preserve"> PAGEREF _Toc221572477 \h </w:instrText>
             </w:r>
             <w:r>
               <w:rPr>
@@ -6929,7 +6921,7 @@
               <w14:ligatures w14:val="standardContextual"/>
             </w:rPr>
           </w:pPr>
-          <w:hyperlink w:anchor="_Toc221565721" w:history="1">
+          <w:hyperlink w:anchor="_Toc221572478" w:history="1">
             <w:r>
               <w:rPr>
                 <w:rStyle w:val="Hypertextovprepojenie"/>
@@ -6969,7 +6961,7 @@
               <w:rPr>
                 <w:webHidden/>
               </w:rPr>
-              <w:instrText xml:space="preserve"> PAGEREF _Toc221565721 \h </w:instrText>
+              <w:instrText xml:space="preserve"> PAGEREF _Toc221572478 \h </w:instrText>
             </w:r>
             <w:r>
               <w:rPr>
@@ -7008,7 +7000,7 @@
               <w14:ligatures w14:val="standardContextual"/>
             </w:rPr>
           </w:pPr>
-          <w:hyperlink w:anchor="_Toc221565722" w:history="1">
+          <w:hyperlink w:anchor="_Toc221572479" w:history="1">
             <w:r>
               <w:rPr>
                 <w:rStyle w:val="Hypertextovprepojenie"/>
@@ -7048,7 +7040,7 @@
               <w:rPr>
                 <w:webHidden/>
               </w:rPr>
-              <w:instrText xml:space="preserve"> PAGEREF _Toc221565722 \h </w:instrText>
+              <w:instrText xml:space="preserve"> PAGEREF _Toc221572479 \h </w:instrText>
             </w:r>
             <w:r>
               <w:rPr>
@@ -7087,7 +7079,7 @@
               <w14:ligatures w14:val="standardContextual"/>
             </w:rPr>
           </w:pPr>
-          <w:hyperlink w:anchor="_Toc221565723" w:history="1">
+          <w:hyperlink w:anchor="_Toc221572480" w:history="1">
             <w:r>
               <w:rPr>
                 <w:rStyle w:val="Hypertextovprepojenie"/>
@@ -7127,7 +7119,7 @@
               <w:rPr>
                 <w:webHidden/>
               </w:rPr>
-              <w:instrText xml:space="preserve"> PAGEREF _Toc221565723 \h </w:instrText>
+              <w:instrText xml:space="preserve"> PAGEREF _Toc221572480 \h </w:instrText>
             </w:r>
             <w:r>
               <w:rPr>
@@ -7166,7 +7158,7 @@
               <w14:ligatures w14:val="standardContextual"/>
             </w:rPr>
           </w:pPr>
-          <w:hyperlink w:anchor="_Toc221565724" w:history="1">
+          <w:hyperlink w:anchor="_Toc221572481" w:history="1">
             <w:r>
               <w:rPr>
                 <w:rStyle w:val="Hypertextovprepojenie"/>
@@ -7206,7 +7198,7 @@
               <w:rPr>
                 <w:webHidden/>
               </w:rPr>
-              <w:instrText xml:space="preserve"> PAGEREF _Toc221565724 \h </w:instrText>
+              <w:instrText xml:space="preserve"> PAGEREF _Toc221572481 \h </w:instrText>
             </w:r>
             <w:r>
               <w:rPr>
@@ -7245,7 +7237,7 @@
               <w14:ligatures w14:val="standardContextual"/>
             </w:rPr>
           </w:pPr>
-          <w:hyperlink w:anchor="_Toc221565725" w:history="1">
+          <w:hyperlink w:anchor="_Toc221572482" w:history="1">
             <w:r>
               <w:rPr>
                 <w:rStyle w:val="Hypertextovprepojenie"/>
@@ -7285,7 +7277,7 @@
               <w:rPr>
                 <w:webHidden/>
               </w:rPr>
-              <w:instrText xml:space="preserve"> PAGEREF _Toc221565725 \h </w:instrText>
+              <w:instrText xml:space="preserve"> PAGEREF _Toc221572482 \h </w:instrText>
             </w:r>
             <w:r>
               <w:rPr>
@@ -7324,7 +7316,7 @@
               <w14:ligatures w14:val="standardContextual"/>
             </w:rPr>
           </w:pPr>
-          <w:hyperlink w:anchor="_Toc221565726" w:history="1">
+          <w:hyperlink w:anchor="_Toc221572483" w:history="1">
             <w:r>
               <w:rPr>
                 <w:rStyle w:val="Hypertextovprepojenie"/>
@@ -7364,7 +7356,7 @@
               <w:rPr>
                 <w:webHidden/>
               </w:rPr>
-              <w:instrText xml:space="preserve"> PAGEREF _Toc221565726 \h </w:instrText>
+              <w:instrText xml:space="preserve"> PAGEREF _Toc221572483 \h </w:instrText>
             </w:r>
             <w:r>
               <w:rPr>
@@ -7403,7 +7395,7 @@
               <w14:ligatures w14:val="standardContextual"/>
             </w:rPr>
           </w:pPr>
-          <w:hyperlink w:anchor="_Toc221565727" w:history="1">
+          <w:hyperlink w:anchor="_Toc221572484" w:history="1">
             <w:r>
               <w:rPr>
                 <w:rStyle w:val="Hypertextovprepojenie"/>
@@ -7443,7 +7435,7 @@
               <w:rPr>
                 <w:webHidden/>
               </w:rPr>
-              <w:instrText xml:space="preserve"> PAGEREF _Toc221565727 \h </w:instrText>
+              <w:instrText xml:space="preserve"> PAGEREF _Toc221572484 \h </w:instrText>
             </w:r>
             <w:r>
               <w:rPr>
@@ -7482,7 +7474,7 @@
               <w14:ligatures w14:val="standardContextual"/>
             </w:rPr>
           </w:pPr>
-          <w:hyperlink w:anchor="_Toc221565728" w:history="1">
+          <w:hyperlink w:anchor="_Toc221572485" w:history="1">
             <w:r>
               <w:rPr>
                 <w:rStyle w:val="Hypertextovprepojenie"/>
@@ -7522,7 +7514,7 @@
               <w:rPr>
                 <w:webHidden/>
               </w:rPr>
-              <w:instrText xml:space="preserve"> PAGEREF _Toc221565728 \h </w:instrText>
+              <w:instrText xml:space="preserve"> PAGEREF _Toc221572485 \h </w:instrText>
             </w:r>
             <w:r>
               <w:rPr>
@@ -7561,7 +7553,7 @@
               <w14:ligatures w14:val="standardContextual"/>
             </w:rPr>
           </w:pPr>
-          <w:hyperlink w:anchor="_Toc221565729" w:history="1">
+          <w:hyperlink w:anchor="_Toc221572486" w:history="1">
             <w:r>
               <w:rPr>
                 <w:rStyle w:val="Hypertextovprepojenie"/>
@@ -7584,7 +7576,7 @@
               <w:rPr>
                 <w:webHidden/>
               </w:rPr>
-              <w:instrText xml:space="preserve"> PAGEREF _Toc221565729 \h </w:instrText>
+              <w:instrText xml:space="preserve"> PAGEREF _Toc221572486 \h </w:instrText>
             </w:r>
             <w:r>
               <w:rPr>
@@ -7623,7 +7615,7 @@
               <w14:ligatures w14:val="standardContextual"/>
             </w:rPr>
           </w:pPr>
-          <w:hyperlink w:anchor="_Toc221565730" w:history="1">
+          <w:hyperlink w:anchor="_Toc221572487" w:history="1">
             <w:r>
               <w:rPr>
                 <w:rStyle w:val="Hypertextovprepojenie"/>
@@ -7646,7 +7638,7 @@
               <w:rPr>
                 <w:webHidden/>
               </w:rPr>
-              <w:instrText xml:space="preserve"> PAGEREF _Toc221565730 \h </w:instrText>
+              <w:instrText xml:space="preserve"> PAGEREF _Toc221572487 \h </w:instrText>
             </w:r>
             <w:r>
               <w:rPr>
@@ -7997,14 +7989,14 @@
               <w:ind w:firstLine="19"/>
               <w:cnfStyle w:val="000000000000" w:firstRow="0" w:lastRow="0" w:firstColumn="0" w:lastColumn="0" w:oddVBand="0" w:evenVBand="0" w:oddHBand="0" w:evenHBand="0" w:firstRowFirstColumn="0" w:firstRowLastColumn="0" w:lastRowFirstColumn="0" w:lastRowLastColumn="0"/>
               <w:rPr>
-                <w:sz w:val="23"/>
-                <w:szCs w:val="23"/>
+                <w:sz w:val="22"/>
+                <w:szCs w:val="22"/>
               </w:rPr>
             </w:pPr>
             <w:r>
               <w:rPr>
-                <w:sz w:val="23"/>
-                <w:szCs w:val="23"/>
+                <w:sz w:val="22"/>
+                <w:szCs w:val="22"/>
               </w:rPr>
               <w:t>User interface</w:t>
             </w:r>
@@ -8122,14 +8114,14 @@
               <w:ind w:firstLine="11"/>
               <w:cnfStyle w:val="000000100000" w:firstRow="0" w:lastRow="0" w:firstColumn="0" w:lastColumn="0" w:oddVBand="0" w:evenVBand="0" w:oddHBand="1" w:evenHBand="0" w:firstRowFirstColumn="0" w:firstRowLastColumn="0" w:lastRowFirstColumn="0" w:lastRowLastColumn="0"/>
               <w:rPr>
-                <w:sz w:val="23"/>
-                <w:szCs w:val="23"/>
+                <w:sz w:val="22"/>
+                <w:szCs w:val="22"/>
               </w:rPr>
             </w:pPr>
             <w:r>
               <w:rPr>
-                <w:sz w:val="23"/>
-                <w:szCs w:val="23"/>
+                <w:sz w:val="22"/>
+                <w:szCs w:val="22"/>
               </w:rPr>
               <w:t>Objektovo relačné mapovanie</w:t>
             </w:r>
@@ -8175,22 +8167,22 @@
               <w:jc w:val="left"/>
               <w:cnfStyle w:val="000000000000" w:firstRow="0" w:lastRow="0" w:firstColumn="0" w:lastColumn="0" w:oddVBand="0" w:evenVBand="0" w:oddHBand="0" w:evenHBand="0" w:firstRowFirstColumn="0" w:firstRowLastColumn="0" w:lastRowFirstColumn="0" w:lastRowLastColumn="0"/>
               <w:rPr>
-                <w:sz w:val="23"/>
-                <w:szCs w:val="23"/>
+                <w:sz w:val="22"/>
+                <w:szCs w:val="22"/>
               </w:rPr>
             </w:pPr>
             <w:r>
               <w:rPr>
-                <w:sz w:val="23"/>
-                <w:szCs w:val="23"/>
+                <w:sz w:val="22"/>
+                <w:szCs w:val="22"/>
               </w:rPr>
               <w:t xml:space="preserve">User </w:t>
             </w:r>
             <w:proofErr w:type="spellStart"/>
             <w:r>
               <w:rPr>
-                <w:sz w:val="23"/>
-                <w:szCs w:val="23"/>
+                <w:sz w:val="22"/>
+                <w:szCs w:val="22"/>
               </w:rPr>
               <w:t>Experience</w:t>
             </w:r>
@@ -8208,23 +8200,16 @@
               <w:ind w:left="437" w:firstLine="0"/>
               <w:cnfStyle w:val="000000000000" w:firstRow="0" w:lastRow="0" w:firstColumn="0" w:lastColumn="0" w:oddVBand="0" w:evenVBand="0" w:oddHBand="0" w:evenHBand="0" w:firstRowFirstColumn="0" w:firstRowLastColumn="0" w:lastRowFirstColumn="0" w:lastRowLastColumn="0"/>
               <w:rPr>
-                <w:sz w:val="23"/>
-                <w:szCs w:val="23"/>
+                <w:sz w:val="22"/>
+                <w:szCs w:val="22"/>
               </w:rPr>
             </w:pPr>
             <w:r>
               <w:rPr>
-                <w:sz w:val="23"/>
-                <w:szCs w:val="23"/>
-              </w:rPr>
-              <w:t>P</w:t>
-            </w:r>
-            <w:r>
-              <w:rPr>
-                <w:sz w:val="23"/>
-                <w:szCs w:val="23"/>
-              </w:rPr>
-              <w:t>oužívateľská skúsenosť</w:t>
+                <w:sz w:val="22"/>
+                <w:szCs w:val="22"/>
+              </w:rPr>
+              <w:t>Používateľská skúsenosť</w:t>
             </w:r>
           </w:p>
         </w:tc>
@@ -8270,31 +8255,31 @@
               <w:ind w:left="448" w:right="-647" w:firstLine="0"/>
               <w:cnfStyle w:val="000000100000" w:firstRow="0" w:lastRow="0" w:firstColumn="0" w:lastColumn="0" w:oddVBand="0" w:evenVBand="0" w:oddHBand="1" w:evenHBand="0" w:firstRowFirstColumn="0" w:firstRowLastColumn="0" w:lastRowFirstColumn="0" w:lastRowLastColumn="0"/>
               <w:rPr>
-                <w:sz w:val="23"/>
-                <w:szCs w:val="23"/>
+                <w:sz w:val="22"/>
+                <w:szCs w:val="22"/>
               </w:rPr>
             </w:pPr>
             <w:proofErr w:type="spellStart"/>
             <w:r>
               <w:rPr>
-                <w:sz w:val="23"/>
-                <w:szCs w:val="23"/>
+                <w:sz w:val="22"/>
+                <w:szCs w:val="22"/>
               </w:rPr>
               <w:t>Data</w:t>
             </w:r>
             <w:proofErr w:type="spellEnd"/>
             <w:r>
               <w:rPr>
-                <w:sz w:val="23"/>
-                <w:szCs w:val="23"/>
+                <w:sz w:val="22"/>
+                <w:szCs w:val="22"/>
               </w:rPr>
               <w:t xml:space="preserve"> transfer </w:t>
             </w:r>
             <w:proofErr w:type="spellStart"/>
             <w:r>
               <w:rPr>
-                <w:sz w:val="23"/>
-                <w:szCs w:val="23"/>
+                <w:sz w:val="22"/>
+                <w:szCs w:val="22"/>
               </w:rPr>
               <w:t>object</w:t>
             </w:r>
@@ -8309,13 +8294,20 @@
           <w:p>
             <w:pPr>
               <w:pStyle w:val="Default"/>
-              <w:ind w:left="437" w:hanging="437"/>
+              <w:ind w:left="437" w:firstLine="5"/>
               <w:cnfStyle w:val="000000100000" w:firstRow="0" w:lastRow="0" w:firstColumn="0" w:lastColumn="0" w:oddVBand="0" w:evenVBand="0" w:oddHBand="1" w:evenHBand="0" w:firstRowFirstColumn="0" w:firstRowLastColumn="0" w:lastRowFirstColumn="0" w:lastRowLastColumn="0"/>
               <w:rPr>
-                <w:sz w:val="23"/>
-                <w:szCs w:val="23"/>
+                <w:sz w:val="22"/>
+                <w:szCs w:val="22"/>
               </w:rPr>
             </w:pPr>
+            <w:r>
+              <w:rPr>
+                <w:sz w:val="22"/>
+                <w:szCs w:val="22"/>
+              </w:rPr>
+              <w:t>Objekt pre prenos údajov</w:t>
+            </w:r>
           </w:p>
         </w:tc>
       </w:tr>
@@ -8358,22 +8350,22 @@
               <w:ind w:left="448" w:right="-647" w:firstLine="0"/>
               <w:cnfStyle w:val="000000000000" w:firstRow="0" w:lastRow="0" w:firstColumn="0" w:lastColumn="0" w:oddVBand="0" w:evenVBand="0" w:oddHBand="0" w:evenHBand="0" w:firstRowFirstColumn="0" w:firstRowLastColumn="0" w:lastRowFirstColumn="0" w:lastRowLastColumn="0"/>
               <w:rPr>
-                <w:sz w:val="23"/>
-                <w:szCs w:val="23"/>
+                <w:sz w:val="22"/>
+                <w:szCs w:val="22"/>
               </w:rPr>
             </w:pPr>
             <w:r>
               <w:rPr>
-                <w:sz w:val="23"/>
-                <w:szCs w:val="23"/>
+                <w:sz w:val="22"/>
+                <w:szCs w:val="22"/>
               </w:rPr>
               <w:t xml:space="preserve">C </w:t>
             </w:r>
             <w:proofErr w:type="spellStart"/>
             <w:r>
               <w:rPr>
-                <w:sz w:val="23"/>
-                <w:szCs w:val="23"/>
+                <w:sz w:val="22"/>
+                <w:szCs w:val="22"/>
               </w:rPr>
               <w:t>sharp</w:t>
             </w:r>
@@ -8391,10 +8383,40 @@
               <w:ind w:left="437" w:firstLine="0"/>
               <w:cnfStyle w:val="000000000000" w:firstRow="0" w:lastRow="0" w:firstColumn="0" w:lastColumn="0" w:oddVBand="0" w:evenVBand="0" w:oddHBand="0" w:evenHBand="0" w:firstRowFirstColumn="0" w:firstRowLastColumn="0" w:lastRowFirstColumn="0" w:lastRowLastColumn="0"/>
               <w:rPr>
-                <w:sz w:val="23"/>
-                <w:szCs w:val="23"/>
+                <w:sz w:val="22"/>
+                <w:szCs w:val="22"/>
               </w:rPr>
             </w:pPr>
+            <w:r>
+              <w:rPr>
+                <w:sz w:val="22"/>
+                <w:szCs w:val="22"/>
+              </w:rPr>
+              <w:t>(Programovací</w:t>
+            </w:r>
+            <w:r>
+              <w:rPr>
+                <w:sz w:val="22"/>
+                <w:szCs w:val="22"/>
+              </w:rPr>
+              <w:t xml:space="preserve"> </w:t>
+            </w:r>
+            <w:r>
+              <w:rPr>
+                <w:sz w:val="22"/>
+                <w:szCs w:val="22"/>
+              </w:rPr>
+              <w:t xml:space="preserve">jazyk) C </w:t>
+            </w:r>
+            <w:proofErr w:type="spellStart"/>
+            <w:r>
+              <w:rPr>
+                <w:sz w:val="22"/>
+                <w:szCs w:val="22"/>
+              </w:rPr>
+              <w:t>sharp</w:t>
+            </w:r>
+            <w:proofErr w:type="spellEnd"/>
           </w:p>
         </w:tc>
       </w:tr>
@@ -8439,30 +8461,30 @@
               <w:ind w:left="448" w:right="-647" w:firstLine="0"/>
               <w:cnfStyle w:val="000000100000" w:firstRow="0" w:lastRow="0" w:firstColumn="0" w:lastColumn="0" w:oddVBand="0" w:evenVBand="0" w:oddHBand="1" w:evenHBand="0" w:firstRowFirstColumn="0" w:firstRowLastColumn="0" w:lastRowFirstColumn="0" w:lastRowLastColumn="0"/>
               <w:rPr>
-                <w:sz w:val="23"/>
-                <w:szCs w:val="23"/>
+                <w:sz w:val="22"/>
+                <w:szCs w:val="22"/>
               </w:rPr>
             </w:pPr>
             <w:r>
               <w:rPr>
-                <w:sz w:val="23"/>
-                <w:szCs w:val="23"/>
+                <w:sz w:val="22"/>
+                <w:szCs w:val="22"/>
               </w:rPr>
               <w:t xml:space="preserve">Hypertext transfer </w:t>
             </w:r>
             <w:proofErr w:type="spellStart"/>
             <w:r>
               <w:rPr>
-                <w:sz w:val="23"/>
-                <w:szCs w:val="23"/>
+                <w:sz w:val="22"/>
+                <w:szCs w:val="22"/>
               </w:rPr>
               <w:t>protocol</w:t>
             </w:r>
             <w:proofErr w:type="spellEnd"/>
             <w:r>
               <w:rPr>
-                <w:sz w:val="23"/>
-                <w:szCs w:val="23"/>
+                <w:sz w:val="22"/>
+                <w:szCs w:val="22"/>
               </w:rPr>
               <w:t xml:space="preserve"> </w:t>
             </w:r>
@@ -8476,13 +8498,20 @@
           <w:p>
             <w:pPr>
               <w:pStyle w:val="Default"/>
-              <w:ind w:left="437"/>
+              <w:ind w:left="437" w:firstLine="5"/>
               <w:cnfStyle w:val="000000100000" w:firstRow="0" w:lastRow="0" w:firstColumn="0" w:lastColumn="0" w:oddVBand="0" w:evenVBand="0" w:oddHBand="1" w:evenHBand="0" w:firstRowFirstColumn="0" w:firstRowLastColumn="0" w:lastRowFirstColumn="0" w:lastRowLastColumn="0"/>
               <w:rPr>
-                <w:sz w:val="23"/>
-                <w:szCs w:val="23"/>
+                <w:sz w:val="22"/>
+                <w:szCs w:val="22"/>
               </w:rPr>
             </w:pPr>
+            <w:r>
+              <w:rPr>
+                <w:sz w:val="22"/>
+                <w:szCs w:val="22"/>
+              </w:rPr>
+              <w:t>Protokol na prenos hypertextu</w:t>
+            </w:r>
           </w:p>
         </w:tc>
       </w:tr>
@@ -8524,23 +8553,23 @@
               <w:ind w:left="448" w:right="-647" w:firstLine="0"/>
               <w:cnfStyle w:val="000000000000" w:firstRow="0" w:lastRow="0" w:firstColumn="0" w:lastColumn="0" w:oddVBand="0" w:evenVBand="0" w:oddHBand="0" w:evenHBand="0" w:firstRowFirstColumn="0" w:firstRowLastColumn="0" w:lastRowFirstColumn="0" w:lastRowLastColumn="0"/>
               <w:rPr>
-                <w:sz w:val="23"/>
-                <w:szCs w:val="23"/>
+                <w:sz w:val="22"/>
+                <w:szCs w:val="22"/>
               </w:rPr>
             </w:pPr>
             <w:proofErr w:type="spellStart"/>
             <w:r>
               <w:rPr>
-                <w:sz w:val="23"/>
-                <w:szCs w:val="23"/>
+                <w:sz w:val="22"/>
+                <w:szCs w:val="22"/>
               </w:rPr>
               <w:t>Json</w:t>
             </w:r>
             <w:proofErr w:type="spellEnd"/>
             <w:r>
               <w:rPr>
-                <w:sz w:val="23"/>
-                <w:szCs w:val="23"/>
+                <w:sz w:val="22"/>
+                <w:szCs w:val="22"/>
               </w:rPr>
               <w:t xml:space="preserve"> web token</w:t>
             </w:r>
@@ -8554,13 +8583,27 @@
           <w:p>
             <w:pPr>
               <w:pStyle w:val="Default"/>
-              <w:ind w:left="437"/>
+              <w:ind w:left="437" w:firstLine="5"/>
               <w:cnfStyle w:val="000000000000" w:firstRow="0" w:lastRow="0" w:firstColumn="0" w:lastColumn="0" w:oddVBand="0" w:evenVBand="0" w:oddHBand="0" w:evenHBand="0" w:firstRowFirstColumn="0" w:firstRowLastColumn="0" w:lastRowFirstColumn="0" w:lastRowLastColumn="0"/>
               <w:rPr>
-                <w:sz w:val="23"/>
-                <w:szCs w:val="23"/>
+                <w:sz w:val="22"/>
+                <w:szCs w:val="22"/>
               </w:rPr>
             </w:pPr>
+            <w:r>
+              <w:rPr>
+                <w:sz w:val="22"/>
+                <w:szCs w:val="22"/>
+              </w:rPr>
+              <w:t>T</w:t>
+            </w:r>
+            <w:r>
+              <w:rPr>
+                <w:sz w:val="22"/>
+                <w:szCs w:val="22"/>
+              </w:rPr>
+              <w:t>oken vo formáte JSON</w:t>
+            </w:r>
           </w:p>
         </w:tc>
       </w:tr>
@@ -8606,7 +8649,7 @@
         </w:rPr>
       </w:pPr>
       <w:bookmarkStart w:id="0" w:name="_Toc382839392"/>
-      <w:bookmarkStart w:id="1" w:name="_Toc221565693"/>
+      <w:bookmarkStart w:id="1" w:name="_Toc221572450"/>
       <w:r>
         <w:rPr>
           <w:smallCaps w:val="0"/>
@@ -8737,7 +8780,7 @@
       <w:pPr>
         <w:pStyle w:val="Nadpis1"/>
       </w:pPr>
-      <w:bookmarkStart w:id="2" w:name="_Toc221565694"/>
+      <w:bookmarkStart w:id="2" w:name="_Toc221572451"/>
       <w:r>
         <w:lastRenderedPageBreak/>
         <w:t>Zadanie a cieľ projektu</w:t>
@@ -8780,7 +8823,7 @@
       <w:pPr>
         <w:pStyle w:val="Nadpis2"/>
       </w:pPr>
-      <w:bookmarkStart w:id="3" w:name="_Toc221565695"/>
+      <w:bookmarkStart w:id="3" w:name="_Toc221572452"/>
       <w:r>
         <w:t>Zadanie maturitného projektu</w:t>
       </w:r>
@@ -8818,7 +8861,7 @@
       <w:r>
         <w:t xml:space="preserve">    </w:t>
       </w:r>
-      <w:bookmarkStart w:id="4" w:name="_Toc221565696"/>
+      <w:bookmarkStart w:id="4" w:name="_Toc221572453"/>
       <w:r>
         <w:t>Cieľ projektu</w:t>
       </w:r>
@@ -8876,7 +8919,7 @@
       <w:r>
         <w:t xml:space="preserve">  </w:t>
       </w:r>
-      <w:bookmarkStart w:id="5" w:name="_Toc221565697"/>
+      <w:bookmarkStart w:id="5" w:name="_Toc221572454"/>
       <w:r>
         <w:t>Požiadavky na projekt</w:t>
       </w:r>
@@ -9124,7 +9167,7 @@
         <w:pStyle w:val="Nadpis1"/>
       </w:pPr>
       <w:bookmarkStart w:id="6" w:name="_Toc382839396"/>
-      <w:bookmarkStart w:id="7" w:name="_Toc221565698"/>
+      <w:bookmarkStart w:id="7" w:name="_Toc221572455"/>
       <w:r>
         <w:lastRenderedPageBreak/>
         <w:t>Použité technológie</w:t>
@@ -9173,7 +9216,7 @@
       <w:pPr>
         <w:pStyle w:val="Nadpis2"/>
       </w:pPr>
-      <w:bookmarkStart w:id="8" w:name="_Toc221565699"/>
+      <w:bookmarkStart w:id="8" w:name="_Toc221572456"/>
       <w:r>
         <w:t>Použité programovacie jazyky</w:t>
       </w:r>
@@ -9215,7 +9258,7 @@
       <w:pPr>
         <w:pStyle w:val="Nadpis3"/>
       </w:pPr>
-      <w:bookmarkStart w:id="9" w:name="_Toc221565700"/>
+      <w:bookmarkStart w:id="9" w:name="_Toc221572457"/>
       <w:r>
         <w:t>Programovací jazyk C#</w:t>
       </w:r>
@@ -9248,7 +9291,7 @@
       <w:pPr>
         <w:pStyle w:val="Nadpis3"/>
       </w:pPr>
-      <w:bookmarkStart w:id="10" w:name="_Toc221565701"/>
+      <w:bookmarkStart w:id="10" w:name="_Toc221572458"/>
       <w:r>
         <w:t xml:space="preserve">Programovací jazyk </w:t>
       </w:r>
@@ -9333,7 +9376,7 @@
       <w:pPr>
         <w:pStyle w:val="Nadpis2"/>
       </w:pPr>
-      <w:bookmarkStart w:id="11" w:name="_Toc221565702"/>
+      <w:bookmarkStart w:id="11" w:name="_Toc221572459"/>
       <w:r>
         <w:lastRenderedPageBreak/>
         <w:t>Použité knižnice a </w:t>
@@ -9388,7 +9431,7 @@
       <w:pPr>
         <w:pStyle w:val="Nadpis3"/>
       </w:pPr>
-      <w:bookmarkStart w:id="12" w:name="_Toc221565703"/>
+      <w:bookmarkStart w:id="12" w:name="_Toc221572460"/>
       <w:proofErr w:type="spellStart"/>
       <w:r>
         <w:t>Backend</w:t>
@@ -9697,7 +9740,7 @@
       <w:pPr>
         <w:pStyle w:val="Nadpis3"/>
       </w:pPr>
-      <w:bookmarkStart w:id="13" w:name="_Toc221565704"/>
+      <w:bookmarkStart w:id="13" w:name="_Toc221572461"/>
       <w:proofErr w:type="spellStart"/>
       <w:r>
         <w:t>Frontend</w:t>
@@ -10158,7 +10201,7 @@
       <w:pPr>
         <w:pStyle w:val="Nadpis2"/>
       </w:pPr>
-      <w:bookmarkStart w:id="14" w:name="_Toc221565705"/>
+      <w:bookmarkStart w:id="14" w:name="_Toc221572462"/>
       <w:r>
         <w:lastRenderedPageBreak/>
         <w:t>Databáza a ukladanie údajov</w:t>
@@ -10229,7 +10272,7 @@
       <w:pPr>
         <w:pStyle w:val="Nadpis2"/>
       </w:pPr>
-      <w:bookmarkStart w:id="15" w:name="_Toc221565706"/>
+      <w:bookmarkStart w:id="15" w:name="_Toc221572463"/>
       <w:r>
         <w:rPr>
           <w:rStyle w:val="Nadpis2Char"/>
@@ -10347,7 +10390,7 @@
       <w:pPr>
         <w:pStyle w:val="Nadpis1"/>
       </w:pPr>
-      <w:bookmarkStart w:id="16" w:name="_Toc221565707"/>
+      <w:bookmarkStart w:id="16" w:name="_Toc221572464"/>
       <w:r>
         <w:lastRenderedPageBreak/>
         <w:t>Návrh systému</w:t>
@@ -10396,7 +10439,7 @@
       <w:pPr>
         <w:pStyle w:val="Nadpis2"/>
       </w:pPr>
-      <w:bookmarkStart w:id="17" w:name="_Toc221565708"/>
+      <w:bookmarkStart w:id="17" w:name="_Toc221572465"/>
       <w:r>
         <w:t>Celkový návrh systému</w:t>
       </w:r>
@@ -10481,7 +10524,7 @@
       <w:pPr>
         <w:pStyle w:val="Nadpis2"/>
       </w:pPr>
-      <w:bookmarkStart w:id="18" w:name="_Toc221565709"/>
+      <w:bookmarkStart w:id="18" w:name="_Toc221572466"/>
       <w:r>
         <w:t>Architektúra aplikácie</w:t>
       </w:r>
@@ -10504,7 +10547,7 @@
       <w:pPr>
         <w:pStyle w:val="Nadpis3"/>
       </w:pPr>
-      <w:bookmarkStart w:id="19" w:name="_Toc221565710"/>
+      <w:bookmarkStart w:id="19" w:name="_Toc221572467"/>
       <w:proofErr w:type="spellStart"/>
       <w:r>
         <w:t>Backendová</w:t>
@@ -10711,7 +10754,7 @@
       <w:pPr>
         <w:pStyle w:val="Nadpis3"/>
       </w:pPr>
-      <w:bookmarkStart w:id="20" w:name="_Toc221565711"/>
+      <w:bookmarkStart w:id="20" w:name="_Toc221572468"/>
       <w:proofErr w:type="spellStart"/>
       <w:r>
         <w:t>Frontendová</w:t>
@@ -10898,7 +10941,7 @@
       <w:pPr>
         <w:pStyle w:val="Nadpis3"/>
       </w:pPr>
-      <w:bookmarkStart w:id="21" w:name="_Toc221565712"/>
+      <w:bookmarkStart w:id="21" w:name="_Toc221572469"/>
       <w:r>
         <w:lastRenderedPageBreak/>
         <w:t>D</w:t>
@@ -10996,7 +11039,7 @@
       <w:pPr>
         <w:pStyle w:val="Nadpis2"/>
       </w:pPr>
-      <w:bookmarkStart w:id="22" w:name="_Toc221565713"/>
+      <w:bookmarkStart w:id="22" w:name="_Toc221572470"/>
       <w:r>
         <w:t>Návrh používateľských rolí a oprávnení</w:t>
       </w:r>
@@ -11078,7 +11121,7 @@
       <w:r>
         <w:br w:type="page"/>
       </w:r>
-      <w:bookmarkStart w:id="23" w:name="_Toc221565714"/>
+      <w:bookmarkStart w:id="23" w:name="_Toc221572471"/>
       <w:r>
         <w:lastRenderedPageBreak/>
         <w:t>Implementácia systému</w:t>
@@ -11129,7 +11172,7 @@
       <w:pPr>
         <w:pStyle w:val="Nadpis2"/>
       </w:pPr>
-      <w:bookmarkStart w:id="24" w:name="_Toc221565715"/>
+      <w:bookmarkStart w:id="24" w:name="_Toc221572472"/>
       <w:r>
         <w:t xml:space="preserve">Implementácia </w:t>
       </w:r>
@@ -11151,7 +11194,7 @@
       <w:pPr>
         <w:pStyle w:val="Nadpis3"/>
       </w:pPr>
-      <w:bookmarkStart w:id="25" w:name="_Toc221565716"/>
+      <w:bookmarkStart w:id="25" w:name="_Toc221572473"/>
       <w:r>
         <w:t xml:space="preserve">Štruktúra </w:t>
       </w:r>
@@ -11475,7 +11518,7 @@
       <w:pPr>
         <w:pStyle w:val="Nadpis3"/>
       </w:pPr>
-      <w:bookmarkStart w:id="26" w:name="_Toc221565717"/>
+      <w:bookmarkStart w:id="26" w:name="_Toc221572474"/>
       <w:r>
         <w:t xml:space="preserve">Implementácia </w:t>
       </w:r>
@@ -11612,7 +11655,7 @@
       <w:pPr>
         <w:pStyle w:val="Nadpis3"/>
       </w:pPr>
-      <w:bookmarkStart w:id="27" w:name="_Toc221565718"/>
+      <w:bookmarkStart w:id="27" w:name="_Toc221572475"/>
       <w:r>
         <w:t>Implementácia servi</w:t>
       </w:r>
@@ -11715,7 +11758,7 @@
       <w:pPr>
         <w:pStyle w:val="Nadpis3"/>
       </w:pPr>
-      <w:bookmarkStart w:id="28" w:name="_Toc221565719"/>
+      <w:bookmarkStart w:id="28" w:name="_Toc221572476"/>
       <w:r>
         <w:t>Autentifikácia a autorizácia používateľov</w:t>
       </w:r>
@@ -11949,7 +11992,7 @@
       <w:pPr>
         <w:pStyle w:val="Nadpis2"/>
       </w:pPr>
-      <w:bookmarkStart w:id="29" w:name="_Toc221565720"/>
+      <w:bookmarkStart w:id="29" w:name="_Toc221572477"/>
       <w:r>
         <w:t xml:space="preserve">Implementácia </w:t>
       </w:r>
@@ -11971,7 +12014,7 @@
       <w:pPr>
         <w:pStyle w:val="Nadpis3"/>
       </w:pPr>
-      <w:bookmarkStart w:id="30" w:name="_Toc221565721"/>
+      <w:bookmarkStart w:id="30" w:name="_Toc221572478"/>
       <w:r>
         <w:t xml:space="preserve">Štruktúra </w:t>
       </w:r>
@@ -12266,7 +12309,7 @@
       <w:pPr>
         <w:pStyle w:val="Nadpis3"/>
       </w:pPr>
-      <w:bookmarkStart w:id="31" w:name="_Toc221565722"/>
+      <w:bookmarkStart w:id="31" w:name="_Toc221572479"/>
       <w:proofErr w:type="spellStart"/>
       <w:r>
         <w:t>Routing</w:t>
@@ -12316,7 +12359,7 @@
       <w:pPr>
         <w:pStyle w:val="Nadpis3"/>
       </w:pPr>
-      <w:bookmarkStart w:id="32" w:name="_Toc221565723"/>
+      <w:bookmarkStart w:id="32" w:name="_Toc221572480"/>
       <w:r>
         <w:t>UI a UX</w:t>
       </w:r>
@@ -12481,7 +12524,7 @@
       <w:pPr>
         <w:pStyle w:val="Nadpis3"/>
       </w:pPr>
-      <w:bookmarkStart w:id="33" w:name="_Toc221565724"/>
+      <w:bookmarkStart w:id="33" w:name="_Toc221572481"/>
       <w:r>
         <w:lastRenderedPageBreak/>
         <w:t>Formuláre a</w:t>
@@ -12559,7 +12602,7 @@
       <w:pPr>
         <w:pStyle w:val="Nadpis3"/>
       </w:pPr>
-      <w:bookmarkStart w:id="34" w:name="_Toc221565725"/>
+      <w:bookmarkStart w:id="34" w:name="_Toc221572482"/>
       <w:r>
         <w:t>Správa dát</w:t>
       </w:r>
@@ -12751,7 +12794,7 @@
       <w:pPr>
         <w:pStyle w:val="Nadpis3"/>
       </w:pPr>
-      <w:bookmarkStart w:id="35" w:name="_Toc221565726"/>
+      <w:bookmarkStart w:id="35" w:name="_Toc221572483"/>
       <w:r>
         <w:t>Autentifikácia a autorizácia</w:t>
       </w:r>
@@ -12847,7 +12890,7 @@
       <w:pPr>
         <w:pStyle w:val="Nadpis3"/>
       </w:pPr>
-      <w:bookmarkStart w:id="36" w:name="_Toc221565727"/>
+      <w:bookmarkStart w:id="36" w:name="_Toc221572484"/>
       <w:r>
         <w:t>Typová bezpečnosť</w:t>
       </w:r>
@@ -12902,7 +12945,7 @@
       <w:pPr>
         <w:pStyle w:val="Nadpis1"/>
       </w:pPr>
-      <w:bookmarkStart w:id="37" w:name="_Toc221565728"/>
+      <w:bookmarkStart w:id="37" w:name="_Toc221572485"/>
       <w:proofErr w:type="spellStart"/>
       <w:r>
         <w:lastRenderedPageBreak/>
@@ -13001,7 +13044,7 @@
           <w:szCs w:val="32"/>
         </w:rPr>
       </w:pPr>
-      <w:bookmarkStart w:id="38" w:name="_Toc221565729"/>
+      <w:bookmarkStart w:id="38" w:name="_Toc221572486"/>
       <w:r>
         <w:rPr>
           <w:smallCaps w:val="0"/>
@@ -13543,7 +13586,7 @@
         </w:rPr>
       </w:pPr>
       <w:bookmarkStart w:id="40" w:name="_Toc740436385"/>
-      <w:bookmarkStart w:id="41" w:name="_Toc221565730"/>
+      <w:bookmarkStart w:id="41" w:name="_Toc221572487"/>
       <w:bookmarkEnd w:id="39"/>
       <w:r>
         <w:rPr>
@@ -15515,7 +15558,6 @@
   <w:style w:type="character" w:default="1" w:styleId="Predvolenpsmoodseku">
     <w:name w:val="Default Paragraph Font"/>
     <w:uiPriority w:val="1"/>
-    <w:semiHidden/>
     <w:unhideWhenUsed/>
   </w:style>
   <w:style w:type="table" w:default="1" w:styleId="Normlnatabuka">
@@ -16632,6 +16674,7 @@
     <w:rsidRoot w:val="00CB7C87"/>
     <w:rsid w:val="000535E3"/>
     <w:rsid w:val="00062512"/>
+    <w:rsid w:val="000A624C"/>
     <w:rsid w:val="000C6879"/>
     <w:rsid w:val="00102146"/>
     <w:rsid w:val="001104D2"/>
@@ -16692,6 +16735,7 @@
     <w:rsid w:val="00F1144D"/>
     <w:rsid w:val="00F261A4"/>
     <w:rsid w:val="00F50BEB"/>
+    <w:rsid w:val="00F61713"/>
     <w:rsid w:val="00F824E6"/>
     <w:rsid w:val="00F82DE1"/>
     <w:rsid w:val="00FA7309"/>

--- a/dokumentacia/Dokumentácia k maturitnému projektu - Online testovací modul pre maturantov, Matúš Čiernik.docx
+++ b/dokumentacia/Dokumentácia k maturitnému projektu - Online testovací modul pre maturantov, Matúš Čiernik.docx
@@ -4546,7 +4546,7 @@
             </w:rPr>
             <w:fldChar w:fldCharType="separate"/>
           </w:r>
-          <w:hyperlink w:anchor="_Toc221572450" w:history="1">
+          <w:hyperlink w:anchor="_Toc221574318" w:history="1">
             <w:r>
               <w:rPr>
                 <w:rStyle w:val="Hypertextovprepojenie"/>
@@ -4569,7 +4569,7 @@
               <w:rPr>
                 <w:webHidden/>
               </w:rPr>
-              <w:instrText xml:space="preserve"> PAGEREF _Toc221572450 \h </w:instrText>
+              <w:instrText xml:space="preserve"> PAGEREF _Toc221574318 \h </w:instrText>
             </w:r>
             <w:r>
               <w:rPr>
@@ -4608,7 +4608,7 @@
               <w14:ligatures w14:val="standardContextual"/>
             </w:rPr>
           </w:pPr>
-          <w:hyperlink w:anchor="_Toc221572451" w:history="1">
+          <w:hyperlink w:anchor="_Toc221574319" w:history="1">
             <w:r>
               <w:rPr>
                 <w:rStyle w:val="Hypertextovprepojenie"/>
@@ -4648,7 +4648,7 @@
               <w:rPr>
                 <w:webHidden/>
               </w:rPr>
-              <w:instrText xml:space="preserve"> PAGEREF _Toc221572451 \h </w:instrText>
+              <w:instrText xml:space="preserve"> PAGEREF _Toc221574319 \h </w:instrText>
             </w:r>
             <w:r>
               <w:rPr>
@@ -4692,7 +4692,7 @@
               <w14:ligatures w14:val="standardContextual"/>
             </w:rPr>
           </w:pPr>
-          <w:hyperlink w:anchor="_Toc221572452" w:history="1">
+          <w:hyperlink w:anchor="_Toc221574320" w:history="1">
             <w:r>
               <w:rPr>
                 <w:rStyle w:val="Hypertextovprepojenie"/>
@@ -4738,7 +4738,7 @@
                 <w:noProof/>
                 <w:webHidden/>
               </w:rPr>
-              <w:instrText xml:space="preserve"> PAGEREF _Toc221572452 \h </w:instrText>
+              <w:instrText xml:space="preserve"> PAGEREF _Toc221574320 \h </w:instrText>
             </w:r>
             <w:r>
               <w:rPr>
@@ -4786,7 +4786,7 @@
               <w14:ligatures w14:val="standardContextual"/>
             </w:rPr>
           </w:pPr>
-          <w:hyperlink w:anchor="_Toc221572453" w:history="1">
+          <w:hyperlink w:anchor="_Toc221574321" w:history="1">
             <w:r>
               <w:rPr>
                 <w:rStyle w:val="Hypertextovprepojenie"/>
@@ -4832,7 +4832,7 @@
                 <w:noProof/>
                 <w:webHidden/>
               </w:rPr>
-              <w:instrText xml:space="preserve"> PAGEREF _Toc221572453 \h </w:instrText>
+              <w:instrText xml:space="preserve"> PAGEREF _Toc221574321 \h </w:instrText>
             </w:r>
             <w:r>
               <w:rPr>
@@ -4880,7 +4880,7 @@
               <w14:ligatures w14:val="standardContextual"/>
             </w:rPr>
           </w:pPr>
-          <w:hyperlink w:anchor="_Toc221572454" w:history="1">
+          <w:hyperlink w:anchor="_Toc221574322" w:history="1">
             <w:r>
               <w:rPr>
                 <w:rStyle w:val="Hypertextovprepojenie"/>
@@ -4926,7 +4926,7 @@
                 <w:noProof/>
                 <w:webHidden/>
               </w:rPr>
-              <w:instrText xml:space="preserve"> PAGEREF _Toc221572454 \h </w:instrText>
+              <w:instrText xml:space="preserve"> PAGEREF _Toc221574322 \h </w:instrText>
             </w:r>
             <w:r>
               <w:rPr>
@@ -4969,7 +4969,7 @@
               <w14:ligatures w14:val="standardContextual"/>
             </w:rPr>
           </w:pPr>
-          <w:hyperlink w:anchor="_Toc221572455" w:history="1">
+          <w:hyperlink w:anchor="_Toc221574323" w:history="1">
             <w:r>
               <w:rPr>
                 <w:rStyle w:val="Hypertextovprepojenie"/>
@@ -5009,7 +5009,7 @@
               <w:rPr>
                 <w:webHidden/>
               </w:rPr>
-              <w:instrText xml:space="preserve"> PAGEREF _Toc221572455 \h </w:instrText>
+              <w:instrText xml:space="preserve"> PAGEREF _Toc221574323 \h </w:instrText>
             </w:r>
             <w:r>
               <w:rPr>
@@ -5053,7 +5053,7 @@
               <w14:ligatures w14:val="standardContextual"/>
             </w:rPr>
           </w:pPr>
-          <w:hyperlink w:anchor="_Toc221572456" w:history="1">
+          <w:hyperlink w:anchor="_Toc221574324" w:history="1">
             <w:r>
               <w:rPr>
                 <w:rStyle w:val="Hypertextovprepojenie"/>
@@ -5099,7 +5099,7 @@
                 <w:noProof/>
                 <w:webHidden/>
               </w:rPr>
-              <w:instrText xml:space="preserve"> PAGEREF _Toc221572456 \h </w:instrText>
+              <w:instrText xml:space="preserve"> PAGEREF _Toc221574324 \h </w:instrText>
             </w:r>
             <w:r>
               <w:rPr>
@@ -5142,7 +5142,7 @@
               <w14:ligatures w14:val="standardContextual"/>
             </w:rPr>
           </w:pPr>
-          <w:hyperlink w:anchor="_Toc221572457" w:history="1">
+          <w:hyperlink w:anchor="_Toc221574325" w:history="1">
             <w:r>
               <w:rPr>
                 <w:rStyle w:val="Hypertextovprepojenie"/>
@@ -5182,7 +5182,7 @@
               <w:rPr>
                 <w:webHidden/>
               </w:rPr>
-              <w:instrText xml:space="preserve"> PAGEREF _Toc221572457 \h </w:instrText>
+              <w:instrText xml:space="preserve"> PAGEREF _Toc221574325 \h </w:instrText>
             </w:r>
             <w:r>
               <w:rPr>
@@ -5221,7 +5221,7 @@
               <w14:ligatures w14:val="standardContextual"/>
             </w:rPr>
           </w:pPr>
-          <w:hyperlink w:anchor="_Toc221572458" w:history="1">
+          <w:hyperlink w:anchor="_Toc221574326" w:history="1">
             <w:r>
               <w:rPr>
                 <w:rStyle w:val="Hypertextovprepojenie"/>
@@ -5261,7 +5261,7 @@
               <w:rPr>
                 <w:webHidden/>
               </w:rPr>
-              <w:instrText xml:space="preserve"> PAGEREF _Toc221572458 \h </w:instrText>
+              <w:instrText xml:space="preserve"> PAGEREF _Toc221574326 \h </w:instrText>
             </w:r>
             <w:r>
               <w:rPr>
@@ -5305,7 +5305,7 @@
               <w14:ligatures w14:val="standardContextual"/>
             </w:rPr>
           </w:pPr>
-          <w:hyperlink w:anchor="_Toc221572459" w:history="1">
+          <w:hyperlink w:anchor="_Toc221574327" w:history="1">
             <w:r>
               <w:rPr>
                 <w:rStyle w:val="Hypertextovprepojenie"/>
@@ -5351,7 +5351,7 @@
                 <w:noProof/>
                 <w:webHidden/>
               </w:rPr>
-              <w:instrText xml:space="preserve"> PAGEREF _Toc221572459 \h </w:instrText>
+              <w:instrText xml:space="preserve"> PAGEREF _Toc221574327 \h </w:instrText>
             </w:r>
             <w:r>
               <w:rPr>
@@ -5394,7 +5394,7 @@
               <w14:ligatures w14:val="standardContextual"/>
             </w:rPr>
           </w:pPr>
-          <w:hyperlink w:anchor="_Toc221572460" w:history="1">
+          <w:hyperlink w:anchor="_Toc221574328" w:history="1">
             <w:r>
               <w:rPr>
                 <w:rStyle w:val="Hypertextovprepojenie"/>
@@ -5434,7 +5434,7 @@
               <w:rPr>
                 <w:webHidden/>
               </w:rPr>
-              <w:instrText xml:space="preserve"> PAGEREF _Toc221572460 \h </w:instrText>
+              <w:instrText xml:space="preserve"> PAGEREF _Toc221574328 \h </w:instrText>
             </w:r>
             <w:r>
               <w:rPr>
@@ -5473,7 +5473,7 @@
               <w14:ligatures w14:val="standardContextual"/>
             </w:rPr>
           </w:pPr>
-          <w:hyperlink w:anchor="_Toc221572461" w:history="1">
+          <w:hyperlink w:anchor="_Toc221574329" w:history="1">
             <w:r>
               <w:rPr>
                 <w:rStyle w:val="Hypertextovprepojenie"/>
@@ -5513,7 +5513,7 @@
               <w:rPr>
                 <w:webHidden/>
               </w:rPr>
-              <w:instrText xml:space="preserve"> PAGEREF _Toc221572461 \h </w:instrText>
+              <w:instrText xml:space="preserve"> PAGEREF _Toc221574329 \h </w:instrText>
             </w:r>
             <w:r>
               <w:rPr>
@@ -5557,7 +5557,7 @@
               <w14:ligatures w14:val="standardContextual"/>
             </w:rPr>
           </w:pPr>
-          <w:hyperlink w:anchor="_Toc221572462" w:history="1">
+          <w:hyperlink w:anchor="_Toc221574330" w:history="1">
             <w:r>
               <w:rPr>
                 <w:rStyle w:val="Hypertextovprepojenie"/>
@@ -5603,7 +5603,7 @@
                 <w:noProof/>
                 <w:webHidden/>
               </w:rPr>
-              <w:instrText xml:space="preserve"> PAGEREF _Toc221572462 \h </w:instrText>
+              <w:instrText xml:space="preserve"> PAGEREF _Toc221574330 \h </w:instrText>
             </w:r>
             <w:r>
               <w:rPr>
@@ -5651,7 +5651,7 @@
               <w14:ligatures w14:val="standardContextual"/>
             </w:rPr>
           </w:pPr>
-          <w:hyperlink w:anchor="_Toc221572463" w:history="1">
+          <w:hyperlink w:anchor="_Toc221574331" w:history="1">
             <w:r>
               <w:rPr>
                 <w:rStyle w:val="Hypertextovprepojenie"/>
@@ -5697,7 +5697,7 @@
                 <w:noProof/>
                 <w:webHidden/>
               </w:rPr>
-              <w:instrText xml:space="preserve"> PAGEREF _Toc221572463 \h </w:instrText>
+              <w:instrText xml:space="preserve"> PAGEREF _Toc221574331 \h </w:instrText>
             </w:r>
             <w:r>
               <w:rPr>
@@ -5740,7 +5740,7 @@
               <w14:ligatures w14:val="standardContextual"/>
             </w:rPr>
           </w:pPr>
-          <w:hyperlink w:anchor="_Toc221572464" w:history="1">
+          <w:hyperlink w:anchor="_Toc221574332" w:history="1">
             <w:r>
               <w:rPr>
                 <w:rStyle w:val="Hypertextovprepojenie"/>
@@ -5780,7 +5780,7 @@
               <w:rPr>
                 <w:webHidden/>
               </w:rPr>
-              <w:instrText xml:space="preserve"> PAGEREF _Toc221572464 \h </w:instrText>
+              <w:instrText xml:space="preserve"> PAGEREF _Toc221574332 \h </w:instrText>
             </w:r>
             <w:r>
               <w:rPr>
@@ -5824,7 +5824,7 @@
               <w14:ligatures w14:val="standardContextual"/>
             </w:rPr>
           </w:pPr>
-          <w:hyperlink w:anchor="_Toc221572465" w:history="1">
+          <w:hyperlink w:anchor="_Toc221574333" w:history="1">
             <w:r>
               <w:rPr>
                 <w:rStyle w:val="Hypertextovprepojenie"/>
@@ -5870,7 +5870,7 @@
                 <w:noProof/>
                 <w:webHidden/>
               </w:rPr>
-              <w:instrText xml:space="preserve"> PAGEREF _Toc221572465 \h </w:instrText>
+              <w:instrText xml:space="preserve"> PAGEREF _Toc221574333 \h </w:instrText>
             </w:r>
             <w:r>
               <w:rPr>
@@ -5918,7 +5918,7 @@
               <w14:ligatures w14:val="standardContextual"/>
             </w:rPr>
           </w:pPr>
-          <w:hyperlink w:anchor="_Toc221572466" w:history="1">
+          <w:hyperlink w:anchor="_Toc221574334" w:history="1">
             <w:r>
               <w:rPr>
                 <w:rStyle w:val="Hypertextovprepojenie"/>
@@ -5964,7 +5964,7 @@
                 <w:noProof/>
                 <w:webHidden/>
               </w:rPr>
-              <w:instrText xml:space="preserve"> PAGEREF _Toc221572466 \h </w:instrText>
+              <w:instrText xml:space="preserve"> PAGEREF _Toc221574334 \h </w:instrText>
             </w:r>
             <w:r>
               <w:rPr>
@@ -6007,7 +6007,7 @@
               <w14:ligatures w14:val="standardContextual"/>
             </w:rPr>
           </w:pPr>
-          <w:hyperlink w:anchor="_Toc221572467" w:history="1">
+          <w:hyperlink w:anchor="_Toc221574335" w:history="1">
             <w:r>
               <w:rPr>
                 <w:rStyle w:val="Hypertextovprepojenie"/>
@@ -6047,7 +6047,7 @@
               <w:rPr>
                 <w:webHidden/>
               </w:rPr>
-              <w:instrText xml:space="preserve"> PAGEREF _Toc221572467 \h </w:instrText>
+              <w:instrText xml:space="preserve"> PAGEREF _Toc221574335 \h </w:instrText>
             </w:r>
             <w:r>
               <w:rPr>
@@ -6086,7 +6086,7 @@
               <w14:ligatures w14:val="standardContextual"/>
             </w:rPr>
           </w:pPr>
-          <w:hyperlink w:anchor="_Toc221572468" w:history="1">
+          <w:hyperlink w:anchor="_Toc221574336" w:history="1">
             <w:r>
               <w:rPr>
                 <w:rStyle w:val="Hypertextovprepojenie"/>
@@ -6126,7 +6126,7 @@
               <w:rPr>
                 <w:webHidden/>
               </w:rPr>
-              <w:instrText xml:space="preserve"> PAGEREF _Toc221572468 \h </w:instrText>
+              <w:instrText xml:space="preserve"> PAGEREF _Toc221574336 \h </w:instrText>
             </w:r>
             <w:r>
               <w:rPr>
@@ -6165,7 +6165,7 @@
               <w14:ligatures w14:val="standardContextual"/>
             </w:rPr>
           </w:pPr>
-          <w:hyperlink w:anchor="_Toc221572469" w:history="1">
+          <w:hyperlink w:anchor="_Toc221574337" w:history="1">
             <w:r>
               <w:rPr>
                 <w:rStyle w:val="Hypertextovprepojenie"/>
@@ -6205,7 +6205,7 @@
               <w:rPr>
                 <w:webHidden/>
               </w:rPr>
-              <w:instrText xml:space="preserve"> PAGEREF _Toc221572469 \h </w:instrText>
+              <w:instrText xml:space="preserve"> PAGEREF _Toc221574337 \h </w:instrText>
             </w:r>
             <w:r>
               <w:rPr>
@@ -6249,7 +6249,7 @@
               <w14:ligatures w14:val="standardContextual"/>
             </w:rPr>
           </w:pPr>
-          <w:hyperlink w:anchor="_Toc221572470" w:history="1">
+          <w:hyperlink w:anchor="_Toc221574338" w:history="1">
             <w:r>
               <w:rPr>
                 <w:rStyle w:val="Hypertextovprepojenie"/>
@@ -6295,7 +6295,7 @@
                 <w:noProof/>
                 <w:webHidden/>
               </w:rPr>
-              <w:instrText xml:space="preserve"> PAGEREF _Toc221572470 \h </w:instrText>
+              <w:instrText xml:space="preserve"> PAGEREF _Toc221574338 \h </w:instrText>
             </w:r>
             <w:r>
               <w:rPr>
@@ -6338,7 +6338,7 @@
               <w14:ligatures w14:val="standardContextual"/>
             </w:rPr>
           </w:pPr>
-          <w:hyperlink w:anchor="_Toc221572471" w:history="1">
+          <w:hyperlink w:anchor="_Toc221574339" w:history="1">
             <w:r>
               <w:rPr>
                 <w:rStyle w:val="Hypertextovprepojenie"/>
@@ -6378,7 +6378,7 @@
               <w:rPr>
                 <w:webHidden/>
               </w:rPr>
-              <w:instrText xml:space="preserve"> PAGEREF _Toc221572471 \h </w:instrText>
+              <w:instrText xml:space="preserve"> PAGEREF _Toc221574339 \h </w:instrText>
             </w:r>
             <w:r>
               <w:rPr>
@@ -6422,7 +6422,7 @@
               <w14:ligatures w14:val="standardContextual"/>
             </w:rPr>
           </w:pPr>
-          <w:hyperlink w:anchor="_Toc221572472" w:history="1">
+          <w:hyperlink w:anchor="_Toc221574340" w:history="1">
             <w:r>
               <w:rPr>
                 <w:rStyle w:val="Hypertextovprepojenie"/>
@@ -6468,7 +6468,7 @@
                 <w:noProof/>
                 <w:webHidden/>
               </w:rPr>
-              <w:instrText xml:space="preserve"> PAGEREF _Toc221572472 \h </w:instrText>
+              <w:instrText xml:space="preserve"> PAGEREF _Toc221574340 \h </w:instrText>
             </w:r>
             <w:r>
               <w:rPr>
@@ -6511,7 +6511,7 @@
               <w14:ligatures w14:val="standardContextual"/>
             </w:rPr>
           </w:pPr>
-          <w:hyperlink w:anchor="_Toc221572473" w:history="1">
+          <w:hyperlink w:anchor="_Toc221574341" w:history="1">
             <w:r>
               <w:rPr>
                 <w:rStyle w:val="Hypertextovprepojenie"/>
@@ -6551,7 +6551,7 @@
               <w:rPr>
                 <w:webHidden/>
               </w:rPr>
-              <w:instrText xml:space="preserve"> PAGEREF _Toc221572473 \h </w:instrText>
+              <w:instrText xml:space="preserve"> PAGEREF _Toc221574341 \h </w:instrText>
             </w:r>
             <w:r>
               <w:rPr>
@@ -6590,7 +6590,7 @@
               <w14:ligatures w14:val="standardContextual"/>
             </w:rPr>
           </w:pPr>
-          <w:hyperlink w:anchor="_Toc221572474" w:history="1">
+          <w:hyperlink w:anchor="_Toc221574342" w:history="1">
             <w:r>
               <w:rPr>
                 <w:rStyle w:val="Hypertextovprepojenie"/>
@@ -6630,7 +6630,7 @@
               <w:rPr>
                 <w:webHidden/>
               </w:rPr>
-              <w:instrText xml:space="preserve"> PAGEREF _Toc221572474 \h </w:instrText>
+              <w:instrText xml:space="preserve"> PAGEREF _Toc221574342 \h </w:instrText>
             </w:r>
             <w:r>
               <w:rPr>
@@ -6669,7 +6669,7 @@
               <w14:ligatures w14:val="standardContextual"/>
             </w:rPr>
           </w:pPr>
-          <w:hyperlink w:anchor="_Toc221572475" w:history="1">
+          <w:hyperlink w:anchor="_Toc221574343" w:history="1">
             <w:r>
               <w:rPr>
                 <w:rStyle w:val="Hypertextovprepojenie"/>
@@ -6709,7 +6709,7 @@
               <w:rPr>
                 <w:webHidden/>
               </w:rPr>
-              <w:instrText xml:space="preserve"> PAGEREF _Toc221572475 \h </w:instrText>
+              <w:instrText xml:space="preserve"> PAGEREF _Toc221574343 \h </w:instrText>
             </w:r>
             <w:r>
               <w:rPr>
@@ -6748,7 +6748,7 @@
               <w14:ligatures w14:val="standardContextual"/>
             </w:rPr>
           </w:pPr>
-          <w:hyperlink w:anchor="_Toc221572476" w:history="1">
+          <w:hyperlink w:anchor="_Toc221574344" w:history="1">
             <w:r>
               <w:rPr>
                 <w:rStyle w:val="Hypertextovprepojenie"/>
@@ -6788,7 +6788,7 @@
               <w:rPr>
                 <w:webHidden/>
               </w:rPr>
-              <w:instrText xml:space="preserve"> PAGEREF _Toc221572476 \h </w:instrText>
+              <w:instrText xml:space="preserve"> PAGEREF _Toc221574344 \h </w:instrText>
             </w:r>
             <w:r>
               <w:rPr>
@@ -6832,7 +6832,7 @@
               <w14:ligatures w14:val="standardContextual"/>
             </w:rPr>
           </w:pPr>
-          <w:hyperlink w:anchor="_Toc221572477" w:history="1">
+          <w:hyperlink w:anchor="_Toc221574345" w:history="1">
             <w:r>
               <w:rPr>
                 <w:rStyle w:val="Hypertextovprepojenie"/>
@@ -6878,7 +6878,7 @@
                 <w:noProof/>
                 <w:webHidden/>
               </w:rPr>
-              <w:instrText xml:space="preserve"> PAGEREF _Toc221572477 \h </w:instrText>
+              <w:instrText xml:space="preserve"> PAGEREF _Toc221574345 \h </w:instrText>
             </w:r>
             <w:r>
               <w:rPr>
@@ -6921,7 +6921,7 @@
               <w14:ligatures w14:val="standardContextual"/>
             </w:rPr>
           </w:pPr>
-          <w:hyperlink w:anchor="_Toc221572478" w:history="1">
+          <w:hyperlink w:anchor="_Toc221574346" w:history="1">
             <w:r>
               <w:rPr>
                 <w:rStyle w:val="Hypertextovprepojenie"/>
@@ -6961,7 +6961,7 @@
               <w:rPr>
                 <w:webHidden/>
               </w:rPr>
-              <w:instrText xml:space="preserve"> PAGEREF _Toc221572478 \h </w:instrText>
+              <w:instrText xml:space="preserve"> PAGEREF _Toc221574346 \h </w:instrText>
             </w:r>
             <w:r>
               <w:rPr>
@@ -7000,7 +7000,7 @@
               <w14:ligatures w14:val="standardContextual"/>
             </w:rPr>
           </w:pPr>
-          <w:hyperlink w:anchor="_Toc221572479" w:history="1">
+          <w:hyperlink w:anchor="_Toc221574347" w:history="1">
             <w:r>
               <w:rPr>
                 <w:rStyle w:val="Hypertextovprepojenie"/>
@@ -7040,7 +7040,7 @@
               <w:rPr>
                 <w:webHidden/>
               </w:rPr>
-              <w:instrText xml:space="preserve"> PAGEREF _Toc221572479 \h </w:instrText>
+              <w:instrText xml:space="preserve"> PAGEREF _Toc221574347 \h </w:instrText>
             </w:r>
             <w:r>
               <w:rPr>
@@ -7079,7 +7079,7 @@
               <w14:ligatures w14:val="standardContextual"/>
             </w:rPr>
           </w:pPr>
-          <w:hyperlink w:anchor="_Toc221572480" w:history="1">
+          <w:hyperlink w:anchor="_Toc221574348" w:history="1">
             <w:r>
               <w:rPr>
                 <w:rStyle w:val="Hypertextovprepojenie"/>
@@ -7119,7 +7119,7 @@
               <w:rPr>
                 <w:webHidden/>
               </w:rPr>
-              <w:instrText xml:space="preserve"> PAGEREF _Toc221572480 \h </w:instrText>
+              <w:instrText xml:space="preserve"> PAGEREF _Toc221574348 \h </w:instrText>
             </w:r>
             <w:r>
               <w:rPr>
@@ -7158,7 +7158,7 @@
               <w14:ligatures w14:val="standardContextual"/>
             </w:rPr>
           </w:pPr>
-          <w:hyperlink w:anchor="_Toc221572481" w:history="1">
+          <w:hyperlink w:anchor="_Toc221574349" w:history="1">
             <w:r>
               <w:rPr>
                 <w:rStyle w:val="Hypertextovprepojenie"/>
@@ -7198,7 +7198,7 @@
               <w:rPr>
                 <w:webHidden/>
               </w:rPr>
-              <w:instrText xml:space="preserve"> PAGEREF _Toc221572481 \h </w:instrText>
+              <w:instrText xml:space="preserve"> PAGEREF _Toc221574349 \h </w:instrText>
             </w:r>
             <w:r>
               <w:rPr>
@@ -7237,7 +7237,7 @@
               <w14:ligatures w14:val="standardContextual"/>
             </w:rPr>
           </w:pPr>
-          <w:hyperlink w:anchor="_Toc221572482" w:history="1">
+          <w:hyperlink w:anchor="_Toc221574350" w:history="1">
             <w:r>
               <w:rPr>
                 <w:rStyle w:val="Hypertextovprepojenie"/>
@@ -7277,7 +7277,7 @@
               <w:rPr>
                 <w:webHidden/>
               </w:rPr>
-              <w:instrText xml:space="preserve"> PAGEREF _Toc221572482 \h </w:instrText>
+              <w:instrText xml:space="preserve"> PAGEREF _Toc221574350 \h </w:instrText>
             </w:r>
             <w:r>
               <w:rPr>
@@ -7316,7 +7316,7 @@
               <w14:ligatures w14:val="standardContextual"/>
             </w:rPr>
           </w:pPr>
-          <w:hyperlink w:anchor="_Toc221572483" w:history="1">
+          <w:hyperlink w:anchor="_Toc221574351" w:history="1">
             <w:r>
               <w:rPr>
                 <w:rStyle w:val="Hypertextovprepojenie"/>
@@ -7356,7 +7356,7 @@
               <w:rPr>
                 <w:webHidden/>
               </w:rPr>
-              <w:instrText xml:space="preserve"> PAGEREF _Toc221572483 \h </w:instrText>
+              <w:instrText xml:space="preserve"> PAGEREF _Toc221574351 \h </w:instrText>
             </w:r>
             <w:r>
               <w:rPr>
@@ -7395,7 +7395,7 @@
               <w14:ligatures w14:val="standardContextual"/>
             </w:rPr>
           </w:pPr>
-          <w:hyperlink w:anchor="_Toc221572484" w:history="1">
+          <w:hyperlink w:anchor="_Toc221574352" w:history="1">
             <w:r>
               <w:rPr>
                 <w:rStyle w:val="Hypertextovprepojenie"/>
@@ -7435,7 +7435,7 @@
               <w:rPr>
                 <w:webHidden/>
               </w:rPr>
-              <w:instrText xml:space="preserve"> PAGEREF _Toc221572484 \h </w:instrText>
+              <w:instrText xml:space="preserve"> PAGEREF _Toc221574352 \h </w:instrText>
             </w:r>
             <w:r>
               <w:rPr>
@@ -7474,7 +7474,7 @@
               <w14:ligatures w14:val="standardContextual"/>
             </w:rPr>
           </w:pPr>
-          <w:hyperlink w:anchor="_Toc221572485" w:history="1">
+          <w:hyperlink w:anchor="_Toc221574353" w:history="1">
             <w:r>
               <w:rPr>
                 <w:rStyle w:val="Hypertextovprepojenie"/>
@@ -7514,7 +7514,7 @@
               <w:rPr>
                 <w:webHidden/>
               </w:rPr>
-              <w:instrText xml:space="preserve"> PAGEREF _Toc221572485 \h </w:instrText>
+              <w:instrText xml:space="preserve"> PAGEREF _Toc221574353 \h </w:instrText>
             </w:r>
             <w:r>
               <w:rPr>
@@ -7553,7 +7553,7 @@
               <w14:ligatures w14:val="standardContextual"/>
             </w:rPr>
           </w:pPr>
-          <w:hyperlink w:anchor="_Toc221572486" w:history="1">
+          <w:hyperlink w:anchor="_Toc221574354" w:history="1">
             <w:r>
               <w:rPr>
                 <w:rStyle w:val="Hypertextovprepojenie"/>
@@ -7576,7 +7576,7 @@
               <w:rPr>
                 <w:webHidden/>
               </w:rPr>
-              <w:instrText xml:space="preserve"> PAGEREF _Toc221572486 \h </w:instrText>
+              <w:instrText xml:space="preserve"> PAGEREF _Toc221574354 \h </w:instrText>
             </w:r>
             <w:r>
               <w:rPr>
@@ -7615,7 +7615,7 @@
               <w14:ligatures w14:val="standardContextual"/>
             </w:rPr>
           </w:pPr>
-          <w:hyperlink w:anchor="_Toc221572487" w:history="1">
+          <w:hyperlink w:anchor="_Toc221574355" w:history="1">
             <w:r>
               <w:rPr>
                 <w:rStyle w:val="Hypertextovprepojenie"/>
@@ -7638,7 +7638,7 @@
               <w:rPr>
                 <w:webHidden/>
               </w:rPr>
-              <w:instrText xml:space="preserve"> PAGEREF _Toc221572487 \h </w:instrText>
+              <w:instrText xml:space="preserve"> PAGEREF _Toc221574355 \h </w:instrText>
             </w:r>
             <w:r>
               <w:rPr>
@@ -7656,6 +7656,68 @@
                 <w:webHidden/>
               </w:rPr>
               <w:t>A</w:t>
+            </w:r>
+            <w:r>
+              <w:rPr>
+                <w:webHidden/>
+              </w:rPr>
+              <w:fldChar w:fldCharType="end"/>
+            </w:r>
+          </w:hyperlink>
+        </w:p>
+        <w:p>
+          <w:pPr>
+            <w:pStyle w:val="Obsah1"/>
+            <w:rPr>
+              <w:rFonts w:asciiTheme="minorHAnsi" w:eastAsiaTheme="minorEastAsia" w:hAnsiTheme="minorHAnsi" w:cstheme="minorBidi"/>
+              <w:kern w:val="2"/>
+              <w:sz w:val="24"/>
+              <w:szCs w:val="24"/>
+              <w:lang w:eastAsia="sk-SK"/>
+              <w14:ligatures w14:val="standardContextual"/>
+            </w:rPr>
+          </w:pPr>
+          <w:hyperlink w:anchor="_Toc221574356" w:history="1">
+            <w:r>
+              <w:rPr>
+                <w:rStyle w:val="Hypertextovprepojenie"/>
+              </w:rPr>
+              <w:t>Príloha B</w:t>
+            </w:r>
+            <w:r>
+              <w:rPr>
+                <w:webHidden/>
+              </w:rPr>
+              <w:tab/>
+            </w:r>
+            <w:r>
+              <w:rPr>
+                <w:webHidden/>
+              </w:rPr>
+              <w:fldChar w:fldCharType="begin"/>
+            </w:r>
+            <w:r>
+              <w:rPr>
+                <w:webHidden/>
+              </w:rPr>
+              <w:instrText xml:space="preserve"> PAGEREF _Toc221574356 \h </w:instrText>
+            </w:r>
+            <w:r>
+              <w:rPr>
+                <w:webHidden/>
+              </w:rPr>
+            </w:r>
+            <w:r>
+              <w:rPr>
+                <w:webHidden/>
+              </w:rPr>
+              <w:fldChar w:fldCharType="separate"/>
+            </w:r>
+            <w:r>
+              <w:rPr>
+                <w:webHidden/>
+              </w:rPr>
+              <w:t>B</w:t>
             </w:r>
             <w:r>
               <w:rPr>
@@ -8595,14 +8657,7 @@
                 <w:sz w:val="22"/>
                 <w:szCs w:val="22"/>
               </w:rPr>
-              <w:t>T</w:t>
-            </w:r>
-            <w:r>
-              <w:rPr>
-                <w:sz w:val="22"/>
-                <w:szCs w:val="22"/>
-              </w:rPr>
-              <w:t>oken vo formáte JSON</w:t>
+              <w:t>Token vo formáte JSON</w:t>
             </w:r>
           </w:p>
         </w:tc>
@@ -8649,7 +8704,7 @@
         </w:rPr>
       </w:pPr>
       <w:bookmarkStart w:id="0" w:name="_Toc382839392"/>
-      <w:bookmarkStart w:id="1" w:name="_Toc221572450"/>
+      <w:bookmarkStart w:id="1" w:name="_Toc221574318"/>
       <w:r>
         <w:rPr>
           <w:smallCaps w:val="0"/>
@@ -8780,7 +8835,7 @@
       <w:pPr>
         <w:pStyle w:val="Nadpis1"/>
       </w:pPr>
-      <w:bookmarkStart w:id="2" w:name="_Toc221572451"/>
+      <w:bookmarkStart w:id="2" w:name="_Toc221574319"/>
       <w:r>
         <w:lastRenderedPageBreak/>
         <w:t>Zadanie a cieľ projektu</w:t>
@@ -8823,7 +8878,7 @@
       <w:pPr>
         <w:pStyle w:val="Nadpis2"/>
       </w:pPr>
-      <w:bookmarkStart w:id="3" w:name="_Toc221572452"/>
+      <w:bookmarkStart w:id="3" w:name="_Toc221574320"/>
       <w:r>
         <w:t>Zadanie maturitného projektu</w:t>
       </w:r>
@@ -8861,7 +8916,7 @@
       <w:r>
         <w:t xml:space="preserve">    </w:t>
       </w:r>
-      <w:bookmarkStart w:id="4" w:name="_Toc221572453"/>
+      <w:bookmarkStart w:id="4" w:name="_Toc221574321"/>
       <w:r>
         <w:t>Cieľ projektu</w:t>
       </w:r>
@@ -8919,7 +8974,7 @@
       <w:r>
         <w:t xml:space="preserve">  </w:t>
       </w:r>
-      <w:bookmarkStart w:id="5" w:name="_Toc221572454"/>
+      <w:bookmarkStart w:id="5" w:name="_Toc221574322"/>
       <w:r>
         <w:t>Požiadavky na projekt</w:t>
       </w:r>
@@ -9167,7 +9222,7 @@
         <w:pStyle w:val="Nadpis1"/>
       </w:pPr>
       <w:bookmarkStart w:id="6" w:name="_Toc382839396"/>
-      <w:bookmarkStart w:id="7" w:name="_Toc221572455"/>
+      <w:bookmarkStart w:id="7" w:name="_Toc221574323"/>
       <w:r>
         <w:lastRenderedPageBreak/>
         <w:t>Použité technológie</w:t>
@@ -9216,7 +9271,7 @@
       <w:pPr>
         <w:pStyle w:val="Nadpis2"/>
       </w:pPr>
-      <w:bookmarkStart w:id="8" w:name="_Toc221572456"/>
+      <w:bookmarkStart w:id="8" w:name="_Toc221574324"/>
       <w:r>
         <w:t>Použité programovacie jazyky</w:t>
       </w:r>
@@ -9258,7 +9313,7 @@
       <w:pPr>
         <w:pStyle w:val="Nadpis3"/>
       </w:pPr>
-      <w:bookmarkStart w:id="9" w:name="_Toc221572457"/>
+      <w:bookmarkStart w:id="9" w:name="_Toc221574325"/>
       <w:r>
         <w:t>Programovací jazyk C#</w:t>
       </w:r>
@@ -9291,7 +9346,7 @@
       <w:pPr>
         <w:pStyle w:val="Nadpis3"/>
       </w:pPr>
-      <w:bookmarkStart w:id="10" w:name="_Toc221572458"/>
+      <w:bookmarkStart w:id="10" w:name="_Toc221574326"/>
       <w:r>
         <w:t xml:space="preserve">Programovací jazyk </w:t>
       </w:r>
@@ -9376,7 +9431,7 @@
       <w:pPr>
         <w:pStyle w:val="Nadpis2"/>
       </w:pPr>
-      <w:bookmarkStart w:id="11" w:name="_Toc221572459"/>
+      <w:bookmarkStart w:id="11" w:name="_Toc221574327"/>
       <w:r>
         <w:lastRenderedPageBreak/>
         <w:t>Použité knižnice a </w:t>
@@ -9431,7 +9486,7 @@
       <w:pPr>
         <w:pStyle w:val="Nadpis3"/>
       </w:pPr>
-      <w:bookmarkStart w:id="12" w:name="_Toc221572460"/>
+      <w:bookmarkStart w:id="12" w:name="_Toc221574328"/>
       <w:proofErr w:type="spellStart"/>
       <w:r>
         <w:t>Backend</w:t>
@@ -9740,7 +9795,7 @@
       <w:pPr>
         <w:pStyle w:val="Nadpis3"/>
       </w:pPr>
-      <w:bookmarkStart w:id="13" w:name="_Toc221572461"/>
+      <w:bookmarkStart w:id="13" w:name="_Toc221574329"/>
       <w:proofErr w:type="spellStart"/>
       <w:r>
         <w:t>Frontend</w:t>
@@ -10201,7 +10256,7 @@
       <w:pPr>
         <w:pStyle w:val="Nadpis2"/>
       </w:pPr>
-      <w:bookmarkStart w:id="14" w:name="_Toc221572462"/>
+      <w:bookmarkStart w:id="14" w:name="_Toc221574330"/>
       <w:r>
         <w:lastRenderedPageBreak/>
         <w:t>Databáza a ukladanie údajov</w:t>
@@ -10272,7 +10327,7 @@
       <w:pPr>
         <w:pStyle w:val="Nadpis2"/>
       </w:pPr>
-      <w:bookmarkStart w:id="15" w:name="_Toc221572463"/>
+      <w:bookmarkStart w:id="15" w:name="_Toc221574331"/>
       <w:r>
         <w:rPr>
           <w:rStyle w:val="Nadpis2Char"/>
@@ -10390,7 +10445,7 @@
       <w:pPr>
         <w:pStyle w:val="Nadpis1"/>
       </w:pPr>
-      <w:bookmarkStart w:id="16" w:name="_Toc221572464"/>
+      <w:bookmarkStart w:id="16" w:name="_Toc221574332"/>
       <w:r>
         <w:lastRenderedPageBreak/>
         <w:t>Návrh systému</w:t>
@@ -10439,7 +10494,7 @@
       <w:pPr>
         <w:pStyle w:val="Nadpis2"/>
       </w:pPr>
-      <w:bookmarkStart w:id="17" w:name="_Toc221572465"/>
+      <w:bookmarkStart w:id="17" w:name="_Toc221574333"/>
       <w:r>
         <w:t>Celkový návrh systému</w:t>
       </w:r>
@@ -10524,7 +10579,7 @@
       <w:pPr>
         <w:pStyle w:val="Nadpis2"/>
       </w:pPr>
-      <w:bookmarkStart w:id="18" w:name="_Toc221572466"/>
+      <w:bookmarkStart w:id="18" w:name="_Toc221574334"/>
       <w:r>
         <w:t>Architektúra aplikácie</w:t>
       </w:r>
@@ -10547,7 +10602,7 @@
       <w:pPr>
         <w:pStyle w:val="Nadpis3"/>
       </w:pPr>
-      <w:bookmarkStart w:id="19" w:name="_Toc221572467"/>
+      <w:bookmarkStart w:id="19" w:name="_Toc221574335"/>
       <w:proofErr w:type="spellStart"/>
       <w:r>
         <w:t>Backendová</w:t>
@@ -10754,7 +10809,7 @@
       <w:pPr>
         <w:pStyle w:val="Nadpis3"/>
       </w:pPr>
-      <w:bookmarkStart w:id="20" w:name="_Toc221572468"/>
+      <w:bookmarkStart w:id="20" w:name="_Toc221574336"/>
       <w:proofErr w:type="spellStart"/>
       <w:r>
         <w:t>Frontendová</w:t>
@@ -10941,7 +10996,7 @@
       <w:pPr>
         <w:pStyle w:val="Nadpis3"/>
       </w:pPr>
-      <w:bookmarkStart w:id="21" w:name="_Toc221572469"/>
+      <w:bookmarkStart w:id="21" w:name="_Toc221574337"/>
       <w:r>
         <w:lastRenderedPageBreak/>
         <w:t>D</w:t>
@@ -11039,7 +11094,7 @@
       <w:pPr>
         <w:pStyle w:val="Nadpis2"/>
       </w:pPr>
-      <w:bookmarkStart w:id="22" w:name="_Toc221572470"/>
+      <w:bookmarkStart w:id="22" w:name="_Toc221574338"/>
       <w:r>
         <w:t>Návrh používateľských rolí a oprávnení</w:t>
       </w:r>
@@ -11121,7 +11176,7 @@
       <w:r>
         <w:br w:type="page"/>
       </w:r>
-      <w:bookmarkStart w:id="23" w:name="_Toc221572471"/>
+      <w:bookmarkStart w:id="23" w:name="_Toc221574339"/>
       <w:r>
         <w:lastRenderedPageBreak/>
         <w:t>Implementácia systému</w:t>
@@ -11172,7 +11227,7 @@
       <w:pPr>
         <w:pStyle w:val="Nadpis2"/>
       </w:pPr>
-      <w:bookmarkStart w:id="24" w:name="_Toc221572472"/>
+      <w:bookmarkStart w:id="24" w:name="_Toc221574340"/>
       <w:r>
         <w:t xml:space="preserve">Implementácia </w:t>
       </w:r>
@@ -11194,7 +11249,7 @@
       <w:pPr>
         <w:pStyle w:val="Nadpis3"/>
       </w:pPr>
-      <w:bookmarkStart w:id="25" w:name="_Toc221572473"/>
+      <w:bookmarkStart w:id="25" w:name="_Toc221574341"/>
       <w:r>
         <w:t xml:space="preserve">Štruktúra </w:t>
       </w:r>
@@ -11518,7 +11573,7 @@
       <w:pPr>
         <w:pStyle w:val="Nadpis3"/>
       </w:pPr>
-      <w:bookmarkStart w:id="26" w:name="_Toc221572474"/>
+      <w:bookmarkStart w:id="26" w:name="_Toc221574342"/>
       <w:r>
         <w:t xml:space="preserve">Implementácia </w:t>
       </w:r>
@@ -11655,7 +11710,7 @@
       <w:pPr>
         <w:pStyle w:val="Nadpis3"/>
       </w:pPr>
-      <w:bookmarkStart w:id="27" w:name="_Toc221572475"/>
+      <w:bookmarkStart w:id="27" w:name="_Toc221574343"/>
       <w:r>
         <w:t>Implementácia servi</w:t>
       </w:r>
@@ -11758,7 +11813,7 @@
       <w:pPr>
         <w:pStyle w:val="Nadpis3"/>
       </w:pPr>
-      <w:bookmarkStart w:id="28" w:name="_Toc221572476"/>
+      <w:bookmarkStart w:id="28" w:name="_Toc221574344"/>
       <w:r>
         <w:t>Autentifikácia a autorizácia používateľov</w:t>
       </w:r>
@@ -11992,7 +12047,7 @@
       <w:pPr>
         <w:pStyle w:val="Nadpis2"/>
       </w:pPr>
-      <w:bookmarkStart w:id="29" w:name="_Toc221572477"/>
+      <w:bookmarkStart w:id="29" w:name="_Toc221574345"/>
       <w:r>
         <w:t xml:space="preserve">Implementácia </w:t>
       </w:r>
@@ -12014,7 +12069,7 @@
       <w:pPr>
         <w:pStyle w:val="Nadpis3"/>
       </w:pPr>
-      <w:bookmarkStart w:id="30" w:name="_Toc221572478"/>
+      <w:bookmarkStart w:id="30" w:name="_Toc221574346"/>
       <w:r>
         <w:t xml:space="preserve">Štruktúra </w:t>
       </w:r>
@@ -12309,7 +12364,7 @@
       <w:pPr>
         <w:pStyle w:val="Nadpis3"/>
       </w:pPr>
-      <w:bookmarkStart w:id="31" w:name="_Toc221572479"/>
+      <w:bookmarkStart w:id="31" w:name="_Toc221574347"/>
       <w:proofErr w:type="spellStart"/>
       <w:r>
         <w:t>Routing</w:t>
@@ -12359,7 +12414,7 @@
       <w:pPr>
         <w:pStyle w:val="Nadpis3"/>
       </w:pPr>
-      <w:bookmarkStart w:id="32" w:name="_Toc221572480"/>
+      <w:bookmarkStart w:id="32" w:name="_Toc221574348"/>
       <w:r>
         <w:t>UI a UX</w:t>
       </w:r>
@@ -12524,7 +12579,7 @@
       <w:pPr>
         <w:pStyle w:val="Nadpis3"/>
       </w:pPr>
-      <w:bookmarkStart w:id="33" w:name="_Toc221572481"/>
+      <w:bookmarkStart w:id="33" w:name="_Toc221574349"/>
       <w:r>
         <w:lastRenderedPageBreak/>
         <w:t>Formuláre a</w:t>
@@ -12602,7 +12657,7 @@
       <w:pPr>
         <w:pStyle w:val="Nadpis3"/>
       </w:pPr>
-      <w:bookmarkStart w:id="34" w:name="_Toc221572482"/>
+      <w:bookmarkStart w:id="34" w:name="_Toc221574350"/>
       <w:r>
         <w:t>Správa dát</w:t>
       </w:r>
@@ -12794,7 +12849,7 @@
       <w:pPr>
         <w:pStyle w:val="Nadpis3"/>
       </w:pPr>
-      <w:bookmarkStart w:id="35" w:name="_Toc221572483"/>
+      <w:bookmarkStart w:id="35" w:name="_Toc221574351"/>
       <w:r>
         <w:t>Autentifikácia a autorizácia</w:t>
       </w:r>
@@ -12890,7 +12945,7 @@
       <w:pPr>
         <w:pStyle w:val="Nadpis3"/>
       </w:pPr>
-      <w:bookmarkStart w:id="36" w:name="_Toc221572484"/>
+      <w:bookmarkStart w:id="36" w:name="_Toc221574352"/>
       <w:r>
         <w:t>Typová bezpečnosť</w:t>
       </w:r>
@@ -12945,7 +13000,7 @@
       <w:pPr>
         <w:pStyle w:val="Nadpis1"/>
       </w:pPr>
-      <w:bookmarkStart w:id="37" w:name="_Toc221572485"/>
+      <w:bookmarkStart w:id="37" w:name="_Toc221574353"/>
       <w:proofErr w:type="spellStart"/>
       <w:r>
         <w:lastRenderedPageBreak/>
@@ -13044,7 +13099,7 @@
           <w:szCs w:val="32"/>
         </w:rPr>
       </w:pPr>
-      <w:bookmarkStart w:id="38" w:name="_Toc221572486"/>
+      <w:bookmarkStart w:id="38" w:name="_Toc221574354"/>
       <w:r>
         <w:rPr>
           <w:smallCaps w:val="0"/>
@@ -13269,15 +13324,6 @@
         <w:lastRenderedPageBreak/>
         <w:t>Použitá literatúra</w:t>
       </w:r>
-    </w:p>
-    <w:p>
-      <w:pPr>
-        <w:rPr>
-          <w:smallCaps/>
-          <w:sz w:val="32"/>
-          <w:szCs w:val="32"/>
-        </w:rPr>
-      </w:pPr>
     </w:p>
     <w:bookmarkStart w:id="39" w:name="_Toc382839398"/>
     <w:p>
@@ -13586,7 +13632,7 @@
         </w:rPr>
       </w:pPr>
       <w:bookmarkStart w:id="40" w:name="_Toc740436385"/>
-      <w:bookmarkStart w:id="41" w:name="_Toc221572487"/>
+      <w:bookmarkStart w:id="41" w:name="_Toc221574355"/>
       <w:bookmarkEnd w:id="39"/>
       <w:r>
         <w:rPr>
@@ -13711,9 +13757,167 @@
           <w:szCs w:val="24"/>
         </w:rPr>
       </w:pPr>
+      <w:r>
+        <w:rPr>
+          <w:rFonts w:ascii="Times New Roman" w:hAnsi="Times New Roman" w:cs="Times New Roman"/>
+          <w:sz w:val="24"/>
+          <w:szCs w:val="24"/>
+        </w:rPr>
+        <w:br w:type="page"/>
+      </w:r>
+    </w:p>
+    <w:p>
+      <w:pPr>
+        <w:rPr>
+          <w:rFonts w:ascii="Times New Roman" w:eastAsiaTheme="minorEastAsia" w:hAnsi="Times New Roman" w:cs="Times New Roman"/>
+          <w:b/>
+          <w:bCs/>
+          <w:kern w:val="32"/>
+          <w:sz w:val="32"/>
+          <w:szCs w:val="32"/>
+          <w:lang w:eastAsia="sk-SK"/>
+        </w:rPr>
+      </w:pPr>
+      <w:bookmarkStart w:id="42" w:name="_Toc221574356"/>
+      <w:r>
+        <w:rPr>
+          <w:rStyle w:val="Nadpis1Char"/>
+          <w:rFonts w:eastAsiaTheme="minorEastAsia"/>
+          <w:smallCaps w:val="0"/>
+          <w:szCs w:val="32"/>
+        </w:rPr>
+        <w:lastRenderedPageBreak/>
+        <w:t>Príloha</w:t>
+      </w:r>
+      <w:r>
+        <w:rPr>
+          <w:rStyle w:val="Nadpis1Char"/>
+          <w:rFonts w:eastAsiaTheme="minorEastAsia"/>
+          <w:smallCaps w:val="0"/>
+          <w:szCs w:val="32"/>
+        </w:rPr>
+        <w:t xml:space="preserve"> </w:t>
+      </w:r>
+      <w:r>
+        <w:rPr>
+          <w:rStyle w:val="Nadpis1Char"/>
+          <w:rFonts w:eastAsiaTheme="minorEastAsia"/>
+          <w:smallCaps w:val="0"/>
+          <w:szCs w:val="32"/>
+        </w:rPr>
+        <w:t>B</w:t>
+      </w:r>
+      <w:bookmarkEnd w:id="42"/>
+    </w:p>
+    <w:p>
+      <w:pPr>
+        <w:jc w:val="center"/>
+        <w:rPr>
+          <w:rFonts w:ascii="Times New Roman" w:hAnsi="Times New Roman" w:cs="Times New Roman"/>
+          <w:sz w:val="24"/>
+          <w:szCs w:val="24"/>
+        </w:rPr>
+      </w:pPr>
+      <w:r>
+        <w:rPr>
+          <w:noProof/>
+        </w:rPr>
+        <w:drawing>
+          <wp:inline distT="0" distB="0" distL="0" distR="0" wp14:anchorId="1DAA8C5C" wp14:editId="29D7F55D">
+            <wp:extent cx="5399405" cy="2672920"/>
+            <wp:effectExtent l="0" t="0" r="0" b="0"/>
+            <wp:docPr id="781779705" name="Obrázok 1" descr="Obrázok, na ktorom je snímka obrazovky, text, softvér, multimediálny softvér&#10;&#10;Obsah vygenerovaný pomocou AI môže byť nesprávny."/>
+            <wp:cNvGraphicFramePr>
+              <a:graphicFrameLocks xmlns:a="http://schemas.openxmlformats.org/drawingml/2006/main" noChangeAspect="1"/>
+            </wp:cNvGraphicFramePr>
+            <a:graphic xmlns:a="http://schemas.openxmlformats.org/drawingml/2006/main">
+              <a:graphicData uri="http://schemas.openxmlformats.org/drawingml/2006/picture">
+                <pic:pic xmlns:pic="http://schemas.openxmlformats.org/drawingml/2006/picture">
+                  <pic:nvPicPr>
+                    <pic:cNvPr id="781779705" name="Obrázok 1" descr="Obrázok, na ktorom je snímka obrazovky, text, softvér, multimediálny softvér&#10;&#10;Obsah vygenerovaný pomocou AI môže byť nesprávny."/>
+                    <pic:cNvPicPr/>
+                  </pic:nvPicPr>
+                  <pic:blipFill>
+                    <a:blip r:embed="rId28"/>
+                    <a:stretch>
+                      <a:fillRect/>
+                    </a:stretch>
+                  </pic:blipFill>
+                  <pic:spPr>
+                    <a:xfrm>
+                      <a:off x="0" y="0"/>
+                      <a:ext cx="5399405" cy="2672920"/>
+                    </a:xfrm>
+                    <a:prstGeom prst="rect">
+                      <a:avLst/>
+                    </a:prstGeom>
+                  </pic:spPr>
+                </pic:pic>
+              </a:graphicData>
+            </a:graphic>
+          </wp:inline>
+        </w:drawing>
+      </w:r>
+    </w:p>
+    <w:p>
+      <w:pPr>
+        <w:jc w:val="center"/>
+        <w:rPr>
+          <w:rFonts w:ascii="Times New Roman" w:hAnsi="Times New Roman" w:cs="Times New Roman"/>
+          <w:iCs/>
+          <w:sz w:val="24"/>
+          <w:szCs w:val="24"/>
+        </w:rPr>
+      </w:pPr>
+      <w:r>
+        <w:rPr>
+          <w:rFonts w:ascii="Times New Roman" w:hAnsi="Times New Roman" w:cs="Times New Roman"/>
+          <w:iCs/>
+          <w:sz w:val="24"/>
+          <w:szCs w:val="24"/>
+        </w:rPr>
+        <w:t>Obr.</w:t>
+      </w:r>
+      <w:r>
+        <w:rPr>
+          <w:rFonts w:ascii="Times New Roman" w:hAnsi="Times New Roman" w:cs="Times New Roman"/>
+          <w:iCs/>
+          <w:sz w:val="24"/>
+          <w:szCs w:val="24"/>
+        </w:rPr>
+        <w:t xml:space="preserve"> Príloha B</w:t>
+      </w:r>
+      <w:r>
+        <w:rPr>
+          <w:rFonts w:ascii="Times New Roman" w:hAnsi="Times New Roman" w:cs="Times New Roman"/>
+          <w:iCs/>
+          <w:sz w:val="24"/>
+          <w:szCs w:val="24"/>
+        </w:rPr>
+        <w:t xml:space="preserve">: </w:t>
+      </w:r>
+      <w:r>
+        <w:rPr>
+          <w:rFonts w:ascii="Times New Roman" w:hAnsi="Times New Roman" w:cs="Times New Roman"/>
+          <w:iCs/>
+          <w:sz w:val="24"/>
+          <w:szCs w:val="24"/>
+        </w:rPr>
+        <w:t>Hlavné menu stránky</w:t>
+      </w:r>
+    </w:p>
+    <w:p>
+      <w:pPr>
+        <w:jc w:val="both"/>
+        <w:rPr>
+          <w:rFonts w:ascii="Times New Roman" w:hAnsi="Times New Roman" w:cs="Times New Roman"/>
+          <w:sz w:val="24"/>
+          <w:szCs w:val="24"/>
+        </w:rPr>
+      </w:pPr>
     </w:p>
     <w:sectPr>
-      <w:footerReference w:type="first" r:id="rId28"/>
+      <w:footerReference w:type="first" r:id="rId29"/>
       <w:pgSz w:w="11906" w:h="16838"/>
       <w:pgMar w:top="1418" w:right="1418" w:bottom="1418" w:left="1985" w:header="708" w:footer="708" w:gutter="0"/>
       <w:pgNumType w:fmt="upperLetter" w:start="1"/>
@@ -13801,13 +14005,7 @@
           <w:rPr>
             <w:noProof/>
           </w:rPr>
-          <w:t>1</w:t>
-        </w:r>
-        <w:r>
-          <w:rPr>
-            <w:noProof/>
-          </w:rPr>
-          <w:t>2</w:t>
+          <w:t>12</w:t>
         </w:r>
         <w:r>
           <w:fldChar w:fldCharType="end"/>
@@ -15335,7 +15533,7 @@
   <w:style w:type="paragraph" w:default="1" w:styleId="Normlny">
     <w:name w:val="Normal"/>
     <w:qFormat/>
-    <w:rsid w:val="00EC4F84"/>
+    <w:rsid w:val="001312F0"/>
   </w:style>
   <w:style w:type="paragraph" w:styleId="Nadpis1">
     <w:name w:val="heading 1"/>
@@ -16674,6 +16872,7 @@
     <w:rsidRoot w:val="00CB7C87"/>
     <w:rsid w:val="000535E3"/>
     <w:rsid w:val="00062512"/>
+    <w:rsid w:val="000A4CE7"/>
     <w:rsid w:val="000A624C"/>
     <w:rsid w:val="000C6879"/>
     <w:rsid w:val="00102146"/>
@@ -16717,6 +16916,7 @@
     <w:rsid w:val="00BE4B47"/>
     <w:rsid w:val="00BE5613"/>
     <w:rsid w:val="00C13BF0"/>
+    <w:rsid w:val="00C45FAC"/>
     <w:rsid w:val="00C52E6C"/>
     <w:rsid w:val="00C53C67"/>
     <w:rsid w:val="00C9611B"/>
